--- a/btb_cvs_support/document/templates/quotation_format_eg.docx
+++ b/btb_cvs_support/document/templates/quotation_format_eg.docx
@@ -120,50 +120,7 @@
                 <w:szCs w:val="18"/>
                 <w14:ligatures w14:val="none"/>
               </w:rPr>
-              <w:t>[[.</w:t>
-            </w:r>
-            <w:proofErr w:type="spellStart"/>
-            <w:proofErr w:type="gramStart"/>
-            <w:r>
-              <w:rPr>
-                <w:rFonts w:ascii="Helvetica Neue" w:eastAsia="Times New Roman" w:hAnsi="Helvetica Neue" w:cs="Arial"/>
-                <w:b/>
-                <w:bCs/>
-                <w:color w:val="000000"/>
-                <w:kern w:val="0"/>
-                <w:sz w:val="18"/>
-                <w:szCs w:val="18"/>
-                <w14:ligatures w14:val="none"/>
-              </w:rPr>
-              <w:t>qt.customer</w:t>
-            </w:r>
-            <w:proofErr w:type="gramEnd"/>
-            <w:r>
-              <w:rPr>
-                <w:rFonts w:ascii="Helvetica Neue" w:eastAsia="Times New Roman" w:hAnsi="Helvetica Neue" w:cs="Arial"/>
-                <w:b/>
-                <w:bCs/>
-                <w:color w:val="000000"/>
-                <w:kern w:val="0"/>
-                <w:sz w:val="18"/>
-                <w:szCs w:val="18"/>
-                <w14:ligatures w14:val="none"/>
-              </w:rPr>
-              <w:t>_name</w:t>
-            </w:r>
-            <w:proofErr w:type="spellEnd"/>
-            <w:r>
-              <w:rPr>
-                <w:rFonts w:ascii="Helvetica Neue" w:eastAsia="Times New Roman" w:hAnsi="Helvetica Neue" w:cs="Arial"/>
-                <w:b/>
-                <w:bCs/>
-                <w:color w:val="000000"/>
-                <w:kern w:val="0"/>
-                <w:sz w:val="18"/>
-                <w:szCs w:val="18"/>
-                <w14:ligatures w14:val="none"/>
-              </w:rPr>
-              <w:t>]]</w:t>
+              <w:t>[[.qt.customer_name]]</w:t>
             </w:r>
           </w:p>
         </w:tc>
@@ -259,7 +216,7 @@
                 <w:lang w:val="en-US"/>
                 <w14:ligatures w14:val="none"/>
               </w:rPr>
-              <w:t>21-Jul-25</w:t>
+              <w:t>30-Jul-25</w:t>
             </w:r>
             <w:r>
               <w:rPr>
@@ -329,44 +286,7 @@
                 <w:szCs w:val="18"/>
                 <w14:ligatures w14:val="none"/>
               </w:rPr>
-              <w:t>[[.</w:t>
-            </w:r>
-            <w:proofErr w:type="spellStart"/>
-            <w:proofErr w:type="gramStart"/>
-            <w:r>
-              <w:rPr>
-                <w:rFonts w:ascii="Helvetica Neue" w:eastAsia="Times New Roman" w:hAnsi="Helvetica Neue" w:cs="Arial"/>
-                <w:color w:val="000000"/>
-                <w:kern w:val="0"/>
-                <w:sz w:val="18"/>
-                <w:szCs w:val="18"/>
-                <w14:ligatures w14:val="none"/>
-              </w:rPr>
-              <w:t>qt.address</w:t>
-            </w:r>
-            <w:proofErr w:type="gramEnd"/>
-            <w:r>
-              <w:rPr>
-                <w:rFonts w:ascii="Helvetica Neue" w:eastAsia="Times New Roman" w:hAnsi="Helvetica Neue" w:cs="Arial"/>
-                <w:color w:val="000000"/>
-                <w:kern w:val="0"/>
-                <w:sz w:val="18"/>
-                <w:szCs w:val="18"/>
-                <w14:ligatures w14:val="none"/>
-              </w:rPr>
-              <w:t>_display</w:t>
-            </w:r>
-            <w:proofErr w:type="spellEnd"/>
-            <w:r>
-              <w:rPr>
-                <w:rFonts w:ascii="Helvetica Neue" w:eastAsia="Times New Roman" w:hAnsi="Helvetica Neue" w:cs="Arial"/>
-                <w:color w:val="000000"/>
-                <w:kern w:val="0"/>
-                <w:sz w:val="18"/>
-                <w:szCs w:val="18"/>
-                <w14:ligatures w14:val="none"/>
-              </w:rPr>
-              <w:t>]]</w:t>
+              <w:t>[[.qt.address_display]]</w:t>
             </w:r>
           </w:p>
         </w:tc>
@@ -431,31 +351,7 @@
                 <w:szCs w:val="18"/>
                 <w14:ligatures w14:val="none"/>
               </w:rPr>
-              <w:t>[</w:t>
-            </w:r>
-            <w:proofErr w:type="gramStart"/>
-            <w:r>
-              <w:rPr>
-                <w:rFonts w:ascii="Helvetica Neue" w:eastAsia="Times New Roman" w:hAnsi="Helvetica Neue" w:cs="Arial"/>
-                <w:color w:val="000000"/>
-                <w:kern w:val="0"/>
-                <w:sz w:val="18"/>
-                <w:szCs w:val="18"/>
-                <w14:ligatures w14:val="none"/>
-              </w:rPr>
-              <w:t>[.qt.name</w:t>
-            </w:r>
-            <w:proofErr w:type="gramEnd"/>
-            <w:r>
-              <w:rPr>
-                <w:rFonts w:ascii="Helvetica Neue" w:eastAsia="Times New Roman" w:hAnsi="Helvetica Neue" w:cs="Arial"/>
-                <w:color w:val="000000"/>
-                <w:kern w:val="0"/>
-                <w:sz w:val="18"/>
-                <w:szCs w:val="18"/>
-                <w14:ligatures w14:val="none"/>
-              </w:rPr>
-              <w:t>]]</w:t>
+              <w:t>[[.qt.name]]</w:t>
             </w:r>
           </w:p>
         </w:tc>
@@ -523,44 +419,7 @@
                 <w:szCs w:val="18"/>
                 <w14:ligatures w14:val="none"/>
               </w:rPr>
-              <w:t>[[.</w:t>
-            </w:r>
-            <w:proofErr w:type="spellStart"/>
-            <w:proofErr w:type="gramStart"/>
-            <w:r>
-              <w:rPr>
-                <w:rFonts w:ascii="Helvetica Neue" w:eastAsia="Times New Roman" w:hAnsi="Helvetica Neue" w:cs="Arial"/>
-                <w:color w:val="000000"/>
-                <w:kern w:val="0"/>
-                <w:sz w:val="18"/>
-                <w:szCs w:val="18"/>
-                <w14:ligatures w14:val="none"/>
-              </w:rPr>
-              <w:t>qt.contact</w:t>
-            </w:r>
-            <w:proofErr w:type="gramEnd"/>
-            <w:r>
-              <w:rPr>
-                <w:rFonts w:ascii="Helvetica Neue" w:eastAsia="Times New Roman" w:hAnsi="Helvetica Neue" w:cs="Arial"/>
-                <w:color w:val="000000"/>
-                <w:kern w:val="0"/>
-                <w:sz w:val="18"/>
-                <w:szCs w:val="18"/>
-                <w14:ligatures w14:val="none"/>
-              </w:rPr>
-              <w:t>_display</w:t>
-            </w:r>
-            <w:proofErr w:type="spellEnd"/>
-            <w:r>
-              <w:rPr>
-                <w:rFonts w:ascii="Helvetica Neue" w:eastAsia="Times New Roman" w:hAnsi="Helvetica Neue" w:cs="Arial"/>
-                <w:color w:val="000000"/>
-                <w:kern w:val="0"/>
-                <w:sz w:val="18"/>
-                <w:szCs w:val="18"/>
-                <w14:ligatures w14:val="none"/>
-              </w:rPr>
-              <w:t xml:space="preserve">]], </w:t>
+              <w:t xml:space="preserve">[[.qt.contact_display]], </w:t>
             </w:r>
           </w:p>
           <w:p>
@@ -584,44 +443,7 @@
                 <w:szCs w:val="18"/>
                 <w14:ligatures w14:val="none"/>
               </w:rPr>
-              <w:t>[[.</w:t>
-            </w:r>
-            <w:proofErr w:type="spellStart"/>
-            <w:proofErr w:type="gramStart"/>
-            <w:r>
-              <w:rPr>
-                <w:rFonts w:ascii="Helvetica Neue" w:eastAsia="Times New Roman" w:hAnsi="Helvetica Neue" w:cs="Arial"/>
-                <w:color w:val="000000"/>
-                <w:kern w:val="0"/>
-                <w:sz w:val="18"/>
-                <w:szCs w:val="18"/>
-                <w14:ligatures w14:val="none"/>
-              </w:rPr>
-              <w:t>qt.contact</w:t>
-            </w:r>
-            <w:proofErr w:type="gramEnd"/>
-            <w:r>
-              <w:rPr>
-                <w:rFonts w:ascii="Helvetica Neue" w:eastAsia="Times New Roman" w:hAnsi="Helvetica Neue" w:cs="Arial"/>
-                <w:color w:val="000000"/>
-                <w:kern w:val="0"/>
-                <w:sz w:val="18"/>
-                <w:szCs w:val="18"/>
-                <w14:ligatures w14:val="none"/>
-              </w:rPr>
-              <w:t>_designation</w:t>
-            </w:r>
-            <w:proofErr w:type="spellEnd"/>
-            <w:r>
-              <w:rPr>
-                <w:rFonts w:ascii="Helvetica Neue" w:eastAsia="Times New Roman" w:hAnsi="Helvetica Neue" w:cs="Arial"/>
-                <w:color w:val="000000"/>
-                <w:kern w:val="0"/>
-                <w:sz w:val="18"/>
-                <w:szCs w:val="18"/>
-                <w14:ligatures w14:val="none"/>
-              </w:rPr>
-              <w:t>]]</w:t>
+              <w:t>[[.qt.contact_designation]]</w:t>
             </w:r>
           </w:p>
           <w:p>
@@ -645,44 +467,7 @@
                 <w:szCs w:val="18"/>
                 <w14:ligatures w14:val="none"/>
               </w:rPr>
-              <w:t>[[.</w:t>
-            </w:r>
-            <w:proofErr w:type="spellStart"/>
-            <w:proofErr w:type="gramStart"/>
-            <w:r>
-              <w:rPr>
-                <w:rFonts w:ascii="Helvetica Neue" w:eastAsia="Times New Roman" w:hAnsi="Helvetica Neue" w:cs="Arial"/>
-                <w:color w:val="000000"/>
-                <w:kern w:val="0"/>
-                <w:sz w:val="18"/>
-                <w:szCs w:val="18"/>
-                <w14:ligatures w14:val="none"/>
-              </w:rPr>
-              <w:t>qt.contact</w:t>
-            </w:r>
-            <w:proofErr w:type="gramEnd"/>
-            <w:r>
-              <w:rPr>
-                <w:rFonts w:ascii="Helvetica Neue" w:eastAsia="Times New Roman" w:hAnsi="Helvetica Neue" w:cs="Arial"/>
-                <w:color w:val="000000"/>
-                <w:kern w:val="0"/>
-                <w:sz w:val="18"/>
-                <w:szCs w:val="18"/>
-                <w14:ligatures w14:val="none"/>
-              </w:rPr>
-              <w:t>_mobile</w:t>
-            </w:r>
-            <w:proofErr w:type="spellEnd"/>
-            <w:r>
-              <w:rPr>
-                <w:rFonts w:ascii="Helvetica Neue" w:eastAsia="Times New Roman" w:hAnsi="Helvetica Neue" w:cs="Arial"/>
-                <w:color w:val="000000"/>
-                <w:kern w:val="0"/>
-                <w:sz w:val="18"/>
-                <w:szCs w:val="18"/>
-                <w14:ligatures w14:val="none"/>
-              </w:rPr>
-              <w:t>]]</w:t>
+              <w:t>[[.qt.contact_mobile]]</w:t>
             </w:r>
           </w:p>
           <w:p>
@@ -709,92 +494,7 @@
                 <w:szCs w:val="18"/>
                 <w14:ligatures w14:val="none"/>
               </w:rPr>
-              <w:t>[[</w:t>
-            </w:r>
-            <w:proofErr w:type="gramStart"/>
-            <w:r>
-              <w:rPr>
-                <w:rFonts w:ascii="Helvetica Neue" w:eastAsia="Times New Roman" w:hAnsi="Helvetica Neue" w:cs="Arial"/>
-                <w:color w:val="000000"/>
-                <w:kern w:val="0"/>
-                <w:sz w:val="18"/>
-                <w:szCs w:val="18"/>
-                <w14:ligatures w14:val="none"/>
-              </w:rPr>
-              <w:t>if .</w:t>
-            </w:r>
-            <w:proofErr w:type="spellStart"/>
-            <w:r>
-              <w:rPr>
-                <w:rFonts w:ascii="Helvetica Neue" w:eastAsia="Times New Roman" w:hAnsi="Helvetica Neue" w:cs="Arial"/>
-                <w:color w:val="000000"/>
-                <w:kern w:val="0"/>
-                <w:sz w:val="18"/>
-                <w:szCs w:val="18"/>
-                <w14:ligatures w14:val="none"/>
-              </w:rPr>
-              <w:t>qt</w:t>
-            </w:r>
-            <w:proofErr w:type="gramEnd"/>
-            <w:r>
-              <w:rPr>
-                <w:rFonts w:ascii="Helvetica Neue" w:eastAsia="Times New Roman" w:hAnsi="Helvetica Neue" w:cs="Arial"/>
-                <w:color w:val="000000"/>
-                <w:kern w:val="0"/>
-                <w:sz w:val="18"/>
-                <w:szCs w:val="18"/>
-                <w14:ligatures w14:val="none"/>
-              </w:rPr>
-              <w:t>.contact_email</w:t>
-            </w:r>
-            <w:proofErr w:type="spellEnd"/>
-            <w:r>
-              <w:rPr>
-                <w:rFonts w:ascii="Helvetica Neue" w:eastAsia="Times New Roman" w:hAnsi="Helvetica Neue" w:cs="Arial"/>
-                <w:color w:val="000000"/>
-                <w:kern w:val="0"/>
-                <w:sz w:val="18"/>
-                <w:szCs w:val="18"/>
-                <w14:ligatures w14:val="none"/>
-              </w:rPr>
-              <w:t>]] [[.</w:t>
-            </w:r>
-            <w:proofErr w:type="spellStart"/>
-            <w:proofErr w:type="gramStart"/>
-            <w:r>
-              <w:rPr>
-                <w:rFonts w:ascii="Helvetica Neue" w:eastAsia="Times New Roman" w:hAnsi="Helvetica Neue" w:cs="Arial"/>
-                <w:color w:val="000000"/>
-                <w:kern w:val="0"/>
-                <w:sz w:val="18"/>
-                <w:szCs w:val="18"/>
-                <w14:ligatures w14:val="none"/>
-              </w:rPr>
-              <w:t>qt.contact</w:t>
-            </w:r>
-            <w:proofErr w:type="gramEnd"/>
-            <w:r>
-              <w:rPr>
-                <w:rFonts w:ascii="Helvetica Neue" w:eastAsia="Times New Roman" w:hAnsi="Helvetica Neue" w:cs="Arial"/>
-                <w:color w:val="000000"/>
-                <w:kern w:val="0"/>
-                <w:sz w:val="18"/>
-                <w:szCs w:val="18"/>
-                <w14:ligatures w14:val="none"/>
-              </w:rPr>
-              <w:t>_email</w:t>
-            </w:r>
-            <w:proofErr w:type="spellEnd"/>
-            <w:r>
-              <w:rPr>
-                <w:rFonts w:ascii="Helvetica Neue" w:eastAsia="Times New Roman" w:hAnsi="Helvetica Neue" w:cs="Arial"/>
-                <w:color w:val="000000"/>
-                <w:kern w:val="0"/>
-                <w:sz w:val="18"/>
-                <w:szCs w:val="18"/>
-                <w14:ligatures w14:val="none"/>
-              </w:rPr>
-              <w:t>]] [[end]]</w:t>
+              <w:t>[[if .qt.contact_email]] [[.qt.contact_email]] [[end]]</w:t>
             </w:r>
           </w:p>
         </w:tc>
@@ -865,33 +565,7 @@
                 <w:szCs w:val="18"/>
                 <w14:ligatures w14:val="none"/>
               </w:rPr>
-              <w:t>[[.</w:t>
-            </w:r>
-            <w:proofErr w:type="spellStart"/>
-            <w:proofErr w:type="gramStart"/>
-            <w:r>
-              <w:rPr>
-                <w:rFonts w:ascii="Helvetica Neue" w:eastAsia="Times New Roman" w:hAnsi="Helvetica Neue" w:cs="Arial"/>
-                <w:color w:val="000000"/>
-                <w:kern w:val="0"/>
-                <w:sz w:val="18"/>
-                <w:szCs w:val="18"/>
-                <w14:ligatures w14:val="none"/>
-              </w:rPr>
-              <w:t>qt.subject</w:t>
-            </w:r>
-            <w:proofErr w:type="spellEnd"/>
-            <w:proofErr w:type="gramEnd"/>
-            <w:r>
-              <w:rPr>
-                <w:rFonts w:ascii="Helvetica Neue" w:eastAsia="Times New Roman" w:hAnsi="Helvetica Neue" w:cs="Arial"/>
-                <w:color w:val="000000"/>
-                <w:kern w:val="0"/>
-                <w:sz w:val="18"/>
-                <w:szCs w:val="18"/>
-                <w14:ligatures w14:val="none"/>
-              </w:rPr>
-              <w:t>]]</w:t>
+              <w:t>[[.qt.subject]]</w:t>
             </w:r>
           </w:p>
         </w:tc>
@@ -962,33 +636,7 @@
                 <w:szCs w:val="18"/>
                 <w14:ligatures w14:val="none"/>
               </w:rPr>
-              <w:t>[[.</w:t>
-            </w:r>
-            <w:proofErr w:type="spellStart"/>
-            <w:proofErr w:type="gramStart"/>
-            <w:r>
-              <w:rPr>
-                <w:rFonts w:ascii="Helvetica Neue" w:eastAsia="Times New Roman" w:hAnsi="Helvetica Neue" w:cs="Arial"/>
-                <w:color w:val="000000"/>
-                <w:kern w:val="0"/>
-                <w:sz w:val="18"/>
-                <w:szCs w:val="18"/>
-                <w14:ligatures w14:val="none"/>
-              </w:rPr>
-              <w:t>qt.project</w:t>
-            </w:r>
-            <w:proofErr w:type="spellEnd"/>
-            <w:proofErr w:type="gramEnd"/>
-            <w:r>
-              <w:rPr>
-                <w:rFonts w:ascii="Helvetica Neue" w:eastAsia="Times New Roman" w:hAnsi="Helvetica Neue" w:cs="Arial"/>
-                <w:color w:val="000000"/>
-                <w:kern w:val="0"/>
-                <w:sz w:val="18"/>
-                <w:szCs w:val="18"/>
-                <w14:ligatures w14:val="none"/>
-              </w:rPr>
-              <w:t>]]</w:t>
+              <w:t>[[.qt.project]]</w:t>
             </w:r>
           </w:p>
         </w:tc>
@@ -1022,47 +670,7 @@
           <w:szCs w:val="18"/>
           <w:lang w:val="en-US"/>
         </w:rPr>
-        <w:t>[[</w:t>
-      </w:r>
-      <w:proofErr w:type="gramStart"/>
-      <w:r>
-        <w:rPr>
-          <w:rFonts w:ascii="Helvetica Neue" w:hAnsi="Helvetica Neue" w:cs="Arial"/>
-          <w:sz w:val="18"/>
-          <w:szCs w:val="18"/>
-          <w:lang w:val="en-US"/>
-        </w:rPr>
-        <w:t>rtf .</w:t>
-      </w:r>
-      <w:proofErr w:type="spellStart"/>
-      <w:r>
-        <w:rPr>
-          <w:rFonts w:ascii="Helvetica Neue" w:hAnsi="Helvetica Neue" w:cs="Arial"/>
-          <w:sz w:val="18"/>
-          <w:szCs w:val="18"/>
-          <w:lang w:val="en-US"/>
-        </w:rPr>
-        <w:t>qt</w:t>
-      </w:r>
-      <w:proofErr w:type="gramEnd"/>
-      <w:r>
-        <w:rPr>
-          <w:rFonts w:ascii="Helvetica Neue" w:hAnsi="Helvetica Neue" w:cs="Arial"/>
-          <w:sz w:val="18"/>
-          <w:szCs w:val="18"/>
-          <w:lang w:val="en-US"/>
-        </w:rPr>
-        <w:t>.terms</w:t>
-      </w:r>
-      <w:proofErr w:type="spellEnd"/>
-      <w:r>
-        <w:rPr>
-          <w:rFonts w:ascii="Helvetica Neue" w:hAnsi="Helvetica Neue" w:cs="Arial"/>
-          <w:sz w:val="18"/>
-          <w:szCs w:val="18"/>
-          <w:lang w:val="en-US"/>
-        </w:rPr>
-        <w:t>]]</w:t>
+        <w:t>[[rtf .qt.terms]]</w:t>
       </w:r>
       <w:r>
         <w:rPr>
@@ -1080,48 +688,7 @@
           <w:szCs w:val="18"/>
           <w:lang w:val="en-US"/>
         </w:rPr>
-        <w:t>[[</w:t>
-      </w:r>
-      <w:proofErr w:type="spellStart"/>
-      <w:proofErr w:type="gramStart"/>
-      <w:r>
-        <w:rPr>
-          <w:rFonts w:ascii="Helvetica Neue" w:hAnsi="Helvetica Neue" w:cs="Arial"/>
-          <w:sz w:val="18"/>
-          <w:szCs w:val="18"/>
-          <w:lang w:val="en-US"/>
-        </w:rPr>
-        <w:t>wmtext</w:t>
-      </w:r>
-      <w:proofErr w:type="spellEnd"/>
-      <w:r>
-        <w:rPr>
-          <w:rFonts w:ascii="Helvetica Neue" w:hAnsi="Helvetica Neue" w:cs="Arial"/>
-          <w:sz w:val="18"/>
-          <w:szCs w:val="18"/>
-          <w:lang w:val="en-US"/>
-        </w:rPr>
-        <w:t xml:space="preserve"> .</w:t>
-      </w:r>
-      <w:proofErr w:type="spellStart"/>
-      <w:r>
-        <w:rPr>
-          <w:rFonts w:ascii="Helvetica Neue" w:hAnsi="Helvetica Neue" w:cs="Arial"/>
-          <w:sz w:val="18"/>
-          <w:szCs w:val="18"/>
-          <w:lang w:val="en-US"/>
-        </w:rPr>
-        <w:t>qt</w:t>
-      </w:r>
-      <w:proofErr w:type="gramEnd"/>
-      <w:r>
-        <w:rPr>
-          <w:rFonts w:ascii="Helvetica Neue" w:hAnsi="Helvetica Neue" w:cs="Arial"/>
-          <w:sz w:val="18"/>
-          <w:szCs w:val="18"/>
-          <w:lang w:val="en-US"/>
-        </w:rPr>
-        <w:t>.</w:t>
+        <w:t>[[wmtext .qt.</w:t>
       </w:r>
       <w:r>
         <w:rPr>
@@ -1132,7 +699,6 @@
         </w:rPr>
         <w:t>water_mark</w:t>
       </w:r>
-      <w:proofErr w:type="spellEnd"/>
       <w:r>
         <w:rPr>
           <w:rFonts w:ascii="Helvetica Neue" w:hAnsi="Helvetica Neue" w:cs="Arial"/>
@@ -1239,73 +805,7 @@
           <w:lang w:val="en-US"/>
           <w14:ligatures w14:val="none"/>
         </w:rPr>
-        <w:t>[[$</w:t>
-      </w:r>
-      <w:proofErr w:type="gramStart"/>
-      <w:r>
-        <w:rPr>
-          <w:rFonts w:ascii="Helvetica Neue" w:eastAsia="Times New Roman" w:hAnsi="Helvetica Neue" w:cs="Arial"/>
-          <w:color w:val="000000"/>
-          <w:kern w:val="0"/>
-          <w:sz w:val="18"/>
-          <w:szCs w:val="18"/>
-          <w:lang w:val="en-US"/>
-          <w14:ligatures w14:val="none"/>
-        </w:rPr>
-        <w:t>cur :</w:t>
-      </w:r>
-      <w:proofErr w:type="gramEnd"/>
-      <w:r>
-        <w:rPr>
-          <w:rFonts w:ascii="Helvetica Neue" w:eastAsia="Times New Roman" w:hAnsi="Helvetica Neue" w:cs="Arial"/>
-          <w:color w:val="000000"/>
-          <w:kern w:val="0"/>
-          <w:sz w:val="18"/>
-          <w:szCs w:val="18"/>
-          <w:lang w:val="en-US"/>
-          <w14:ligatures w14:val="none"/>
-        </w:rPr>
-        <w:t>= .</w:t>
-      </w:r>
-      <w:proofErr w:type="spellStart"/>
-      <w:proofErr w:type="gramStart"/>
-      <w:r>
-        <w:rPr>
-          <w:rFonts w:ascii="Helvetica Neue" w:eastAsia="Times New Roman" w:hAnsi="Helvetica Neue" w:cs="Arial"/>
-          <w:color w:val="000000"/>
-          <w:kern w:val="0"/>
-          <w:sz w:val="18"/>
-          <w:szCs w:val="18"/>
-          <w:lang w:val="en-US"/>
-          <w14:ligatures w14:val="none"/>
-        </w:rPr>
-        <w:t>ci.companyinfo</w:t>
-      </w:r>
-      <w:proofErr w:type="gramEnd"/>
-      <w:r>
-        <w:rPr>
-          <w:rFonts w:ascii="Helvetica Neue" w:eastAsia="Times New Roman" w:hAnsi="Helvetica Neue" w:cs="Arial"/>
-          <w:color w:val="000000"/>
-          <w:kern w:val="0"/>
-          <w:sz w:val="18"/>
-          <w:szCs w:val="18"/>
-          <w:lang w:val="en-US"/>
-          <w14:ligatures w14:val="none"/>
-        </w:rPr>
-        <w:t>.currency</w:t>
-      </w:r>
-      <w:proofErr w:type="spellEnd"/>
-      <w:r>
-        <w:rPr>
-          <w:rFonts w:ascii="Helvetica Neue" w:eastAsia="Times New Roman" w:hAnsi="Helvetica Neue" w:cs="Arial"/>
-          <w:color w:val="000000"/>
-          <w:kern w:val="0"/>
-          <w:sz w:val="18"/>
-          <w:szCs w:val="18"/>
-          <w:lang w:val="en-US"/>
-          <w14:ligatures w14:val="none"/>
-        </w:rPr>
-        <w:t>]]</w:t>
+        <w:t>[[$cur := .ci.companyinfo.currency]]</w:t>
       </w:r>
       <w:r>
         <w:rPr>
@@ -1317,33 +817,7 @@
           <w:lang w:val="en-US"/>
           <w14:ligatures w14:val="none"/>
         </w:rPr>
-        <w:t xml:space="preserve"> [[$</w:t>
-      </w:r>
-      <w:proofErr w:type="gramStart"/>
-      <w:r>
-        <w:rPr>
-          <w:rFonts w:ascii="Helvetica Neue" w:eastAsia="Times New Roman" w:hAnsi="Helvetica Neue" w:cs="Arial"/>
-          <w:color w:val="000000"/>
-          <w:kern w:val="0"/>
-          <w:sz w:val="18"/>
-          <w:szCs w:val="18"/>
-          <w:lang w:val="en-US"/>
-          <w14:ligatures w14:val="none"/>
-        </w:rPr>
-        <w:t>No :</w:t>
-      </w:r>
-      <w:proofErr w:type="gramEnd"/>
-      <w:r>
-        <w:rPr>
-          <w:rFonts w:ascii="Helvetica Neue" w:eastAsia="Times New Roman" w:hAnsi="Helvetica Neue" w:cs="Arial"/>
-          <w:color w:val="000000"/>
-          <w:kern w:val="0"/>
-          <w:sz w:val="18"/>
-          <w:szCs w:val="18"/>
-          <w:lang w:val="en-US"/>
-          <w14:ligatures w14:val="none"/>
-        </w:rPr>
-        <w:t>= 1]]</w:t>
+        <w:t xml:space="preserve"> [[$No := 1]]</w:t>
       </w:r>
       <w:r>
         <w:rPr>
@@ -1355,45 +829,7 @@
           <w:lang w:val="en-US"/>
           <w14:ligatures w14:val="none"/>
         </w:rPr>
-        <w:t xml:space="preserve"> [[$</w:t>
-      </w:r>
-      <w:proofErr w:type="gramStart"/>
-      <w:r>
-        <w:rPr>
-          <w:rFonts w:ascii="Helvetica Neue" w:eastAsia="Times New Roman" w:hAnsi="Helvetica Neue" w:cs="Arial"/>
-          <w:color w:val="000000"/>
-          <w:kern w:val="0"/>
-          <w:sz w:val="18"/>
-          <w:szCs w:val="18"/>
-          <w:lang w:val="en-US"/>
-          <w14:ligatures w14:val="none"/>
-        </w:rPr>
-        <w:t>comp :</w:t>
-      </w:r>
-      <w:proofErr w:type="gramEnd"/>
-      <w:r>
-        <w:rPr>
-          <w:rFonts w:ascii="Helvetica Neue" w:eastAsia="Times New Roman" w:hAnsi="Helvetica Neue" w:cs="Arial"/>
-          <w:color w:val="000000"/>
-          <w:kern w:val="0"/>
-          <w:sz w:val="18"/>
-          <w:szCs w:val="18"/>
-          <w:lang w:val="en-US"/>
-          <w14:ligatures w14:val="none"/>
-        </w:rPr>
-        <w:t>= “0.00”]</w:t>
-      </w:r>
-      <w:r>
-        <w:rPr>
-          <w:rFonts w:ascii="Helvetica Neue" w:eastAsia="Times New Roman" w:hAnsi="Helvetica Neue" w:cs="Arial"/>
-          <w:color w:val="000000"/>
-          <w:kern w:val="0"/>
-          <w:sz w:val="18"/>
-          <w:szCs w:val="18"/>
-          <w:lang w:val="en-US"/>
-          <w14:ligatures w14:val="none"/>
-        </w:rPr>
-        <w:t>]</w:t>
+        <w:t xml:space="preserve"> [[$comp := “0.00”]]</w:t>
       </w:r>
     </w:p>
     <w:p>
@@ -1637,118 +1073,7 @@
                 <w:szCs w:val="18"/>
                 <w14:ligatures w14:val="none"/>
               </w:rPr>
-              <w:t>[[</w:t>
-            </w:r>
-            <w:proofErr w:type="spellStart"/>
-            <w:proofErr w:type="gramStart"/>
-            <w:r>
-              <w:rPr>
-                <w:rFonts w:ascii="Helvetica Neue" w:eastAsia="Times New Roman" w:hAnsi="Helvetica Neue" w:cs="Arial"/>
-                <w:color w:val="000000"/>
-                <w:kern w:val="0"/>
-                <w:sz w:val="18"/>
-                <w:szCs w:val="18"/>
-                <w14:ligatures w14:val="none"/>
-              </w:rPr>
-              <w:t>tableStart</w:t>
-            </w:r>
-            <w:proofErr w:type="spellEnd"/>
-            <w:r>
-              <w:rPr>
-                <w:rFonts w:ascii="Helvetica Neue" w:eastAsia="Times New Roman" w:hAnsi="Helvetica Neue" w:cs="Arial"/>
-                <w:color w:val="000000"/>
-                <w:kern w:val="0"/>
-                <w:sz w:val="18"/>
-                <w:szCs w:val="18"/>
-                <w14:ligatures w14:val="none"/>
-              </w:rPr>
-              <w:t>(</w:t>
-            </w:r>
-            <w:proofErr w:type="gramEnd"/>
-            <w:r>
-              <w:rPr>
-                <w:rFonts w:ascii="Helvetica Neue" w:eastAsia="Times New Roman" w:hAnsi="Helvetica Neue" w:cs="Arial"/>
-                <w:color w:val="000000"/>
-                <w:kern w:val="0"/>
-                <w:sz w:val="18"/>
-                <w:szCs w:val="18"/>
-                <w14:ligatures w14:val="none"/>
-              </w:rPr>
-              <w:t>$</w:t>
-            </w:r>
-            <w:proofErr w:type="spellStart"/>
-            <w:r>
-              <w:rPr>
-                <w:rFonts w:ascii="Helvetica Neue" w:eastAsia="Times New Roman" w:hAnsi="Helvetica Neue" w:cs="Arial"/>
-                <w:color w:val="000000"/>
-                <w:kern w:val="0"/>
-                <w:sz w:val="18"/>
-                <w:szCs w:val="18"/>
-                <w14:ligatures w14:val="none"/>
-              </w:rPr>
-              <w:t>prodKey</w:t>
-            </w:r>
-            <w:proofErr w:type="spellEnd"/>
-            <w:r>
-              <w:rPr>
-                <w:rFonts w:ascii="Helvetica Neue" w:eastAsia="Times New Roman" w:hAnsi="Helvetica Neue" w:cs="Arial"/>
-                <w:color w:val="000000"/>
-                <w:kern w:val="0"/>
-                <w:sz w:val="18"/>
-                <w:szCs w:val="18"/>
-                <w14:ligatures w14:val="none"/>
-              </w:rPr>
-              <w:t>, $</w:t>
-            </w:r>
-            <w:proofErr w:type="spellStart"/>
-            <w:r>
-              <w:rPr>
-                <w:rFonts w:ascii="Helvetica Neue" w:eastAsia="Times New Roman" w:hAnsi="Helvetica Neue" w:cs="Arial"/>
-                <w:color w:val="000000"/>
-                <w:kern w:val="0"/>
-                <w:sz w:val="18"/>
-                <w:szCs w:val="18"/>
-                <w14:ligatures w14:val="none"/>
-              </w:rPr>
-              <w:t>pv</w:t>
-            </w:r>
-            <w:proofErr w:type="spellEnd"/>
-            <w:r>
-              <w:rPr>
-                <w:rFonts w:ascii="Helvetica Neue" w:eastAsia="Times New Roman" w:hAnsi="Helvetica Neue" w:cs="Arial"/>
-                <w:color w:val="000000"/>
-                <w:kern w:val="0"/>
-                <w:sz w:val="18"/>
-                <w:szCs w:val="18"/>
-                <w14:ligatures w14:val="none"/>
-              </w:rPr>
-              <w:t xml:space="preserve"> as .</w:t>
-            </w:r>
-            <w:proofErr w:type="spellStart"/>
-            <w:proofErr w:type="gramStart"/>
-            <w:r>
-              <w:rPr>
-                <w:rFonts w:ascii="Helvetica Neue" w:eastAsia="Times New Roman" w:hAnsi="Helvetica Neue" w:cs="Arial"/>
-                <w:color w:val="000000"/>
-                <w:kern w:val="0"/>
-                <w:sz w:val="18"/>
-                <w:szCs w:val="18"/>
-                <w14:ligatures w14:val="none"/>
-              </w:rPr>
-              <w:t>ci.cartItem</w:t>
-            </w:r>
-            <w:proofErr w:type="spellEnd"/>
-            <w:proofErr w:type="gramEnd"/>
-            <w:r>
-              <w:rPr>
-                <w:rFonts w:ascii="Helvetica Neue" w:eastAsia="Times New Roman" w:hAnsi="Helvetica Neue" w:cs="Arial"/>
-                <w:color w:val="000000"/>
-                <w:kern w:val="0"/>
-                <w:sz w:val="18"/>
-                <w:szCs w:val="18"/>
-                <w14:ligatures w14:val="none"/>
-              </w:rPr>
-              <w:t>)]]</w:t>
+              <w:t>[[tableStart($prodKey, $pv as .ci.cartItem)]]</w:t>
             </w:r>
           </w:p>
         </w:tc>
@@ -1845,33 +1170,7 @@
                 <w:szCs w:val="18"/>
                 <w14:ligatures w14:val="none"/>
               </w:rPr>
-              <w:t>[[$</w:t>
-            </w:r>
-            <w:proofErr w:type="spellStart"/>
-            <w:proofErr w:type="gramStart"/>
-            <w:r>
-              <w:rPr>
-                <w:rFonts w:ascii="Helvetica Neue" w:eastAsia="Times New Roman" w:hAnsi="Helvetica Neue" w:cs="Arial"/>
-                <w:color w:val="000000"/>
-                <w:kern w:val="0"/>
-                <w:sz w:val="18"/>
-                <w:szCs w:val="18"/>
-                <w14:ligatures w14:val="none"/>
-              </w:rPr>
-              <w:t>pv.productName</w:t>
-            </w:r>
-            <w:proofErr w:type="spellEnd"/>
-            <w:proofErr w:type="gramEnd"/>
-            <w:r>
-              <w:rPr>
-                <w:rFonts w:ascii="Helvetica Neue" w:eastAsia="Times New Roman" w:hAnsi="Helvetica Neue" w:cs="Arial"/>
-                <w:color w:val="000000"/>
-                <w:kern w:val="0"/>
-                <w:sz w:val="18"/>
-                <w:szCs w:val="18"/>
-                <w14:ligatures w14:val="none"/>
-              </w:rPr>
-              <w:t>]]</w:t>
+              <w:t>[[$pv.productName]]</w:t>
             </w:r>
           </w:p>
         </w:tc>
@@ -1905,33 +1204,7 @@
                 <w:szCs w:val="18"/>
                 <w14:ligatures w14:val="none"/>
               </w:rPr>
-              <w:t>[[$</w:t>
-            </w:r>
-            <w:proofErr w:type="spellStart"/>
-            <w:proofErr w:type="gramStart"/>
-            <w:r>
-              <w:rPr>
-                <w:rFonts w:ascii="Helvetica Neue" w:eastAsia="Times New Roman" w:hAnsi="Helvetica Neue" w:cs="Arial"/>
-                <w:color w:val="000000"/>
-                <w:kern w:val="0"/>
-                <w:sz w:val="18"/>
-                <w:szCs w:val="18"/>
-                <w14:ligatures w14:val="none"/>
-              </w:rPr>
-              <w:t>pv.totalqty</w:t>
-            </w:r>
-            <w:proofErr w:type="spellEnd"/>
-            <w:proofErr w:type="gramEnd"/>
-            <w:r>
-              <w:rPr>
-                <w:rFonts w:ascii="Helvetica Neue" w:eastAsia="Times New Roman" w:hAnsi="Helvetica Neue" w:cs="Arial"/>
-                <w:color w:val="000000"/>
-                <w:kern w:val="0"/>
-                <w:sz w:val="18"/>
-                <w:szCs w:val="18"/>
-                <w14:ligatures w14:val="none"/>
-              </w:rPr>
-              <w:t>]]</w:t>
+              <w:t>[[$pv.totalqty]]</w:t>
             </w:r>
           </w:p>
         </w:tc>
@@ -1965,33 +1238,7 @@
                 <w:szCs w:val="18"/>
                 <w14:ligatures w14:val="none"/>
               </w:rPr>
-              <w:t>[[$</w:t>
-            </w:r>
-            <w:proofErr w:type="spellStart"/>
-            <w:proofErr w:type="gramStart"/>
-            <w:r>
-              <w:rPr>
-                <w:rFonts w:ascii="Helvetica Neue" w:eastAsia="Times New Roman" w:hAnsi="Helvetica Neue" w:cs="Arial"/>
-                <w:color w:val="000000"/>
-                <w:kern w:val="0"/>
-                <w:sz w:val="18"/>
-                <w:szCs w:val="18"/>
-                <w14:ligatures w14:val="none"/>
-              </w:rPr>
-              <w:t>pv.productTotal</w:t>
-            </w:r>
-            <w:proofErr w:type="spellEnd"/>
-            <w:proofErr w:type="gramEnd"/>
-            <w:r>
-              <w:rPr>
-                <w:rFonts w:ascii="Helvetica Neue" w:eastAsia="Times New Roman" w:hAnsi="Helvetica Neue" w:cs="Arial"/>
-                <w:color w:val="000000"/>
-                <w:kern w:val="0"/>
-                <w:sz w:val="18"/>
-                <w:szCs w:val="18"/>
-                <w14:ligatures w14:val="none"/>
-              </w:rPr>
-              <w:t>]]</w:t>
+              <w:t>[[$pv.productTotal]]</w:t>
             </w:r>
           </w:p>
         </w:tc>
@@ -2103,31 +1350,7 @@
                 <w:szCs w:val="18"/>
                 <w14:ligatures w14:val="none"/>
               </w:rPr>
-              <w:t>[[</w:t>
-            </w:r>
-            <w:proofErr w:type="spellStart"/>
-            <w:r>
-              <w:rPr>
-                <w:rFonts w:ascii="Helvetica Neue" w:eastAsia="Times New Roman" w:hAnsi="Helvetica Neue" w:cs="Arial"/>
-                <w:color w:val="000000"/>
-                <w:kern w:val="0"/>
-                <w:sz w:val="18"/>
-                <w:szCs w:val="18"/>
-                <w14:ligatures w14:val="none"/>
-              </w:rPr>
-              <w:t>tableEnd</w:t>
-            </w:r>
-            <w:proofErr w:type="spellEnd"/>
-            <w:r>
-              <w:rPr>
-                <w:rFonts w:ascii="Helvetica Neue" w:eastAsia="Times New Roman" w:hAnsi="Helvetica Neue" w:cs="Arial"/>
-                <w:color w:val="000000"/>
-                <w:kern w:val="0"/>
-                <w:sz w:val="18"/>
-                <w:szCs w:val="18"/>
-                <w14:ligatures w14:val="none"/>
-              </w:rPr>
-              <w:t>]]</w:t>
+              <w:t>[[tableEnd]]</w:t>
             </w:r>
           </w:p>
         </w:tc>
@@ -2205,37 +1428,7 @@
                 <w:szCs w:val="18"/>
                 <w14:ligatures w14:val="none"/>
               </w:rPr>
-              <w:t>[[.</w:t>
-            </w:r>
-            <w:proofErr w:type="spellStart"/>
-            <w:proofErr w:type="gramStart"/>
-            <w:r>
-              <w:rPr>
-                <w:rFonts w:ascii="Helvetica Neue" w:eastAsia="Times New Roman" w:hAnsi="Helvetica Neue" w:cs="Arial"/>
-                <w:b/>
-                <w:bCs/>
-                <w:color w:val="000000"/>
-                <w:kern w:val="0"/>
-                <w:sz w:val="18"/>
-                <w:szCs w:val="18"/>
-                <w14:ligatures w14:val="none"/>
-              </w:rPr>
-              <w:t>qt.total</w:t>
-            </w:r>
-            <w:proofErr w:type="spellEnd"/>
-            <w:proofErr w:type="gramEnd"/>
-            <w:r>
-              <w:rPr>
-                <w:rFonts w:ascii="Helvetica Neue" w:eastAsia="Times New Roman" w:hAnsi="Helvetica Neue" w:cs="Arial"/>
-                <w:b/>
-                <w:bCs/>
-                <w:color w:val="000000"/>
-                <w:kern w:val="0"/>
-                <w:sz w:val="18"/>
-                <w:szCs w:val="18"/>
-                <w14:ligatures w14:val="none"/>
-              </w:rPr>
-              <w:t>]]</w:t>
+              <w:t>[[.qt.total]]</w:t>
             </w:r>
           </w:p>
         </w:tc>
@@ -2277,65 +1470,7 @@
                 <w:szCs w:val="18"/>
                 <w14:ligatures w14:val="none"/>
               </w:rPr>
-              <w:t>Discount ([[.</w:t>
-            </w:r>
-            <w:proofErr w:type="spellStart"/>
-            <w:proofErr w:type="gramStart"/>
-            <w:r>
-              <w:rPr>
-                <w:rFonts w:ascii="Helvetica Neue" w:eastAsia="Times New Roman" w:hAnsi="Helvetica Neue" w:cs="Arial"/>
-                <w:b/>
-                <w:bCs/>
-                <w:color w:val="000000"/>
-                <w:kern w:val="0"/>
-                <w:sz w:val="18"/>
-                <w:szCs w:val="18"/>
-                <w14:ligatures w14:val="none"/>
-              </w:rPr>
-              <w:t>qt.additional</w:t>
-            </w:r>
-            <w:proofErr w:type="gramEnd"/>
-            <w:r>
-              <w:rPr>
-                <w:rFonts w:ascii="Helvetica Neue" w:eastAsia="Times New Roman" w:hAnsi="Helvetica Neue" w:cs="Arial"/>
-                <w:b/>
-                <w:bCs/>
-                <w:color w:val="000000"/>
-                <w:kern w:val="0"/>
-                <w:sz w:val="18"/>
-                <w:szCs w:val="18"/>
-                <w14:ligatures w14:val="none"/>
-              </w:rPr>
-              <w:t>_discount_percentage</w:t>
-            </w:r>
-            <w:proofErr w:type="spellEnd"/>
-            <w:proofErr w:type="gramStart"/>
-            <w:r>
-              <w:rPr>
-                <w:rFonts w:ascii="Helvetica Neue" w:eastAsia="Times New Roman" w:hAnsi="Helvetica Neue" w:cs="Arial"/>
-                <w:b/>
-                <w:bCs/>
-                <w:color w:val="000000"/>
-                <w:kern w:val="0"/>
-                <w:sz w:val="18"/>
-                <w:szCs w:val="18"/>
-                <w14:ligatures w14:val="none"/>
-              </w:rPr>
-              <w:t>]]%</w:t>
-            </w:r>
-            <w:proofErr w:type="gramEnd"/>
-            <w:r>
-              <w:rPr>
-                <w:rFonts w:ascii="Helvetica Neue" w:eastAsia="Times New Roman" w:hAnsi="Helvetica Neue" w:cs="Arial"/>
-                <w:b/>
-                <w:bCs/>
-                <w:color w:val="000000"/>
-                <w:kern w:val="0"/>
-                <w:sz w:val="18"/>
-                <w:szCs w:val="18"/>
-                <w14:ligatures w14:val="none"/>
-              </w:rPr>
-              <w:t>)</w:t>
+              <w:t>Discount ([[.qt.additional_discount_percentage]]%)</w:t>
             </w:r>
           </w:p>
         </w:tc>
@@ -2369,44 +1504,7 @@
                 <w:szCs w:val="18"/>
                 <w14:ligatures w14:val="none"/>
               </w:rPr>
-              <w:t>[[.</w:t>
-            </w:r>
-            <w:proofErr w:type="spellStart"/>
-            <w:proofErr w:type="gramStart"/>
-            <w:r>
-              <w:rPr>
-                <w:rFonts w:ascii="Helvetica Neue" w:eastAsia="Times New Roman" w:hAnsi="Helvetica Neue" w:cs="Arial"/>
-                <w:color w:val="000000"/>
-                <w:kern w:val="0"/>
-                <w:sz w:val="18"/>
-                <w:szCs w:val="18"/>
-                <w14:ligatures w14:val="none"/>
-              </w:rPr>
-              <w:t>qt.discount</w:t>
-            </w:r>
-            <w:proofErr w:type="gramEnd"/>
-            <w:r>
-              <w:rPr>
-                <w:rFonts w:ascii="Helvetica Neue" w:eastAsia="Times New Roman" w:hAnsi="Helvetica Neue" w:cs="Arial"/>
-                <w:color w:val="000000"/>
-                <w:kern w:val="0"/>
-                <w:sz w:val="18"/>
-                <w:szCs w:val="18"/>
-                <w14:ligatures w14:val="none"/>
-              </w:rPr>
-              <w:t>_amount</w:t>
-            </w:r>
-            <w:proofErr w:type="spellEnd"/>
-            <w:r>
-              <w:rPr>
-                <w:rFonts w:ascii="Helvetica Neue" w:eastAsia="Times New Roman" w:hAnsi="Helvetica Neue" w:cs="Arial"/>
-                <w:color w:val="000000"/>
-                <w:kern w:val="0"/>
-                <w:sz w:val="18"/>
-                <w:szCs w:val="18"/>
-                <w14:ligatures w14:val="none"/>
-              </w:rPr>
-              <w:t>]]</w:t>
+              <w:t>[[.qt.discount_amount]]</w:t>
             </w:r>
           </w:p>
         </w:tc>
@@ -2484,63 +1582,7 @@
                 <w:szCs w:val="18"/>
                 <w14:ligatures w14:val="none"/>
               </w:rPr>
-              <w:t>[</w:t>
-            </w:r>
-            <w:proofErr w:type="gramStart"/>
-            <w:r>
-              <w:rPr>
-                <w:rFonts w:ascii="Helvetica Neue" w:eastAsia="Times New Roman" w:hAnsi="Helvetica Neue" w:cs="Arial"/>
-                <w:b/>
-                <w:bCs/>
-                <w:color w:val="000000"/>
-                <w:kern w:val="0"/>
-                <w:sz w:val="18"/>
-                <w:szCs w:val="18"/>
-                <w14:ligatures w14:val="none"/>
-              </w:rPr>
-              <w:t>[.</w:t>
-            </w:r>
-            <w:proofErr w:type="spellStart"/>
-            <w:r>
-              <w:rPr>
-                <w:rFonts w:ascii="Helvetica Neue" w:eastAsia="Times New Roman" w:hAnsi="Helvetica Neue" w:cs="Arial"/>
-                <w:b/>
-                <w:bCs/>
-                <w:color w:val="000000"/>
-                <w:kern w:val="0"/>
-                <w:sz w:val="18"/>
-                <w:szCs w:val="18"/>
-                <w14:ligatures w14:val="none"/>
-              </w:rPr>
-              <w:t>qt.net</w:t>
-            </w:r>
-            <w:proofErr w:type="gramEnd"/>
-            <w:r>
-              <w:rPr>
-                <w:rFonts w:ascii="Helvetica Neue" w:eastAsia="Times New Roman" w:hAnsi="Helvetica Neue" w:cs="Arial"/>
-                <w:b/>
-                <w:bCs/>
-                <w:color w:val="000000"/>
-                <w:kern w:val="0"/>
-                <w:sz w:val="18"/>
-                <w:szCs w:val="18"/>
-                <w14:ligatures w14:val="none"/>
-              </w:rPr>
-              <w:t>_total</w:t>
-            </w:r>
-            <w:proofErr w:type="spellEnd"/>
-            <w:r>
-              <w:rPr>
-                <w:rFonts w:ascii="Helvetica Neue" w:eastAsia="Times New Roman" w:hAnsi="Helvetica Neue" w:cs="Arial"/>
-                <w:b/>
-                <w:bCs/>
-                <w:color w:val="000000"/>
-                <w:kern w:val="0"/>
-                <w:sz w:val="18"/>
-                <w:szCs w:val="18"/>
-                <w14:ligatures w14:val="none"/>
-              </w:rPr>
-              <w:t>]]</w:t>
+              <w:t>[[.qt.net_total]]</w:t>
             </w:r>
           </w:p>
         </w:tc>
@@ -2579,56 +1621,19 @@
                 <w:szCs w:val="18"/>
                 <w14:ligatures w14:val="none"/>
               </w:rPr>
-              <w:t xml:space="preserve">[[if </w:t>
-            </w:r>
-            <w:proofErr w:type="gramStart"/>
-            <w:r>
-              <w:rPr>
-                <w:rFonts w:ascii="Helvetica Neue" w:eastAsia="Times New Roman" w:hAnsi="Helvetica Neue" w:cs="Arial"/>
-                <w:color w:val="000000"/>
-                <w:kern w:val="0"/>
-                <w:sz w:val="18"/>
-                <w:szCs w:val="18"/>
-                <w14:ligatures w14:val="none"/>
-              </w:rPr>
-              <w:t xml:space="preserve">ne </w:t>
-            </w:r>
-            <w:r>
-              <w:rPr>
-                <w:rFonts w:ascii="Helvetica Neue" w:eastAsia="Times New Roman" w:hAnsi="Helvetica Neue" w:cs="Arial"/>
-                <w:color w:val="000000"/>
-                <w:kern w:val="0"/>
-                <w:sz w:val="18"/>
-                <w:szCs w:val="18"/>
-                <w14:ligatures w14:val="none"/>
-              </w:rPr>
-              <w:t>.</w:t>
-            </w:r>
-            <w:proofErr w:type="spellStart"/>
-            <w:r>
-              <w:rPr>
-                <w:rFonts w:ascii="Helvetica Neue" w:eastAsia="Times New Roman" w:hAnsi="Helvetica Neue" w:cs="Arial"/>
-                <w:color w:val="000000"/>
-                <w:kern w:val="0"/>
-                <w:sz w:val="18"/>
-                <w:szCs w:val="18"/>
-                <w14:ligatures w14:val="none"/>
-              </w:rPr>
-              <w:t>qt</w:t>
-            </w:r>
-            <w:proofErr w:type="gramEnd"/>
-            <w:r>
-              <w:rPr>
-                <w:rFonts w:ascii="Helvetica Neue" w:eastAsia="Times New Roman" w:hAnsi="Helvetica Neue" w:cs="Arial"/>
-                <w:color w:val="000000"/>
-                <w:kern w:val="0"/>
-                <w:sz w:val="18"/>
-                <w:szCs w:val="18"/>
-                <w14:ligatures w14:val="none"/>
-              </w:rPr>
-              <w:t>.total_taxes_and_charges</w:t>
-            </w:r>
-            <w:proofErr w:type="spellEnd"/>
+              <w:t xml:space="preserve">[[if ne </w:t>
+            </w:r>
+            <w:r>
+              <w:rPr>
+                <w:rFonts w:ascii="Helvetica Neue" w:eastAsia="Times New Roman" w:hAnsi="Helvetica Neue" w:cs="Arial"/>
+                <w:color w:val="000000"/>
+                <w:kern w:val="0"/>
+                <w:sz w:val="18"/>
+                <w:szCs w:val="18"/>
+                <w14:ligatures w14:val="none"/>
+              </w:rPr>
+              <w:t>.qt.total_taxes_and_charges</w:t>
+            </w:r>
             <w:r>
               <w:rPr>
                 <w:rFonts w:ascii="Helvetica Neue" w:eastAsia="Times New Roman" w:hAnsi="Helvetica Neue" w:cs="Arial"/>
@@ -2725,44 +1730,7 @@
                 <w:szCs w:val="18"/>
                 <w14:ligatures w14:val="none"/>
               </w:rPr>
-              <w:t>[[.</w:t>
-            </w:r>
-            <w:proofErr w:type="spellStart"/>
-            <w:proofErr w:type="gramStart"/>
-            <w:r>
-              <w:rPr>
-                <w:rFonts w:ascii="Helvetica Neue" w:eastAsia="Times New Roman" w:hAnsi="Helvetica Neue" w:cs="Arial"/>
-                <w:color w:val="000000"/>
-                <w:kern w:val="0"/>
-                <w:sz w:val="18"/>
-                <w:szCs w:val="18"/>
-                <w14:ligatures w14:val="none"/>
-              </w:rPr>
-              <w:t>qt.total</w:t>
-            </w:r>
-            <w:proofErr w:type="gramEnd"/>
-            <w:r>
-              <w:rPr>
-                <w:rFonts w:ascii="Helvetica Neue" w:eastAsia="Times New Roman" w:hAnsi="Helvetica Neue" w:cs="Arial"/>
-                <w:color w:val="000000"/>
-                <w:kern w:val="0"/>
-                <w:sz w:val="18"/>
-                <w:szCs w:val="18"/>
-                <w14:ligatures w14:val="none"/>
-              </w:rPr>
-              <w:t>_taxes_and_charges</w:t>
-            </w:r>
-            <w:proofErr w:type="spellEnd"/>
-            <w:r>
-              <w:rPr>
-                <w:rFonts w:ascii="Helvetica Neue" w:eastAsia="Times New Roman" w:hAnsi="Helvetica Neue" w:cs="Arial"/>
-                <w:color w:val="000000"/>
-                <w:kern w:val="0"/>
-                <w:sz w:val="18"/>
-                <w:szCs w:val="18"/>
-                <w14:ligatures w14:val="none"/>
-              </w:rPr>
-              <w:t>]]</w:t>
+              <w:t>[[.qt.total_taxes_and_charges]]</w:t>
             </w:r>
           </w:p>
         </w:tc>
@@ -2879,50 +1847,7 @@
                 <w:szCs w:val="18"/>
                 <w14:ligatures w14:val="none"/>
               </w:rPr>
-              <w:t>[[.</w:t>
-            </w:r>
-            <w:proofErr w:type="spellStart"/>
-            <w:proofErr w:type="gramStart"/>
-            <w:r>
-              <w:rPr>
-                <w:rFonts w:ascii="Helvetica Neue" w:eastAsia="Times New Roman" w:hAnsi="Helvetica Neue" w:cs="Arial"/>
-                <w:b/>
-                <w:bCs/>
-                <w:color w:val="000000"/>
-                <w:kern w:val="0"/>
-                <w:sz w:val="18"/>
-                <w:szCs w:val="18"/>
-                <w14:ligatures w14:val="none"/>
-              </w:rPr>
-              <w:t>qt.grand</w:t>
-            </w:r>
-            <w:proofErr w:type="gramEnd"/>
-            <w:r>
-              <w:rPr>
-                <w:rFonts w:ascii="Helvetica Neue" w:eastAsia="Times New Roman" w:hAnsi="Helvetica Neue" w:cs="Arial"/>
-                <w:b/>
-                <w:bCs/>
-                <w:color w:val="000000"/>
-                <w:kern w:val="0"/>
-                <w:sz w:val="18"/>
-                <w:szCs w:val="18"/>
-                <w14:ligatures w14:val="none"/>
-              </w:rPr>
-              <w:t>_total</w:t>
-            </w:r>
-            <w:proofErr w:type="spellEnd"/>
-            <w:r>
-              <w:rPr>
-                <w:rFonts w:ascii="Helvetica Neue" w:eastAsia="Times New Roman" w:hAnsi="Helvetica Neue" w:cs="Arial"/>
-                <w:b/>
-                <w:bCs/>
-                <w:color w:val="000000"/>
-                <w:kern w:val="0"/>
-                <w:sz w:val="18"/>
-                <w:szCs w:val="18"/>
-                <w14:ligatures w14:val="none"/>
-              </w:rPr>
-              <w:t>]]</w:t>
+              <w:t>[[.qt.grand_total]]</w:t>
             </w:r>
           </w:p>
         </w:tc>
@@ -2968,118 +1893,47 @@
                 <w:szCs w:val="18"/>
                 <w14:ligatures w14:val="none"/>
               </w:rPr>
-              <w:t xml:space="preserve"> ([[$cur]]</w:t>
-            </w:r>
-            <w:proofErr w:type="gramStart"/>
-            <w:r>
-              <w:rPr>
-                <w:rFonts w:ascii="Helvetica Neue" w:eastAsia="Times New Roman" w:hAnsi="Helvetica Neue" w:cs="Arial"/>
-                <w:b/>
-                <w:bCs/>
-                <w:color w:val="000000"/>
-                <w:kern w:val="0"/>
-                <w:sz w:val="18"/>
-                <w:szCs w:val="18"/>
-                <w14:ligatures w14:val="none"/>
-              </w:rPr>
-              <w:t>)</w:t>
-            </w:r>
-            <w:r>
-              <w:rPr>
-                <w:rFonts w:ascii="Helvetica Neue" w:eastAsia="Times New Roman" w:hAnsi="Helvetica Neue" w:cs="Arial"/>
-                <w:b/>
-                <w:bCs/>
-                <w:color w:val="000000"/>
-                <w:kern w:val="0"/>
-                <w:sz w:val="18"/>
-                <w:szCs w:val="18"/>
-                <w14:ligatures w14:val="none"/>
-              </w:rPr>
-              <w:t xml:space="preserve"> :</w:t>
-            </w:r>
-            <w:proofErr w:type="gramEnd"/>
-            <w:r>
-              <w:rPr>
-                <w:rFonts w:ascii="Helvetica Neue" w:eastAsia="Times New Roman" w:hAnsi="Helvetica Neue" w:cs="Arial"/>
-                <w:b/>
-                <w:bCs/>
-                <w:color w:val="000000"/>
-                <w:kern w:val="0"/>
-                <w:sz w:val="18"/>
-                <w:szCs w:val="18"/>
-                <w14:ligatures w14:val="none"/>
-              </w:rPr>
-              <w:t xml:space="preserve"> </w:t>
-            </w:r>
-            <w:r>
-              <w:rPr>
-                <w:rFonts w:ascii="Helvetica Neue" w:eastAsia="Times New Roman" w:hAnsi="Helvetica Neue" w:cs="Arial"/>
-                <w:b/>
-                <w:bCs/>
-                <w:color w:val="000000"/>
-                <w:kern w:val="0"/>
-                <w:sz w:val="18"/>
-                <w:szCs w:val="18"/>
-                <w14:ligatures w14:val="none"/>
-              </w:rPr>
-              <w:t>[</w:t>
-            </w:r>
-            <w:proofErr w:type="gramStart"/>
-            <w:r>
-              <w:rPr>
-                <w:rFonts w:ascii="Helvetica Neue" w:eastAsia="Times New Roman" w:hAnsi="Helvetica Neue" w:cs="Arial"/>
-                <w:b/>
-                <w:bCs/>
-                <w:color w:val="000000"/>
-                <w:kern w:val="0"/>
-                <w:sz w:val="18"/>
-                <w:szCs w:val="18"/>
-                <w14:ligatures w14:val="none"/>
-              </w:rPr>
-              <w:t>[.</w:t>
-            </w:r>
-            <w:proofErr w:type="spellStart"/>
-            <w:r>
-              <w:rPr>
-                <w:rFonts w:ascii="Helvetica Neue" w:eastAsia="Times New Roman" w:hAnsi="Helvetica Neue" w:cs="Arial"/>
-                <w:b/>
-                <w:bCs/>
-                <w:color w:val="000000"/>
-                <w:kern w:val="0"/>
-                <w:sz w:val="18"/>
-                <w:szCs w:val="18"/>
-                <w14:ligatures w14:val="none"/>
-              </w:rPr>
-              <w:t>qt.</w:t>
-            </w:r>
-            <w:r>
-              <w:rPr>
-                <w:rFonts w:ascii="Helvetica Neue" w:eastAsia="Times New Roman" w:hAnsi="Helvetica Neue" w:cs="Arial"/>
-                <w:b/>
-                <w:bCs/>
-                <w:color w:val="000000"/>
-                <w:kern w:val="0"/>
-                <w:sz w:val="18"/>
-                <w:szCs w:val="18"/>
-                <w14:ligatures w14:val="none"/>
-              </w:rPr>
-              <w:t>in</w:t>
-            </w:r>
-            <w:proofErr w:type="gramEnd"/>
-            <w:r>
-              <w:rPr>
-                <w:rFonts w:ascii="Helvetica Neue" w:eastAsia="Times New Roman" w:hAnsi="Helvetica Neue" w:cs="Arial"/>
-                <w:b/>
-                <w:bCs/>
-                <w:color w:val="000000"/>
-                <w:kern w:val="0"/>
-                <w:sz w:val="18"/>
-                <w:szCs w:val="18"/>
-                <w14:ligatures w14:val="none"/>
-              </w:rPr>
-              <w:t>_words</w:t>
-            </w:r>
-            <w:proofErr w:type="spellEnd"/>
+              <w:t xml:space="preserve"> ([[$cur]])</w:t>
+            </w:r>
+            <w:r>
+              <w:rPr>
+                <w:rFonts w:ascii="Helvetica Neue" w:eastAsia="Times New Roman" w:hAnsi="Helvetica Neue" w:cs="Arial"/>
+                <w:b/>
+                <w:bCs/>
+                <w:color w:val="000000"/>
+                <w:kern w:val="0"/>
+                <w:sz w:val="18"/>
+                <w:szCs w:val="18"/>
+                <w14:ligatures w14:val="none"/>
+              </w:rPr>
+              <w:t xml:space="preserve"> : </w:t>
+            </w:r>
+            <w:r>
+              <w:rPr>
+                <w:rFonts w:ascii="Helvetica Neue" w:eastAsia="Times New Roman" w:hAnsi="Helvetica Neue" w:cs="Arial"/>
+                <w:b/>
+                <w:bCs/>
+                <w:color w:val="000000"/>
+                <w:kern w:val="0"/>
+                <w:sz w:val="18"/>
+                <w:szCs w:val="18"/>
+                <w14:ligatures w14:val="none"/>
+              </w:rPr>
+              <w:t>[[.qt.</w:t>
+            </w:r>
+            <w:r>
+              <w:rPr>
+                <w:rFonts w:ascii="Helvetica Neue" w:eastAsia="Times New Roman" w:hAnsi="Helvetica Neue" w:cs="Arial"/>
+                <w:b/>
+                <w:bCs/>
+                <w:color w:val="000000"/>
+                <w:kern w:val="0"/>
+                <w:sz w:val="18"/>
+                <w:szCs w:val="18"/>
+                <w14:ligatures w14:val="none"/>
+              </w:rPr>
+              <w:t>in_words</w:t>
+            </w:r>
             <w:r>
               <w:rPr>
                 <w:rFonts w:ascii="Helvetica Neue" w:eastAsia="Times New Roman" w:hAnsi="Helvetica Neue" w:cs="Arial"/>
@@ -3123,31 +1977,7 @@
           <w:rFonts w:ascii="Helvetica Neue" w:hAnsi="Helvetica Neue" w:cs="Arial"/>
           <w:lang w:val="en-US"/>
         </w:rPr>
-        <w:t>[[</w:t>
-      </w:r>
-      <w:proofErr w:type="gramStart"/>
-      <w:r>
-        <w:rPr>
-          <w:rFonts w:ascii="Helvetica Neue" w:hAnsi="Helvetica Neue" w:cs="Arial"/>
-          <w:lang w:val="en-US"/>
-        </w:rPr>
-        <w:t>rtf .</w:t>
-      </w:r>
-      <w:proofErr w:type="spellStart"/>
-      <w:r>
-        <w:rPr>
-          <w:rFonts w:ascii="Helvetica Neue" w:hAnsi="Helvetica Neue" w:cs="Arial"/>
-          <w:lang w:val="en-US"/>
-        </w:rPr>
-        <w:t>qt</w:t>
-      </w:r>
-      <w:proofErr w:type="gramEnd"/>
-      <w:r>
-        <w:rPr>
-          <w:rFonts w:ascii="Helvetica Neue" w:hAnsi="Helvetica Neue" w:cs="Arial"/>
-          <w:lang w:val="en-US"/>
-        </w:rPr>
-        <w:t>.</w:t>
+        <w:t>[[rtf .qt.</w:t>
       </w:r>
       <w:r>
         <w:rPr>
@@ -3156,7 +1986,6 @@
         </w:rPr>
         <w:t>quotation_term_details</w:t>
       </w:r>
-      <w:proofErr w:type="spellEnd"/>
       <w:r>
         <w:rPr>
           <w:rFonts w:ascii="Helvetica Neue" w:hAnsi="Helvetica Neue" w:cs="Arial"/>
@@ -3208,39 +2037,7 @@
           <w:lang w:val="en-US"/>
         </w:rPr>
         <w:lastRenderedPageBreak/>
-        <w:t>[[</w:t>
-      </w:r>
-      <w:proofErr w:type="gramStart"/>
-      <w:r>
-        <w:rPr>
-          <w:rFonts w:ascii="Helvetica Neue" w:hAnsi="Helvetica Neue" w:cs="Arial"/>
-          <w:lang w:val="en-US"/>
-        </w:rPr>
-        <w:t>rtf .</w:t>
-      </w:r>
-      <w:proofErr w:type="spellStart"/>
-      <w:r>
-        <w:rPr>
-          <w:rFonts w:ascii="Helvetica Neue" w:hAnsi="Helvetica Neue" w:cs="Arial"/>
-          <w:lang w:val="en-US"/>
-        </w:rPr>
-        <w:t>qt</w:t>
-      </w:r>
-      <w:proofErr w:type="gramEnd"/>
-      <w:r>
-        <w:rPr>
-          <w:rFonts w:ascii="Helvetica Neue" w:hAnsi="Helvetica Neue" w:cs="Arial"/>
-          <w:lang w:val="en-US"/>
-        </w:rPr>
-        <w:t>.letter_details</w:t>
-      </w:r>
-      <w:proofErr w:type="spellEnd"/>
-      <w:r>
-        <w:rPr>
-          <w:rFonts w:ascii="Helvetica Neue" w:hAnsi="Helvetica Neue" w:cs="Arial"/>
-          <w:lang w:val="en-US"/>
-        </w:rPr>
-        <w:t>]]</w:t>
+        <w:t>[[rtf .qt.letter_details]]</w:t>
       </w:r>
     </w:p>
     <w:p>
@@ -3286,33 +2083,8 @@
           <w:lang w:val="en-US"/>
         </w:rPr>
         <w:lastRenderedPageBreak/>
-        <w:t>[[</w:t>
+        <w:t>[[rtf .qt.standard_tc_details</w:t>
       </w:r>
-      <w:proofErr w:type="gramStart"/>
-      <w:r>
-        <w:rPr>
-          <w:rFonts w:ascii="Helvetica Neue" w:hAnsi="Helvetica Neue" w:cs="Arial"/>
-          <w:lang w:val="en-US"/>
-        </w:rPr>
-        <w:t>rtf .</w:t>
-      </w:r>
-      <w:proofErr w:type="spellStart"/>
-      <w:r>
-        <w:rPr>
-          <w:rFonts w:ascii="Helvetica Neue" w:hAnsi="Helvetica Neue" w:cs="Arial"/>
-          <w:lang w:val="en-US"/>
-        </w:rPr>
-        <w:t>qt</w:t>
-      </w:r>
-      <w:proofErr w:type="gramEnd"/>
-      <w:r>
-        <w:rPr>
-          <w:rFonts w:ascii="Helvetica Neue" w:hAnsi="Helvetica Neue" w:cs="Arial"/>
-          <w:lang w:val="en-US"/>
-        </w:rPr>
-        <w:t>.standard_tc_details</w:t>
-      </w:r>
-      <w:proofErr w:type="spellEnd"/>
       <w:r>
         <w:rPr>
           <w:rFonts w:ascii="Helvetica Neue" w:hAnsi="Helvetica Neue" w:cs="Arial"/>
@@ -3393,41 +2165,7 @@
           <w:lang w:val="en-US"/>
           <w14:ligatures w14:val="none"/>
         </w:rPr>
-        <w:t>[[$</w:t>
-      </w:r>
-      <w:proofErr w:type="spellStart"/>
-      <w:proofErr w:type="gramStart"/>
-      <w:r>
-        <w:rPr>
-          <w:rFonts w:ascii="Helvetica Neue" w:eastAsia="Times New Roman" w:hAnsi="Helvetica Neue" w:cs="Arial"/>
-          <w:color w:val="000000"/>
-          <w:kern w:val="0"/>
-          <w:lang w:val="en-US"/>
-          <w14:ligatures w14:val="none"/>
-        </w:rPr>
-        <w:t>prdSNo</w:t>
-      </w:r>
-      <w:proofErr w:type="spellEnd"/>
-      <w:r>
-        <w:rPr>
-          <w:rFonts w:ascii="Helvetica Neue" w:eastAsia="Times New Roman" w:hAnsi="Helvetica Neue" w:cs="Arial"/>
-          <w:color w:val="000000"/>
-          <w:kern w:val="0"/>
-          <w:lang w:val="en-US"/>
-          <w14:ligatures w14:val="none"/>
-        </w:rPr>
-        <w:t xml:space="preserve"> :</w:t>
-      </w:r>
-      <w:proofErr w:type="gramEnd"/>
-      <w:r>
-        <w:rPr>
-          <w:rFonts w:ascii="Helvetica Neue" w:eastAsia="Times New Roman" w:hAnsi="Helvetica Neue" w:cs="Arial"/>
-          <w:color w:val="000000"/>
-          <w:kern w:val="0"/>
-          <w:lang w:val="en-US"/>
-          <w14:ligatures w14:val="none"/>
-        </w:rPr>
-        <w:t>= 1]]</w:t>
+        <w:t>[[$prdSNo := 1]]</w:t>
       </w:r>
     </w:p>
     <w:tbl>
@@ -3482,118 +2220,7 @@
                 <w:szCs w:val="18"/>
                 <w14:ligatures w14:val="none"/>
               </w:rPr>
-              <w:t>[[</w:t>
-            </w:r>
-            <w:proofErr w:type="spellStart"/>
-            <w:proofErr w:type="gramStart"/>
-            <w:r>
-              <w:rPr>
-                <w:rFonts w:ascii="Helvetica Neue" w:eastAsia="Times New Roman" w:hAnsi="Helvetica Neue" w:cs="Arial"/>
-                <w:color w:val="000000"/>
-                <w:kern w:val="0"/>
-                <w:sz w:val="18"/>
-                <w:szCs w:val="18"/>
-                <w14:ligatures w14:val="none"/>
-              </w:rPr>
-              <w:t>tableStart</w:t>
-            </w:r>
-            <w:proofErr w:type="spellEnd"/>
-            <w:r>
-              <w:rPr>
-                <w:rFonts w:ascii="Helvetica Neue" w:eastAsia="Times New Roman" w:hAnsi="Helvetica Neue" w:cs="Arial"/>
-                <w:color w:val="000000"/>
-                <w:kern w:val="0"/>
-                <w:sz w:val="18"/>
-                <w:szCs w:val="18"/>
-                <w14:ligatures w14:val="none"/>
-              </w:rPr>
-              <w:t>(</w:t>
-            </w:r>
-            <w:proofErr w:type="gramEnd"/>
-            <w:r>
-              <w:rPr>
-                <w:rFonts w:ascii="Helvetica Neue" w:eastAsia="Times New Roman" w:hAnsi="Helvetica Neue" w:cs="Arial"/>
-                <w:color w:val="000000"/>
-                <w:kern w:val="0"/>
-                <w:sz w:val="18"/>
-                <w:szCs w:val="18"/>
-                <w14:ligatures w14:val="none"/>
-              </w:rPr>
-              <w:t>$</w:t>
-            </w:r>
-            <w:proofErr w:type="spellStart"/>
-            <w:r>
-              <w:rPr>
-                <w:rFonts w:ascii="Helvetica Neue" w:eastAsia="Times New Roman" w:hAnsi="Helvetica Neue" w:cs="Arial"/>
-                <w:color w:val="000000"/>
-                <w:kern w:val="0"/>
-                <w:sz w:val="18"/>
-                <w:szCs w:val="18"/>
-                <w14:ligatures w14:val="none"/>
-              </w:rPr>
-              <w:t>prodKey</w:t>
-            </w:r>
-            <w:proofErr w:type="spellEnd"/>
-            <w:r>
-              <w:rPr>
-                <w:rFonts w:ascii="Helvetica Neue" w:eastAsia="Times New Roman" w:hAnsi="Helvetica Neue" w:cs="Arial"/>
-                <w:color w:val="000000"/>
-                <w:kern w:val="0"/>
-                <w:sz w:val="18"/>
-                <w:szCs w:val="18"/>
-                <w14:ligatures w14:val="none"/>
-              </w:rPr>
-              <w:t>, $</w:t>
-            </w:r>
-            <w:proofErr w:type="spellStart"/>
-            <w:r>
-              <w:rPr>
-                <w:rFonts w:ascii="Helvetica Neue" w:eastAsia="Times New Roman" w:hAnsi="Helvetica Neue" w:cs="Arial"/>
-                <w:color w:val="000000"/>
-                <w:kern w:val="0"/>
-                <w:sz w:val="18"/>
-                <w:szCs w:val="18"/>
-                <w14:ligatures w14:val="none"/>
-              </w:rPr>
-              <w:t>pv</w:t>
-            </w:r>
-            <w:proofErr w:type="spellEnd"/>
-            <w:r>
-              <w:rPr>
-                <w:rFonts w:ascii="Helvetica Neue" w:eastAsia="Times New Roman" w:hAnsi="Helvetica Neue" w:cs="Arial"/>
-                <w:color w:val="000000"/>
-                <w:kern w:val="0"/>
-                <w:sz w:val="18"/>
-                <w:szCs w:val="18"/>
-                <w14:ligatures w14:val="none"/>
-              </w:rPr>
-              <w:t xml:space="preserve"> as .</w:t>
-            </w:r>
-            <w:proofErr w:type="spellStart"/>
-            <w:proofErr w:type="gramStart"/>
-            <w:r>
-              <w:rPr>
-                <w:rFonts w:ascii="Helvetica Neue" w:eastAsia="Times New Roman" w:hAnsi="Helvetica Neue" w:cs="Arial"/>
-                <w:color w:val="000000"/>
-                <w:kern w:val="0"/>
-                <w:sz w:val="18"/>
-                <w:szCs w:val="18"/>
-                <w14:ligatures w14:val="none"/>
-              </w:rPr>
-              <w:t>ci.cartItem</w:t>
-            </w:r>
-            <w:proofErr w:type="spellEnd"/>
-            <w:proofErr w:type="gramEnd"/>
-            <w:r>
-              <w:rPr>
-                <w:rFonts w:ascii="Helvetica Neue" w:eastAsia="Times New Roman" w:hAnsi="Helvetica Neue" w:cs="Arial"/>
-                <w:color w:val="000000"/>
-                <w:kern w:val="0"/>
-                <w:sz w:val="18"/>
-                <w:szCs w:val="18"/>
-                <w14:ligatures w14:val="none"/>
-              </w:rPr>
-              <w:t>)]]</w:t>
+              <w:t>[[tableStart($prodKey, $pv as .ci.cartItem)]]</w:t>
             </w:r>
           </w:p>
         </w:tc>
@@ -3637,9 +2264,8 @@
                 <w:u w:val="single"/>
                 <w14:ligatures w14:val="none"/>
               </w:rPr>
-              <w:t>[[$</w:t>
-            </w:r>
-            <w:proofErr w:type="spellStart"/>
+              <w:t>[[$prdSNo]]</w:t>
+            </w:r>
             <w:r>
               <w:rPr>
                 <w:rFonts w:ascii="Helvetica Neue" w:eastAsia="Times New Roman" w:hAnsi="Helvetica Neue" w:cs="Arial"/>
@@ -3650,9 +2276,8 @@
                 <w:u w:val="single"/>
                 <w14:ligatures w14:val="none"/>
               </w:rPr>
-              <w:t>prdSNo</w:t>
-            </w:r>
-            <w:proofErr w:type="spellEnd"/>
+              <w:t xml:space="preserve"> - </w:t>
+            </w:r>
             <w:r>
               <w:rPr>
                 <w:rFonts w:ascii="Helvetica Neue" w:eastAsia="Times New Roman" w:hAnsi="Helvetica Neue" w:cs="Arial"/>
@@ -3663,7 +2288,7 @@
                 <w:u w:val="single"/>
                 <w14:ligatures w14:val="none"/>
               </w:rPr>
-              <w:t>]]</w:t>
+              <w:t>[[$pv.productName]]</w:t>
             </w:r>
             <w:r>
               <w:rPr>
@@ -3675,58 +2300,6 @@
                 <w:u w:val="single"/>
                 <w14:ligatures w14:val="none"/>
               </w:rPr>
-              <w:t xml:space="preserve"> - </w:t>
-            </w:r>
-            <w:r>
-              <w:rPr>
-                <w:rFonts w:ascii="Helvetica Neue" w:eastAsia="Times New Roman" w:hAnsi="Helvetica Neue" w:cs="Arial"/>
-                <w:b/>
-                <w:bCs/>
-                <w:color w:val="000000"/>
-                <w:kern w:val="0"/>
-                <w:u w:val="single"/>
-                <w14:ligatures w14:val="none"/>
-              </w:rPr>
-              <w:t>[[$</w:t>
-            </w:r>
-            <w:proofErr w:type="spellStart"/>
-            <w:proofErr w:type="gramStart"/>
-            <w:r>
-              <w:rPr>
-                <w:rFonts w:ascii="Helvetica Neue" w:eastAsia="Times New Roman" w:hAnsi="Helvetica Neue" w:cs="Arial"/>
-                <w:b/>
-                <w:bCs/>
-                <w:color w:val="000000"/>
-                <w:kern w:val="0"/>
-                <w:u w:val="single"/>
-                <w14:ligatures w14:val="none"/>
-              </w:rPr>
-              <w:t>pv.productName</w:t>
-            </w:r>
-            <w:proofErr w:type="spellEnd"/>
-            <w:proofErr w:type="gramEnd"/>
-            <w:r>
-              <w:rPr>
-                <w:rFonts w:ascii="Helvetica Neue" w:eastAsia="Times New Roman" w:hAnsi="Helvetica Neue" w:cs="Arial"/>
-                <w:b/>
-                <w:bCs/>
-                <w:color w:val="000000"/>
-                <w:kern w:val="0"/>
-                <w:u w:val="single"/>
-                <w14:ligatures w14:val="none"/>
-              </w:rPr>
-              <w:t>]]</w:t>
-            </w:r>
-            <w:r>
-              <w:rPr>
-                <w:rFonts w:ascii="Helvetica Neue" w:eastAsia="Times New Roman" w:hAnsi="Helvetica Neue" w:cs="Arial"/>
-                <w:b/>
-                <w:bCs/>
-                <w:color w:val="000000"/>
-                <w:kern w:val="0"/>
-                <w:u w:val="single"/>
-                <w14:ligatures w14:val="none"/>
-              </w:rPr>
               <w:t xml:space="preserve"> </w:t>
             </w:r>
             <w:r>
@@ -3760,92 +2333,18 @@
                 <w:kern w:val="0"/>
                 <w14:ligatures w14:val="none"/>
               </w:rPr>
-              <w:t>[[$</w:t>
-            </w:r>
-            <w:proofErr w:type="spellStart"/>
-            <w:proofErr w:type="gramStart"/>
-            <w:r>
-              <w:rPr>
-                <w:rFonts w:ascii="Helvetica Neue" w:eastAsia="Times New Roman" w:hAnsi="Helvetica Neue" w:cs="Arial"/>
-                <w:b/>
-                <w:bCs/>
-                <w:color w:val="000000"/>
-                <w:kern w:val="0"/>
-                <w14:ligatures w14:val="none"/>
-              </w:rPr>
-              <w:t>pv.productTotal</w:t>
-            </w:r>
-            <w:proofErr w:type="spellEnd"/>
-            <w:proofErr w:type="gramEnd"/>
-            <w:r>
-              <w:rPr>
-                <w:rFonts w:ascii="Helvetica Neue" w:eastAsia="Times New Roman" w:hAnsi="Helvetica Neue" w:cs="Arial"/>
-                <w:b/>
-                <w:bCs/>
-                <w:color w:val="000000"/>
-                <w:kern w:val="0"/>
-                <w14:ligatures w14:val="none"/>
-              </w:rPr>
-              <w:t>]]</w:t>
-            </w:r>
-            <w:r>
-              <w:rPr>
-                <w:rFonts w:ascii="Helvetica Neue" w:eastAsia="Times New Roman" w:hAnsi="Helvetica Neue" w:cs="Arial"/>
-                <w:b/>
-                <w:bCs/>
-                <w:color w:val="000000"/>
-                <w:kern w:val="0"/>
-                <w14:ligatures w14:val="none"/>
-              </w:rPr>
-              <w:t xml:space="preserve"> </w:t>
-            </w:r>
-            <w:r>
-              <w:rPr>
-                <w:rFonts w:ascii="Helvetica Neue" w:eastAsia="Times New Roman" w:hAnsi="Helvetica Neue" w:cs="Arial"/>
-                <w:b/>
-                <w:bCs/>
-                <w:color w:val="000000"/>
-                <w:kern w:val="0"/>
-                <w14:ligatures w14:val="none"/>
-              </w:rPr>
-              <w:t>[[$</w:t>
-            </w:r>
-            <w:proofErr w:type="spellStart"/>
-            <w:proofErr w:type="gramStart"/>
-            <w:r>
-              <w:rPr>
-                <w:rFonts w:ascii="Helvetica Neue" w:eastAsia="Times New Roman" w:hAnsi="Helvetica Neue" w:cs="Arial"/>
-                <w:b/>
-                <w:bCs/>
-                <w:color w:val="000000"/>
-                <w:kern w:val="0"/>
-                <w14:ligatures w14:val="none"/>
-              </w:rPr>
-              <w:t>na</w:t>
-            </w:r>
-            <w:proofErr w:type="spellEnd"/>
-            <w:r>
-              <w:rPr>
-                <w:rFonts w:ascii="Helvetica Neue" w:eastAsia="Times New Roman" w:hAnsi="Helvetica Neue" w:cs="Arial"/>
-                <w:b/>
-                <w:bCs/>
-                <w:color w:val="000000"/>
-                <w:kern w:val="0"/>
-                <w14:ligatures w14:val="none"/>
-              </w:rPr>
-              <w:t xml:space="preserve"> :</w:t>
-            </w:r>
-            <w:proofErr w:type="gramEnd"/>
-            <w:r>
-              <w:rPr>
-                <w:rFonts w:ascii="Helvetica Neue" w:eastAsia="Times New Roman" w:hAnsi="Helvetica Neue" w:cs="Arial"/>
-                <w:b/>
-                <w:bCs/>
-                <w:color w:val="000000"/>
-                <w:kern w:val="0"/>
-                <w14:ligatures w14:val="none"/>
-              </w:rPr>
-              <w:t>= “</w:t>
+              <w:t>[[$pv.productTotal]]</w:t>
+            </w:r>
+            <w:r>
+              <w:rPr>
+                <w:rFonts w:ascii="Helvetica Neue" w:eastAsia="Times New Roman" w:hAnsi="Helvetica Neue" w:cs="Arial"/>
+                <w:b/>
+                <w:bCs/>
+                <w:color w:val="000000"/>
+                <w:kern w:val="0"/>
+                <w14:ligatures w14:val="none"/>
+              </w:rPr>
+              <w:t xml:space="preserve"> [[$na := “</w:t>
             </w:r>
             <w:r>
               <w:rPr>
@@ -3905,70 +2404,7 @@
                 <w:szCs w:val="18"/>
                 <w14:ligatures w14:val="none"/>
               </w:rPr>
-              <w:t>[[</w:t>
-            </w:r>
-            <w:proofErr w:type="spellStart"/>
-            <w:proofErr w:type="gramStart"/>
-            <w:r>
-              <w:rPr>
-                <w:rFonts w:ascii="Helvetica Neue" w:eastAsia="Times New Roman" w:hAnsi="Helvetica Neue" w:cs="Arial"/>
-                <w:color w:val="000000"/>
-                <w:kern w:val="0"/>
-                <w:sz w:val="18"/>
-                <w:szCs w:val="18"/>
-                <w14:ligatures w14:val="none"/>
-              </w:rPr>
-              <w:t>tableStart</w:t>
-            </w:r>
-            <w:proofErr w:type="spellEnd"/>
-            <w:r>
-              <w:rPr>
-                <w:rFonts w:ascii="Helvetica Neue" w:eastAsia="Times New Roman" w:hAnsi="Helvetica Neue" w:cs="Arial"/>
-                <w:color w:val="000000"/>
-                <w:kern w:val="0"/>
-                <w:sz w:val="18"/>
-                <w:szCs w:val="18"/>
-                <w14:ligatures w14:val="none"/>
-              </w:rPr>
-              <w:t>(</w:t>
-            </w:r>
-            <w:proofErr w:type="gramEnd"/>
-            <w:r>
-              <w:rPr>
-                <w:rFonts w:ascii="Helvetica Neue" w:eastAsia="Times New Roman" w:hAnsi="Helvetica Neue" w:cs="Arial"/>
-                <w:color w:val="000000"/>
-                <w:kern w:val="0"/>
-                <w:sz w:val="18"/>
-                <w:szCs w:val="18"/>
-                <w14:ligatures w14:val="none"/>
-              </w:rPr>
-              <w:t>$k, $item as $</w:t>
-            </w:r>
-            <w:proofErr w:type="spellStart"/>
-            <w:proofErr w:type="gramStart"/>
-            <w:r>
-              <w:rPr>
-                <w:rFonts w:ascii="Helvetica Neue" w:eastAsia="Times New Roman" w:hAnsi="Helvetica Neue" w:cs="Arial"/>
-                <w:color w:val="000000"/>
-                <w:kern w:val="0"/>
-                <w:sz w:val="18"/>
-                <w:szCs w:val="18"/>
-                <w14:ligatures w14:val="none"/>
-              </w:rPr>
-              <w:t>pv.items</w:t>
-            </w:r>
-            <w:proofErr w:type="spellEnd"/>
-            <w:proofErr w:type="gramEnd"/>
-            <w:r>
-              <w:rPr>
-                <w:rFonts w:ascii="Helvetica Neue" w:eastAsia="Times New Roman" w:hAnsi="Helvetica Neue" w:cs="Arial"/>
-                <w:color w:val="000000"/>
-                <w:kern w:val="0"/>
-                <w:sz w:val="18"/>
-                <w:szCs w:val="18"/>
-                <w14:ligatures w14:val="none"/>
-              </w:rPr>
-              <w:t>)]]</w:t>
+              <w:t>[[tableStart($k, $item as $pv.items)]]</w:t>
             </w:r>
           </w:p>
         </w:tc>
@@ -4012,35 +2448,65 @@
                 <w:lang w:val="en-US"/>
                 <w14:ligatures w14:val="none"/>
               </w:rPr>
-              <w:t>[[if ne $</w:t>
-            </w:r>
-            <w:proofErr w:type="spellStart"/>
-            <w:proofErr w:type="gramStart"/>
-            <w:r>
-              <w:rPr>
-                <w:rFonts w:ascii="Helvetica Neue" w:eastAsia="Times New Roman" w:hAnsi="Helvetica Neue" w:cs="Arial"/>
+              <w:t>[[if ne $pv.productCode “SIL”]]</w:t>
+            </w:r>
+          </w:p>
+          <w:p>
+            <w:pPr>
+              <w:jc w:val="center"/>
+              <w:outlineLvl w:val="1"/>
+              <w:rPr>
+                <w:rFonts w:ascii="Helvetica Neue" w:eastAsia="Times New Roman" w:hAnsi="Helvetica Neue" w:cs="Arial"/>
+                <w:b/>
+                <w:bCs/>
+                <w:color w:val="000000"/>
+                <w:kern w:val="0"/>
+                <w:sz w:val="18"/>
+                <w:szCs w:val="18"/>
+                <w14:ligatures w14:val="none"/>
+              </w:rPr>
+            </w:pPr>
+            <w:r>
+              <w:rPr>
+                <w:rFonts w:ascii="Helvetica Neue" w:eastAsia="Times New Roman" w:hAnsi="Helvetica Neue" w:cs="Arial"/>
+                <w:b/>
+                <w:bCs/>
+                <w:color w:val="000000"/>
+                <w:kern w:val="0"/>
+                <w:sz w:val="18"/>
+                <w:szCs w:val="18"/>
+                <w14:ligatures w14:val="none"/>
+              </w:rPr>
+              <w:t>[[$Item.modelName]]</w:t>
+            </w:r>
+          </w:p>
+          <w:p>
+            <w:pPr>
+              <w:jc w:val="center"/>
+              <w:outlineLvl w:val="1"/>
+              <w:rPr>
+                <w:rFonts w:ascii="Helvetica Neue" w:eastAsia="Times New Roman" w:hAnsi="Helvetica Neue" w:cs="Arial"/>
+                <w:b/>
+                <w:bCs/>
                 <w:color w:val="000000"/>
                 <w:kern w:val="0"/>
                 <w:sz w:val="10"/>
                 <w:szCs w:val="10"/>
-                <w:lang w:val="en-US"/>
-                <w14:ligatures w14:val="none"/>
-              </w:rPr>
-              <w:t>pv.productCode</w:t>
-            </w:r>
-            <w:proofErr w:type="spellEnd"/>
-            <w:proofErr w:type="gramEnd"/>
-            <w:r>
-              <w:rPr>
-                <w:rFonts w:ascii="Helvetica Neue" w:eastAsia="Times New Roman" w:hAnsi="Helvetica Neue" w:cs="Arial"/>
+                <w14:ligatures w14:val="none"/>
+              </w:rPr>
+            </w:pPr>
+            <w:r>
+              <w:rPr>
+                <w:rFonts w:ascii="Helvetica Neue" w:eastAsia="Times New Roman" w:hAnsi="Helvetica Neue" w:cs="Arial"/>
+                <w:b/>
+                <w:bCs/>
                 <w:color w:val="000000"/>
                 <w:kern w:val="0"/>
                 <w:sz w:val="10"/>
                 <w:szCs w:val="10"/>
-                <w:lang w:val="en-US"/>
-                <w14:ligatures w14:val="none"/>
-              </w:rPr>
-              <w:t xml:space="preserve"> “SIL”]]</w:t>
+                <w14:ligatures w14:val="none"/>
+              </w:rPr>
+              <w:t>[[end]]</w:t>
             </w:r>
           </w:p>
           <w:p>
@@ -4061,43 +2527,14 @@
             <w:r>
               <w:rPr>
                 <w:rFonts w:ascii="Helvetica Neue" w:eastAsia="Times New Roman" w:hAnsi="Helvetica Neue" w:cs="Arial"/>
-                <w:b/>
-                <w:bCs/>
-                <w:color w:val="000000"/>
-                <w:kern w:val="0"/>
-                <w:sz w:val="18"/>
-                <w:szCs w:val="18"/>
-                <w14:ligatures w14:val="none"/>
-              </w:rPr>
-              <w:t>[[$</w:t>
-            </w:r>
-            <w:proofErr w:type="spellStart"/>
-            <w:r>
-              <w:rPr>
-                <w:rFonts w:ascii="Helvetica Neue" w:eastAsia="Times New Roman" w:hAnsi="Helvetica Neue" w:cs="Arial"/>
-                <w:b/>
-                <w:bCs/>
-                <w:color w:val="000000"/>
-                <w:kern w:val="0"/>
-                <w:sz w:val="18"/>
-                <w:szCs w:val="18"/>
-                <w14:ligatures w14:val="none"/>
-              </w:rPr>
-              <w:t>Item.modelName</w:t>
-            </w:r>
-            <w:proofErr w:type="spellEnd"/>
-            <w:r>
-              <w:rPr>
-                <w:rFonts w:ascii="Helvetica Neue" w:eastAsia="Times New Roman" w:hAnsi="Helvetica Neue" w:cs="Arial"/>
-                <w:b/>
-                <w:bCs/>
-                <w:color w:val="000000"/>
-                <w:kern w:val="0"/>
-                <w:sz w:val="18"/>
-                <w:szCs w:val="18"/>
-                <w14:ligatures w14:val="none"/>
-              </w:rPr>
-              <w:t>]]</w:t>
+                <w:color w:val="000000"/>
+                <w:kern w:val="0"/>
+                <w:sz w:val="10"/>
+                <w:szCs w:val="10"/>
+                <w:lang w:val="en-US"/>
+                <w14:ligatures w14:val="none"/>
+              </w:rPr>
+              <w:t>[[if eq $pv.productCode “SIL”]]</w:t>
             </w:r>
           </w:p>
           <w:p>
@@ -4110,136 +2547,23 @@
                 <w:bCs/>
                 <w:color w:val="000000"/>
                 <w:kern w:val="0"/>
-                <w:sz w:val="10"/>
-                <w:szCs w:val="10"/>
-                <w14:ligatures w14:val="none"/>
-              </w:rPr>
-            </w:pPr>
-            <w:r>
-              <w:rPr>
-                <w:rFonts w:ascii="Helvetica Neue" w:eastAsia="Times New Roman" w:hAnsi="Helvetica Neue" w:cs="Arial"/>
-                <w:b/>
-                <w:bCs/>
-                <w:color w:val="000000"/>
-                <w:kern w:val="0"/>
-                <w:sz w:val="10"/>
-                <w:szCs w:val="10"/>
-                <w14:ligatures w14:val="none"/>
-              </w:rPr>
-              <w:t>[[end]]</w:t>
-            </w:r>
-          </w:p>
-          <w:p>
-            <w:pPr>
-              <w:jc w:val="center"/>
-              <w:outlineLvl w:val="1"/>
-              <w:rPr>
-                <w:rFonts w:ascii="Helvetica Neue" w:eastAsia="Times New Roman" w:hAnsi="Helvetica Neue" w:cs="Arial"/>
-                <w:b/>
-                <w:bCs/>
-                <w:color w:val="000000"/>
-                <w:kern w:val="0"/>
-                <w:sz w:val="18"/>
-                <w:szCs w:val="18"/>
-                <w14:ligatures w14:val="none"/>
-              </w:rPr>
-            </w:pPr>
-            <w:r>
-              <w:rPr>
-                <w:rFonts w:ascii="Helvetica Neue" w:eastAsia="Times New Roman" w:hAnsi="Helvetica Neue" w:cs="Arial"/>
-                <w:color w:val="000000"/>
-                <w:kern w:val="0"/>
-                <w:sz w:val="10"/>
-                <w:szCs w:val="10"/>
-                <w:lang w:val="en-US"/>
-                <w14:ligatures w14:val="none"/>
-              </w:rPr>
-              <w:t>[[if eq $</w:t>
-            </w:r>
-            <w:proofErr w:type="spellStart"/>
-            <w:proofErr w:type="gramStart"/>
-            <w:r>
-              <w:rPr>
-                <w:rFonts w:ascii="Helvetica Neue" w:eastAsia="Times New Roman" w:hAnsi="Helvetica Neue" w:cs="Arial"/>
-                <w:color w:val="000000"/>
-                <w:kern w:val="0"/>
-                <w:sz w:val="10"/>
-                <w:szCs w:val="10"/>
-                <w:lang w:val="en-US"/>
-                <w14:ligatures w14:val="none"/>
-              </w:rPr>
-              <w:t>pv.productCode</w:t>
-            </w:r>
-            <w:proofErr w:type="spellEnd"/>
-            <w:proofErr w:type="gramEnd"/>
-            <w:r>
-              <w:rPr>
-                <w:rFonts w:ascii="Helvetica Neue" w:eastAsia="Times New Roman" w:hAnsi="Helvetica Neue" w:cs="Arial"/>
-                <w:color w:val="000000"/>
-                <w:kern w:val="0"/>
-                <w:sz w:val="10"/>
-                <w:szCs w:val="10"/>
-                <w:lang w:val="en-US"/>
-                <w14:ligatures w14:val="none"/>
-              </w:rPr>
-              <w:t xml:space="preserve"> “SIL”]]</w:t>
-            </w:r>
-          </w:p>
-          <w:p>
-            <w:pPr>
-              <w:jc w:val="center"/>
-              <w:outlineLvl w:val="1"/>
-              <w:rPr>
-                <w:rFonts w:ascii="Helvetica Neue" w:eastAsia="Times New Roman" w:hAnsi="Helvetica Neue" w:cs="Arial"/>
-                <w:b/>
-                <w:bCs/>
-                <w:color w:val="000000"/>
-                <w:kern w:val="0"/>
-                <w:sz w:val="18"/>
-                <w:szCs w:val="18"/>
-                <w14:ligatures w14:val="none"/>
-              </w:rPr>
-            </w:pPr>
-            <w:r>
-              <w:rPr>
-                <w:rFonts w:ascii="Helvetica Neue" w:eastAsia="Times New Roman" w:hAnsi="Helvetica Neue" w:cs="Arial"/>
-                <w:b/>
-                <w:bCs/>
-                <w:color w:val="000000"/>
-                <w:kern w:val="0"/>
-                <w:sz w:val="18"/>
-                <w:szCs w:val="18"/>
-                <w14:ligatures w14:val="none"/>
-              </w:rPr>
-              <w:t>[[$</w:t>
-            </w:r>
-            <w:proofErr w:type="spellStart"/>
-            <w:r>
-              <w:rPr>
-                <w:rFonts w:ascii="Helvetica Neue" w:eastAsia="Times New Roman" w:hAnsi="Helvetica Neue" w:cs="Arial"/>
-                <w:b/>
-                <w:bCs/>
-                <w:color w:val="000000"/>
-                <w:kern w:val="0"/>
-                <w:sz w:val="18"/>
-                <w:szCs w:val="18"/>
-                <w14:ligatures w14:val="none"/>
-              </w:rPr>
-              <w:t>Item.subcategory</w:t>
-            </w:r>
-            <w:proofErr w:type="spellEnd"/>
-            <w:r>
-              <w:rPr>
-                <w:rFonts w:ascii="Helvetica Neue" w:eastAsia="Times New Roman" w:hAnsi="Helvetica Neue" w:cs="Arial"/>
-                <w:b/>
-                <w:bCs/>
-                <w:color w:val="000000"/>
-                <w:kern w:val="0"/>
-                <w:sz w:val="18"/>
-                <w:szCs w:val="18"/>
-                <w14:ligatures w14:val="none"/>
-              </w:rPr>
-              <w:t>]]</w:t>
+                <w:sz w:val="18"/>
+                <w:szCs w:val="18"/>
+                <w14:ligatures w14:val="none"/>
+              </w:rPr>
+            </w:pPr>
+            <w:r>
+              <w:rPr>
+                <w:rFonts w:ascii="Helvetica Neue" w:eastAsia="Times New Roman" w:hAnsi="Helvetica Neue" w:cs="Arial"/>
+                <w:b/>
+                <w:bCs/>
+                <w:color w:val="000000"/>
+                <w:kern w:val="0"/>
+                <w:sz w:val="18"/>
+                <w:szCs w:val="18"/>
+                <w14:ligatures w14:val="none"/>
+              </w:rPr>
+              <w:t>[[$Item.subcategory]]</w:t>
             </w:r>
           </w:p>
           <w:p>
@@ -4301,94 +2625,7 @@
                 <w:szCs w:val="18"/>
                 <w14:ligatures w14:val="none"/>
               </w:rPr>
-              <w:t>[[</w:t>
-            </w:r>
-            <w:proofErr w:type="spellStart"/>
-            <w:proofErr w:type="gramStart"/>
-            <w:r>
-              <w:rPr>
-                <w:rFonts w:ascii="Helvetica Neue" w:eastAsia="Times New Roman" w:hAnsi="Helvetica Neue" w:cs="Arial"/>
-                <w:color w:val="000000"/>
-                <w:kern w:val="0"/>
-                <w:sz w:val="18"/>
-                <w:szCs w:val="18"/>
-                <w14:ligatures w14:val="none"/>
-              </w:rPr>
-              <w:t>tableStart</w:t>
-            </w:r>
-            <w:proofErr w:type="spellEnd"/>
-            <w:r>
-              <w:rPr>
-                <w:rFonts w:ascii="Helvetica Neue" w:eastAsia="Times New Roman" w:hAnsi="Helvetica Neue" w:cs="Arial"/>
-                <w:color w:val="000000"/>
-                <w:kern w:val="0"/>
-                <w:sz w:val="18"/>
-                <w:szCs w:val="18"/>
-                <w14:ligatures w14:val="none"/>
-              </w:rPr>
-              <w:t>(</w:t>
-            </w:r>
-            <w:proofErr w:type="gramEnd"/>
-            <w:r>
-              <w:rPr>
-                <w:rFonts w:ascii="Helvetica Neue" w:eastAsia="Times New Roman" w:hAnsi="Helvetica Neue" w:cs="Arial"/>
-                <w:color w:val="000000"/>
-                <w:kern w:val="0"/>
-                <w:sz w:val="18"/>
-                <w:szCs w:val="18"/>
-                <w14:ligatures w14:val="none"/>
-              </w:rPr>
-              <w:t>$k, $</w:t>
-            </w:r>
-            <w:proofErr w:type="spellStart"/>
-            <w:r>
-              <w:rPr>
-                <w:rFonts w:ascii="Helvetica Neue" w:eastAsia="Times New Roman" w:hAnsi="Helvetica Neue" w:cs="Arial"/>
-                <w:color w:val="000000"/>
-                <w:kern w:val="0"/>
-                <w:sz w:val="18"/>
-                <w:szCs w:val="18"/>
-                <w14:ligatures w14:val="none"/>
-              </w:rPr>
-              <w:t>h as</w:t>
-            </w:r>
-            <w:proofErr w:type="spellEnd"/>
-            <w:r>
-              <w:rPr>
-                <w:rFonts w:ascii="Helvetica Neue" w:eastAsia="Times New Roman" w:hAnsi="Helvetica Neue" w:cs="Arial"/>
-                <w:color w:val="000000"/>
-                <w:kern w:val="0"/>
-                <w:sz w:val="18"/>
-                <w:szCs w:val="18"/>
-                <w14:ligatures w14:val="none"/>
-              </w:rPr>
-              <w:t xml:space="preserve"> $</w:t>
-            </w:r>
-            <w:proofErr w:type="spellStart"/>
-            <w:proofErr w:type="gramStart"/>
-            <w:r>
-              <w:rPr>
-                <w:rFonts w:ascii="Helvetica Neue" w:eastAsia="Times New Roman" w:hAnsi="Helvetica Neue" w:cs="Arial"/>
-                <w:color w:val="000000"/>
-                <w:kern w:val="0"/>
-                <w:sz w:val="18"/>
-                <w:szCs w:val="18"/>
-                <w14:ligatures w14:val="none"/>
-              </w:rPr>
-              <w:t>item.headersDisplay</w:t>
-            </w:r>
-            <w:proofErr w:type="spellEnd"/>
-            <w:proofErr w:type="gramEnd"/>
-            <w:r>
-              <w:rPr>
-                <w:rFonts w:ascii="Helvetica Neue" w:eastAsia="Times New Roman" w:hAnsi="Helvetica Neue" w:cs="Arial"/>
-                <w:color w:val="000000"/>
-                <w:kern w:val="0"/>
-                <w:sz w:val="18"/>
-                <w:szCs w:val="18"/>
-                <w14:ligatures w14:val="none"/>
-              </w:rPr>
-              <w:t>)]]</w:t>
+              <w:t>[[tableStart($k, $h as $item.headersDisplay)]]</w:t>
             </w:r>
           </w:p>
         </w:tc>
@@ -4423,37 +2660,7 @@
                 <w:szCs w:val="18"/>
                 <w14:ligatures w14:val="none"/>
               </w:rPr>
-              <w:t>[[$</w:t>
-            </w:r>
-            <w:proofErr w:type="spellStart"/>
-            <w:proofErr w:type="gramStart"/>
-            <w:r>
-              <w:rPr>
-                <w:rFonts w:ascii="Helvetica Neue" w:eastAsia="Times New Roman" w:hAnsi="Helvetica Neue" w:cs="Arial"/>
-                <w:b/>
-                <w:bCs/>
-                <w:color w:val="000000"/>
-                <w:kern w:val="0"/>
-                <w:sz w:val="18"/>
-                <w:szCs w:val="18"/>
-                <w14:ligatures w14:val="none"/>
-              </w:rPr>
-              <w:t>h.leftLabel</w:t>
-            </w:r>
-            <w:proofErr w:type="spellEnd"/>
-            <w:proofErr w:type="gramEnd"/>
-            <w:r>
-              <w:rPr>
-                <w:rFonts w:ascii="Helvetica Neue" w:eastAsia="Times New Roman" w:hAnsi="Helvetica Neue" w:cs="Arial"/>
-                <w:b/>
-                <w:bCs/>
-                <w:color w:val="000000"/>
-                <w:kern w:val="0"/>
-                <w:sz w:val="18"/>
-                <w:szCs w:val="18"/>
-                <w14:ligatures w14:val="none"/>
-              </w:rPr>
-              <w:t>]]</w:t>
+              <w:t>[[$h.leftLabel]]</w:t>
             </w:r>
           </w:p>
         </w:tc>
@@ -4483,216 +2690,29 @@
                 <w:szCs w:val="18"/>
                 <w14:ligatures w14:val="none"/>
               </w:rPr>
-              <w:t>[[if ne $</w:t>
-            </w:r>
-            <w:proofErr w:type="spellStart"/>
-            <w:proofErr w:type="gramStart"/>
-            <w:r>
-              <w:rPr>
-                <w:rFonts w:ascii="Helvetica Neue" w:eastAsia="Times New Roman" w:hAnsi="Helvetica Neue" w:cs="Arial"/>
-                <w:color w:val="000000"/>
-                <w:kern w:val="0"/>
-                <w:sz w:val="18"/>
-                <w:szCs w:val="18"/>
-                <w14:ligatures w14:val="none"/>
-              </w:rPr>
-              <w:t>h.leftValue</w:t>
-            </w:r>
-            <w:proofErr w:type="spellEnd"/>
-            <w:proofErr w:type="gramEnd"/>
-            <w:r>
-              <w:rPr>
-                <w:rFonts w:ascii="Helvetica Neue" w:eastAsia="Times New Roman" w:hAnsi="Helvetica Neue" w:cs="Arial"/>
-                <w:color w:val="000000"/>
-                <w:kern w:val="0"/>
-                <w:sz w:val="18"/>
-                <w:szCs w:val="18"/>
-                <w14:ligatures w14:val="none"/>
-              </w:rPr>
-              <w:t xml:space="preserve"> $</w:t>
-            </w:r>
-            <w:proofErr w:type="spellStart"/>
-            <w:r>
-              <w:rPr>
-                <w:rFonts w:ascii="Helvetica Neue" w:eastAsia="Times New Roman" w:hAnsi="Helvetica Neue" w:cs="Arial"/>
-                <w:color w:val="000000"/>
-                <w:kern w:val="0"/>
-                <w:sz w:val="18"/>
-                <w:szCs w:val="18"/>
-                <w14:ligatures w14:val="none"/>
-              </w:rPr>
-              <w:t>na</w:t>
-            </w:r>
-            <w:proofErr w:type="spellEnd"/>
-            <w:proofErr w:type="gramStart"/>
-            <w:r>
-              <w:rPr>
-                <w:rFonts w:ascii="Helvetica Neue" w:eastAsia="Times New Roman" w:hAnsi="Helvetica Neue" w:cs="Arial"/>
-                <w:color w:val="000000"/>
-                <w:kern w:val="0"/>
-                <w:sz w:val="18"/>
-                <w:szCs w:val="18"/>
-                <w14:ligatures w14:val="none"/>
-              </w:rPr>
-              <w:t>]]</w:t>
-            </w:r>
-            <w:r>
-              <w:rPr>
-                <w:rFonts w:ascii="Helvetica Neue" w:eastAsia="Times New Roman" w:hAnsi="Helvetica Neue" w:cs="Arial"/>
-                <w:color w:val="000000"/>
-                <w:kern w:val="0"/>
-                <w:sz w:val="18"/>
-                <w:szCs w:val="18"/>
-                <w14:ligatures w14:val="none"/>
-              </w:rPr>
-              <w:t>[</w:t>
-            </w:r>
-            <w:proofErr w:type="gramEnd"/>
-            <w:r>
-              <w:rPr>
-                <w:rFonts w:ascii="Helvetica Neue" w:eastAsia="Times New Roman" w:hAnsi="Helvetica Neue" w:cs="Arial"/>
-                <w:color w:val="000000"/>
-                <w:kern w:val="0"/>
-                <w:sz w:val="18"/>
-                <w:szCs w:val="18"/>
-                <w14:ligatures w14:val="none"/>
-              </w:rPr>
-              <w:t>[$</w:t>
-            </w:r>
-            <w:proofErr w:type="spellStart"/>
-            <w:proofErr w:type="gramStart"/>
-            <w:r>
-              <w:rPr>
-                <w:rFonts w:ascii="Helvetica Neue" w:eastAsia="Times New Roman" w:hAnsi="Helvetica Neue" w:cs="Arial"/>
-                <w:color w:val="000000"/>
-                <w:kern w:val="0"/>
-                <w:sz w:val="18"/>
-                <w:szCs w:val="18"/>
-                <w14:ligatures w14:val="none"/>
-              </w:rPr>
-              <w:t>h.leftValue</w:t>
-            </w:r>
-            <w:proofErr w:type="spellEnd"/>
-            <w:r>
-              <w:rPr>
-                <w:rFonts w:ascii="Helvetica Neue" w:eastAsia="Times New Roman" w:hAnsi="Helvetica Neue" w:cs="Arial"/>
-                <w:color w:val="000000"/>
-                <w:kern w:val="0"/>
-                <w:sz w:val="18"/>
-                <w:szCs w:val="18"/>
-                <w14:ligatures w14:val="none"/>
-              </w:rPr>
-              <w:t>]]</w:t>
-            </w:r>
-            <w:r>
-              <w:rPr>
-                <w:rFonts w:ascii="Helvetica Neue" w:eastAsia="Times New Roman" w:hAnsi="Helvetica Neue" w:cs="Arial"/>
-                <w:color w:val="000000"/>
-                <w:kern w:val="0"/>
-                <w:sz w:val="18"/>
-                <w:szCs w:val="18"/>
-                <w14:ligatures w14:val="none"/>
-              </w:rPr>
-              <w:t>[</w:t>
-            </w:r>
-            <w:proofErr w:type="gramEnd"/>
-            <w:r>
-              <w:rPr>
-                <w:rFonts w:ascii="Helvetica Neue" w:eastAsia="Times New Roman" w:hAnsi="Helvetica Neue" w:cs="Arial"/>
-                <w:color w:val="000000"/>
-                <w:kern w:val="0"/>
-                <w:sz w:val="18"/>
-                <w:szCs w:val="18"/>
-                <w14:ligatures w14:val="none"/>
-              </w:rPr>
-              <w:t>[end</w:t>
-            </w:r>
-            <w:proofErr w:type="gramStart"/>
-            <w:r>
-              <w:rPr>
-                <w:rFonts w:ascii="Helvetica Neue" w:eastAsia="Times New Roman" w:hAnsi="Helvetica Neue" w:cs="Arial"/>
-                <w:color w:val="000000"/>
-                <w:kern w:val="0"/>
-                <w:sz w:val="18"/>
-                <w:szCs w:val="18"/>
-                <w14:ligatures w14:val="none"/>
-              </w:rPr>
-              <w:t>]][</w:t>
-            </w:r>
-            <w:proofErr w:type="gramEnd"/>
-            <w:r>
-              <w:rPr>
-                <w:rFonts w:ascii="Helvetica Neue" w:eastAsia="Times New Roman" w:hAnsi="Helvetica Neue" w:cs="Arial"/>
-                <w:color w:val="000000"/>
-                <w:kern w:val="0"/>
-                <w:sz w:val="18"/>
-                <w:szCs w:val="18"/>
-                <w14:ligatures w14:val="none"/>
-              </w:rPr>
-              <w:t>[if eq $</w:t>
-            </w:r>
-            <w:proofErr w:type="spellStart"/>
-            <w:proofErr w:type="gramStart"/>
-            <w:r>
-              <w:rPr>
-                <w:rFonts w:ascii="Helvetica Neue" w:eastAsia="Times New Roman" w:hAnsi="Helvetica Neue" w:cs="Arial"/>
-                <w:color w:val="000000"/>
-                <w:kern w:val="0"/>
-                <w:sz w:val="18"/>
-                <w:szCs w:val="18"/>
-                <w14:ligatures w14:val="none"/>
-              </w:rPr>
-              <w:t>h.leftValue</w:t>
-            </w:r>
-            <w:proofErr w:type="spellEnd"/>
-            <w:proofErr w:type="gramEnd"/>
-            <w:r>
-              <w:rPr>
-                <w:rFonts w:ascii="Helvetica Neue" w:eastAsia="Times New Roman" w:hAnsi="Helvetica Neue" w:cs="Arial"/>
-                <w:color w:val="000000"/>
-                <w:kern w:val="0"/>
-                <w:sz w:val="18"/>
-                <w:szCs w:val="18"/>
-                <w14:ligatures w14:val="none"/>
-              </w:rPr>
-              <w:t xml:space="preserve"> $</w:t>
-            </w:r>
-            <w:proofErr w:type="spellStart"/>
-            <w:r>
-              <w:rPr>
-                <w:rFonts w:ascii="Helvetica Neue" w:eastAsia="Times New Roman" w:hAnsi="Helvetica Neue" w:cs="Arial"/>
-                <w:color w:val="000000"/>
-                <w:kern w:val="0"/>
-                <w:sz w:val="18"/>
-                <w:szCs w:val="18"/>
-                <w14:ligatures w14:val="none"/>
-              </w:rPr>
-              <w:t>na</w:t>
-            </w:r>
-            <w:proofErr w:type="spellEnd"/>
-            <w:proofErr w:type="gramStart"/>
-            <w:r>
-              <w:rPr>
-                <w:rFonts w:ascii="Helvetica Neue" w:eastAsia="Times New Roman" w:hAnsi="Helvetica Neue" w:cs="Arial"/>
-                <w:color w:val="000000"/>
-                <w:kern w:val="0"/>
-                <w:sz w:val="18"/>
-                <w:szCs w:val="18"/>
-                <w14:ligatures w14:val="none"/>
-              </w:rPr>
-              <w:t>]]N</w:t>
-            </w:r>
-            <w:proofErr w:type="gramEnd"/>
-            <w:r>
-              <w:rPr>
-                <w:rFonts w:ascii="Helvetica Neue" w:eastAsia="Times New Roman" w:hAnsi="Helvetica Neue" w:cs="Arial"/>
-                <w:color w:val="000000"/>
-                <w:kern w:val="0"/>
-                <w:sz w:val="18"/>
-                <w:szCs w:val="18"/>
-                <w14:ligatures w14:val="none"/>
-              </w:rPr>
-              <w:t>/A[[end]]</w:t>
+              <w:t>[[if ne $h.leftValue $na]]</w:t>
+            </w:r>
+            <w:r>
+              <w:rPr>
+                <w:rFonts w:ascii="Helvetica Neue" w:eastAsia="Times New Roman" w:hAnsi="Helvetica Neue" w:cs="Arial"/>
+                <w:color w:val="000000"/>
+                <w:kern w:val="0"/>
+                <w:sz w:val="18"/>
+                <w:szCs w:val="18"/>
+                <w14:ligatures w14:val="none"/>
+              </w:rPr>
+              <w:t>[[$h.leftValue]]</w:t>
+            </w:r>
+            <w:r>
+              <w:rPr>
+                <w:rFonts w:ascii="Helvetica Neue" w:eastAsia="Times New Roman" w:hAnsi="Helvetica Neue" w:cs="Arial"/>
+                <w:color w:val="000000"/>
+                <w:kern w:val="0"/>
+                <w:sz w:val="18"/>
+                <w:szCs w:val="18"/>
+                <w14:ligatures w14:val="none"/>
+              </w:rPr>
+              <w:t>[[end]][[if eq $h.leftValue $na]]N/A[[end]]</w:t>
             </w:r>
           </w:p>
         </w:tc>
@@ -4725,37 +2745,7 @@
                 <w:szCs w:val="18"/>
                 <w14:ligatures w14:val="none"/>
               </w:rPr>
-              <w:t>[[$</w:t>
-            </w:r>
-            <w:proofErr w:type="spellStart"/>
-            <w:proofErr w:type="gramStart"/>
-            <w:r>
-              <w:rPr>
-                <w:rFonts w:ascii="Helvetica Neue" w:eastAsia="Times New Roman" w:hAnsi="Helvetica Neue" w:cs="Arial"/>
-                <w:b/>
-                <w:bCs/>
-                <w:color w:val="000000"/>
-                <w:kern w:val="0"/>
-                <w:sz w:val="18"/>
-                <w:szCs w:val="18"/>
-                <w14:ligatures w14:val="none"/>
-              </w:rPr>
-              <w:t>h.rightLabel</w:t>
-            </w:r>
-            <w:proofErr w:type="spellEnd"/>
-            <w:proofErr w:type="gramEnd"/>
-            <w:r>
-              <w:rPr>
-                <w:rFonts w:ascii="Helvetica Neue" w:eastAsia="Times New Roman" w:hAnsi="Helvetica Neue" w:cs="Arial"/>
-                <w:b/>
-                <w:bCs/>
-                <w:color w:val="000000"/>
-                <w:kern w:val="0"/>
-                <w:sz w:val="18"/>
-                <w:szCs w:val="18"/>
-                <w14:ligatures w14:val="none"/>
-              </w:rPr>
-              <w:t>]]</w:t>
+              <w:t>[[$h.rightLabel]]</w:t>
             </w:r>
           </w:p>
         </w:tc>
@@ -4786,19 +2776,7 @@
                 <w:szCs w:val="18"/>
                 <w14:ligatures w14:val="none"/>
               </w:rPr>
-              <w:t>[[if ne $</w:t>
-            </w:r>
-            <w:proofErr w:type="spellStart"/>
-            <w:r>
-              <w:rPr>
-                <w:rFonts w:ascii="Helvetica Neue" w:eastAsia="Times New Roman" w:hAnsi="Helvetica Neue" w:cs="Arial"/>
-                <w:color w:val="000000"/>
-                <w:kern w:val="0"/>
-                <w:sz w:val="18"/>
-                <w:szCs w:val="18"/>
-                <w14:ligatures w14:val="none"/>
-              </w:rPr>
-              <w:t>h.</w:t>
+              <w:t>[[if ne $h.</w:t>
             </w:r>
             <w:r>
               <w:rPr>
@@ -4811,99 +2789,38 @@
               </w:rPr>
               <w:t>rightValue</w:t>
             </w:r>
-            <w:proofErr w:type="spellEnd"/>
-            <w:r>
-              <w:rPr>
-                <w:rFonts w:ascii="Helvetica Neue" w:eastAsia="Times New Roman" w:hAnsi="Helvetica Neue" w:cs="Arial"/>
-                <w:color w:val="000000"/>
-                <w:kern w:val="0"/>
-                <w:sz w:val="18"/>
-                <w:szCs w:val="18"/>
-                <w14:ligatures w14:val="none"/>
-              </w:rPr>
-              <w:t xml:space="preserve"> $</w:t>
-            </w:r>
-            <w:proofErr w:type="spellStart"/>
-            <w:r>
-              <w:rPr>
-                <w:rFonts w:ascii="Helvetica Neue" w:eastAsia="Times New Roman" w:hAnsi="Helvetica Neue" w:cs="Arial"/>
-                <w:color w:val="000000"/>
-                <w:kern w:val="0"/>
-                <w:sz w:val="18"/>
-                <w:szCs w:val="18"/>
-                <w14:ligatures w14:val="none"/>
-              </w:rPr>
-              <w:t>na</w:t>
-            </w:r>
-            <w:proofErr w:type="spellEnd"/>
-            <w:r>
-              <w:rPr>
-                <w:rFonts w:ascii="Helvetica Neue" w:eastAsia="Times New Roman" w:hAnsi="Helvetica Neue" w:cs="Arial"/>
-                <w:color w:val="000000"/>
-                <w:kern w:val="0"/>
-                <w:sz w:val="18"/>
-                <w:szCs w:val="18"/>
-                <w14:ligatures w14:val="none"/>
-              </w:rPr>
-              <w:t>]]</w:t>
-            </w:r>
-            <w:r>
-              <w:rPr>
-                <w:rFonts w:ascii="Helvetica Neue" w:eastAsia="Times New Roman" w:hAnsi="Helvetica Neue" w:cs="Arial"/>
-                <w:color w:val="000000"/>
-                <w:kern w:val="0"/>
-                <w:sz w:val="18"/>
-                <w:szCs w:val="18"/>
-                <w14:ligatures w14:val="none"/>
-              </w:rPr>
-              <w:t>[[$</w:t>
-            </w:r>
-            <w:proofErr w:type="spellStart"/>
-            <w:r>
-              <w:rPr>
-                <w:rFonts w:ascii="Helvetica Neue" w:eastAsia="Times New Roman" w:hAnsi="Helvetica Neue" w:cs="Arial"/>
-                <w:color w:val="000000"/>
-                <w:kern w:val="0"/>
-                <w:sz w:val="18"/>
-                <w:szCs w:val="18"/>
-                <w14:ligatures w14:val="none"/>
-              </w:rPr>
-              <w:t>h.rightValue</w:t>
-            </w:r>
-            <w:proofErr w:type="spellEnd"/>
-            <w:r>
-              <w:rPr>
-                <w:rFonts w:ascii="Helvetica Neue" w:eastAsia="Times New Roman" w:hAnsi="Helvetica Neue" w:cs="Arial"/>
-                <w:color w:val="000000"/>
-                <w:kern w:val="0"/>
-                <w:sz w:val="18"/>
-                <w:szCs w:val="18"/>
-                <w14:ligatures w14:val="none"/>
-              </w:rPr>
-              <w:t>]]</w:t>
-            </w:r>
-            <w:r>
-              <w:rPr>
-                <w:rFonts w:ascii="Helvetica Neue" w:eastAsia="Times New Roman" w:hAnsi="Helvetica Neue" w:cs="Arial"/>
-                <w:color w:val="000000"/>
-                <w:kern w:val="0"/>
-                <w:sz w:val="18"/>
-                <w:szCs w:val="18"/>
-                <w14:ligatures w14:val="none"/>
-              </w:rPr>
-              <w:t>[[end]][[if eq $</w:t>
-            </w:r>
-            <w:proofErr w:type="spellStart"/>
-            <w:r>
-              <w:rPr>
-                <w:rFonts w:ascii="Helvetica Neue" w:eastAsia="Times New Roman" w:hAnsi="Helvetica Neue" w:cs="Arial"/>
-                <w:color w:val="000000"/>
-                <w:kern w:val="0"/>
-                <w:sz w:val="18"/>
-                <w:szCs w:val="18"/>
-                <w14:ligatures w14:val="none"/>
-              </w:rPr>
-              <w:t>h.</w:t>
+            <w:r>
+              <w:rPr>
+                <w:rFonts w:ascii="Helvetica Neue" w:eastAsia="Times New Roman" w:hAnsi="Helvetica Neue" w:cs="Arial"/>
+                <w:color w:val="000000"/>
+                <w:kern w:val="0"/>
+                <w:sz w:val="18"/>
+                <w:szCs w:val="18"/>
+                <w14:ligatures w14:val="none"/>
+              </w:rPr>
+              <w:t xml:space="preserve"> $na]]</w:t>
+            </w:r>
+            <w:r>
+              <w:rPr>
+                <w:rFonts w:ascii="Helvetica Neue" w:eastAsia="Times New Roman" w:hAnsi="Helvetica Neue" w:cs="Arial"/>
+                <w:color w:val="000000"/>
+                <w:kern w:val="0"/>
+                <w:sz w:val="18"/>
+                <w:szCs w:val="18"/>
+                <w14:ligatures w14:val="none"/>
+              </w:rPr>
+              <w:t>[[$h.rightValue]]</w:t>
+            </w:r>
+            <w:r>
+              <w:rPr>
+                <w:rFonts w:ascii="Helvetica Neue" w:eastAsia="Times New Roman" w:hAnsi="Helvetica Neue" w:cs="Arial"/>
+                <w:color w:val="000000"/>
+                <w:kern w:val="0"/>
+                <w:sz w:val="18"/>
+                <w:szCs w:val="18"/>
+                <w14:ligatures w14:val="none"/>
+              </w:rPr>
+              <w:t>[[end]][[if eq $h.</w:t>
             </w:r>
             <w:r>
               <w:rPr>
@@ -4916,41 +2833,16 @@
               </w:rPr>
               <w:t>rightValue</w:t>
             </w:r>
-            <w:proofErr w:type="spellEnd"/>
-            <w:r>
-              <w:rPr>
-                <w:rFonts w:ascii="Helvetica Neue" w:eastAsia="Times New Roman" w:hAnsi="Helvetica Neue" w:cs="Arial"/>
-                <w:color w:val="000000"/>
-                <w:kern w:val="0"/>
-                <w:sz w:val="18"/>
-                <w:szCs w:val="18"/>
-                <w14:ligatures w14:val="none"/>
-              </w:rPr>
-              <w:t xml:space="preserve"> $</w:t>
-            </w:r>
-            <w:proofErr w:type="spellStart"/>
-            <w:r>
-              <w:rPr>
-                <w:rFonts w:ascii="Helvetica Neue" w:eastAsia="Times New Roman" w:hAnsi="Helvetica Neue" w:cs="Arial"/>
-                <w:color w:val="000000"/>
-                <w:kern w:val="0"/>
-                <w:sz w:val="18"/>
-                <w:szCs w:val="18"/>
-                <w14:ligatures w14:val="none"/>
-              </w:rPr>
-              <w:t>na</w:t>
-            </w:r>
-            <w:proofErr w:type="spellEnd"/>
-            <w:r>
-              <w:rPr>
-                <w:rFonts w:ascii="Helvetica Neue" w:eastAsia="Times New Roman" w:hAnsi="Helvetica Neue" w:cs="Arial"/>
-                <w:color w:val="000000"/>
-                <w:kern w:val="0"/>
-                <w:sz w:val="18"/>
-                <w:szCs w:val="18"/>
-                <w14:ligatures w14:val="none"/>
-              </w:rPr>
-              <w:t>]]N/A[[end]]</w:t>
+            <w:r>
+              <w:rPr>
+                <w:rFonts w:ascii="Helvetica Neue" w:eastAsia="Times New Roman" w:hAnsi="Helvetica Neue" w:cs="Arial"/>
+                <w:color w:val="000000"/>
+                <w:kern w:val="0"/>
+                <w:sz w:val="18"/>
+                <w:szCs w:val="18"/>
+                <w14:ligatures w14:val="none"/>
+              </w:rPr>
+              <w:t xml:space="preserve"> $na]]N/A[[end]]</w:t>
             </w:r>
           </w:p>
         </w:tc>
@@ -4985,31 +2877,7 @@
                 <w:szCs w:val="18"/>
                 <w14:ligatures w14:val="none"/>
               </w:rPr>
-              <w:t>[[</w:t>
-            </w:r>
-            <w:proofErr w:type="spellStart"/>
-            <w:r>
-              <w:rPr>
-                <w:rFonts w:ascii="Helvetica Neue" w:eastAsia="Times New Roman" w:hAnsi="Helvetica Neue" w:cs="Arial"/>
-                <w:color w:val="000000"/>
-                <w:kern w:val="0"/>
-                <w:sz w:val="18"/>
-                <w:szCs w:val="18"/>
-                <w14:ligatures w14:val="none"/>
-              </w:rPr>
-              <w:t>tableEnd</w:t>
-            </w:r>
-            <w:proofErr w:type="spellEnd"/>
-            <w:r>
-              <w:rPr>
-                <w:rFonts w:ascii="Helvetica Neue" w:eastAsia="Times New Roman" w:hAnsi="Helvetica Neue" w:cs="Arial"/>
-                <w:color w:val="000000"/>
-                <w:kern w:val="0"/>
-                <w:sz w:val="18"/>
-                <w:szCs w:val="18"/>
-                <w14:ligatures w14:val="none"/>
-              </w:rPr>
-              <w:t>]]</w:t>
+              <w:t>[[tableEnd]]</w:t>
             </w:r>
           </w:p>
         </w:tc>
@@ -5277,44 +3145,7 @@
                 <w:szCs w:val="18"/>
                 <w14:ligatures w14:val="none"/>
               </w:rPr>
-              <w:t>[[$</w:t>
-            </w:r>
-            <w:proofErr w:type="spellStart"/>
-            <w:proofErr w:type="gramStart"/>
-            <w:r>
-              <w:rPr>
-                <w:rFonts w:ascii="Helvetica Neue" w:eastAsia="Times New Roman" w:hAnsi="Helvetica Neue" w:cs="Arial"/>
-                <w:color w:val="000000"/>
-                <w:kern w:val="0"/>
-                <w:sz w:val="18"/>
-                <w:szCs w:val="18"/>
-                <w14:ligatures w14:val="none"/>
-              </w:rPr>
-              <w:t>sNo</w:t>
-            </w:r>
-            <w:proofErr w:type="spellEnd"/>
-            <w:r>
-              <w:rPr>
-                <w:rFonts w:ascii="Helvetica Neue" w:eastAsia="Times New Roman" w:hAnsi="Helvetica Neue" w:cs="Arial"/>
-                <w:color w:val="000000"/>
-                <w:kern w:val="0"/>
-                <w:sz w:val="18"/>
-                <w:szCs w:val="18"/>
-                <w14:ligatures w14:val="none"/>
-              </w:rPr>
-              <w:t xml:space="preserve"> :</w:t>
-            </w:r>
-            <w:proofErr w:type="gramEnd"/>
-            <w:r>
-              <w:rPr>
-                <w:rFonts w:ascii="Helvetica Neue" w:eastAsia="Times New Roman" w:hAnsi="Helvetica Neue" w:cs="Arial"/>
-                <w:color w:val="000000"/>
-                <w:kern w:val="0"/>
-                <w:sz w:val="18"/>
-                <w:szCs w:val="18"/>
-                <w14:ligatures w14:val="none"/>
-              </w:rPr>
-              <w:t>= 1]]</w:t>
+              <w:t>[[$sNo := 1]]</w:t>
             </w:r>
           </w:p>
           <w:p>
@@ -5341,131 +3172,31 @@
                 <w:szCs w:val="18"/>
                 <w14:ligatures w14:val="none"/>
               </w:rPr>
-              <w:t>[[$</w:t>
-            </w:r>
-            <w:proofErr w:type="spellStart"/>
-            <w:proofErr w:type="gramStart"/>
-            <w:r>
-              <w:rPr>
-                <w:rFonts w:ascii="Helvetica Neue" w:eastAsia="Times New Roman" w:hAnsi="Helvetica Neue" w:cs="Arial"/>
-                <w:color w:val="000000"/>
-                <w:kern w:val="0"/>
-                <w:sz w:val="18"/>
-                <w:szCs w:val="18"/>
-                <w14:ligatures w14:val="none"/>
-              </w:rPr>
-              <w:t>cVal</w:t>
-            </w:r>
-            <w:proofErr w:type="spellEnd"/>
-            <w:r>
-              <w:rPr>
-                <w:rFonts w:ascii="Helvetica Neue" w:eastAsia="Times New Roman" w:hAnsi="Helvetica Neue" w:cs="Arial"/>
-                <w:color w:val="000000"/>
-                <w:kern w:val="0"/>
-                <w:sz w:val="18"/>
-                <w:szCs w:val="18"/>
-                <w14:ligatures w14:val="none"/>
-              </w:rPr>
-              <w:t xml:space="preserve"> :</w:t>
-            </w:r>
-            <w:proofErr w:type="gramEnd"/>
-            <w:r>
-              <w:rPr>
-                <w:rFonts w:ascii="Helvetica Neue" w:eastAsia="Times New Roman" w:hAnsi="Helvetica Neue" w:cs="Arial"/>
-                <w:color w:val="000000"/>
-                <w:kern w:val="0"/>
-                <w:sz w:val="18"/>
-                <w:szCs w:val="18"/>
-                <w14:ligatures w14:val="none"/>
-              </w:rPr>
-              <w:t>=0]]</w:t>
-            </w:r>
-          </w:p>
-          <w:p>
-            <w:pPr>
-              <w:rPr>
-                <w:rFonts w:ascii="Helvetica Neue" w:eastAsia="Times New Roman" w:hAnsi="Helvetica Neue" w:cs="Arial"/>
-                <w:color w:val="000000"/>
-                <w:kern w:val="0"/>
-                <w:sz w:val="18"/>
-                <w:szCs w:val="18"/>
-                <w:lang w:val="en-US"/>
-                <w14:ligatures w14:val="none"/>
-              </w:rPr>
-            </w:pPr>
-            <w:r>
-              <w:rPr>
-                <w:rFonts w:ascii="Helvetica Neue" w:eastAsia="Times New Roman" w:hAnsi="Helvetica Neue" w:cs="Arial"/>
-                <w:color w:val="000000"/>
-                <w:kern w:val="0"/>
-                <w:sz w:val="18"/>
-                <w:szCs w:val="18"/>
-                <w14:ligatures w14:val="none"/>
-              </w:rPr>
-              <w:t>[[</w:t>
-            </w:r>
-            <w:proofErr w:type="spellStart"/>
-            <w:proofErr w:type="gramStart"/>
-            <w:r>
-              <w:rPr>
-                <w:rFonts w:ascii="Helvetica Neue" w:eastAsia="Times New Roman" w:hAnsi="Helvetica Neue" w:cs="Arial"/>
-                <w:color w:val="000000"/>
-                <w:kern w:val="0"/>
-                <w:sz w:val="18"/>
-                <w:szCs w:val="18"/>
-                <w14:ligatures w14:val="none"/>
-              </w:rPr>
-              <w:t>tableStart</w:t>
-            </w:r>
-            <w:proofErr w:type="spellEnd"/>
-            <w:r>
-              <w:rPr>
-                <w:rFonts w:ascii="Helvetica Neue" w:eastAsia="Times New Roman" w:hAnsi="Helvetica Neue" w:cs="Arial"/>
-                <w:color w:val="000000"/>
-                <w:kern w:val="0"/>
-                <w:sz w:val="18"/>
-                <w:szCs w:val="18"/>
-                <w14:ligatures w14:val="none"/>
-              </w:rPr>
-              <w:t>(</w:t>
-            </w:r>
-            <w:proofErr w:type="gramEnd"/>
-            <w:r>
-              <w:rPr>
-                <w:rFonts w:ascii="Helvetica Neue" w:eastAsia="Times New Roman" w:hAnsi="Helvetica Neue" w:cs="Arial"/>
-                <w:color w:val="000000"/>
-                <w:kern w:val="0"/>
-                <w:sz w:val="18"/>
-                <w:szCs w:val="18"/>
-                <w14:ligatures w14:val="none"/>
-              </w:rPr>
-              <w:t>$k, $s as $</w:t>
-            </w:r>
-            <w:proofErr w:type="spellStart"/>
-            <w:proofErr w:type="gramStart"/>
-            <w:r>
-              <w:rPr>
-                <w:rFonts w:ascii="Helvetica Neue" w:eastAsia="Times New Roman" w:hAnsi="Helvetica Neue" w:cs="Arial"/>
-                <w:color w:val="000000"/>
-                <w:kern w:val="0"/>
-                <w:sz w:val="18"/>
-                <w:szCs w:val="18"/>
-                <w14:ligatures w14:val="none"/>
-              </w:rPr>
-              <w:t>item.details</w:t>
-            </w:r>
-            <w:proofErr w:type="spellEnd"/>
-            <w:proofErr w:type="gramEnd"/>
-            <w:r>
-              <w:rPr>
-                <w:rFonts w:ascii="Helvetica Neue" w:eastAsia="Times New Roman" w:hAnsi="Helvetica Neue" w:cs="Arial"/>
-                <w:color w:val="000000"/>
-                <w:kern w:val="0"/>
-                <w:sz w:val="18"/>
-                <w:szCs w:val="18"/>
-                <w14:ligatures w14:val="none"/>
-              </w:rPr>
-              <w:t>)]]</w:t>
+              <w:t>[[$cVal :=0]]</w:t>
+            </w:r>
+          </w:p>
+          <w:p>
+            <w:pPr>
+              <w:rPr>
+                <w:rFonts w:ascii="Helvetica Neue" w:eastAsia="Times New Roman" w:hAnsi="Helvetica Neue" w:cs="Arial"/>
+                <w:color w:val="000000"/>
+                <w:kern w:val="0"/>
+                <w:sz w:val="18"/>
+                <w:szCs w:val="18"/>
+                <w:lang w:val="en-US"/>
+                <w14:ligatures w14:val="none"/>
+              </w:rPr>
+            </w:pPr>
+            <w:r>
+              <w:rPr>
+                <w:rFonts w:ascii="Helvetica Neue" w:eastAsia="Times New Roman" w:hAnsi="Helvetica Neue" w:cs="Arial"/>
+                <w:color w:val="000000"/>
+                <w:kern w:val="0"/>
+                <w:sz w:val="18"/>
+                <w:szCs w:val="18"/>
+                <w14:ligatures w14:val="none"/>
+              </w:rPr>
+              <w:t>[[tableStart($k, $s as $item.details)]]</w:t>
             </w:r>
           </w:p>
         </w:tc>
@@ -5498,31 +3229,7 @@
                 <w:szCs w:val="18"/>
                 <w14:ligatures w14:val="none"/>
               </w:rPr>
-              <w:t>[[$</w:t>
-            </w:r>
-            <w:proofErr w:type="spellStart"/>
-            <w:r>
-              <w:rPr>
-                <w:rFonts w:ascii="Helvetica Neue" w:eastAsia="Times New Roman" w:hAnsi="Helvetica Neue" w:cs="Arial"/>
-                <w:color w:val="000000"/>
-                <w:kern w:val="0"/>
-                <w:sz w:val="18"/>
-                <w:szCs w:val="18"/>
-                <w14:ligatures w14:val="none"/>
-              </w:rPr>
-              <w:t>sNo</w:t>
-            </w:r>
-            <w:proofErr w:type="spellEnd"/>
-            <w:r>
-              <w:rPr>
-                <w:rFonts w:ascii="Helvetica Neue" w:eastAsia="Times New Roman" w:hAnsi="Helvetica Neue" w:cs="Arial"/>
-                <w:color w:val="000000"/>
-                <w:kern w:val="0"/>
-                <w:sz w:val="18"/>
-                <w:szCs w:val="18"/>
-                <w14:ligatures w14:val="none"/>
-              </w:rPr>
-              <w:t>]]</w:t>
+              <w:t>[[$sNo]]</w:t>
             </w:r>
           </w:p>
         </w:tc>
@@ -5552,21 +3259,19 @@
                 <w:szCs w:val="18"/>
                 <w14:ligatures w14:val="none"/>
               </w:rPr>
-              <w:t>[[$</w:t>
-            </w:r>
-            <w:proofErr w:type="spellStart"/>
-            <w:r>
-              <w:rPr>
-                <w:rFonts w:ascii="Helvetica Neue" w:eastAsia="Times New Roman" w:hAnsi="Helvetica Neue" w:cs="Arial"/>
-                <w:color w:val="000000"/>
-                <w:kern w:val="0"/>
-                <w:sz w:val="18"/>
-                <w:szCs w:val="18"/>
-                <w14:ligatures w14:val="none"/>
-              </w:rPr>
-              <w:t>s.tag</w:t>
-            </w:r>
-            <w:proofErr w:type="spellEnd"/>
+              <w:t>[[$s.tag</w:t>
+            </w:r>
+            <w:r>
+              <w:rPr>
+                <w:rFonts w:ascii="Helvetica Neue" w:eastAsia="Times New Roman" w:hAnsi="Helvetica Neue" w:cs="Arial"/>
+                <w:color w:val="000000"/>
+                <w:kern w:val="0"/>
+                <w:sz w:val="18"/>
+                <w:szCs w:val="18"/>
+                <w14:ligatures w14:val="none"/>
+              </w:rPr>
+              <w:t>Ref</w:t>
+            </w:r>
             <w:r>
               <w:rPr>
                 <w:rFonts w:ascii="Helvetica Neue" w:eastAsia="Times New Roman" w:hAnsi="Helvetica Neue" w:cs="Arial"/>
@@ -5610,33 +3315,7 @@
                 <w:szCs w:val="18"/>
                 <w14:ligatures w14:val="none"/>
               </w:rPr>
-              <w:t>[[$</w:t>
-            </w:r>
-            <w:proofErr w:type="spellStart"/>
-            <w:proofErr w:type="gramStart"/>
-            <w:r>
-              <w:rPr>
-                <w:rFonts w:ascii="Helvetica Neue" w:eastAsia="Times New Roman" w:hAnsi="Helvetica Neue" w:cs="Arial"/>
-                <w:color w:val="000000"/>
-                <w:kern w:val="0"/>
-                <w:sz w:val="18"/>
-                <w:szCs w:val="18"/>
-                <w14:ligatures w14:val="none"/>
-              </w:rPr>
-              <w:t>s.cartTitle</w:t>
-            </w:r>
-            <w:proofErr w:type="spellEnd"/>
-            <w:proofErr w:type="gramEnd"/>
-            <w:r>
-              <w:rPr>
-                <w:rFonts w:ascii="Helvetica Neue" w:eastAsia="Times New Roman" w:hAnsi="Helvetica Neue" w:cs="Arial"/>
-                <w:color w:val="000000"/>
-                <w:kern w:val="0"/>
-                <w:sz w:val="18"/>
-                <w:szCs w:val="18"/>
-                <w14:ligatures w14:val="none"/>
-              </w:rPr>
-              <w:t>]]</w:t>
+              <w:t>[[$s.cartTitle]]</w:t>
             </w:r>
           </w:p>
         </w:tc>
@@ -5667,31 +3346,7 @@
                 <w:szCs w:val="18"/>
                 <w14:ligatures w14:val="none"/>
               </w:rPr>
-              <w:t>[[$</w:t>
-            </w:r>
-            <w:proofErr w:type="spellStart"/>
-            <w:r>
-              <w:rPr>
-                <w:rFonts w:ascii="Helvetica Neue" w:eastAsia="Times New Roman" w:hAnsi="Helvetica Neue" w:cs="Arial"/>
-                <w:color w:val="000000"/>
-                <w:kern w:val="0"/>
-                <w:sz w:val="18"/>
-                <w:szCs w:val="18"/>
-                <w14:ligatures w14:val="none"/>
-              </w:rPr>
-              <w:t>s.qty</w:t>
-            </w:r>
-            <w:proofErr w:type="spellEnd"/>
-            <w:r>
-              <w:rPr>
-                <w:rFonts w:ascii="Helvetica Neue" w:eastAsia="Times New Roman" w:hAnsi="Helvetica Neue" w:cs="Arial"/>
-                <w:color w:val="000000"/>
-                <w:kern w:val="0"/>
-                <w:sz w:val="18"/>
-                <w:szCs w:val="18"/>
-                <w14:ligatures w14:val="none"/>
-              </w:rPr>
-              <w:t>]]</w:t>
+              <w:t>[[$s.qty]]</w:t>
             </w:r>
           </w:p>
         </w:tc>
@@ -5723,20 +3378,7 @@
                 <w:szCs w:val="18"/>
                 <w14:ligatures w14:val="none"/>
               </w:rPr>
-              <w:t>[[$</w:t>
-            </w:r>
-            <w:proofErr w:type="spellStart"/>
-            <w:proofErr w:type="gramStart"/>
-            <w:r>
-              <w:rPr>
-                <w:rFonts w:ascii="Helvetica Neue" w:eastAsia="Times New Roman" w:hAnsi="Helvetica Neue" w:cs="Arial"/>
-                <w:color w:val="000000"/>
-                <w:kern w:val="0"/>
-                <w:sz w:val="18"/>
-                <w:szCs w:val="18"/>
-                <w14:ligatures w14:val="none"/>
-              </w:rPr>
-              <w:t>s.</w:t>
+              <w:t>[[$s.</w:t>
             </w:r>
             <w:r>
               <w:rPr>
@@ -5749,8 +3391,6 @@
               </w:rPr>
               <w:t>rate</w:t>
             </w:r>
-            <w:proofErr w:type="spellEnd"/>
-            <w:proofErr w:type="gramEnd"/>
             <w:r>
               <w:rPr>
                 <w:rFonts w:ascii="Helvetica Neue" w:eastAsia="Times New Roman" w:hAnsi="Helvetica Neue" w:cs="Arial"/>
@@ -5791,20 +3431,7 @@
                 <w:szCs w:val="18"/>
                 <w14:ligatures w14:val="none"/>
               </w:rPr>
-              <w:t>[[$</w:t>
-            </w:r>
-            <w:proofErr w:type="spellStart"/>
-            <w:proofErr w:type="gramStart"/>
-            <w:r>
-              <w:rPr>
-                <w:rFonts w:ascii="Helvetica Neue" w:eastAsia="Times New Roman" w:hAnsi="Helvetica Neue" w:cs="Arial"/>
-                <w:color w:val="000000"/>
-                <w:kern w:val="0"/>
-                <w:sz w:val="18"/>
-                <w:szCs w:val="18"/>
-                <w14:ligatures w14:val="none"/>
-              </w:rPr>
-              <w:t>s.</w:t>
+              <w:t>[[$s.</w:t>
             </w:r>
             <w:r>
               <w:rPr>
@@ -5817,8 +3444,6 @@
               </w:rPr>
               <w:t>amount</w:t>
             </w:r>
-            <w:proofErr w:type="spellEnd"/>
-            <w:proofErr w:type="gramEnd"/>
             <w:r>
               <w:rPr>
                 <w:rFonts w:ascii="Helvetica Neue" w:eastAsia="Times New Roman" w:hAnsi="Helvetica Neue" w:cs="Arial"/>
@@ -5860,35 +3485,7 @@
                 <w:lang w:val="en-US"/>
                 <w14:ligatures w14:val="none"/>
               </w:rPr>
-              <w:t>[[$</w:t>
-            </w:r>
-            <w:proofErr w:type="spellStart"/>
-            <w:proofErr w:type="gramStart"/>
-            <w:r>
-              <w:rPr>
-                <w:rFonts w:ascii="Helvetica Neue" w:eastAsia="Times New Roman" w:hAnsi="Helvetica Neue" w:cs="Arial"/>
-                <w:color w:val="000000"/>
-                <w:kern w:val="0"/>
-                <w:sz w:val="18"/>
-                <w:szCs w:val="18"/>
-                <w:lang w:val="en-US"/>
-                <w14:ligatures w14:val="none"/>
-              </w:rPr>
-              <w:t>s.notes</w:t>
-            </w:r>
-            <w:proofErr w:type="spellEnd"/>
-            <w:proofErr w:type="gramEnd"/>
-            <w:r>
-              <w:rPr>
-                <w:rFonts w:ascii="Helvetica Neue" w:eastAsia="Times New Roman" w:hAnsi="Helvetica Neue" w:cs="Arial"/>
-                <w:color w:val="000000"/>
-                <w:kern w:val="0"/>
-                <w:sz w:val="18"/>
-                <w:szCs w:val="18"/>
-                <w:lang w:val="en-US"/>
-                <w14:ligatures w14:val="none"/>
-              </w:rPr>
-              <w:t>]]</w:t>
+              <w:t>[[$s.notes]]</w:t>
             </w:r>
           </w:p>
         </w:tc>
@@ -5923,103 +3520,31 @@
                 <w:szCs w:val="18"/>
                 <w14:ligatures w14:val="none"/>
               </w:rPr>
-              <w:t>[[$</w:t>
-            </w:r>
-            <w:proofErr w:type="spellStart"/>
-            <w:r>
-              <w:rPr>
-                <w:rFonts w:ascii="Helvetica Neue" w:eastAsia="Times New Roman" w:hAnsi="Helvetica Neue" w:cs="Arial"/>
-                <w:color w:val="000000"/>
-                <w:kern w:val="0"/>
-                <w:sz w:val="18"/>
-                <w:szCs w:val="18"/>
-                <w14:ligatures w14:val="none"/>
-              </w:rPr>
-              <w:t>sNo</w:t>
-            </w:r>
-            <w:proofErr w:type="spellEnd"/>
-            <w:r>
-              <w:rPr>
-                <w:rFonts w:ascii="Helvetica Neue" w:eastAsia="Times New Roman" w:hAnsi="Helvetica Neue" w:cs="Arial"/>
-                <w:color w:val="000000"/>
-                <w:kern w:val="0"/>
-                <w:sz w:val="18"/>
-                <w:szCs w:val="18"/>
-                <w14:ligatures w14:val="none"/>
-              </w:rPr>
-              <w:t xml:space="preserve"> = add $</w:t>
-            </w:r>
-            <w:proofErr w:type="spellStart"/>
-            <w:r>
-              <w:rPr>
-                <w:rFonts w:ascii="Helvetica Neue" w:eastAsia="Times New Roman" w:hAnsi="Helvetica Neue" w:cs="Arial"/>
-                <w:color w:val="000000"/>
-                <w:kern w:val="0"/>
-                <w:sz w:val="18"/>
-                <w:szCs w:val="18"/>
-                <w14:ligatures w14:val="none"/>
-              </w:rPr>
-              <w:t>sNo</w:t>
-            </w:r>
-            <w:proofErr w:type="spellEnd"/>
-            <w:r>
-              <w:rPr>
-                <w:rFonts w:ascii="Helvetica Neue" w:eastAsia="Times New Roman" w:hAnsi="Helvetica Neue" w:cs="Arial"/>
-                <w:color w:val="000000"/>
-                <w:kern w:val="0"/>
-                <w:sz w:val="18"/>
-                <w:szCs w:val="18"/>
-                <w14:ligatures w14:val="none"/>
-              </w:rPr>
-              <w:t xml:space="preserve"> 1]]</w:t>
-            </w:r>
-          </w:p>
-          <w:p>
-            <w:pPr>
-              <w:rPr>
-                <w:rFonts w:ascii="Helvetica Neue" w:eastAsia="Times New Roman" w:hAnsi="Helvetica Neue" w:cs="Arial"/>
-                <w:color w:val="000000"/>
-                <w:kern w:val="0"/>
-                <w:sz w:val="18"/>
-                <w:szCs w:val="18"/>
-                <w:lang w:val="en-US"/>
-                <w14:ligatures w14:val="none"/>
-              </w:rPr>
-            </w:pPr>
-            <w:r>
-              <w:rPr>
-                <w:rFonts w:ascii="Helvetica Neue" w:eastAsia="Times New Roman" w:hAnsi="Helvetica Neue" w:cs="Arial"/>
-                <w:color w:val="000000"/>
-                <w:kern w:val="0"/>
-                <w:sz w:val="18"/>
-                <w:szCs w:val="18"/>
-                <w14:ligatures w14:val="none"/>
-              </w:rPr>
-              <w:t>[[</w:t>
-            </w:r>
-            <w:proofErr w:type="spellStart"/>
-            <w:r>
-              <w:rPr>
-                <w:rFonts w:ascii="Helvetica Neue" w:eastAsia="Times New Roman" w:hAnsi="Helvetica Neue" w:cs="Arial"/>
-                <w:color w:val="000000"/>
-                <w:kern w:val="0"/>
-                <w:sz w:val="18"/>
-                <w:szCs w:val="18"/>
-                <w14:ligatures w14:val="none"/>
-              </w:rPr>
-              <w:t>tableEnd</w:t>
-            </w:r>
-            <w:proofErr w:type="spellEnd"/>
-            <w:r>
-              <w:rPr>
-                <w:rFonts w:ascii="Helvetica Neue" w:eastAsia="Times New Roman" w:hAnsi="Helvetica Neue" w:cs="Arial"/>
-                <w:color w:val="000000"/>
-                <w:kern w:val="0"/>
-                <w:sz w:val="18"/>
-                <w:szCs w:val="18"/>
-                <w14:ligatures w14:val="none"/>
-              </w:rPr>
-              <w:t>]]</w:t>
+              <w:t>[[$sNo = add $sNo 1]]</w:t>
+            </w:r>
+          </w:p>
+          <w:p>
+            <w:pPr>
+              <w:rPr>
+                <w:rFonts w:ascii="Helvetica Neue" w:eastAsia="Times New Roman" w:hAnsi="Helvetica Neue" w:cs="Arial"/>
+                <w:color w:val="000000"/>
+                <w:kern w:val="0"/>
+                <w:sz w:val="18"/>
+                <w:szCs w:val="18"/>
+                <w:lang w:val="en-US"/>
+                <w14:ligatures w14:val="none"/>
+              </w:rPr>
+            </w:pPr>
+            <w:r>
+              <w:rPr>
+                <w:rFonts w:ascii="Helvetica Neue" w:eastAsia="Times New Roman" w:hAnsi="Helvetica Neue" w:cs="Arial"/>
+                <w:color w:val="000000"/>
+                <w:kern w:val="0"/>
+                <w:sz w:val="18"/>
+                <w:szCs w:val="18"/>
+                <w14:ligatures w14:val="none"/>
+              </w:rPr>
+              <w:t>[[tableEnd]]</w:t>
             </w:r>
           </w:p>
         </w:tc>
@@ -6088,25 +3613,8 @@
                 <w:lang w:val="en-US"/>
                 <w14:ligatures w14:val="none"/>
               </w:rPr>
-              <w:t>[[$</w:t>
-            </w:r>
-            <w:proofErr w:type="spellStart"/>
-            <w:proofErr w:type="gramStart"/>
-            <w:r>
-              <w:rPr>
-                <w:rFonts w:ascii="Helvetica Neue" w:eastAsia="Times New Roman" w:hAnsi="Helvetica Neue" w:cs="Arial"/>
-                <w:b/>
-                <w:bCs/>
-                <w:color w:val="000000"/>
-                <w:kern w:val="0"/>
-                <w:sz w:val="18"/>
-                <w:szCs w:val="18"/>
-                <w:lang w:val="en-US"/>
-                <w14:ligatures w14:val="none"/>
-              </w:rPr>
-              <w:t>item.summary</w:t>
-            </w:r>
-            <w:proofErr w:type="gramEnd"/>
+              <w:t>[[$item.summary</w:t>
+            </w:r>
             <w:r>
               <w:rPr>
                 <w:rFonts w:ascii="Helvetica Neue" w:eastAsia="Times New Roman" w:hAnsi="Helvetica Neue" w:cs="Arial"/>
@@ -6149,7 +3657,6 @@
               </w:rPr>
               <w:t>y</w:t>
             </w:r>
-            <w:proofErr w:type="spellEnd"/>
             <w:r>
               <w:rPr>
                 <w:rFonts w:ascii="Helvetica Neue" w:eastAsia="Times New Roman" w:hAnsi="Helvetica Neue" w:cs="Arial"/>
@@ -6215,38 +3722,7 @@
                 <w:lang w:val="en-US"/>
                 <w14:ligatures w14:val="none"/>
               </w:rPr>
-              <w:t>[[$</w:t>
-            </w:r>
-            <w:proofErr w:type="spellStart"/>
-            <w:proofErr w:type="gramStart"/>
-            <w:r>
-              <w:rPr>
-                <w:rFonts w:ascii="Helvetica Neue" w:eastAsia="Times New Roman" w:hAnsi="Helvetica Neue" w:cs="Arial"/>
-                <w:b/>
-                <w:bCs/>
-                <w:color w:val="000000"/>
-                <w:kern w:val="0"/>
-                <w:sz w:val="18"/>
-                <w:szCs w:val="18"/>
-                <w:lang w:val="en-US"/>
-                <w14:ligatures w14:val="none"/>
-              </w:rPr>
-              <w:t>item.summary</w:t>
-            </w:r>
-            <w:proofErr w:type="gramEnd"/>
-            <w:r>
-              <w:rPr>
-                <w:rFonts w:ascii="Helvetica Neue" w:eastAsia="Times New Roman" w:hAnsi="Helvetica Neue" w:cs="Arial"/>
-                <w:b/>
-                <w:bCs/>
-                <w:color w:val="000000"/>
-                <w:kern w:val="0"/>
-                <w:sz w:val="18"/>
-                <w:szCs w:val="18"/>
-                <w:lang w:val="en-US"/>
-                <w14:ligatures w14:val="none"/>
-              </w:rPr>
-              <w:t>.</w:t>
+              <w:t>[[$item.summary.</w:t>
             </w:r>
             <w:r>
               <w:rPr>
@@ -6262,7 +3738,6 @@
               </w:rPr>
               <w:t>cartAmount</w:t>
             </w:r>
-            <w:proofErr w:type="spellEnd"/>
             <w:r>
               <w:rPr>
                 <w:rFonts w:ascii="Helvetica Neue" w:eastAsia="Times New Roman" w:hAnsi="Helvetica Neue" w:cs="Arial"/>
@@ -6328,31 +3803,7 @@
                 <w:szCs w:val="18"/>
                 <w14:ligatures w14:val="none"/>
               </w:rPr>
-              <w:t>[[</w:t>
-            </w:r>
-            <w:proofErr w:type="spellStart"/>
-            <w:r>
-              <w:rPr>
-                <w:rFonts w:ascii="Helvetica Neue" w:eastAsia="Times New Roman" w:hAnsi="Helvetica Neue" w:cs="Arial"/>
-                <w:color w:val="000000"/>
-                <w:kern w:val="0"/>
-                <w:sz w:val="18"/>
-                <w:szCs w:val="18"/>
-                <w14:ligatures w14:val="none"/>
-              </w:rPr>
-              <w:t>tableEnd</w:t>
-            </w:r>
-            <w:proofErr w:type="spellEnd"/>
-            <w:r>
-              <w:rPr>
-                <w:rFonts w:ascii="Helvetica Neue" w:eastAsia="Times New Roman" w:hAnsi="Helvetica Neue" w:cs="Arial"/>
-                <w:color w:val="000000"/>
-                <w:kern w:val="0"/>
-                <w:sz w:val="18"/>
-                <w:szCs w:val="18"/>
-                <w14:ligatures w14:val="none"/>
-              </w:rPr>
-              <w:t>]]</w:t>
+              <w:t>[[tableEnd]]</w:t>
             </w:r>
           </w:p>
           <w:p>
@@ -6379,103 +3830,31 @@
                 <w:szCs w:val="18"/>
                 <w14:ligatures w14:val="none"/>
               </w:rPr>
-              <w:t>[[$</w:t>
-            </w:r>
-            <w:proofErr w:type="spellStart"/>
-            <w:r>
-              <w:rPr>
-                <w:rFonts w:ascii="Helvetica Neue" w:eastAsia="Times New Roman" w:hAnsi="Helvetica Neue" w:cs="Arial"/>
-                <w:color w:val="000000"/>
-                <w:kern w:val="0"/>
-                <w:sz w:val="18"/>
-                <w:szCs w:val="18"/>
-                <w14:ligatures w14:val="none"/>
-              </w:rPr>
-              <w:t>prdSNo</w:t>
-            </w:r>
-            <w:proofErr w:type="spellEnd"/>
-            <w:r>
-              <w:rPr>
-                <w:rFonts w:ascii="Helvetica Neue" w:eastAsia="Times New Roman" w:hAnsi="Helvetica Neue" w:cs="Arial"/>
-                <w:color w:val="000000"/>
-                <w:kern w:val="0"/>
-                <w:sz w:val="18"/>
-                <w:szCs w:val="18"/>
-                <w14:ligatures w14:val="none"/>
-              </w:rPr>
-              <w:t xml:space="preserve"> = add $</w:t>
-            </w:r>
-            <w:proofErr w:type="spellStart"/>
-            <w:r>
-              <w:rPr>
-                <w:rFonts w:ascii="Helvetica Neue" w:eastAsia="Times New Roman" w:hAnsi="Helvetica Neue" w:cs="Arial"/>
-                <w:color w:val="000000"/>
-                <w:kern w:val="0"/>
-                <w:sz w:val="18"/>
-                <w:szCs w:val="18"/>
-                <w14:ligatures w14:val="none"/>
-              </w:rPr>
-              <w:t>prdSNo</w:t>
-            </w:r>
-            <w:proofErr w:type="spellEnd"/>
-            <w:r>
-              <w:rPr>
-                <w:rFonts w:ascii="Helvetica Neue" w:eastAsia="Times New Roman" w:hAnsi="Helvetica Neue" w:cs="Arial"/>
-                <w:color w:val="000000"/>
-                <w:kern w:val="0"/>
-                <w:sz w:val="18"/>
-                <w:szCs w:val="18"/>
-                <w14:ligatures w14:val="none"/>
-              </w:rPr>
-              <w:t xml:space="preserve"> 1]]</w:t>
-            </w:r>
-          </w:p>
-          <w:p>
-            <w:pPr>
-              <w:rPr>
-                <w:rFonts w:ascii="Helvetica Neue" w:eastAsia="Times New Roman" w:hAnsi="Helvetica Neue" w:cs="Arial"/>
-                <w:color w:val="000000"/>
-                <w:kern w:val="0"/>
-                <w:sz w:val="18"/>
-                <w:szCs w:val="18"/>
-                <w:lang w:val="en-US"/>
-                <w14:ligatures w14:val="none"/>
-              </w:rPr>
-            </w:pPr>
-            <w:r>
-              <w:rPr>
-                <w:rFonts w:ascii="Helvetica Neue" w:eastAsia="Times New Roman" w:hAnsi="Helvetica Neue" w:cs="Arial"/>
-                <w:color w:val="000000"/>
-                <w:kern w:val="0"/>
-                <w:sz w:val="18"/>
-                <w:szCs w:val="18"/>
-                <w14:ligatures w14:val="none"/>
-              </w:rPr>
-              <w:t>[[</w:t>
-            </w:r>
-            <w:proofErr w:type="spellStart"/>
-            <w:r>
-              <w:rPr>
-                <w:rFonts w:ascii="Helvetica Neue" w:eastAsia="Times New Roman" w:hAnsi="Helvetica Neue" w:cs="Arial"/>
-                <w:color w:val="000000"/>
-                <w:kern w:val="0"/>
-                <w:sz w:val="18"/>
-                <w:szCs w:val="18"/>
-                <w14:ligatures w14:val="none"/>
-              </w:rPr>
-              <w:t>tableEnd</w:t>
-            </w:r>
-            <w:proofErr w:type="spellEnd"/>
-            <w:r>
-              <w:rPr>
-                <w:rFonts w:ascii="Helvetica Neue" w:eastAsia="Times New Roman" w:hAnsi="Helvetica Neue" w:cs="Arial"/>
-                <w:color w:val="000000"/>
-                <w:kern w:val="0"/>
-                <w:sz w:val="18"/>
-                <w:szCs w:val="18"/>
-                <w14:ligatures w14:val="none"/>
-              </w:rPr>
-              <w:t>]]</w:t>
+              <w:t>[[$prdSNo = add $prdSNo 1]]</w:t>
+            </w:r>
+          </w:p>
+          <w:p>
+            <w:pPr>
+              <w:rPr>
+                <w:rFonts w:ascii="Helvetica Neue" w:eastAsia="Times New Roman" w:hAnsi="Helvetica Neue" w:cs="Arial"/>
+                <w:color w:val="000000"/>
+                <w:kern w:val="0"/>
+                <w:sz w:val="18"/>
+                <w:szCs w:val="18"/>
+                <w:lang w:val="en-US"/>
+                <w14:ligatures w14:val="none"/>
+              </w:rPr>
+            </w:pPr>
+            <w:r>
+              <w:rPr>
+                <w:rFonts w:ascii="Helvetica Neue" w:eastAsia="Times New Roman" w:hAnsi="Helvetica Neue" w:cs="Arial"/>
+                <w:color w:val="000000"/>
+                <w:kern w:val="0"/>
+                <w:sz w:val="18"/>
+                <w:szCs w:val="18"/>
+                <w14:ligatures w14:val="none"/>
+              </w:rPr>
+              <w:t>[[tableEnd]]</w:t>
             </w:r>
           </w:p>
         </w:tc>
@@ -6497,35 +3876,7 @@
         <w:rPr>
           <w:rFonts w:ascii="Helvetica Neue" w:hAnsi="Helvetica Neue" w:cs="Arial"/>
         </w:rPr>
-        <w:t>.</w:t>
-      </w:r>
-      <w:proofErr w:type="gramStart"/>
-      <w:r>
-        <w:rPr>
-          <w:rFonts w:ascii="Helvetica Neue" w:hAnsi="Helvetica Neue" w:cs="Arial"/>
-        </w:rPr>
-        <w:t>ci.companyinfo</w:t>
-      </w:r>
-      <w:proofErr w:type="gramEnd"/>
-      <w:r>
-        <w:rPr>
-          <w:rFonts w:ascii="Helvetica Neue" w:hAnsi="Helvetica Neue" w:cs="Arial"/>
-        </w:rPr>
-        <w:t>.</w:t>
-      </w:r>
-      <w:proofErr w:type="spellStart"/>
-      <w:r>
-        <w:rPr>
-          <w:rFonts w:ascii="Helvetica Neue" w:hAnsi="Helvetica Neue" w:cs="Arial"/>
-        </w:rPr>
-        <w:t>TermsandConditions</w:t>
-      </w:r>
-      <w:proofErr w:type="spellEnd"/>
-      <w:r>
-        <w:rPr>
-          <w:rFonts w:ascii="Helvetica Neue" w:hAnsi="Helvetica Neue" w:cs="Arial"/>
-        </w:rPr>
-        <w:t>__c</w:t>
+        <w:t>.ci.companyinfo.TermsandConditions__c</w:t>
       </w:r>
       <w:r>
         <w:rPr>
@@ -6558,35 +3909,7 @@
           <w:rFonts w:ascii="Helvetica Neue" w:hAnsi="Helvetica Neue" w:cs="Arial"/>
         </w:rPr>
         <w:lastRenderedPageBreak/>
-        <w:t>[[rtf .</w:t>
-      </w:r>
-      <w:proofErr w:type="gramStart"/>
-      <w:r>
-        <w:rPr>
-          <w:rFonts w:ascii="Helvetica Neue" w:hAnsi="Helvetica Neue" w:cs="Arial"/>
-        </w:rPr>
-        <w:t>ci.companyinfo</w:t>
-      </w:r>
-      <w:proofErr w:type="gramEnd"/>
-      <w:r>
-        <w:rPr>
-          <w:rFonts w:ascii="Helvetica Neue" w:hAnsi="Helvetica Neue" w:cs="Arial"/>
-        </w:rPr>
-        <w:t>.</w:t>
-      </w:r>
-      <w:proofErr w:type="spellStart"/>
-      <w:r>
-        <w:rPr>
-          <w:rFonts w:ascii="Helvetica Neue" w:hAnsi="Helvetica Neue" w:cs="Arial"/>
-        </w:rPr>
-        <w:t>TermsandConditions</w:t>
-      </w:r>
-      <w:proofErr w:type="spellEnd"/>
-      <w:r>
-        <w:rPr>
-          <w:rFonts w:ascii="Helvetica Neue" w:hAnsi="Helvetica Neue" w:cs="Arial"/>
-        </w:rPr>
-        <w:t>__c]]</w:t>
+        <w:t>[[rtf .ci.companyinfo.TermsandConditions__c]]</w:t>
       </w:r>
       <w:r>
         <w:rPr>
@@ -6732,17 +4055,7 @@
         <w:sz w:val="18"/>
         <w:szCs w:val="18"/>
       </w:rPr>
-      <w:t>[</w:t>
-    </w:r>
-    <w:proofErr w:type="gramStart"/>
-    <w:r>
-      <w:rPr>
-        <w:rFonts w:ascii="Arial" w:hAnsi="Arial" w:cs="Arial"/>
-        <w:color w:val="auto"/>
-        <w:sz w:val="18"/>
-        <w:szCs w:val="18"/>
-      </w:rPr>
-      <w:t>[</w:t>
+      <w:t>[[</w:t>
     </w:r>
     <w:r>
       <w:rPr>
@@ -6762,7 +4075,6 @@
       </w:rPr>
       <w:t>.name</w:t>
     </w:r>
-    <w:proofErr w:type="gramEnd"/>
     <w:r>
       <w:rPr>
         <w:rFonts w:ascii="Arial" w:hAnsi="Arial" w:cs="Arial"/>
@@ -6818,7 +4130,7 @@
         <w:szCs w:val="18"/>
         <w:lang w:val="en-US"/>
       </w:rPr>
-      <w:t>21-Jul-25</w:t>
+      <w:t>30-Jul-25</w:t>
     </w:r>
     <w:r>
       <w:rPr>
@@ -6837,19 +4149,7 @@
         <w:szCs w:val="18"/>
         <w:lang w:val="en-US"/>
       </w:rPr>
-      <w:t>, By [[.</w:t>
-    </w:r>
-    <w:proofErr w:type="spellStart"/>
-    <w:proofErr w:type="gramStart"/>
-    <w:r>
-      <w:rPr>
-        <w:rFonts w:ascii="Arial" w:hAnsi="Arial" w:cs="Arial"/>
-        <w:color w:val="auto"/>
-        <w:sz w:val="18"/>
-        <w:szCs w:val="18"/>
-        <w:lang w:val="en-US"/>
-      </w:rPr>
-      <w:t>qt.user</w:t>
+      <w:t>, By [[.qt.user</w:t>
     </w:r>
     <w:r>
       <w:rPr>
@@ -6861,8 +4161,6 @@
       </w:rPr>
       <w:t>Name</w:t>
     </w:r>
-    <w:proofErr w:type="spellEnd"/>
-    <w:proofErr w:type="gramEnd"/>
     <w:r>
       <w:rPr>
         <w:rFonts w:ascii="Arial" w:hAnsi="Arial" w:cs="Arial"/>

--- a/btb_cvs_support/document/templates/quotation_format_eg.docx
+++ b/btb_cvs_support/document/templates/quotation_format_eg.docx
@@ -33,7 +33,7 @@
         <w:tblStyle w:val="TableGrid"/>
         <w:tblpPr w:leftFromText="180" w:rightFromText="180" w:vertAnchor="text" w:horzAnchor="margin" w:tblpY="45"/>
         <w:tblOverlap w:val="never"/>
-        <w:tblW w:w="11055" w:type="dxa"/>
+        <w:tblW w:w="10689" w:type="dxa"/>
         <w:tblBorders>
           <w:top w:val="none" w:sz="0" w:space="0" w:color="auto"/>
           <w:left w:val="none" w:sz="0" w:space="0" w:color="auto"/>
@@ -45,10 +45,10 @@
         <w:tblLook w:val="04A0" w:firstRow="1" w:lastRow="0" w:firstColumn="1" w:lastColumn="0" w:noHBand="0" w:noVBand="1"/>
       </w:tblPr>
       <w:tblGrid>
-        <w:gridCol w:w="1156"/>
-        <w:gridCol w:w="6574"/>
+        <w:gridCol w:w="940"/>
+        <w:gridCol w:w="6452"/>
         <w:gridCol w:w="1123"/>
-        <w:gridCol w:w="2202"/>
+        <w:gridCol w:w="2174"/>
       </w:tblGrid>
       <w:tr>
         <w:trPr>
@@ -56,7 +56,7 @@
         </w:trPr>
         <w:tc>
           <w:tcPr>
-            <w:tcW w:w="1156" w:type="dxa"/>
+            <w:tcW w:w="933" w:type="dxa"/>
             <w:vMerge w:val="restart"/>
           </w:tcPr>
           <w:p>
@@ -93,7 +93,7 @@
         </w:tc>
         <w:tc>
           <w:tcPr>
-            <w:tcW w:w="6574" w:type="dxa"/>
+            <w:tcW w:w="6458" w:type="dxa"/>
           </w:tcPr>
           <w:p>
             <w:pPr>
@@ -120,7 +120,50 @@
                 <w:szCs w:val="18"/>
                 <w14:ligatures w14:val="none"/>
               </w:rPr>
-              <w:t>[[.qt.customer_name]]</w:t>
+              <w:t>[[.</w:t>
+            </w:r>
+            <w:proofErr w:type="spellStart"/>
+            <w:proofErr w:type="gramStart"/>
+            <w:r>
+              <w:rPr>
+                <w:rFonts w:ascii="Helvetica Neue" w:eastAsia="Times New Roman" w:hAnsi="Helvetica Neue" w:cs="Arial"/>
+                <w:b/>
+                <w:bCs/>
+                <w:color w:val="000000"/>
+                <w:kern w:val="0"/>
+                <w:sz w:val="18"/>
+                <w:szCs w:val="18"/>
+                <w14:ligatures w14:val="none"/>
+              </w:rPr>
+              <w:t>qt.customer</w:t>
+            </w:r>
+            <w:proofErr w:type="gramEnd"/>
+            <w:r>
+              <w:rPr>
+                <w:rFonts w:ascii="Helvetica Neue" w:eastAsia="Times New Roman" w:hAnsi="Helvetica Neue" w:cs="Arial"/>
+                <w:b/>
+                <w:bCs/>
+                <w:color w:val="000000"/>
+                <w:kern w:val="0"/>
+                <w:sz w:val="18"/>
+                <w:szCs w:val="18"/>
+                <w14:ligatures w14:val="none"/>
+              </w:rPr>
+              <w:t>_name</w:t>
+            </w:r>
+            <w:proofErr w:type="spellEnd"/>
+            <w:r>
+              <w:rPr>
+                <w:rFonts w:ascii="Helvetica Neue" w:eastAsia="Times New Roman" w:hAnsi="Helvetica Neue" w:cs="Arial"/>
+                <w:b/>
+                <w:bCs/>
+                <w:color w:val="000000"/>
+                <w:kern w:val="0"/>
+                <w:sz w:val="18"/>
+                <w:szCs w:val="18"/>
+                <w14:ligatures w14:val="none"/>
+              </w:rPr>
+              <w:t>]]</w:t>
             </w:r>
           </w:p>
         </w:tc>
@@ -158,7 +201,7 @@
         </w:tc>
         <w:tc>
           <w:tcPr>
-            <w:tcW w:w="2202" w:type="dxa"/>
+            <w:tcW w:w="2175" w:type="dxa"/>
           </w:tcPr>
           <w:p>
             <w:pPr>
@@ -216,7 +259,7 @@
                 <w:lang w:val="en-US"/>
                 <w14:ligatures w14:val="none"/>
               </w:rPr>
-              <w:t>30-Jul-25</w:t>
+              <w:t>14-Aug-25</w:t>
             </w:r>
             <w:r>
               <w:rPr>
@@ -238,7 +281,7 @@
         </w:trPr>
         <w:tc>
           <w:tcPr>
-            <w:tcW w:w="1156" w:type="dxa"/>
+            <w:tcW w:w="933" w:type="dxa"/>
             <w:vMerge/>
           </w:tcPr>
           <w:p>
@@ -259,7 +302,7 @@
         </w:tc>
         <w:tc>
           <w:tcPr>
-            <w:tcW w:w="6574" w:type="dxa"/>
+            <w:tcW w:w="6458" w:type="dxa"/>
           </w:tcPr>
           <w:p>
             <w:pPr>
@@ -286,7 +329,66 @@
                 <w:szCs w:val="18"/>
                 <w14:ligatures w14:val="none"/>
               </w:rPr>
-              <w:t>[[.qt.address_display]]</w:t>
+              <w:t>[[</w:t>
+            </w:r>
+            <w:proofErr w:type="gramStart"/>
+            <w:r>
+              <w:rPr>
+                <w:rFonts w:ascii="Helvetica Neue" w:eastAsia="Times New Roman" w:hAnsi="Helvetica Neue" w:cs="Arial"/>
+                <w:color w:val="000000"/>
+                <w:kern w:val="0"/>
+                <w:sz w:val="18"/>
+                <w:szCs w:val="18"/>
+                <w14:ligatures w14:val="none"/>
+              </w:rPr>
+              <w:t xml:space="preserve">rtf </w:t>
+            </w:r>
+            <w:r>
+              <w:rPr>
+                <w:rFonts w:ascii="Helvetica Neue" w:eastAsia="Times New Roman" w:hAnsi="Helvetica Neue" w:cs="Arial"/>
+                <w:color w:val="000000"/>
+                <w:kern w:val="0"/>
+                <w:sz w:val="18"/>
+                <w:szCs w:val="18"/>
+                <w14:ligatures w14:val="none"/>
+              </w:rPr>
+              <w:t>.</w:t>
+            </w:r>
+            <w:proofErr w:type="spellStart"/>
+            <w:r>
+              <w:rPr>
+                <w:rFonts w:ascii="Helvetica Neue" w:eastAsia="Times New Roman" w:hAnsi="Helvetica Neue" w:cs="Arial"/>
+                <w:color w:val="000000"/>
+                <w:kern w:val="0"/>
+                <w:sz w:val="18"/>
+                <w:szCs w:val="18"/>
+                <w14:ligatures w14:val="none"/>
+              </w:rPr>
+              <w:t>qt</w:t>
+            </w:r>
+            <w:proofErr w:type="gramEnd"/>
+            <w:r>
+              <w:rPr>
+                <w:rFonts w:ascii="Helvetica Neue" w:eastAsia="Times New Roman" w:hAnsi="Helvetica Neue" w:cs="Arial"/>
+                <w:color w:val="000000"/>
+                <w:kern w:val="0"/>
+                <w:sz w:val="18"/>
+                <w:szCs w:val="18"/>
+                <w14:ligatures w14:val="none"/>
+              </w:rPr>
+              <w:t>.address_display</w:t>
+            </w:r>
+            <w:proofErr w:type="spellEnd"/>
+            <w:r>
+              <w:rPr>
+                <w:rFonts w:ascii="Helvetica Neue" w:eastAsia="Times New Roman" w:hAnsi="Helvetica Neue" w:cs="Arial"/>
+                <w:color w:val="000000"/>
+                <w:kern w:val="0"/>
+                <w:sz w:val="18"/>
+                <w:szCs w:val="18"/>
+                <w14:ligatures w14:val="none"/>
+              </w:rPr>
+              <w:t>]]</w:t>
             </w:r>
           </w:p>
         </w:tc>
@@ -325,7 +427,7 @@
         </w:tc>
         <w:tc>
           <w:tcPr>
-            <w:tcW w:w="2202" w:type="dxa"/>
+            <w:tcW w:w="2175" w:type="dxa"/>
           </w:tcPr>
           <w:p>
             <w:pPr>
@@ -351,7 +453,31 @@
                 <w:szCs w:val="18"/>
                 <w14:ligatures w14:val="none"/>
               </w:rPr>
-              <w:t>[[.qt.name]]</w:t>
+              <w:t>[</w:t>
+            </w:r>
+            <w:proofErr w:type="gramStart"/>
+            <w:r>
+              <w:rPr>
+                <w:rFonts w:ascii="Helvetica Neue" w:eastAsia="Times New Roman" w:hAnsi="Helvetica Neue" w:cs="Arial"/>
+                <w:color w:val="000000"/>
+                <w:kern w:val="0"/>
+                <w:sz w:val="18"/>
+                <w:szCs w:val="18"/>
+                <w14:ligatures w14:val="none"/>
+              </w:rPr>
+              <w:t>[.qt.name</w:t>
+            </w:r>
+            <w:proofErr w:type="gramEnd"/>
+            <w:r>
+              <w:rPr>
+                <w:rFonts w:ascii="Helvetica Neue" w:eastAsia="Times New Roman" w:hAnsi="Helvetica Neue" w:cs="Arial"/>
+                <w:color w:val="000000"/>
+                <w:kern w:val="0"/>
+                <w:sz w:val="18"/>
+                <w:szCs w:val="18"/>
+                <w14:ligatures w14:val="none"/>
+              </w:rPr>
+              <w:t>]]</w:t>
             </w:r>
           </w:p>
         </w:tc>
@@ -359,7 +485,7 @@
       <w:tr>
         <w:tc>
           <w:tcPr>
-            <w:tcW w:w="1156" w:type="dxa"/>
+            <w:tcW w:w="933" w:type="dxa"/>
           </w:tcPr>
           <w:p>
             <w:pPr>
@@ -394,7 +520,7 @@
         </w:tc>
         <w:tc>
           <w:tcPr>
-            <w:tcW w:w="9899" w:type="dxa"/>
+            <w:tcW w:w="9756" w:type="dxa"/>
             <w:gridSpan w:val="3"/>
             <w:vAlign w:val="center"/>
           </w:tcPr>
@@ -419,7 +545,55 @@
                 <w:szCs w:val="18"/>
                 <w14:ligatures w14:val="none"/>
               </w:rPr>
-              <w:t xml:space="preserve">[[.qt.contact_display]], </w:t>
+              <w:t>[[.</w:t>
+            </w:r>
+            <w:proofErr w:type="spellStart"/>
+            <w:r>
+              <w:rPr>
+                <w:rFonts w:ascii="Helvetica Neue" w:eastAsia="Times New Roman" w:hAnsi="Helvetica Neue" w:cs="Arial"/>
+                <w:color w:val="000000"/>
+                <w:kern w:val="0"/>
+                <w:sz w:val="18"/>
+                <w:szCs w:val="18"/>
+                <w14:ligatures w14:val="none"/>
+              </w:rPr>
+              <w:t>qt.contact_display</w:t>
+            </w:r>
+            <w:proofErr w:type="spellEnd"/>
+            <w:r>
+              <w:rPr>
+                <w:rFonts w:ascii="Helvetica Neue" w:eastAsia="Times New Roman" w:hAnsi="Helvetica Neue" w:cs="Arial"/>
+                <w:color w:val="000000"/>
+                <w:kern w:val="0"/>
+                <w:sz w:val="18"/>
+                <w:szCs w:val="18"/>
+                <w14:ligatures w14:val="none"/>
+              </w:rPr>
+              <w:t>]], [[.</w:t>
+            </w:r>
+            <w:proofErr w:type="spellStart"/>
+            <w:r>
+              <w:rPr>
+                <w:rFonts w:ascii="Helvetica Neue" w:eastAsia="Times New Roman" w:hAnsi="Helvetica Neue" w:cs="Arial"/>
+                <w:color w:val="000000"/>
+                <w:kern w:val="0"/>
+                <w:sz w:val="18"/>
+                <w:szCs w:val="18"/>
+                <w14:ligatures w14:val="none"/>
+              </w:rPr>
+              <w:t>qt.contact_designation</w:t>
+            </w:r>
+            <w:proofErr w:type="spellEnd"/>
+            <w:r>
+              <w:rPr>
+                <w:rFonts w:ascii="Helvetica Neue" w:eastAsia="Times New Roman" w:hAnsi="Helvetica Neue" w:cs="Arial"/>
+                <w:color w:val="000000"/>
+                <w:kern w:val="0"/>
+                <w:sz w:val="18"/>
+                <w:szCs w:val="18"/>
+                <w14:ligatures w14:val="none"/>
+              </w:rPr>
+              <w:t>]]</w:t>
             </w:r>
           </w:p>
           <w:p>
@@ -443,35 +617,48 @@
                 <w:szCs w:val="18"/>
                 <w14:ligatures w14:val="none"/>
               </w:rPr>
-              <w:t>[[.qt.contact_designation]]</w:t>
+              <w:t>[[.</w:t>
+            </w:r>
+            <w:proofErr w:type="spellStart"/>
+            <w:proofErr w:type="gramStart"/>
+            <w:r>
+              <w:rPr>
+                <w:rFonts w:ascii="Helvetica Neue" w:eastAsia="Times New Roman" w:hAnsi="Helvetica Neue" w:cs="Arial"/>
+                <w:color w:val="000000"/>
+                <w:kern w:val="0"/>
+                <w:sz w:val="18"/>
+                <w:szCs w:val="18"/>
+                <w14:ligatures w14:val="none"/>
+              </w:rPr>
+              <w:t>qt.contact</w:t>
+            </w:r>
+            <w:proofErr w:type="gramEnd"/>
+            <w:r>
+              <w:rPr>
+                <w:rFonts w:ascii="Helvetica Neue" w:eastAsia="Times New Roman" w:hAnsi="Helvetica Neue" w:cs="Arial"/>
+                <w:color w:val="000000"/>
+                <w:kern w:val="0"/>
+                <w:sz w:val="18"/>
+                <w:szCs w:val="18"/>
+                <w14:ligatures w14:val="none"/>
+              </w:rPr>
+              <w:t>_mobile</w:t>
+            </w:r>
+            <w:proofErr w:type="spellEnd"/>
+            <w:r>
+              <w:rPr>
+                <w:rFonts w:ascii="Helvetica Neue" w:eastAsia="Times New Roman" w:hAnsi="Helvetica Neue" w:cs="Arial"/>
+                <w:color w:val="000000"/>
+                <w:kern w:val="0"/>
+                <w:sz w:val="18"/>
+                <w:szCs w:val="18"/>
+                <w14:ligatures w14:val="none"/>
+              </w:rPr>
+              <w:t>]]</w:t>
             </w:r>
           </w:p>
           <w:p>
             <w:pPr>
-              <w:spacing w:before="57"/>
-              <w:rPr>
-                <w:rFonts w:ascii="Helvetica Neue" w:eastAsia="Times New Roman" w:hAnsi="Helvetica Neue" w:cs="Arial"/>
-                <w:color w:val="000000"/>
-                <w:kern w:val="0"/>
-                <w:sz w:val="18"/>
-                <w:szCs w:val="18"/>
-                <w14:ligatures w14:val="none"/>
-              </w:rPr>
-            </w:pPr>
-            <w:r>
-              <w:rPr>
-                <w:rFonts w:ascii="Helvetica Neue" w:eastAsia="Times New Roman" w:hAnsi="Helvetica Neue" w:cs="Arial"/>
-                <w:color w:val="000000"/>
-                <w:kern w:val="0"/>
-                <w:sz w:val="18"/>
-                <w:szCs w:val="18"/>
-                <w14:ligatures w14:val="none"/>
-              </w:rPr>
-              <w:t>[[.qt.contact_mobile]]</w:t>
-            </w:r>
-          </w:p>
-          <w:p>
-            <w:pPr>
               <w:rPr>
                 <w:rFonts w:ascii="Helvetica Neue" w:eastAsia="Times New Roman" w:hAnsi="Helvetica Neue" w:cs="Arial"/>
                 <w:b/>
@@ -494,7 +681,92 @@
                 <w:szCs w:val="18"/>
                 <w14:ligatures w14:val="none"/>
               </w:rPr>
-              <w:t>[[if .qt.contact_email]] [[.qt.contact_email]] [[end]]</w:t>
+              <w:t>[[</w:t>
+            </w:r>
+            <w:proofErr w:type="gramStart"/>
+            <w:r>
+              <w:rPr>
+                <w:rFonts w:ascii="Helvetica Neue" w:eastAsia="Times New Roman" w:hAnsi="Helvetica Neue" w:cs="Arial"/>
+                <w:color w:val="000000"/>
+                <w:kern w:val="0"/>
+                <w:sz w:val="18"/>
+                <w:szCs w:val="18"/>
+                <w14:ligatures w14:val="none"/>
+              </w:rPr>
+              <w:t>if .</w:t>
+            </w:r>
+            <w:proofErr w:type="spellStart"/>
+            <w:r>
+              <w:rPr>
+                <w:rFonts w:ascii="Helvetica Neue" w:eastAsia="Times New Roman" w:hAnsi="Helvetica Neue" w:cs="Arial"/>
+                <w:color w:val="000000"/>
+                <w:kern w:val="0"/>
+                <w:sz w:val="18"/>
+                <w:szCs w:val="18"/>
+                <w14:ligatures w14:val="none"/>
+              </w:rPr>
+              <w:t>qt</w:t>
+            </w:r>
+            <w:proofErr w:type="gramEnd"/>
+            <w:r>
+              <w:rPr>
+                <w:rFonts w:ascii="Helvetica Neue" w:eastAsia="Times New Roman" w:hAnsi="Helvetica Neue" w:cs="Arial"/>
+                <w:color w:val="000000"/>
+                <w:kern w:val="0"/>
+                <w:sz w:val="18"/>
+                <w:szCs w:val="18"/>
+                <w14:ligatures w14:val="none"/>
+              </w:rPr>
+              <w:t>.contact_email</w:t>
+            </w:r>
+            <w:proofErr w:type="spellEnd"/>
+            <w:r>
+              <w:rPr>
+                <w:rFonts w:ascii="Helvetica Neue" w:eastAsia="Times New Roman" w:hAnsi="Helvetica Neue" w:cs="Arial"/>
+                <w:color w:val="000000"/>
+                <w:kern w:val="0"/>
+                <w:sz w:val="18"/>
+                <w:szCs w:val="18"/>
+                <w14:ligatures w14:val="none"/>
+              </w:rPr>
+              <w:t>]] [[.</w:t>
+            </w:r>
+            <w:proofErr w:type="spellStart"/>
+            <w:proofErr w:type="gramStart"/>
+            <w:r>
+              <w:rPr>
+                <w:rFonts w:ascii="Helvetica Neue" w:eastAsia="Times New Roman" w:hAnsi="Helvetica Neue" w:cs="Arial"/>
+                <w:color w:val="000000"/>
+                <w:kern w:val="0"/>
+                <w:sz w:val="18"/>
+                <w:szCs w:val="18"/>
+                <w14:ligatures w14:val="none"/>
+              </w:rPr>
+              <w:t>qt.contact</w:t>
+            </w:r>
+            <w:proofErr w:type="gramEnd"/>
+            <w:r>
+              <w:rPr>
+                <w:rFonts w:ascii="Helvetica Neue" w:eastAsia="Times New Roman" w:hAnsi="Helvetica Neue" w:cs="Arial"/>
+                <w:color w:val="000000"/>
+                <w:kern w:val="0"/>
+                <w:sz w:val="18"/>
+                <w:szCs w:val="18"/>
+                <w14:ligatures w14:val="none"/>
+              </w:rPr>
+              <w:t>_email</w:t>
+            </w:r>
+            <w:proofErr w:type="spellEnd"/>
+            <w:r>
+              <w:rPr>
+                <w:rFonts w:ascii="Helvetica Neue" w:eastAsia="Times New Roman" w:hAnsi="Helvetica Neue" w:cs="Arial"/>
+                <w:color w:val="000000"/>
+                <w:kern w:val="0"/>
+                <w:sz w:val="18"/>
+                <w:szCs w:val="18"/>
+                <w14:ligatures w14:val="none"/>
+              </w:rPr>
+              <w:t>]] [[end]]</w:t>
             </w:r>
           </w:p>
         </w:tc>
@@ -502,7 +774,7 @@
       <w:tr>
         <w:tc>
           <w:tcPr>
-            <w:tcW w:w="1156" w:type="dxa"/>
+            <w:tcW w:w="933" w:type="dxa"/>
           </w:tcPr>
           <w:p>
             <w:pPr>
@@ -537,7 +809,7 @@
         </w:tc>
         <w:tc>
           <w:tcPr>
-            <w:tcW w:w="9899" w:type="dxa"/>
+            <w:tcW w:w="9756" w:type="dxa"/>
             <w:gridSpan w:val="3"/>
           </w:tcPr>
           <w:p>
@@ -565,7 +837,33 @@
                 <w:szCs w:val="18"/>
                 <w14:ligatures w14:val="none"/>
               </w:rPr>
-              <w:t>[[.qt.subject]]</w:t>
+              <w:t>[[.</w:t>
+            </w:r>
+            <w:proofErr w:type="spellStart"/>
+            <w:proofErr w:type="gramStart"/>
+            <w:r>
+              <w:rPr>
+                <w:rFonts w:ascii="Helvetica Neue" w:eastAsia="Times New Roman" w:hAnsi="Helvetica Neue" w:cs="Arial"/>
+                <w:color w:val="000000"/>
+                <w:kern w:val="0"/>
+                <w:sz w:val="18"/>
+                <w:szCs w:val="18"/>
+                <w14:ligatures w14:val="none"/>
+              </w:rPr>
+              <w:t>qt.subject</w:t>
+            </w:r>
+            <w:proofErr w:type="spellEnd"/>
+            <w:proofErr w:type="gramEnd"/>
+            <w:r>
+              <w:rPr>
+                <w:rFonts w:ascii="Helvetica Neue" w:eastAsia="Times New Roman" w:hAnsi="Helvetica Neue" w:cs="Arial"/>
+                <w:color w:val="000000"/>
+                <w:kern w:val="0"/>
+                <w:sz w:val="18"/>
+                <w:szCs w:val="18"/>
+                <w14:ligatures w14:val="none"/>
+              </w:rPr>
+              <w:t>]]</w:t>
             </w:r>
           </w:p>
         </w:tc>
@@ -573,7 +871,7 @@
       <w:tr>
         <w:tc>
           <w:tcPr>
-            <w:tcW w:w="1156" w:type="dxa"/>
+            <w:tcW w:w="933" w:type="dxa"/>
           </w:tcPr>
           <w:p>
             <w:pPr>
@@ -608,7 +906,7 @@
         </w:tc>
         <w:tc>
           <w:tcPr>
-            <w:tcW w:w="9899" w:type="dxa"/>
+            <w:tcW w:w="9756" w:type="dxa"/>
             <w:gridSpan w:val="3"/>
           </w:tcPr>
           <w:p>
@@ -636,7 +934,33 @@
                 <w:szCs w:val="18"/>
                 <w14:ligatures w14:val="none"/>
               </w:rPr>
-              <w:t>[[.qt.project]]</w:t>
+              <w:t>[[.</w:t>
+            </w:r>
+            <w:proofErr w:type="spellStart"/>
+            <w:proofErr w:type="gramStart"/>
+            <w:r>
+              <w:rPr>
+                <w:rFonts w:ascii="Helvetica Neue" w:eastAsia="Times New Roman" w:hAnsi="Helvetica Neue" w:cs="Arial"/>
+                <w:color w:val="000000"/>
+                <w:kern w:val="0"/>
+                <w:sz w:val="18"/>
+                <w:szCs w:val="18"/>
+                <w14:ligatures w14:val="none"/>
+              </w:rPr>
+              <w:t>qt.project</w:t>
+            </w:r>
+            <w:proofErr w:type="spellEnd"/>
+            <w:proofErr w:type="gramEnd"/>
+            <w:r>
+              <w:rPr>
+                <w:rFonts w:ascii="Helvetica Neue" w:eastAsia="Times New Roman" w:hAnsi="Helvetica Neue" w:cs="Arial"/>
+                <w:color w:val="000000"/>
+                <w:kern w:val="0"/>
+                <w:sz w:val="18"/>
+                <w:szCs w:val="18"/>
+                <w14:ligatures w14:val="none"/>
+              </w:rPr>
+              <w:t>]]</w:t>
             </w:r>
           </w:p>
         </w:tc>
@@ -670,7 +994,47 @@
           <w:szCs w:val="18"/>
           <w:lang w:val="en-US"/>
         </w:rPr>
-        <w:t>[[rtf .qt.terms]]</w:t>
+        <w:t>[[</w:t>
+      </w:r>
+      <w:proofErr w:type="gramStart"/>
+      <w:r>
+        <w:rPr>
+          <w:rFonts w:ascii="Helvetica Neue" w:hAnsi="Helvetica Neue" w:cs="Arial"/>
+          <w:sz w:val="18"/>
+          <w:szCs w:val="18"/>
+          <w:lang w:val="en-US"/>
+        </w:rPr>
+        <w:t>rtf .</w:t>
+      </w:r>
+      <w:proofErr w:type="spellStart"/>
+      <w:r>
+        <w:rPr>
+          <w:rFonts w:ascii="Helvetica Neue" w:hAnsi="Helvetica Neue" w:cs="Arial"/>
+          <w:sz w:val="18"/>
+          <w:szCs w:val="18"/>
+          <w:lang w:val="en-US"/>
+        </w:rPr>
+        <w:t>qt</w:t>
+      </w:r>
+      <w:proofErr w:type="gramEnd"/>
+      <w:r>
+        <w:rPr>
+          <w:rFonts w:ascii="Helvetica Neue" w:hAnsi="Helvetica Neue" w:cs="Arial"/>
+          <w:sz w:val="18"/>
+          <w:szCs w:val="18"/>
+          <w:lang w:val="en-US"/>
+        </w:rPr>
+        <w:t>.terms</w:t>
+      </w:r>
+      <w:proofErr w:type="spellEnd"/>
+      <w:r>
+        <w:rPr>
+          <w:rFonts w:ascii="Helvetica Neue" w:hAnsi="Helvetica Neue" w:cs="Arial"/>
+          <w:sz w:val="18"/>
+          <w:szCs w:val="18"/>
+          <w:lang w:val="en-US"/>
+        </w:rPr>
+        <w:t>]]</w:t>
       </w:r>
       <w:r>
         <w:rPr>
@@ -688,7 +1052,48 @@
           <w:szCs w:val="18"/>
           <w:lang w:val="en-US"/>
         </w:rPr>
-        <w:t>[[wmtext .qt.</w:t>
+        <w:t>[[</w:t>
+      </w:r>
+      <w:proofErr w:type="spellStart"/>
+      <w:proofErr w:type="gramStart"/>
+      <w:r>
+        <w:rPr>
+          <w:rFonts w:ascii="Helvetica Neue" w:hAnsi="Helvetica Neue" w:cs="Arial"/>
+          <w:sz w:val="18"/>
+          <w:szCs w:val="18"/>
+          <w:lang w:val="en-US"/>
+        </w:rPr>
+        <w:t>wmtext</w:t>
+      </w:r>
+      <w:proofErr w:type="spellEnd"/>
+      <w:r>
+        <w:rPr>
+          <w:rFonts w:ascii="Helvetica Neue" w:hAnsi="Helvetica Neue" w:cs="Arial"/>
+          <w:sz w:val="18"/>
+          <w:szCs w:val="18"/>
+          <w:lang w:val="en-US"/>
+        </w:rPr>
+        <w:t xml:space="preserve"> .</w:t>
+      </w:r>
+      <w:proofErr w:type="spellStart"/>
+      <w:r>
+        <w:rPr>
+          <w:rFonts w:ascii="Helvetica Neue" w:hAnsi="Helvetica Neue" w:cs="Arial"/>
+          <w:sz w:val="18"/>
+          <w:szCs w:val="18"/>
+          <w:lang w:val="en-US"/>
+        </w:rPr>
+        <w:t>qt</w:t>
+      </w:r>
+      <w:proofErr w:type="gramEnd"/>
+      <w:r>
+        <w:rPr>
+          <w:rFonts w:ascii="Helvetica Neue" w:hAnsi="Helvetica Neue" w:cs="Arial"/>
+          <w:sz w:val="18"/>
+          <w:szCs w:val="18"/>
+          <w:lang w:val="en-US"/>
+        </w:rPr>
+        <w:t>.</w:t>
       </w:r>
       <w:r>
         <w:rPr>
@@ -699,6 +1104,7 @@
         </w:rPr>
         <w:t>water_mark</w:t>
       </w:r>
+      <w:proofErr w:type="spellEnd"/>
       <w:r>
         <w:rPr>
           <w:rFonts w:ascii="Helvetica Neue" w:hAnsi="Helvetica Neue" w:cs="Arial"/>
@@ -805,7 +1211,73 @@
           <w:lang w:val="en-US"/>
           <w14:ligatures w14:val="none"/>
         </w:rPr>
-        <w:t>[[$cur := .ci.companyinfo.currency]]</w:t>
+        <w:t>[[$</w:t>
+      </w:r>
+      <w:proofErr w:type="gramStart"/>
+      <w:r>
+        <w:rPr>
+          <w:rFonts w:ascii="Helvetica Neue" w:eastAsia="Times New Roman" w:hAnsi="Helvetica Neue" w:cs="Arial"/>
+          <w:color w:val="000000"/>
+          <w:kern w:val="0"/>
+          <w:sz w:val="18"/>
+          <w:szCs w:val="18"/>
+          <w:lang w:val="en-US"/>
+          <w14:ligatures w14:val="none"/>
+        </w:rPr>
+        <w:t>cur :</w:t>
+      </w:r>
+      <w:proofErr w:type="gramEnd"/>
+      <w:r>
+        <w:rPr>
+          <w:rFonts w:ascii="Helvetica Neue" w:eastAsia="Times New Roman" w:hAnsi="Helvetica Neue" w:cs="Arial"/>
+          <w:color w:val="000000"/>
+          <w:kern w:val="0"/>
+          <w:sz w:val="18"/>
+          <w:szCs w:val="18"/>
+          <w:lang w:val="en-US"/>
+          <w14:ligatures w14:val="none"/>
+        </w:rPr>
+        <w:t>= .</w:t>
+      </w:r>
+      <w:proofErr w:type="spellStart"/>
+      <w:proofErr w:type="gramStart"/>
+      <w:r>
+        <w:rPr>
+          <w:rFonts w:ascii="Helvetica Neue" w:eastAsia="Times New Roman" w:hAnsi="Helvetica Neue" w:cs="Arial"/>
+          <w:color w:val="000000"/>
+          <w:kern w:val="0"/>
+          <w:sz w:val="18"/>
+          <w:szCs w:val="18"/>
+          <w:lang w:val="en-US"/>
+          <w14:ligatures w14:val="none"/>
+        </w:rPr>
+        <w:t>ci.companyinfo</w:t>
+      </w:r>
+      <w:proofErr w:type="gramEnd"/>
+      <w:r>
+        <w:rPr>
+          <w:rFonts w:ascii="Helvetica Neue" w:eastAsia="Times New Roman" w:hAnsi="Helvetica Neue" w:cs="Arial"/>
+          <w:color w:val="000000"/>
+          <w:kern w:val="0"/>
+          <w:sz w:val="18"/>
+          <w:szCs w:val="18"/>
+          <w:lang w:val="en-US"/>
+          <w14:ligatures w14:val="none"/>
+        </w:rPr>
+        <w:t>.currency</w:t>
+      </w:r>
+      <w:proofErr w:type="spellEnd"/>
+      <w:r>
+        <w:rPr>
+          <w:rFonts w:ascii="Helvetica Neue" w:eastAsia="Times New Roman" w:hAnsi="Helvetica Neue" w:cs="Arial"/>
+          <w:color w:val="000000"/>
+          <w:kern w:val="0"/>
+          <w:sz w:val="18"/>
+          <w:szCs w:val="18"/>
+          <w:lang w:val="en-US"/>
+          <w14:ligatures w14:val="none"/>
+        </w:rPr>
+        <w:t>]]</w:t>
       </w:r>
       <w:r>
         <w:rPr>
@@ -817,7 +1289,33 @@
           <w:lang w:val="en-US"/>
           <w14:ligatures w14:val="none"/>
         </w:rPr>
-        <w:t xml:space="preserve"> [[$No := 1]]</w:t>
+        <w:t xml:space="preserve"> [[$</w:t>
+      </w:r>
+      <w:proofErr w:type="gramStart"/>
+      <w:r>
+        <w:rPr>
+          <w:rFonts w:ascii="Helvetica Neue" w:eastAsia="Times New Roman" w:hAnsi="Helvetica Neue" w:cs="Arial"/>
+          <w:color w:val="000000"/>
+          <w:kern w:val="0"/>
+          <w:sz w:val="18"/>
+          <w:szCs w:val="18"/>
+          <w:lang w:val="en-US"/>
+          <w14:ligatures w14:val="none"/>
+        </w:rPr>
+        <w:t>No :</w:t>
+      </w:r>
+      <w:proofErr w:type="gramEnd"/>
+      <w:r>
+        <w:rPr>
+          <w:rFonts w:ascii="Helvetica Neue" w:eastAsia="Times New Roman" w:hAnsi="Helvetica Neue" w:cs="Arial"/>
+          <w:color w:val="000000"/>
+          <w:kern w:val="0"/>
+          <w:sz w:val="18"/>
+          <w:szCs w:val="18"/>
+          <w:lang w:val="en-US"/>
+          <w14:ligatures w14:val="none"/>
+        </w:rPr>
+        <w:t>= 1]]</w:t>
       </w:r>
       <w:r>
         <w:rPr>
@@ -829,7 +1327,33 @@
           <w:lang w:val="en-US"/>
           <w14:ligatures w14:val="none"/>
         </w:rPr>
-        <w:t xml:space="preserve"> [[$comp := “0.00”]]</w:t>
+        <w:t xml:space="preserve"> [[$</w:t>
+      </w:r>
+      <w:proofErr w:type="gramStart"/>
+      <w:r>
+        <w:rPr>
+          <w:rFonts w:ascii="Helvetica Neue" w:eastAsia="Times New Roman" w:hAnsi="Helvetica Neue" w:cs="Arial"/>
+          <w:color w:val="000000"/>
+          <w:kern w:val="0"/>
+          <w:sz w:val="18"/>
+          <w:szCs w:val="18"/>
+          <w:lang w:val="en-US"/>
+          <w14:ligatures w14:val="none"/>
+        </w:rPr>
+        <w:t>comp :</w:t>
+      </w:r>
+      <w:proofErr w:type="gramEnd"/>
+      <w:r>
+        <w:rPr>
+          <w:rFonts w:ascii="Helvetica Neue" w:eastAsia="Times New Roman" w:hAnsi="Helvetica Neue" w:cs="Arial"/>
+          <w:color w:val="000000"/>
+          <w:kern w:val="0"/>
+          <w:sz w:val="18"/>
+          <w:szCs w:val="18"/>
+          <w:lang w:val="en-US"/>
+          <w14:ligatures w14:val="none"/>
+        </w:rPr>
+        <w:t>= “0.00”]]</w:t>
       </w:r>
     </w:p>
     <w:p>
@@ -861,9 +1385,9 @@
       </w:tblPr>
       <w:tblGrid>
         <w:gridCol w:w="704"/>
-        <w:gridCol w:w="7229"/>
-        <w:gridCol w:w="1017"/>
-        <w:gridCol w:w="2127"/>
+        <w:gridCol w:w="6804"/>
+        <w:gridCol w:w="1134"/>
+        <w:gridCol w:w="2435"/>
       </w:tblGrid>
       <w:tr>
         <w:trPr>
@@ -924,7 +1448,7 @@
         </w:tc>
         <w:tc>
           <w:tcPr>
-            <w:tcW w:w="7229" w:type="dxa"/>
+            <w:tcW w:w="6804" w:type="dxa"/>
             <w:shd w:val="clear" w:color="auto" w:fill="D1D1D1" w:themeFill="background2" w:themeFillShade="E6"/>
             <w:vAlign w:val="center"/>
           </w:tcPr>
@@ -962,7 +1486,7 @@
         </w:tc>
         <w:tc>
           <w:tcPr>
-            <w:tcW w:w="1017" w:type="dxa"/>
+            <w:tcW w:w="1134" w:type="dxa"/>
             <w:shd w:val="clear" w:color="auto" w:fill="D1D1D1" w:themeFill="background2" w:themeFillShade="E6"/>
             <w:vAlign w:val="center"/>
           </w:tcPr>
@@ -1001,7 +1525,7 @@
         </w:tc>
         <w:tc>
           <w:tcPr>
-            <w:tcW w:w="2127" w:type="dxa"/>
+            <w:tcW w:w="2435" w:type="dxa"/>
             <w:shd w:val="clear" w:color="auto" w:fill="D1D1D1" w:themeFill="background2" w:themeFillShade="E6"/>
             <w:vAlign w:val="center"/>
           </w:tcPr>
@@ -1073,7 +1597,118 @@
                 <w:szCs w:val="18"/>
                 <w14:ligatures w14:val="none"/>
               </w:rPr>
-              <w:t>[[tableStart($prodKey, $pv as .ci.cartItem)]]</w:t>
+              <w:t>[[</w:t>
+            </w:r>
+            <w:proofErr w:type="spellStart"/>
+            <w:proofErr w:type="gramStart"/>
+            <w:r>
+              <w:rPr>
+                <w:rFonts w:ascii="Helvetica Neue" w:eastAsia="Times New Roman" w:hAnsi="Helvetica Neue" w:cs="Arial"/>
+                <w:color w:val="000000"/>
+                <w:kern w:val="0"/>
+                <w:sz w:val="18"/>
+                <w:szCs w:val="18"/>
+                <w14:ligatures w14:val="none"/>
+              </w:rPr>
+              <w:t>tableStart</w:t>
+            </w:r>
+            <w:proofErr w:type="spellEnd"/>
+            <w:r>
+              <w:rPr>
+                <w:rFonts w:ascii="Helvetica Neue" w:eastAsia="Times New Roman" w:hAnsi="Helvetica Neue" w:cs="Arial"/>
+                <w:color w:val="000000"/>
+                <w:kern w:val="0"/>
+                <w:sz w:val="18"/>
+                <w:szCs w:val="18"/>
+                <w14:ligatures w14:val="none"/>
+              </w:rPr>
+              <w:t>(</w:t>
+            </w:r>
+            <w:proofErr w:type="gramEnd"/>
+            <w:r>
+              <w:rPr>
+                <w:rFonts w:ascii="Helvetica Neue" w:eastAsia="Times New Roman" w:hAnsi="Helvetica Neue" w:cs="Arial"/>
+                <w:color w:val="000000"/>
+                <w:kern w:val="0"/>
+                <w:sz w:val="18"/>
+                <w:szCs w:val="18"/>
+                <w14:ligatures w14:val="none"/>
+              </w:rPr>
+              <w:t>$</w:t>
+            </w:r>
+            <w:proofErr w:type="spellStart"/>
+            <w:r>
+              <w:rPr>
+                <w:rFonts w:ascii="Helvetica Neue" w:eastAsia="Times New Roman" w:hAnsi="Helvetica Neue" w:cs="Arial"/>
+                <w:color w:val="000000"/>
+                <w:kern w:val="0"/>
+                <w:sz w:val="18"/>
+                <w:szCs w:val="18"/>
+                <w14:ligatures w14:val="none"/>
+              </w:rPr>
+              <w:t>prodKey</w:t>
+            </w:r>
+            <w:proofErr w:type="spellEnd"/>
+            <w:r>
+              <w:rPr>
+                <w:rFonts w:ascii="Helvetica Neue" w:eastAsia="Times New Roman" w:hAnsi="Helvetica Neue" w:cs="Arial"/>
+                <w:color w:val="000000"/>
+                <w:kern w:val="0"/>
+                <w:sz w:val="18"/>
+                <w:szCs w:val="18"/>
+                <w14:ligatures w14:val="none"/>
+              </w:rPr>
+              <w:t>, $</w:t>
+            </w:r>
+            <w:proofErr w:type="spellStart"/>
+            <w:r>
+              <w:rPr>
+                <w:rFonts w:ascii="Helvetica Neue" w:eastAsia="Times New Roman" w:hAnsi="Helvetica Neue" w:cs="Arial"/>
+                <w:color w:val="000000"/>
+                <w:kern w:val="0"/>
+                <w:sz w:val="18"/>
+                <w:szCs w:val="18"/>
+                <w14:ligatures w14:val="none"/>
+              </w:rPr>
+              <w:t>pv</w:t>
+            </w:r>
+            <w:proofErr w:type="spellEnd"/>
+            <w:r>
+              <w:rPr>
+                <w:rFonts w:ascii="Helvetica Neue" w:eastAsia="Times New Roman" w:hAnsi="Helvetica Neue" w:cs="Arial"/>
+                <w:color w:val="000000"/>
+                <w:kern w:val="0"/>
+                <w:sz w:val="18"/>
+                <w:szCs w:val="18"/>
+                <w14:ligatures w14:val="none"/>
+              </w:rPr>
+              <w:t xml:space="preserve"> as .</w:t>
+            </w:r>
+            <w:proofErr w:type="spellStart"/>
+            <w:proofErr w:type="gramStart"/>
+            <w:r>
+              <w:rPr>
+                <w:rFonts w:ascii="Helvetica Neue" w:eastAsia="Times New Roman" w:hAnsi="Helvetica Neue" w:cs="Arial"/>
+                <w:color w:val="000000"/>
+                <w:kern w:val="0"/>
+                <w:sz w:val="18"/>
+                <w:szCs w:val="18"/>
+                <w14:ligatures w14:val="none"/>
+              </w:rPr>
+              <w:t>ci.cartItem</w:t>
+            </w:r>
+            <w:proofErr w:type="spellEnd"/>
+            <w:proofErr w:type="gramEnd"/>
+            <w:r>
+              <w:rPr>
+                <w:rFonts w:ascii="Helvetica Neue" w:eastAsia="Times New Roman" w:hAnsi="Helvetica Neue" w:cs="Arial"/>
+                <w:color w:val="000000"/>
+                <w:kern w:val="0"/>
+                <w:sz w:val="18"/>
+                <w:szCs w:val="18"/>
+                <w14:ligatures w14:val="none"/>
+              </w:rPr>
+              <w:t>)]]</w:t>
             </w:r>
           </w:p>
         </w:tc>
@@ -1143,7 +1778,7 @@
         </w:tc>
         <w:tc>
           <w:tcPr>
-            <w:tcW w:w="7229" w:type="dxa"/>
+            <w:tcW w:w="6804" w:type="dxa"/>
             <w:vAlign w:val="center"/>
           </w:tcPr>
           <w:p>
@@ -1170,13 +1805,39 @@
                 <w:szCs w:val="18"/>
                 <w14:ligatures w14:val="none"/>
               </w:rPr>
-              <w:t>[[$pv.productName]]</w:t>
+              <w:t>[[$</w:t>
+            </w:r>
+            <w:proofErr w:type="spellStart"/>
+            <w:proofErr w:type="gramStart"/>
+            <w:r>
+              <w:rPr>
+                <w:rFonts w:ascii="Helvetica Neue" w:eastAsia="Times New Roman" w:hAnsi="Helvetica Neue" w:cs="Arial"/>
+                <w:color w:val="000000"/>
+                <w:kern w:val="0"/>
+                <w:sz w:val="18"/>
+                <w:szCs w:val="18"/>
+                <w14:ligatures w14:val="none"/>
+              </w:rPr>
+              <w:t>pv.productName</w:t>
+            </w:r>
+            <w:proofErr w:type="spellEnd"/>
+            <w:proofErr w:type="gramEnd"/>
+            <w:r>
+              <w:rPr>
+                <w:rFonts w:ascii="Helvetica Neue" w:eastAsia="Times New Roman" w:hAnsi="Helvetica Neue" w:cs="Arial"/>
+                <w:color w:val="000000"/>
+                <w:kern w:val="0"/>
+                <w:sz w:val="18"/>
+                <w:szCs w:val="18"/>
+                <w14:ligatures w14:val="none"/>
+              </w:rPr>
+              <w:t>]]</w:t>
             </w:r>
           </w:p>
         </w:tc>
         <w:tc>
           <w:tcPr>
-            <w:tcW w:w="1017" w:type="dxa"/>
+            <w:tcW w:w="1134" w:type="dxa"/>
             <w:vAlign w:val="center"/>
           </w:tcPr>
           <w:p>
@@ -1204,13 +1865,39 @@
                 <w:szCs w:val="18"/>
                 <w14:ligatures w14:val="none"/>
               </w:rPr>
-              <w:t>[[$pv.totalqty]]</w:t>
+              <w:t>[[$</w:t>
+            </w:r>
+            <w:proofErr w:type="spellStart"/>
+            <w:proofErr w:type="gramStart"/>
+            <w:r>
+              <w:rPr>
+                <w:rFonts w:ascii="Helvetica Neue" w:eastAsia="Times New Roman" w:hAnsi="Helvetica Neue" w:cs="Arial"/>
+                <w:color w:val="000000"/>
+                <w:kern w:val="0"/>
+                <w:sz w:val="18"/>
+                <w:szCs w:val="18"/>
+                <w14:ligatures w14:val="none"/>
+              </w:rPr>
+              <w:t>pv.totalqty</w:t>
+            </w:r>
+            <w:proofErr w:type="spellEnd"/>
+            <w:proofErr w:type="gramEnd"/>
+            <w:r>
+              <w:rPr>
+                <w:rFonts w:ascii="Helvetica Neue" w:eastAsia="Times New Roman" w:hAnsi="Helvetica Neue" w:cs="Arial"/>
+                <w:color w:val="000000"/>
+                <w:kern w:val="0"/>
+                <w:sz w:val="18"/>
+                <w:szCs w:val="18"/>
+                <w14:ligatures w14:val="none"/>
+              </w:rPr>
+              <w:t>]]</w:t>
             </w:r>
           </w:p>
         </w:tc>
         <w:tc>
           <w:tcPr>
-            <w:tcW w:w="2127" w:type="dxa"/>
+            <w:tcW w:w="2435" w:type="dxa"/>
             <w:vAlign w:val="center"/>
           </w:tcPr>
           <w:p>
@@ -1238,7 +1925,33 @@
                 <w:szCs w:val="18"/>
                 <w14:ligatures w14:val="none"/>
               </w:rPr>
-              <w:t>[[$pv.productTotal]]</w:t>
+              <w:t>[[$</w:t>
+            </w:r>
+            <w:proofErr w:type="spellStart"/>
+            <w:proofErr w:type="gramStart"/>
+            <w:r>
+              <w:rPr>
+                <w:rFonts w:ascii="Helvetica Neue" w:eastAsia="Times New Roman" w:hAnsi="Helvetica Neue" w:cs="Arial"/>
+                <w:color w:val="000000"/>
+                <w:kern w:val="0"/>
+                <w:sz w:val="18"/>
+                <w:szCs w:val="18"/>
+                <w14:ligatures w14:val="none"/>
+              </w:rPr>
+              <w:t>pv.productTotal</w:t>
+            </w:r>
+            <w:proofErr w:type="spellEnd"/>
+            <w:proofErr w:type="gramEnd"/>
+            <w:r>
+              <w:rPr>
+                <w:rFonts w:ascii="Helvetica Neue" w:eastAsia="Times New Roman" w:hAnsi="Helvetica Neue" w:cs="Arial"/>
+                <w:color w:val="000000"/>
+                <w:kern w:val="0"/>
+                <w:sz w:val="18"/>
+                <w:szCs w:val="18"/>
+                <w14:ligatures w14:val="none"/>
+              </w:rPr>
+              <w:t>]]</w:t>
             </w:r>
           </w:p>
         </w:tc>
@@ -1350,7 +2063,31 @@
                 <w:szCs w:val="18"/>
                 <w14:ligatures w14:val="none"/>
               </w:rPr>
-              <w:t>[[tableEnd]]</w:t>
+              <w:t>[[</w:t>
+            </w:r>
+            <w:proofErr w:type="spellStart"/>
+            <w:r>
+              <w:rPr>
+                <w:rFonts w:ascii="Helvetica Neue" w:eastAsia="Times New Roman" w:hAnsi="Helvetica Neue" w:cs="Arial"/>
+                <w:color w:val="000000"/>
+                <w:kern w:val="0"/>
+                <w:sz w:val="18"/>
+                <w:szCs w:val="18"/>
+                <w14:ligatures w14:val="none"/>
+              </w:rPr>
+              <w:t>tableEnd</w:t>
+            </w:r>
+            <w:proofErr w:type="spellEnd"/>
+            <w:r>
+              <w:rPr>
+                <w:rFonts w:ascii="Helvetica Neue" w:eastAsia="Times New Roman" w:hAnsi="Helvetica Neue" w:cs="Arial"/>
+                <w:color w:val="000000"/>
+                <w:kern w:val="0"/>
+                <w:sz w:val="18"/>
+                <w:szCs w:val="18"/>
+                <w14:ligatures w14:val="none"/>
+              </w:rPr>
+              <w:t>]]</w:t>
             </w:r>
           </w:p>
         </w:tc>
@@ -1361,7 +2098,7 @@
         </w:trPr>
         <w:tc>
           <w:tcPr>
-            <w:tcW w:w="8950" w:type="dxa"/>
+            <w:tcW w:w="8642" w:type="dxa"/>
             <w:gridSpan w:val="3"/>
             <w:vAlign w:val="center"/>
           </w:tcPr>
@@ -1398,7 +2135,7 @@
         </w:tc>
         <w:tc>
           <w:tcPr>
-            <w:tcW w:w="2127" w:type="dxa"/>
+            <w:tcW w:w="2435" w:type="dxa"/>
             <w:vAlign w:val="center"/>
           </w:tcPr>
           <w:p>
@@ -1428,7 +2165,37 @@
                 <w:szCs w:val="18"/>
                 <w14:ligatures w14:val="none"/>
               </w:rPr>
-              <w:t>[[.qt.total]]</w:t>
+              <w:t>[[.</w:t>
+            </w:r>
+            <w:proofErr w:type="spellStart"/>
+            <w:proofErr w:type="gramStart"/>
+            <w:r>
+              <w:rPr>
+                <w:rFonts w:ascii="Helvetica Neue" w:eastAsia="Times New Roman" w:hAnsi="Helvetica Neue" w:cs="Arial"/>
+                <w:b/>
+                <w:bCs/>
+                <w:color w:val="000000"/>
+                <w:kern w:val="0"/>
+                <w:sz w:val="18"/>
+                <w:szCs w:val="18"/>
+                <w14:ligatures w14:val="none"/>
+              </w:rPr>
+              <w:t>qt.total</w:t>
+            </w:r>
+            <w:proofErr w:type="spellEnd"/>
+            <w:proofErr w:type="gramEnd"/>
+            <w:r>
+              <w:rPr>
+                <w:rFonts w:ascii="Helvetica Neue" w:eastAsia="Times New Roman" w:hAnsi="Helvetica Neue" w:cs="Arial"/>
+                <w:b/>
+                <w:bCs/>
+                <w:color w:val="000000"/>
+                <w:kern w:val="0"/>
+                <w:sz w:val="18"/>
+                <w:szCs w:val="18"/>
+                <w14:ligatures w14:val="none"/>
+              </w:rPr>
+              <w:t>]]</w:t>
             </w:r>
           </w:p>
         </w:tc>
@@ -1439,7 +2206,7 @@
         </w:trPr>
         <w:tc>
           <w:tcPr>
-            <w:tcW w:w="8950" w:type="dxa"/>
+            <w:tcW w:w="8642" w:type="dxa"/>
             <w:gridSpan w:val="3"/>
             <w:vAlign w:val="center"/>
           </w:tcPr>
@@ -1470,13 +2237,71 @@
                 <w:szCs w:val="18"/>
                 <w14:ligatures w14:val="none"/>
               </w:rPr>
-              <w:t>Discount ([[.qt.additional_discount_percentage]]%)</w:t>
+              <w:t>Discount ([[.</w:t>
+            </w:r>
+            <w:proofErr w:type="spellStart"/>
+            <w:proofErr w:type="gramStart"/>
+            <w:r>
+              <w:rPr>
+                <w:rFonts w:ascii="Helvetica Neue" w:eastAsia="Times New Roman" w:hAnsi="Helvetica Neue" w:cs="Arial"/>
+                <w:b/>
+                <w:bCs/>
+                <w:color w:val="000000"/>
+                <w:kern w:val="0"/>
+                <w:sz w:val="18"/>
+                <w:szCs w:val="18"/>
+                <w14:ligatures w14:val="none"/>
+              </w:rPr>
+              <w:t>qt.additional</w:t>
+            </w:r>
+            <w:proofErr w:type="gramEnd"/>
+            <w:r>
+              <w:rPr>
+                <w:rFonts w:ascii="Helvetica Neue" w:eastAsia="Times New Roman" w:hAnsi="Helvetica Neue" w:cs="Arial"/>
+                <w:b/>
+                <w:bCs/>
+                <w:color w:val="000000"/>
+                <w:kern w:val="0"/>
+                <w:sz w:val="18"/>
+                <w:szCs w:val="18"/>
+                <w14:ligatures w14:val="none"/>
+              </w:rPr>
+              <w:t>_discount_percentage</w:t>
+            </w:r>
+            <w:proofErr w:type="spellEnd"/>
+            <w:proofErr w:type="gramStart"/>
+            <w:r>
+              <w:rPr>
+                <w:rFonts w:ascii="Helvetica Neue" w:eastAsia="Times New Roman" w:hAnsi="Helvetica Neue" w:cs="Arial"/>
+                <w:b/>
+                <w:bCs/>
+                <w:color w:val="000000"/>
+                <w:kern w:val="0"/>
+                <w:sz w:val="18"/>
+                <w:szCs w:val="18"/>
+                <w14:ligatures w14:val="none"/>
+              </w:rPr>
+              <w:t>]]%</w:t>
+            </w:r>
+            <w:proofErr w:type="gramEnd"/>
+            <w:r>
+              <w:rPr>
+                <w:rFonts w:ascii="Helvetica Neue" w:eastAsia="Times New Roman" w:hAnsi="Helvetica Neue" w:cs="Arial"/>
+                <w:b/>
+                <w:bCs/>
+                <w:color w:val="000000"/>
+                <w:kern w:val="0"/>
+                <w:sz w:val="18"/>
+                <w:szCs w:val="18"/>
+                <w14:ligatures w14:val="none"/>
+              </w:rPr>
+              <w:t>)</w:t>
             </w:r>
           </w:p>
         </w:tc>
         <w:tc>
           <w:tcPr>
-            <w:tcW w:w="2127" w:type="dxa"/>
+            <w:tcW w:w="2435" w:type="dxa"/>
             <w:vAlign w:val="center"/>
           </w:tcPr>
           <w:p>
@@ -1504,7 +2329,44 @@
                 <w:szCs w:val="18"/>
                 <w14:ligatures w14:val="none"/>
               </w:rPr>
-              <w:t>[[.qt.discount_amount]]</w:t>
+              <w:t>[[.</w:t>
+            </w:r>
+            <w:proofErr w:type="spellStart"/>
+            <w:proofErr w:type="gramStart"/>
+            <w:r>
+              <w:rPr>
+                <w:rFonts w:ascii="Helvetica Neue" w:eastAsia="Times New Roman" w:hAnsi="Helvetica Neue" w:cs="Arial"/>
+                <w:color w:val="000000"/>
+                <w:kern w:val="0"/>
+                <w:sz w:val="18"/>
+                <w:szCs w:val="18"/>
+                <w14:ligatures w14:val="none"/>
+              </w:rPr>
+              <w:t>qt.discount</w:t>
+            </w:r>
+            <w:proofErr w:type="gramEnd"/>
+            <w:r>
+              <w:rPr>
+                <w:rFonts w:ascii="Helvetica Neue" w:eastAsia="Times New Roman" w:hAnsi="Helvetica Neue" w:cs="Arial"/>
+                <w:color w:val="000000"/>
+                <w:kern w:val="0"/>
+                <w:sz w:val="18"/>
+                <w:szCs w:val="18"/>
+                <w14:ligatures w14:val="none"/>
+              </w:rPr>
+              <w:t>_amount</w:t>
+            </w:r>
+            <w:proofErr w:type="spellEnd"/>
+            <w:r>
+              <w:rPr>
+                <w:rFonts w:ascii="Helvetica Neue" w:eastAsia="Times New Roman" w:hAnsi="Helvetica Neue" w:cs="Arial"/>
+                <w:color w:val="000000"/>
+                <w:kern w:val="0"/>
+                <w:sz w:val="18"/>
+                <w:szCs w:val="18"/>
+                <w14:ligatures w14:val="none"/>
+              </w:rPr>
+              <w:t>]]</w:t>
             </w:r>
           </w:p>
         </w:tc>
@@ -1515,7 +2377,7 @@
         </w:trPr>
         <w:tc>
           <w:tcPr>
-            <w:tcW w:w="8950" w:type="dxa"/>
+            <w:tcW w:w="8642" w:type="dxa"/>
             <w:gridSpan w:val="3"/>
             <w:vAlign w:val="center"/>
           </w:tcPr>
@@ -1552,7 +2414,7 @@
         </w:tc>
         <w:tc>
           <w:tcPr>
-            <w:tcW w:w="2127" w:type="dxa"/>
+            <w:tcW w:w="2435" w:type="dxa"/>
             <w:vAlign w:val="center"/>
           </w:tcPr>
           <w:p>
@@ -1582,7 +2444,63 @@
                 <w:szCs w:val="18"/>
                 <w14:ligatures w14:val="none"/>
               </w:rPr>
-              <w:t>[[.qt.net_total]]</w:t>
+              <w:t>[</w:t>
+            </w:r>
+            <w:proofErr w:type="gramStart"/>
+            <w:r>
+              <w:rPr>
+                <w:rFonts w:ascii="Helvetica Neue" w:eastAsia="Times New Roman" w:hAnsi="Helvetica Neue" w:cs="Arial"/>
+                <w:b/>
+                <w:bCs/>
+                <w:color w:val="000000"/>
+                <w:kern w:val="0"/>
+                <w:sz w:val="18"/>
+                <w:szCs w:val="18"/>
+                <w14:ligatures w14:val="none"/>
+              </w:rPr>
+              <w:t>[.</w:t>
+            </w:r>
+            <w:proofErr w:type="spellStart"/>
+            <w:r>
+              <w:rPr>
+                <w:rFonts w:ascii="Helvetica Neue" w:eastAsia="Times New Roman" w:hAnsi="Helvetica Neue" w:cs="Arial"/>
+                <w:b/>
+                <w:bCs/>
+                <w:color w:val="000000"/>
+                <w:kern w:val="0"/>
+                <w:sz w:val="18"/>
+                <w:szCs w:val="18"/>
+                <w14:ligatures w14:val="none"/>
+              </w:rPr>
+              <w:t>qt.net</w:t>
+            </w:r>
+            <w:proofErr w:type="gramEnd"/>
+            <w:r>
+              <w:rPr>
+                <w:rFonts w:ascii="Helvetica Neue" w:eastAsia="Times New Roman" w:hAnsi="Helvetica Neue" w:cs="Arial"/>
+                <w:b/>
+                <w:bCs/>
+                <w:color w:val="000000"/>
+                <w:kern w:val="0"/>
+                <w:sz w:val="18"/>
+                <w:szCs w:val="18"/>
+                <w14:ligatures w14:val="none"/>
+              </w:rPr>
+              <w:t>_total</w:t>
+            </w:r>
+            <w:proofErr w:type="spellEnd"/>
+            <w:r>
+              <w:rPr>
+                <w:rFonts w:ascii="Helvetica Neue" w:eastAsia="Times New Roman" w:hAnsi="Helvetica Neue" w:cs="Arial"/>
+                <w:b/>
+                <w:bCs/>
+                <w:color w:val="000000"/>
+                <w:kern w:val="0"/>
+                <w:sz w:val="18"/>
+                <w:szCs w:val="18"/>
+                <w14:ligatures w14:val="none"/>
+              </w:rPr>
+              <w:t>]]</w:t>
             </w:r>
           </w:p>
         </w:tc>
@@ -1621,19 +2539,56 @@
                 <w:szCs w:val="18"/>
                 <w14:ligatures w14:val="none"/>
               </w:rPr>
-              <w:t xml:space="preserve">[[if ne </w:t>
-            </w:r>
-            <w:r>
-              <w:rPr>
-                <w:rFonts w:ascii="Helvetica Neue" w:eastAsia="Times New Roman" w:hAnsi="Helvetica Neue" w:cs="Arial"/>
-                <w:color w:val="000000"/>
-                <w:kern w:val="0"/>
-                <w:sz w:val="18"/>
-                <w:szCs w:val="18"/>
-                <w14:ligatures w14:val="none"/>
-              </w:rPr>
-              <w:t>.qt.total_taxes_and_charges</w:t>
-            </w:r>
+              <w:t xml:space="preserve">[[if </w:t>
+            </w:r>
+            <w:proofErr w:type="gramStart"/>
+            <w:r>
+              <w:rPr>
+                <w:rFonts w:ascii="Helvetica Neue" w:eastAsia="Times New Roman" w:hAnsi="Helvetica Neue" w:cs="Arial"/>
+                <w:color w:val="000000"/>
+                <w:kern w:val="0"/>
+                <w:sz w:val="18"/>
+                <w:szCs w:val="18"/>
+                <w14:ligatures w14:val="none"/>
+              </w:rPr>
+              <w:t xml:space="preserve">ne </w:t>
+            </w:r>
+            <w:r>
+              <w:rPr>
+                <w:rFonts w:ascii="Helvetica Neue" w:eastAsia="Times New Roman" w:hAnsi="Helvetica Neue" w:cs="Arial"/>
+                <w:color w:val="000000"/>
+                <w:kern w:val="0"/>
+                <w:sz w:val="18"/>
+                <w:szCs w:val="18"/>
+                <w14:ligatures w14:val="none"/>
+              </w:rPr>
+              <w:t>.</w:t>
+            </w:r>
+            <w:proofErr w:type="spellStart"/>
+            <w:r>
+              <w:rPr>
+                <w:rFonts w:ascii="Helvetica Neue" w:eastAsia="Times New Roman" w:hAnsi="Helvetica Neue" w:cs="Arial"/>
+                <w:color w:val="000000"/>
+                <w:kern w:val="0"/>
+                <w:sz w:val="18"/>
+                <w:szCs w:val="18"/>
+                <w14:ligatures w14:val="none"/>
+              </w:rPr>
+              <w:t>qt</w:t>
+            </w:r>
+            <w:proofErr w:type="gramEnd"/>
+            <w:r>
+              <w:rPr>
+                <w:rFonts w:ascii="Helvetica Neue" w:eastAsia="Times New Roman" w:hAnsi="Helvetica Neue" w:cs="Arial"/>
+                <w:color w:val="000000"/>
+                <w:kern w:val="0"/>
+                <w:sz w:val="18"/>
+                <w:szCs w:val="18"/>
+                <w14:ligatures w14:val="none"/>
+              </w:rPr>
+              <w:t>.total_taxes_and_charges</w:t>
+            </w:r>
+            <w:proofErr w:type="spellEnd"/>
             <w:r>
               <w:rPr>
                 <w:rFonts w:ascii="Helvetica Neue" w:eastAsia="Times New Roman" w:hAnsi="Helvetica Neue" w:cs="Arial"/>
@@ -1665,7 +2620,7 @@
         </w:trPr>
         <w:tc>
           <w:tcPr>
-            <w:tcW w:w="8950" w:type="dxa"/>
+            <w:tcW w:w="8642" w:type="dxa"/>
             <w:gridSpan w:val="3"/>
             <w:vAlign w:val="center"/>
           </w:tcPr>
@@ -1702,7 +2657,7 @@
         </w:tc>
         <w:tc>
           <w:tcPr>
-            <w:tcW w:w="2127" w:type="dxa"/>
+            <w:tcW w:w="2435" w:type="dxa"/>
             <w:vAlign w:val="center"/>
           </w:tcPr>
           <w:p>
@@ -1730,7 +2685,44 @@
                 <w:szCs w:val="18"/>
                 <w14:ligatures w14:val="none"/>
               </w:rPr>
-              <w:t>[[.qt.total_taxes_and_charges]]</w:t>
+              <w:t>[[.</w:t>
+            </w:r>
+            <w:proofErr w:type="spellStart"/>
+            <w:proofErr w:type="gramStart"/>
+            <w:r>
+              <w:rPr>
+                <w:rFonts w:ascii="Helvetica Neue" w:eastAsia="Times New Roman" w:hAnsi="Helvetica Neue" w:cs="Arial"/>
+                <w:color w:val="000000"/>
+                <w:kern w:val="0"/>
+                <w:sz w:val="18"/>
+                <w:szCs w:val="18"/>
+                <w14:ligatures w14:val="none"/>
+              </w:rPr>
+              <w:t>qt.total</w:t>
+            </w:r>
+            <w:proofErr w:type="gramEnd"/>
+            <w:r>
+              <w:rPr>
+                <w:rFonts w:ascii="Helvetica Neue" w:eastAsia="Times New Roman" w:hAnsi="Helvetica Neue" w:cs="Arial"/>
+                <w:color w:val="000000"/>
+                <w:kern w:val="0"/>
+                <w:sz w:val="18"/>
+                <w:szCs w:val="18"/>
+                <w14:ligatures w14:val="none"/>
+              </w:rPr>
+              <w:t>_taxes_and_charges</w:t>
+            </w:r>
+            <w:proofErr w:type="spellEnd"/>
+            <w:r>
+              <w:rPr>
+                <w:rFonts w:ascii="Helvetica Neue" w:eastAsia="Times New Roman" w:hAnsi="Helvetica Neue" w:cs="Arial"/>
+                <w:color w:val="000000"/>
+                <w:kern w:val="0"/>
+                <w:sz w:val="18"/>
+                <w:szCs w:val="18"/>
+                <w14:ligatures w14:val="none"/>
+              </w:rPr>
+              <w:t>]]</w:t>
             </w:r>
           </w:p>
         </w:tc>
@@ -1780,7 +2772,7 @@
         </w:trPr>
         <w:tc>
           <w:tcPr>
-            <w:tcW w:w="8950" w:type="dxa"/>
+            <w:tcW w:w="8642" w:type="dxa"/>
             <w:gridSpan w:val="3"/>
             <w:vAlign w:val="center"/>
           </w:tcPr>
@@ -1817,7 +2809,7 @@
         </w:tc>
         <w:tc>
           <w:tcPr>
-            <w:tcW w:w="2127" w:type="dxa"/>
+            <w:tcW w:w="2435" w:type="dxa"/>
             <w:vAlign w:val="center"/>
           </w:tcPr>
           <w:p>
@@ -1847,7 +2839,50 @@
                 <w:szCs w:val="18"/>
                 <w14:ligatures w14:val="none"/>
               </w:rPr>
-              <w:t>[[.qt.grand_total]]</w:t>
+              <w:t>[[.</w:t>
+            </w:r>
+            <w:proofErr w:type="spellStart"/>
+            <w:proofErr w:type="gramStart"/>
+            <w:r>
+              <w:rPr>
+                <w:rFonts w:ascii="Helvetica Neue" w:eastAsia="Times New Roman" w:hAnsi="Helvetica Neue" w:cs="Arial"/>
+                <w:b/>
+                <w:bCs/>
+                <w:color w:val="000000"/>
+                <w:kern w:val="0"/>
+                <w:sz w:val="18"/>
+                <w:szCs w:val="18"/>
+                <w14:ligatures w14:val="none"/>
+              </w:rPr>
+              <w:t>qt.grand</w:t>
+            </w:r>
+            <w:proofErr w:type="gramEnd"/>
+            <w:r>
+              <w:rPr>
+                <w:rFonts w:ascii="Helvetica Neue" w:eastAsia="Times New Roman" w:hAnsi="Helvetica Neue" w:cs="Arial"/>
+                <w:b/>
+                <w:bCs/>
+                <w:color w:val="000000"/>
+                <w:kern w:val="0"/>
+                <w:sz w:val="18"/>
+                <w:szCs w:val="18"/>
+                <w14:ligatures w14:val="none"/>
+              </w:rPr>
+              <w:t>_total</w:t>
+            </w:r>
+            <w:proofErr w:type="spellEnd"/>
+            <w:r>
+              <w:rPr>
+                <w:rFonts w:ascii="Helvetica Neue" w:eastAsia="Times New Roman" w:hAnsi="Helvetica Neue" w:cs="Arial"/>
+                <w:b/>
+                <w:bCs/>
+                <w:color w:val="000000"/>
+                <w:kern w:val="0"/>
+                <w:sz w:val="18"/>
+                <w:szCs w:val="18"/>
+                <w14:ligatures w14:val="none"/>
+              </w:rPr>
+              <w:t>]]</w:t>
             </w:r>
           </w:p>
         </w:tc>
@@ -1880,60 +2915,105 @@
                 <w:szCs w:val="18"/>
                 <w14:ligatures w14:val="none"/>
               </w:rPr>
-              <w:t>Amount in Words</w:t>
-            </w:r>
-            <w:r>
-              <w:rPr>
-                <w:rFonts w:ascii="Helvetica Neue" w:eastAsia="Times New Roman" w:hAnsi="Helvetica Neue" w:cs="Arial"/>
-                <w:b/>
-                <w:bCs/>
-                <w:color w:val="000000"/>
-                <w:kern w:val="0"/>
-                <w:sz w:val="18"/>
-                <w:szCs w:val="18"/>
-                <w14:ligatures w14:val="none"/>
-              </w:rPr>
-              <w:t xml:space="preserve"> ([[$cur]])</w:t>
-            </w:r>
-            <w:r>
-              <w:rPr>
-                <w:rFonts w:ascii="Helvetica Neue" w:eastAsia="Times New Roman" w:hAnsi="Helvetica Neue" w:cs="Arial"/>
-                <w:b/>
-                <w:bCs/>
-                <w:color w:val="000000"/>
-                <w:kern w:val="0"/>
-                <w:sz w:val="18"/>
-                <w:szCs w:val="18"/>
-                <w14:ligatures w14:val="none"/>
-              </w:rPr>
-              <w:t xml:space="preserve"> : </w:t>
-            </w:r>
-            <w:r>
-              <w:rPr>
-                <w:rFonts w:ascii="Helvetica Neue" w:eastAsia="Times New Roman" w:hAnsi="Helvetica Neue" w:cs="Arial"/>
-                <w:b/>
-                <w:bCs/>
-                <w:color w:val="000000"/>
-                <w:kern w:val="0"/>
-                <w:sz w:val="18"/>
-                <w:szCs w:val="18"/>
-                <w14:ligatures w14:val="none"/>
-              </w:rPr>
-              <w:t>[[.qt.</w:t>
-            </w:r>
-            <w:r>
-              <w:rPr>
-                <w:rFonts w:ascii="Helvetica Neue" w:eastAsia="Times New Roman" w:hAnsi="Helvetica Neue" w:cs="Arial"/>
-                <w:b/>
-                <w:bCs/>
-                <w:color w:val="000000"/>
-                <w:kern w:val="0"/>
-                <w:sz w:val="18"/>
-                <w:szCs w:val="18"/>
-                <w14:ligatures w14:val="none"/>
-              </w:rPr>
-              <w:t>in_words</w:t>
-            </w:r>
+              <w:t xml:space="preserve">Amount in </w:t>
+            </w:r>
+            <w:proofErr w:type="gramStart"/>
+            <w:r>
+              <w:rPr>
+                <w:rFonts w:ascii="Helvetica Neue" w:eastAsia="Times New Roman" w:hAnsi="Helvetica Neue" w:cs="Arial"/>
+                <w:b/>
+                <w:bCs/>
+                <w:color w:val="000000"/>
+                <w:kern w:val="0"/>
+                <w:sz w:val="18"/>
+                <w:szCs w:val="18"/>
+                <w14:ligatures w14:val="none"/>
+              </w:rPr>
+              <w:t>Words :</w:t>
+            </w:r>
+            <w:proofErr w:type="gramEnd"/>
+            <w:r>
+              <w:rPr>
+                <w:rFonts w:ascii="Helvetica Neue" w:eastAsia="Times New Roman" w:hAnsi="Helvetica Neue" w:cs="Arial"/>
+                <w:b/>
+                <w:bCs/>
+                <w:color w:val="000000"/>
+                <w:kern w:val="0"/>
+                <w:sz w:val="18"/>
+                <w:szCs w:val="18"/>
+                <w14:ligatures w14:val="none"/>
+              </w:rPr>
+              <w:t xml:space="preserve"> </w:t>
+            </w:r>
+            <w:r>
+              <w:rPr>
+                <w:rFonts w:ascii="Helvetica Neue" w:eastAsia="Times New Roman" w:hAnsi="Helvetica Neue" w:cs="Arial"/>
+                <w:b/>
+                <w:bCs/>
+                <w:color w:val="000000"/>
+                <w:kern w:val="0"/>
+                <w:sz w:val="18"/>
+                <w:szCs w:val="18"/>
+                <w14:ligatures w14:val="none"/>
+              </w:rPr>
+              <w:t>[</w:t>
+            </w:r>
+            <w:proofErr w:type="gramStart"/>
+            <w:r>
+              <w:rPr>
+                <w:rFonts w:ascii="Helvetica Neue" w:eastAsia="Times New Roman" w:hAnsi="Helvetica Neue" w:cs="Arial"/>
+                <w:b/>
+                <w:bCs/>
+                <w:color w:val="000000"/>
+                <w:kern w:val="0"/>
+                <w:sz w:val="18"/>
+                <w:szCs w:val="18"/>
+                <w14:ligatures w14:val="none"/>
+              </w:rPr>
+              <w:t>[.</w:t>
+            </w:r>
+            <w:proofErr w:type="spellStart"/>
+            <w:r>
+              <w:rPr>
+                <w:rFonts w:ascii="Helvetica Neue" w:eastAsia="Times New Roman" w:hAnsi="Helvetica Neue" w:cs="Arial"/>
+                <w:b/>
+                <w:bCs/>
+                <w:color w:val="000000"/>
+                <w:kern w:val="0"/>
+                <w:sz w:val="18"/>
+                <w:szCs w:val="18"/>
+                <w14:ligatures w14:val="none"/>
+              </w:rPr>
+              <w:t>qt.</w:t>
+            </w:r>
+            <w:r>
+              <w:rPr>
+                <w:rFonts w:ascii="Helvetica Neue" w:eastAsia="Times New Roman" w:hAnsi="Helvetica Neue" w:cs="Arial"/>
+                <w:b/>
+                <w:bCs/>
+                <w:color w:val="000000"/>
+                <w:kern w:val="0"/>
+                <w:sz w:val="18"/>
+                <w:szCs w:val="18"/>
+                <w14:ligatures w14:val="none"/>
+              </w:rPr>
+              <w:t>in</w:t>
+            </w:r>
+            <w:proofErr w:type="gramEnd"/>
+            <w:r>
+              <w:rPr>
+                <w:rFonts w:ascii="Helvetica Neue" w:eastAsia="Times New Roman" w:hAnsi="Helvetica Neue" w:cs="Arial"/>
+                <w:b/>
+                <w:bCs/>
+                <w:color w:val="000000"/>
+                <w:kern w:val="0"/>
+                <w:sz w:val="18"/>
+                <w:szCs w:val="18"/>
+                <w14:ligatures w14:val="none"/>
+              </w:rPr>
+              <w:t>_words</w:t>
+            </w:r>
+            <w:proofErr w:type="spellEnd"/>
             <w:r>
               <w:rPr>
                 <w:rFonts w:ascii="Helvetica Neue" w:eastAsia="Times New Roman" w:hAnsi="Helvetica Neue" w:cs="Arial"/>
@@ -1977,7 +3057,31 @@
           <w:rFonts w:ascii="Helvetica Neue" w:hAnsi="Helvetica Neue" w:cs="Arial"/>
           <w:lang w:val="en-US"/>
         </w:rPr>
-        <w:t>[[rtf .qt.</w:t>
+        <w:t>[[</w:t>
+      </w:r>
+      <w:proofErr w:type="gramStart"/>
+      <w:r>
+        <w:rPr>
+          <w:rFonts w:ascii="Helvetica Neue" w:hAnsi="Helvetica Neue" w:cs="Arial"/>
+          <w:lang w:val="en-US"/>
+        </w:rPr>
+        <w:t>rtf .</w:t>
+      </w:r>
+      <w:proofErr w:type="spellStart"/>
+      <w:r>
+        <w:rPr>
+          <w:rFonts w:ascii="Helvetica Neue" w:hAnsi="Helvetica Neue" w:cs="Arial"/>
+          <w:lang w:val="en-US"/>
+        </w:rPr>
+        <w:t>qt</w:t>
+      </w:r>
+      <w:proofErr w:type="gramEnd"/>
+      <w:r>
+        <w:rPr>
+          <w:rFonts w:ascii="Helvetica Neue" w:hAnsi="Helvetica Neue" w:cs="Arial"/>
+          <w:lang w:val="en-US"/>
+        </w:rPr>
+        <w:t>.</w:t>
       </w:r>
       <w:r>
         <w:rPr>
@@ -1986,6 +3090,7 @@
         </w:rPr>
         <w:t>quotation_term_details</w:t>
       </w:r>
+      <w:proofErr w:type="spellEnd"/>
       <w:r>
         <w:rPr>
           <w:rFonts w:ascii="Helvetica Neue" w:hAnsi="Helvetica Neue" w:cs="Arial"/>
@@ -2037,7 +3142,39 @@
           <w:lang w:val="en-US"/>
         </w:rPr>
         <w:lastRenderedPageBreak/>
-        <w:t>[[rtf .qt.letter_details]]</w:t>
+        <w:t>[[</w:t>
+      </w:r>
+      <w:proofErr w:type="gramStart"/>
+      <w:r>
+        <w:rPr>
+          <w:rFonts w:ascii="Helvetica Neue" w:hAnsi="Helvetica Neue" w:cs="Arial"/>
+          <w:lang w:val="en-US"/>
+        </w:rPr>
+        <w:t>rtf .</w:t>
+      </w:r>
+      <w:proofErr w:type="spellStart"/>
+      <w:r>
+        <w:rPr>
+          <w:rFonts w:ascii="Helvetica Neue" w:hAnsi="Helvetica Neue" w:cs="Arial"/>
+          <w:lang w:val="en-US"/>
+        </w:rPr>
+        <w:t>qt</w:t>
+      </w:r>
+      <w:proofErr w:type="gramEnd"/>
+      <w:r>
+        <w:rPr>
+          <w:rFonts w:ascii="Helvetica Neue" w:hAnsi="Helvetica Neue" w:cs="Arial"/>
+          <w:lang w:val="en-US"/>
+        </w:rPr>
+        <w:t>.letter_details</w:t>
+      </w:r>
+      <w:proofErr w:type="spellEnd"/>
+      <w:r>
+        <w:rPr>
+          <w:rFonts w:ascii="Helvetica Neue" w:hAnsi="Helvetica Neue" w:cs="Arial"/>
+          <w:lang w:val="en-US"/>
+        </w:rPr>
+        <w:t>]]</w:t>
       </w:r>
     </w:p>
     <w:p>
@@ -2083,8 +3220,33 @@
           <w:lang w:val="en-US"/>
         </w:rPr>
         <w:lastRenderedPageBreak/>
-        <w:t>[[rtf .qt.standard_tc_details</w:t>
+        <w:t>[[</w:t>
       </w:r>
+      <w:proofErr w:type="gramStart"/>
+      <w:r>
+        <w:rPr>
+          <w:rFonts w:ascii="Helvetica Neue" w:hAnsi="Helvetica Neue" w:cs="Arial"/>
+          <w:lang w:val="en-US"/>
+        </w:rPr>
+        <w:t>rtf .</w:t>
+      </w:r>
+      <w:proofErr w:type="spellStart"/>
+      <w:r>
+        <w:rPr>
+          <w:rFonts w:ascii="Helvetica Neue" w:hAnsi="Helvetica Neue" w:cs="Arial"/>
+          <w:lang w:val="en-US"/>
+        </w:rPr>
+        <w:t>qt</w:t>
+      </w:r>
+      <w:proofErr w:type="gramEnd"/>
+      <w:r>
+        <w:rPr>
+          <w:rFonts w:ascii="Helvetica Neue" w:hAnsi="Helvetica Neue" w:cs="Arial"/>
+          <w:lang w:val="en-US"/>
+        </w:rPr>
+        <w:t>.standard_tc_details</w:t>
+      </w:r>
+      <w:proofErr w:type="spellEnd"/>
       <w:r>
         <w:rPr>
           <w:rFonts w:ascii="Helvetica Neue" w:hAnsi="Helvetica Neue" w:cs="Arial"/>
@@ -2165,7 +3327,41 @@
           <w:lang w:val="en-US"/>
           <w14:ligatures w14:val="none"/>
         </w:rPr>
-        <w:t>[[$prdSNo := 1]]</w:t>
+        <w:t>[[$</w:t>
+      </w:r>
+      <w:proofErr w:type="spellStart"/>
+      <w:proofErr w:type="gramStart"/>
+      <w:r>
+        <w:rPr>
+          <w:rFonts w:ascii="Helvetica Neue" w:eastAsia="Times New Roman" w:hAnsi="Helvetica Neue" w:cs="Arial"/>
+          <w:color w:val="000000"/>
+          <w:kern w:val="0"/>
+          <w:lang w:val="en-US"/>
+          <w14:ligatures w14:val="none"/>
+        </w:rPr>
+        <w:t>prdSNo</w:t>
+      </w:r>
+      <w:proofErr w:type="spellEnd"/>
+      <w:r>
+        <w:rPr>
+          <w:rFonts w:ascii="Helvetica Neue" w:eastAsia="Times New Roman" w:hAnsi="Helvetica Neue" w:cs="Arial"/>
+          <w:color w:val="000000"/>
+          <w:kern w:val="0"/>
+          <w:lang w:val="en-US"/>
+          <w14:ligatures w14:val="none"/>
+        </w:rPr>
+        <w:t xml:space="preserve"> :</w:t>
+      </w:r>
+      <w:proofErr w:type="gramEnd"/>
+      <w:r>
+        <w:rPr>
+          <w:rFonts w:ascii="Helvetica Neue" w:eastAsia="Times New Roman" w:hAnsi="Helvetica Neue" w:cs="Arial"/>
+          <w:color w:val="000000"/>
+          <w:kern w:val="0"/>
+          <w:lang w:val="en-US"/>
+          <w14:ligatures w14:val="none"/>
+        </w:rPr>
+        <w:t>= 1]]</w:t>
       </w:r>
     </w:p>
     <w:tbl>
@@ -2220,7 +3416,118 @@
                 <w:szCs w:val="18"/>
                 <w14:ligatures w14:val="none"/>
               </w:rPr>
-              <w:t>[[tableStart($prodKey, $pv as .ci.cartItem)]]</w:t>
+              <w:t>[[</w:t>
+            </w:r>
+            <w:proofErr w:type="spellStart"/>
+            <w:proofErr w:type="gramStart"/>
+            <w:r>
+              <w:rPr>
+                <w:rFonts w:ascii="Helvetica Neue" w:eastAsia="Times New Roman" w:hAnsi="Helvetica Neue" w:cs="Arial"/>
+                <w:color w:val="000000"/>
+                <w:kern w:val="0"/>
+                <w:sz w:val="18"/>
+                <w:szCs w:val="18"/>
+                <w14:ligatures w14:val="none"/>
+              </w:rPr>
+              <w:t>tableStart</w:t>
+            </w:r>
+            <w:proofErr w:type="spellEnd"/>
+            <w:r>
+              <w:rPr>
+                <w:rFonts w:ascii="Helvetica Neue" w:eastAsia="Times New Roman" w:hAnsi="Helvetica Neue" w:cs="Arial"/>
+                <w:color w:val="000000"/>
+                <w:kern w:val="0"/>
+                <w:sz w:val="18"/>
+                <w:szCs w:val="18"/>
+                <w14:ligatures w14:val="none"/>
+              </w:rPr>
+              <w:t>(</w:t>
+            </w:r>
+            <w:proofErr w:type="gramEnd"/>
+            <w:r>
+              <w:rPr>
+                <w:rFonts w:ascii="Helvetica Neue" w:eastAsia="Times New Roman" w:hAnsi="Helvetica Neue" w:cs="Arial"/>
+                <w:color w:val="000000"/>
+                <w:kern w:val="0"/>
+                <w:sz w:val="18"/>
+                <w:szCs w:val="18"/>
+                <w14:ligatures w14:val="none"/>
+              </w:rPr>
+              <w:t>$</w:t>
+            </w:r>
+            <w:proofErr w:type="spellStart"/>
+            <w:r>
+              <w:rPr>
+                <w:rFonts w:ascii="Helvetica Neue" w:eastAsia="Times New Roman" w:hAnsi="Helvetica Neue" w:cs="Arial"/>
+                <w:color w:val="000000"/>
+                <w:kern w:val="0"/>
+                <w:sz w:val="18"/>
+                <w:szCs w:val="18"/>
+                <w14:ligatures w14:val="none"/>
+              </w:rPr>
+              <w:t>prodKey</w:t>
+            </w:r>
+            <w:proofErr w:type="spellEnd"/>
+            <w:r>
+              <w:rPr>
+                <w:rFonts w:ascii="Helvetica Neue" w:eastAsia="Times New Roman" w:hAnsi="Helvetica Neue" w:cs="Arial"/>
+                <w:color w:val="000000"/>
+                <w:kern w:val="0"/>
+                <w:sz w:val="18"/>
+                <w:szCs w:val="18"/>
+                <w14:ligatures w14:val="none"/>
+              </w:rPr>
+              <w:t>, $</w:t>
+            </w:r>
+            <w:proofErr w:type="spellStart"/>
+            <w:r>
+              <w:rPr>
+                <w:rFonts w:ascii="Helvetica Neue" w:eastAsia="Times New Roman" w:hAnsi="Helvetica Neue" w:cs="Arial"/>
+                <w:color w:val="000000"/>
+                <w:kern w:val="0"/>
+                <w:sz w:val="18"/>
+                <w:szCs w:val="18"/>
+                <w14:ligatures w14:val="none"/>
+              </w:rPr>
+              <w:t>pv</w:t>
+            </w:r>
+            <w:proofErr w:type="spellEnd"/>
+            <w:r>
+              <w:rPr>
+                <w:rFonts w:ascii="Helvetica Neue" w:eastAsia="Times New Roman" w:hAnsi="Helvetica Neue" w:cs="Arial"/>
+                <w:color w:val="000000"/>
+                <w:kern w:val="0"/>
+                <w:sz w:val="18"/>
+                <w:szCs w:val="18"/>
+                <w14:ligatures w14:val="none"/>
+              </w:rPr>
+              <w:t xml:space="preserve"> as .</w:t>
+            </w:r>
+            <w:proofErr w:type="spellStart"/>
+            <w:proofErr w:type="gramStart"/>
+            <w:r>
+              <w:rPr>
+                <w:rFonts w:ascii="Helvetica Neue" w:eastAsia="Times New Roman" w:hAnsi="Helvetica Neue" w:cs="Arial"/>
+                <w:color w:val="000000"/>
+                <w:kern w:val="0"/>
+                <w:sz w:val="18"/>
+                <w:szCs w:val="18"/>
+                <w14:ligatures w14:val="none"/>
+              </w:rPr>
+              <w:t>ci.cartItem</w:t>
+            </w:r>
+            <w:proofErr w:type="spellEnd"/>
+            <w:proofErr w:type="gramEnd"/>
+            <w:r>
+              <w:rPr>
+                <w:rFonts w:ascii="Helvetica Neue" w:eastAsia="Times New Roman" w:hAnsi="Helvetica Neue" w:cs="Arial"/>
+                <w:color w:val="000000"/>
+                <w:kern w:val="0"/>
+                <w:sz w:val="18"/>
+                <w:szCs w:val="18"/>
+                <w14:ligatures w14:val="none"/>
+              </w:rPr>
+              <w:t>)]]</w:t>
             </w:r>
           </w:p>
         </w:tc>
@@ -2264,8 +3571,9 @@
                 <w:u w:val="single"/>
                 <w14:ligatures w14:val="none"/>
               </w:rPr>
-              <w:t>[[$prdSNo]]</w:t>
-            </w:r>
+              <w:t>[[$</w:t>
+            </w:r>
+            <w:proofErr w:type="spellStart"/>
             <w:r>
               <w:rPr>
                 <w:rFonts w:ascii="Helvetica Neue" w:eastAsia="Times New Roman" w:hAnsi="Helvetica Neue" w:cs="Arial"/>
@@ -2276,6 +3584,31 @@
                 <w:u w:val="single"/>
                 <w14:ligatures w14:val="none"/>
               </w:rPr>
+              <w:t>prdSNo</w:t>
+            </w:r>
+            <w:proofErr w:type="spellEnd"/>
+            <w:r>
+              <w:rPr>
+                <w:rFonts w:ascii="Helvetica Neue" w:eastAsia="Times New Roman" w:hAnsi="Helvetica Neue" w:cs="Arial"/>
+                <w:b/>
+                <w:bCs/>
+                <w:color w:val="000000"/>
+                <w:kern w:val="0"/>
+                <w:u w:val="single"/>
+                <w14:ligatures w14:val="none"/>
+              </w:rPr>
+              <w:t>]]</w:t>
+            </w:r>
+            <w:r>
+              <w:rPr>
+                <w:rFonts w:ascii="Helvetica Neue" w:eastAsia="Times New Roman" w:hAnsi="Helvetica Neue" w:cs="Arial"/>
+                <w:b/>
+                <w:bCs/>
+                <w:color w:val="000000"/>
+                <w:kern w:val="0"/>
+                <w:u w:val="single"/>
+                <w14:ligatures w14:val="none"/>
+              </w:rPr>
               <w:t xml:space="preserve"> - </w:t>
             </w:r>
             <w:r>
@@ -2288,8 +3621,10 @@
                 <w:u w:val="single"/>
                 <w14:ligatures w14:val="none"/>
               </w:rPr>
-              <w:t>[[$pv.productName]]</w:t>
-            </w:r>
+              <w:t>[[$</w:t>
+            </w:r>
+            <w:proofErr w:type="spellStart"/>
+            <w:proofErr w:type="gramStart"/>
             <w:r>
               <w:rPr>
                 <w:rFonts w:ascii="Helvetica Neue" w:eastAsia="Times New Roman" w:hAnsi="Helvetica Neue" w:cs="Arial"/>
@@ -2300,6 +3635,44 @@
                 <w:u w:val="single"/>
                 <w14:ligatures w14:val="none"/>
               </w:rPr>
+              <w:t>pv.productName</w:t>
+            </w:r>
+            <w:proofErr w:type="spellEnd"/>
+            <w:proofErr w:type="gramEnd"/>
+            <w:r>
+              <w:rPr>
+                <w:rFonts w:ascii="Helvetica Neue" w:eastAsia="Times New Roman" w:hAnsi="Helvetica Neue" w:cs="Arial"/>
+                <w:b/>
+                <w:bCs/>
+                <w:color w:val="000000"/>
+                <w:kern w:val="0"/>
+                <w:u w:val="single"/>
+                <w14:ligatures w14:val="none"/>
+              </w:rPr>
+              <w:t>]]</w:t>
+            </w:r>
+            <w:r>
+              <w:rPr>
+                <w:rFonts w:ascii="Helvetica Neue" w:eastAsia="Times New Roman" w:hAnsi="Helvetica Neue" w:cs="Arial"/>
+                <w:b/>
+                <w:bCs/>
+                <w:color w:val="000000"/>
+                <w:kern w:val="0"/>
+                <w:u w:val="single"/>
+                <w14:ligatures w14:val="none"/>
+              </w:rPr>
+              <w:t xml:space="preserve"> -</w:t>
+            </w:r>
+            <w:r>
+              <w:rPr>
+                <w:rFonts w:ascii="Helvetica Neue" w:eastAsia="Times New Roman" w:hAnsi="Helvetica Neue" w:cs="Arial"/>
+                <w:b/>
+                <w:bCs/>
+                <w:color w:val="000000"/>
+                <w:kern w:val="0"/>
+                <w:u w:val="single"/>
+                <w14:ligatures w14:val="none"/>
+              </w:rPr>
               <w:t xml:space="preserve"> </w:t>
             </w:r>
             <w:r>
@@ -2309,6 +3682,7 @@
                 <w:bCs/>
                 <w:color w:val="000000"/>
                 <w:kern w:val="0"/>
+                <w:u w:val="single"/>
                 <w14:ligatures w14:val="none"/>
               </w:rPr>
               <w:t>[[$cur]]</w:t>
@@ -2320,6 +3694,7 @@
                 <w:bCs/>
                 <w:color w:val="000000"/>
                 <w:kern w:val="0"/>
+                <w:u w:val="single"/>
                 <w14:ligatures w14:val="none"/>
               </w:rPr>
               <w:t xml:space="preserve"> </w:t>
@@ -2331,20 +3706,86 @@
                 <w:bCs/>
                 <w:color w:val="000000"/>
                 <w:kern w:val="0"/>
-                <w14:ligatures w14:val="none"/>
-              </w:rPr>
-              <w:t>[[$pv.productTotal]]</w:t>
-            </w:r>
-            <w:r>
-              <w:rPr>
-                <w:rFonts w:ascii="Helvetica Neue" w:eastAsia="Times New Roman" w:hAnsi="Helvetica Neue" w:cs="Arial"/>
-                <w:b/>
-                <w:bCs/>
-                <w:color w:val="000000"/>
-                <w:kern w:val="0"/>
-                <w14:ligatures w14:val="none"/>
-              </w:rPr>
-              <w:t xml:space="preserve"> [[$na := “</w:t>
+                <w:u w:val="single"/>
+                <w14:ligatures w14:val="none"/>
+              </w:rPr>
+              <w:t>[[$</w:t>
+            </w:r>
+            <w:proofErr w:type="spellStart"/>
+            <w:proofErr w:type="gramStart"/>
+            <w:r>
+              <w:rPr>
+                <w:rFonts w:ascii="Helvetica Neue" w:eastAsia="Times New Roman" w:hAnsi="Helvetica Neue" w:cs="Arial"/>
+                <w:b/>
+                <w:bCs/>
+                <w:color w:val="000000"/>
+                <w:kern w:val="0"/>
+                <w:u w:val="single"/>
+                <w14:ligatures w14:val="none"/>
+              </w:rPr>
+              <w:t>pv.productTotal</w:t>
+            </w:r>
+            <w:proofErr w:type="spellEnd"/>
+            <w:proofErr w:type="gramEnd"/>
+            <w:r>
+              <w:rPr>
+                <w:rFonts w:ascii="Helvetica Neue" w:eastAsia="Times New Roman" w:hAnsi="Helvetica Neue" w:cs="Arial"/>
+                <w:b/>
+                <w:bCs/>
+                <w:color w:val="000000"/>
+                <w:kern w:val="0"/>
+                <w:u w:val="single"/>
+                <w14:ligatures w14:val="none"/>
+              </w:rPr>
+              <w:t>]]</w:t>
+            </w:r>
+            <w:r>
+              <w:rPr>
+                <w:rFonts w:ascii="Helvetica Neue" w:eastAsia="Times New Roman" w:hAnsi="Helvetica Neue" w:cs="Arial"/>
+                <w:b/>
+                <w:bCs/>
+                <w:color w:val="000000"/>
+                <w:kern w:val="0"/>
+                <w14:ligatures w14:val="none"/>
+              </w:rPr>
+              <w:t xml:space="preserve"> [[$</w:t>
+            </w:r>
+            <w:proofErr w:type="spellStart"/>
+            <w:proofErr w:type="gramStart"/>
+            <w:r>
+              <w:rPr>
+                <w:rFonts w:ascii="Helvetica Neue" w:eastAsia="Times New Roman" w:hAnsi="Helvetica Neue" w:cs="Arial"/>
+                <w:b/>
+                <w:bCs/>
+                <w:color w:val="000000"/>
+                <w:kern w:val="0"/>
+                <w14:ligatures w14:val="none"/>
+              </w:rPr>
+              <w:t>na</w:t>
+            </w:r>
+            <w:proofErr w:type="spellEnd"/>
+            <w:r>
+              <w:rPr>
+                <w:rFonts w:ascii="Helvetica Neue" w:eastAsia="Times New Roman" w:hAnsi="Helvetica Neue" w:cs="Arial"/>
+                <w:b/>
+                <w:bCs/>
+                <w:color w:val="000000"/>
+                <w:kern w:val="0"/>
+                <w14:ligatures w14:val="none"/>
+              </w:rPr>
+              <w:t xml:space="preserve"> :</w:t>
+            </w:r>
+            <w:proofErr w:type="gramEnd"/>
+            <w:r>
+              <w:rPr>
+                <w:rFonts w:ascii="Helvetica Neue" w:eastAsia="Times New Roman" w:hAnsi="Helvetica Neue" w:cs="Arial"/>
+                <w:b/>
+                <w:bCs/>
+                <w:color w:val="000000"/>
+                <w:kern w:val="0"/>
+                <w14:ligatures w14:val="none"/>
+              </w:rPr>
+              <w:t>= “</w:t>
             </w:r>
             <w:r>
               <w:rPr>
@@ -2404,7 +3845,70 @@
                 <w:szCs w:val="18"/>
                 <w14:ligatures w14:val="none"/>
               </w:rPr>
-              <w:t>[[tableStart($k, $item as $pv.items)]]</w:t>
+              <w:t>[[</w:t>
+            </w:r>
+            <w:proofErr w:type="spellStart"/>
+            <w:proofErr w:type="gramStart"/>
+            <w:r>
+              <w:rPr>
+                <w:rFonts w:ascii="Helvetica Neue" w:eastAsia="Times New Roman" w:hAnsi="Helvetica Neue" w:cs="Arial"/>
+                <w:color w:val="000000"/>
+                <w:kern w:val="0"/>
+                <w:sz w:val="18"/>
+                <w:szCs w:val="18"/>
+                <w14:ligatures w14:val="none"/>
+              </w:rPr>
+              <w:t>tableStart</w:t>
+            </w:r>
+            <w:proofErr w:type="spellEnd"/>
+            <w:r>
+              <w:rPr>
+                <w:rFonts w:ascii="Helvetica Neue" w:eastAsia="Times New Roman" w:hAnsi="Helvetica Neue" w:cs="Arial"/>
+                <w:color w:val="000000"/>
+                <w:kern w:val="0"/>
+                <w:sz w:val="18"/>
+                <w:szCs w:val="18"/>
+                <w14:ligatures w14:val="none"/>
+              </w:rPr>
+              <w:t>(</w:t>
+            </w:r>
+            <w:proofErr w:type="gramEnd"/>
+            <w:r>
+              <w:rPr>
+                <w:rFonts w:ascii="Helvetica Neue" w:eastAsia="Times New Roman" w:hAnsi="Helvetica Neue" w:cs="Arial"/>
+                <w:color w:val="000000"/>
+                <w:kern w:val="0"/>
+                <w:sz w:val="18"/>
+                <w:szCs w:val="18"/>
+                <w14:ligatures w14:val="none"/>
+              </w:rPr>
+              <w:t>$k, $item as $</w:t>
+            </w:r>
+            <w:proofErr w:type="spellStart"/>
+            <w:proofErr w:type="gramStart"/>
+            <w:r>
+              <w:rPr>
+                <w:rFonts w:ascii="Helvetica Neue" w:eastAsia="Times New Roman" w:hAnsi="Helvetica Neue" w:cs="Arial"/>
+                <w:color w:val="000000"/>
+                <w:kern w:val="0"/>
+                <w:sz w:val="18"/>
+                <w:szCs w:val="18"/>
+                <w14:ligatures w14:val="none"/>
+              </w:rPr>
+              <w:t>pv.items</w:t>
+            </w:r>
+            <w:proofErr w:type="spellEnd"/>
+            <w:proofErr w:type="gramEnd"/>
+            <w:r>
+              <w:rPr>
+                <w:rFonts w:ascii="Helvetica Neue" w:eastAsia="Times New Roman" w:hAnsi="Helvetica Neue" w:cs="Arial"/>
+                <w:color w:val="000000"/>
+                <w:kern w:val="0"/>
+                <w:sz w:val="18"/>
+                <w:szCs w:val="18"/>
+                <w14:ligatures w14:val="none"/>
+              </w:rPr>
+              <w:t>)]]</w:t>
             </w:r>
           </w:p>
         </w:tc>
@@ -2448,7 +3952,35 @@
                 <w:lang w:val="en-US"/>
                 <w14:ligatures w14:val="none"/>
               </w:rPr>
-              <w:t>[[if ne $pv.productCode “SIL”]]</w:t>
+              <w:t>[[if ne $</w:t>
+            </w:r>
+            <w:proofErr w:type="spellStart"/>
+            <w:proofErr w:type="gramStart"/>
+            <w:r>
+              <w:rPr>
+                <w:rFonts w:ascii="Helvetica Neue" w:eastAsia="Times New Roman" w:hAnsi="Helvetica Neue" w:cs="Arial"/>
+                <w:color w:val="000000"/>
+                <w:kern w:val="0"/>
+                <w:sz w:val="10"/>
+                <w:szCs w:val="10"/>
+                <w:lang w:val="en-US"/>
+                <w14:ligatures w14:val="none"/>
+              </w:rPr>
+              <w:t>pv.productCode</w:t>
+            </w:r>
+            <w:proofErr w:type="spellEnd"/>
+            <w:proofErr w:type="gramEnd"/>
+            <w:r>
+              <w:rPr>
+                <w:rFonts w:ascii="Helvetica Neue" w:eastAsia="Times New Roman" w:hAnsi="Helvetica Neue" w:cs="Arial"/>
+                <w:color w:val="000000"/>
+                <w:kern w:val="0"/>
+                <w:sz w:val="10"/>
+                <w:szCs w:val="10"/>
+                <w:lang w:val="en-US"/>
+                <w14:ligatures w14:val="none"/>
+              </w:rPr>
+              <w:t xml:space="preserve"> “SIL”]]</w:t>
             </w:r>
           </w:p>
           <w:p>
@@ -2477,7 +4009,35 @@
                 <w:szCs w:val="18"/>
                 <w14:ligatures w14:val="none"/>
               </w:rPr>
-              <w:t>[[$Item.modelName]]</w:t>
+              <w:t>[[$</w:t>
+            </w:r>
+            <w:proofErr w:type="spellStart"/>
+            <w:r>
+              <w:rPr>
+                <w:rFonts w:ascii="Helvetica Neue" w:eastAsia="Times New Roman" w:hAnsi="Helvetica Neue" w:cs="Arial"/>
+                <w:b/>
+                <w:bCs/>
+                <w:color w:val="000000"/>
+                <w:kern w:val="0"/>
+                <w:sz w:val="18"/>
+                <w:szCs w:val="18"/>
+                <w14:ligatures w14:val="none"/>
+              </w:rPr>
+              <w:t>Item.modelName</w:t>
+            </w:r>
+            <w:proofErr w:type="spellEnd"/>
+            <w:r>
+              <w:rPr>
+                <w:rFonts w:ascii="Helvetica Neue" w:eastAsia="Times New Roman" w:hAnsi="Helvetica Neue" w:cs="Arial"/>
+                <w:b/>
+                <w:bCs/>
+                <w:color w:val="000000"/>
+                <w:kern w:val="0"/>
+                <w:sz w:val="18"/>
+                <w:szCs w:val="18"/>
+                <w14:ligatures w14:val="none"/>
+              </w:rPr>
+              <w:t>]]</w:t>
             </w:r>
           </w:p>
           <w:p>
@@ -2534,7 +4094,35 @@
                 <w:lang w:val="en-US"/>
                 <w14:ligatures w14:val="none"/>
               </w:rPr>
-              <w:t>[[if eq $pv.productCode “SIL”]]</w:t>
+              <w:t>[[if eq $</w:t>
+            </w:r>
+            <w:proofErr w:type="spellStart"/>
+            <w:proofErr w:type="gramStart"/>
+            <w:r>
+              <w:rPr>
+                <w:rFonts w:ascii="Helvetica Neue" w:eastAsia="Times New Roman" w:hAnsi="Helvetica Neue" w:cs="Arial"/>
+                <w:color w:val="000000"/>
+                <w:kern w:val="0"/>
+                <w:sz w:val="10"/>
+                <w:szCs w:val="10"/>
+                <w:lang w:val="en-US"/>
+                <w14:ligatures w14:val="none"/>
+              </w:rPr>
+              <w:t>pv.productCode</w:t>
+            </w:r>
+            <w:proofErr w:type="spellEnd"/>
+            <w:proofErr w:type="gramEnd"/>
+            <w:r>
+              <w:rPr>
+                <w:rFonts w:ascii="Helvetica Neue" w:eastAsia="Times New Roman" w:hAnsi="Helvetica Neue" w:cs="Arial"/>
+                <w:color w:val="000000"/>
+                <w:kern w:val="0"/>
+                <w:sz w:val="10"/>
+                <w:szCs w:val="10"/>
+                <w:lang w:val="en-US"/>
+                <w14:ligatures w14:val="none"/>
+              </w:rPr>
+              <w:t xml:space="preserve"> “SIL”]]</w:t>
             </w:r>
           </w:p>
           <w:p>
@@ -2563,7 +4151,35 @@
                 <w:szCs w:val="18"/>
                 <w14:ligatures w14:val="none"/>
               </w:rPr>
-              <w:t>[[$Item.subcategory]]</w:t>
+              <w:t>[[$</w:t>
+            </w:r>
+            <w:proofErr w:type="spellStart"/>
+            <w:r>
+              <w:rPr>
+                <w:rFonts w:ascii="Helvetica Neue" w:eastAsia="Times New Roman" w:hAnsi="Helvetica Neue" w:cs="Arial"/>
+                <w:b/>
+                <w:bCs/>
+                <w:color w:val="000000"/>
+                <w:kern w:val="0"/>
+                <w:sz w:val="18"/>
+                <w:szCs w:val="18"/>
+                <w14:ligatures w14:val="none"/>
+              </w:rPr>
+              <w:t>Item.subcategory</w:t>
+            </w:r>
+            <w:proofErr w:type="spellEnd"/>
+            <w:r>
+              <w:rPr>
+                <w:rFonts w:ascii="Helvetica Neue" w:eastAsia="Times New Roman" w:hAnsi="Helvetica Neue" w:cs="Arial"/>
+                <w:b/>
+                <w:bCs/>
+                <w:color w:val="000000"/>
+                <w:kern w:val="0"/>
+                <w:sz w:val="18"/>
+                <w:szCs w:val="18"/>
+                <w14:ligatures w14:val="none"/>
+              </w:rPr>
+              <w:t>]]</w:t>
             </w:r>
           </w:p>
           <w:p>
@@ -2625,7 +4241,94 @@
                 <w:szCs w:val="18"/>
                 <w14:ligatures w14:val="none"/>
               </w:rPr>
-              <w:t>[[tableStart($k, $h as $item.headersDisplay)]]</w:t>
+              <w:t>[[</w:t>
+            </w:r>
+            <w:proofErr w:type="spellStart"/>
+            <w:proofErr w:type="gramStart"/>
+            <w:r>
+              <w:rPr>
+                <w:rFonts w:ascii="Helvetica Neue" w:eastAsia="Times New Roman" w:hAnsi="Helvetica Neue" w:cs="Arial"/>
+                <w:color w:val="000000"/>
+                <w:kern w:val="0"/>
+                <w:sz w:val="18"/>
+                <w:szCs w:val="18"/>
+                <w14:ligatures w14:val="none"/>
+              </w:rPr>
+              <w:t>tableStart</w:t>
+            </w:r>
+            <w:proofErr w:type="spellEnd"/>
+            <w:r>
+              <w:rPr>
+                <w:rFonts w:ascii="Helvetica Neue" w:eastAsia="Times New Roman" w:hAnsi="Helvetica Neue" w:cs="Arial"/>
+                <w:color w:val="000000"/>
+                <w:kern w:val="0"/>
+                <w:sz w:val="18"/>
+                <w:szCs w:val="18"/>
+                <w14:ligatures w14:val="none"/>
+              </w:rPr>
+              <w:t>(</w:t>
+            </w:r>
+            <w:proofErr w:type="gramEnd"/>
+            <w:r>
+              <w:rPr>
+                <w:rFonts w:ascii="Helvetica Neue" w:eastAsia="Times New Roman" w:hAnsi="Helvetica Neue" w:cs="Arial"/>
+                <w:color w:val="000000"/>
+                <w:kern w:val="0"/>
+                <w:sz w:val="18"/>
+                <w:szCs w:val="18"/>
+                <w14:ligatures w14:val="none"/>
+              </w:rPr>
+              <w:t>$k, $</w:t>
+            </w:r>
+            <w:proofErr w:type="spellStart"/>
+            <w:r>
+              <w:rPr>
+                <w:rFonts w:ascii="Helvetica Neue" w:eastAsia="Times New Roman" w:hAnsi="Helvetica Neue" w:cs="Arial"/>
+                <w:color w:val="000000"/>
+                <w:kern w:val="0"/>
+                <w:sz w:val="18"/>
+                <w:szCs w:val="18"/>
+                <w14:ligatures w14:val="none"/>
+              </w:rPr>
+              <w:t>h as</w:t>
+            </w:r>
+            <w:proofErr w:type="spellEnd"/>
+            <w:r>
+              <w:rPr>
+                <w:rFonts w:ascii="Helvetica Neue" w:eastAsia="Times New Roman" w:hAnsi="Helvetica Neue" w:cs="Arial"/>
+                <w:color w:val="000000"/>
+                <w:kern w:val="0"/>
+                <w:sz w:val="18"/>
+                <w:szCs w:val="18"/>
+                <w14:ligatures w14:val="none"/>
+              </w:rPr>
+              <w:t xml:space="preserve"> $</w:t>
+            </w:r>
+            <w:proofErr w:type="spellStart"/>
+            <w:proofErr w:type="gramStart"/>
+            <w:r>
+              <w:rPr>
+                <w:rFonts w:ascii="Helvetica Neue" w:eastAsia="Times New Roman" w:hAnsi="Helvetica Neue" w:cs="Arial"/>
+                <w:color w:val="000000"/>
+                <w:kern w:val="0"/>
+                <w:sz w:val="18"/>
+                <w:szCs w:val="18"/>
+                <w14:ligatures w14:val="none"/>
+              </w:rPr>
+              <w:t>item.headersDisplay</w:t>
+            </w:r>
+            <w:proofErr w:type="spellEnd"/>
+            <w:proofErr w:type="gramEnd"/>
+            <w:r>
+              <w:rPr>
+                <w:rFonts w:ascii="Helvetica Neue" w:eastAsia="Times New Roman" w:hAnsi="Helvetica Neue" w:cs="Arial"/>
+                <w:color w:val="000000"/>
+                <w:kern w:val="0"/>
+                <w:sz w:val="18"/>
+                <w:szCs w:val="18"/>
+                <w14:ligatures w14:val="none"/>
+              </w:rPr>
+              <w:t>)]]</w:t>
             </w:r>
           </w:p>
         </w:tc>
@@ -2660,7 +4363,37 @@
                 <w:szCs w:val="18"/>
                 <w14:ligatures w14:val="none"/>
               </w:rPr>
-              <w:t>[[$h.leftLabel]]</w:t>
+              <w:t>[[$</w:t>
+            </w:r>
+            <w:proofErr w:type="spellStart"/>
+            <w:proofErr w:type="gramStart"/>
+            <w:r>
+              <w:rPr>
+                <w:rFonts w:ascii="Helvetica Neue" w:eastAsia="Times New Roman" w:hAnsi="Helvetica Neue" w:cs="Arial"/>
+                <w:b/>
+                <w:bCs/>
+                <w:color w:val="000000"/>
+                <w:kern w:val="0"/>
+                <w:sz w:val="18"/>
+                <w:szCs w:val="18"/>
+                <w14:ligatures w14:val="none"/>
+              </w:rPr>
+              <w:t>h.leftLabel</w:t>
+            </w:r>
+            <w:proofErr w:type="spellEnd"/>
+            <w:proofErr w:type="gramEnd"/>
+            <w:r>
+              <w:rPr>
+                <w:rFonts w:ascii="Helvetica Neue" w:eastAsia="Times New Roman" w:hAnsi="Helvetica Neue" w:cs="Arial"/>
+                <w:b/>
+                <w:bCs/>
+                <w:color w:val="000000"/>
+                <w:kern w:val="0"/>
+                <w:sz w:val="18"/>
+                <w:szCs w:val="18"/>
+                <w14:ligatures w14:val="none"/>
+              </w:rPr>
+              <w:t>]]</w:t>
             </w:r>
           </w:p>
         </w:tc>
@@ -2690,29 +4423,216 @@
                 <w:szCs w:val="18"/>
                 <w14:ligatures w14:val="none"/>
               </w:rPr>
-              <w:t>[[if ne $h.leftValue $na]]</w:t>
-            </w:r>
-            <w:r>
-              <w:rPr>
-                <w:rFonts w:ascii="Helvetica Neue" w:eastAsia="Times New Roman" w:hAnsi="Helvetica Neue" w:cs="Arial"/>
-                <w:color w:val="000000"/>
-                <w:kern w:val="0"/>
-                <w:sz w:val="18"/>
-                <w:szCs w:val="18"/>
-                <w14:ligatures w14:val="none"/>
-              </w:rPr>
-              <w:t>[[$h.leftValue]]</w:t>
-            </w:r>
-            <w:r>
-              <w:rPr>
-                <w:rFonts w:ascii="Helvetica Neue" w:eastAsia="Times New Roman" w:hAnsi="Helvetica Neue" w:cs="Arial"/>
-                <w:color w:val="000000"/>
-                <w:kern w:val="0"/>
-                <w:sz w:val="18"/>
-                <w:szCs w:val="18"/>
-                <w14:ligatures w14:val="none"/>
-              </w:rPr>
-              <w:t>[[end]][[if eq $h.leftValue $na]]N/A[[end]]</w:t>
+              <w:t>[[if ne $</w:t>
+            </w:r>
+            <w:proofErr w:type="spellStart"/>
+            <w:proofErr w:type="gramStart"/>
+            <w:r>
+              <w:rPr>
+                <w:rFonts w:ascii="Helvetica Neue" w:eastAsia="Times New Roman" w:hAnsi="Helvetica Neue" w:cs="Arial"/>
+                <w:color w:val="000000"/>
+                <w:kern w:val="0"/>
+                <w:sz w:val="18"/>
+                <w:szCs w:val="18"/>
+                <w14:ligatures w14:val="none"/>
+              </w:rPr>
+              <w:t>h.leftValue</w:t>
+            </w:r>
+            <w:proofErr w:type="spellEnd"/>
+            <w:proofErr w:type="gramEnd"/>
+            <w:r>
+              <w:rPr>
+                <w:rFonts w:ascii="Helvetica Neue" w:eastAsia="Times New Roman" w:hAnsi="Helvetica Neue" w:cs="Arial"/>
+                <w:color w:val="000000"/>
+                <w:kern w:val="0"/>
+                <w:sz w:val="18"/>
+                <w:szCs w:val="18"/>
+                <w14:ligatures w14:val="none"/>
+              </w:rPr>
+              <w:t xml:space="preserve"> $</w:t>
+            </w:r>
+            <w:proofErr w:type="spellStart"/>
+            <w:r>
+              <w:rPr>
+                <w:rFonts w:ascii="Helvetica Neue" w:eastAsia="Times New Roman" w:hAnsi="Helvetica Neue" w:cs="Arial"/>
+                <w:color w:val="000000"/>
+                <w:kern w:val="0"/>
+                <w:sz w:val="18"/>
+                <w:szCs w:val="18"/>
+                <w14:ligatures w14:val="none"/>
+              </w:rPr>
+              <w:t>na</w:t>
+            </w:r>
+            <w:proofErr w:type="spellEnd"/>
+            <w:proofErr w:type="gramStart"/>
+            <w:r>
+              <w:rPr>
+                <w:rFonts w:ascii="Helvetica Neue" w:eastAsia="Times New Roman" w:hAnsi="Helvetica Neue" w:cs="Arial"/>
+                <w:color w:val="000000"/>
+                <w:kern w:val="0"/>
+                <w:sz w:val="18"/>
+                <w:szCs w:val="18"/>
+                <w14:ligatures w14:val="none"/>
+              </w:rPr>
+              <w:t>]]</w:t>
+            </w:r>
+            <w:r>
+              <w:rPr>
+                <w:rFonts w:ascii="Helvetica Neue" w:eastAsia="Times New Roman" w:hAnsi="Helvetica Neue" w:cs="Arial"/>
+                <w:color w:val="000000"/>
+                <w:kern w:val="0"/>
+                <w:sz w:val="18"/>
+                <w:szCs w:val="18"/>
+                <w14:ligatures w14:val="none"/>
+              </w:rPr>
+              <w:t>[</w:t>
+            </w:r>
+            <w:proofErr w:type="gramEnd"/>
+            <w:r>
+              <w:rPr>
+                <w:rFonts w:ascii="Helvetica Neue" w:eastAsia="Times New Roman" w:hAnsi="Helvetica Neue" w:cs="Arial"/>
+                <w:color w:val="000000"/>
+                <w:kern w:val="0"/>
+                <w:sz w:val="18"/>
+                <w:szCs w:val="18"/>
+                <w14:ligatures w14:val="none"/>
+              </w:rPr>
+              <w:t>[$</w:t>
+            </w:r>
+            <w:proofErr w:type="spellStart"/>
+            <w:proofErr w:type="gramStart"/>
+            <w:r>
+              <w:rPr>
+                <w:rFonts w:ascii="Helvetica Neue" w:eastAsia="Times New Roman" w:hAnsi="Helvetica Neue" w:cs="Arial"/>
+                <w:color w:val="000000"/>
+                <w:kern w:val="0"/>
+                <w:sz w:val="18"/>
+                <w:szCs w:val="18"/>
+                <w14:ligatures w14:val="none"/>
+              </w:rPr>
+              <w:t>h.leftValue</w:t>
+            </w:r>
+            <w:proofErr w:type="spellEnd"/>
+            <w:r>
+              <w:rPr>
+                <w:rFonts w:ascii="Helvetica Neue" w:eastAsia="Times New Roman" w:hAnsi="Helvetica Neue" w:cs="Arial"/>
+                <w:color w:val="000000"/>
+                <w:kern w:val="0"/>
+                <w:sz w:val="18"/>
+                <w:szCs w:val="18"/>
+                <w14:ligatures w14:val="none"/>
+              </w:rPr>
+              <w:t>]]</w:t>
+            </w:r>
+            <w:r>
+              <w:rPr>
+                <w:rFonts w:ascii="Helvetica Neue" w:eastAsia="Times New Roman" w:hAnsi="Helvetica Neue" w:cs="Arial"/>
+                <w:color w:val="000000"/>
+                <w:kern w:val="0"/>
+                <w:sz w:val="18"/>
+                <w:szCs w:val="18"/>
+                <w14:ligatures w14:val="none"/>
+              </w:rPr>
+              <w:t>[</w:t>
+            </w:r>
+            <w:proofErr w:type="gramEnd"/>
+            <w:r>
+              <w:rPr>
+                <w:rFonts w:ascii="Helvetica Neue" w:eastAsia="Times New Roman" w:hAnsi="Helvetica Neue" w:cs="Arial"/>
+                <w:color w:val="000000"/>
+                <w:kern w:val="0"/>
+                <w:sz w:val="18"/>
+                <w:szCs w:val="18"/>
+                <w14:ligatures w14:val="none"/>
+              </w:rPr>
+              <w:t>[end</w:t>
+            </w:r>
+            <w:proofErr w:type="gramStart"/>
+            <w:r>
+              <w:rPr>
+                <w:rFonts w:ascii="Helvetica Neue" w:eastAsia="Times New Roman" w:hAnsi="Helvetica Neue" w:cs="Arial"/>
+                <w:color w:val="000000"/>
+                <w:kern w:val="0"/>
+                <w:sz w:val="18"/>
+                <w:szCs w:val="18"/>
+                <w14:ligatures w14:val="none"/>
+              </w:rPr>
+              <w:t>]][</w:t>
+            </w:r>
+            <w:proofErr w:type="gramEnd"/>
+            <w:r>
+              <w:rPr>
+                <w:rFonts w:ascii="Helvetica Neue" w:eastAsia="Times New Roman" w:hAnsi="Helvetica Neue" w:cs="Arial"/>
+                <w:color w:val="000000"/>
+                <w:kern w:val="0"/>
+                <w:sz w:val="18"/>
+                <w:szCs w:val="18"/>
+                <w14:ligatures w14:val="none"/>
+              </w:rPr>
+              <w:t>[if eq $</w:t>
+            </w:r>
+            <w:proofErr w:type="spellStart"/>
+            <w:proofErr w:type="gramStart"/>
+            <w:r>
+              <w:rPr>
+                <w:rFonts w:ascii="Helvetica Neue" w:eastAsia="Times New Roman" w:hAnsi="Helvetica Neue" w:cs="Arial"/>
+                <w:color w:val="000000"/>
+                <w:kern w:val="0"/>
+                <w:sz w:val="18"/>
+                <w:szCs w:val="18"/>
+                <w14:ligatures w14:val="none"/>
+              </w:rPr>
+              <w:t>h.leftValue</w:t>
+            </w:r>
+            <w:proofErr w:type="spellEnd"/>
+            <w:proofErr w:type="gramEnd"/>
+            <w:r>
+              <w:rPr>
+                <w:rFonts w:ascii="Helvetica Neue" w:eastAsia="Times New Roman" w:hAnsi="Helvetica Neue" w:cs="Arial"/>
+                <w:color w:val="000000"/>
+                <w:kern w:val="0"/>
+                <w:sz w:val="18"/>
+                <w:szCs w:val="18"/>
+                <w14:ligatures w14:val="none"/>
+              </w:rPr>
+              <w:t xml:space="preserve"> $</w:t>
+            </w:r>
+            <w:proofErr w:type="spellStart"/>
+            <w:r>
+              <w:rPr>
+                <w:rFonts w:ascii="Helvetica Neue" w:eastAsia="Times New Roman" w:hAnsi="Helvetica Neue" w:cs="Arial"/>
+                <w:color w:val="000000"/>
+                <w:kern w:val="0"/>
+                <w:sz w:val="18"/>
+                <w:szCs w:val="18"/>
+                <w14:ligatures w14:val="none"/>
+              </w:rPr>
+              <w:t>na</w:t>
+            </w:r>
+            <w:proofErr w:type="spellEnd"/>
+            <w:proofErr w:type="gramStart"/>
+            <w:r>
+              <w:rPr>
+                <w:rFonts w:ascii="Helvetica Neue" w:eastAsia="Times New Roman" w:hAnsi="Helvetica Neue" w:cs="Arial"/>
+                <w:color w:val="000000"/>
+                <w:kern w:val="0"/>
+                <w:sz w:val="18"/>
+                <w:szCs w:val="18"/>
+                <w14:ligatures w14:val="none"/>
+              </w:rPr>
+              <w:t>]]N</w:t>
+            </w:r>
+            <w:proofErr w:type="gramEnd"/>
+            <w:r>
+              <w:rPr>
+                <w:rFonts w:ascii="Helvetica Neue" w:eastAsia="Times New Roman" w:hAnsi="Helvetica Neue" w:cs="Arial"/>
+                <w:color w:val="000000"/>
+                <w:kern w:val="0"/>
+                <w:sz w:val="18"/>
+                <w:szCs w:val="18"/>
+                <w14:ligatures w14:val="none"/>
+              </w:rPr>
+              <w:t>/A[[end]]</w:t>
             </w:r>
           </w:p>
         </w:tc>
@@ -2745,7 +4665,37 @@
                 <w:szCs w:val="18"/>
                 <w14:ligatures w14:val="none"/>
               </w:rPr>
-              <w:t>[[$h.rightLabel]]</w:t>
+              <w:t>[[$</w:t>
+            </w:r>
+            <w:proofErr w:type="spellStart"/>
+            <w:proofErr w:type="gramStart"/>
+            <w:r>
+              <w:rPr>
+                <w:rFonts w:ascii="Helvetica Neue" w:eastAsia="Times New Roman" w:hAnsi="Helvetica Neue" w:cs="Arial"/>
+                <w:b/>
+                <w:bCs/>
+                <w:color w:val="000000"/>
+                <w:kern w:val="0"/>
+                <w:sz w:val="18"/>
+                <w:szCs w:val="18"/>
+                <w14:ligatures w14:val="none"/>
+              </w:rPr>
+              <w:t>h.rightLabel</w:t>
+            </w:r>
+            <w:proofErr w:type="spellEnd"/>
+            <w:proofErr w:type="gramEnd"/>
+            <w:r>
+              <w:rPr>
+                <w:rFonts w:ascii="Helvetica Neue" w:eastAsia="Times New Roman" w:hAnsi="Helvetica Neue" w:cs="Arial"/>
+                <w:b/>
+                <w:bCs/>
+                <w:color w:val="000000"/>
+                <w:kern w:val="0"/>
+                <w:sz w:val="18"/>
+                <w:szCs w:val="18"/>
+                <w14:ligatures w14:val="none"/>
+              </w:rPr>
+              <w:t>]]</w:t>
             </w:r>
           </w:p>
         </w:tc>
@@ -2776,7 +4726,20 @@
                 <w:szCs w:val="18"/>
                 <w14:ligatures w14:val="none"/>
               </w:rPr>
-              <w:t>[[if ne $h.</w:t>
+              <w:t>[[if ne $</w:t>
+            </w:r>
+            <w:proofErr w:type="spellStart"/>
+            <w:proofErr w:type="gramStart"/>
+            <w:r>
+              <w:rPr>
+                <w:rFonts w:ascii="Helvetica Neue" w:eastAsia="Times New Roman" w:hAnsi="Helvetica Neue" w:cs="Arial"/>
+                <w:color w:val="000000"/>
+                <w:kern w:val="0"/>
+                <w:sz w:val="18"/>
+                <w:szCs w:val="18"/>
+                <w14:ligatures w14:val="none"/>
+              </w:rPr>
+              <w:t>h.</w:t>
             </w:r>
             <w:r>
               <w:rPr>
@@ -2789,38 +4752,151 @@
               </w:rPr>
               <w:t>rightValue</w:t>
             </w:r>
-            <w:r>
-              <w:rPr>
-                <w:rFonts w:ascii="Helvetica Neue" w:eastAsia="Times New Roman" w:hAnsi="Helvetica Neue" w:cs="Arial"/>
-                <w:color w:val="000000"/>
-                <w:kern w:val="0"/>
-                <w:sz w:val="18"/>
-                <w:szCs w:val="18"/>
-                <w14:ligatures w14:val="none"/>
-              </w:rPr>
-              <w:t xml:space="preserve"> $na]]</w:t>
-            </w:r>
-            <w:r>
-              <w:rPr>
-                <w:rFonts w:ascii="Helvetica Neue" w:eastAsia="Times New Roman" w:hAnsi="Helvetica Neue" w:cs="Arial"/>
-                <w:color w:val="000000"/>
-                <w:kern w:val="0"/>
-                <w:sz w:val="18"/>
-                <w:szCs w:val="18"/>
-                <w14:ligatures w14:val="none"/>
-              </w:rPr>
-              <w:t>[[$h.rightValue]]</w:t>
-            </w:r>
-            <w:r>
-              <w:rPr>
-                <w:rFonts w:ascii="Helvetica Neue" w:eastAsia="Times New Roman" w:hAnsi="Helvetica Neue" w:cs="Arial"/>
-                <w:color w:val="000000"/>
-                <w:kern w:val="0"/>
-                <w:sz w:val="18"/>
-                <w:szCs w:val="18"/>
-                <w14:ligatures w14:val="none"/>
-              </w:rPr>
-              <w:t>[[end]][[if eq $h.</w:t>
+            <w:proofErr w:type="spellEnd"/>
+            <w:proofErr w:type="gramEnd"/>
+            <w:r>
+              <w:rPr>
+                <w:rFonts w:ascii="Helvetica Neue" w:eastAsia="Times New Roman" w:hAnsi="Helvetica Neue" w:cs="Arial"/>
+                <w:color w:val="000000"/>
+                <w:kern w:val="0"/>
+                <w:sz w:val="18"/>
+                <w:szCs w:val="18"/>
+                <w14:ligatures w14:val="none"/>
+              </w:rPr>
+              <w:t xml:space="preserve"> $</w:t>
+            </w:r>
+            <w:proofErr w:type="spellStart"/>
+            <w:r>
+              <w:rPr>
+                <w:rFonts w:ascii="Helvetica Neue" w:eastAsia="Times New Roman" w:hAnsi="Helvetica Neue" w:cs="Arial"/>
+                <w:color w:val="000000"/>
+                <w:kern w:val="0"/>
+                <w:sz w:val="18"/>
+                <w:szCs w:val="18"/>
+                <w14:ligatures w14:val="none"/>
+              </w:rPr>
+              <w:t>na</w:t>
+            </w:r>
+            <w:proofErr w:type="spellEnd"/>
+            <w:proofErr w:type="gramStart"/>
+            <w:r>
+              <w:rPr>
+                <w:rFonts w:ascii="Helvetica Neue" w:eastAsia="Times New Roman" w:hAnsi="Helvetica Neue" w:cs="Arial"/>
+                <w:color w:val="000000"/>
+                <w:kern w:val="0"/>
+                <w:sz w:val="18"/>
+                <w:szCs w:val="18"/>
+                <w14:ligatures w14:val="none"/>
+              </w:rPr>
+              <w:t>]]</w:t>
+            </w:r>
+            <w:r>
+              <w:rPr>
+                <w:rFonts w:ascii="Helvetica Neue" w:eastAsia="Times New Roman" w:hAnsi="Helvetica Neue" w:cs="Arial"/>
+                <w:color w:val="000000"/>
+                <w:kern w:val="0"/>
+                <w:sz w:val="18"/>
+                <w:szCs w:val="18"/>
+                <w14:ligatures w14:val="none"/>
+              </w:rPr>
+              <w:t>[</w:t>
+            </w:r>
+            <w:proofErr w:type="gramEnd"/>
+            <w:r>
+              <w:rPr>
+                <w:rFonts w:ascii="Helvetica Neue" w:eastAsia="Times New Roman" w:hAnsi="Helvetica Neue" w:cs="Arial"/>
+                <w:color w:val="000000"/>
+                <w:kern w:val="0"/>
+                <w:sz w:val="18"/>
+                <w:szCs w:val="18"/>
+                <w14:ligatures w14:val="none"/>
+              </w:rPr>
+              <w:t>[$</w:t>
+            </w:r>
+            <w:proofErr w:type="spellStart"/>
+            <w:proofErr w:type="gramStart"/>
+            <w:r>
+              <w:rPr>
+                <w:rFonts w:ascii="Helvetica Neue" w:eastAsia="Times New Roman" w:hAnsi="Helvetica Neue" w:cs="Arial"/>
+                <w:color w:val="000000"/>
+                <w:kern w:val="0"/>
+                <w:sz w:val="18"/>
+                <w:szCs w:val="18"/>
+                <w14:ligatures w14:val="none"/>
+              </w:rPr>
+              <w:t>h.rightValue</w:t>
+            </w:r>
+            <w:proofErr w:type="spellEnd"/>
+            <w:r>
+              <w:rPr>
+                <w:rFonts w:ascii="Helvetica Neue" w:eastAsia="Times New Roman" w:hAnsi="Helvetica Neue" w:cs="Arial"/>
+                <w:color w:val="000000"/>
+                <w:kern w:val="0"/>
+                <w:sz w:val="18"/>
+                <w:szCs w:val="18"/>
+                <w14:ligatures w14:val="none"/>
+              </w:rPr>
+              <w:t>]]</w:t>
+            </w:r>
+            <w:r>
+              <w:rPr>
+                <w:rFonts w:ascii="Helvetica Neue" w:eastAsia="Times New Roman" w:hAnsi="Helvetica Neue" w:cs="Arial"/>
+                <w:color w:val="000000"/>
+                <w:kern w:val="0"/>
+                <w:sz w:val="18"/>
+                <w:szCs w:val="18"/>
+                <w14:ligatures w14:val="none"/>
+              </w:rPr>
+              <w:t>[</w:t>
+            </w:r>
+            <w:proofErr w:type="gramEnd"/>
+            <w:r>
+              <w:rPr>
+                <w:rFonts w:ascii="Helvetica Neue" w:eastAsia="Times New Roman" w:hAnsi="Helvetica Neue" w:cs="Arial"/>
+                <w:color w:val="000000"/>
+                <w:kern w:val="0"/>
+                <w:sz w:val="18"/>
+                <w:szCs w:val="18"/>
+                <w14:ligatures w14:val="none"/>
+              </w:rPr>
+              <w:t>[end</w:t>
+            </w:r>
+            <w:proofErr w:type="gramStart"/>
+            <w:r>
+              <w:rPr>
+                <w:rFonts w:ascii="Helvetica Neue" w:eastAsia="Times New Roman" w:hAnsi="Helvetica Neue" w:cs="Arial"/>
+                <w:color w:val="000000"/>
+                <w:kern w:val="0"/>
+                <w:sz w:val="18"/>
+                <w:szCs w:val="18"/>
+                <w14:ligatures w14:val="none"/>
+              </w:rPr>
+              <w:t>]][</w:t>
+            </w:r>
+            <w:proofErr w:type="gramEnd"/>
+            <w:r>
+              <w:rPr>
+                <w:rFonts w:ascii="Helvetica Neue" w:eastAsia="Times New Roman" w:hAnsi="Helvetica Neue" w:cs="Arial"/>
+                <w:color w:val="000000"/>
+                <w:kern w:val="0"/>
+                <w:sz w:val="18"/>
+                <w:szCs w:val="18"/>
+                <w14:ligatures w14:val="none"/>
+              </w:rPr>
+              <w:t>[if eq $</w:t>
+            </w:r>
+            <w:proofErr w:type="spellStart"/>
+            <w:proofErr w:type="gramStart"/>
+            <w:r>
+              <w:rPr>
+                <w:rFonts w:ascii="Helvetica Neue" w:eastAsia="Times New Roman" w:hAnsi="Helvetica Neue" w:cs="Arial"/>
+                <w:color w:val="000000"/>
+                <w:kern w:val="0"/>
+                <w:sz w:val="18"/>
+                <w:szCs w:val="18"/>
+                <w14:ligatures w14:val="none"/>
+              </w:rPr>
+              <w:t>h.</w:t>
             </w:r>
             <w:r>
               <w:rPr>
@@ -2833,16 +4909,55 @@
               </w:rPr>
               <w:t>rightValue</w:t>
             </w:r>
-            <w:r>
-              <w:rPr>
-                <w:rFonts w:ascii="Helvetica Neue" w:eastAsia="Times New Roman" w:hAnsi="Helvetica Neue" w:cs="Arial"/>
-                <w:color w:val="000000"/>
-                <w:kern w:val="0"/>
-                <w:sz w:val="18"/>
-                <w:szCs w:val="18"/>
-                <w14:ligatures w14:val="none"/>
-              </w:rPr>
-              <w:t xml:space="preserve"> $na]]N/A[[end]]</w:t>
+            <w:proofErr w:type="spellEnd"/>
+            <w:proofErr w:type="gramEnd"/>
+            <w:r>
+              <w:rPr>
+                <w:rFonts w:ascii="Helvetica Neue" w:eastAsia="Times New Roman" w:hAnsi="Helvetica Neue" w:cs="Arial"/>
+                <w:color w:val="000000"/>
+                <w:kern w:val="0"/>
+                <w:sz w:val="18"/>
+                <w:szCs w:val="18"/>
+                <w14:ligatures w14:val="none"/>
+              </w:rPr>
+              <w:t xml:space="preserve"> $</w:t>
+            </w:r>
+            <w:proofErr w:type="spellStart"/>
+            <w:r>
+              <w:rPr>
+                <w:rFonts w:ascii="Helvetica Neue" w:eastAsia="Times New Roman" w:hAnsi="Helvetica Neue" w:cs="Arial"/>
+                <w:color w:val="000000"/>
+                <w:kern w:val="0"/>
+                <w:sz w:val="18"/>
+                <w:szCs w:val="18"/>
+                <w14:ligatures w14:val="none"/>
+              </w:rPr>
+              <w:t>na</w:t>
+            </w:r>
+            <w:proofErr w:type="spellEnd"/>
+            <w:proofErr w:type="gramStart"/>
+            <w:r>
+              <w:rPr>
+                <w:rFonts w:ascii="Helvetica Neue" w:eastAsia="Times New Roman" w:hAnsi="Helvetica Neue" w:cs="Arial"/>
+                <w:color w:val="000000"/>
+                <w:kern w:val="0"/>
+                <w:sz w:val="18"/>
+                <w:szCs w:val="18"/>
+                <w14:ligatures w14:val="none"/>
+              </w:rPr>
+              <w:t>]]N</w:t>
+            </w:r>
+            <w:proofErr w:type="gramEnd"/>
+            <w:r>
+              <w:rPr>
+                <w:rFonts w:ascii="Helvetica Neue" w:eastAsia="Times New Roman" w:hAnsi="Helvetica Neue" w:cs="Arial"/>
+                <w:color w:val="000000"/>
+                <w:kern w:val="0"/>
+                <w:sz w:val="18"/>
+                <w:szCs w:val="18"/>
+                <w14:ligatures w14:val="none"/>
+              </w:rPr>
+              <w:t>/A[[end]]</w:t>
             </w:r>
           </w:p>
         </w:tc>
@@ -2877,7 +4992,31 @@
                 <w:szCs w:val="18"/>
                 <w14:ligatures w14:val="none"/>
               </w:rPr>
-              <w:t>[[tableEnd]]</w:t>
+              <w:t>[[</w:t>
+            </w:r>
+            <w:proofErr w:type="spellStart"/>
+            <w:r>
+              <w:rPr>
+                <w:rFonts w:ascii="Helvetica Neue" w:eastAsia="Times New Roman" w:hAnsi="Helvetica Neue" w:cs="Arial"/>
+                <w:color w:val="000000"/>
+                <w:kern w:val="0"/>
+                <w:sz w:val="18"/>
+                <w:szCs w:val="18"/>
+                <w14:ligatures w14:val="none"/>
+              </w:rPr>
+              <w:t>tableEnd</w:t>
+            </w:r>
+            <w:proofErr w:type="spellEnd"/>
+            <w:r>
+              <w:rPr>
+                <w:rFonts w:ascii="Helvetica Neue" w:eastAsia="Times New Roman" w:hAnsi="Helvetica Neue" w:cs="Arial"/>
+                <w:color w:val="000000"/>
+                <w:kern w:val="0"/>
+                <w:sz w:val="18"/>
+                <w:szCs w:val="18"/>
+                <w14:ligatures w14:val="none"/>
+              </w:rPr>
+              <w:t>]]</w:t>
             </w:r>
           </w:p>
         </w:tc>
@@ -3145,7 +5284,44 @@
                 <w:szCs w:val="18"/>
                 <w14:ligatures w14:val="none"/>
               </w:rPr>
-              <w:t>[[$sNo := 1]]</w:t>
+              <w:t>[[$</w:t>
+            </w:r>
+            <w:proofErr w:type="spellStart"/>
+            <w:proofErr w:type="gramStart"/>
+            <w:r>
+              <w:rPr>
+                <w:rFonts w:ascii="Helvetica Neue" w:eastAsia="Times New Roman" w:hAnsi="Helvetica Neue" w:cs="Arial"/>
+                <w:color w:val="000000"/>
+                <w:kern w:val="0"/>
+                <w:sz w:val="18"/>
+                <w:szCs w:val="18"/>
+                <w14:ligatures w14:val="none"/>
+              </w:rPr>
+              <w:t>sNo</w:t>
+            </w:r>
+            <w:proofErr w:type="spellEnd"/>
+            <w:r>
+              <w:rPr>
+                <w:rFonts w:ascii="Helvetica Neue" w:eastAsia="Times New Roman" w:hAnsi="Helvetica Neue" w:cs="Arial"/>
+                <w:color w:val="000000"/>
+                <w:kern w:val="0"/>
+                <w:sz w:val="18"/>
+                <w:szCs w:val="18"/>
+                <w14:ligatures w14:val="none"/>
+              </w:rPr>
+              <w:t xml:space="preserve"> :</w:t>
+            </w:r>
+            <w:proofErr w:type="gramEnd"/>
+            <w:r>
+              <w:rPr>
+                <w:rFonts w:ascii="Helvetica Neue" w:eastAsia="Times New Roman" w:hAnsi="Helvetica Neue" w:cs="Arial"/>
+                <w:color w:val="000000"/>
+                <w:kern w:val="0"/>
+                <w:sz w:val="18"/>
+                <w:szCs w:val="18"/>
+                <w14:ligatures w14:val="none"/>
+              </w:rPr>
+              <w:t>= 1]]</w:t>
             </w:r>
           </w:p>
           <w:p>
@@ -3172,7 +5348,44 @@
                 <w:szCs w:val="18"/>
                 <w14:ligatures w14:val="none"/>
               </w:rPr>
-              <w:t>[[$cVal :=0]]</w:t>
+              <w:t>[[$</w:t>
+            </w:r>
+            <w:proofErr w:type="spellStart"/>
+            <w:proofErr w:type="gramStart"/>
+            <w:r>
+              <w:rPr>
+                <w:rFonts w:ascii="Helvetica Neue" w:eastAsia="Times New Roman" w:hAnsi="Helvetica Neue" w:cs="Arial"/>
+                <w:color w:val="000000"/>
+                <w:kern w:val="0"/>
+                <w:sz w:val="18"/>
+                <w:szCs w:val="18"/>
+                <w14:ligatures w14:val="none"/>
+              </w:rPr>
+              <w:t>cVal</w:t>
+            </w:r>
+            <w:proofErr w:type="spellEnd"/>
+            <w:r>
+              <w:rPr>
+                <w:rFonts w:ascii="Helvetica Neue" w:eastAsia="Times New Roman" w:hAnsi="Helvetica Neue" w:cs="Arial"/>
+                <w:color w:val="000000"/>
+                <w:kern w:val="0"/>
+                <w:sz w:val="18"/>
+                <w:szCs w:val="18"/>
+                <w14:ligatures w14:val="none"/>
+              </w:rPr>
+              <w:t xml:space="preserve"> :</w:t>
+            </w:r>
+            <w:proofErr w:type="gramEnd"/>
+            <w:r>
+              <w:rPr>
+                <w:rFonts w:ascii="Helvetica Neue" w:eastAsia="Times New Roman" w:hAnsi="Helvetica Neue" w:cs="Arial"/>
+                <w:color w:val="000000"/>
+                <w:kern w:val="0"/>
+                <w:sz w:val="18"/>
+                <w:szCs w:val="18"/>
+                <w14:ligatures w14:val="none"/>
+              </w:rPr>
+              <w:t>=0]]</w:t>
             </w:r>
           </w:p>
           <w:p>
@@ -3196,7 +5409,70 @@
                 <w:szCs w:val="18"/>
                 <w14:ligatures w14:val="none"/>
               </w:rPr>
-              <w:t>[[tableStart($k, $s as $item.details)]]</w:t>
+              <w:t>[[</w:t>
+            </w:r>
+            <w:proofErr w:type="spellStart"/>
+            <w:proofErr w:type="gramStart"/>
+            <w:r>
+              <w:rPr>
+                <w:rFonts w:ascii="Helvetica Neue" w:eastAsia="Times New Roman" w:hAnsi="Helvetica Neue" w:cs="Arial"/>
+                <w:color w:val="000000"/>
+                <w:kern w:val="0"/>
+                <w:sz w:val="18"/>
+                <w:szCs w:val="18"/>
+                <w14:ligatures w14:val="none"/>
+              </w:rPr>
+              <w:t>tableStart</w:t>
+            </w:r>
+            <w:proofErr w:type="spellEnd"/>
+            <w:r>
+              <w:rPr>
+                <w:rFonts w:ascii="Helvetica Neue" w:eastAsia="Times New Roman" w:hAnsi="Helvetica Neue" w:cs="Arial"/>
+                <w:color w:val="000000"/>
+                <w:kern w:val="0"/>
+                <w:sz w:val="18"/>
+                <w:szCs w:val="18"/>
+                <w14:ligatures w14:val="none"/>
+              </w:rPr>
+              <w:t>(</w:t>
+            </w:r>
+            <w:proofErr w:type="gramEnd"/>
+            <w:r>
+              <w:rPr>
+                <w:rFonts w:ascii="Helvetica Neue" w:eastAsia="Times New Roman" w:hAnsi="Helvetica Neue" w:cs="Arial"/>
+                <w:color w:val="000000"/>
+                <w:kern w:val="0"/>
+                <w:sz w:val="18"/>
+                <w:szCs w:val="18"/>
+                <w14:ligatures w14:val="none"/>
+              </w:rPr>
+              <w:t>$k, $s as $</w:t>
+            </w:r>
+            <w:proofErr w:type="spellStart"/>
+            <w:proofErr w:type="gramStart"/>
+            <w:r>
+              <w:rPr>
+                <w:rFonts w:ascii="Helvetica Neue" w:eastAsia="Times New Roman" w:hAnsi="Helvetica Neue" w:cs="Arial"/>
+                <w:color w:val="000000"/>
+                <w:kern w:val="0"/>
+                <w:sz w:val="18"/>
+                <w:szCs w:val="18"/>
+                <w14:ligatures w14:val="none"/>
+              </w:rPr>
+              <w:t>item.details</w:t>
+            </w:r>
+            <w:proofErr w:type="spellEnd"/>
+            <w:proofErr w:type="gramEnd"/>
+            <w:r>
+              <w:rPr>
+                <w:rFonts w:ascii="Helvetica Neue" w:eastAsia="Times New Roman" w:hAnsi="Helvetica Neue" w:cs="Arial"/>
+                <w:color w:val="000000"/>
+                <w:kern w:val="0"/>
+                <w:sz w:val="18"/>
+                <w:szCs w:val="18"/>
+                <w14:ligatures w14:val="none"/>
+              </w:rPr>
+              <w:t>)]]</w:t>
             </w:r>
           </w:p>
         </w:tc>
@@ -3229,7 +5505,31 @@
                 <w:szCs w:val="18"/>
                 <w14:ligatures w14:val="none"/>
               </w:rPr>
-              <w:t>[[$sNo]]</w:t>
+              <w:t>[[$</w:t>
+            </w:r>
+            <w:proofErr w:type="spellStart"/>
+            <w:r>
+              <w:rPr>
+                <w:rFonts w:ascii="Helvetica Neue" w:eastAsia="Times New Roman" w:hAnsi="Helvetica Neue" w:cs="Arial"/>
+                <w:color w:val="000000"/>
+                <w:kern w:val="0"/>
+                <w:sz w:val="18"/>
+                <w:szCs w:val="18"/>
+                <w14:ligatures w14:val="none"/>
+              </w:rPr>
+              <w:t>sNo</w:t>
+            </w:r>
+            <w:proofErr w:type="spellEnd"/>
+            <w:r>
+              <w:rPr>
+                <w:rFonts w:ascii="Helvetica Neue" w:eastAsia="Times New Roman" w:hAnsi="Helvetica Neue" w:cs="Arial"/>
+                <w:color w:val="000000"/>
+                <w:kern w:val="0"/>
+                <w:sz w:val="18"/>
+                <w:szCs w:val="18"/>
+                <w14:ligatures w14:val="none"/>
+              </w:rPr>
+              <w:t>]]</w:t>
             </w:r>
           </w:p>
         </w:tc>
@@ -3259,7 +5559,20 @@
                 <w:szCs w:val="18"/>
                 <w14:ligatures w14:val="none"/>
               </w:rPr>
-              <w:t>[[$s.tag</w:t>
+              <w:t>[[$</w:t>
+            </w:r>
+            <w:proofErr w:type="spellStart"/>
+            <w:proofErr w:type="gramStart"/>
+            <w:r>
+              <w:rPr>
+                <w:rFonts w:ascii="Helvetica Neue" w:eastAsia="Times New Roman" w:hAnsi="Helvetica Neue" w:cs="Arial"/>
+                <w:color w:val="000000"/>
+                <w:kern w:val="0"/>
+                <w:sz w:val="18"/>
+                <w:szCs w:val="18"/>
+                <w14:ligatures w14:val="none"/>
+              </w:rPr>
+              <w:t>s.tag</w:t>
             </w:r>
             <w:r>
               <w:rPr>
@@ -3272,6 +5585,8 @@
               </w:rPr>
               <w:t>Ref</w:t>
             </w:r>
+            <w:proofErr w:type="spellEnd"/>
+            <w:proofErr w:type="gramEnd"/>
             <w:r>
               <w:rPr>
                 <w:rFonts w:ascii="Helvetica Neue" w:eastAsia="Times New Roman" w:hAnsi="Helvetica Neue" w:cs="Arial"/>
@@ -3315,7 +5630,33 @@
                 <w:szCs w:val="18"/>
                 <w14:ligatures w14:val="none"/>
               </w:rPr>
-              <w:t>[[$s.cartTitle]]</w:t>
+              <w:t>[[$</w:t>
+            </w:r>
+            <w:proofErr w:type="spellStart"/>
+            <w:proofErr w:type="gramStart"/>
+            <w:r>
+              <w:rPr>
+                <w:rFonts w:ascii="Helvetica Neue" w:eastAsia="Times New Roman" w:hAnsi="Helvetica Neue" w:cs="Arial"/>
+                <w:color w:val="000000"/>
+                <w:kern w:val="0"/>
+                <w:sz w:val="18"/>
+                <w:szCs w:val="18"/>
+                <w14:ligatures w14:val="none"/>
+              </w:rPr>
+              <w:t>s.cartTitle</w:t>
+            </w:r>
+            <w:proofErr w:type="spellEnd"/>
+            <w:proofErr w:type="gramEnd"/>
+            <w:r>
+              <w:rPr>
+                <w:rFonts w:ascii="Helvetica Neue" w:eastAsia="Times New Roman" w:hAnsi="Helvetica Neue" w:cs="Arial"/>
+                <w:color w:val="000000"/>
+                <w:kern w:val="0"/>
+                <w:sz w:val="18"/>
+                <w:szCs w:val="18"/>
+                <w14:ligatures w14:val="none"/>
+              </w:rPr>
+              <w:t>]]</w:t>
             </w:r>
           </w:p>
         </w:tc>
@@ -3346,7 +5687,31 @@
                 <w:szCs w:val="18"/>
                 <w14:ligatures w14:val="none"/>
               </w:rPr>
-              <w:t>[[$s.qty]]</w:t>
+              <w:t>[[$</w:t>
+            </w:r>
+            <w:proofErr w:type="spellStart"/>
+            <w:r>
+              <w:rPr>
+                <w:rFonts w:ascii="Helvetica Neue" w:eastAsia="Times New Roman" w:hAnsi="Helvetica Neue" w:cs="Arial"/>
+                <w:color w:val="000000"/>
+                <w:kern w:val="0"/>
+                <w:sz w:val="18"/>
+                <w:szCs w:val="18"/>
+                <w14:ligatures w14:val="none"/>
+              </w:rPr>
+              <w:t>s.qty</w:t>
+            </w:r>
+            <w:proofErr w:type="spellEnd"/>
+            <w:r>
+              <w:rPr>
+                <w:rFonts w:ascii="Helvetica Neue" w:eastAsia="Times New Roman" w:hAnsi="Helvetica Neue" w:cs="Arial"/>
+                <w:color w:val="000000"/>
+                <w:kern w:val="0"/>
+                <w:sz w:val="18"/>
+                <w:szCs w:val="18"/>
+                <w14:ligatures w14:val="none"/>
+              </w:rPr>
+              <w:t>]]</w:t>
             </w:r>
           </w:p>
         </w:tc>
@@ -3378,7 +5743,20 @@
                 <w:szCs w:val="18"/>
                 <w14:ligatures w14:val="none"/>
               </w:rPr>
-              <w:t>[[$s.</w:t>
+              <w:t>[[$</w:t>
+            </w:r>
+            <w:proofErr w:type="spellStart"/>
+            <w:proofErr w:type="gramStart"/>
+            <w:r>
+              <w:rPr>
+                <w:rFonts w:ascii="Helvetica Neue" w:eastAsia="Times New Roman" w:hAnsi="Helvetica Neue" w:cs="Arial"/>
+                <w:color w:val="000000"/>
+                <w:kern w:val="0"/>
+                <w:sz w:val="18"/>
+                <w:szCs w:val="18"/>
+                <w14:ligatures w14:val="none"/>
+              </w:rPr>
+              <w:t>s.</w:t>
             </w:r>
             <w:r>
               <w:rPr>
@@ -3391,6 +5769,8 @@
               </w:rPr>
               <w:t>rate</w:t>
             </w:r>
+            <w:proofErr w:type="spellEnd"/>
+            <w:proofErr w:type="gramEnd"/>
             <w:r>
               <w:rPr>
                 <w:rFonts w:ascii="Helvetica Neue" w:eastAsia="Times New Roman" w:hAnsi="Helvetica Neue" w:cs="Arial"/>
@@ -3431,7 +5811,20 @@
                 <w:szCs w:val="18"/>
                 <w14:ligatures w14:val="none"/>
               </w:rPr>
-              <w:t>[[$s.</w:t>
+              <w:t>[[$</w:t>
+            </w:r>
+            <w:proofErr w:type="spellStart"/>
+            <w:proofErr w:type="gramStart"/>
+            <w:r>
+              <w:rPr>
+                <w:rFonts w:ascii="Helvetica Neue" w:eastAsia="Times New Roman" w:hAnsi="Helvetica Neue" w:cs="Arial"/>
+                <w:color w:val="000000"/>
+                <w:kern w:val="0"/>
+                <w:sz w:val="18"/>
+                <w:szCs w:val="18"/>
+                <w14:ligatures w14:val="none"/>
+              </w:rPr>
+              <w:t>s.</w:t>
             </w:r>
             <w:r>
               <w:rPr>
@@ -3444,6 +5837,8 @@
               </w:rPr>
               <w:t>amount</w:t>
             </w:r>
+            <w:proofErr w:type="spellEnd"/>
+            <w:proofErr w:type="gramEnd"/>
             <w:r>
               <w:rPr>
                 <w:rFonts w:ascii="Helvetica Neue" w:eastAsia="Times New Roman" w:hAnsi="Helvetica Neue" w:cs="Arial"/>
@@ -3485,7 +5880,35 @@
                 <w:lang w:val="en-US"/>
                 <w14:ligatures w14:val="none"/>
               </w:rPr>
-              <w:t>[[$s.notes]]</w:t>
+              <w:t>[[$</w:t>
+            </w:r>
+            <w:proofErr w:type="spellStart"/>
+            <w:proofErr w:type="gramStart"/>
+            <w:r>
+              <w:rPr>
+                <w:rFonts w:ascii="Helvetica Neue" w:eastAsia="Times New Roman" w:hAnsi="Helvetica Neue" w:cs="Arial"/>
+                <w:color w:val="000000"/>
+                <w:kern w:val="0"/>
+                <w:sz w:val="18"/>
+                <w:szCs w:val="18"/>
+                <w:lang w:val="en-US"/>
+                <w14:ligatures w14:val="none"/>
+              </w:rPr>
+              <w:t>s.notes</w:t>
+            </w:r>
+            <w:proofErr w:type="spellEnd"/>
+            <w:proofErr w:type="gramEnd"/>
+            <w:r>
+              <w:rPr>
+                <w:rFonts w:ascii="Helvetica Neue" w:eastAsia="Times New Roman" w:hAnsi="Helvetica Neue" w:cs="Arial"/>
+                <w:color w:val="000000"/>
+                <w:kern w:val="0"/>
+                <w:sz w:val="18"/>
+                <w:szCs w:val="18"/>
+                <w:lang w:val="en-US"/>
+                <w14:ligatures w14:val="none"/>
+              </w:rPr>
+              <w:t>]]</w:t>
             </w:r>
           </w:p>
         </w:tc>
@@ -3520,7 +5943,55 @@
                 <w:szCs w:val="18"/>
                 <w14:ligatures w14:val="none"/>
               </w:rPr>
-              <w:t>[[$sNo = add $sNo 1]]</w:t>
+              <w:t>[[$</w:t>
+            </w:r>
+            <w:proofErr w:type="spellStart"/>
+            <w:r>
+              <w:rPr>
+                <w:rFonts w:ascii="Helvetica Neue" w:eastAsia="Times New Roman" w:hAnsi="Helvetica Neue" w:cs="Arial"/>
+                <w:color w:val="000000"/>
+                <w:kern w:val="0"/>
+                <w:sz w:val="18"/>
+                <w:szCs w:val="18"/>
+                <w14:ligatures w14:val="none"/>
+              </w:rPr>
+              <w:t>sNo</w:t>
+            </w:r>
+            <w:proofErr w:type="spellEnd"/>
+            <w:r>
+              <w:rPr>
+                <w:rFonts w:ascii="Helvetica Neue" w:eastAsia="Times New Roman" w:hAnsi="Helvetica Neue" w:cs="Arial"/>
+                <w:color w:val="000000"/>
+                <w:kern w:val="0"/>
+                <w:sz w:val="18"/>
+                <w:szCs w:val="18"/>
+                <w14:ligatures w14:val="none"/>
+              </w:rPr>
+              <w:t xml:space="preserve"> = add $</w:t>
+            </w:r>
+            <w:proofErr w:type="spellStart"/>
+            <w:r>
+              <w:rPr>
+                <w:rFonts w:ascii="Helvetica Neue" w:eastAsia="Times New Roman" w:hAnsi="Helvetica Neue" w:cs="Arial"/>
+                <w:color w:val="000000"/>
+                <w:kern w:val="0"/>
+                <w:sz w:val="18"/>
+                <w:szCs w:val="18"/>
+                <w14:ligatures w14:val="none"/>
+              </w:rPr>
+              <w:t>sNo</w:t>
+            </w:r>
+            <w:proofErr w:type="spellEnd"/>
+            <w:r>
+              <w:rPr>
+                <w:rFonts w:ascii="Helvetica Neue" w:eastAsia="Times New Roman" w:hAnsi="Helvetica Neue" w:cs="Arial"/>
+                <w:color w:val="000000"/>
+                <w:kern w:val="0"/>
+                <w:sz w:val="18"/>
+                <w:szCs w:val="18"/>
+                <w14:ligatures w14:val="none"/>
+              </w:rPr>
+              <w:t xml:space="preserve"> 1]]</w:t>
             </w:r>
           </w:p>
           <w:p>
@@ -3544,7 +6015,31 @@
                 <w:szCs w:val="18"/>
                 <w14:ligatures w14:val="none"/>
               </w:rPr>
-              <w:t>[[tableEnd]]</w:t>
+              <w:t>[[</w:t>
+            </w:r>
+            <w:proofErr w:type="spellStart"/>
+            <w:r>
+              <w:rPr>
+                <w:rFonts w:ascii="Helvetica Neue" w:eastAsia="Times New Roman" w:hAnsi="Helvetica Neue" w:cs="Arial"/>
+                <w:color w:val="000000"/>
+                <w:kern w:val="0"/>
+                <w:sz w:val="18"/>
+                <w:szCs w:val="18"/>
+                <w14:ligatures w14:val="none"/>
+              </w:rPr>
+              <w:t>tableEnd</w:t>
+            </w:r>
+            <w:proofErr w:type="spellEnd"/>
+            <w:r>
+              <w:rPr>
+                <w:rFonts w:ascii="Helvetica Neue" w:eastAsia="Times New Roman" w:hAnsi="Helvetica Neue" w:cs="Arial"/>
+                <w:color w:val="000000"/>
+                <w:kern w:val="0"/>
+                <w:sz w:val="18"/>
+                <w:szCs w:val="18"/>
+                <w14:ligatures w14:val="none"/>
+              </w:rPr>
+              <w:t>]]</w:t>
             </w:r>
           </w:p>
         </w:tc>
@@ -3613,8 +6108,10 @@
                 <w:lang w:val="en-US"/>
                 <w14:ligatures w14:val="none"/>
               </w:rPr>
-              <w:t>[[$item.summary</w:t>
-            </w:r>
+              <w:t>[[$</w:t>
+            </w:r>
+            <w:proofErr w:type="spellStart"/>
+            <w:proofErr w:type="gramStart"/>
             <w:r>
               <w:rPr>
                 <w:rFonts w:ascii="Helvetica Neue" w:eastAsia="Times New Roman" w:hAnsi="Helvetica Neue" w:cs="Arial"/>
@@ -3627,6 +6124,21 @@
                 <w:lang w:val="en-US"/>
                 <w14:ligatures w14:val="none"/>
               </w:rPr>
+              <w:t>item.summary</w:t>
+            </w:r>
+            <w:proofErr w:type="gramEnd"/>
+            <w:r>
+              <w:rPr>
+                <w:rFonts w:ascii="Helvetica Neue" w:eastAsia="Times New Roman" w:hAnsi="Helvetica Neue" w:cs="Arial"/>
+                <w:b/>
+                <w:bCs/>
+                <w:color w:val="000000"/>
+                <w:kern w:val="0"/>
+                <w:sz w:val="18"/>
+                <w:szCs w:val="18"/>
+                <w:lang w:val="en-US"/>
+                <w14:ligatures w14:val="none"/>
+              </w:rPr>
               <w:t>.</w:t>
             </w:r>
             <w:r>
@@ -3657,6 +6169,7 @@
               </w:rPr>
               <w:t>y</w:t>
             </w:r>
+            <w:proofErr w:type="spellEnd"/>
             <w:r>
               <w:rPr>
                 <w:rFonts w:ascii="Helvetica Neue" w:eastAsia="Times New Roman" w:hAnsi="Helvetica Neue" w:cs="Arial"/>
@@ -3722,8 +6235,10 @@
                 <w:lang w:val="en-US"/>
                 <w14:ligatures w14:val="none"/>
               </w:rPr>
-              <w:t>[[$item.summary.</w:t>
-            </w:r>
+              <w:t>[[$</w:t>
+            </w:r>
+            <w:proofErr w:type="spellStart"/>
+            <w:proofErr w:type="gramStart"/>
             <w:r>
               <w:rPr>
                 <w:rFonts w:ascii="Helvetica Neue" w:eastAsia="Times New Roman" w:hAnsi="Helvetica Neue" w:cs="Arial"/>
@@ -3736,8 +6251,38 @@
                 <w:lang w:val="en-US"/>
                 <w14:ligatures w14:val="none"/>
               </w:rPr>
+              <w:t>item.summary</w:t>
+            </w:r>
+            <w:proofErr w:type="gramEnd"/>
+            <w:r>
+              <w:rPr>
+                <w:rFonts w:ascii="Helvetica Neue" w:eastAsia="Times New Roman" w:hAnsi="Helvetica Neue" w:cs="Arial"/>
+                <w:b/>
+                <w:bCs/>
+                <w:color w:val="000000"/>
+                <w:kern w:val="0"/>
+                <w:sz w:val="18"/>
+                <w:szCs w:val="18"/>
+                <w:lang w:val="en-US"/>
+                <w14:ligatures w14:val="none"/>
+              </w:rPr>
+              <w:t>.</w:t>
+            </w:r>
+            <w:r>
+              <w:rPr>
+                <w:rFonts w:ascii="Helvetica Neue" w:eastAsia="Times New Roman" w:hAnsi="Helvetica Neue" w:cs="Arial"/>
+                <w:b/>
+                <w:bCs/>
+                <w:color w:val="000000"/>
+                <w:kern w:val="0"/>
+                <w:sz w:val="18"/>
+                <w:szCs w:val="18"/>
+                <w:lang w:val="en-US"/>
+                <w14:ligatures w14:val="none"/>
+              </w:rPr>
               <w:t>cartAmount</w:t>
             </w:r>
+            <w:proofErr w:type="spellEnd"/>
             <w:r>
               <w:rPr>
                 <w:rFonts w:ascii="Helvetica Neue" w:eastAsia="Times New Roman" w:hAnsi="Helvetica Neue" w:cs="Arial"/>
@@ -3803,7 +6348,31 @@
                 <w:szCs w:val="18"/>
                 <w14:ligatures w14:val="none"/>
               </w:rPr>
-              <w:t>[[tableEnd]]</w:t>
+              <w:t>[[</w:t>
+            </w:r>
+            <w:proofErr w:type="spellStart"/>
+            <w:r>
+              <w:rPr>
+                <w:rFonts w:ascii="Helvetica Neue" w:eastAsia="Times New Roman" w:hAnsi="Helvetica Neue" w:cs="Arial"/>
+                <w:color w:val="000000"/>
+                <w:kern w:val="0"/>
+                <w:sz w:val="18"/>
+                <w:szCs w:val="18"/>
+                <w14:ligatures w14:val="none"/>
+              </w:rPr>
+              <w:t>tableEnd</w:t>
+            </w:r>
+            <w:proofErr w:type="spellEnd"/>
+            <w:r>
+              <w:rPr>
+                <w:rFonts w:ascii="Helvetica Neue" w:eastAsia="Times New Roman" w:hAnsi="Helvetica Neue" w:cs="Arial"/>
+                <w:color w:val="000000"/>
+                <w:kern w:val="0"/>
+                <w:sz w:val="18"/>
+                <w:szCs w:val="18"/>
+                <w14:ligatures w14:val="none"/>
+              </w:rPr>
+              <w:t>]]</w:t>
             </w:r>
           </w:p>
           <w:p>
@@ -3830,7 +6399,55 @@
                 <w:szCs w:val="18"/>
                 <w14:ligatures w14:val="none"/>
               </w:rPr>
-              <w:t>[[$prdSNo = add $prdSNo 1]]</w:t>
+              <w:t>[[$</w:t>
+            </w:r>
+            <w:proofErr w:type="spellStart"/>
+            <w:r>
+              <w:rPr>
+                <w:rFonts w:ascii="Helvetica Neue" w:eastAsia="Times New Roman" w:hAnsi="Helvetica Neue" w:cs="Arial"/>
+                <w:color w:val="000000"/>
+                <w:kern w:val="0"/>
+                <w:sz w:val="18"/>
+                <w:szCs w:val="18"/>
+                <w14:ligatures w14:val="none"/>
+              </w:rPr>
+              <w:t>prdSNo</w:t>
+            </w:r>
+            <w:proofErr w:type="spellEnd"/>
+            <w:r>
+              <w:rPr>
+                <w:rFonts w:ascii="Helvetica Neue" w:eastAsia="Times New Roman" w:hAnsi="Helvetica Neue" w:cs="Arial"/>
+                <w:color w:val="000000"/>
+                <w:kern w:val="0"/>
+                <w:sz w:val="18"/>
+                <w:szCs w:val="18"/>
+                <w14:ligatures w14:val="none"/>
+              </w:rPr>
+              <w:t xml:space="preserve"> = add $</w:t>
+            </w:r>
+            <w:proofErr w:type="spellStart"/>
+            <w:r>
+              <w:rPr>
+                <w:rFonts w:ascii="Helvetica Neue" w:eastAsia="Times New Roman" w:hAnsi="Helvetica Neue" w:cs="Arial"/>
+                <w:color w:val="000000"/>
+                <w:kern w:val="0"/>
+                <w:sz w:val="18"/>
+                <w:szCs w:val="18"/>
+                <w14:ligatures w14:val="none"/>
+              </w:rPr>
+              <w:t>prdSNo</w:t>
+            </w:r>
+            <w:proofErr w:type="spellEnd"/>
+            <w:r>
+              <w:rPr>
+                <w:rFonts w:ascii="Helvetica Neue" w:eastAsia="Times New Roman" w:hAnsi="Helvetica Neue" w:cs="Arial"/>
+                <w:color w:val="000000"/>
+                <w:kern w:val="0"/>
+                <w:sz w:val="18"/>
+                <w:szCs w:val="18"/>
+                <w14:ligatures w14:val="none"/>
+              </w:rPr>
+              <w:t xml:space="preserve"> 1]]</w:t>
             </w:r>
           </w:p>
           <w:p>
@@ -3854,7 +6471,31 @@
                 <w:szCs w:val="18"/>
                 <w14:ligatures w14:val="none"/>
               </w:rPr>
-              <w:t>[[tableEnd]]</w:t>
+              <w:t>[[</w:t>
+            </w:r>
+            <w:proofErr w:type="spellStart"/>
+            <w:r>
+              <w:rPr>
+                <w:rFonts w:ascii="Helvetica Neue" w:eastAsia="Times New Roman" w:hAnsi="Helvetica Neue" w:cs="Arial"/>
+                <w:color w:val="000000"/>
+                <w:kern w:val="0"/>
+                <w:sz w:val="18"/>
+                <w:szCs w:val="18"/>
+                <w14:ligatures w14:val="none"/>
+              </w:rPr>
+              <w:t>tableEnd</w:t>
+            </w:r>
+            <w:proofErr w:type="spellEnd"/>
+            <w:r>
+              <w:rPr>
+                <w:rFonts w:ascii="Helvetica Neue" w:eastAsia="Times New Roman" w:hAnsi="Helvetica Neue" w:cs="Arial"/>
+                <w:color w:val="000000"/>
+                <w:kern w:val="0"/>
+                <w:sz w:val="18"/>
+                <w:szCs w:val="18"/>
+                <w14:ligatures w14:val="none"/>
+              </w:rPr>
+              <w:t>]]</w:t>
             </w:r>
           </w:p>
         </w:tc>
@@ -3876,7 +6517,35 @@
         <w:rPr>
           <w:rFonts w:ascii="Helvetica Neue" w:hAnsi="Helvetica Neue" w:cs="Arial"/>
         </w:rPr>
-        <w:t>.ci.companyinfo.TermsandConditions__c</w:t>
+        <w:t>.</w:t>
+      </w:r>
+      <w:proofErr w:type="gramStart"/>
+      <w:r>
+        <w:rPr>
+          <w:rFonts w:ascii="Helvetica Neue" w:hAnsi="Helvetica Neue" w:cs="Arial"/>
+        </w:rPr>
+        <w:t>ci.companyinfo</w:t>
+      </w:r>
+      <w:proofErr w:type="gramEnd"/>
+      <w:r>
+        <w:rPr>
+          <w:rFonts w:ascii="Helvetica Neue" w:hAnsi="Helvetica Neue" w:cs="Arial"/>
+        </w:rPr>
+        <w:t>.</w:t>
+      </w:r>
+      <w:proofErr w:type="spellStart"/>
+      <w:r>
+        <w:rPr>
+          <w:rFonts w:ascii="Helvetica Neue" w:hAnsi="Helvetica Neue" w:cs="Arial"/>
+        </w:rPr>
+        <w:t>TermsandConditions</w:t>
+      </w:r>
+      <w:proofErr w:type="spellEnd"/>
+      <w:r>
+        <w:rPr>
+          <w:rFonts w:ascii="Helvetica Neue" w:hAnsi="Helvetica Neue" w:cs="Arial"/>
+        </w:rPr>
+        <w:t>__c</w:t>
       </w:r>
       <w:r>
         <w:rPr>
@@ -3909,7 +6578,35 @@
           <w:rFonts w:ascii="Helvetica Neue" w:hAnsi="Helvetica Neue" w:cs="Arial"/>
         </w:rPr>
         <w:lastRenderedPageBreak/>
-        <w:t>[[rtf .ci.companyinfo.TermsandConditions__c]]</w:t>
+        <w:t>[[rtf .</w:t>
+      </w:r>
+      <w:proofErr w:type="gramStart"/>
+      <w:r>
+        <w:rPr>
+          <w:rFonts w:ascii="Helvetica Neue" w:hAnsi="Helvetica Neue" w:cs="Arial"/>
+        </w:rPr>
+        <w:t>ci.companyinfo</w:t>
+      </w:r>
+      <w:proofErr w:type="gramEnd"/>
+      <w:r>
+        <w:rPr>
+          <w:rFonts w:ascii="Helvetica Neue" w:hAnsi="Helvetica Neue" w:cs="Arial"/>
+        </w:rPr>
+        <w:t>.</w:t>
+      </w:r>
+      <w:proofErr w:type="spellStart"/>
+      <w:r>
+        <w:rPr>
+          <w:rFonts w:ascii="Helvetica Neue" w:hAnsi="Helvetica Neue" w:cs="Arial"/>
+        </w:rPr>
+        <w:t>TermsandConditions</w:t>
+      </w:r>
+      <w:proofErr w:type="spellEnd"/>
+      <w:r>
+        <w:rPr>
+          <w:rFonts w:ascii="Helvetica Neue" w:hAnsi="Helvetica Neue" w:cs="Arial"/>
+        </w:rPr>
+        <w:t>__c]]</w:t>
       </w:r>
       <w:r>
         <w:rPr>
@@ -4055,7 +6752,17 @@
         <w:sz w:val="18"/>
         <w:szCs w:val="18"/>
       </w:rPr>
-      <w:t>[[</w:t>
+      <w:t>[</w:t>
+    </w:r>
+    <w:proofErr w:type="gramStart"/>
+    <w:r>
+      <w:rPr>
+        <w:rFonts w:ascii="Arial" w:hAnsi="Arial" w:cs="Arial"/>
+        <w:color w:val="auto"/>
+        <w:sz w:val="18"/>
+        <w:szCs w:val="18"/>
+      </w:rPr>
+      <w:t>[</w:t>
     </w:r>
     <w:r>
       <w:rPr>
@@ -4075,6 +6782,7 @@
       </w:rPr>
       <w:t>.name</w:t>
     </w:r>
+    <w:proofErr w:type="gramEnd"/>
     <w:r>
       <w:rPr>
         <w:rFonts w:ascii="Arial" w:hAnsi="Arial" w:cs="Arial"/>
@@ -4130,7 +6838,7 @@
         <w:szCs w:val="18"/>
         <w:lang w:val="en-US"/>
       </w:rPr>
-      <w:t>30-Jul-25</w:t>
+      <w:t>14-Aug-25</w:t>
     </w:r>
     <w:r>
       <w:rPr>
@@ -4149,7 +6857,19 @@
         <w:szCs w:val="18"/>
         <w:lang w:val="en-US"/>
       </w:rPr>
-      <w:t>, By [[.qt.user</w:t>
+      <w:t>, By [[.</w:t>
+    </w:r>
+    <w:proofErr w:type="spellStart"/>
+    <w:proofErr w:type="gramStart"/>
+    <w:r>
+      <w:rPr>
+        <w:rFonts w:ascii="Arial" w:hAnsi="Arial" w:cs="Arial"/>
+        <w:color w:val="auto"/>
+        <w:sz w:val="18"/>
+        <w:szCs w:val="18"/>
+        <w:lang w:val="en-US"/>
+      </w:rPr>
+      <w:t>qt.user</w:t>
     </w:r>
     <w:r>
       <w:rPr>
@@ -4161,6 +6881,8 @@
       </w:rPr>
       <w:t>Name</w:t>
     </w:r>
+    <w:proofErr w:type="spellEnd"/>
+    <w:proofErr w:type="gramEnd"/>
     <w:r>
       <w:rPr>
         <w:rFonts w:ascii="Arial" w:hAnsi="Arial" w:cs="Arial"/>

--- a/btb_cvs_support/document/templates/quotation_format_eg.docx
+++ b/btb_cvs_support/document/templates/quotation_format_eg.docx
@@ -61,7 +61,7 @@
           </w:tcPr>
           <w:p>
             <w:pPr>
-              <w:ind w:left="-107"/>
+              <w:ind w:left="-107" w:right="-166"/>
               <w:rPr>
                 <w:rFonts w:ascii="Helvetica Neue" w:eastAsia="Times New Roman" w:hAnsi="Helvetica Neue" w:cs="Arial"/>
                 <w:b/>
@@ -329,8 +329,9 @@
                 <w:szCs w:val="18"/>
                 <w14:ligatures w14:val="none"/>
               </w:rPr>
-              <w:t>[[</w:t>
-            </w:r>
+              <w:t>[[.</w:t>
+            </w:r>
+            <w:proofErr w:type="spellStart"/>
             <w:proofErr w:type="gramStart"/>
             <w:r>
               <w:rPr>
@@ -341,30 +342,7 @@
                 <w:szCs w:val="18"/>
                 <w14:ligatures w14:val="none"/>
               </w:rPr>
-              <w:t xml:space="preserve">rtf </w:t>
-            </w:r>
-            <w:r>
-              <w:rPr>
-                <w:rFonts w:ascii="Helvetica Neue" w:eastAsia="Times New Roman" w:hAnsi="Helvetica Neue" w:cs="Arial"/>
-                <w:color w:val="000000"/>
-                <w:kern w:val="0"/>
-                <w:sz w:val="18"/>
-                <w:szCs w:val="18"/>
-                <w14:ligatures w14:val="none"/>
-              </w:rPr>
-              <w:t>.</w:t>
-            </w:r>
-            <w:proofErr w:type="spellStart"/>
-            <w:r>
-              <w:rPr>
-                <w:rFonts w:ascii="Helvetica Neue" w:eastAsia="Times New Roman" w:hAnsi="Helvetica Neue" w:cs="Arial"/>
-                <w:color w:val="000000"/>
-                <w:kern w:val="0"/>
-                <w:sz w:val="18"/>
-                <w:szCs w:val="18"/>
-                <w14:ligatures w14:val="none"/>
-              </w:rPr>
-              <w:t>qt</w:t>
+              <w:t>qt.address</w:t>
             </w:r>
             <w:proofErr w:type="gramEnd"/>
             <w:r>
@@ -376,7 +354,7 @@
                 <w:szCs w:val="18"/>
                 <w14:ligatures w14:val="none"/>
               </w:rPr>
-              <w:t>.address_display</w:t>
+              <w:t>_display</w:t>
             </w:r>
             <w:proofErr w:type="spellEnd"/>
             <w:r>
@@ -399,6 +377,7 @@
           <w:p>
             <w:pPr>
               <w:spacing w:before="100" w:beforeAutospacing="1"/>
+              <w:ind w:right="-237"/>
               <w:rPr>
                 <w:rFonts w:ascii="Helvetica Neue" w:eastAsia="Times New Roman" w:hAnsi="Helvetica Neue" w:cs="Arial"/>
                 <w:b/>
@@ -489,7 +468,7 @@
           </w:tcPr>
           <w:p>
             <w:pPr>
-              <w:ind w:left="-107"/>
+              <w:ind w:left="-107" w:right="-166"/>
               <w:rPr>
                 <w:rFonts w:ascii="Helvetica Neue" w:eastAsia="Times New Roman" w:hAnsi="Helvetica Neue" w:cs="Arial"/>
                 <w:b/>

--- a/btb_cvs_support/document/templates/quotation_format_eg.docx
+++ b/btb_cvs_support/document/templates/quotation_format_eg.docx
@@ -259,7 +259,7 @@
                 <w:lang w:val="en-US"/>
                 <w14:ligatures w14:val="none"/>
               </w:rPr>
-              <w:t>14-Aug-25</w:t>
+              <w:t>18-Aug-25</w:t>
             </w:r>
             <w:r>
               <w:rPr>
@@ -3012,6 +3012,7 @@
     </w:tbl>
     <w:p>
       <w:pPr>
+        <w:spacing w:after="0"/>
         <w:rPr>
           <w:rFonts w:ascii="Helvetica Neue" w:eastAsia="Times New Roman" w:hAnsi="Helvetica Neue" w:cs="Arial"/>
           <w:b/>
@@ -3026,6 +3027,7 @@
     </w:p>
     <w:p>
       <w:pPr>
+        <w:spacing w:after="0"/>
         <w:rPr>
           <w:rFonts w:ascii="Helvetica Neue" w:hAnsi="Helvetica Neue" w:cs="Arial"/>
           <w:lang w:val="en-US"/>
@@ -3355,11 +3357,11 @@
         <w:gridCol w:w="851"/>
         <w:gridCol w:w="673"/>
         <w:gridCol w:w="3438"/>
+        <w:gridCol w:w="567"/>
         <w:gridCol w:w="992"/>
-        <w:gridCol w:w="709"/>
-        <w:gridCol w:w="425"/>
-        <w:gridCol w:w="709"/>
-        <w:gridCol w:w="1134"/>
+        <w:gridCol w:w="567"/>
+        <w:gridCol w:w="567"/>
+        <w:gridCol w:w="1276"/>
         <w:gridCol w:w="1559"/>
       </w:tblGrid>
       <w:tr>
@@ -3576,31 +3578,7 @@
                 <w:u w:val="single"/>
                 <w14:ligatures w14:val="none"/>
               </w:rPr>
-              <w:t>]]</w:t>
-            </w:r>
-            <w:r>
-              <w:rPr>
-                <w:rFonts w:ascii="Helvetica Neue" w:eastAsia="Times New Roman" w:hAnsi="Helvetica Neue" w:cs="Arial"/>
-                <w:b/>
-                <w:bCs/>
-                <w:color w:val="000000"/>
-                <w:kern w:val="0"/>
-                <w:u w:val="single"/>
-                <w14:ligatures w14:val="none"/>
-              </w:rPr>
-              <w:t xml:space="preserve"> - </w:t>
-            </w:r>
-            <w:r>
-              <w:rPr>
-                <w:rFonts w:ascii="Helvetica Neue" w:eastAsia="Times New Roman" w:hAnsi="Helvetica Neue" w:cs="Arial"/>
-                <w:b/>
-                <w:bCs/>
-                <w:color w:val="000000"/>
-                <w:kern w:val="0"/>
-                <w:u w:val="single"/>
-                <w14:ligatures w14:val="none"/>
-              </w:rPr>
-              <w:t>[[$</w:t>
+              <w:t>]] - [[$</w:t>
             </w:r>
             <w:proofErr w:type="spellStart"/>
             <w:proofErr w:type="gramStart"/>
@@ -3652,43 +3630,7 @@
                 <w:u w:val="single"/>
                 <w14:ligatures w14:val="none"/>
               </w:rPr>
-              <w:t xml:space="preserve"> </w:t>
-            </w:r>
-            <w:r>
-              <w:rPr>
-                <w:rFonts w:ascii="Helvetica Neue" w:eastAsia="Times New Roman" w:hAnsi="Helvetica Neue" w:cs="Arial"/>
-                <w:b/>
-                <w:bCs/>
-                <w:color w:val="000000"/>
-                <w:kern w:val="0"/>
-                <w:u w:val="single"/>
-                <w14:ligatures w14:val="none"/>
-              </w:rPr>
-              <w:t>[[$cur]]</w:t>
-            </w:r>
-            <w:r>
-              <w:rPr>
-                <w:rFonts w:ascii="Helvetica Neue" w:eastAsia="Times New Roman" w:hAnsi="Helvetica Neue" w:cs="Arial"/>
-                <w:b/>
-                <w:bCs/>
-                <w:color w:val="000000"/>
-                <w:kern w:val="0"/>
-                <w:u w:val="single"/>
-                <w14:ligatures w14:val="none"/>
-              </w:rPr>
-              <w:t xml:space="preserve"> </w:t>
-            </w:r>
-            <w:r>
-              <w:rPr>
-                <w:rFonts w:ascii="Helvetica Neue" w:eastAsia="Times New Roman" w:hAnsi="Helvetica Neue" w:cs="Arial"/>
-                <w:b/>
-                <w:bCs/>
-                <w:color w:val="000000"/>
-                <w:kern w:val="0"/>
-                <w:u w:val="single"/>
-                <w14:ligatures w14:val="none"/>
-              </w:rPr>
-              <w:t>[[$</w:t>
+              <w:t xml:space="preserve"> [[$cur]] [[$</w:t>
             </w:r>
             <w:proofErr w:type="spellStart"/>
             <w:proofErr w:type="gramStart"/>
@@ -4389,7 +4331,6 @@
                 <w:kern w:val="0"/>
                 <w:sz w:val="18"/>
                 <w:szCs w:val="18"/>
-                <w:lang w:val="en-US"/>
                 <w14:ligatures w14:val="none"/>
               </w:rPr>
             </w:pPr>
@@ -5070,7 +5011,7 @@
         </w:tc>
         <w:tc>
           <w:tcPr>
-            <w:tcW w:w="5103" w:type="dxa"/>
+            <w:tcW w:w="4678" w:type="dxa"/>
             <w:gridSpan w:val="3"/>
             <w:vAlign w:val="center"/>
           </w:tcPr>
@@ -5104,7 +5045,7 @@
         </w:tc>
         <w:tc>
           <w:tcPr>
-            <w:tcW w:w="709" w:type="dxa"/>
+            <w:tcW w:w="992" w:type="dxa"/>
             <w:vAlign w:val="center"/>
           </w:tcPr>
           <w:p>
@@ -5171,7 +5112,7 @@
         </w:tc>
         <w:tc>
           <w:tcPr>
-            <w:tcW w:w="1134" w:type="dxa"/>
+            <w:tcW w:w="1276" w:type="dxa"/>
             <w:vAlign w:val="center"/>
           </w:tcPr>
           <w:p>
@@ -5551,18 +5492,18 @@
                 <w:szCs w:val="18"/>
                 <w14:ligatures w14:val="none"/>
               </w:rPr>
-              <w:t>s.tag</w:t>
-            </w:r>
-            <w:r>
-              <w:rPr>
-                <w:rFonts w:ascii="Helvetica Neue" w:eastAsia="Times New Roman" w:hAnsi="Helvetica Neue" w:cs="Arial"/>
-                <w:color w:val="000000"/>
-                <w:kern w:val="0"/>
-                <w:sz w:val="18"/>
-                <w:szCs w:val="18"/>
-                <w14:ligatures w14:val="none"/>
-              </w:rPr>
-              <w:t>Ref</w:t>
+              <w:t>s.ta</w:t>
+            </w:r>
+            <w:r>
+              <w:rPr>
+                <w:rFonts w:ascii="Helvetica Neue" w:eastAsia="Times New Roman" w:hAnsi="Helvetica Neue" w:cs="Arial"/>
+                <w:color w:val="000000"/>
+                <w:kern w:val="0"/>
+                <w:sz w:val="18"/>
+                <w:szCs w:val="18"/>
+                <w14:ligatures w14:val="none"/>
+              </w:rPr>
+              <w:t>gRef</w:t>
             </w:r>
             <w:proofErr w:type="spellEnd"/>
             <w:proofErr w:type="gramEnd"/>
@@ -5581,7 +5522,7 @@
         </w:tc>
         <w:tc>
           <w:tcPr>
-            <w:tcW w:w="5103" w:type="dxa"/>
+            <w:tcW w:w="4678" w:type="dxa"/>
             <w:gridSpan w:val="3"/>
             <w:vAlign w:val="center"/>
           </w:tcPr>
@@ -5641,7 +5582,7 @@
         </w:tc>
         <w:tc>
           <w:tcPr>
-            <w:tcW w:w="709" w:type="dxa"/>
+            <w:tcW w:w="992" w:type="dxa"/>
             <w:vAlign w:val="center"/>
           </w:tcPr>
           <w:p>
@@ -5735,18 +5676,7 @@
                 <w:szCs w:val="18"/>
                 <w14:ligatures w14:val="none"/>
               </w:rPr>
-              <w:t>s.</w:t>
-            </w:r>
-            <w:r>
-              <w:rPr>
-                <w:rFonts w:ascii="Helvetica Neue" w:eastAsia="Times New Roman" w:hAnsi="Helvetica Neue" w:cs="Arial"/>
-                <w:color w:val="000000"/>
-                <w:kern w:val="0"/>
-                <w:sz w:val="18"/>
-                <w:szCs w:val="18"/>
-                <w14:ligatures w14:val="none"/>
-              </w:rPr>
-              <w:t>rate</w:t>
+              <w:t>s.rate</w:t>
             </w:r>
             <w:proofErr w:type="spellEnd"/>
             <w:proofErr w:type="gramEnd"/>
@@ -5765,7 +5695,7 @@
         </w:tc>
         <w:tc>
           <w:tcPr>
-            <w:tcW w:w="1134" w:type="dxa"/>
+            <w:tcW w:w="1276" w:type="dxa"/>
             <w:vAlign w:val="center"/>
           </w:tcPr>
           <w:p>
@@ -5803,18 +5733,7 @@
                 <w:szCs w:val="18"/>
                 <w14:ligatures w14:val="none"/>
               </w:rPr>
-              <w:t>s.</w:t>
-            </w:r>
-            <w:r>
-              <w:rPr>
-                <w:rFonts w:ascii="Helvetica Neue" w:eastAsia="Times New Roman" w:hAnsi="Helvetica Neue" w:cs="Arial"/>
-                <w:color w:val="000000"/>
-                <w:kern w:val="0"/>
-                <w:sz w:val="18"/>
-                <w:szCs w:val="18"/>
-                <w14:ligatures w14:val="none"/>
-              </w:rPr>
-              <w:t>amount</w:t>
+              <w:t>s.amount</w:t>
             </w:r>
             <w:proofErr w:type="spellEnd"/>
             <w:proofErr w:type="gramEnd"/>
@@ -6026,7 +5945,7 @@
       <w:tr>
         <w:tc>
           <w:tcPr>
-            <w:tcW w:w="6521" w:type="dxa"/>
+            <w:tcW w:w="6096" w:type="dxa"/>
             <w:gridSpan w:val="5"/>
             <w:vAlign w:val="center"/>
           </w:tcPr>
@@ -6059,7 +5978,7 @@
         </w:tc>
         <w:tc>
           <w:tcPr>
-            <w:tcW w:w="709" w:type="dxa"/>
+            <w:tcW w:w="992" w:type="dxa"/>
             <w:vAlign w:val="center"/>
           </w:tcPr>
           <w:p>
@@ -6186,7 +6105,7 @@
         </w:tc>
         <w:tc>
           <w:tcPr>
-            <w:tcW w:w="1134" w:type="dxa"/>
+            <w:tcW w:w="1276" w:type="dxa"/>
             <w:vAlign w:val="center"/>
           </w:tcPr>
           <w:p>
@@ -6245,21 +6164,7 @@
                 <w:lang w:val="en-US"/>
                 <w14:ligatures w14:val="none"/>
               </w:rPr>
-              <w:t>.</w:t>
-            </w:r>
-            <w:r>
-              <w:rPr>
-                <w:rFonts w:ascii="Helvetica Neue" w:eastAsia="Times New Roman" w:hAnsi="Helvetica Neue" w:cs="Arial"/>
-                <w:b/>
-                <w:bCs/>
-                <w:color w:val="000000"/>
-                <w:kern w:val="0"/>
-                <w:sz w:val="18"/>
-                <w:szCs w:val="18"/>
-                <w:lang w:val="en-US"/>
-                <w14:ligatures w14:val="none"/>
-              </w:rPr>
-              <w:t>cartAmount</w:t>
+              <w:t>.cartAmount</w:t>
             </w:r>
             <w:proofErr w:type="spellEnd"/>
             <w:r>
@@ -6817,7 +6722,7 @@
         <w:szCs w:val="18"/>
         <w:lang w:val="en-US"/>
       </w:rPr>
-      <w:t>14-Aug-25</w:t>
+      <w:t>18-Aug-25</w:t>
     </w:r>
     <w:r>
       <w:rPr>

--- a/btb_cvs_support/document/templates/quotation_format_eg.docx
+++ b/btb_cvs_support/document/templates/quotation_format_eg.docx
@@ -33,7 +33,7 @@
         <w:tblStyle w:val="TableGrid"/>
         <w:tblpPr w:leftFromText="180" w:rightFromText="180" w:vertAnchor="text" w:horzAnchor="margin" w:tblpY="45"/>
         <w:tblOverlap w:val="never"/>
-        <w:tblW w:w="10689" w:type="dxa"/>
+        <w:tblW w:w="10875" w:type="dxa"/>
         <w:tblBorders>
           <w:top w:val="none" w:sz="0" w:space="0" w:color="auto"/>
           <w:left w:val="none" w:sz="0" w:space="0" w:color="auto"/>
@@ -46,9 +46,9 @@
       </w:tblPr>
       <w:tblGrid>
         <w:gridCol w:w="940"/>
-        <w:gridCol w:w="6452"/>
+        <w:gridCol w:w="6681"/>
         <w:gridCol w:w="1123"/>
-        <w:gridCol w:w="2174"/>
+        <w:gridCol w:w="2131"/>
       </w:tblGrid>
       <w:tr>
         <w:trPr>
@@ -56,7 +56,7 @@
         </w:trPr>
         <w:tc>
           <w:tcPr>
-            <w:tcW w:w="933" w:type="dxa"/>
+            <w:tcW w:w="928" w:type="dxa"/>
             <w:vMerge w:val="restart"/>
           </w:tcPr>
           <w:p>
@@ -93,77 +93,35 @@
         </w:tc>
         <w:tc>
           <w:tcPr>
-            <w:tcW w:w="6458" w:type="dxa"/>
+            <w:tcW w:w="6691" w:type="dxa"/>
           </w:tcPr>
           <w:p>
             <w:pPr>
               <w:spacing w:line="276" w:lineRule="auto"/>
-              <w:rPr>
-                <w:rFonts w:ascii="Helvetica Neue" w:eastAsia="Times New Roman" w:hAnsi="Helvetica Neue" w:cs="Arial"/>
-                <w:b/>
-                <w:bCs/>
-                <w:color w:val="000000"/>
-                <w:kern w:val="0"/>
-                <w:sz w:val="18"/>
-                <w:szCs w:val="18"/>
-                <w14:ligatures w14:val="none"/>
-              </w:rPr>
-            </w:pPr>
-            <w:r>
-              <w:rPr>
-                <w:rFonts w:ascii="Helvetica Neue" w:eastAsia="Times New Roman" w:hAnsi="Helvetica Neue" w:cs="Arial"/>
-                <w:b/>
-                <w:bCs/>
-                <w:color w:val="000000"/>
-                <w:kern w:val="0"/>
-                <w:sz w:val="18"/>
-                <w:szCs w:val="18"/>
-                <w14:ligatures w14:val="none"/>
-              </w:rPr>
-              <w:t>[[.</w:t>
-            </w:r>
-            <w:proofErr w:type="spellStart"/>
-            <w:proofErr w:type="gramStart"/>
-            <w:r>
-              <w:rPr>
-                <w:rFonts w:ascii="Helvetica Neue" w:eastAsia="Times New Roman" w:hAnsi="Helvetica Neue" w:cs="Arial"/>
-                <w:b/>
-                <w:bCs/>
-                <w:color w:val="000000"/>
-                <w:kern w:val="0"/>
-                <w:sz w:val="18"/>
-                <w:szCs w:val="18"/>
-                <w14:ligatures w14:val="none"/>
-              </w:rPr>
-              <w:t>qt.customer</w:t>
-            </w:r>
-            <w:proofErr w:type="gramEnd"/>
-            <w:r>
-              <w:rPr>
-                <w:rFonts w:ascii="Helvetica Neue" w:eastAsia="Times New Roman" w:hAnsi="Helvetica Neue" w:cs="Arial"/>
-                <w:b/>
-                <w:bCs/>
-                <w:color w:val="000000"/>
-                <w:kern w:val="0"/>
-                <w:sz w:val="18"/>
-                <w:szCs w:val="18"/>
-                <w14:ligatures w14:val="none"/>
-              </w:rPr>
-              <w:t>_name</w:t>
-            </w:r>
-            <w:proofErr w:type="spellEnd"/>
-            <w:r>
-              <w:rPr>
-                <w:rFonts w:ascii="Helvetica Neue" w:eastAsia="Times New Roman" w:hAnsi="Helvetica Neue" w:cs="Arial"/>
-                <w:b/>
-                <w:bCs/>
-                <w:color w:val="000000"/>
-                <w:kern w:val="0"/>
-                <w:sz w:val="18"/>
-                <w:szCs w:val="18"/>
-                <w14:ligatures w14:val="none"/>
-              </w:rPr>
-              <w:t>]]</w:t>
+              <w:ind w:left="-62"/>
+              <w:rPr>
+                <w:rFonts w:ascii="Helvetica Neue" w:eastAsia="Times New Roman" w:hAnsi="Helvetica Neue" w:cs="Arial"/>
+                <w:b/>
+                <w:bCs/>
+                <w:color w:val="000000"/>
+                <w:kern w:val="0"/>
+                <w:sz w:val="18"/>
+                <w:szCs w:val="18"/>
+                <w14:ligatures w14:val="none"/>
+              </w:rPr>
+            </w:pPr>
+            <w:r>
+              <w:rPr>
+                <w:rFonts w:ascii="Helvetica Neue" w:eastAsia="Times New Roman" w:hAnsi="Helvetica Neue" w:cs="Arial"/>
+                <w:b/>
+                <w:bCs/>
+                <w:color w:val="000000"/>
+                <w:kern w:val="0"/>
+                <w:sz w:val="18"/>
+                <w:szCs w:val="18"/>
+                <w14:ligatures w14:val="none"/>
+              </w:rPr>
+              <w:t>[[.qt.customer_name]]</w:t>
             </w:r>
           </w:p>
         </w:tc>
@@ -201,10 +159,11 @@
         </w:tc>
         <w:tc>
           <w:tcPr>
-            <w:tcW w:w="2175" w:type="dxa"/>
-          </w:tcPr>
-          <w:p>
-            <w:pPr>
+            <w:tcW w:w="2133" w:type="dxa"/>
+          </w:tcPr>
+          <w:p>
+            <w:pPr>
+              <w:ind w:hanging="64"/>
               <w:rPr>
                 <w:rFonts w:ascii="Helvetica Neue" w:eastAsia="Times New Roman" w:hAnsi="Helvetica Neue" w:cs="Arial"/>
                 <w:color w:val="000000"/>
@@ -281,7 +240,7 @@
         </w:trPr>
         <w:tc>
           <w:tcPr>
-            <w:tcW w:w="933" w:type="dxa"/>
+            <w:tcW w:w="928" w:type="dxa"/>
             <w:vMerge/>
           </w:tcPr>
           <w:p>
@@ -302,11 +261,12 @@
         </w:tc>
         <w:tc>
           <w:tcPr>
-            <w:tcW w:w="6458" w:type="dxa"/>
+            <w:tcW w:w="6691" w:type="dxa"/>
           </w:tcPr>
           <w:p>
             <w:pPr>
               <w:spacing w:line="276" w:lineRule="auto"/>
+              <w:ind w:left="-48" w:hanging="14"/>
               <w:rPr>
                 <w:rFonts w:ascii="Helvetica Neue" w:eastAsia="Times New Roman" w:hAnsi="Helvetica Neue" w:cs="Arial"/>
                 <w:b/>
@@ -329,44 +289,29 @@
                 <w:szCs w:val="18"/>
                 <w14:ligatures w14:val="none"/>
               </w:rPr>
-              <w:t>[[.</w:t>
-            </w:r>
-            <w:proofErr w:type="spellStart"/>
-            <w:proofErr w:type="gramStart"/>
-            <w:r>
-              <w:rPr>
-                <w:rFonts w:ascii="Helvetica Neue" w:eastAsia="Times New Roman" w:hAnsi="Helvetica Neue" w:cs="Arial"/>
-                <w:color w:val="000000"/>
-                <w:kern w:val="0"/>
-                <w:sz w:val="18"/>
-                <w:szCs w:val="18"/>
-                <w14:ligatures w14:val="none"/>
-              </w:rPr>
-              <w:t>qt.address</w:t>
-            </w:r>
-            <w:proofErr w:type="gramEnd"/>
-            <w:r>
-              <w:rPr>
-                <w:rFonts w:ascii="Helvetica Neue" w:eastAsia="Times New Roman" w:hAnsi="Helvetica Neue" w:cs="Arial"/>
-                <w:color w:val="000000"/>
-                <w:kern w:val="0"/>
-                <w:sz w:val="18"/>
-                <w:szCs w:val="18"/>
-                <w14:ligatures w14:val="none"/>
-              </w:rPr>
-              <w:t>_display</w:t>
-            </w:r>
-            <w:proofErr w:type="spellEnd"/>
-            <w:r>
-              <w:rPr>
-                <w:rFonts w:ascii="Helvetica Neue" w:eastAsia="Times New Roman" w:hAnsi="Helvetica Neue" w:cs="Arial"/>
-                <w:color w:val="000000"/>
-                <w:kern w:val="0"/>
-                <w:sz w:val="18"/>
-                <w:szCs w:val="18"/>
-                <w14:ligatures w14:val="none"/>
-              </w:rPr>
-              <w:t>]]</w:t>
+              <w:t>[[</w:t>
+            </w:r>
+            <w:r>
+              <w:rPr>
+                <w:rFonts w:ascii="Helvetica Neue" w:eastAsia="Times New Roman" w:hAnsi="Helvetica Neue" w:cs="Arial"/>
+                <w:color w:val="000000"/>
+                <w:kern w:val="0"/>
+                <w:sz w:val="18"/>
+                <w:szCs w:val="18"/>
+                <w14:ligatures w14:val="none"/>
+              </w:rPr>
+              <w:t xml:space="preserve">rtf </w:t>
+            </w:r>
+            <w:r>
+              <w:rPr>
+                <w:rFonts w:ascii="Helvetica Neue" w:eastAsia="Times New Roman" w:hAnsi="Helvetica Neue" w:cs="Arial"/>
+                <w:color w:val="000000"/>
+                <w:kern w:val="0"/>
+                <w:sz w:val="18"/>
+                <w:szCs w:val="18"/>
+                <w14:ligatures w14:val="none"/>
+              </w:rPr>
+              <w:t>.qt.address_display]]</w:t>
             </w:r>
           </w:p>
         </w:tc>
@@ -377,7 +322,7 @@
           <w:p>
             <w:pPr>
               <w:spacing w:before="100" w:beforeAutospacing="1"/>
-              <w:ind w:right="-237"/>
+              <w:ind w:right="-153"/>
               <w:rPr>
                 <w:rFonts w:ascii="Helvetica Neue" w:eastAsia="Times New Roman" w:hAnsi="Helvetica Neue" w:cs="Arial"/>
                 <w:b/>
@@ -406,10 +351,11 @@
         </w:tc>
         <w:tc>
           <w:tcPr>
-            <w:tcW w:w="2175" w:type="dxa"/>
-          </w:tcPr>
-          <w:p>
-            <w:pPr>
+            <w:tcW w:w="2133" w:type="dxa"/>
+          </w:tcPr>
+          <w:p>
+            <w:pPr>
+              <w:ind w:hanging="64"/>
               <w:rPr>
                 <w:rFonts w:ascii="Helvetica Neue" w:eastAsia="Times New Roman" w:hAnsi="Helvetica Neue" w:cs="Arial"/>
                 <w:b/>
@@ -432,31 +378,7 @@
                 <w:szCs w:val="18"/>
                 <w14:ligatures w14:val="none"/>
               </w:rPr>
-              <w:t>[</w:t>
-            </w:r>
-            <w:proofErr w:type="gramStart"/>
-            <w:r>
-              <w:rPr>
-                <w:rFonts w:ascii="Helvetica Neue" w:eastAsia="Times New Roman" w:hAnsi="Helvetica Neue" w:cs="Arial"/>
-                <w:color w:val="000000"/>
-                <w:kern w:val="0"/>
-                <w:sz w:val="18"/>
-                <w:szCs w:val="18"/>
-                <w14:ligatures w14:val="none"/>
-              </w:rPr>
-              <w:t>[.qt.name</w:t>
-            </w:r>
-            <w:proofErr w:type="gramEnd"/>
-            <w:r>
-              <w:rPr>
-                <w:rFonts w:ascii="Helvetica Neue" w:eastAsia="Times New Roman" w:hAnsi="Helvetica Neue" w:cs="Arial"/>
-                <w:color w:val="000000"/>
-                <w:kern w:val="0"/>
-                <w:sz w:val="18"/>
-                <w:szCs w:val="18"/>
-                <w14:ligatures w14:val="none"/>
-              </w:rPr>
-              <w:t>]]</w:t>
+              <w:t>[[.qt.name]]</w:t>
             </w:r>
           </w:p>
         </w:tc>
@@ -464,11 +386,11 @@
       <w:tr>
         <w:tc>
           <w:tcPr>
-            <w:tcW w:w="933" w:type="dxa"/>
-          </w:tcPr>
-          <w:p>
-            <w:pPr>
-              <w:ind w:left="-107" w:right="-166"/>
+            <w:tcW w:w="928" w:type="dxa"/>
+          </w:tcPr>
+          <w:p>
+            <w:pPr>
+              <w:ind w:left="-107" w:right="-151"/>
               <w:rPr>
                 <w:rFonts w:ascii="Helvetica Neue" w:eastAsia="Times New Roman" w:hAnsi="Helvetica Neue" w:cs="Arial"/>
                 <w:b/>
@@ -499,155 +421,175 @@
         </w:tc>
         <w:tc>
           <w:tcPr>
-            <w:tcW w:w="9756" w:type="dxa"/>
+            <w:tcW w:w="9947" w:type="dxa"/>
             <w:gridSpan w:val="3"/>
             <w:vAlign w:val="center"/>
           </w:tcPr>
           <w:p>
             <w:pPr>
               <w:spacing w:before="57" w:after="57"/>
-              <w:rPr>
-                <w:rFonts w:ascii="Helvetica Neue" w:eastAsia="Times New Roman" w:hAnsi="Helvetica Neue" w:cs="Arial"/>
-                <w:color w:val="000000"/>
-                <w:kern w:val="0"/>
-                <w:sz w:val="18"/>
-                <w:szCs w:val="18"/>
-                <w14:ligatures w14:val="none"/>
-              </w:rPr>
-            </w:pPr>
-            <w:r>
-              <w:rPr>
-                <w:rFonts w:ascii="Helvetica Neue" w:eastAsia="Times New Roman" w:hAnsi="Helvetica Neue" w:cs="Arial"/>
-                <w:color w:val="000000"/>
-                <w:kern w:val="0"/>
-                <w:sz w:val="18"/>
-                <w:szCs w:val="18"/>
-                <w14:ligatures w14:val="none"/>
-              </w:rPr>
-              <w:t>[[.</w:t>
-            </w:r>
-            <w:proofErr w:type="spellStart"/>
-            <w:r>
-              <w:rPr>
-                <w:rFonts w:ascii="Helvetica Neue" w:eastAsia="Times New Roman" w:hAnsi="Helvetica Neue" w:cs="Arial"/>
-                <w:color w:val="000000"/>
-                <w:kern w:val="0"/>
-                <w:sz w:val="18"/>
-                <w:szCs w:val="18"/>
-                <w14:ligatures w14:val="none"/>
-              </w:rPr>
-              <w:t>qt.contact_display</w:t>
-            </w:r>
-            <w:proofErr w:type="spellEnd"/>
-            <w:r>
-              <w:rPr>
-                <w:rFonts w:ascii="Helvetica Neue" w:eastAsia="Times New Roman" w:hAnsi="Helvetica Neue" w:cs="Arial"/>
-                <w:color w:val="000000"/>
-                <w:kern w:val="0"/>
-                <w:sz w:val="18"/>
-                <w:szCs w:val="18"/>
-                <w14:ligatures w14:val="none"/>
-              </w:rPr>
-              <w:t>]], [[.</w:t>
-            </w:r>
-            <w:proofErr w:type="spellStart"/>
-            <w:r>
-              <w:rPr>
-                <w:rFonts w:ascii="Helvetica Neue" w:eastAsia="Times New Roman" w:hAnsi="Helvetica Neue" w:cs="Arial"/>
-                <w:color w:val="000000"/>
-                <w:kern w:val="0"/>
-                <w:sz w:val="18"/>
-                <w:szCs w:val="18"/>
-                <w14:ligatures w14:val="none"/>
-              </w:rPr>
-              <w:t>qt.contact_designation</w:t>
-            </w:r>
-            <w:proofErr w:type="spellEnd"/>
-            <w:r>
-              <w:rPr>
-                <w:rFonts w:ascii="Helvetica Neue" w:eastAsia="Times New Roman" w:hAnsi="Helvetica Neue" w:cs="Arial"/>
-                <w:color w:val="000000"/>
-                <w:kern w:val="0"/>
-                <w:sz w:val="18"/>
-                <w:szCs w:val="18"/>
-                <w14:ligatures w14:val="none"/>
-              </w:rPr>
-              <w:t>]]</w:t>
+              <w:ind w:left="-62"/>
+              <w:rPr>
+                <w:rFonts w:ascii="Helvetica Neue" w:eastAsia="Times New Roman" w:hAnsi="Helvetica Neue" w:cs="Arial"/>
+                <w:color w:val="000000"/>
+                <w:kern w:val="0"/>
+                <w:sz w:val="18"/>
+                <w:szCs w:val="18"/>
+                <w14:ligatures w14:val="none"/>
+              </w:rPr>
+            </w:pPr>
+            <w:r>
+              <w:rPr>
+                <w:rFonts w:ascii="Helvetica Neue" w:eastAsia="Times New Roman" w:hAnsi="Helvetica Neue" w:cs="Arial"/>
+                <w:color w:val="000000"/>
+                <w:kern w:val="0"/>
+                <w:sz w:val="18"/>
+                <w:szCs w:val="18"/>
+                <w14:ligatures w14:val="none"/>
+              </w:rPr>
+              <w:t>[[</w:t>
+            </w:r>
+            <w:r>
+              <w:rPr>
+                <w:rFonts w:ascii="Helvetica Neue" w:eastAsia="Times New Roman" w:hAnsi="Helvetica Neue" w:cs="Arial"/>
+                <w:color w:val="000000"/>
+                <w:kern w:val="0"/>
+                <w:sz w:val="18"/>
+                <w:szCs w:val="18"/>
+                <w14:ligatures w14:val="none"/>
+              </w:rPr>
+              <w:t xml:space="preserve">rtf </w:t>
+            </w:r>
+            <w:r>
+              <w:rPr>
+                <w:rFonts w:ascii="Helvetica Neue" w:eastAsia="Times New Roman" w:hAnsi="Helvetica Neue" w:cs="Arial"/>
+                <w:color w:val="000000"/>
+                <w:kern w:val="0"/>
+                <w:sz w:val="18"/>
+                <w:szCs w:val="18"/>
+                <w14:ligatures w14:val="none"/>
+              </w:rPr>
+              <w:t>.qt.contact_display]], [[.qt.contact_designation]]</w:t>
+            </w:r>
+          </w:p>
+          <w:p>
+            <w:pPr>
+              <w:spacing w:before="57" w:after="57"/>
+              <w:ind w:left="-62"/>
+              <w:rPr>
+                <w:rFonts w:ascii="Helvetica Neue" w:eastAsia="Times New Roman" w:hAnsi="Helvetica Neue" w:cs="Arial"/>
+                <w:color w:val="000000"/>
+                <w:kern w:val="0"/>
+                <w:sz w:val="18"/>
+                <w:szCs w:val="18"/>
+                <w14:ligatures w14:val="none"/>
+              </w:rPr>
+            </w:pPr>
+            <w:r>
+              <w:rPr>
+                <w:rFonts w:ascii="Helvetica Neue" w:eastAsia="Times New Roman" w:hAnsi="Helvetica Neue" w:cs="Arial"/>
+                <w:color w:val="000000"/>
+                <w:kern w:val="0"/>
+                <w:sz w:val="18"/>
+                <w:szCs w:val="18"/>
+                <w14:ligatures w14:val="none"/>
+              </w:rPr>
+              <w:t xml:space="preserve">[[if </w:t>
+            </w:r>
+            <w:r>
+              <w:rPr>
+                <w:rFonts w:ascii="Helvetica Neue" w:eastAsia="Times New Roman" w:hAnsi="Helvetica Neue" w:cs="Arial"/>
+                <w:color w:val="000000"/>
+                <w:kern w:val="0"/>
+                <w:sz w:val="18"/>
+                <w:szCs w:val="18"/>
+                <w14:ligatures w14:val="none"/>
+              </w:rPr>
+              <w:t>.qt.contact_mobil</w:t>
+            </w:r>
+            <w:r>
+              <w:rPr>
+                <w:rFonts w:ascii="Helvetica Neue" w:eastAsia="Times New Roman" w:hAnsi="Helvetica Neue" w:cs="Arial"/>
+                <w:color w:val="000000"/>
+                <w:kern w:val="0"/>
+                <w:sz w:val="18"/>
+                <w:szCs w:val="18"/>
+                <w14:ligatures w14:val="none"/>
+              </w:rPr>
+              <w:t xml:space="preserve">e]] </w:t>
             </w:r>
           </w:p>
           <w:p>
             <w:pPr>
               <w:spacing w:before="57"/>
-              <w:rPr>
-                <w:rFonts w:ascii="Helvetica Neue" w:eastAsia="Times New Roman" w:hAnsi="Helvetica Neue" w:cs="Arial"/>
-                <w:color w:val="000000"/>
-                <w:kern w:val="0"/>
-                <w:sz w:val="18"/>
-                <w:szCs w:val="18"/>
-                <w14:ligatures w14:val="none"/>
-              </w:rPr>
-            </w:pPr>
-            <w:r>
-              <w:rPr>
-                <w:rFonts w:ascii="Helvetica Neue" w:eastAsia="Times New Roman" w:hAnsi="Helvetica Neue" w:cs="Arial"/>
-                <w:color w:val="000000"/>
-                <w:kern w:val="0"/>
-                <w:sz w:val="18"/>
-                <w:szCs w:val="18"/>
-                <w14:ligatures w14:val="none"/>
-              </w:rPr>
-              <w:t>[[.</w:t>
-            </w:r>
-            <w:proofErr w:type="spellStart"/>
-            <w:proofErr w:type="gramStart"/>
-            <w:r>
-              <w:rPr>
-                <w:rFonts w:ascii="Helvetica Neue" w:eastAsia="Times New Roman" w:hAnsi="Helvetica Neue" w:cs="Arial"/>
-                <w:color w:val="000000"/>
-                <w:kern w:val="0"/>
-                <w:sz w:val="18"/>
-                <w:szCs w:val="18"/>
-                <w14:ligatures w14:val="none"/>
-              </w:rPr>
-              <w:t>qt.contact</w:t>
-            </w:r>
-            <w:proofErr w:type="gramEnd"/>
-            <w:r>
-              <w:rPr>
-                <w:rFonts w:ascii="Helvetica Neue" w:eastAsia="Times New Roman" w:hAnsi="Helvetica Neue" w:cs="Arial"/>
-                <w:color w:val="000000"/>
-                <w:kern w:val="0"/>
-                <w:sz w:val="18"/>
-                <w:szCs w:val="18"/>
-                <w14:ligatures w14:val="none"/>
-              </w:rPr>
-              <w:t>_mobile</w:t>
-            </w:r>
-            <w:proofErr w:type="spellEnd"/>
-            <w:r>
-              <w:rPr>
-                <w:rFonts w:ascii="Helvetica Neue" w:eastAsia="Times New Roman" w:hAnsi="Helvetica Neue" w:cs="Arial"/>
-                <w:color w:val="000000"/>
-                <w:kern w:val="0"/>
-                <w:sz w:val="18"/>
-                <w:szCs w:val="18"/>
-                <w14:ligatures w14:val="none"/>
-              </w:rPr>
-              <w:t>]]</w:t>
-            </w:r>
-          </w:p>
-          <w:p>
-            <w:pPr>
-              <w:rPr>
-                <w:rFonts w:ascii="Helvetica Neue" w:eastAsia="Times New Roman" w:hAnsi="Helvetica Neue" w:cs="Arial"/>
-                <w:b/>
-                <w:bCs/>
-                <w:color w:val="000000"/>
-                <w:kern w:val="0"/>
-                <w:sz w:val="18"/>
-                <w:szCs w:val="18"/>
-                <w:u w:val="single"/>
-                <w:lang w:val="en-US"/>
+              <w:ind w:left="-48" w:hanging="14"/>
+              <w:rPr>
+                <w:rFonts w:ascii="Helvetica Neue" w:eastAsia="Times New Roman" w:hAnsi="Helvetica Neue" w:cs="Arial"/>
+                <w:color w:val="000000"/>
+                <w:kern w:val="0"/>
+                <w:sz w:val="18"/>
+                <w:szCs w:val="18"/>
+                <w14:ligatures w14:val="none"/>
+              </w:rPr>
+            </w:pPr>
+            <w:r>
+              <w:rPr>
+                <w:rFonts w:ascii="Helvetica Neue" w:eastAsia="Times New Roman" w:hAnsi="Helvetica Neue" w:cs="Arial"/>
+                <w:color w:val="000000"/>
+                <w:kern w:val="0"/>
+                <w:sz w:val="18"/>
+                <w:szCs w:val="18"/>
+                <w14:ligatures w14:val="none"/>
+              </w:rPr>
+              <w:t>[[.qt.contact_mobile]]</w:t>
+            </w:r>
+            <w:r>
+              <w:rPr>
+                <w:rFonts w:ascii="Helvetica Neue" w:eastAsia="Times New Roman" w:hAnsi="Helvetica Neue" w:cs="Arial"/>
+                <w:color w:val="000000"/>
+                <w:kern w:val="0"/>
+                <w:sz w:val="18"/>
+                <w:szCs w:val="18"/>
+                <w14:ligatures w14:val="none"/>
+              </w:rPr>
+              <w:t xml:space="preserve"> </w:t>
+            </w:r>
+          </w:p>
+          <w:p>
+            <w:pPr>
+              <w:spacing w:before="57"/>
+              <w:ind w:left="-48" w:hanging="14"/>
+              <w:rPr>
+                <w:rFonts w:ascii="Helvetica Neue" w:eastAsia="Times New Roman" w:hAnsi="Helvetica Neue" w:cs="Arial"/>
+                <w:color w:val="000000"/>
+                <w:kern w:val="0"/>
+                <w:sz w:val="18"/>
+                <w:szCs w:val="18"/>
+                <w14:ligatures w14:val="none"/>
+              </w:rPr>
+            </w:pPr>
+            <w:r>
+              <w:rPr>
+                <w:rFonts w:ascii="Helvetica Neue" w:eastAsia="Times New Roman" w:hAnsi="Helvetica Neue" w:cs="Arial"/>
+                <w:color w:val="000000"/>
+                <w:kern w:val="0"/>
+                <w:sz w:val="18"/>
+                <w:szCs w:val="18"/>
+                <w14:ligatures w14:val="none"/>
+              </w:rPr>
+              <w:t>[[end]]</w:t>
+            </w:r>
+          </w:p>
+          <w:p>
+            <w:pPr>
+              <w:spacing w:before="57"/>
+              <w:ind w:left="-48" w:hanging="14"/>
+              <w:rPr>
+                <w:rFonts w:ascii="Helvetica Neue" w:eastAsia="Times New Roman" w:hAnsi="Helvetica Neue" w:cs="Arial"/>
+                <w:color w:val="000000"/>
+                <w:kern w:val="0"/>
+                <w:sz w:val="18"/>
+                <w:szCs w:val="18"/>
                 <w14:ligatures w14:val="none"/>
               </w:rPr>
             </w:pPr>
@@ -662,90 +604,77 @@
               </w:rPr>
               <w:t>[[</w:t>
             </w:r>
-            <w:proofErr w:type="gramStart"/>
-            <w:r>
-              <w:rPr>
-                <w:rFonts w:ascii="Helvetica Neue" w:eastAsia="Times New Roman" w:hAnsi="Helvetica Neue" w:cs="Arial"/>
-                <w:color w:val="000000"/>
-                <w:kern w:val="0"/>
-                <w:sz w:val="18"/>
-                <w:szCs w:val="18"/>
-                <w14:ligatures w14:val="none"/>
-              </w:rPr>
-              <w:t>if .</w:t>
-            </w:r>
-            <w:proofErr w:type="spellStart"/>
-            <w:r>
-              <w:rPr>
-                <w:rFonts w:ascii="Helvetica Neue" w:eastAsia="Times New Roman" w:hAnsi="Helvetica Neue" w:cs="Arial"/>
-                <w:color w:val="000000"/>
-                <w:kern w:val="0"/>
-                <w:sz w:val="18"/>
-                <w:szCs w:val="18"/>
-                <w14:ligatures w14:val="none"/>
-              </w:rPr>
-              <w:t>qt</w:t>
-            </w:r>
-            <w:proofErr w:type="gramEnd"/>
-            <w:r>
-              <w:rPr>
-                <w:rFonts w:ascii="Helvetica Neue" w:eastAsia="Times New Roman" w:hAnsi="Helvetica Neue" w:cs="Arial"/>
-                <w:color w:val="000000"/>
-                <w:kern w:val="0"/>
-                <w:sz w:val="18"/>
-                <w:szCs w:val="18"/>
-                <w14:ligatures w14:val="none"/>
-              </w:rPr>
-              <w:t>.contact_email</w:t>
-            </w:r>
-            <w:proofErr w:type="spellEnd"/>
-            <w:r>
-              <w:rPr>
-                <w:rFonts w:ascii="Helvetica Neue" w:eastAsia="Times New Roman" w:hAnsi="Helvetica Neue" w:cs="Arial"/>
-                <w:color w:val="000000"/>
-                <w:kern w:val="0"/>
-                <w:sz w:val="18"/>
-                <w:szCs w:val="18"/>
-                <w14:ligatures w14:val="none"/>
-              </w:rPr>
-              <w:t>]] [[.</w:t>
-            </w:r>
-            <w:proofErr w:type="spellStart"/>
-            <w:proofErr w:type="gramStart"/>
-            <w:r>
-              <w:rPr>
-                <w:rFonts w:ascii="Helvetica Neue" w:eastAsia="Times New Roman" w:hAnsi="Helvetica Neue" w:cs="Arial"/>
-                <w:color w:val="000000"/>
-                <w:kern w:val="0"/>
-                <w:sz w:val="18"/>
-                <w:szCs w:val="18"/>
-                <w14:ligatures w14:val="none"/>
-              </w:rPr>
-              <w:t>qt.contact</w:t>
-            </w:r>
-            <w:proofErr w:type="gramEnd"/>
-            <w:r>
-              <w:rPr>
-                <w:rFonts w:ascii="Helvetica Neue" w:eastAsia="Times New Roman" w:hAnsi="Helvetica Neue" w:cs="Arial"/>
-                <w:color w:val="000000"/>
-                <w:kern w:val="0"/>
-                <w:sz w:val="18"/>
-                <w:szCs w:val="18"/>
-                <w14:ligatures w14:val="none"/>
-              </w:rPr>
-              <w:t>_email</w:t>
-            </w:r>
-            <w:proofErr w:type="spellEnd"/>
-            <w:r>
-              <w:rPr>
-                <w:rFonts w:ascii="Helvetica Neue" w:eastAsia="Times New Roman" w:hAnsi="Helvetica Neue" w:cs="Arial"/>
-                <w:color w:val="000000"/>
-                <w:kern w:val="0"/>
-                <w:sz w:val="18"/>
-                <w:szCs w:val="18"/>
-                <w14:ligatures w14:val="none"/>
-              </w:rPr>
-              <w:t>]] [[end]]</w:t>
+            <w:r>
+              <w:rPr>
+                <w:rFonts w:ascii="Helvetica Neue" w:eastAsia="Times New Roman" w:hAnsi="Helvetica Neue" w:cs="Arial"/>
+                <w:color w:val="000000"/>
+                <w:kern w:val="0"/>
+                <w:sz w:val="18"/>
+                <w:szCs w:val="18"/>
+                <w14:ligatures w14:val="none"/>
+              </w:rPr>
+              <w:t xml:space="preserve">if </w:t>
+            </w:r>
+            <w:r>
+              <w:rPr>
+                <w:rFonts w:ascii="Helvetica Neue" w:eastAsia="Times New Roman" w:hAnsi="Helvetica Neue" w:cs="Arial"/>
+                <w:color w:val="000000"/>
+                <w:kern w:val="0"/>
+                <w:sz w:val="18"/>
+                <w:szCs w:val="18"/>
+                <w14:ligatures w14:val="none"/>
+              </w:rPr>
+              <w:t>.qt.contact_email]]</w:t>
+            </w:r>
+          </w:p>
+          <w:p>
+            <w:pPr>
+              <w:spacing w:before="57"/>
+              <w:ind w:left="-48" w:hanging="14"/>
+              <w:rPr>
+                <w:rFonts w:ascii="Helvetica Neue" w:eastAsia="Times New Roman" w:hAnsi="Helvetica Neue" w:cs="Arial"/>
+                <w:color w:val="000000"/>
+                <w:kern w:val="0"/>
+                <w:sz w:val="18"/>
+                <w:szCs w:val="18"/>
+                <w14:ligatures w14:val="none"/>
+              </w:rPr>
+            </w:pPr>
+            <w:r>
+              <w:rPr>
+                <w:rFonts w:ascii="Helvetica Neue" w:eastAsia="Times New Roman" w:hAnsi="Helvetica Neue" w:cs="Arial"/>
+                <w:color w:val="000000"/>
+                <w:kern w:val="0"/>
+                <w:sz w:val="18"/>
+                <w:szCs w:val="18"/>
+                <w14:ligatures w14:val="none"/>
+              </w:rPr>
+              <w:t>[[.qt.contact_email]]</w:t>
+            </w:r>
+          </w:p>
+          <w:p>
+            <w:pPr>
+              <w:spacing w:before="57"/>
+              <w:ind w:left="-48" w:hanging="14"/>
+              <w:rPr>
+                <w:rFonts w:ascii="Helvetica Neue" w:eastAsia="Times New Roman" w:hAnsi="Helvetica Neue" w:cs="Arial"/>
+                <w:color w:val="000000"/>
+                <w:kern w:val="0"/>
+                <w:sz w:val="18"/>
+                <w:szCs w:val="18"/>
+                <w14:ligatures w14:val="none"/>
+              </w:rPr>
+            </w:pPr>
+            <w:r>
+              <w:rPr>
+                <w:rFonts w:ascii="Helvetica Neue" w:eastAsia="Times New Roman" w:hAnsi="Helvetica Neue" w:cs="Arial"/>
+                <w:color w:val="000000"/>
+                <w:kern w:val="0"/>
+                <w:sz w:val="18"/>
+                <w:szCs w:val="18"/>
+                <w14:ligatures w14:val="none"/>
+              </w:rPr>
+              <w:t>[[end]]</w:t>
             </w:r>
           </w:p>
         </w:tc>
@@ -753,7 +682,7 @@
       <w:tr>
         <w:tc>
           <w:tcPr>
-            <w:tcW w:w="933" w:type="dxa"/>
+            <w:tcW w:w="928" w:type="dxa"/>
           </w:tcPr>
           <w:p>
             <w:pPr>
@@ -788,12 +717,13 @@
         </w:tc>
         <w:tc>
           <w:tcPr>
-            <w:tcW w:w="9756" w:type="dxa"/>
+            <w:tcW w:w="9947" w:type="dxa"/>
             <w:gridSpan w:val="3"/>
           </w:tcPr>
           <w:p>
             <w:pPr>
               <w:spacing w:line="276" w:lineRule="auto"/>
+              <w:ind w:left="-48" w:hanging="14"/>
               <w:rPr>
                 <w:rFonts w:ascii="Helvetica Neue" w:eastAsia="Times New Roman" w:hAnsi="Helvetica Neue" w:cs="Arial"/>
                 <w:b/>
@@ -810,39 +740,15 @@
             <w:r>
               <w:rPr>
                 <w:rFonts w:ascii="Helvetica Neue" w:eastAsia="Times New Roman" w:hAnsi="Helvetica Neue" w:cs="Arial"/>
-                <w:color w:val="000000"/>
-                <w:kern w:val="0"/>
-                <w:sz w:val="18"/>
-                <w:szCs w:val="18"/>
-                <w14:ligatures w14:val="none"/>
-              </w:rPr>
-              <w:t>[[.</w:t>
-            </w:r>
-            <w:proofErr w:type="spellStart"/>
-            <w:proofErr w:type="gramStart"/>
-            <w:r>
-              <w:rPr>
-                <w:rFonts w:ascii="Helvetica Neue" w:eastAsia="Times New Roman" w:hAnsi="Helvetica Neue" w:cs="Arial"/>
-                <w:color w:val="000000"/>
-                <w:kern w:val="0"/>
-                <w:sz w:val="18"/>
-                <w:szCs w:val="18"/>
-                <w14:ligatures w14:val="none"/>
-              </w:rPr>
-              <w:t>qt.subject</w:t>
-            </w:r>
-            <w:proofErr w:type="spellEnd"/>
-            <w:proofErr w:type="gramEnd"/>
-            <w:r>
-              <w:rPr>
-                <w:rFonts w:ascii="Helvetica Neue" w:eastAsia="Times New Roman" w:hAnsi="Helvetica Neue" w:cs="Arial"/>
-                <w:color w:val="000000"/>
-                <w:kern w:val="0"/>
-                <w:sz w:val="18"/>
-                <w:szCs w:val="18"/>
-                <w14:ligatures w14:val="none"/>
-              </w:rPr>
-              <w:t>]]</w:t>
+                <w:b/>
+                <w:bCs/>
+                <w:color w:val="000000"/>
+                <w:kern w:val="0"/>
+                <w:sz w:val="18"/>
+                <w:szCs w:val="18"/>
+                <w14:ligatures w14:val="none"/>
+              </w:rPr>
+              <w:t>[[.qt.subject]]</w:t>
             </w:r>
           </w:p>
         </w:tc>
@@ -850,7 +756,7 @@
       <w:tr>
         <w:tc>
           <w:tcPr>
-            <w:tcW w:w="933" w:type="dxa"/>
+            <w:tcW w:w="928" w:type="dxa"/>
           </w:tcPr>
           <w:p>
             <w:pPr>
@@ -885,12 +791,13 @@
         </w:tc>
         <w:tc>
           <w:tcPr>
-            <w:tcW w:w="9756" w:type="dxa"/>
+            <w:tcW w:w="9947" w:type="dxa"/>
             <w:gridSpan w:val="3"/>
           </w:tcPr>
           <w:p>
             <w:pPr>
               <w:spacing w:line="276" w:lineRule="auto"/>
+              <w:ind w:left="-48" w:hanging="14"/>
               <w:rPr>
                 <w:rFonts w:ascii="Helvetica Neue" w:eastAsia="Times New Roman" w:hAnsi="Helvetica Neue" w:cs="Arial"/>
                 <w:b/>
@@ -913,33 +820,7 @@
                 <w:szCs w:val="18"/>
                 <w14:ligatures w14:val="none"/>
               </w:rPr>
-              <w:t>[[.</w:t>
-            </w:r>
-            <w:proofErr w:type="spellStart"/>
-            <w:proofErr w:type="gramStart"/>
-            <w:r>
-              <w:rPr>
-                <w:rFonts w:ascii="Helvetica Neue" w:eastAsia="Times New Roman" w:hAnsi="Helvetica Neue" w:cs="Arial"/>
-                <w:color w:val="000000"/>
-                <w:kern w:val="0"/>
-                <w:sz w:val="18"/>
-                <w:szCs w:val="18"/>
-                <w14:ligatures w14:val="none"/>
-              </w:rPr>
-              <w:t>qt.project</w:t>
-            </w:r>
-            <w:proofErr w:type="spellEnd"/>
-            <w:proofErr w:type="gramEnd"/>
-            <w:r>
-              <w:rPr>
-                <w:rFonts w:ascii="Helvetica Neue" w:eastAsia="Times New Roman" w:hAnsi="Helvetica Neue" w:cs="Arial"/>
-                <w:color w:val="000000"/>
-                <w:kern w:val="0"/>
-                <w:sz w:val="18"/>
-                <w:szCs w:val="18"/>
-                <w14:ligatures w14:val="none"/>
-              </w:rPr>
-              <w:t>]]</w:t>
+              <w:t>[[.qt.project]]</w:t>
             </w:r>
           </w:p>
         </w:tc>
@@ -973,47 +854,7 @@
           <w:szCs w:val="18"/>
           <w:lang w:val="en-US"/>
         </w:rPr>
-        <w:t>[[</w:t>
-      </w:r>
-      <w:proofErr w:type="gramStart"/>
-      <w:r>
-        <w:rPr>
-          <w:rFonts w:ascii="Helvetica Neue" w:hAnsi="Helvetica Neue" w:cs="Arial"/>
-          <w:sz w:val="18"/>
-          <w:szCs w:val="18"/>
-          <w:lang w:val="en-US"/>
-        </w:rPr>
-        <w:t>rtf .</w:t>
-      </w:r>
-      <w:proofErr w:type="spellStart"/>
-      <w:r>
-        <w:rPr>
-          <w:rFonts w:ascii="Helvetica Neue" w:hAnsi="Helvetica Neue" w:cs="Arial"/>
-          <w:sz w:val="18"/>
-          <w:szCs w:val="18"/>
-          <w:lang w:val="en-US"/>
-        </w:rPr>
-        <w:t>qt</w:t>
-      </w:r>
-      <w:proofErr w:type="gramEnd"/>
-      <w:r>
-        <w:rPr>
-          <w:rFonts w:ascii="Helvetica Neue" w:hAnsi="Helvetica Neue" w:cs="Arial"/>
-          <w:sz w:val="18"/>
-          <w:szCs w:val="18"/>
-          <w:lang w:val="en-US"/>
-        </w:rPr>
-        <w:t>.terms</w:t>
-      </w:r>
-      <w:proofErr w:type="spellEnd"/>
-      <w:r>
-        <w:rPr>
-          <w:rFonts w:ascii="Helvetica Neue" w:hAnsi="Helvetica Neue" w:cs="Arial"/>
-          <w:sz w:val="18"/>
-          <w:szCs w:val="18"/>
-          <w:lang w:val="en-US"/>
-        </w:rPr>
-        <w:t>]]</w:t>
+        <w:t>[[rtf .qt.terms]]</w:t>
       </w:r>
       <w:r>
         <w:rPr>
@@ -1031,48 +872,7 @@
           <w:szCs w:val="18"/>
           <w:lang w:val="en-US"/>
         </w:rPr>
-        <w:t>[[</w:t>
-      </w:r>
-      <w:proofErr w:type="spellStart"/>
-      <w:proofErr w:type="gramStart"/>
-      <w:r>
-        <w:rPr>
-          <w:rFonts w:ascii="Helvetica Neue" w:hAnsi="Helvetica Neue" w:cs="Arial"/>
-          <w:sz w:val="18"/>
-          <w:szCs w:val="18"/>
-          <w:lang w:val="en-US"/>
-        </w:rPr>
-        <w:t>wmtext</w:t>
-      </w:r>
-      <w:proofErr w:type="spellEnd"/>
-      <w:r>
-        <w:rPr>
-          <w:rFonts w:ascii="Helvetica Neue" w:hAnsi="Helvetica Neue" w:cs="Arial"/>
-          <w:sz w:val="18"/>
-          <w:szCs w:val="18"/>
-          <w:lang w:val="en-US"/>
-        </w:rPr>
-        <w:t xml:space="preserve"> .</w:t>
-      </w:r>
-      <w:proofErr w:type="spellStart"/>
-      <w:r>
-        <w:rPr>
-          <w:rFonts w:ascii="Helvetica Neue" w:hAnsi="Helvetica Neue" w:cs="Arial"/>
-          <w:sz w:val="18"/>
-          <w:szCs w:val="18"/>
-          <w:lang w:val="en-US"/>
-        </w:rPr>
-        <w:t>qt</w:t>
-      </w:r>
-      <w:proofErr w:type="gramEnd"/>
-      <w:r>
-        <w:rPr>
-          <w:rFonts w:ascii="Helvetica Neue" w:hAnsi="Helvetica Neue" w:cs="Arial"/>
-          <w:sz w:val="18"/>
-          <w:szCs w:val="18"/>
-          <w:lang w:val="en-US"/>
-        </w:rPr>
-        <w:t>.</w:t>
+        <w:t>[[wmtext .qt.</w:t>
       </w:r>
       <w:r>
         <w:rPr>
@@ -1083,7 +883,6 @@
         </w:rPr>
         <w:t>water_mark</w:t>
       </w:r>
-      <w:proofErr w:type="spellEnd"/>
       <w:r>
         <w:rPr>
           <w:rFonts w:ascii="Helvetica Neue" w:hAnsi="Helvetica Neue" w:cs="Arial"/>
@@ -1190,73 +989,7 @@
           <w:lang w:val="en-US"/>
           <w14:ligatures w14:val="none"/>
         </w:rPr>
-        <w:t>[[$</w:t>
-      </w:r>
-      <w:proofErr w:type="gramStart"/>
-      <w:r>
-        <w:rPr>
-          <w:rFonts w:ascii="Helvetica Neue" w:eastAsia="Times New Roman" w:hAnsi="Helvetica Neue" w:cs="Arial"/>
-          <w:color w:val="000000"/>
-          <w:kern w:val="0"/>
-          <w:sz w:val="18"/>
-          <w:szCs w:val="18"/>
-          <w:lang w:val="en-US"/>
-          <w14:ligatures w14:val="none"/>
-        </w:rPr>
-        <w:t>cur :</w:t>
-      </w:r>
-      <w:proofErr w:type="gramEnd"/>
-      <w:r>
-        <w:rPr>
-          <w:rFonts w:ascii="Helvetica Neue" w:eastAsia="Times New Roman" w:hAnsi="Helvetica Neue" w:cs="Arial"/>
-          <w:color w:val="000000"/>
-          <w:kern w:val="0"/>
-          <w:sz w:val="18"/>
-          <w:szCs w:val="18"/>
-          <w:lang w:val="en-US"/>
-          <w14:ligatures w14:val="none"/>
-        </w:rPr>
-        <w:t>= .</w:t>
-      </w:r>
-      <w:proofErr w:type="spellStart"/>
-      <w:proofErr w:type="gramStart"/>
-      <w:r>
-        <w:rPr>
-          <w:rFonts w:ascii="Helvetica Neue" w:eastAsia="Times New Roman" w:hAnsi="Helvetica Neue" w:cs="Arial"/>
-          <w:color w:val="000000"/>
-          <w:kern w:val="0"/>
-          <w:sz w:val="18"/>
-          <w:szCs w:val="18"/>
-          <w:lang w:val="en-US"/>
-          <w14:ligatures w14:val="none"/>
-        </w:rPr>
-        <w:t>ci.companyinfo</w:t>
-      </w:r>
-      <w:proofErr w:type="gramEnd"/>
-      <w:r>
-        <w:rPr>
-          <w:rFonts w:ascii="Helvetica Neue" w:eastAsia="Times New Roman" w:hAnsi="Helvetica Neue" w:cs="Arial"/>
-          <w:color w:val="000000"/>
-          <w:kern w:val="0"/>
-          <w:sz w:val="18"/>
-          <w:szCs w:val="18"/>
-          <w:lang w:val="en-US"/>
-          <w14:ligatures w14:val="none"/>
-        </w:rPr>
-        <w:t>.currency</w:t>
-      </w:r>
-      <w:proofErr w:type="spellEnd"/>
-      <w:r>
-        <w:rPr>
-          <w:rFonts w:ascii="Helvetica Neue" w:eastAsia="Times New Roman" w:hAnsi="Helvetica Neue" w:cs="Arial"/>
-          <w:color w:val="000000"/>
-          <w:kern w:val="0"/>
-          <w:sz w:val="18"/>
-          <w:szCs w:val="18"/>
-          <w:lang w:val="en-US"/>
-          <w14:ligatures w14:val="none"/>
-        </w:rPr>
-        <w:t>]]</w:t>
+        <w:t>[[$cur := .ci.companyinfo.currency]]</w:t>
       </w:r>
       <w:r>
         <w:rPr>
@@ -1268,33 +1001,7 @@
           <w:lang w:val="en-US"/>
           <w14:ligatures w14:val="none"/>
         </w:rPr>
-        <w:t xml:space="preserve"> [[$</w:t>
-      </w:r>
-      <w:proofErr w:type="gramStart"/>
-      <w:r>
-        <w:rPr>
-          <w:rFonts w:ascii="Helvetica Neue" w:eastAsia="Times New Roman" w:hAnsi="Helvetica Neue" w:cs="Arial"/>
-          <w:color w:val="000000"/>
-          <w:kern w:val="0"/>
-          <w:sz w:val="18"/>
-          <w:szCs w:val="18"/>
-          <w:lang w:val="en-US"/>
-          <w14:ligatures w14:val="none"/>
-        </w:rPr>
-        <w:t>No :</w:t>
-      </w:r>
-      <w:proofErr w:type="gramEnd"/>
-      <w:r>
-        <w:rPr>
-          <w:rFonts w:ascii="Helvetica Neue" w:eastAsia="Times New Roman" w:hAnsi="Helvetica Neue" w:cs="Arial"/>
-          <w:color w:val="000000"/>
-          <w:kern w:val="0"/>
-          <w:sz w:val="18"/>
-          <w:szCs w:val="18"/>
-          <w:lang w:val="en-US"/>
-          <w14:ligatures w14:val="none"/>
-        </w:rPr>
-        <w:t>= 1]]</w:t>
+        <w:t xml:space="preserve"> [[$No := 1]]</w:t>
       </w:r>
       <w:r>
         <w:rPr>
@@ -1306,33 +1013,7 @@
           <w:lang w:val="en-US"/>
           <w14:ligatures w14:val="none"/>
         </w:rPr>
-        <w:t xml:space="preserve"> [[$</w:t>
-      </w:r>
-      <w:proofErr w:type="gramStart"/>
-      <w:r>
-        <w:rPr>
-          <w:rFonts w:ascii="Helvetica Neue" w:eastAsia="Times New Roman" w:hAnsi="Helvetica Neue" w:cs="Arial"/>
-          <w:color w:val="000000"/>
-          <w:kern w:val="0"/>
-          <w:sz w:val="18"/>
-          <w:szCs w:val="18"/>
-          <w:lang w:val="en-US"/>
-          <w14:ligatures w14:val="none"/>
-        </w:rPr>
-        <w:t>comp :</w:t>
-      </w:r>
-      <w:proofErr w:type="gramEnd"/>
-      <w:r>
-        <w:rPr>
-          <w:rFonts w:ascii="Helvetica Neue" w:eastAsia="Times New Roman" w:hAnsi="Helvetica Neue" w:cs="Arial"/>
-          <w:color w:val="000000"/>
-          <w:kern w:val="0"/>
-          <w:sz w:val="18"/>
-          <w:szCs w:val="18"/>
-          <w:lang w:val="en-US"/>
-          <w14:ligatures w14:val="none"/>
-        </w:rPr>
-        <w:t>= “0.00”]]</w:t>
+        <w:t xml:space="preserve"> [[$comp := “0.00”]]</w:t>
       </w:r>
     </w:p>
     <w:p>
@@ -1576,118 +1257,7 @@
                 <w:szCs w:val="18"/>
                 <w14:ligatures w14:val="none"/>
               </w:rPr>
-              <w:t>[[</w:t>
-            </w:r>
-            <w:proofErr w:type="spellStart"/>
-            <w:proofErr w:type="gramStart"/>
-            <w:r>
-              <w:rPr>
-                <w:rFonts w:ascii="Helvetica Neue" w:eastAsia="Times New Roman" w:hAnsi="Helvetica Neue" w:cs="Arial"/>
-                <w:color w:val="000000"/>
-                <w:kern w:val="0"/>
-                <w:sz w:val="18"/>
-                <w:szCs w:val="18"/>
-                <w14:ligatures w14:val="none"/>
-              </w:rPr>
-              <w:t>tableStart</w:t>
-            </w:r>
-            <w:proofErr w:type="spellEnd"/>
-            <w:r>
-              <w:rPr>
-                <w:rFonts w:ascii="Helvetica Neue" w:eastAsia="Times New Roman" w:hAnsi="Helvetica Neue" w:cs="Arial"/>
-                <w:color w:val="000000"/>
-                <w:kern w:val="0"/>
-                <w:sz w:val="18"/>
-                <w:szCs w:val="18"/>
-                <w14:ligatures w14:val="none"/>
-              </w:rPr>
-              <w:t>(</w:t>
-            </w:r>
-            <w:proofErr w:type="gramEnd"/>
-            <w:r>
-              <w:rPr>
-                <w:rFonts w:ascii="Helvetica Neue" w:eastAsia="Times New Roman" w:hAnsi="Helvetica Neue" w:cs="Arial"/>
-                <w:color w:val="000000"/>
-                <w:kern w:val="0"/>
-                <w:sz w:val="18"/>
-                <w:szCs w:val="18"/>
-                <w14:ligatures w14:val="none"/>
-              </w:rPr>
-              <w:t>$</w:t>
-            </w:r>
-            <w:proofErr w:type="spellStart"/>
-            <w:r>
-              <w:rPr>
-                <w:rFonts w:ascii="Helvetica Neue" w:eastAsia="Times New Roman" w:hAnsi="Helvetica Neue" w:cs="Arial"/>
-                <w:color w:val="000000"/>
-                <w:kern w:val="0"/>
-                <w:sz w:val="18"/>
-                <w:szCs w:val="18"/>
-                <w14:ligatures w14:val="none"/>
-              </w:rPr>
-              <w:t>prodKey</w:t>
-            </w:r>
-            <w:proofErr w:type="spellEnd"/>
-            <w:r>
-              <w:rPr>
-                <w:rFonts w:ascii="Helvetica Neue" w:eastAsia="Times New Roman" w:hAnsi="Helvetica Neue" w:cs="Arial"/>
-                <w:color w:val="000000"/>
-                <w:kern w:val="0"/>
-                <w:sz w:val="18"/>
-                <w:szCs w:val="18"/>
-                <w14:ligatures w14:val="none"/>
-              </w:rPr>
-              <w:t>, $</w:t>
-            </w:r>
-            <w:proofErr w:type="spellStart"/>
-            <w:r>
-              <w:rPr>
-                <w:rFonts w:ascii="Helvetica Neue" w:eastAsia="Times New Roman" w:hAnsi="Helvetica Neue" w:cs="Arial"/>
-                <w:color w:val="000000"/>
-                <w:kern w:val="0"/>
-                <w:sz w:val="18"/>
-                <w:szCs w:val="18"/>
-                <w14:ligatures w14:val="none"/>
-              </w:rPr>
-              <w:t>pv</w:t>
-            </w:r>
-            <w:proofErr w:type="spellEnd"/>
-            <w:r>
-              <w:rPr>
-                <w:rFonts w:ascii="Helvetica Neue" w:eastAsia="Times New Roman" w:hAnsi="Helvetica Neue" w:cs="Arial"/>
-                <w:color w:val="000000"/>
-                <w:kern w:val="0"/>
-                <w:sz w:val="18"/>
-                <w:szCs w:val="18"/>
-                <w14:ligatures w14:val="none"/>
-              </w:rPr>
-              <w:t xml:space="preserve"> as .</w:t>
-            </w:r>
-            <w:proofErr w:type="spellStart"/>
-            <w:proofErr w:type="gramStart"/>
-            <w:r>
-              <w:rPr>
-                <w:rFonts w:ascii="Helvetica Neue" w:eastAsia="Times New Roman" w:hAnsi="Helvetica Neue" w:cs="Arial"/>
-                <w:color w:val="000000"/>
-                <w:kern w:val="0"/>
-                <w:sz w:val="18"/>
-                <w:szCs w:val="18"/>
-                <w14:ligatures w14:val="none"/>
-              </w:rPr>
-              <w:t>ci.cartItem</w:t>
-            </w:r>
-            <w:proofErr w:type="spellEnd"/>
-            <w:proofErr w:type="gramEnd"/>
-            <w:r>
-              <w:rPr>
-                <w:rFonts w:ascii="Helvetica Neue" w:eastAsia="Times New Roman" w:hAnsi="Helvetica Neue" w:cs="Arial"/>
-                <w:color w:val="000000"/>
-                <w:kern w:val="0"/>
-                <w:sz w:val="18"/>
-                <w:szCs w:val="18"/>
-                <w14:ligatures w14:val="none"/>
-              </w:rPr>
-              <w:t>)]]</w:t>
+              <w:t>[[tableStart($prodKey, $pv as .ci.cartItem)]]</w:t>
             </w:r>
           </w:p>
         </w:tc>
@@ -1784,33 +1354,7 @@
                 <w:szCs w:val="18"/>
                 <w14:ligatures w14:val="none"/>
               </w:rPr>
-              <w:t>[[$</w:t>
-            </w:r>
-            <w:proofErr w:type="spellStart"/>
-            <w:proofErr w:type="gramStart"/>
-            <w:r>
-              <w:rPr>
-                <w:rFonts w:ascii="Helvetica Neue" w:eastAsia="Times New Roman" w:hAnsi="Helvetica Neue" w:cs="Arial"/>
-                <w:color w:val="000000"/>
-                <w:kern w:val="0"/>
-                <w:sz w:val="18"/>
-                <w:szCs w:val="18"/>
-                <w14:ligatures w14:val="none"/>
-              </w:rPr>
-              <w:t>pv.productName</w:t>
-            </w:r>
-            <w:proofErr w:type="spellEnd"/>
-            <w:proofErr w:type="gramEnd"/>
-            <w:r>
-              <w:rPr>
-                <w:rFonts w:ascii="Helvetica Neue" w:eastAsia="Times New Roman" w:hAnsi="Helvetica Neue" w:cs="Arial"/>
-                <w:color w:val="000000"/>
-                <w:kern w:val="0"/>
-                <w:sz w:val="18"/>
-                <w:szCs w:val="18"/>
-                <w14:ligatures w14:val="none"/>
-              </w:rPr>
-              <w:t>]]</w:t>
+              <w:t>[[$pv.productName]]</w:t>
             </w:r>
           </w:p>
         </w:tc>
@@ -1844,33 +1388,7 @@
                 <w:szCs w:val="18"/>
                 <w14:ligatures w14:val="none"/>
               </w:rPr>
-              <w:t>[[$</w:t>
-            </w:r>
-            <w:proofErr w:type="spellStart"/>
-            <w:proofErr w:type="gramStart"/>
-            <w:r>
-              <w:rPr>
-                <w:rFonts w:ascii="Helvetica Neue" w:eastAsia="Times New Roman" w:hAnsi="Helvetica Neue" w:cs="Arial"/>
-                <w:color w:val="000000"/>
-                <w:kern w:val="0"/>
-                <w:sz w:val="18"/>
-                <w:szCs w:val="18"/>
-                <w14:ligatures w14:val="none"/>
-              </w:rPr>
-              <w:t>pv.totalqty</w:t>
-            </w:r>
-            <w:proofErr w:type="spellEnd"/>
-            <w:proofErr w:type="gramEnd"/>
-            <w:r>
-              <w:rPr>
-                <w:rFonts w:ascii="Helvetica Neue" w:eastAsia="Times New Roman" w:hAnsi="Helvetica Neue" w:cs="Arial"/>
-                <w:color w:val="000000"/>
-                <w:kern w:val="0"/>
-                <w:sz w:val="18"/>
-                <w:szCs w:val="18"/>
-                <w14:ligatures w14:val="none"/>
-              </w:rPr>
-              <w:t>]]</w:t>
+              <w:t>[[$pv.totalqty]]</w:t>
             </w:r>
           </w:p>
         </w:tc>
@@ -1904,33 +1422,7 @@
                 <w:szCs w:val="18"/>
                 <w14:ligatures w14:val="none"/>
               </w:rPr>
-              <w:t>[[$</w:t>
-            </w:r>
-            <w:proofErr w:type="spellStart"/>
-            <w:proofErr w:type="gramStart"/>
-            <w:r>
-              <w:rPr>
-                <w:rFonts w:ascii="Helvetica Neue" w:eastAsia="Times New Roman" w:hAnsi="Helvetica Neue" w:cs="Arial"/>
-                <w:color w:val="000000"/>
-                <w:kern w:val="0"/>
-                <w:sz w:val="18"/>
-                <w:szCs w:val="18"/>
-                <w14:ligatures w14:val="none"/>
-              </w:rPr>
-              <w:t>pv.productTotal</w:t>
-            </w:r>
-            <w:proofErr w:type="spellEnd"/>
-            <w:proofErr w:type="gramEnd"/>
-            <w:r>
-              <w:rPr>
-                <w:rFonts w:ascii="Helvetica Neue" w:eastAsia="Times New Roman" w:hAnsi="Helvetica Neue" w:cs="Arial"/>
-                <w:color w:val="000000"/>
-                <w:kern w:val="0"/>
-                <w:sz w:val="18"/>
-                <w:szCs w:val="18"/>
-                <w14:ligatures w14:val="none"/>
-              </w:rPr>
-              <w:t>]]</w:t>
+              <w:t>[[$pv.productTotal]]</w:t>
             </w:r>
           </w:p>
         </w:tc>
@@ -2042,31 +1534,7 @@
                 <w:szCs w:val="18"/>
                 <w14:ligatures w14:val="none"/>
               </w:rPr>
-              <w:t>[[</w:t>
-            </w:r>
-            <w:proofErr w:type="spellStart"/>
-            <w:r>
-              <w:rPr>
-                <w:rFonts w:ascii="Helvetica Neue" w:eastAsia="Times New Roman" w:hAnsi="Helvetica Neue" w:cs="Arial"/>
-                <w:color w:val="000000"/>
-                <w:kern w:val="0"/>
-                <w:sz w:val="18"/>
-                <w:szCs w:val="18"/>
-                <w14:ligatures w14:val="none"/>
-              </w:rPr>
-              <w:t>tableEnd</w:t>
-            </w:r>
-            <w:proofErr w:type="spellEnd"/>
-            <w:r>
-              <w:rPr>
-                <w:rFonts w:ascii="Helvetica Neue" w:eastAsia="Times New Roman" w:hAnsi="Helvetica Neue" w:cs="Arial"/>
-                <w:color w:val="000000"/>
-                <w:kern w:val="0"/>
-                <w:sz w:val="18"/>
-                <w:szCs w:val="18"/>
-                <w14:ligatures w14:val="none"/>
-              </w:rPr>
-              <w:t>]]</w:t>
+              <w:t>[[tableEnd]]</w:t>
             </w:r>
           </w:p>
         </w:tc>
@@ -2144,37 +1612,7 @@
                 <w:szCs w:val="18"/>
                 <w14:ligatures w14:val="none"/>
               </w:rPr>
-              <w:t>[[.</w:t>
-            </w:r>
-            <w:proofErr w:type="spellStart"/>
-            <w:proofErr w:type="gramStart"/>
-            <w:r>
-              <w:rPr>
-                <w:rFonts w:ascii="Helvetica Neue" w:eastAsia="Times New Roman" w:hAnsi="Helvetica Neue" w:cs="Arial"/>
-                <w:b/>
-                <w:bCs/>
-                <w:color w:val="000000"/>
-                <w:kern w:val="0"/>
-                <w:sz w:val="18"/>
-                <w:szCs w:val="18"/>
-                <w14:ligatures w14:val="none"/>
-              </w:rPr>
-              <w:t>qt.total</w:t>
-            </w:r>
-            <w:proofErr w:type="spellEnd"/>
-            <w:proofErr w:type="gramEnd"/>
-            <w:r>
-              <w:rPr>
-                <w:rFonts w:ascii="Helvetica Neue" w:eastAsia="Times New Roman" w:hAnsi="Helvetica Neue" w:cs="Arial"/>
-                <w:b/>
-                <w:bCs/>
-                <w:color w:val="000000"/>
-                <w:kern w:val="0"/>
-                <w:sz w:val="18"/>
-                <w:szCs w:val="18"/>
-                <w14:ligatures w14:val="none"/>
-              </w:rPr>
-              <w:t>]]</w:t>
+              <w:t>[[.qt.total]]</w:t>
             </w:r>
           </w:p>
         </w:tc>
@@ -2216,65 +1654,7 @@
                 <w:szCs w:val="18"/>
                 <w14:ligatures w14:val="none"/>
               </w:rPr>
-              <w:t>Discount ([[.</w:t>
-            </w:r>
-            <w:proofErr w:type="spellStart"/>
-            <w:proofErr w:type="gramStart"/>
-            <w:r>
-              <w:rPr>
-                <w:rFonts w:ascii="Helvetica Neue" w:eastAsia="Times New Roman" w:hAnsi="Helvetica Neue" w:cs="Arial"/>
-                <w:b/>
-                <w:bCs/>
-                <w:color w:val="000000"/>
-                <w:kern w:val="0"/>
-                <w:sz w:val="18"/>
-                <w:szCs w:val="18"/>
-                <w14:ligatures w14:val="none"/>
-              </w:rPr>
-              <w:t>qt.additional</w:t>
-            </w:r>
-            <w:proofErr w:type="gramEnd"/>
-            <w:r>
-              <w:rPr>
-                <w:rFonts w:ascii="Helvetica Neue" w:eastAsia="Times New Roman" w:hAnsi="Helvetica Neue" w:cs="Arial"/>
-                <w:b/>
-                <w:bCs/>
-                <w:color w:val="000000"/>
-                <w:kern w:val="0"/>
-                <w:sz w:val="18"/>
-                <w:szCs w:val="18"/>
-                <w14:ligatures w14:val="none"/>
-              </w:rPr>
-              <w:t>_discount_percentage</w:t>
-            </w:r>
-            <w:proofErr w:type="spellEnd"/>
-            <w:proofErr w:type="gramStart"/>
-            <w:r>
-              <w:rPr>
-                <w:rFonts w:ascii="Helvetica Neue" w:eastAsia="Times New Roman" w:hAnsi="Helvetica Neue" w:cs="Arial"/>
-                <w:b/>
-                <w:bCs/>
-                <w:color w:val="000000"/>
-                <w:kern w:val="0"/>
-                <w:sz w:val="18"/>
-                <w:szCs w:val="18"/>
-                <w14:ligatures w14:val="none"/>
-              </w:rPr>
-              <w:t>]]%</w:t>
-            </w:r>
-            <w:proofErr w:type="gramEnd"/>
-            <w:r>
-              <w:rPr>
-                <w:rFonts w:ascii="Helvetica Neue" w:eastAsia="Times New Roman" w:hAnsi="Helvetica Neue" w:cs="Arial"/>
-                <w:b/>
-                <w:bCs/>
-                <w:color w:val="000000"/>
-                <w:kern w:val="0"/>
-                <w:sz w:val="18"/>
-                <w:szCs w:val="18"/>
-                <w14:ligatures w14:val="none"/>
-              </w:rPr>
-              <w:t>)</w:t>
+              <w:t>Discount ([[.qt.additional_discount_percentage]]%)</w:t>
             </w:r>
           </w:p>
         </w:tc>
@@ -2308,44 +1688,7 @@
                 <w:szCs w:val="18"/>
                 <w14:ligatures w14:val="none"/>
               </w:rPr>
-              <w:t>[[.</w:t>
-            </w:r>
-            <w:proofErr w:type="spellStart"/>
-            <w:proofErr w:type="gramStart"/>
-            <w:r>
-              <w:rPr>
-                <w:rFonts w:ascii="Helvetica Neue" w:eastAsia="Times New Roman" w:hAnsi="Helvetica Neue" w:cs="Arial"/>
-                <w:color w:val="000000"/>
-                <w:kern w:val="0"/>
-                <w:sz w:val="18"/>
-                <w:szCs w:val="18"/>
-                <w14:ligatures w14:val="none"/>
-              </w:rPr>
-              <w:t>qt.discount</w:t>
-            </w:r>
-            <w:proofErr w:type="gramEnd"/>
-            <w:r>
-              <w:rPr>
-                <w:rFonts w:ascii="Helvetica Neue" w:eastAsia="Times New Roman" w:hAnsi="Helvetica Neue" w:cs="Arial"/>
-                <w:color w:val="000000"/>
-                <w:kern w:val="0"/>
-                <w:sz w:val="18"/>
-                <w:szCs w:val="18"/>
-                <w14:ligatures w14:val="none"/>
-              </w:rPr>
-              <w:t>_amount</w:t>
-            </w:r>
-            <w:proofErr w:type="spellEnd"/>
-            <w:r>
-              <w:rPr>
-                <w:rFonts w:ascii="Helvetica Neue" w:eastAsia="Times New Roman" w:hAnsi="Helvetica Neue" w:cs="Arial"/>
-                <w:color w:val="000000"/>
-                <w:kern w:val="0"/>
-                <w:sz w:val="18"/>
-                <w:szCs w:val="18"/>
-                <w14:ligatures w14:val="none"/>
-              </w:rPr>
-              <w:t>]]</w:t>
+              <w:t>[[.qt.discount_amount]]</w:t>
             </w:r>
           </w:p>
         </w:tc>
@@ -2423,63 +1766,7 @@
                 <w:szCs w:val="18"/>
                 <w14:ligatures w14:val="none"/>
               </w:rPr>
-              <w:t>[</w:t>
-            </w:r>
-            <w:proofErr w:type="gramStart"/>
-            <w:r>
-              <w:rPr>
-                <w:rFonts w:ascii="Helvetica Neue" w:eastAsia="Times New Roman" w:hAnsi="Helvetica Neue" w:cs="Arial"/>
-                <w:b/>
-                <w:bCs/>
-                <w:color w:val="000000"/>
-                <w:kern w:val="0"/>
-                <w:sz w:val="18"/>
-                <w:szCs w:val="18"/>
-                <w14:ligatures w14:val="none"/>
-              </w:rPr>
-              <w:t>[.</w:t>
-            </w:r>
-            <w:proofErr w:type="spellStart"/>
-            <w:r>
-              <w:rPr>
-                <w:rFonts w:ascii="Helvetica Neue" w:eastAsia="Times New Roman" w:hAnsi="Helvetica Neue" w:cs="Arial"/>
-                <w:b/>
-                <w:bCs/>
-                <w:color w:val="000000"/>
-                <w:kern w:val="0"/>
-                <w:sz w:val="18"/>
-                <w:szCs w:val="18"/>
-                <w14:ligatures w14:val="none"/>
-              </w:rPr>
-              <w:t>qt.net</w:t>
-            </w:r>
-            <w:proofErr w:type="gramEnd"/>
-            <w:r>
-              <w:rPr>
-                <w:rFonts w:ascii="Helvetica Neue" w:eastAsia="Times New Roman" w:hAnsi="Helvetica Neue" w:cs="Arial"/>
-                <w:b/>
-                <w:bCs/>
-                <w:color w:val="000000"/>
-                <w:kern w:val="0"/>
-                <w:sz w:val="18"/>
-                <w:szCs w:val="18"/>
-                <w14:ligatures w14:val="none"/>
-              </w:rPr>
-              <w:t>_total</w:t>
-            </w:r>
-            <w:proofErr w:type="spellEnd"/>
-            <w:r>
-              <w:rPr>
-                <w:rFonts w:ascii="Helvetica Neue" w:eastAsia="Times New Roman" w:hAnsi="Helvetica Neue" w:cs="Arial"/>
-                <w:b/>
-                <w:bCs/>
-                <w:color w:val="000000"/>
-                <w:kern w:val="0"/>
-                <w:sz w:val="18"/>
-                <w:szCs w:val="18"/>
-                <w14:ligatures w14:val="none"/>
-              </w:rPr>
-              <w:t>]]</w:t>
+              <w:t>[[.qt.net_total]]</w:t>
             </w:r>
           </w:p>
         </w:tc>
@@ -2518,56 +1805,19 @@
                 <w:szCs w:val="18"/>
                 <w14:ligatures w14:val="none"/>
               </w:rPr>
-              <w:t xml:space="preserve">[[if </w:t>
-            </w:r>
-            <w:proofErr w:type="gramStart"/>
-            <w:r>
-              <w:rPr>
-                <w:rFonts w:ascii="Helvetica Neue" w:eastAsia="Times New Roman" w:hAnsi="Helvetica Neue" w:cs="Arial"/>
-                <w:color w:val="000000"/>
-                <w:kern w:val="0"/>
-                <w:sz w:val="18"/>
-                <w:szCs w:val="18"/>
-                <w14:ligatures w14:val="none"/>
-              </w:rPr>
-              <w:t xml:space="preserve">ne </w:t>
-            </w:r>
-            <w:r>
-              <w:rPr>
-                <w:rFonts w:ascii="Helvetica Neue" w:eastAsia="Times New Roman" w:hAnsi="Helvetica Neue" w:cs="Arial"/>
-                <w:color w:val="000000"/>
-                <w:kern w:val="0"/>
-                <w:sz w:val="18"/>
-                <w:szCs w:val="18"/>
-                <w14:ligatures w14:val="none"/>
-              </w:rPr>
-              <w:t>.</w:t>
-            </w:r>
-            <w:proofErr w:type="spellStart"/>
-            <w:r>
-              <w:rPr>
-                <w:rFonts w:ascii="Helvetica Neue" w:eastAsia="Times New Roman" w:hAnsi="Helvetica Neue" w:cs="Arial"/>
-                <w:color w:val="000000"/>
-                <w:kern w:val="0"/>
-                <w:sz w:val="18"/>
-                <w:szCs w:val="18"/>
-                <w14:ligatures w14:val="none"/>
-              </w:rPr>
-              <w:t>qt</w:t>
-            </w:r>
-            <w:proofErr w:type="gramEnd"/>
-            <w:r>
-              <w:rPr>
-                <w:rFonts w:ascii="Helvetica Neue" w:eastAsia="Times New Roman" w:hAnsi="Helvetica Neue" w:cs="Arial"/>
-                <w:color w:val="000000"/>
-                <w:kern w:val="0"/>
-                <w:sz w:val="18"/>
-                <w:szCs w:val="18"/>
-                <w14:ligatures w14:val="none"/>
-              </w:rPr>
-              <w:t>.total_taxes_and_charges</w:t>
-            </w:r>
-            <w:proofErr w:type="spellEnd"/>
+              <w:t xml:space="preserve">[[if ne </w:t>
+            </w:r>
+            <w:r>
+              <w:rPr>
+                <w:rFonts w:ascii="Helvetica Neue" w:eastAsia="Times New Roman" w:hAnsi="Helvetica Neue" w:cs="Arial"/>
+                <w:color w:val="000000"/>
+                <w:kern w:val="0"/>
+                <w:sz w:val="18"/>
+                <w:szCs w:val="18"/>
+                <w14:ligatures w14:val="none"/>
+              </w:rPr>
+              <w:t>.qt.total_taxes_and_charges</w:t>
+            </w:r>
             <w:r>
               <w:rPr>
                 <w:rFonts w:ascii="Helvetica Neue" w:eastAsia="Times New Roman" w:hAnsi="Helvetica Neue" w:cs="Arial"/>
@@ -2664,44 +1914,7 @@
                 <w:szCs w:val="18"/>
                 <w14:ligatures w14:val="none"/>
               </w:rPr>
-              <w:t>[[.</w:t>
-            </w:r>
-            <w:proofErr w:type="spellStart"/>
-            <w:proofErr w:type="gramStart"/>
-            <w:r>
-              <w:rPr>
-                <w:rFonts w:ascii="Helvetica Neue" w:eastAsia="Times New Roman" w:hAnsi="Helvetica Neue" w:cs="Arial"/>
-                <w:color w:val="000000"/>
-                <w:kern w:val="0"/>
-                <w:sz w:val="18"/>
-                <w:szCs w:val="18"/>
-                <w14:ligatures w14:val="none"/>
-              </w:rPr>
-              <w:t>qt.total</w:t>
-            </w:r>
-            <w:proofErr w:type="gramEnd"/>
-            <w:r>
-              <w:rPr>
-                <w:rFonts w:ascii="Helvetica Neue" w:eastAsia="Times New Roman" w:hAnsi="Helvetica Neue" w:cs="Arial"/>
-                <w:color w:val="000000"/>
-                <w:kern w:val="0"/>
-                <w:sz w:val="18"/>
-                <w:szCs w:val="18"/>
-                <w14:ligatures w14:val="none"/>
-              </w:rPr>
-              <w:t>_taxes_and_charges</w:t>
-            </w:r>
-            <w:proofErr w:type="spellEnd"/>
-            <w:r>
-              <w:rPr>
-                <w:rFonts w:ascii="Helvetica Neue" w:eastAsia="Times New Roman" w:hAnsi="Helvetica Neue" w:cs="Arial"/>
-                <w:color w:val="000000"/>
-                <w:kern w:val="0"/>
-                <w:sz w:val="18"/>
-                <w:szCs w:val="18"/>
-                <w14:ligatures w14:val="none"/>
-              </w:rPr>
-              <w:t>]]</w:t>
+              <w:t>[[.qt.total_taxes_and_charges]]</w:t>
             </w:r>
           </w:p>
         </w:tc>
@@ -2818,50 +2031,7 @@
                 <w:szCs w:val="18"/>
                 <w14:ligatures w14:val="none"/>
               </w:rPr>
-              <w:t>[[.</w:t>
-            </w:r>
-            <w:proofErr w:type="spellStart"/>
-            <w:proofErr w:type="gramStart"/>
-            <w:r>
-              <w:rPr>
-                <w:rFonts w:ascii="Helvetica Neue" w:eastAsia="Times New Roman" w:hAnsi="Helvetica Neue" w:cs="Arial"/>
-                <w:b/>
-                <w:bCs/>
-                <w:color w:val="000000"/>
-                <w:kern w:val="0"/>
-                <w:sz w:val="18"/>
-                <w:szCs w:val="18"/>
-                <w14:ligatures w14:val="none"/>
-              </w:rPr>
-              <w:t>qt.grand</w:t>
-            </w:r>
-            <w:proofErr w:type="gramEnd"/>
-            <w:r>
-              <w:rPr>
-                <w:rFonts w:ascii="Helvetica Neue" w:eastAsia="Times New Roman" w:hAnsi="Helvetica Neue" w:cs="Arial"/>
-                <w:b/>
-                <w:bCs/>
-                <w:color w:val="000000"/>
-                <w:kern w:val="0"/>
-                <w:sz w:val="18"/>
-                <w:szCs w:val="18"/>
-                <w14:ligatures w14:val="none"/>
-              </w:rPr>
-              <w:t>_total</w:t>
-            </w:r>
-            <w:proofErr w:type="spellEnd"/>
-            <w:r>
-              <w:rPr>
-                <w:rFonts w:ascii="Helvetica Neue" w:eastAsia="Times New Roman" w:hAnsi="Helvetica Neue" w:cs="Arial"/>
-                <w:b/>
-                <w:bCs/>
-                <w:color w:val="000000"/>
-                <w:kern w:val="0"/>
-                <w:sz w:val="18"/>
-                <w:szCs w:val="18"/>
-                <w14:ligatures w14:val="none"/>
-              </w:rPr>
-              <w:t>]]</w:t>
+              <w:t>[[.qt.grand_total]]</w:t>
             </w:r>
           </w:p>
         </w:tc>
@@ -2894,105 +2064,34 @@
                 <w:szCs w:val="18"/>
                 <w14:ligatures w14:val="none"/>
               </w:rPr>
-              <w:t xml:space="preserve">Amount in </w:t>
-            </w:r>
-            <w:proofErr w:type="gramStart"/>
-            <w:r>
-              <w:rPr>
-                <w:rFonts w:ascii="Helvetica Neue" w:eastAsia="Times New Roman" w:hAnsi="Helvetica Neue" w:cs="Arial"/>
-                <w:b/>
-                <w:bCs/>
-                <w:color w:val="000000"/>
-                <w:kern w:val="0"/>
-                <w:sz w:val="18"/>
-                <w:szCs w:val="18"/>
-                <w14:ligatures w14:val="none"/>
-              </w:rPr>
-              <w:t>Words :</w:t>
-            </w:r>
-            <w:proofErr w:type="gramEnd"/>
-            <w:r>
-              <w:rPr>
-                <w:rFonts w:ascii="Helvetica Neue" w:eastAsia="Times New Roman" w:hAnsi="Helvetica Neue" w:cs="Arial"/>
-                <w:b/>
-                <w:bCs/>
-                <w:color w:val="000000"/>
-                <w:kern w:val="0"/>
-                <w:sz w:val="18"/>
-                <w:szCs w:val="18"/>
-                <w14:ligatures w14:val="none"/>
-              </w:rPr>
-              <w:t xml:space="preserve"> </w:t>
-            </w:r>
-            <w:r>
-              <w:rPr>
-                <w:rFonts w:ascii="Helvetica Neue" w:eastAsia="Times New Roman" w:hAnsi="Helvetica Neue" w:cs="Arial"/>
-                <w:b/>
-                <w:bCs/>
-                <w:color w:val="000000"/>
-                <w:kern w:val="0"/>
-                <w:sz w:val="18"/>
-                <w:szCs w:val="18"/>
-                <w14:ligatures w14:val="none"/>
-              </w:rPr>
-              <w:t>[</w:t>
-            </w:r>
-            <w:proofErr w:type="gramStart"/>
-            <w:r>
-              <w:rPr>
-                <w:rFonts w:ascii="Helvetica Neue" w:eastAsia="Times New Roman" w:hAnsi="Helvetica Neue" w:cs="Arial"/>
-                <w:b/>
-                <w:bCs/>
-                <w:color w:val="000000"/>
-                <w:kern w:val="0"/>
-                <w:sz w:val="18"/>
-                <w:szCs w:val="18"/>
-                <w14:ligatures w14:val="none"/>
-              </w:rPr>
-              <w:t>[.</w:t>
-            </w:r>
-            <w:proofErr w:type="spellStart"/>
-            <w:r>
-              <w:rPr>
-                <w:rFonts w:ascii="Helvetica Neue" w:eastAsia="Times New Roman" w:hAnsi="Helvetica Neue" w:cs="Arial"/>
-                <w:b/>
-                <w:bCs/>
-                <w:color w:val="000000"/>
-                <w:kern w:val="0"/>
-                <w:sz w:val="18"/>
-                <w:szCs w:val="18"/>
-                <w14:ligatures w14:val="none"/>
-              </w:rPr>
-              <w:t>qt.</w:t>
-            </w:r>
-            <w:r>
-              <w:rPr>
-                <w:rFonts w:ascii="Helvetica Neue" w:eastAsia="Times New Roman" w:hAnsi="Helvetica Neue" w:cs="Arial"/>
-                <w:b/>
-                <w:bCs/>
-                <w:color w:val="000000"/>
-                <w:kern w:val="0"/>
-                <w:sz w:val="18"/>
-                <w:szCs w:val="18"/>
-                <w14:ligatures w14:val="none"/>
-              </w:rPr>
-              <w:t>in</w:t>
-            </w:r>
-            <w:proofErr w:type="gramEnd"/>
-            <w:r>
-              <w:rPr>
-                <w:rFonts w:ascii="Helvetica Neue" w:eastAsia="Times New Roman" w:hAnsi="Helvetica Neue" w:cs="Arial"/>
-                <w:b/>
-                <w:bCs/>
-                <w:color w:val="000000"/>
-                <w:kern w:val="0"/>
-                <w:sz w:val="18"/>
-                <w:szCs w:val="18"/>
-                <w14:ligatures w14:val="none"/>
-              </w:rPr>
-              <w:t>_words</w:t>
-            </w:r>
-            <w:proofErr w:type="spellEnd"/>
+              <w:t xml:space="preserve">Amount in Words : </w:t>
+            </w:r>
+            <w:r>
+              <w:rPr>
+                <w:rFonts w:ascii="Helvetica Neue" w:eastAsia="Times New Roman" w:hAnsi="Helvetica Neue" w:cs="Arial"/>
+                <w:b/>
+                <w:bCs/>
+                <w:color w:val="000000"/>
+                <w:kern w:val="0"/>
+                <w:sz w:val="18"/>
+                <w:szCs w:val="18"/>
+                <w14:ligatures w14:val="none"/>
+              </w:rPr>
+              <w:t>[[.qt.</w:t>
+            </w:r>
+            <w:r>
+              <w:rPr>
+                <w:rFonts w:ascii="Helvetica Neue" w:eastAsia="Times New Roman" w:hAnsi="Helvetica Neue" w:cs="Arial"/>
+                <w:b/>
+                <w:bCs/>
+                <w:color w:val="000000"/>
+                <w:kern w:val="0"/>
+                <w:sz w:val="18"/>
+                <w:szCs w:val="18"/>
+                <w14:ligatures w14:val="none"/>
+              </w:rPr>
+              <w:t>in_words</w:t>
+            </w:r>
             <w:r>
               <w:rPr>
                 <w:rFonts w:ascii="Helvetica Neue" w:eastAsia="Times New Roman" w:hAnsi="Helvetica Neue" w:cs="Arial"/>
@@ -3038,31 +2137,7 @@
           <w:rFonts w:ascii="Helvetica Neue" w:hAnsi="Helvetica Neue" w:cs="Arial"/>
           <w:lang w:val="en-US"/>
         </w:rPr>
-        <w:t>[[</w:t>
-      </w:r>
-      <w:proofErr w:type="gramStart"/>
-      <w:r>
-        <w:rPr>
-          <w:rFonts w:ascii="Helvetica Neue" w:hAnsi="Helvetica Neue" w:cs="Arial"/>
-          <w:lang w:val="en-US"/>
-        </w:rPr>
-        <w:t>rtf .</w:t>
-      </w:r>
-      <w:proofErr w:type="spellStart"/>
-      <w:r>
-        <w:rPr>
-          <w:rFonts w:ascii="Helvetica Neue" w:hAnsi="Helvetica Neue" w:cs="Arial"/>
-          <w:lang w:val="en-US"/>
-        </w:rPr>
-        <w:t>qt</w:t>
-      </w:r>
-      <w:proofErr w:type="gramEnd"/>
-      <w:r>
-        <w:rPr>
-          <w:rFonts w:ascii="Helvetica Neue" w:hAnsi="Helvetica Neue" w:cs="Arial"/>
-          <w:lang w:val="en-US"/>
-        </w:rPr>
-        <w:t>.</w:t>
+        <w:t>[[rtf .qt.</w:t>
       </w:r>
       <w:r>
         <w:rPr>
@@ -3071,7 +2146,6 @@
         </w:rPr>
         <w:t>quotation_term_details</w:t>
       </w:r>
-      <w:proofErr w:type="spellEnd"/>
       <w:r>
         <w:rPr>
           <w:rFonts w:ascii="Helvetica Neue" w:hAnsi="Helvetica Neue" w:cs="Arial"/>
@@ -3123,39 +2197,7 @@
           <w:lang w:val="en-US"/>
         </w:rPr>
         <w:lastRenderedPageBreak/>
-        <w:t>[[</w:t>
-      </w:r>
-      <w:proofErr w:type="gramStart"/>
-      <w:r>
-        <w:rPr>
-          <w:rFonts w:ascii="Helvetica Neue" w:hAnsi="Helvetica Neue" w:cs="Arial"/>
-          <w:lang w:val="en-US"/>
-        </w:rPr>
-        <w:t>rtf .</w:t>
-      </w:r>
-      <w:proofErr w:type="spellStart"/>
-      <w:r>
-        <w:rPr>
-          <w:rFonts w:ascii="Helvetica Neue" w:hAnsi="Helvetica Neue" w:cs="Arial"/>
-          <w:lang w:val="en-US"/>
-        </w:rPr>
-        <w:t>qt</w:t>
-      </w:r>
-      <w:proofErr w:type="gramEnd"/>
-      <w:r>
-        <w:rPr>
-          <w:rFonts w:ascii="Helvetica Neue" w:hAnsi="Helvetica Neue" w:cs="Arial"/>
-          <w:lang w:val="en-US"/>
-        </w:rPr>
-        <w:t>.letter_details</w:t>
-      </w:r>
-      <w:proofErr w:type="spellEnd"/>
-      <w:r>
-        <w:rPr>
-          <w:rFonts w:ascii="Helvetica Neue" w:hAnsi="Helvetica Neue" w:cs="Arial"/>
-          <w:lang w:val="en-US"/>
-        </w:rPr>
-        <w:t>]]</w:t>
+        <w:t>[[rtf .qt.letter_details]]</w:t>
       </w:r>
     </w:p>
     <w:p>
@@ -3201,33 +2243,8 @@
           <w:lang w:val="en-US"/>
         </w:rPr>
         <w:lastRenderedPageBreak/>
-        <w:t>[[</w:t>
+        <w:t>[[rtf .qt.standard_tc_details</w:t>
       </w:r>
-      <w:proofErr w:type="gramStart"/>
-      <w:r>
-        <w:rPr>
-          <w:rFonts w:ascii="Helvetica Neue" w:hAnsi="Helvetica Neue" w:cs="Arial"/>
-          <w:lang w:val="en-US"/>
-        </w:rPr>
-        <w:t>rtf .</w:t>
-      </w:r>
-      <w:proofErr w:type="spellStart"/>
-      <w:r>
-        <w:rPr>
-          <w:rFonts w:ascii="Helvetica Neue" w:hAnsi="Helvetica Neue" w:cs="Arial"/>
-          <w:lang w:val="en-US"/>
-        </w:rPr>
-        <w:t>qt</w:t>
-      </w:r>
-      <w:proofErr w:type="gramEnd"/>
-      <w:r>
-        <w:rPr>
-          <w:rFonts w:ascii="Helvetica Neue" w:hAnsi="Helvetica Neue" w:cs="Arial"/>
-          <w:lang w:val="en-US"/>
-        </w:rPr>
-        <w:t>.standard_tc_details</w:t>
-      </w:r>
-      <w:proofErr w:type="spellEnd"/>
       <w:r>
         <w:rPr>
           <w:rFonts w:ascii="Helvetica Neue" w:hAnsi="Helvetica Neue" w:cs="Arial"/>
@@ -3308,41 +2325,7 @@
           <w:lang w:val="en-US"/>
           <w14:ligatures w14:val="none"/>
         </w:rPr>
-        <w:t>[[$</w:t>
-      </w:r>
-      <w:proofErr w:type="spellStart"/>
-      <w:proofErr w:type="gramStart"/>
-      <w:r>
-        <w:rPr>
-          <w:rFonts w:ascii="Helvetica Neue" w:eastAsia="Times New Roman" w:hAnsi="Helvetica Neue" w:cs="Arial"/>
-          <w:color w:val="000000"/>
-          <w:kern w:val="0"/>
-          <w:lang w:val="en-US"/>
-          <w14:ligatures w14:val="none"/>
-        </w:rPr>
-        <w:t>prdSNo</w:t>
-      </w:r>
-      <w:proofErr w:type="spellEnd"/>
-      <w:r>
-        <w:rPr>
-          <w:rFonts w:ascii="Helvetica Neue" w:eastAsia="Times New Roman" w:hAnsi="Helvetica Neue" w:cs="Arial"/>
-          <w:color w:val="000000"/>
-          <w:kern w:val="0"/>
-          <w:lang w:val="en-US"/>
-          <w14:ligatures w14:val="none"/>
-        </w:rPr>
-        <w:t xml:space="preserve"> :</w:t>
-      </w:r>
-      <w:proofErr w:type="gramEnd"/>
-      <w:r>
-        <w:rPr>
-          <w:rFonts w:ascii="Helvetica Neue" w:eastAsia="Times New Roman" w:hAnsi="Helvetica Neue" w:cs="Arial"/>
-          <w:color w:val="000000"/>
-          <w:kern w:val="0"/>
-          <w:lang w:val="en-US"/>
-          <w14:ligatures w14:val="none"/>
-        </w:rPr>
-        <w:t>= 1]]</w:t>
+        <w:t>[[$prdSNo := 1]]</w:t>
       </w:r>
     </w:p>
     <w:tbl>
@@ -3397,118 +2380,7 @@
                 <w:szCs w:val="18"/>
                 <w14:ligatures w14:val="none"/>
               </w:rPr>
-              <w:t>[[</w:t>
-            </w:r>
-            <w:proofErr w:type="spellStart"/>
-            <w:proofErr w:type="gramStart"/>
-            <w:r>
-              <w:rPr>
-                <w:rFonts w:ascii="Helvetica Neue" w:eastAsia="Times New Roman" w:hAnsi="Helvetica Neue" w:cs="Arial"/>
-                <w:color w:val="000000"/>
-                <w:kern w:val="0"/>
-                <w:sz w:val="18"/>
-                <w:szCs w:val="18"/>
-                <w14:ligatures w14:val="none"/>
-              </w:rPr>
-              <w:t>tableStart</w:t>
-            </w:r>
-            <w:proofErr w:type="spellEnd"/>
-            <w:r>
-              <w:rPr>
-                <w:rFonts w:ascii="Helvetica Neue" w:eastAsia="Times New Roman" w:hAnsi="Helvetica Neue" w:cs="Arial"/>
-                <w:color w:val="000000"/>
-                <w:kern w:val="0"/>
-                <w:sz w:val="18"/>
-                <w:szCs w:val="18"/>
-                <w14:ligatures w14:val="none"/>
-              </w:rPr>
-              <w:t>(</w:t>
-            </w:r>
-            <w:proofErr w:type="gramEnd"/>
-            <w:r>
-              <w:rPr>
-                <w:rFonts w:ascii="Helvetica Neue" w:eastAsia="Times New Roman" w:hAnsi="Helvetica Neue" w:cs="Arial"/>
-                <w:color w:val="000000"/>
-                <w:kern w:val="0"/>
-                <w:sz w:val="18"/>
-                <w:szCs w:val="18"/>
-                <w14:ligatures w14:val="none"/>
-              </w:rPr>
-              <w:t>$</w:t>
-            </w:r>
-            <w:proofErr w:type="spellStart"/>
-            <w:r>
-              <w:rPr>
-                <w:rFonts w:ascii="Helvetica Neue" w:eastAsia="Times New Roman" w:hAnsi="Helvetica Neue" w:cs="Arial"/>
-                <w:color w:val="000000"/>
-                <w:kern w:val="0"/>
-                <w:sz w:val="18"/>
-                <w:szCs w:val="18"/>
-                <w14:ligatures w14:val="none"/>
-              </w:rPr>
-              <w:t>prodKey</w:t>
-            </w:r>
-            <w:proofErr w:type="spellEnd"/>
-            <w:r>
-              <w:rPr>
-                <w:rFonts w:ascii="Helvetica Neue" w:eastAsia="Times New Roman" w:hAnsi="Helvetica Neue" w:cs="Arial"/>
-                <w:color w:val="000000"/>
-                <w:kern w:val="0"/>
-                <w:sz w:val="18"/>
-                <w:szCs w:val="18"/>
-                <w14:ligatures w14:val="none"/>
-              </w:rPr>
-              <w:t>, $</w:t>
-            </w:r>
-            <w:proofErr w:type="spellStart"/>
-            <w:r>
-              <w:rPr>
-                <w:rFonts w:ascii="Helvetica Neue" w:eastAsia="Times New Roman" w:hAnsi="Helvetica Neue" w:cs="Arial"/>
-                <w:color w:val="000000"/>
-                <w:kern w:val="0"/>
-                <w:sz w:val="18"/>
-                <w:szCs w:val="18"/>
-                <w14:ligatures w14:val="none"/>
-              </w:rPr>
-              <w:t>pv</w:t>
-            </w:r>
-            <w:proofErr w:type="spellEnd"/>
-            <w:r>
-              <w:rPr>
-                <w:rFonts w:ascii="Helvetica Neue" w:eastAsia="Times New Roman" w:hAnsi="Helvetica Neue" w:cs="Arial"/>
-                <w:color w:val="000000"/>
-                <w:kern w:val="0"/>
-                <w:sz w:val="18"/>
-                <w:szCs w:val="18"/>
-                <w14:ligatures w14:val="none"/>
-              </w:rPr>
-              <w:t xml:space="preserve"> as .</w:t>
-            </w:r>
-            <w:proofErr w:type="spellStart"/>
-            <w:proofErr w:type="gramStart"/>
-            <w:r>
-              <w:rPr>
-                <w:rFonts w:ascii="Helvetica Neue" w:eastAsia="Times New Roman" w:hAnsi="Helvetica Neue" w:cs="Arial"/>
-                <w:color w:val="000000"/>
-                <w:kern w:val="0"/>
-                <w:sz w:val="18"/>
-                <w:szCs w:val="18"/>
-                <w14:ligatures w14:val="none"/>
-              </w:rPr>
-              <w:t>ci.cartItem</w:t>
-            </w:r>
-            <w:proofErr w:type="spellEnd"/>
-            <w:proofErr w:type="gramEnd"/>
-            <w:r>
-              <w:rPr>
-                <w:rFonts w:ascii="Helvetica Neue" w:eastAsia="Times New Roman" w:hAnsi="Helvetica Neue" w:cs="Arial"/>
-                <w:color w:val="000000"/>
-                <w:kern w:val="0"/>
-                <w:sz w:val="18"/>
-                <w:szCs w:val="18"/>
-                <w14:ligatures w14:val="none"/>
-              </w:rPr>
-              <w:t>)]]</w:t>
+              <w:t>[[tableStart($prodKey, $pv as .ci.cartItem)]]</w:t>
             </w:r>
           </w:p>
         </w:tc>
@@ -3552,9 +2424,8 @@
                 <w:u w:val="single"/>
                 <w14:ligatures w14:val="none"/>
               </w:rPr>
-              <w:t>[[$</w:t>
-            </w:r>
-            <w:proofErr w:type="spellStart"/>
+              <w:t>[[$prdSNo]] - [[$pv.productName]]</w:t>
+            </w:r>
             <w:r>
               <w:rPr>
                 <w:rFonts w:ascii="Helvetica Neue" w:eastAsia="Times New Roman" w:hAnsi="Helvetica Neue" w:cs="Arial"/>
@@ -3565,9 +2436,8 @@
                 <w:u w:val="single"/>
                 <w14:ligatures w14:val="none"/>
               </w:rPr>
-              <w:t>prdSNo</w:t>
-            </w:r>
-            <w:proofErr w:type="spellEnd"/>
+              <w:t xml:space="preserve"> -</w:t>
+            </w:r>
             <w:r>
               <w:rPr>
                 <w:rFonts w:ascii="Helvetica Neue" w:eastAsia="Times New Roman" w:hAnsi="Helvetica Neue" w:cs="Arial"/>
@@ -3578,135 +2448,18 @@
                 <w:u w:val="single"/>
                 <w14:ligatures w14:val="none"/>
               </w:rPr>
-              <w:t>]] - [[$</w:t>
-            </w:r>
-            <w:proofErr w:type="spellStart"/>
-            <w:proofErr w:type="gramStart"/>
-            <w:r>
-              <w:rPr>
-                <w:rFonts w:ascii="Helvetica Neue" w:eastAsia="Times New Roman" w:hAnsi="Helvetica Neue" w:cs="Arial"/>
-                <w:b/>
-                <w:bCs/>
-                <w:color w:val="000000"/>
-                <w:kern w:val="0"/>
-                <w:u w:val="single"/>
-                <w14:ligatures w14:val="none"/>
-              </w:rPr>
-              <w:t>pv.productName</w:t>
-            </w:r>
-            <w:proofErr w:type="spellEnd"/>
-            <w:proofErr w:type="gramEnd"/>
-            <w:r>
-              <w:rPr>
-                <w:rFonts w:ascii="Helvetica Neue" w:eastAsia="Times New Roman" w:hAnsi="Helvetica Neue" w:cs="Arial"/>
-                <w:b/>
-                <w:bCs/>
-                <w:color w:val="000000"/>
-                <w:kern w:val="0"/>
-                <w:u w:val="single"/>
-                <w14:ligatures w14:val="none"/>
-              </w:rPr>
-              <w:t>]]</w:t>
-            </w:r>
-            <w:r>
-              <w:rPr>
-                <w:rFonts w:ascii="Helvetica Neue" w:eastAsia="Times New Roman" w:hAnsi="Helvetica Neue" w:cs="Arial"/>
-                <w:b/>
-                <w:bCs/>
-                <w:color w:val="000000"/>
-                <w:kern w:val="0"/>
-                <w:u w:val="single"/>
-                <w14:ligatures w14:val="none"/>
-              </w:rPr>
-              <w:t xml:space="preserve"> -</w:t>
-            </w:r>
-            <w:r>
-              <w:rPr>
-                <w:rFonts w:ascii="Helvetica Neue" w:eastAsia="Times New Roman" w:hAnsi="Helvetica Neue" w:cs="Arial"/>
-                <w:b/>
-                <w:bCs/>
-                <w:color w:val="000000"/>
-                <w:kern w:val="0"/>
-                <w:u w:val="single"/>
-                <w14:ligatures w14:val="none"/>
-              </w:rPr>
-              <w:t xml:space="preserve"> [[$cur]] [[$</w:t>
-            </w:r>
-            <w:proofErr w:type="spellStart"/>
-            <w:proofErr w:type="gramStart"/>
-            <w:r>
-              <w:rPr>
-                <w:rFonts w:ascii="Helvetica Neue" w:eastAsia="Times New Roman" w:hAnsi="Helvetica Neue" w:cs="Arial"/>
-                <w:b/>
-                <w:bCs/>
-                <w:color w:val="000000"/>
-                <w:kern w:val="0"/>
-                <w:u w:val="single"/>
-                <w14:ligatures w14:val="none"/>
-              </w:rPr>
-              <w:t>pv.productTotal</w:t>
-            </w:r>
-            <w:proofErr w:type="spellEnd"/>
-            <w:proofErr w:type="gramEnd"/>
-            <w:r>
-              <w:rPr>
-                <w:rFonts w:ascii="Helvetica Neue" w:eastAsia="Times New Roman" w:hAnsi="Helvetica Neue" w:cs="Arial"/>
-                <w:b/>
-                <w:bCs/>
-                <w:color w:val="000000"/>
-                <w:kern w:val="0"/>
-                <w:u w:val="single"/>
-                <w14:ligatures w14:val="none"/>
-              </w:rPr>
-              <w:t>]]</w:t>
-            </w:r>
-            <w:r>
-              <w:rPr>
-                <w:rFonts w:ascii="Helvetica Neue" w:eastAsia="Times New Roman" w:hAnsi="Helvetica Neue" w:cs="Arial"/>
-                <w:b/>
-                <w:bCs/>
-                <w:color w:val="000000"/>
-                <w:kern w:val="0"/>
-                <w14:ligatures w14:val="none"/>
-              </w:rPr>
-              <w:t xml:space="preserve"> [[$</w:t>
-            </w:r>
-            <w:proofErr w:type="spellStart"/>
-            <w:proofErr w:type="gramStart"/>
-            <w:r>
-              <w:rPr>
-                <w:rFonts w:ascii="Helvetica Neue" w:eastAsia="Times New Roman" w:hAnsi="Helvetica Neue" w:cs="Arial"/>
-                <w:b/>
-                <w:bCs/>
-                <w:color w:val="000000"/>
-                <w:kern w:val="0"/>
-                <w14:ligatures w14:val="none"/>
-              </w:rPr>
-              <w:t>na</w:t>
-            </w:r>
-            <w:proofErr w:type="spellEnd"/>
-            <w:r>
-              <w:rPr>
-                <w:rFonts w:ascii="Helvetica Neue" w:eastAsia="Times New Roman" w:hAnsi="Helvetica Neue" w:cs="Arial"/>
-                <w:b/>
-                <w:bCs/>
-                <w:color w:val="000000"/>
-                <w:kern w:val="0"/>
-                <w14:ligatures w14:val="none"/>
-              </w:rPr>
-              <w:t xml:space="preserve"> :</w:t>
-            </w:r>
-            <w:proofErr w:type="gramEnd"/>
-            <w:r>
-              <w:rPr>
-                <w:rFonts w:ascii="Helvetica Neue" w:eastAsia="Times New Roman" w:hAnsi="Helvetica Neue" w:cs="Arial"/>
-                <w:b/>
-                <w:bCs/>
-                <w:color w:val="000000"/>
-                <w:kern w:val="0"/>
-                <w14:ligatures w14:val="none"/>
-              </w:rPr>
-              <w:t>= “</w:t>
+              <w:t xml:space="preserve"> [[$cur]] [[$pv.productTotal]]</w:t>
+            </w:r>
+            <w:r>
+              <w:rPr>
+                <w:rFonts w:ascii="Helvetica Neue" w:eastAsia="Times New Roman" w:hAnsi="Helvetica Neue" w:cs="Arial"/>
+                <w:b/>
+                <w:bCs/>
+                <w:color w:val="000000"/>
+                <w:kern w:val="0"/>
+                <w14:ligatures w14:val="none"/>
+              </w:rPr>
+              <w:t xml:space="preserve"> [[$na := “</w:t>
             </w:r>
             <w:r>
               <w:rPr>
@@ -3766,70 +2519,7 @@
                 <w:szCs w:val="18"/>
                 <w14:ligatures w14:val="none"/>
               </w:rPr>
-              <w:t>[[</w:t>
-            </w:r>
-            <w:proofErr w:type="spellStart"/>
-            <w:proofErr w:type="gramStart"/>
-            <w:r>
-              <w:rPr>
-                <w:rFonts w:ascii="Helvetica Neue" w:eastAsia="Times New Roman" w:hAnsi="Helvetica Neue" w:cs="Arial"/>
-                <w:color w:val="000000"/>
-                <w:kern w:val="0"/>
-                <w:sz w:val="18"/>
-                <w:szCs w:val="18"/>
-                <w14:ligatures w14:val="none"/>
-              </w:rPr>
-              <w:t>tableStart</w:t>
-            </w:r>
-            <w:proofErr w:type="spellEnd"/>
-            <w:r>
-              <w:rPr>
-                <w:rFonts w:ascii="Helvetica Neue" w:eastAsia="Times New Roman" w:hAnsi="Helvetica Neue" w:cs="Arial"/>
-                <w:color w:val="000000"/>
-                <w:kern w:val="0"/>
-                <w:sz w:val="18"/>
-                <w:szCs w:val="18"/>
-                <w14:ligatures w14:val="none"/>
-              </w:rPr>
-              <w:t>(</w:t>
-            </w:r>
-            <w:proofErr w:type="gramEnd"/>
-            <w:r>
-              <w:rPr>
-                <w:rFonts w:ascii="Helvetica Neue" w:eastAsia="Times New Roman" w:hAnsi="Helvetica Neue" w:cs="Arial"/>
-                <w:color w:val="000000"/>
-                <w:kern w:val="0"/>
-                <w:sz w:val="18"/>
-                <w:szCs w:val="18"/>
-                <w14:ligatures w14:val="none"/>
-              </w:rPr>
-              <w:t>$k, $item as $</w:t>
-            </w:r>
-            <w:proofErr w:type="spellStart"/>
-            <w:proofErr w:type="gramStart"/>
-            <w:r>
-              <w:rPr>
-                <w:rFonts w:ascii="Helvetica Neue" w:eastAsia="Times New Roman" w:hAnsi="Helvetica Neue" w:cs="Arial"/>
-                <w:color w:val="000000"/>
-                <w:kern w:val="0"/>
-                <w:sz w:val="18"/>
-                <w:szCs w:val="18"/>
-                <w14:ligatures w14:val="none"/>
-              </w:rPr>
-              <w:t>pv.items</w:t>
-            </w:r>
-            <w:proofErr w:type="spellEnd"/>
-            <w:proofErr w:type="gramEnd"/>
-            <w:r>
-              <w:rPr>
-                <w:rFonts w:ascii="Helvetica Neue" w:eastAsia="Times New Roman" w:hAnsi="Helvetica Neue" w:cs="Arial"/>
-                <w:color w:val="000000"/>
-                <w:kern w:val="0"/>
-                <w:sz w:val="18"/>
-                <w:szCs w:val="18"/>
-                <w14:ligatures w14:val="none"/>
-              </w:rPr>
-              <w:t>)]]</w:t>
+              <w:t>[[tableStart($k, $item as $pv.items)]]</w:t>
             </w:r>
           </w:p>
         </w:tc>
@@ -3873,35 +2563,65 @@
                 <w:lang w:val="en-US"/>
                 <w14:ligatures w14:val="none"/>
               </w:rPr>
-              <w:t>[[if ne $</w:t>
-            </w:r>
-            <w:proofErr w:type="spellStart"/>
-            <w:proofErr w:type="gramStart"/>
-            <w:r>
-              <w:rPr>
-                <w:rFonts w:ascii="Helvetica Neue" w:eastAsia="Times New Roman" w:hAnsi="Helvetica Neue" w:cs="Arial"/>
+              <w:t>[[if ne $pv.productCode “SIL”]]</w:t>
+            </w:r>
+          </w:p>
+          <w:p>
+            <w:pPr>
+              <w:jc w:val="center"/>
+              <w:outlineLvl w:val="1"/>
+              <w:rPr>
+                <w:rFonts w:ascii="Helvetica Neue" w:eastAsia="Times New Roman" w:hAnsi="Helvetica Neue" w:cs="Arial"/>
+                <w:b/>
+                <w:bCs/>
+                <w:color w:val="000000"/>
+                <w:kern w:val="0"/>
+                <w:sz w:val="18"/>
+                <w:szCs w:val="18"/>
+                <w14:ligatures w14:val="none"/>
+              </w:rPr>
+            </w:pPr>
+            <w:r>
+              <w:rPr>
+                <w:rFonts w:ascii="Helvetica Neue" w:eastAsia="Times New Roman" w:hAnsi="Helvetica Neue" w:cs="Arial"/>
+                <w:b/>
+                <w:bCs/>
+                <w:color w:val="000000"/>
+                <w:kern w:val="0"/>
+                <w:sz w:val="18"/>
+                <w:szCs w:val="18"/>
+                <w14:ligatures w14:val="none"/>
+              </w:rPr>
+              <w:t>[[$Item.modelName]]</w:t>
+            </w:r>
+          </w:p>
+          <w:p>
+            <w:pPr>
+              <w:jc w:val="center"/>
+              <w:outlineLvl w:val="1"/>
+              <w:rPr>
+                <w:rFonts w:ascii="Helvetica Neue" w:eastAsia="Times New Roman" w:hAnsi="Helvetica Neue" w:cs="Arial"/>
+                <w:b/>
+                <w:bCs/>
                 <w:color w:val="000000"/>
                 <w:kern w:val="0"/>
                 <w:sz w:val="10"/>
                 <w:szCs w:val="10"/>
-                <w:lang w:val="en-US"/>
-                <w14:ligatures w14:val="none"/>
-              </w:rPr>
-              <w:t>pv.productCode</w:t>
-            </w:r>
-            <w:proofErr w:type="spellEnd"/>
-            <w:proofErr w:type="gramEnd"/>
-            <w:r>
-              <w:rPr>
-                <w:rFonts w:ascii="Helvetica Neue" w:eastAsia="Times New Roman" w:hAnsi="Helvetica Neue" w:cs="Arial"/>
+                <w14:ligatures w14:val="none"/>
+              </w:rPr>
+            </w:pPr>
+            <w:r>
+              <w:rPr>
+                <w:rFonts w:ascii="Helvetica Neue" w:eastAsia="Times New Roman" w:hAnsi="Helvetica Neue" w:cs="Arial"/>
+                <w:b/>
+                <w:bCs/>
                 <w:color w:val="000000"/>
                 <w:kern w:val="0"/>
                 <w:sz w:val="10"/>
                 <w:szCs w:val="10"/>
-                <w:lang w:val="en-US"/>
-                <w14:ligatures w14:val="none"/>
-              </w:rPr>
-              <w:t xml:space="preserve"> “SIL”]]</w:t>
+                <w14:ligatures w14:val="none"/>
+              </w:rPr>
+              <w:t>[[end]]</w:t>
             </w:r>
           </w:p>
           <w:p>
@@ -3922,43 +2642,14 @@
             <w:r>
               <w:rPr>
                 <w:rFonts w:ascii="Helvetica Neue" w:eastAsia="Times New Roman" w:hAnsi="Helvetica Neue" w:cs="Arial"/>
-                <w:b/>
-                <w:bCs/>
-                <w:color w:val="000000"/>
-                <w:kern w:val="0"/>
-                <w:sz w:val="18"/>
-                <w:szCs w:val="18"/>
-                <w14:ligatures w14:val="none"/>
-              </w:rPr>
-              <w:t>[[$</w:t>
-            </w:r>
-            <w:proofErr w:type="spellStart"/>
-            <w:r>
-              <w:rPr>
-                <w:rFonts w:ascii="Helvetica Neue" w:eastAsia="Times New Roman" w:hAnsi="Helvetica Neue" w:cs="Arial"/>
-                <w:b/>
-                <w:bCs/>
-                <w:color w:val="000000"/>
-                <w:kern w:val="0"/>
-                <w:sz w:val="18"/>
-                <w:szCs w:val="18"/>
-                <w14:ligatures w14:val="none"/>
-              </w:rPr>
-              <w:t>Item.modelName</w:t>
-            </w:r>
-            <w:proofErr w:type="spellEnd"/>
-            <w:r>
-              <w:rPr>
-                <w:rFonts w:ascii="Helvetica Neue" w:eastAsia="Times New Roman" w:hAnsi="Helvetica Neue" w:cs="Arial"/>
-                <w:b/>
-                <w:bCs/>
-                <w:color w:val="000000"/>
-                <w:kern w:val="0"/>
-                <w:sz w:val="18"/>
-                <w:szCs w:val="18"/>
-                <w14:ligatures w14:val="none"/>
-              </w:rPr>
-              <w:t>]]</w:t>
+                <w:color w:val="000000"/>
+                <w:kern w:val="0"/>
+                <w:sz w:val="10"/>
+                <w:szCs w:val="10"/>
+                <w:lang w:val="en-US"/>
+                <w14:ligatures w14:val="none"/>
+              </w:rPr>
+              <w:t>[[if eq $pv.productCode “SIL”]]</w:t>
             </w:r>
           </w:p>
           <w:p>
@@ -3971,136 +2662,23 @@
                 <w:bCs/>
                 <w:color w:val="000000"/>
                 <w:kern w:val="0"/>
-                <w:sz w:val="10"/>
-                <w:szCs w:val="10"/>
-                <w14:ligatures w14:val="none"/>
-              </w:rPr>
-            </w:pPr>
-            <w:r>
-              <w:rPr>
-                <w:rFonts w:ascii="Helvetica Neue" w:eastAsia="Times New Roman" w:hAnsi="Helvetica Neue" w:cs="Arial"/>
-                <w:b/>
-                <w:bCs/>
-                <w:color w:val="000000"/>
-                <w:kern w:val="0"/>
-                <w:sz w:val="10"/>
-                <w:szCs w:val="10"/>
-                <w14:ligatures w14:val="none"/>
-              </w:rPr>
-              <w:t>[[end]]</w:t>
-            </w:r>
-          </w:p>
-          <w:p>
-            <w:pPr>
-              <w:jc w:val="center"/>
-              <w:outlineLvl w:val="1"/>
-              <w:rPr>
-                <w:rFonts w:ascii="Helvetica Neue" w:eastAsia="Times New Roman" w:hAnsi="Helvetica Neue" w:cs="Arial"/>
-                <w:b/>
-                <w:bCs/>
-                <w:color w:val="000000"/>
-                <w:kern w:val="0"/>
-                <w:sz w:val="18"/>
-                <w:szCs w:val="18"/>
-                <w14:ligatures w14:val="none"/>
-              </w:rPr>
-            </w:pPr>
-            <w:r>
-              <w:rPr>
-                <w:rFonts w:ascii="Helvetica Neue" w:eastAsia="Times New Roman" w:hAnsi="Helvetica Neue" w:cs="Arial"/>
-                <w:color w:val="000000"/>
-                <w:kern w:val="0"/>
-                <w:sz w:val="10"/>
-                <w:szCs w:val="10"/>
-                <w:lang w:val="en-US"/>
-                <w14:ligatures w14:val="none"/>
-              </w:rPr>
-              <w:t>[[if eq $</w:t>
-            </w:r>
-            <w:proofErr w:type="spellStart"/>
-            <w:proofErr w:type="gramStart"/>
-            <w:r>
-              <w:rPr>
-                <w:rFonts w:ascii="Helvetica Neue" w:eastAsia="Times New Roman" w:hAnsi="Helvetica Neue" w:cs="Arial"/>
-                <w:color w:val="000000"/>
-                <w:kern w:val="0"/>
-                <w:sz w:val="10"/>
-                <w:szCs w:val="10"/>
-                <w:lang w:val="en-US"/>
-                <w14:ligatures w14:val="none"/>
-              </w:rPr>
-              <w:t>pv.productCode</w:t>
-            </w:r>
-            <w:proofErr w:type="spellEnd"/>
-            <w:proofErr w:type="gramEnd"/>
-            <w:r>
-              <w:rPr>
-                <w:rFonts w:ascii="Helvetica Neue" w:eastAsia="Times New Roman" w:hAnsi="Helvetica Neue" w:cs="Arial"/>
-                <w:color w:val="000000"/>
-                <w:kern w:val="0"/>
-                <w:sz w:val="10"/>
-                <w:szCs w:val="10"/>
-                <w:lang w:val="en-US"/>
-                <w14:ligatures w14:val="none"/>
-              </w:rPr>
-              <w:t xml:space="preserve"> “SIL”]]</w:t>
-            </w:r>
-          </w:p>
-          <w:p>
-            <w:pPr>
-              <w:jc w:val="center"/>
-              <w:outlineLvl w:val="1"/>
-              <w:rPr>
-                <w:rFonts w:ascii="Helvetica Neue" w:eastAsia="Times New Roman" w:hAnsi="Helvetica Neue" w:cs="Arial"/>
-                <w:b/>
-                <w:bCs/>
-                <w:color w:val="000000"/>
-                <w:kern w:val="0"/>
-                <w:sz w:val="18"/>
-                <w:szCs w:val="18"/>
-                <w14:ligatures w14:val="none"/>
-              </w:rPr>
-            </w:pPr>
-            <w:r>
-              <w:rPr>
-                <w:rFonts w:ascii="Helvetica Neue" w:eastAsia="Times New Roman" w:hAnsi="Helvetica Neue" w:cs="Arial"/>
-                <w:b/>
-                <w:bCs/>
-                <w:color w:val="000000"/>
-                <w:kern w:val="0"/>
-                <w:sz w:val="18"/>
-                <w:szCs w:val="18"/>
-                <w14:ligatures w14:val="none"/>
-              </w:rPr>
-              <w:t>[[$</w:t>
-            </w:r>
-            <w:proofErr w:type="spellStart"/>
-            <w:r>
-              <w:rPr>
-                <w:rFonts w:ascii="Helvetica Neue" w:eastAsia="Times New Roman" w:hAnsi="Helvetica Neue" w:cs="Arial"/>
-                <w:b/>
-                <w:bCs/>
-                <w:color w:val="000000"/>
-                <w:kern w:val="0"/>
-                <w:sz w:val="18"/>
-                <w:szCs w:val="18"/>
-                <w14:ligatures w14:val="none"/>
-              </w:rPr>
-              <w:t>Item.subcategory</w:t>
-            </w:r>
-            <w:proofErr w:type="spellEnd"/>
-            <w:r>
-              <w:rPr>
-                <w:rFonts w:ascii="Helvetica Neue" w:eastAsia="Times New Roman" w:hAnsi="Helvetica Neue" w:cs="Arial"/>
-                <w:b/>
-                <w:bCs/>
-                <w:color w:val="000000"/>
-                <w:kern w:val="0"/>
-                <w:sz w:val="18"/>
-                <w:szCs w:val="18"/>
-                <w14:ligatures w14:val="none"/>
-              </w:rPr>
-              <w:t>]]</w:t>
+                <w:sz w:val="18"/>
+                <w:szCs w:val="18"/>
+                <w14:ligatures w14:val="none"/>
+              </w:rPr>
+            </w:pPr>
+            <w:r>
+              <w:rPr>
+                <w:rFonts w:ascii="Helvetica Neue" w:eastAsia="Times New Roman" w:hAnsi="Helvetica Neue" w:cs="Arial"/>
+                <w:b/>
+                <w:bCs/>
+                <w:color w:val="000000"/>
+                <w:kern w:val="0"/>
+                <w:sz w:val="18"/>
+                <w:szCs w:val="18"/>
+                <w14:ligatures w14:val="none"/>
+              </w:rPr>
+              <w:t>[[$Item.subcategory]]</w:t>
             </w:r>
           </w:p>
           <w:p>
@@ -4162,94 +2740,7 @@
                 <w:szCs w:val="18"/>
                 <w14:ligatures w14:val="none"/>
               </w:rPr>
-              <w:t>[[</w:t>
-            </w:r>
-            <w:proofErr w:type="spellStart"/>
-            <w:proofErr w:type="gramStart"/>
-            <w:r>
-              <w:rPr>
-                <w:rFonts w:ascii="Helvetica Neue" w:eastAsia="Times New Roman" w:hAnsi="Helvetica Neue" w:cs="Arial"/>
-                <w:color w:val="000000"/>
-                <w:kern w:val="0"/>
-                <w:sz w:val="18"/>
-                <w:szCs w:val="18"/>
-                <w14:ligatures w14:val="none"/>
-              </w:rPr>
-              <w:t>tableStart</w:t>
-            </w:r>
-            <w:proofErr w:type="spellEnd"/>
-            <w:r>
-              <w:rPr>
-                <w:rFonts w:ascii="Helvetica Neue" w:eastAsia="Times New Roman" w:hAnsi="Helvetica Neue" w:cs="Arial"/>
-                <w:color w:val="000000"/>
-                <w:kern w:val="0"/>
-                <w:sz w:val="18"/>
-                <w:szCs w:val="18"/>
-                <w14:ligatures w14:val="none"/>
-              </w:rPr>
-              <w:t>(</w:t>
-            </w:r>
-            <w:proofErr w:type="gramEnd"/>
-            <w:r>
-              <w:rPr>
-                <w:rFonts w:ascii="Helvetica Neue" w:eastAsia="Times New Roman" w:hAnsi="Helvetica Neue" w:cs="Arial"/>
-                <w:color w:val="000000"/>
-                <w:kern w:val="0"/>
-                <w:sz w:val="18"/>
-                <w:szCs w:val="18"/>
-                <w14:ligatures w14:val="none"/>
-              </w:rPr>
-              <w:t>$k, $</w:t>
-            </w:r>
-            <w:proofErr w:type="spellStart"/>
-            <w:r>
-              <w:rPr>
-                <w:rFonts w:ascii="Helvetica Neue" w:eastAsia="Times New Roman" w:hAnsi="Helvetica Neue" w:cs="Arial"/>
-                <w:color w:val="000000"/>
-                <w:kern w:val="0"/>
-                <w:sz w:val="18"/>
-                <w:szCs w:val="18"/>
-                <w14:ligatures w14:val="none"/>
-              </w:rPr>
-              <w:t>h as</w:t>
-            </w:r>
-            <w:proofErr w:type="spellEnd"/>
-            <w:r>
-              <w:rPr>
-                <w:rFonts w:ascii="Helvetica Neue" w:eastAsia="Times New Roman" w:hAnsi="Helvetica Neue" w:cs="Arial"/>
-                <w:color w:val="000000"/>
-                <w:kern w:val="0"/>
-                <w:sz w:val="18"/>
-                <w:szCs w:val="18"/>
-                <w14:ligatures w14:val="none"/>
-              </w:rPr>
-              <w:t xml:space="preserve"> $</w:t>
-            </w:r>
-            <w:proofErr w:type="spellStart"/>
-            <w:proofErr w:type="gramStart"/>
-            <w:r>
-              <w:rPr>
-                <w:rFonts w:ascii="Helvetica Neue" w:eastAsia="Times New Roman" w:hAnsi="Helvetica Neue" w:cs="Arial"/>
-                <w:color w:val="000000"/>
-                <w:kern w:val="0"/>
-                <w:sz w:val="18"/>
-                <w:szCs w:val="18"/>
-                <w14:ligatures w14:val="none"/>
-              </w:rPr>
-              <w:t>item.headersDisplay</w:t>
-            </w:r>
-            <w:proofErr w:type="spellEnd"/>
-            <w:proofErr w:type="gramEnd"/>
-            <w:r>
-              <w:rPr>
-                <w:rFonts w:ascii="Helvetica Neue" w:eastAsia="Times New Roman" w:hAnsi="Helvetica Neue" w:cs="Arial"/>
-                <w:color w:val="000000"/>
-                <w:kern w:val="0"/>
-                <w:sz w:val="18"/>
-                <w:szCs w:val="18"/>
-                <w14:ligatures w14:val="none"/>
-              </w:rPr>
-              <w:t>)]]</w:t>
+              <w:t>[[tableStart($k, $h as $item.headersDisplay)]]</w:t>
             </w:r>
           </w:p>
         </w:tc>
@@ -4284,37 +2775,7 @@
                 <w:szCs w:val="18"/>
                 <w14:ligatures w14:val="none"/>
               </w:rPr>
-              <w:t>[[$</w:t>
-            </w:r>
-            <w:proofErr w:type="spellStart"/>
-            <w:proofErr w:type="gramStart"/>
-            <w:r>
-              <w:rPr>
-                <w:rFonts w:ascii="Helvetica Neue" w:eastAsia="Times New Roman" w:hAnsi="Helvetica Neue" w:cs="Arial"/>
-                <w:b/>
-                <w:bCs/>
-                <w:color w:val="000000"/>
-                <w:kern w:val="0"/>
-                <w:sz w:val="18"/>
-                <w:szCs w:val="18"/>
-                <w14:ligatures w14:val="none"/>
-              </w:rPr>
-              <w:t>h.leftLabel</w:t>
-            </w:r>
-            <w:proofErr w:type="spellEnd"/>
-            <w:proofErr w:type="gramEnd"/>
-            <w:r>
-              <w:rPr>
-                <w:rFonts w:ascii="Helvetica Neue" w:eastAsia="Times New Roman" w:hAnsi="Helvetica Neue" w:cs="Arial"/>
-                <w:b/>
-                <w:bCs/>
-                <w:color w:val="000000"/>
-                <w:kern w:val="0"/>
-                <w:sz w:val="18"/>
-                <w:szCs w:val="18"/>
-                <w14:ligatures w14:val="none"/>
-              </w:rPr>
-              <w:t>]]</w:t>
+              <w:t>[[$h.leftLabel]]</w:t>
             </w:r>
           </w:p>
         </w:tc>
@@ -4343,216 +2804,29 @@
                 <w:szCs w:val="18"/>
                 <w14:ligatures w14:val="none"/>
               </w:rPr>
-              <w:t>[[if ne $</w:t>
-            </w:r>
-            <w:proofErr w:type="spellStart"/>
-            <w:proofErr w:type="gramStart"/>
-            <w:r>
-              <w:rPr>
-                <w:rFonts w:ascii="Helvetica Neue" w:eastAsia="Times New Roman" w:hAnsi="Helvetica Neue" w:cs="Arial"/>
-                <w:color w:val="000000"/>
-                <w:kern w:val="0"/>
-                <w:sz w:val="18"/>
-                <w:szCs w:val="18"/>
-                <w14:ligatures w14:val="none"/>
-              </w:rPr>
-              <w:t>h.leftValue</w:t>
-            </w:r>
-            <w:proofErr w:type="spellEnd"/>
-            <w:proofErr w:type="gramEnd"/>
-            <w:r>
-              <w:rPr>
-                <w:rFonts w:ascii="Helvetica Neue" w:eastAsia="Times New Roman" w:hAnsi="Helvetica Neue" w:cs="Arial"/>
-                <w:color w:val="000000"/>
-                <w:kern w:val="0"/>
-                <w:sz w:val="18"/>
-                <w:szCs w:val="18"/>
-                <w14:ligatures w14:val="none"/>
-              </w:rPr>
-              <w:t xml:space="preserve"> $</w:t>
-            </w:r>
-            <w:proofErr w:type="spellStart"/>
-            <w:r>
-              <w:rPr>
-                <w:rFonts w:ascii="Helvetica Neue" w:eastAsia="Times New Roman" w:hAnsi="Helvetica Neue" w:cs="Arial"/>
-                <w:color w:val="000000"/>
-                <w:kern w:val="0"/>
-                <w:sz w:val="18"/>
-                <w:szCs w:val="18"/>
-                <w14:ligatures w14:val="none"/>
-              </w:rPr>
-              <w:t>na</w:t>
-            </w:r>
-            <w:proofErr w:type="spellEnd"/>
-            <w:proofErr w:type="gramStart"/>
-            <w:r>
-              <w:rPr>
-                <w:rFonts w:ascii="Helvetica Neue" w:eastAsia="Times New Roman" w:hAnsi="Helvetica Neue" w:cs="Arial"/>
-                <w:color w:val="000000"/>
-                <w:kern w:val="0"/>
-                <w:sz w:val="18"/>
-                <w:szCs w:val="18"/>
-                <w14:ligatures w14:val="none"/>
-              </w:rPr>
-              <w:t>]]</w:t>
-            </w:r>
-            <w:r>
-              <w:rPr>
-                <w:rFonts w:ascii="Helvetica Neue" w:eastAsia="Times New Roman" w:hAnsi="Helvetica Neue" w:cs="Arial"/>
-                <w:color w:val="000000"/>
-                <w:kern w:val="0"/>
-                <w:sz w:val="18"/>
-                <w:szCs w:val="18"/>
-                <w14:ligatures w14:val="none"/>
-              </w:rPr>
-              <w:t>[</w:t>
-            </w:r>
-            <w:proofErr w:type="gramEnd"/>
-            <w:r>
-              <w:rPr>
-                <w:rFonts w:ascii="Helvetica Neue" w:eastAsia="Times New Roman" w:hAnsi="Helvetica Neue" w:cs="Arial"/>
-                <w:color w:val="000000"/>
-                <w:kern w:val="0"/>
-                <w:sz w:val="18"/>
-                <w:szCs w:val="18"/>
-                <w14:ligatures w14:val="none"/>
-              </w:rPr>
-              <w:t>[$</w:t>
-            </w:r>
-            <w:proofErr w:type="spellStart"/>
-            <w:proofErr w:type="gramStart"/>
-            <w:r>
-              <w:rPr>
-                <w:rFonts w:ascii="Helvetica Neue" w:eastAsia="Times New Roman" w:hAnsi="Helvetica Neue" w:cs="Arial"/>
-                <w:color w:val="000000"/>
-                <w:kern w:val="0"/>
-                <w:sz w:val="18"/>
-                <w:szCs w:val="18"/>
-                <w14:ligatures w14:val="none"/>
-              </w:rPr>
-              <w:t>h.leftValue</w:t>
-            </w:r>
-            <w:proofErr w:type="spellEnd"/>
-            <w:r>
-              <w:rPr>
-                <w:rFonts w:ascii="Helvetica Neue" w:eastAsia="Times New Roman" w:hAnsi="Helvetica Neue" w:cs="Arial"/>
-                <w:color w:val="000000"/>
-                <w:kern w:val="0"/>
-                <w:sz w:val="18"/>
-                <w:szCs w:val="18"/>
-                <w14:ligatures w14:val="none"/>
-              </w:rPr>
-              <w:t>]]</w:t>
-            </w:r>
-            <w:r>
-              <w:rPr>
-                <w:rFonts w:ascii="Helvetica Neue" w:eastAsia="Times New Roman" w:hAnsi="Helvetica Neue" w:cs="Arial"/>
-                <w:color w:val="000000"/>
-                <w:kern w:val="0"/>
-                <w:sz w:val="18"/>
-                <w:szCs w:val="18"/>
-                <w14:ligatures w14:val="none"/>
-              </w:rPr>
-              <w:t>[</w:t>
-            </w:r>
-            <w:proofErr w:type="gramEnd"/>
-            <w:r>
-              <w:rPr>
-                <w:rFonts w:ascii="Helvetica Neue" w:eastAsia="Times New Roman" w:hAnsi="Helvetica Neue" w:cs="Arial"/>
-                <w:color w:val="000000"/>
-                <w:kern w:val="0"/>
-                <w:sz w:val="18"/>
-                <w:szCs w:val="18"/>
-                <w14:ligatures w14:val="none"/>
-              </w:rPr>
-              <w:t>[end</w:t>
-            </w:r>
-            <w:proofErr w:type="gramStart"/>
-            <w:r>
-              <w:rPr>
-                <w:rFonts w:ascii="Helvetica Neue" w:eastAsia="Times New Roman" w:hAnsi="Helvetica Neue" w:cs="Arial"/>
-                <w:color w:val="000000"/>
-                <w:kern w:val="0"/>
-                <w:sz w:val="18"/>
-                <w:szCs w:val="18"/>
-                <w14:ligatures w14:val="none"/>
-              </w:rPr>
-              <w:t>]][</w:t>
-            </w:r>
-            <w:proofErr w:type="gramEnd"/>
-            <w:r>
-              <w:rPr>
-                <w:rFonts w:ascii="Helvetica Neue" w:eastAsia="Times New Roman" w:hAnsi="Helvetica Neue" w:cs="Arial"/>
-                <w:color w:val="000000"/>
-                <w:kern w:val="0"/>
-                <w:sz w:val="18"/>
-                <w:szCs w:val="18"/>
-                <w14:ligatures w14:val="none"/>
-              </w:rPr>
-              <w:t>[if eq $</w:t>
-            </w:r>
-            <w:proofErr w:type="spellStart"/>
-            <w:proofErr w:type="gramStart"/>
-            <w:r>
-              <w:rPr>
-                <w:rFonts w:ascii="Helvetica Neue" w:eastAsia="Times New Roman" w:hAnsi="Helvetica Neue" w:cs="Arial"/>
-                <w:color w:val="000000"/>
-                <w:kern w:val="0"/>
-                <w:sz w:val="18"/>
-                <w:szCs w:val="18"/>
-                <w14:ligatures w14:val="none"/>
-              </w:rPr>
-              <w:t>h.leftValue</w:t>
-            </w:r>
-            <w:proofErr w:type="spellEnd"/>
-            <w:proofErr w:type="gramEnd"/>
-            <w:r>
-              <w:rPr>
-                <w:rFonts w:ascii="Helvetica Neue" w:eastAsia="Times New Roman" w:hAnsi="Helvetica Neue" w:cs="Arial"/>
-                <w:color w:val="000000"/>
-                <w:kern w:val="0"/>
-                <w:sz w:val="18"/>
-                <w:szCs w:val="18"/>
-                <w14:ligatures w14:val="none"/>
-              </w:rPr>
-              <w:t xml:space="preserve"> $</w:t>
-            </w:r>
-            <w:proofErr w:type="spellStart"/>
-            <w:r>
-              <w:rPr>
-                <w:rFonts w:ascii="Helvetica Neue" w:eastAsia="Times New Roman" w:hAnsi="Helvetica Neue" w:cs="Arial"/>
-                <w:color w:val="000000"/>
-                <w:kern w:val="0"/>
-                <w:sz w:val="18"/>
-                <w:szCs w:val="18"/>
-                <w14:ligatures w14:val="none"/>
-              </w:rPr>
-              <w:t>na</w:t>
-            </w:r>
-            <w:proofErr w:type="spellEnd"/>
-            <w:proofErr w:type="gramStart"/>
-            <w:r>
-              <w:rPr>
-                <w:rFonts w:ascii="Helvetica Neue" w:eastAsia="Times New Roman" w:hAnsi="Helvetica Neue" w:cs="Arial"/>
-                <w:color w:val="000000"/>
-                <w:kern w:val="0"/>
-                <w:sz w:val="18"/>
-                <w:szCs w:val="18"/>
-                <w14:ligatures w14:val="none"/>
-              </w:rPr>
-              <w:t>]]N</w:t>
-            </w:r>
-            <w:proofErr w:type="gramEnd"/>
-            <w:r>
-              <w:rPr>
-                <w:rFonts w:ascii="Helvetica Neue" w:eastAsia="Times New Roman" w:hAnsi="Helvetica Neue" w:cs="Arial"/>
-                <w:color w:val="000000"/>
-                <w:kern w:val="0"/>
-                <w:sz w:val="18"/>
-                <w:szCs w:val="18"/>
-                <w14:ligatures w14:val="none"/>
-              </w:rPr>
-              <w:t>/A[[end]]</w:t>
+              <w:t>[[if ne $h.leftValue $na]]</w:t>
+            </w:r>
+            <w:r>
+              <w:rPr>
+                <w:rFonts w:ascii="Helvetica Neue" w:eastAsia="Times New Roman" w:hAnsi="Helvetica Neue" w:cs="Arial"/>
+                <w:color w:val="000000"/>
+                <w:kern w:val="0"/>
+                <w:sz w:val="18"/>
+                <w:szCs w:val="18"/>
+                <w14:ligatures w14:val="none"/>
+              </w:rPr>
+              <w:t>[[$h.leftValue]]</w:t>
+            </w:r>
+            <w:r>
+              <w:rPr>
+                <w:rFonts w:ascii="Helvetica Neue" w:eastAsia="Times New Roman" w:hAnsi="Helvetica Neue" w:cs="Arial"/>
+                <w:color w:val="000000"/>
+                <w:kern w:val="0"/>
+                <w:sz w:val="18"/>
+                <w:szCs w:val="18"/>
+                <w14:ligatures w14:val="none"/>
+              </w:rPr>
+              <w:t>[[end]][[if eq $h.leftValue $na]]N/A[[end]]</w:t>
             </w:r>
           </w:p>
         </w:tc>
@@ -4585,37 +2859,7 @@
                 <w:szCs w:val="18"/>
                 <w14:ligatures w14:val="none"/>
               </w:rPr>
-              <w:t>[[$</w:t>
-            </w:r>
-            <w:proofErr w:type="spellStart"/>
-            <w:proofErr w:type="gramStart"/>
-            <w:r>
-              <w:rPr>
-                <w:rFonts w:ascii="Helvetica Neue" w:eastAsia="Times New Roman" w:hAnsi="Helvetica Neue" w:cs="Arial"/>
-                <w:b/>
-                <w:bCs/>
-                <w:color w:val="000000"/>
-                <w:kern w:val="0"/>
-                <w:sz w:val="18"/>
-                <w:szCs w:val="18"/>
-                <w14:ligatures w14:val="none"/>
-              </w:rPr>
-              <w:t>h.rightLabel</w:t>
-            </w:r>
-            <w:proofErr w:type="spellEnd"/>
-            <w:proofErr w:type="gramEnd"/>
-            <w:r>
-              <w:rPr>
-                <w:rFonts w:ascii="Helvetica Neue" w:eastAsia="Times New Roman" w:hAnsi="Helvetica Neue" w:cs="Arial"/>
-                <w:b/>
-                <w:bCs/>
-                <w:color w:val="000000"/>
-                <w:kern w:val="0"/>
-                <w:sz w:val="18"/>
-                <w:szCs w:val="18"/>
-                <w14:ligatures w14:val="none"/>
-              </w:rPr>
-              <w:t>]]</w:t>
+              <w:t>[[$h.rightLabel]]</w:t>
             </w:r>
           </w:p>
         </w:tc>
@@ -4646,20 +2890,7 @@
                 <w:szCs w:val="18"/>
                 <w14:ligatures w14:val="none"/>
               </w:rPr>
-              <w:t>[[if ne $</w:t>
-            </w:r>
-            <w:proofErr w:type="spellStart"/>
-            <w:proofErr w:type="gramStart"/>
-            <w:r>
-              <w:rPr>
-                <w:rFonts w:ascii="Helvetica Neue" w:eastAsia="Times New Roman" w:hAnsi="Helvetica Neue" w:cs="Arial"/>
-                <w:color w:val="000000"/>
-                <w:kern w:val="0"/>
-                <w:sz w:val="18"/>
-                <w:szCs w:val="18"/>
-                <w14:ligatures w14:val="none"/>
-              </w:rPr>
-              <w:t>h.</w:t>
+              <w:t>[[if ne $h.</w:t>
             </w:r>
             <w:r>
               <w:rPr>
@@ -4672,151 +2903,38 @@
               </w:rPr>
               <w:t>rightValue</w:t>
             </w:r>
-            <w:proofErr w:type="spellEnd"/>
-            <w:proofErr w:type="gramEnd"/>
-            <w:r>
-              <w:rPr>
-                <w:rFonts w:ascii="Helvetica Neue" w:eastAsia="Times New Roman" w:hAnsi="Helvetica Neue" w:cs="Arial"/>
-                <w:color w:val="000000"/>
-                <w:kern w:val="0"/>
-                <w:sz w:val="18"/>
-                <w:szCs w:val="18"/>
-                <w14:ligatures w14:val="none"/>
-              </w:rPr>
-              <w:t xml:space="preserve"> $</w:t>
-            </w:r>
-            <w:proofErr w:type="spellStart"/>
-            <w:r>
-              <w:rPr>
-                <w:rFonts w:ascii="Helvetica Neue" w:eastAsia="Times New Roman" w:hAnsi="Helvetica Neue" w:cs="Arial"/>
-                <w:color w:val="000000"/>
-                <w:kern w:val="0"/>
-                <w:sz w:val="18"/>
-                <w:szCs w:val="18"/>
-                <w14:ligatures w14:val="none"/>
-              </w:rPr>
-              <w:t>na</w:t>
-            </w:r>
-            <w:proofErr w:type="spellEnd"/>
-            <w:proofErr w:type="gramStart"/>
-            <w:r>
-              <w:rPr>
-                <w:rFonts w:ascii="Helvetica Neue" w:eastAsia="Times New Roman" w:hAnsi="Helvetica Neue" w:cs="Arial"/>
-                <w:color w:val="000000"/>
-                <w:kern w:val="0"/>
-                <w:sz w:val="18"/>
-                <w:szCs w:val="18"/>
-                <w14:ligatures w14:val="none"/>
-              </w:rPr>
-              <w:t>]]</w:t>
-            </w:r>
-            <w:r>
-              <w:rPr>
-                <w:rFonts w:ascii="Helvetica Neue" w:eastAsia="Times New Roman" w:hAnsi="Helvetica Neue" w:cs="Arial"/>
-                <w:color w:val="000000"/>
-                <w:kern w:val="0"/>
-                <w:sz w:val="18"/>
-                <w:szCs w:val="18"/>
-                <w14:ligatures w14:val="none"/>
-              </w:rPr>
-              <w:t>[</w:t>
-            </w:r>
-            <w:proofErr w:type="gramEnd"/>
-            <w:r>
-              <w:rPr>
-                <w:rFonts w:ascii="Helvetica Neue" w:eastAsia="Times New Roman" w:hAnsi="Helvetica Neue" w:cs="Arial"/>
-                <w:color w:val="000000"/>
-                <w:kern w:val="0"/>
-                <w:sz w:val="18"/>
-                <w:szCs w:val="18"/>
-                <w14:ligatures w14:val="none"/>
-              </w:rPr>
-              <w:t>[$</w:t>
-            </w:r>
-            <w:proofErr w:type="spellStart"/>
-            <w:proofErr w:type="gramStart"/>
-            <w:r>
-              <w:rPr>
-                <w:rFonts w:ascii="Helvetica Neue" w:eastAsia="Times New Roman" w:hAnsi="Helvetica Neue" w:cs="Arial"/>
-                <w:color w:val="000000"/>
-                <w:kern w:val="0"/>
-                <w:sz w:val="18"/>
-                <w:szCs w:val="18"/>
-                <w14:ligatures w14:val="none"/>
-              </w:rPr>
-              <w:t>h.rightValue</w:t>
-            </w:r>
-            <w:proofErr w:type="spellEnd"/>
-            <w:r>
-              <w:rPr>
-                <w:rFonts w:ascii="Helvetica Neue" w:eastAsia="Times New Roman" w:hAnsi="Helvetica Neue" w:cs="Arial"/>
-                <w:color w:val="000000"/>
-                <w:kern w:val="0"/>
-                <w:sz w:val="18"/>
-                <w:szCs w:val="18"/>
-                <w14:ligatures w14:val="none"/>
-              </w:rPr>
-              <w:t>]]</w:t>
-            </w:r>
-            <w:r>
-              <w:rPr>
-                <w:rFonts w:ascii="Helvetica Neue" w:eastAsia="Times New Roman" w:hAnsi="Helvetica Neue" w:cs="Arial"/>
-                <w:color w:val="000000"/>
-                <w:kern w:val="0"/>
-                <w:sz w:val="18"/>
-                <w:szCs w:val="18"/>
-                <w14:ligatures w14:val="none"/>
-              </w:rPr>
-              <w:t>[</w:t>
-            </w:r>
-            <w:proofErr w:type="gramEnd"/>
-            <w:r>
-              <w:rPr>
-                <w:rFonts w:ascii="Helvetica Neue" w:eastAsia="Times New Roman" w:hAnsi="Helvetica Neue" w:cs="Arial"/>
-                <w:color w:val="000000"/>
-                <w:kern w:val="0"/>
-                <w:sz w:val="18"/>
-                <w:szCs w:val="18"/>
-                <w14:ligatures w14:val="none"/>
-              </w:rPr>
-              <w:t>[end</w:t>
-            </w:r>
-            <w:proofErr w:type="gramStart"/>
-            <w:r>
-              <w:rPr>
-                <w:rFonts w:ascii="Helvetica Neue" w:eastAsia="Times New Roman" w:hAnsi="Helvetica Neue" w:cs="Arial"/>
-                <w:color w:val="000000"/>
-                <w:kern w:val="0"/>
-                <w:sz w:val="18"/>
-                <w:szCs w:val="18"/>
-                <w14:ligatures w14:val="none"/>
-              </w:rPr>
-              <w:t>]][</w:t>
-            </w:r>
-            <w:proofErr w:type="gramEnd"/>
-            <w:r>
-              <w:rPr>
-                <w:rFonts w:ascii="Helvetica Neue" w:eastAsia="Times New Roman" w:hAnsi="Helvetica Neue" w:cs="Arial"/>
-                <w:color w:val="000000"/>
-                <w:kern w:val="0"/>
-                <w:sz w:val="18"/>
-                <w:szCs w:val="18"/>
-                <w14:ligatures w14:val="none"/>
-              </w:rPr>
-              <w:t>[if eq $</w:t>
-            </w:r>
-            <w:proofErr w:type="spellStart"/>
-            <w:proofErr w:type="gramStart"/>
-            <w:r>
-              <w:rPr>
-                <w:rFonts w:ascii="Helvetica Neue" w:eastAsia="Times New Roman" w:hAnsi="Helvetica Neue" w:cs="Arial"/>
-                <w:color w:val="000000"/>
-                <w:kern w:val="0"/>
-                <w:sz w:val="18"/>
-                <w:szCs w:val="18"/>
-                <w14:ligatures w14:val="none"/>
-              </w:rPr>
-              <w:t>h.</w:t>
+            <w:r>
+              <w:rPr>
+                <w:rFonts w:ascii="Helvetica Neue" w:eastAsia="Times New Roman" w:hAnsi="Helvetica Neue" w:cs="Arial"/>
+                <w:color w:val="000000"/>
+                <w:kern w:val="0"/>
+                <w:sz w:val="18"/>
+                <w:szCs w:val="18"/>
+                <w14:ligatures w14:val="none"/>
+              </w:rPr>
+              <w:t xml:space="preserve"> $na]]</w:t>
+            </w:r>
+            <w:r>
+              <w:rPr>
+                <w:rFonts w:ascii="Helvetica Neue" w:eastAsia="Times New Roman" w:hAnsi="Helvetica Neue" w:cs="Arial"/>
+                <w:color w:val="000000"/>
+                <w:kern w:val="0"/>
+                <w:sz w:val="18"/>
+                <w:szCs w:val="18"/>
+                <w14:ligatures w14:val="none"/>
+              </w:rPr>
+              <w:t>[[$h.rightValue]]</w:t>
+            </w:r>
+            <w:r>
+              <w:rPr>
+                <w:rFonts w:ascii="Helvetica Neue" w:eastAsia="Times New Roman" w:hAnsi="Helvetica Neue" w:cs="Arial"/>
+                <w:color w:val="000000"/>
+                <w:kern w:val="0"/>
+                <w:sz w:val="18"/>
+                <w:szCs w:val="18"/>
+                <w14:ligatures w14:val="none"/>
+              </w:rPr>
+              <w:t>[[end]][[if eq $h.</w:t>
             </w:r>
             <w:r>
               <w:rPr>
@@ -4829,55 +2947,16 @@
               </w:rPr>
               <w:t>rightValue</w:t>
             </w:r>
-            <w:proofErr w:type="spellEnd"/>
-            <w:proofErr w:type="gramEnd"/>
-            <w:r>
-              <w:rPr>
-                <w:rFonts w:ascii="Helvetica Neue" w:eastAsia="Times New Roman" w:hAnsi="Helvetica Neue" w:cs="Arial"/>
-                <w:color w:val="000000"/>
-                <w:kern w:val="0"/>
-                <w:sz w:val="18"/>
-                <w:szCs w:val="18"/>
-                <w14:ligatures w14:val="none"/>
-              </w:rPr>
-              <w:t xml:space="preserve"> $</w:t>
-            </w:r>
-            <w:proofErr w:type="spellStart"/>
-            <w:r>
-              <w:rPr>
-                <w:rFonts w:ascii="Helvetica Neue" w:eastAsia="Times New Roman" w:hAnsi="Helvetica Neue" w:cs="Arial"/>
-                <w:color w:val="000000"/>
-                <w:kern w:val="0"/>
-                <w:sz w:val="18"/>
-                <w:szCs w:val="18"/>
-                <w14:ligatures w14:val="none"/>
-              </w:rPr>
-              <w:t>na</w:t>
-            </w:r>
-            <w:proofErr w:type="spellEnd"/>
-            <w:proofErr w:type="gramStart"/>
-            <w:r>
-              <w:rPr>
-                <w:rFonts w:ascii="Helvetica Neue" w:eastAsia="Times New Roman" w:hAnsi="Helvetica Neue" w:cs="Arial"/>
-                <w:color w:val="000000"/>
-                <w:kern w:val="0"/>
-                <w:sz w:val="18"/>
-                <w:szCs w:val="18"/>
-                <w14:ligatures w14:val="none"/>
-              </w:rPr>
-              <w:t>]]N</w:t>
-            </w:r>
-            <w:proofErr w:type="gramEnd"/>
-            <w:r>
-              <w:rPr>
-                <w:rFonts w:ascii="Helvetica Neue" w:eastAsia="Times New Roman" w:hAnsi="Helvetica Neue" w:cs="Arial"/>
-                <w:color w:val="000000"/>
-                <w:kern w:val="0"/>
-                <w:sz w:val="18"/>
-                <w:szCs w:val="18"/>
-                <w14:ligatures w14:val="none"/>
-              </w:rPr>
-              <w:t>/A[[end]]</w:t>
+            <w:r>
+              <w:rPr>
+                <w:rFonts w:ascii="Helvetica Neue" w:eastAsia="Times New Roman" w:hAnsi="Helvetica Neue" w:cs="Arial"/>
+                <w:color w:val="000000"/>
+                <w:kern w:val="0"/>
+                <w:sz w:val="18"/>
+                <w:szCs w:val="18"/>
+                <w14:ligatures w14:val="none"/>
+              </w:rPr>
+              <w:t xml:space="preserve"> $na]]N/A[[end]]</w:t>
             </w:r>
           </w:p>
         </w:tc>
@@ -4912,31 +2991,7 @@
                 <w:szCs w:val="18"/>
                 <w14:ligatures w14:val="none"/>
               </w:rPr>
-              <w:t>[[</w:t>
-            </w:r>
-            <w:proofErr w:type="spellStart"/>
-            <w:r>
-              <w:rPr>
-                <w:rFonts w:ascii="Helvetica Neue" w:eastAsia="Times New Roman" w:hAnsi="Helvetica Neue" w:cs="Arial"/>
-                <w:color w:val="000000"/>
-                <w:kern w:val="0"/>
-                <w:sz w:val="18"/>
-                <w:szCs w:val="18"/>
-                <w14:ligatures w14:val="none"/>
-              </w:rPr>
-              <w:t>tableEnd</w:t>
-            </w:r>
-            <w:proofErr w:type="spellEnd"/>
-            <w:r>
-              <w:rPr>
-                <w:rFonts w:ascii="Helvetica Neue" w:eastAsia="Times New Roman" w:hAnsi="Helvetica Neue" w:cs="Arial"/>
-                <w:color w:val="000000"/>
-                <w:kern w:val="0"/>
-                <w:sz w:val="18"/>
-                <w:szCs w:val="18"/>
-                <w14:ligatures w14:val="none"/>
-              </w:rPr>
-              <w:t>]]</w:t>
+              <w:t>[[tableEnd]]</w:t>
             </w:r>
           </w:p>
         </w:tc>
@@ -5204,44 +3259,7 @@
                 <w:szCs w:val="18"/>
                 <w14:ligatures w14:val="none"/>
               </w:rPr>
-              <w:t>[[$</w:t>
-            </w:r>
-            <w:proofErr w:type="spellStart"/>
-            <w:proofErr w:type="gramStart"/>
-            <w:r>
-              <w:rPr>
-                <w:rFonts w:ascii="Helvetica Neue" w:eastAsia="Times New Roman" w:hAnsi="Helvetica Neue" w:cs="Arial"/>
-                <w:color w:val="000000"/>
-                <w:kern w:val="0"/>
-                <w:sz w:val="18"/>
-                <w:szCs w:val="18"/>
-                <w14:ligatures w14:val="none"/>
-              </w:rPr>
-              <w:t>sNo</w:t>
-            </w:r>
-            <w:proofErr w:type="spellEnd"/>
-            <w:r>
-              <w:rPr>
-                <w:rFonts w:ascii="Helvetica Neue" w:eastAsia="Times New Roman" w:hAnsi="Helvetica Neue" w:cs="Arial"/>
-                <w:color w:val="000000"/>
-                <w:kern w:val="0"/>
-                <w:sz w:val="18"/>
-                <w:szCs w:val="18"/>
-                <w14:ligatures w14:val="none"/>
-              </w:rPr>
-              <w:t xml:space="preserve"> :</w:t>
-            </w:r>
-            <w:proofErr w:type="gramEnd"/>
-            <w:r>
-              <w:rPr>
-                <w:rFonts w:ascii="Helvetica Neue" w:eastAsia="Times New Roman" w:hAnsi="Helvetica Neue" w:cs="Arial"/>
-                <w:color w:val="000000"/>
-                <w:kern w:val="0"/>
-                <w:sz w:val="18"/>
-                <w:szCs w:val="18"/>
-                <w14:ligatures w14:val="none"/>
-              </w:rPr>
-              <w:t>= 1]]</w:t>
+              <w:t>[[$sNo := 1]]</w:t>
             </w:r>
           </w:p>
           <w:p>
@@ -5268,131 +3286,31 @@
                 <w:szCs w:val="18"/>
                 <w14:ligatures w14:val="none"/>
               </w:rPr>
-              <w:t>[[$</w:t>
-            </w:r>
-            <w:proofErr w:type="spellStart"/>
-            <w:proofErr w:type="gramStart"/>
-            <w:r>
-              <w:rPr>
-                <w:rFonts w:ascii="Helvetica Neue" w:eastAsia="Times New Roman" w:hAnsi="Helvetica Neue" w:cs="Arial"/>
-                <w:color w:val="000000"/>
-                <w:kern w:val="0"/>
-                <w:sz w:val="18"/>
-                <w:szCs w:val="18"/>
-                <w14:ligatures w14:val="none"/>
-              </w:rPr>
-              <w:t>cVal</w:t>
-            </w:r>
-            <w:proofErr w:type="spellEnd"/>
-            <w:r>
-              <w:rPr>
-                <w:rFonts w:ascii="Helvetica Neue" w:eastAsia="Times New Roman" w:hAnsi="Helvetica Neue" w:cs="Arial"/>
-                <w:color w:val="000000"/>
-                <w:kern w:val="0"/>
-                <w:sz w:val="18"/>
-                <w:szCs w:val="18"/>
-                <w14:ligatures w14:val="none"/>
-              </w:rPr>
-              <w:t xml:space="preserve"> :</w:t>
-            </w:r>
-            <w:proofErr w:type="gramEnd"/>
-            <w:r>
-              <w:rPr>
-                <w:rFonts w:ascii="Helvetica Neue" w:eastAsia="Times New Roman" w:hAnsi="Helvetica Neue" w:cs="Arial"/>
-                <w:color w:val="000000"/>
-                <w:kern w:val="0"/>
-                <w:sz w:val="18"/>
-                <w:szCs w:val="18"/>
-                <w14:ligatures w14:val="none"/>
-              </w:rPr>
-              <w:t>=0]]</w:t>
-            </w:r>
-          </w:p>
-          <w:p>
-            <w:pPr>
-              <w:rPr>
-                <w:rFonts w:ascii="Helvetica Neue" w:eastAsia="Times New Roman" w:hAnsi="Helvetica Neue" w:cs="Arial"/>
-                <w:color w:val="000000"/>
-                <w:kern w:val="0"/>
-                <w:sz w:val="18"/>
-                <w:szCs w:val="18"/>
-                <w:lang w:val="en-US"/>
-                <w14:ligatures w14:val="none"/>
-              </w:rPr>
-            </w:pPr>
-            <w:r>
-              <w:rPr>
-                <w:rFonts w:ascii="Helvetica Neue" w:eastAsia="Times New Roman" w:hAnsi="Helvetica Neue" w:cs="Arial"/>
-                <w:color w:val="000000"/>
-                <w:kern w:val="0"/>
-                <w:sz w:val="18"/>
-                <w:szCs w:val="18"/>
-                <w14:ligatures w14:val="none"/>
-              </w:rPr>
-              <w:t>[[</w:t>
-            </w:r>
-            <w:proofErr w:type="spellStart"/>
-            <w:proofErr w:type="gramStart"/>
-            <w:r>
-              <w:rPr>
-                <w:rFonts w:ascii="Helvetica Neue" w:eastAsia="Times New Roman" w:hAnsi="Helvetica Neue" w:cs="Arial"/>
-                <w:color w:val="000000"/>
-                <w:kern w:val="0"/>
-                <w:sz w:val="18"/>
-                <w:szCs w:val="18"/>
-                <w14:ligatures w14:val="none"/>
-              </w:rPr>
-              <w:t>tableStart</w:t>
-            </w:r>
-            <w:proofErr w:type="spellEnd"/>
-            <w:r>
-              <w:rPr>
-                <w:rFonts w:ascii="Helvetica Neue" w:eastAsia="Times New Roman" w:hAnsi="Helvetica Neue" w:cs="Arial"/>
-                <w:color w:val="000000"/>
-                <w:kern w:val="0"/>
-                <w:sz w:val="18"/>
-                <w:szCs w:val="18"/>
-                <w14:ligatures w14:val="none"/>
-              </w:rPr>
-              <w:t>(</w:t>
-            </w:r>
-            <w:proofErr w:type="gramEnd"/>
-            <w:r>
-              <w:rPr>
-                <w:rFonts w:ascii="Helvetica Neue" w:eastAsia="Times New Roman" w:hAnsi="Helvetica Neue" w:cs="Arial"/>
-                <w:color w:val="000000"/>
-                <w:kern w:val="0"/>
-                <w:sz w:val="18"/>
-                <w:szCs w:val="18"/>
-                <w14:ligatures w14:val="none"/>
-              </w:rPr>
-              <w:t>$k, $s as $</w:t>
-            </w:r>
-            <w:proofErr w:type="spellStart"/>
-            <w:proofErr w:type="gramStart"/>
-            <w:r>
-              <w:rPr>
-                <w:rFonts w:ascii="Helvetica Neue" w:eastAsia="Times New Roman" w:hAnsi="Helvetica Neue" w:cs="Arial"/>
-                <w:color w:val="000000"/>
-                <w:kern w:val="0"/>
-                <w:sz w:val="18"/>
-                <w:szCs w:val="18"/>
-                <w14:ligatures w14:val="none"/>
-              </w:rPr>
-              <w:t>item.details</w:t>
-            </w:r>
-            <w:proofErr w:type="spellEnd"/>
-            <w:proofErr w:type="gramEnd"/>
-            <w:r>
-              <w:rPr>
-                <w:rFonts w:ascii="Helvetica Neue" w:eastAsia="Times New Roman" w:hAnsi="Helvetica Neue" w:cs="Arial"/>
-                <w:color w:val="000000"/>
-                <w:kern w:val="0"/>
-                <w:sz w:val="18"/>
-                <w:szCs w:val="18"/>
-                <w14:ligatures w14:val="none"/>
-              </w:rPr>
-              <w:t>)]]</w:t>
+              <w:t>[[$cVal :=0]]</w:t>
+            </w:r>
+          </w:p>
+          <w:p>
+            <w:pPr>
+              <w:rPr>
+                <w:rFonts w:ascii="Helvetica Neue" w:eastAsia="Times New Roman" w:hAnsi="Helvetica Neue" w:cs="Arial"/>
+                <w:color w:val="000000"/>
+                <w:kern w:val="0"/>
+                <w:sz w:val="18"/>
+                <w:szCs w:val="18"/>
+                <w:lang w:val="en-US"/>
+                <w14:ligatures w14:val="none"/>
+              </w:rPr>
+            </w:pPr>
+            <w:r>
+              <w:rPr>
+                <w:rFonts w:ascii="Helvetica Neue" w:eastAsia="Times New Roman" w:hAnsi="Helvetica Neue" w:cs="Arial"/>
+                <w:color w:val="000000"/>
+                <w:kern w:val="0"/>
+                <w:sz w:val="18"/>
+                <w:szCs w:val="18"/>
+                <w14:ligatures w14:val="none"/>
+              </w:rPr>
+              <w:t>[[tableStart($k, $s as $item.details)]]</w:t>
             </w:r>
           </w:p>
         </w:tc>
@@ -5425,31 +3343,7 @@
                 <w:szCs w:val="18"/>
                 <w14:ligatures w14:val="none"/>
               </w:rPr>
-              <w:t>[[$</w:t>
-            </w:r>
-            <w:proofErr w:type="spellStart"/>
-            <w:r>
-              <w:rPr>
-                <w:rFonts w:ascii="Helvetica Neue" w:eastAsia="Times New Roman" w:hAnsi="Helvetica Neue" w:cs="Arial"/>
-                <w:color w:val="000000"/>
-                <w:kern w:val="0"/>
-                <w:sz w:val="18"/>
-                <w:szCs w:val="18"/>
-                <w14:ligatures w14:val="none"/>
-              </w:rPr>
-              <w:t>sNo</w:t>
-            </w:r>
-            <w:proofErr w:type="spellEnd"/>
-            <w:r>
-              <w:rPr>
-                <w:rFonts w:ascii="Helvetica Neue" w:eastAsia="Times New Roman" w:hAnsi="Helvetica Neue" w:cs="Arial"/>
-                <w:color w:val="000000"/>
-                <w:kern w:val="0"/>
-                <w:sz w:val="18"/>
-                <w:szCs w:val="18"/>
-                <w14:ligatures w14:val="none"/>
-              </w:rPr>
-              <w:t>]]</w:t>
+              <w:t>[[$sNo]]</w:t>
             </w:r>
           </w:p>
         </w:tc>
@@ -5479,20 +3373,7 @@
                 <w:szCs w:val="18"/>
                 <w14:ligatures w14:val="none"/>
               </w:rPr>
-              <w:t>[[$</w:t>
-            </w:r>
-            <w:proofErr w:type="spellStart"/>
-            <w:proofErr w:type="gramStart"/>
-            <w:r>
-              <w:rPr>
-                <w:rFonts w:ascii="Helvetica Neue" w:eastAsia="Times New Roman" w:hAnsi="Helvetica Neue" w:cs="Arial"/>
-                <w:color w:val="000000"/>
-                <w:kern w:val="0"/>
-                <w:sz w:val="18"/>
-                <w:szCs w:val="18"/>
-                <w14:ligatures w14:val="none"/>
-              </w:rPr>
-              <w:t>s.ta</w:t>
+              <w:t>[[$s.ta</w:t>
             </w:r>
             <w:r>
               <w:rPr>
@@ -5505,8 +3386,6 @@
               </w:rPr>
               <w:t>gRef</w:t>
             </w:r>
-            <w:proofErr w:type="spellEnd"/>
-            <w:proofErr w:type="gramEnd"/>
             <w:r>
               <w:rPr>
                 <w:rFonts w:ascii="Helvetica Neue" w:eastAsia="Times New Roman" w:hAnsi="Helvetica Neue" w:cs="Arial"/>
@@ -5550,33 +3429,7 @@
                 <w:szCs w:val="18"/>
                 <w14:ligatures w14:val="none"/>
               </w:rPr>
-              <w:t>[[$</w:t>
-            </w:r>
-            <w:proofErr w:type="spellStart"/>
-            <w:proofErr w:type="gramStart"/>
-            <w:r>
-              <w:rPr>
-                <w:rFonts w:ascii="Helvetica Neue" w:eastAsia="Times New Roman" w:hAnsi="Helvetica Neue" w:cs="Arial"/>
-                <w:color w:val="000000"/>
-                <w:kern w:val="0"/>
-                <w:sz w:val="18"/>
-                <w:szCs w:val="18"/>
-                <w14:ligatures w14:val="none"/>
-              </w:rPr>
-              <w:t>s.cartTitle</w:t>
-            </w:r>
-            <w:proofErr w:type="spellEnd"/>
-            <w:proofErr w:type="gramEnd"/>
-            <w:r>
-              <w:rPr>
-                <w:rFonts w:ascii="Helvetica Neue" w:eastAsia="Times New Roman" w:hAnsi="Helvetica Neue" w:cs="Arial"/>
-                <w:color w:val="000000"/>
-                <w:kern w:val="0"/>
-                <w:sz w:val="18"/>
-                <w:szCs w:val="18"/>
-                <w14:ligatures w14:val="none"/>
-              </w:rPr>
-              <w:t>]]</w:t>
+              <w:t>[[$s.cartTitle]]</w:t>
             </w:r>
           </w:p>
         </w:tc>
@@ -5607,31 +3460,7 @@
                 <w:szCs w:val="18"/>
                 <w14:ligatures w14:val="none"/>
               </w:rPr>
-              <w:t>[[$</w:t>
-            </w:r>
-            <w:proofErr w:type="spellStart"/>
-            <w:r>
-              <w:rPr>
-                <w:rFonts w:ascii="Helvetica Neue" w:eastAsia="Times New Roman" w:hAnsi="Helvetica Neue" w:cs="Arial"/>
-                <w:color w:val="000000"/>
-                <w:kern w:val="0"/>
-                <w:sz w:val="18"/>
-                <w:szCs w:val="18"/>
-                <w14:ligatures w14:val="none"/>
-              </w:rPr>
-              <w:t>s.qty</w:t>
-            </w:r>
-            <w:proofErr w:type="spellEnd"/>
-            <w:r>
-              <w:rPr>
-                <w:rFonts w:ascii="Helvetica Neue" w:eastAsia="Times New Roman" w:hAnsi="Helvetica Neue" w:cs="Arial"/>
-                <w:color w:val="000000"/>
-                <w:kern w:val="0"/>
-                <w:sz w:val="18"/>
-                <w:szCs w:val="18"/>
-                <w14:ligatures w14:val="none"/>
-              </w:rPr>
-              <w:t>]]</w:t>
+              <w:t>[[$s.qty]]</w:t>
             </w:r>
           </w:p>
         </w:tc>
@@ -5663,33 +3492,7 @@
                 <w:szCs w:val="18"/>
                 <w14:ligatures w14:val="none"/>
               </w:rPr>
-              <w:t>[[$</w:t>
-            </w:r>
-            <w:proofErr w:type="spellStart"/>
-            <w:proofErr w:type="gramStart"/>
-            <w:r>
-              <w:rPr>
-                <w:rFonts w:ascii="Helvetica Neue" w:eastAsia="Times New Roman" w:hAnsi="Helvetica Neue" w:cs="Arial"/>
-                <w:color w:val="000000"/>
-                <w:kern w:val="0"/>
-                <w:sz w:val="18"/>
-                <w:szCs w:val="18"/>
-                <w14:ligatures w14:val="none"/>
-              </w:rPr>
-              <w:t>s.rate</w:t>
-            </w:r>
-            <w:proofErr w:type="spellEnd"/>
-            <w:proofErr w:type="gramEnd"/>
-            <w:r>
-              <w:rPr>
-                <w:rFonts w:ascii="Helvetica Neue" w:eastAsia="Times New Roman" w:hAnsi="Helvetica Neue" w:cs="Arial"/>
-                <w:color w:val="000000"/>
-                <w:kern w:val="0"/>
-                <w:sz w:val="18"/>
-                <w:szCs w:val="18"/>
-                <w14:ligatures w14:val="none"/>
-              </w:rPr>
-              <w:t>]]</w:t>
+              <w:t>[[$s.rate]]</w:t>
             </w:r>
           </w:p>
         </w:tc>
@@ -5720,33 +3523,7 @@
                 <w:szCs w:val="18"/>
                 <w14:ligatures w14:val="none"/>
               </w:rPr>
-              <w:t>[[$</w:t>
-            </w:r>
-            <w:proofErr w:type="spellStart"/>
-            <w:proofErr w:type="gramStart"/>
-            <w:r>
-              <w:rPr>
-                <w:rFonts w:ascii="Helvetica Neue" w:eastAsia="Times New Roman" w:hAnsi="Helvetica Neue" w:cs="Arial"/>
-                <w:color w:val="000000"/>
-                <w:kern w:val="0"/>
-                <w:sz w:val="18"/>
-                <w:szCs w:val="18"/>
-                <w14:ligatures w14:val="none"/>
-              </w:rPr>
-              <w:t>s.amount</w:t>
-            </w:r>
-            <w:proofErr w:type="spellEnd"/>
-            <w:proofErr w:type="gramEnd"/>
-            <w:r>
-              <w:rPr>
-                <w:rFonts w:ascii="Helvetica Neue" w:eastAsia="Times New Roman" w:hAnsi="Helvetica Neue" w:cs="Arial"/>
-                <w:color w:val="000000"/>
-                <w:kern w:val="0"/>
-                <w:sz w:val="18"/>
-                <w:szCs w:val="18"/>
-                <w14:ligatures w14:val="none"/>
-              </w:rPr>
-              <w:t>]]</w:t>
+              <w:t>[[$s.amount]]</w:t>
             </w:r>
           </w:p>
         </w:tc>
@@ -5778,35 +3555,7 @@
                 <w:lang w:val="en-US"/>
                 <w14:ligatures w14:val="none"/>
               </w:rPr>
-              <w:t>[[$</w:t>
-            </w:r>
-            <w:proofErr w:type="spellStart"/>
-            <w:proofErr w:type="gramStart"/>
-            <w:r>
-              <w:rPr>
-                <w:rFonts w:ascii="Helvetica Neue" w:eastAsia="Times New Roman" w:hAnsi="Helvetica Neue" w:cs="Arial"/>
-                <w:color w:val="000000"/>
-                <w:kern w:val="0"/>
-                <w:sz w:val="18"/>
-                <w:szCs w:val="18"/>
-                <w:lang w:val="en-US"/>
-                <w14:ligatures w14:val="none"/>
-              </w:rPr>
-              <w:t>s.notes</w:t>
-            </w:r>
-            <w:proofErr w:type="spellEnd"/>
-            <w:proofErr w:type="gramEnd"/>
-            <w:r>
-              <w:rPr>
-                <w:rFonts w:ascii="Helvetica Neue" w:eastAsia="Times New Roman" w:hAnsi="Helvetica Neue" w:cs="Arial"/>
-                <w:color w:val="000000"/>
-                <w:kern w:val="0"/>
-                <w:sz w:val="18"/>
-                <w:szCs w:val="18"/>
-                <w:lang w:val="en-US"/>
-                <w14:ligatures w14:val="none"/>
-              </w:rPr>
-              <w:t>]]</w:t>
+              <w:t>[[$s.notes]]</w:t>
             </w:r>
           </w:p>
         </w:tc>
@@ -5841,103 +3590,31 @@
                 <w:szCs w:val="18"/>
                 <w14:ligatures w14:val="none"/>
               </w:rPr>
-              <w:t>[[$</w:t>
-            </w:r>
-            <w:proofErr w:type="spellStart"/>
-            <w:r>
-              <w:rPr>
-                <w:rFonts w:ascii="Helvetica Neue" w:eastAsia="Times New Roman" w:hAnsi="Helvetica Neue" w:cs="Arial"/>
-                <w:color w:val="000000"/>
-                <w:kern w:val="0"/>
-                <w:sz w:val="18"/>
-                <w:szCs w:val="18"/>
-                <w14:ligatures w14:val="none"/>
-              </w:rPr>
-              <w:t>sNo</w:t>
-            </w:r>
-            <w:proofErr w:type="spellEnd"/>
-            <w:r>
-              <w:rPr>
-                <w:rFonts w:ascii="Helvetica Neue" w:eastAsia="Times New Roman" w:hAnsi="Helvetica Neue" w:cs="Arial"/>
-                <w:color w:val="000000"/>
-                <w:kern w:val="0"/>
-                <w:sz w:val="18"/>
-                <w:szCs w:val="18"/>
-                <w14:ligatures w14:val="none"/>
-              </w:rPr>
-              <w:t xml:space="preserve"> = add $</w:t>
-            </w:r>
-            <w:proofErr w:type="spellStart"/>
-            <w:r>
-              <w:rPr>
-                <w:rFonts w:ascii="Helvetica Neue" w:eastAsia="Times New Roman" w:hAnsi="Helvetica Neue" w:cs="Arial"/>
-                <w:color w:val="000000"/>
-                <w:kern w:val="0"/>
-                <w:sz w:val="18"/>
-                <w:szCs w:val="18"/>
-                <w14:ligatures w14:val="none"/>
-              </w:rPr>
-              <w:t>sNo</w:t>
-            </w:r>
-            <w:proofErr w:type="spellEnd"/>
-            <w:r>
-              <w:rPr>
-                <w:rFonts w:ascii="Helvetica Neue" w:eastAsia="Times New Roman" w:hAnsi="Helvetica Neue" w:cs="Arial"/>
-                <w:color w:val="000000"/>
-                <w:kern w:val="0"/>
-                <w:sz w:val="18"/>
-                <w:szCs w:val="18"/>
-                <w14:ligatures w14:val="none"/>
-              </w:rPr>
-              <w:t xml:space="preserve"> 1]]</w:t>
-            </w:r>
-          </w:p>
-          <w:p>
-            <w:pPr>
-              <w:rPr>
-                <w:rFonts w:ascii="Helvetica Neue" w:eastAsia="Times New Roman" w:hAnsi="Helvetica Neue" w:cs="Arial"/>
-                <w:color w:val="000000"/>
-                <w:kern w:val="0"/>
-                <w:sz w:val="18"/>
-                <w:szCs w:val="18"/>
-                <w:lang w:val="en-US"/>
-                <w14:ligatures w14:val="none"/>
-              </w:rPr>
-            </w:pPr>
-            <w:r>
-              <w:rPr>
-                <w:rFonts w:ascii="Helvetica Neue" w:eastAsia="Times New Roman" w:hAnsi="Helvetica Neue" w:cs="Arial"/>
-                <w:color w:val="000000"/>
-                <w:kern w:val="0"/>
-                <w:sz w:val="18"/>
-                <w:szCs w:val="18"/>
-                <w14:ligatures w14:val="none"/>
-              </w:rPr>
-              <w:t>[[</w:t>
-            </w:r>
-            <w:proofErr w:type="spellStart"/>
-            <w:r>
-              <w:rPr>
-                <w:rFonts w:ascii="Helvetica Neue" w:eastAsia="Times New Roman" w:hAnsi="Helvetica Neue" w:cs="Arial"/>
-                <w:color w:val="000000"/>
-                <w:kern w:val="0"/>
-                <w:sz w:val="18"/>
-                <w:szCs w:val="18"/>
-                <w14:ligatures w14:val="none"/>
-              </w:rPr>
-              <w:t>tableEnd</w:t>
-            </w:r>
-            <w:proofErr w:type="spellEnd"/>
-            <w:r>
-              <w:rPr>
-                <w:rFonts w:ascii="Helvetica Neue" w:eastAsia="Times New Roman" w:hAnsi="Helvetica Neue" w:cs="Arial"/>
-                <w:color w:val="000000"/>
-                <w:kern w:val="0"/>
-                <w:sz w:val="18"/>
-                <w:szCs w:val="18"/>
-                <w14:ligatures w14:val="none"/>
-              </w:rPr>
-              <w:t>]]</w:t>
+              <w:t>[[$sNo = add $sNo 1]]</w:t>
+            </w:r>
+          </w:p>
+          <w:p>
+            <w:pPr>
+              <w:rPr>
+                <w:rFonts w:ascii="Helvetica Neue" w:eastAsia="Times New Roman" w:hAnsi="Helvetica Neue" w:cs="Arial"/>
+                <w:color w:val="000000"/>
+                <w:kern w:val="0"/>
+                <w:sz w:val="18"/>
+                <w:szCs w:val="18"/>
+                <w:lang w:val="en-US"/>
+                <w14:ligatures w14:val="none"/>
+              </w:rPr>
+            </w:pPr>
+            <w:r>
+              <w:rPr>
+                <w:rFonts w:ascii="Helvetica Neue" w:eastAsia="Times New Roman" w:hAnsi="Helvetica Neue" w:cs="Arial"/>
+                <w:color w:val="000000"/>
+                <w:kern w:val="0"/>
+                <w:sz w:val="18"/>
+                <w:szCs w:val="18"/>
+                <w14:ligatures w14:val="none"/>
+              </w:rPr>
+              <w:t>[[tableEnd]]</w:t>
             </w:r>
           </w:p>
         </w:tc>
@@ -6006,25 +3683,8 @@
                 <w:lang w:val="en-US"/>
                 <w14:ligatures w14:val="none"/>
               </w:rPr>
-              <w:t>[[$</w:t>
-            </w:r>
-            <w:proofErr w:type="spellStart"/>
-            <w:proofErr w:type="gramStart"/>
-            <w:r>
-              <w:rPr>
-                <w:rFonts w:ascii="Helvetica Neue" w:eastAsia="Times New Roman" w:hAnsi="Helvetica Neue" w:cs="Arial"/>
-                <w:b/>
-                <w:bCs/>
-                <w:color w:val="000000"/>
-                <w:kern w:val="0"/>
-                <w:sz w:val="18"/>
-                <w:szCs w:val="18"/>
-                <w:lang w:val="en-US"/>
-                <w14:ligatures w14:val="none"/>
-              </w:rPr>
-              <w:t>item.summary</w:t>
-            </w:r>
-            <w:proofErr w:type="gramEnd"/>
+              <w:t>[[$item.summary</w:t>
+            </w:r>
             <w:r>
               <w:rPr>
                 <w:rFonts w:ascii="Helvetica Neue" w:eastAsia="Times New Roman" w:hAnsi="Helvetica Neue" w:cs="Arial"/>
@@ -6067,7 +3727,6 @@
               </w:rPr>
               <w:t>y</w:t>
             </w:r>
-            <w:proofErr w:type="spellEnd"/>
             <w:r>
               <w:rPr>
                 <w:rFonts w:ascii="Helvetica Neue" w:eastAsia="Times New Roman" w:hAnsi="Helvetica Neue" w:cs="Arial"/>
@@ -6133,53 +3792,7 @@
                 <w:lang w:val="en-US"/>
                 <w14:ligatures w14:val="none"/>
               </w:rPr>
-              <w:t>[[$</w:t>
-            </w:r>
-            <w:proofErr w:type="spellStart"/>
-            <w:proofErr w:type="gramStart"/>
-            <w:r>
-              <w:rPr>
-                <w:rFonts w:ascii="Helvetica Neue" w:eastAsia="Times New Roman" w:hAnsi="Helvetica Neue" w:cs="Arial"/>
-                <w:b/>
-                <w:bCs/>
-                <w:color w:val="000000"/>
-                <w:kern w:val="0"/>
-                <w:sz w:val="18"/>
-                <w:szCs w:val="18"/>
-                <w:lang w:val="en-US"/>
-                <w14:ligatures w14:val="none"/>
-              </w:rPr>
-              <w:t>item.summary</w:t>
-            </w:r>
-            <w:proofErr w:type="gramEnd"/>
-            <w:r>
-              <w:rPr>
-                <w:rFonts w:ascii="Helvetica Neue" w:eastAsia="Times New Roman" w:hAnsi="Helvetica Neue" w:cs="Arial"/>
-                <w:b/>
-                <w:bCs/>
-                <w:color w:val="000000"/>
-                <w:kern w:val="0"/>
-                <w:sz w:val="18"/>
-                <w:szCs w:val="18"/>
-                <w:lang w:val="en-US"/>
-                <w14:ligatures w14:val="none"/>
-              </w:rPr>
-              <w:t>.cartAmount</w:t>
-            </w:r>
-            <w:proofErr w:type="spellEnd"/>
-            <w:r>
-              <w:rPr>
-                <w:rFonts w:ascii="Helvetica Neue" w:eastAsia="Times New Roman" w:hAnsi="Helvetica Neue" w:cs="Arial"/>
-                <w:b/>
-                <w:bCs/>
-                <w:color w:val="000000"/>
-                <w:kern w:val="0"/>
-                <w:sz w:val="18"/>
-                <w:szCs w:val="18"/>
-                <w:lang w:val="en-US"/>
-                <w14:ligatures w14:val="none"/>
-              </w:rPr>
-              <w:t>]]</w:t>
+              <w:t>[[$item.summary.cartAmount]]</w:t>
             </w:r>
           </w:p>
         </w:tc>
@@ -6232,31 +3845,7 @@
                 <w:szCs w:val="18"/>
                 <w14:ligatures w14:val="none"/>
               </w:rPr>
-              <w:t>[[</w:t>
-            </w:r>
-            <w:proofErr w:type="spellStart"/>
-            <w:r>
-              <w:rPr>
-                <w:rFonts w:ascii="Helvetica Neue" w:eastAsia="Times New Roman" w:hAnsi="Helvetica Neue" w:cs="Arial"/>
-                <w:color w:val="000000"/>
-                <w:kern w:val="0"/>
-                <w:sz w:val="18"/>
-                <w:szCs w:val="18"/>
-                <w14:ligatures w14:val="none"/>
-              </w:rPr>
-              <w:t>tableEnd</w:t>
-            </w:r>
-            <w:proofErr w:type="spellEnd"/>
-            <w:r>
-              <w:rPr>
-                <w:rFonts w:ascii="Helvetica Neue" w:eastAsia="Times New Roman" w:hAnsi="Helvetica Neue" w:cs="Arial"/>
-                <w:color w:val="000000"/>
-                <w:kern w:val="0"/>
-                <w:sz w:val="18"/>
-                <w:szCs w:val="18"/>
-                <w14:ligatures w14:val="none"/>
-              </w:rPr>
-              <w:t>]]</w:t>
+              <w:t>[[tableEnd]]</w:t>
             </w:r>
           </w:p>
           <w:p>
@@ -6283,103 +3872,31 @@
                 <w:szCs w:val="18"/>
                 <w14:ligatures w14:val="none"/>
               </w:rPr>
-              <w:t>[[$</w:t>
-            </w:r>
-            <w:proofErr w:type="spellStart"/>
-            <w:r>
-              <w:rPr>
-                <w:rFonts w:ascii="Helvetica Neue" w:eastAsia="Times New Roman" w:hAnsi="Helvetica Neue" w:cs="Arial"/>
-                <w:color w:val="000000"/>
-                <w:kern w:val="0"/>
-                <w:sz w:val="18"/>
-                <w:szCs w:val="18"/>
-                <w14:ligatures w14:val="none"/>
-              </w:rPr>
-              <w:t>prdSNo</w:t>
-            </w:r>
-            <w:proofErr w:type="spellEnd"/>
-            <w:r>
-              <w:rPr>
-                <w:rFonts w:ascii="Helvetica Neue" w:eastAsia="Times New Roman" w:hAnsi="Helvetica Neue" w:cs="Arial"/>
-                <w:color w:val="000000"/>
-                <w:kern w:val="0"/>
-                <w:sz w:val="18"/>
-                <w:szCs w:val="18"/>
-                <w14:ligatures w14:val="none"/>
-              </w:rPr>
-              <w:t xml:space="preserve"> = add $</w:t>
-            </w:r>
-            <w:proofErr w:type="spellStart"/>
-            <w:r>
-              <w:rPr>
-                <w:rFonts w:ascii="Helvetica Neue" w:eastAsia="Times New Roman" w:hAnsi="Helvetica Neue" w:cs="Arial"/>
-                <w:color w:val="000000"/>
-                <w:kern w:val="0"/>
-                <w:sz w:val="18"/>
-                <w:szCs w:val="18"/>
-                <w14:ligatures w14:val="none"/>
-              </w:rPr>
-              <w:t>prdSNo</w:t>
-            </w:r>
-            <w:proofErr w:type="spellEnd"/>
-            <w:r>
-              <w:rPr>
-                <w:rFonts w:ascii="Helvetica Neue" w:eastAsia="Times New Roman" w:hAnsi="Helvetica Neue" w:cs="Arial"/>
-                <w:color w:val="000000"/>
-                <w:kern w:val="0"/>
-                <w:sz w:val="18"/>
-                <w:szCs w:val="18"/>
-                <w14:ligatures w14:val="none"/>
-              </w:rPr>
-              <w:t xml:space="preserve"> 1]]</w:t>
-            </w:r>
-          </w:p>
-          <w:p>
-            <w:pPr>
-              <w:rPr>
-                <w:rFonts w:ascii="Helvetica Neue" w:eastAsia="Times New Roman" w:hAnsi="Helvetica Neue" w:cs="Arial"/>
-                <w:color w:val="000000"/>
-                <w:kern w:val="0"/>
-                <w:sz w:val="18"/>
-                <w:szCs w:val="18"/>
-                <w:lang w:val="en-US"/>
-                <w14:ligatures w14:val="none"/>
-              </w:rPr>
-            </w:pPr>
-            <w:r>
-              <w:rPr>
-                <w:rFonts w:ascii="Helvetica Neue" w:eastAsia="Times New Roman" w:hAnsi="Helvetica Neue" w:cs="Arial"/>
-                <w:color w:val="000000"/>
-                <w:kern w:val="0"/>
-                <w:sz w:val="18"/>
-                <w:szCs w:val="18"/>
-                <w14:ligatures w14:val="none"/>
-              </w:rPr>
-              <w:t>[[</w:t>
-            </w:r>
-            <w:proofErr w:type="spellStart"/>
-            <w:r>
-              <w:rPr>
-                <w:rFonts w:ascii="Helvetica Neue" w:eastAsia="Times New Roman" w:hAnsi="Helvetica Neue" w:cs="Arial"/>
-                <w:color w:val="000000"/>
-                <w:kern w:val="0"/>
-                <w:sz w:val="18"/>
-                <w:szCs w:val="18"/>
-                <w14:ligatures w14:val="none"/>
-              </w:rPr>
-              <w:t>tableEnd</w:t>
-            </w:r>
-            <w:proofErr w:type="spellEnd"/>
-            <w:r>
-              <w:rPr>
-                <w:rFonts w:ascii="Helvetica Neue" w:eastAsia="Times New Roman" w:hAnsi="Helvetica Neue" w:cs="Arial"/>
-                <w:color w:val="000000"/>
-                <w:kern w:val="0"/>
-                <w:sz w:val="18"/>
-                <w:szCs w:val="18"/>
-                <w14:ligatures w14:val="none"/>
-              </w:rPr>
-              <w:t>]]</w:t>
+              <w:t>[[$prdSNo = add $prdSNo 1]]</w:t>
+            </w:r>
+          </w:p>
+          <w:p>
+            <w:pPr>
+              <w:rPr>
+                <w:rFonts w:ascii="Helvetica Neue" w:eastAsia="Times New Roman" w:hAnsi="Helvetica Neue" w:cs="Arial"/>
+                <w:color w:val="000000"/>
+                <w:kern w:val="0"/>
+                <w:sz w:val="18"/>
+                <w:szCs w:val="18"/>
+                <w:lang w:val="en-US"/>
+                <w14:ligatures w14:val="none"/>
+              </w:rPr>
+            </w:pPr>
+            <w:r>
+              <w:rPr>
+                <w:rFonts w:ascii="Helvetica Neue" w:eastAsia="Times New Roman" w:hAnsi="Helvetica Neue" w:cs="Arial"/>
+                <w:color w:val="000000"/>
+                <w:kern w:val="0"/>
+                <w:sz w:val="18"/>
+                <w:szCs w:val="18"/>
+                <w14:ligatures w14:val="none"/>
+              </w:rPr>
+              <w:t>[[tableEnd]]</w:t>
             </w:r>
           </w:p>
         </w:tc>
@@ -6401,35 +3918,7 @@
         <w:rPr>
           <w:rFonts w:ascii="Helvetica Neue" w:hAnsi="Helvetica Neue" w:cs="Arial"/>
         </w:rPr>
-        <w:t>.</w:t>
-      </w:r>
-      <w:proofErr w:type="gramStart"/>
-      <w:r>
-        <w:rPr>
-          <w:rFonts w:ascii="Helvetica Neue" w:hAnsi="Helvetica Neue" w:cs="Arial"/>
-        </w:rPr>
-        <w:t>ci.companyinfo</w:t>
-      </w:r>
-      <w:proofErr w:type="gramEnd"/>
-      <w:r>
-        <w:rPr>
-          <w:rFonts w:ascii="Helvetica Neue" w:hAnsi="Helvetica Neue" w:cs="Arial"/>
-        </w:rPr>
-        <w:t>.</w:t>
-      </w:r>
-      <w:proofErr w:type="spellStart"/>
-      <w:r>
-        <w:rPr>
-          <w:rFonts w:ascii="Helvetica Neue" w:hAnsi="Helvetica Neue" w:cs="Arial"/>
-        </w:rPr>
-        <w:t>TermsandConditions</w:t>
-      </w:r>
-      <w:proofErr w:type="spellEnd"/>
-      <w:r>
-        <w:rPr>
-          <w:rFonts w:ascii="Helvetica Neue" w:hAnsi="Helvetica Neue" w:cs="Arial"/>
-        </w:rPr>
-        <w:t>__c</w:t>
+        <w:t>.ci.companyinfo.TermsandConditions__c</w:t>
       </w:r>
       <w:r>
         <w:rPr>
@@ -6462,35 +3951,7 @@
           <w:rFonts w:ascii="Helvetica Neue" w:hAnsi="Helvetica Neue" w:cs="Arial"/>
         </w:rPr>
         <w:lastRenderedPageBreak/>
-        <w:t>[[rtf .</w:t>
-      </w:r>
-      <w:proofErr w:type="gramStart"/>
-      <w:r>
-        <w:rPr>
-          <w:rFonts w:ascii="Helvetica Neue" w:hAnsi="Helvetica Neue" w:cs="Arial"/>
-        </w:rPr>
-        <w:t>ci.companyinfo</w:t>
-      </w:r>
-      <w:proofErr w:type="gramEnd"/>
-      <w:r>
-        <w:rPr>
-          <w:rFonts w:ascii="Helvetica Neue" w:hAnsi="Helvetica Neue" w:cs="Arial"/>
-        </w:rPr>
-        <w:t>.</w:t>
-      </w:r>
-      <w:proofErr w:type="spellStart"/>
-      <w:r>
-        <w:rPr>
-          <w:rFonts w:ascii="Helvetica Neue" w:hAnsi="Helvetica Neue" w:cs="Arial"/>
-        </w:rPr>
-        <w:t>TermsandConditions</w:t>
-      </w:r>
-      <w:proofErr w:type="spellEnd"/>
-      <w:r>
-        <w:rPr>
-          <w:rFonts w:ascii="Helvetica Neue" w:hAnsi="Helvetica Neue" w:cs="Arial"/>
-        </w:rPr>
-        <w:t>__c]]</w:t>
+        <w:t>[[rtf .ci.companyinfo.TermsandConditions__c]]</w:t>
       </w:r>
       <w:r>
         <w:rPr>
@@ -6636,17 +4097,7 @@
         <w:sz w:val="18"/>
         <w:szCs w:val="18"/>
       </w:rPr>
-      <w:t>[</w:t>
-    </w:r>
-    <w:proofErr w:type="gramStart"/>
-    <w:r>
-      <w:rPr>
-        <w:rFonts w:ascii="Arial" w:hAnsi="Arial" w:cs="Arial"/>
-        <w:color w:val="auto"/>
-        <w:sz w:val="18"/>
-        <w:szCs w:val="18"/>
-      </w:rPr>
-      <w:t>[</w:t>
+      <w:t>[[</w:t>
     </w:r>
     <w:r>
       <w:rPr>
@@ -6666,7 +4117,6 @@
       </w:rPr>
       <w:t>.name</w:t>
     </w:r>
-    <w:proofErr w:type="gramEnd"/>
     <w:r>
       <w:rPr>
         <w:rFonts w:ascii="Arial" w:hAnsi="Arial" w:cs="Arial"/>
@@ -6741,19 +4191,7 @@
         <w:szCs w:val="18"/>
         <w:lang w:val="en-US"/>
       </w:rPr>
-      <w:t>, By [[.</w:t>
-    </w:r>
-    <w:proofErr w:type="spellStart"/>
-    <w:proofErr w:type="gramStart"/>
-    <w:r>
-      <w:rPr>
-        <w:rFonts w:ascii="Arial" w:hAnsi="Arial" w:cs="Arial"/>
-        <w:color w:val="auto"/>
-        <w:sz w:val="18"/>
-        <w:szCs w:val="18"/>
-        <w:lang w:val="en-US"/>
-      </w:rPr>
-      <w:t>qt.user</w:t>
+      <w:t>, By [[.qt.user</w:t>
     </w:r>
     <w:r>
       <w:rPr>
@@ -6765,8 +4203,6 @@
       </w:rPr>
       <w:t>Name</w:t>
     </w:r>
-    <w:proofErr w:type="spellEnd"/>
-    <w:proofErr w:type="gramEnd"/>
     <w:r>
       <w:rPr>
         <w:rFonts w:ascii="Arial" w:hAnsi="Arial" w:cs="Arial"/>

--- a/btb_cvs_support/document/templates/quotation_format_eg.docx
+++ b/btb_cvs_support/document/templates/quotation_format_eg.docx
@@ -469,7 +469,7 @@
                 <w:szCs w:val="18"/>
                 <w14:ligatures w14:val="none"/>
               </w:rPr>
-              <w:t>.qt.contact_display]], [[.qt.contact_designation]]</w:t>
+              <w:t>.qt.contact_display]]</w:t>
             </w:r>
           </w:p>
           <w:p>
@@ -516,7 +516,54 @@
                 <w:szCs w:val="18"/>
                 <w14:ligatures w14:val="none"/>
               </w:rPr>
-              <w:t xml:space="preserve">e]] </w:t>
+              <w:t>e]]</w:t>
+            </w:r>
+          </w:p>
+          <w:p>
+            <w:pPr>
+              <w:spacing w:before="57" w:after="57"/>
+              <w:ind w:left="-62"/>
+              <w:rPr>
+                <w:rFonts w:ascii="Helvetica Neue" w:eastAsia="Times New Roman" w:hAnsi="Helvetica Neue" w:cs="Arial"/>
+                <w:color w:val="000000"/>
+                <w:kern w:val="0"/>
+                <w:sz w:val="18"/>
+                <w:szCs w:val="18"/>
+                <w14:ligatures w14:val="none"/>
+              </w:rPr>
+            </w:pPr>
+            <w:r>
+              <w:rPr>
+                <w:rFonts w:ascii="Helvetica Neue" w:eastAsia="Times New Roman" w:hAnsi="Helvetica Neue" w:cs="Arial"/>
+                <w:color w:val="000000"/>
+                <w:kern w:val="0"/>
+                <w:sz w:val="18"/>
+                <w:szCs w:val="18"/>
+                <w14:ligatures w14:val="none"/>
+              </w:rPr>
+              <w:t>[[</w:t>
+            </w:r>
+            <w:r>
+              <w:rPr>
+                <w:rFonts w:ascii="Helvetica Neue" w:eastAsia="Times New Roman" w:hAnsi="Helvetica Neue" w:cs="Arial"/>
+                <w:color w:val="000000"/>
+                <w:kern w:val="0"/>
+                <w:sz w:val="18"/>
+                <w:szCs w:val="18"/>
+                <w14:ligatures w14:val="none"/>
+              </w:rPr>
+              <w:t>.qt.contact_mobil</w:t>
+            </w:r>
+            <w:r>
+              <w:rPr>
+                <w:rFonts w:ascii="Helvetica Neue" w:eastAsia="Times New Roman" w:hAnsi="Helvetica Neue" w:cs="Arial"/>
+                <w:color w:val="000000"/>
+                <w:kern w:val="0"/>
+                <w:sz w:val="18"/>
+                <w:szCs w:val="18"/>
+                <w14:ligatures w14:val="none"/>
+              </w:rPr>
+              <w:t>e]]</w:t>
             </w:r>
           </w:p>
           <w:p>
@@ -541,90 +588,54 @@
                 <w:szCs w:val="18"/>
                 <w14:ligatures w14:val="none"/>
               </w:rPr>
-              <w:t>[[.qt.contact_mobile]]</w:t>
-            </w:r>
-            <w:r>
-              <w:rPr>
-                <w:rFonts w:ascii="Helvetica Neue" w:eastAsia="Times New Roman" w:hAnsi="Helvetica Neue" w:cs="Arial"/>
-                <w:color w:val="000000"/>
-                <w:kern w:val="0"/>
-                <w:sz w:val="18"/>
-                <w:szCs w:val="18"/>
-                <w14:ligatures w14:val="none"/>
-              </w:rPr>
-              <w:t xml:space="preserve"> </w:t>
-            </w:r>
-          </w:p>
-          <w:p>
-            <w:pPr>
-              <w:spacing w:before="57"/>
-              <w:ind w:left="-48" w:hanging="14"/>
-              <w:rPr>
-                <w:rFonts w:ascii="Helvetica Neue" w:eastAsia="Times New Roman" w:hAnsi="Helvetica Neue" w:cs="Arial"/>
-                <w:color w:val="000000"/>
-                <w:kern w:val="0"/>
-                <w:sz w:val="18"/>
-                <w:szCs w:val="18"/>
-                <w14:ligatures w14:val="none"/>
-              </w:rPr>
-            </w:pPr>
-            <w:r>
-              <w:rPr>
-                <w:rFonts w:ascii="Helvetica Neue" w:eastAsia="Times New Roman" w:hAnsi="Helvetica Neue" w:cs="Arial"/>
-                <w:color w:val="000000"/>
-                <w:kern w:val="0"/>
-                <w:sz w:val="18"/>
-                <w:szCs w:val="18"/>
-                <w14:ligatures w14:val="none"/>
-              </w:rPr>
               <w:t>[[end]]</w:t>
             </w:r>
           </w:p>
           <w:p>
             <w:pPr>
-              <w:spacing w:before="57"/>
-              <w:ind w:left="-48" w:hanging="14"/>
-              <w:rPr>
-                <w:rFonts w:ascii="Helvetica Neue" w:eastAsia="Times New Roman" w:hAnsi="Helvetica Neue" w:cs="Arial"/>
-                <w:color w:val="000000"/>
-                <w:kern w:val="0"/>
-                <w:sz w:val="18"/>
-                <w:szCs w:val="18"/>
-                <w14:ligatures w14:val="none"/>
-              </w:rPr>
-            </w:pPr>
-            <w:r>
-              <w:rPr>
-                <w:rFonts w:ascii="Helvetica Neue" w:eastAsia="Times New Roman" w:hAnsi="Helvetica Neue" w:cs="Arial"/>
-                <w:color w:val="000000"/>
-                <w:kern w:val="0"/>
-                <w:sz w:val="18"/>
-                <w:szCs w:val="18"/>
-                <w14:ligatures w14:val="none"/>
-              </w:rPr>
-              <w:t>[[</w:t>
-            </w:r>
-            <w:r>
-              <w:rPr>
-                <w:rFonts w:ascii="Helvetica Neue" w:eastAsia="Times New Roman" w:hAnsi="Helvetica Neue" w:cs="Arial"/>
-                <w:color w:val="000000"/>
-                <w:kern w:val="0"/>
-                <w:sz w:val="18"/>
-                <w:szCs w:val="18"/>
-                <w14:ligatures w14:val="none"/>
-              </w:rPr>
-              <w:t xml:space="preserve">if </w:t>
-            </w:r>
-            <w:r>
-              <w:rPr>
-                <w:rFonts w:ascii="Helvetica Neue" w:eastAsia="Times New Roman" w:hAnsi="Helvetica Neue" w:cs="Arial"/>
-                <w:color w:val="000000"/>
-                <w:kern w:val="0"/>
-                <w:sz w:val="18"/>
-                <w:szCs w:val="18"/>
-                <w14:ligatures w14:val="none"/>
-              </w:rPr>
-              <w:t>.qt.contact_email]]</w:t>
+              <w:spacing w:before="57" w:after="57"/>
+              <w:ind w:left="-62"/>
+              <w:rPr>
+                <w:rFonts w:ascii="Helvetica Neue" w:eastAsia="Times New Roman" w:hAnsi="Helvetica Neue" w:cs="Arial"/>
+                <w:color w:val="000000"/>
+                <w:kern w:val="0"/>
+                <w:sz w:val="18"/>
+                <w:szCs w:val="18"/>
+                <w14:ligatures w14:val="none"/>
+              </w:rPr>
+            </w:pPr>
+            <w:r>
+              <w:rPr>
+                <w:rFonts w:ascii="Helvetica Neue" w:eastAsia="Times New Roman" w:hAnsi="Helvetica Neue" w:cs="Arial"/>
+                <w:color w:val="000000"/>
+                <w:kern w:val="0"/>
+                <w:sz w:val="18"/>
+                <w:szCs w:val="18"/>
+                <w14:ligatures w14:val="none"/>
+              </w:rPr>
+              <w:t xml:space="preserve">[[if </w:t>
+            </w:r>
+            <w:r>
+              <w:rPr>
+                <w:rFonts w:ascii="Helvetica Neue" w:eastAsia="Times New Roman" w:hAnsi="Helvetica Neue" w:cs="Arial"/>
+                <w:color w:val="000000"/>
+                <w:kern w:val="0"/>
+                <w:sz w:val="18"/>
+                <w:szCs w:val="18"/>
+                <w14:ligatures w14:val="none"/>
+              </w:rPr>
+              <w:t>.qt.contact_email</w:t>
+            </w:r>
+            <w:r>
+              <w:rPr>
+                <w:rFonts w:ascii="Helvetica Neue" w:eastAsia="Times New Roman" w:hAnsi="Helvetica Neue" w:cs="Arial"/>
+                <w:color w:val="000000"/>
+                <w:kern w:val="0"/>
+                <w:sz w:val="18"/>
+                <w:szCs w:val="18"/>
+                <w14:ligatures w14:val="none"/>
+              </w:rPr>
+              <w:t>]]</w:t>
             </w:r>
           </w:p>
           <w:p>

--- a/btb_cvs_support/document/templates/quotation_format_eg.docx
+++ b/btb_cvs_support/document/templates/quotation_format_eg.docx
@@ -1099,21 +1099,7 @@
                 <w:lang w:val="en-US"/>
                 <w14:ligatures w14:val="none"/>
               </w:rPr>
-              <w:t>S</w:t>
-            </w:r>
-            <w:r>
-              <w:rPr>
-                <w:rFonts w:ascii="Helvetica Neue" w:eastAsia="Times New Roman" w:hAnsi="Helvetica Neue" w:cs="Arial"/>
-                <w:b/>
-                <w:bCs/>
-                <w:color w:val="000000"/>
-                <w:kern w:val="0"/>
-                <w:sz w:val="18"/>
-                <w:szCs w:val="18"/>
-                <w:lang w:val="en-US"/>
-                <w14:ligatures w14:val="none"/>
-              </w:rPr>
-              <w:t xml:space="preserve"> No.</w:t>
+              <w:t>S No.</w:t>
             </w:r>
           </w:p>
         </w:tc>
@@ -1308,31 +1294,7 @@
                 <w:lang w:val="en-US"/>
                 <w14:ligatures w14:val="none"/>
               </w:rPr>
-              <w:t>[[</w:t>
-            </w:r>
-            <w:r>
-              <w:rPr>
-                <w:rFonts w:ascii="Helvetica Neue" w:eastAsia="Times New Roman" w:hAnsi="Helvetica Neue" w:cs="Arial"/>
-                <w:color w:val="000000"/>
-                <w:kern w:val="0"/>
-                <w:sz w:val="18"/>
-                <w:szCs w:val="18"/>
-                <w:lang w:val="en-US"/>
-                <w14:ligatures w14:val="none"/>
-              </w:rPr>
-              <w:t>$No</w:t>
-            </w:r>
-            <w:r>
-              <w:rPr>
-                <w:rFonts w:ascii="Helvetica Neue" w:eastAsia="Times New Roman" w:hAnsi="Helvetica Neue" w:cs="Arial"/>
-                <w:color w:val="000000"/>
-                <w:kern w:val="0"/>
-                <w:sz w:val="18"/>
-                <w:szCs w:val="18"/>
-                <w:lang w:val="en-US"/>
-                <w14:ligatures w14:val="none"/>
-              </w:rPr>
-              <w:t>]]</w:t>
+              <w:t>[[$No]]</w:t>
             </w:r>
           </w:p>
         </w:tc>
@@ -1556,8 +1518,8 @@
         </w:trPr>
         <w:tc>
           <w:tcPr>
-            <w:tcW w:w="8642" w:type="dxa"/>
-            <w:gridSpan w:val="3"/>
+            <w:tcW w:w="11077" w:type="dxa"/>
+            <w:gridSpan w:val="4"/>
             <w:vAlign w:val="center"/>
           </w:tcPr>
           <w:p>
@@ -1568,62 +1530,47 @@
               <w:outlineLvl w:val="1"/>
               <w:rPr>
                 <w:rFonts w:ascii="Helvetica Neue" w:eastAsia="Times New Roman" w:hAnsi="Helvetica Neue" w:cs="Arial"/>
-                <w:color w:val="000000"/>
-                <w:kern w:val="0"/>
-                <w:sz w:val="18"/>
-                <w:szCs w:val="18"/>
-                <w:lang w:val="en-US"/>
-                <w14:ligatures w14:val="none"/>
-              </w:rPr>
-            </w:pPr>
-            <w:r>
-              <w:rPr>
-                <w:rFonts w:ascii="Helvetica Neue" w:eastAsia="Times New Roman" w:hAnsi="Helvetica Neue" w:cs="Arial"/>
-                <w:b/>
-                <w:bCs/>
-                <w:color w:val="000000"/>
-                <w:kern w:val="0"/>
-                <w:sz w:val="18"/>
-                <w:szCs w:val="18"/>
-                <w14:ligatures w14:val="none"/>
-              </w:rPr>
-              <w:t>Total</w:t>
-            </w:r>
-          </w:p>
-        </w:tc>
-        <w:tc>
-          <w:tcPr>
-            <w:tcW w:w="2435" w:type="dxa"/>
-            <w:vAlign w:val="center"/>
-          </w:tcPr>
-          <w:p>
-            <w:pPr>
-              <w:pStyle w:val="ListParagraph"/>
-              <w:ind w:left="0"/>
-              <w:jc w:val="right"/>
-              <w:outlineLvl w:val="1"/>
-              <w:rPr>
-                <w:rFonts w:ascii="Helvetica Neue" w:eastAsia="Times New Roman" w:hAnsi="Helvetica Neue" w:cs="Arial"/>
-                <w:color w:val="000000"/>
-                <w:kern w:val="0"/>
-                <w:sz w:val="18"/>
-                <w:szCs w:val="18"/>
-                <w:lang w:val="en-US"/>
-                <w14:ligatures w14:val="none"/>
-              </w:rPr>
-            </w:pPr>
-            <w:r>
-              <w:rPr>
-                <w:rFonts w:ascii="Helvetica Neue" w:eastAsia="Times New Roman" w:hAnsi="Helvetica Neue" w:cs="Arial"/>
-                <w:b/>
-                <w:bCs/>
-                <w:color w:val="000000"/>
-                <w:kern w:val="0"/>
-                <w:sz w:val="18"/>
-                <w:szCs w:val="18"/>
-                <w14:ligatures w14:val="none"/>
-              </w:rPr>
-              <w:t>[[.qt.total]]</w:t>
+                <w:b/>
+                <w:bCs/>
+                <w:color w:val="000000"/>
+                <w:kern w:val="0"/>
+                <w:sz w:val="18"/>
+                <w:szCs w:val="18"/>
+                <w14:ligatures w14:val="none"/>
+              </w:rPr>
+            </w:pPr>
+            <w:r>
+              <w:rPr>
+                <w:rFonts w:ascii="Helvetica Neue" w:eastAsia="Times New Roman" w:hAnsi="Helvetica Neue" w:cs="Arial"/>
+                <w:color w:val="000000"/>
+                <w:kern w:val="0"/>
+                <w:sz w:val="18"/>
+                <w:szCs w:val="18"/>
+                <w14:ligatures w14:val="none"/>
+              </w:rPr>
+              <w:t>[[if .qt.</w:t>
+            </w:r>
+            <w:r>
+              <w:rPr>
+                <w:rFonts w:ascii="Helvetica Neue" w:eastAsia="Times New Roman" w:hAnsi="Helvetica Neue" w:cs="Arial"/>
+                <w:color w:val="000000"/>
+                <w:kern w:val="0"/>
+                <w:sz w:val="18"/>
+                <w:szCs w:val="18"/>
+                <w14:ligatures w14:val="none"/>
+              </w:rPr>
+              <w:t>displayTotal</w:t>
+            </w:r>
+            <w:r>
+              <w:rPr>
+                <w:rFonts w:ascii="Helvetica Neue" w:eastAsia="Times New Roman" w:hAnsi="Helvetica Neue" w:cs="Arial"/>
+                <w:color w:val="000000"/>
+                <w:kern w:val="0"/>
+                <w:sz w:val="18"/>
+                <w:szCs w:val="18"/>
+                <w14:ligatures w14:val="none"/>
+              </w:rPr>
+              <w:t>]]</w:t>
             </w:r>
           </w:p>
         </w:tc>
@@ -1665,7 +1612,7 @@
                 <w:szCs w:val="18"/>
                 <w14:ligatures w14:val="none"/>
               </w:rPr>
-              <w:t>Discount ([[.qt.additional_discount_percentage]]%)</w:t>
+              <w:t>Total</w:t>
             </w:r>
           </w:p>
         </w:tc>
@@ -1693,13 +1640,15 @@
             <w:r>
               <w:rPr>
                 <w:rFonts w:ascii="Helvetica Neue" w:eastAsia="Times New Roman" w:hAnsi="Helvetica Neue" w:cs="Arial"/>
-                <w:color w:val="000000"/>
-                <w:kern w:val="0"/>
-                <w:sz w:val="18"/>
-                <w:szCs w:val="18"/>
-                <w14:ligatures w14:val="none"/>
-              </w:rPr>
-              <w:t>[[.qt.discount_amount]]</w:t>
+                <w:b/>
+                <w:bCs/>
+                <w:color w:val="000000"/>
+                <w:kern w:val="0"/>
+                <w:sz w:val="18"/>
+                <w:szCs w:val="18"/>
+                <w14:ligatures w14:val="none"/>
+              </w:rPr>
+              <w:t>[[.qt.total]]</w:t>
             </w:r>
           </w:p>
         </w:tc>
@@ -1710,8 +1659,8 @@
         </w:trPr>
         <w:tc>
           <w:tcPr>
-            <w:tcW w:w="8642" w:type="dxa"/>
-            <w:gridSpan w:val="3"/>
+            <w:tcW w:w="11077" w:type="dxa"/>
+            <w:gridSpan w:val="4"/>
             <w:vAlign w:val="center"/>
           </w:tcPr>
           <w:p>
@@ -1722,32 +1671,39 @@
               <w:outlineLvl w:val="1"/>
               <w:rPr>
                 <w:rFonts w:ascii="Helvetica Neue" w:eastAsia="Times New Roman" w:hAnsi="Helvetica Neue" w:cs="Arial"/>
-                <w:color w:val="000000"/>
-                <w:kern w:val="0"/>
-                <w:sz w:val="18"/>
-                <w:szCs w:val="18"/>
-                <w:lang w:val="en-US"/>
-                <w14:ligatures w14:val="none"/>
-              </w:rPr>
-            </w:pPr>
-            <w:r>
-              <w:rPr>
-                <w:rFonts w:ascii="Helvetica Neue" w:eastAsia="Times New Roman" w:hAnsi="Helvetica Neue" w:cs="Arial"/>
-                <w:b/>
-                <w:bCs/>
-                <w:color w:val="000000"/>
-                <w:kern w:val="0"/>
-                <w:sz w:val="18"/>
-                <w:szCs w:val="18"/>
-                <w14:ligatures w14:val="none"/>
-              </w:rPr>
-              <w:t>Total Amount after Discount</w:t>
-            </w:r>
-          </w:p>
-        </w:tc>
-        <w:tc>
-          <w:tcPr>
-            <w:tcW w:w="2435" w:type="dxa"/>
+                <w:b/>
+                <w:bCs/>
+                <w:color w:val="000000"/>
+                <w:kern w:val="0"/>
+                <w:sz w:val="18"/>
+                <w:szCs w:val="18"/>
+                <w14:ligatures w14:val="none"/>
+              </w:rPr>
+            </w:pPr>
+            <w:r>
+              <w:rPr>
+                <w:rFonts w:ascii="Helvetica Neue" w:eastAsia="Times New Roman" w:hAnsi="Helvetica Neue" w:cs="Arial"/>
+                <w:b/>
+                <w:bCs/>
+                <w:color w:val="000000"/>
+                <w:kern w:val="0"/>
+                <w:sz w:val="18"/>
+                <w:szCs w:val="18"/>
+                <w14:ligatures w14:val="none"/>
+              </w:rPr>
+              <w:t>[[end]]</w:t>
+            </w:r>
+          </w:p>
+        </w:tc>
+      </w:tr>
+      <w:tr>
+        <w:trPr>
+          <w:trHeight w:val="324"/>
+        </w:trPr>
+        <w:tc>
+          <w:tcPr>
+            <w:tcW w:w="11077" w:type="dxa"/>
+            <w:gridSpan w:val="4"/>
             <w:vAlign w:val="center"/>
           </w:tcPr>
           <w:p>
@@ -1762,6 +1718,190 @@
                 <w:kern w:val="0"/>
                 <w:sz w:val="18"/>
                 <w:szCs w:val="18"/>
+                <w14:ligatures w14:val="none"/>
+              </w:rPr>
+            </w:pPr>
+            <w:r>
+              <w:rPr>
+                <w:rFonts w:ascii="Helvetica Neue" w:eastAsia="Times New Roman" w:hAnsi="Helvetica Neue" w:cs="Arial"/>
+                <w:color w:val="000000"/>
+                <w:kern w:val="0"/>
+                <w:sz w:val="18"/>
+                <w:szCs w:val="18"/>
+                <w14:ligatures w14:val="none"/>
+              </w:rPr>
+              <w:t xml:space="preserve">[[if ne </w:t>
+            </w:r>
+            <w:r>
+              <w:rPr>
+                <w:rFonts w:ascii="Helvetica Neue" w:eastAsia="Times New Roman" w:hAnsi="Helvetica Neue" w:cs="Arial"/>
+                <w:color w:val="000000"/>
+                <w:kern w:val="0"/>
+                <w:sz w:val="18"/>
+                <w:szCs w:val="18"/>
+                <w14:ligatures w14:val="none"/>
+              </w:rPr>
+              <w:t>.qt.discount_amount</w:t>
+            </w:r>
+            <w:r>
+              <w:rPr>
+                <w:rFonts w:ascii="Helvetica Neue" w:eastAsia="Times New Roman" w:hAnsi="Helvetica Neue" w:cs="Arial"/>
+                <w:color w:val="000000"/>
+                <w:kern w:val="0"/>
+                <w:sz w:val="18"/>
+                <w:szCs w:val="18"/>
+                <w14:ligatures w14:val="none"/>
+              </w:rPr>
+              <w:t xml:space="preserve"> $comp</w:t>
+            </w:r>
+            <w:r>
+              <w:rPr>
+                <w:rFonts w:ascii="Helvetica Neue" w:eastAsia="Times New Roman" w:hAnsi="Helvetica Neue" w:cs="Arial"/>
+                <w:color w:val="000000"/>
+                <w:kern w:val="0"/>
+                <w:sz w:val="18"/>
+                <w:szCs w:val="18"/>
+                <w14:ligatures w14:val="none"/>
+              </w:rPr>
+              <w:t>]]</w:t>
+            </w:r>
+          </w:p>
+        </w:tc>
+      </w:tr>
+      <w:tr>
+        <w:trPr>
+          <w:trHeight w:val="324"/>
+        </w:trPr>
+        <w:tc>
+          <w:tcPr>
+            <w:tcW w:w="8642" w:type="dxa"/>
+            <w:gridSpan w:val="3"/>
+            <w:vAlign w:val="center"/>
+          </w:tcPr>
+          <w:p>
+            <w:pPr>
+              <w:pStyle w:val="ListParagraph"/>
+              <w:ind w:left="0"/>
+              <w:jc w:val="right"/>
+              <w:outlineLvl w:val="1"/>
+              <w:rPr>
+                <w:rFonts w:ascii="Helvetica Neue" w:eastAsia="Times New Roman" w:hAnsi="Helvetica Neue" w:cs="Arial"/>
+                <w:color w:val="000000"/>
+                <w:kern w:val="0"/>
+                <w:sz w:val="18"/>
+                <w:szCs w:val="18"/>
+                <w:lang w:val="en-US"/>
+                <w14:ligatures w14:val="none"/>
+              </w:rPr>
+            </w:pPr>
+            <w:r>
+              <w:rPr>
+                <w:rFonts w:ascii="Helvetica Neue" w:eastAsia="Times New Roman" w:hAnsi="Helvetica Neue" w:cs="Arial"/>
+                <w:b/>
+                <w:bCs/>
+                <w:color w:val="000000"/>
+                <w:kern w:val="0"/>
+                <w:sz w:val="18"/>
+                <w:szCs w:val="18"/>
+                <w14:ligatures w14:val="none"/>
+              </w:rPr>
+              <w:t>Discount ([[.qt.additional_discount_percentage]]%)</w:t>
+            </w:r>
+          </w:p>
+        </w:tc>
+        <w:tc>
+          <w:tcPr>
+            <w:tcW w:w="2435" w:type="dxa"/>
+            <w:vAlign w:val="center"/>
+          </w:tcPr>
+          <w:p>
+            <w:pPr>
+              <w:pStyle w:val="ListParagraph"/>
+              <w:ind w:left="0"/>
+              <w:jc w:val="right"/>
+              <w:outlineLvl w:val="1"/>
+              <w:rPr>
+                <w:rFonts w:ascii="Helvetica Neue" w:eastAsia="Times New Roman" w:hAnsi="Helvetica Neue" w:cs="Arial"/>
+                <w:color w:val="000000"/>
+                <w:kern w:val="0"/>
+                <w:sz w:val="18"/>
+                <w:szCs w:val="18"/>
+                <w:lang w:val="en-US"/>
+                <w14:ligatures w14:val="none"/>
+              </w:rPr>
+            </w:pPr>
+            <w:r>
+              <w:rPr>
+                <w:rFonts w:ascii="Helvetica Neue" w:eastAsia="Times New Roman" w:hAnsi="Helvetica Neue" w:cs="Arial"/>
+                <w:color w:val="000000"/>
+                <w:kern w:val="0"/>
+                <w:sz w:val="18"/>
+                <w:szCs w:val="18"/>
+                <w14:ligatures w14:val="none"/>
+              </w:rPr>
+              <w:t>[[.qt.discount_amount]]</w:t>
+            </w:r>
+          </w:p>
+        </w:tc>
+      </w:tr>
+      <w:tr>
+        <w:trPr>
+          <w:trHeight w:val="324"/>
+        </w:trPr>
+        <w:tc>
+          <w:tcPr>
+            <w:tcW w:w="8642" w:type="dxa"/>
+            <w:gridSpan w:val="3"/>
+            <w:vAlign w:val="center"/>
+          </w:tcPr>
+          <w:p>
+            <w:pPr>
+              <w:pStyle w:val="ListParagraph"/>
+              <w:ind w:left="0"/>
+              <w:jc w:val="right"/>
+              <w:outlineLvl w:val="1"/>
+              <w:rPr>
+                <w:rFonts w:ascii="Helvetica Neue" w:eastAsia="Times New Roman" w:hAnsi="Helvetica Neue" w:cs="Arial"/>
+                <w:color w:val="000000"/>
+                <w:kern w:val="0"/>
+                <w:sz w:val="18"/>
+                <w:szCs w:val="18"/>
+                <w:lang w:val="en-US"/>
+                <w14:ligatures w14:val="none"/>
+              </w:rPr>
+            </w:pPr>
+            <w:r>
+              <w:rPr>
+                <w:rFonts w:ascii="Helvetica Neue" w:eastAsia="Times New Roman" w:hAnsi="Helvetica Neue" w:cs="Arial"/>
+                <w:b/>
+                <w:bCs/>
+                <w:color w:val="000000"/>
+                <w:kern w:val="0"/>
+                <w:sz w:val="18"/>
+                <w:szCs w:val="18"/>
+                <w14:ligatures w14:val="none"/>
+              </w:rPr>
+              <w:t>Total Amount after Discount</w:t>
+            </w:r>
+          </w:p>
+        </w:tc>
+        <w:tc>
+          <w:tcPr>
+            <w:tcW w:w="2435" w:type="dxa"/>
+            <w:vAlign w:val="center"/>
+          </w:tcPr>
+          <w:p>
+            <w:pPr>
+              <w:pStyle w:val="ListParagraph"/>
+              <w:ind w:left="0"/>
+              <w:jc w:val="right"/>
+              <w:outlineLvl w:val="1"/>
+              <w:rPr>
+                <w:rFonts w:ascii="Helvetica Neue" w:eastAsia="Times New Roman" w:hAnsi="Helvetica Neue" w:cs="Arial"/>
+                <w:color w:val="000000"/>
+                <w:kern w:val="0"/>
+                <w:sz w:val="18"/>
+                <w:szCs w:val="18"/>
                 <w:lang w:val="en-US"/>
                 <w14:ligatures w14:val="none"/>
               </w:rPr>
@@ -1778,6 +1918,47 @@
                 <w14:ligatures w14:val="none"/>
               </w:rPr>
               <w:t>[[.qt.net_total]]</w:t>
+            </w:r>
+          </w:p>
+        </w:tc>
+      </w:tr>
+      <w:tr>
+        <w:trPr>
+          <w:trHeight w:val="324"/>
+        </w:trPr>
+        <w:tc>
+          <w:tcPr>
+            <w:tcW w:w="11077" w:type="dxa"/>
+            <w:gridSpan w:val="4"/>
+            <w:vAlign w:val="center"/>
+          </w:tcPr>
+          <w:p>
+            <w:pPr>
+              <w:pStyle w:val="ListParagraph"/>
+              <w:ind w:left="0"/>
+              <w:jc w:val="right"/>
+              <w:outlineLvl w:val="1"/>
+              <w:rPr>
+                <w:rFonts w:ascii="Helvetica Neue" w:eastAsia="Times New Roman" w:hAnsi="Helvetica Neue" w:cs="Arial"/>
+                <w:b/>
+                <w:bCs/>
+                <w:color w:val="000000"/>
+                <w:kern w:val="0"/>
+                <w:sz w:val="18"/>
+                <w:szCs w:val="18"/>
+                <w14:ligatures w14:val="none"/>
+              </w:rPr>
+            </w:pPr>
+            <w:r>
+              <w:rPr>
+                <w:rFonts w:ascii="Helvetica Neue" w:eastAsia="Times New Roman" w:hAnsi="Helvetica Neue" w:cs="Arial"/>
+                <w:color w:val="000000"/>
+                <w:kern w:val="0"/>
+                <w:sz w:val="18"/>
+                <w:szCs w:val="18"/>
+                <w14:ligatures w14:val="none"/>
+              </w:rPr>
+              <w:t>[[end]]</w:t>
             </w:r>
           </w:p>
         </w:tc>

--- a/btb_cvs_support/document/templates/quotation_format_eg.docx
+++ b/btb_cvs_support/document/templates/quotation_format_eg.docx
@@ -218,7 +218,7 @@
                 <w:lang w:val="en-US"/>
                 <w14:ligatures w14:val="none"/>
               </w:rPr>
-              <w:t>18-Aug-25</w:t>
+              <w:t>8-Sep-25</w:t>
             </w:r>
             <w:r>
               <w:rPr>
@@ -4364,7 +4364,7 @@
         <w:szCs w:val="18"/>
         <w:lang w:val="en-US"/>
       </w:rPr>
-      <w:t>18-Aug-25</w:t>
+      <w:t>8-Sep-25</w:t>
     </w:r>
     <w:r>
       <w:rPr>
@@ -4597,7 +4597,7 @@
       <w:rPr>
         <w:noProof/>
       </w:rPr>
-      <w:pict w14:anchorId="6F549784">
+      <w:pict w14:anchorId="25D02471">
         <v:shapetype id="_x0000_t136" coordsize="21600,21600" o:spt="136" adj="10800" path="m@7,l@8,m@5,21600l@6,21600e">
           <v:formulas>
             <v:f eqn="sum #0 0 10800"/>
@@ -4622,7 +4622,7 @@
           </v:handles>
           <o:lock v:ext="edit" text="t" shapetype="t"/>
         </v:shapetype>
-        <v:shape id="PowerPlusWaterMarkObject865740128" o:spid="_x0000_s1027" type="#_x0000_t136" alt="" style="position:absolute;margin-left:0;margin-top:0;width:566.8pt;height:212.55pt;rotation:315;z-index:-251651072;mso-wrap-edited:f;mso-width-percent:0;mso-height-percent:0;mso-position-horizontal:center;mso-position-horizontal-relative:margin;mso-position-vertical:center;mso-position-vertical-relative:margin;mso-width-percent:0;mso-height-percent:0" o:allowincell="f" fillcolor="silver" stroked="f">
+        <v:shape id="PowerPlusWaterMarkObject135485003" o:spid="_x0000_s1027" type="#_x0000_t136" alt="" style="position:absolute;margin-left:0;margin-top:0;width:552.8pt;height:207.3pt;z-index:-251642880;mso-wrap-edited:f;mso-width-percent:0;mso-height-percent:0;mso-position-horizontal:center;mso-position-horizontal-relative:margin;mso-position-vertical:center;mso-position-vertical-relative:margin;mso-width-percent:0;mso-height-percent:0" o:allowincell="f" fillcolor="silver" stroked="f">
           <v:textpath style="font-family:&quot;Helvetica Neue&quot;;font-size:1pt;font-weight:bold;font-style:italic" string="DRAFT"/>
           <w10:wrap anchorx="margin" anchory="margin"/>
         </v:shape>
@@ -4648,7 +4648,7 @@
       <w:rPr>
         <w:noProof/>
       </w:rPr>
-      <w:pict w14:anchorId="18308B12">
+      <w:pict w14:anchorId="1409CA27">
         <v:shapetype id="_x0000_t136" coordsize="21600,21600" o:spt="136" adj="10800" path="m@7,l@8,m@5,21600l@6,21600e">
           <v:formulas>
             <v:f eqn="sum #0 0 10800"/>
@@ -4673,7 +4673,7 @@
           </v:handles>
           <o:lock v:ext="edit" text="t" shapetype="t"/>
         </v:shapetype>
-        <v:shape id="PowerPlusWaterMarkObject865740129" o:spid="_x0000_s1026" type="#_x0000_t136" alt="" style="position:absolute;margin-left:0;margin-top:0;width:566.8pt;height:212.55pt;rotation:315;z-index:-251646976;mso-wrap-edited:f;mso-width-percent:0;mso-height-percent:0;mso-position-horizontal:center;mso-position-horizontal-relative:margin;mso-position-vertical:center;mso-position-vertical-relative:margin;mso-width-percent:0;mso-height-percent:0" o:allowincell="f" fillcolor="silver" stroked="f">
+        <v:shape id="PowerPlusWaterMarkObject135485004" o:spid="_x0000_s1026" type="#_x0000_t136" alt="" style="position:absolute;margin-left:0;margin-top:0;width:552.8pt;height:207.3pt;z-index:-251640832;mso-wrap-edited:f;mso-width-percent:0;mso-height-percent:0;mso-position-horizontal:center;mso-position-horizontal-relative:margin;mso-position-vertical:center;mso-position-vertical-relative:margin;mso-width-percent:0;mso-height-percent:0" o:allowincell="f" fillcolor="silver" stroked="f">
           <v:textpath style="font-family:&quot;Helvetica Neue&quot;;font-size:1pt;font-weight:bold;font-style:italic" string="DRAFT"/>
           <w10:wrap anchorx="margin" anchory="margin"/>
         </v:shape>
@@ -4748,7 +4748,7 @@
       <w:rPr>
         <w:noProof/>
       </w:rPr>
-      <w:pict w14:anchorId="1D7B34EB">
+      <w:pict w14:anchorId="2881B4FE">
         <v:shapetype id="_x0000_t136" coordsize="21600,21600" o:spt="136" adj="10800" path="m@7,l@8,m@5,21600l@6,21600e">
           <v:formulas>
             <v:f eqn="sum #0 0 10800"/>
@@ -4773,7 +4773,7 @@
           </v:handles>
           <o:lock v:ext="edit" text="t" shapetype="t"/>
         </v:shapetype>
-        <v:shape id="PowerPlusWaterMarkObject865740127" o:spid="_x0000_s1025" type="#_x0000_t136" alt="" style="position:absolute;margin-left:0;margin-top:0;width:566.8pt;height:212.55pt;rotation:315;z-index:-251655168;mso-wrap-edited:f;mso-width-percent:0;mso-height-percent:0;mso-position-horizontal:center;mso-position-horizontal-relative:margin;mso-position-vertical:center;mso-position-vertical-relative:margin;mso-width-percent:0;mso-height-percent:0" o:allowincell="f" fillcolor="silver" stroked="f">
+        <v:shape id="PowerPlusWaterMarkObject135485002" o:spid="_x0000_s1025" type="#_x0000_t136" alt="" style="position:absolute;margin-left:0;margin-top:0;width:552.8pt;height:207.3pt;z-index:-251644928;mso-wrap-edited:f;mso-width-percent:0;mso-height-percent:0;mso-position-horizontal:center;mso-position-horizontal-relative:margin;mso-position-vertical:center;mso-position-vertical-relative:margin;mso-width-percent:0;mso-height-percent:0" o:allowincell="f" fillcolor="silver" stroked="f">
           <v:textpath style="font-family:&quot;Helvetica Neue&quot;;font-size:1pt;font-weight:bold;font-style:italic" string="DRAFT"/>
           <w10:wrap anchorx="margin" anchory="margin"/>
         </v:shape>

--- a/btb_cvs_support/document/templates/quotation_format_eg.docx
+++ b/btb_cvs_support/document/templates/quotation_format_eg.docx
@@ -7,14 +7,14 @@
         <w:spacing w:after="0" w:line="240" w:lineRule="auto"/>
         <w:jc w:val="center"/>
         <w:rPr>
-          <w:rFonts w:ascii="Helvetica Neue" w:hAnsi="Helvetica Neue" w:cs="Arial"/>
+          <w:rFonts w:ascii="Arial" w:hAnsi="Arial" w:cs="Arial"/>
           <w:u w:val="single"/>
           <w:lang w:val="en-US"/>
         </w:rPr>
       </w:pPr>
       <w:r>
         <w:rPr>
-          <w:rFonts w:ascii="Helvetica Neue" w:eastAsia="Times New Roman" w:hAnsi="Helvetica Neue" w:cs="Arial"/>
+          <w:rFonts w:ascii="Arial" w:eastAsia="Times New Roman" w:hAnsi="Arial" w:cs="Arial"/>
           <w:b/>
           <w:bCs/>
           <w:color w:val="000000"/>
@@ -45,10 +45,10 @@
         <w:tblLook w:val="04A0" w:firstRow="1" w:lastRow="0" w:firstColumn="1" w:lastColumn="0" w:noHBand="0" w:noVBand="1"/>
       </w:tblPr>
       <w:tblGrid>
-        <w:gridCol w:w="940"/>
-        <w:gridCol w:w="6681"/>
+        <w:gridCol w:w="934"/>
+        <w:gridCol w:w="6686"/>
         <w:gridCol w:w="1123"/>
-        <w:gridCol w:w="2131"/>
+        <w:gridCol w:w="2132"/>
       </w:tblGrid>
       <w:tr>
         <w:trPr>
@@ -63,7 +63,7 @@
             <w:pPr>
               <w:ind w:left="-107" w:right="-166"/>
               <w:rPr>
-                <w:rFonts w:ascii="Helvetica Neue" w:eastAsia="Times New Roman" w:hAnsi="Helvetica Neue" w:cs="Arial"/>
+                <w:rFonts w:ascii="Arial" w:eastAsia="Times New Roman" w:hAnsi="Arial" w:cs="Arial"/>
                 <w:b/>
                 <w:bCs/>
                 <w:color w:val="000000"/>
@@ -77,7 +77,7 @@
             </w:pPr>
             <w:r>
               <w:rPr>
-                <w:rFonts w:ascii="Helvetica Neue" w:eastAsia="Times New Roman" w:hAnsi="Helvetica Neue" w:cs="Arial"/>
+                <w:rFonts w:ascii="Arial" w:eastAsia="Times New Roman" w:hAnsi="Arial" w:cs="Arial"/>
                 <w:b/>
                 <w:bCs/>
                 <w:color w:val="000000"/>
@@ -98,30 +98,72 @@
           <w:p>
             <w:pPr>
               <w:spacing w:line="276" w:lineRule="auto"/>
-              <w:ind w:left="-62"/>
-              <w:rPr>
-                <w:rFonts w:ascii="Helvetica Neue" w:eastAsia="Times New Roman" w:hAnsi="Helvetica Neue" w:cs="Arial"/>
-                <w:b/>
-                <w:bCs/>
-                <w:color w:val="000000"/>
-                <w:kern w:val="0"/>
-                <w:sz w:val="18"/>
-                <w:szCs w:val="18"/>
-                <w14:ligatures w14:val="none"/>
-              </w:rPr>
-            </w:pPr>
-            <w:r>
-              <w:rPr>
-                <w:rFonts w:ascii="Helvetica Neue" w:eastAsia="Times New Roman" w:hAnsi="Helvetica Neue" w:cs="Arial"/>
-                <w:b/>
-                <w:bCs/>
-                <w:color w:val="000000"/>
-                <w:kern w:val="0"/>
-                <w:sz w:val="18"/>
-                <w:szCs w:val="18"/>
-                <w14:ligatures w14:val="none"/>
-              </w:rPr>
-              <w:t>[[.qt.customer_name]]</w:t>
+              <w:rPr>
+                <w:rFonts w:ascii="Arial" w:eastAsia="Times New Roman" w:hAnsi="Arial" w:cs="Arial"/>
+                <w:b/>
+                <w:bCs/>
+                <w:color w:val="000000"/>
+                <w:kern w:val="0"/>
+                <w:sz w:val="18"/>
+                <w:szCs w:val="18"/>
+                <w14:ligatures w14:val="none"/>
+              </w:rPr>
+            </w:pPr>
+            <w:r>
+              <w:rPr>
+                <w:rFonts w:ascii="Arial" w:eastAsia="Times New Roman" w:hAnsi="Arial" w:cs="Arial"/>
+                <w:b/>
+                <w:bCs/>
+                <w:color w:val="000000"/>
+                <w:kern w:val="0"/>
+                <w:sz w:val="18"/>
+                <w:szCs w:val="18"/>
+                <w14:ligatures w14:val="none"/>
+              </w:rPr>
+              <w:t>[[.</w:t>
+            </w:r>
+            <w:proofErr w:type="spellStart"/>
+            <w:proofErr w:type="gramStart"/>
+            <w:r>
+              <w:rPr>
+                <w:rFonts w:ascii="Arial" w:eastAsia="Times New Roman" w:hAnsi="Arial" w:cs="Arial"/>
+                <w:b/>
+                <w:bCs/>
+                <w:color w:val="000000"/>
+                <w:kern w:val="0"/>
+                <w:sz w:val="18"/>
+                <w:szCs w:val="18"/>
+                <w14:ligatures w14:val="none"/>
+              </w:rPr>
+              <w:t>qt.customer</w:t>
+            </w:r>
+            <w:proofErr w:type="gramEnd"/>
+            <w:r>
+              <w:rPr>
+                <w:rFonts w:ascii="Arial" w:eastAsia="Times New Roman" w:hAnsi="Arial" w:cs="Arial"/>
+                <w:b/>
+                <w:bCs/>
+                <w:color w:val="000000"/>
+                <w:kern w:val="0"/>
+                <w:sz w:val="18"/>
+                <w:szCs w:val="18"/>
+                <w14:ligatures w14:val="none"/>
+              </w:rPr>
+              <w:t>_name</w:t>
+            </w:r>
+            <w:proofErr w:type="spellEnd"/>
+            <w:r>
+              <w:rPr>
+                <w:rFonts w:ascii="Arial" w:eastAsia="Times New Roman" w:hAnsi="Arial" w:cs="Arial"/>
+                <w:b/>
+                <w:bCs/>
+                <w:color w:val="000000"/>
+                <w:kern w:val="0"/>
+                <w:sz w:val="18"/>
+                <w:szCs w:val="18"/>
+                <w14:ligatures w14:val="none"/>
+              </w:rPr>
+              <w:t>]]</w:t>
             </w:r>
           </w:p>
         </w:tc>
@@ -132,19 +174,19 @@
           <w:p>
             <w:pPr>
               <w:rPr>
-                <w:rFonts w:ascii="Helvetica Neue" w:eastAsia="Times New Roman" w:hAnsi="Helvetica Neue" w:cs="Arial"/>
-                <w:b/>
-                <w:bCs/>
-                <w:color w:val="000000"/>
-                <w:kern w:val="0"/>
-                <w:sz w:val="18"/>
-                <w:szCs w:val="18"/>
-                <w14:ligatures w14:val="none"/>
-              </w:rPr>
-            </w:pPr>
-            <w:r>
-              <w:rPr>
-                <w:rFonts w:ascii="Helvetica Neue" w:eastAsia="Times New Roman" w:hAnsi="Helvetica Neue" w:cs="Arial"/>
+                <w:rFonts w:ascii="Arial" w:eastAsia="Times New Roman" w:hAnsi="Arial" w:cs="Arial"/>
+                <w:b/>
+                <w:bCs/>
+                <w:color w:val="000000"/>
+                <w:kern w:val="0"/>
+                <w:sz w:val="18"/>
+                <w:szCs w:val="18"/>
+                <w14:ligatures w14:val="none"/>
+              </w:rPr>
+            </w:pPr>
+            <w:r>
+              <w:rPr>
+                <w:rFonts w:ascii="Arial" w:eastAsia="Times New Roman" w:hAnsi="Arial" w:cs="Arial"/>
                 <w:b/>
                 <w:bCs/>
                 <w:color w:val="000000"/>
@@ -165,17 +207,17 @@
             <w:pPr>
               <w:ind w:hanging="64"/>
               <w:rPr>
-                <w:rFonts w:ascii="Helvetica Neue" w:eastAsia="Times New Roman" w:hAnsi="Helvetica Neue" w:cs="Arial"/>
-                <w:color w:val="000000"/>
-                <w:kern w:val="0"/>
-                <w:sz w:val="18"/>
-                <w:szCs w:val="18"/>
-                <w14:ligatures w14:val="none"/>
-              </w:rPr>
-            </w:pPr>
-            <w:r>
-              <w:rPr>
-                <w:rFonts w:ascii="Helvetica Neue" w:eastAsia="Times New Roman" w:hAnsi="Helvetica Neue" w:cs="Arial"/>
+                <w:rFonts w:ascii="Arial" w:eastAsia="Times New Roman" w:hAnsi="Arial" w:cs="Arial"/>
+                <w:color w:val="000000"/>
+                <w:kern w:val="0"/>
+                <w:sz w:val="18"/>
+                <w:szCs w:val="18"/>
+                <w14:ligatures w14:val="none"/>
+              </w:rPr>
+            </w:pPr>
+            <w:r>
+              <w:rPr>
+                <w:rFonts w:ascii="Arial" w:eastAsia="Times New Roman" w:hAnsi="Arial" w:cs="Arial"/>
                 <w:color w:val="000000"/>
                 <w:kern w:val="0"/>
                 <w:sz w:val="18"/>
@@ -186,7 +228,7 @@
             </w:r>
             <w:r>
               <w:rPr>
-                <w:rFonts w:ascii="Helvetica Neue" w:eastAsia="Times New Roman" w:hAnsi="Helvetica Neue" w:cs="Arial"/>
+                <w:rFonts w:ascii="Arial" w:eastAsia="Times New Roman" w:hAnsi="Arial" w:cs="Arial"/>
                 <w:color w:val="000000"/>
                 <w:kern w:val="0"/>
                 <w:sz w:val="18"/>
@@ -198,7 +240,7 @@
             </w:r>
             <w:r>
               <w:rPr>
-                <w:rFonts w:ascii="Helvetica Neue" w:eastAsia="Times New Roman" w:hAnsi="Helvetica Neue" w:cs="Arial"/>
+                <w:rFonts w:ascii="Arial" w:eastAsia="Times New Roman" w:hAnsi="Arial" w:cs="Arial"/>
                 <w:color w:val="000000"/>
                 <w:kern w:val="0"/>
                 <w:sz w:val="18"/>
@@ -209,7 +251,7 @@
             </w:r>
             <w:r>
               <w:rPr>
-                <w:rFonts w:ascii="Helvetica Neue" w:eastAsia="Times New Roman" w:hAnsi="Helvetica Neue" w:cs="Arial"/>
+                <w:rFonts w:ascii="Arial" w:eastAsia="Times New Roman" w:hAnsi="Arial" w:cs="Arial"/>
                 <w:noProof/>
                 <w:color w:val="000000"/>
                 <w:kern w:val="0"/>
@@ -218,11 +260,11 @@
                 <w:lang w:val="en-US"/>
                 <w14:ligatures w14:val="none"/>
               </w:rPr>
-              <w:t>8-Sep-25</w:t>
-            </w:r>
-            <w:r>
-              <w:rPr>
-                <w:rFonts w:ascii="Helvetica Neue" w:eastAsia="Times New Roman" w:hAnsi="Helvetica Neue" w:cs="Arial"/>
+              <w:t>18-Sep-25</w:t>
+            </w:r>
+            <w:r>
+              <w:rPr>
+                <w:rFonts w:ascii="Arial" w:eastAsia="Times New Roman" w:hAnsi="Arial" w:cs="Arial"/>
                 <w:color w:val="000000"/>
                 <w:kern w:val="0"/>
                 <w:sz w:val="18"/>
@@ -236,7 +278,7 @@
       </w:tr>
       <w:tr>
         <w:trPr>
-          <w:trHeight w:val="84"/>
+          <w:trHeight w:val="175"/>
         </w:trPr>
         <w:tc>
           <w:tcPr>
@@ -246,7 +288,7 @@
           <w:p>
             <w:pPr>
               <w:rPr>
-                <w:rFonts w:ascii="Helvetica Neue" w:eastAsia="Times New Roman" w:hAnsi="Helvetica Neue" w:cs="Arial"/>
+                <w:rFonts w:ascii="Arial" w:eastAsia="Times New Roman" w:hAnsi="Arial" w:cs="Arial"/>
                 <w:b/>
                 <w:bCs/>
                 <w:color w:val="000000"/>
@@ -268,7 +310,7 @@
               <w:spacing w:line="276" w:lineRule="auto"/>
               <w:ind w:left="-48" w:hanging="14"/>
               <w:rPr>
-                <w:rFonts w:ascii="Helvetica Neue" w:eastAsia="Times New Roman" w:hAnsi="Helvetica Neue" w:cs="Arial"/>
+                <w:rFonts w:ascii="Arial" w:eastAsia="Times New Roman" w:hAnsi="Arial" w:cs="Arial"/>
                 <w:b/>
                 <w:bCs/>
                 <w:color w:val="000000"/>
@@ -282,7 +324,7 @@
             </w:pPr>
             <w:r>
               <w:rPr>
-                <w:rFonts w:ascii="Helvetica Neue" w:eastAsia="Times New Roman" w:hAnsi="Helvetica Neue" w:cs="Arial"/>
+                <w:rFonts w:ascii="Arial" w:eastAsia="Times New Roman" w:hAnsi="Arial" w:cs="Arial"/>
                 <w:color w:val="000000"/>
                 <w:kern w:val="0"/>
                 <w:sz w:val="18"/>
@@ -291,27 +333,53 @@
               </w:rPr>
               <w:t>[[</w:t>
             </w:r>
-            <w:r>
-              <w:rPr>
-                <w:rFonts w:ascii="Helvetica Neue" w:eastAsia="Times New Roman" w:hAnsi="Helvetica Neue" w:cs="Arial"/>
-                <w:color w:val="000000"/>
-                <w:kern w:val="0"/>
-                <w:sz w:val="18"/>
-                <w:szCs w:val="18"/>
-                <w14:ligatures w14:val="none"/>
-              </w:rPr>
-              <w:t xml:space="preserve">rtf </w:t>
-            </w:r>
-            <w:r>
-              <w:rPr>
-                <w:rFonts w:ascii="Helvetica Neue" w:eastAsia="Times New Roman" w:hAnsi="Helvetica Neue" w:cs="Arial"/>
-                <w:color w:val="000000"/>
-                <w:kern w:val="0"/>
-                <w:sz w:val="18"/>
-                <w:szCs w:val="18"/>
-                <w14:ligatures w14:val="none"/>
-              </w:rPr>
-              <w:t>.qt.address_display]]</w:t>
+            <w:proofErr w:type="gramStart"/>
+            <w:r>
+              <w:rPr>
+                <w:rFonts w:ascii="Arial" w:eastAsia="Times New Roman" w:hAnsi="Arial" w:cs="Arial"/>
+                <w:color w:val="000000"/>
+                <w:kern w:val="0"/>
+                <w:sz w:val="18"/>
+                <w:szCs w:val="18"/>
+                <w14:ligatures w14:val="none"/>
+              </w:rPr>
+              <w:t>rtf .</w:t>
+            </w:r>
+            <w:proofErr w:type="spellStart"/>
+            <w:r>
+              <w:rPr>
+                <w:rFonts w:ascii="Arial" w:eastAsia="Times New Roman" w:hAnsi="Arial" w:cs="Arial"/>
+                <w:color w:val="000000"/>
+                <w:kern w:val="0"/>
+                <w:sz w:val="18"/>
+                <w:szCs w:val="18"/>
+                <w14:ligatures w14:val="none"/>
+              </w:rPr>
+              <w:t>qt</w:t>
+            </w:r>
+            <w:proofErr w:type="gramEnd"/>
+            <w:r>
+              <w:rPr>
+                <w:rFonts w:ascii="Arial" w:eastAsia="Times New Roman" w:hAnsi="Arial" w:cs="Arial"/>
+                <w:color w:val="000000"/>
+                <w:kern w:val="0"/>
+                <w:sz w:val="18"/>
+                <w:szCs w:val="18"/>
+                <w14:ligatures w14:val="none"/>
+              </w:rPr>
+              <w:t>.address_display</w:t>
+            </w:r>
+            <w:proofErr w:type="spellEnd"/>
+            <w:r>
+              <w:rPr>
+                <w:rFonts w:ascii="Arial" w:eastAsia="Times New Roman" w:hAnsi="Arial" w:cs="Arial"/>
+                <w:color w:val="000000"/>
+                <w:kern w:val="0"/>
+                <w:sz w:val="18"/>
+                <w:szCs w:val="18"/>
+                <w14:ligatures w14:val="none"/>
+              </w:rPr>
+              <w:t>]]</w:t>
             </w:r>
           </w:p>
         </w:tc>
@@ -324,19 +392,19 @@
               <w:spacing w:before="100" w:beforeAutospacing="1"/>
               <w:ind w:right="-153"/>
               <w:rPr>
-                <w:rFonts w:ascii="Helvetica Neue" w:eastAsia="Times New Roman" w:hAnsi="Helvetica Neue" w:cs="Arial"/>
-                <w:b/>
-                <w:bCs/>
-                <w:color w:val="000000"/>
-                <w:kern w:val="0"/>
-                <w:sz w:val="18"/>
-                <w:szCs w:val="18"/>
-                <w14:ligatures w14:val="none"/>
-              </w:rPr>
-            </w:pPr>
-            <w:r>
-              <w:rPr>
-                <w:rFonts w:ascii="Helvetica Neue" w:eastAsia="Times New Roman" w:hAnsi="Helvetica Neue" w:cs="Arial"/>
+                <w:rFonts w:ascii="Arial" w:eastAsia="Times New Roman" w:hAnsi="Arial" w:cs="Arial"/>
+                <w:b/>
+                <w:bCs/>
+                <w:color w:val="000000"/>
+                <w:kern w:val="0"/>
+                <w:sz w:val="18"/>
+                <w:szCs w:val="18"/>
+                <w14:ligatures w14:val="none"/>
+              </w:rPr>
+            </w:pPr>
+            <w:r>
+              <w:rPr>
+                <w:rFonts w:ascii="Arial" w:eastAsia="Times New Roman" w:hAnsi="Arial" w:cs="Arial"/>
                 <w:b/>
                 <w:bCs/>
                 <w:color w:val="000000"/>
@@ -357,7 +425,7 @@
             <w:pPr>
               <w:ind w:hanging="64"/>
               <w:rPr>
-                <w:rFonts w:ascii="Helvetica Neue" w:eastAsia="Times New Roman" w:hAnsi="Helvetica Neue" w:cs="Arial"/>
+                <w:rFonts w:ascii="Arial" w:eastAsia="Times New Roman" w:hAnsi="Arial" w:cs="Arial"/>
                 <w:b/>
                 <w:bCs/>
                 <w:color w:val="000000"/>
@@ -371,28 +439,56 @@
             </w:pPr>
             <w:r>
               <w:rPr>
-                <w:rFonts w:ascii="Helvetica Neue" w:eastAsia="Times New Roman" w:hAnsi="Helvetica Neue" w:cs="Arial"/>
-                <w:color w:val="000000"/>
-                <w:kern w:val="0"/>
-                <w:sz w:val="18"/>
-                <w:szCs w:val="18"/>
-                <w14:ligatures w14:val="none"/>
-              </w:rPr>
-              <w:t>[[.qt.name]]</w:t>
+                <w:rFonts w:ascii="Arial" w:eastAsia="Times New Roman" w:hAnsi="Arial" w:cs="Arial"/>
+                <w:color w:val="000000"/>
+                <w:kern w:val="0"/>
+                <w:sz w:val="18"/>
+                <w:szCs w:val="18"/>
+                <w14:ligatures w14:val="none"/>
+              </w:rPr>
+              <w:t>[</w:t>
+            </w:r>
+            <w:proofErr w:type="gramStart"/>
+            <w:r>
+              <w:rPr>
+                <w:rFonts w:ascii="Arial" w:eastAsia="Times New Roman" w:hAnsi="Arial" w:cs="Arial"/>
+                <w:color w:val="000000"/>
+                <w:kern w:val="0"/>
+                <w:sz w:val="18"/>
+                <w:szCs w:val="18"/>
+                <w14:ligatures w14:val="none"/>
+              </w:rPr>
+              <w:t>[.qt.name</w:t>
+            </w:r>
+            <w:proofErr w:type="gramEnd"/>
+            <w:r>
+              <w:rPr>
+                <w:rFonts w:ascii="Arial" w:eastAsia="Times New Roman" w:hAnsi="Arial" w:cs="Arial"/>
+                <w:color w:val="000000"/>
+                <w:kern w:val="0"/>
+                <w:sz w:val="18"/>
+                <w:szCs w:val="18"/>
+                <w14:ligatures w14:val="none"/>
+              </w:rPr>
+              <w:t>]]</w:t>
             </w:r>
           </w:p>
         </w:tc>
       </w:tr>
       <w:tr>
+        <w:trPr>
+          <w:trHeight w:val="306"/>
+        </w:trPr>
         <w:tc>
           <w:tcPr>
             <w:tcW w:w="928" w:type="dxa"/>
+            <w:vAlign w:val="center"/>
           </w:tcPr>
           <w:p>
             <w:pPr>
               <w:ind w:left="-107" w:right="-151"/>
               <w:rPr>
-                <w:rFonts w:ascii="Helvetica Neue" w:eastAsia="Times New Roman" w:hAnsi="Helvetica Neue" w:cs="Arial"/>
+                <w:rFonts w:ascii="Arial" w:eastAsia="Times New Roman" w:hAnsi="Arial" w:cs="Arial"/>
                 <w:b/>
                 <w:bCs/>
                 <w:color w:val="000000"/>
@@ -406,7 +502,7 @@
             </w:pPr>
             <w:r>
               <w:rPr>
-                <w:rFonts w:ascii="Helvetica Neue" w:eastAsia="Times New Roman" w:hAnsi="Helvetica Neue" w:cs="Arial"/>
+                <w:rFonts w:ascii="Arial" w:eastAsia="Times New Roman" w:hAnsi="Arial" w:cs="Arial"/>
                 <w:b/>
                 <w:bCs/>
                 <w:color w:val="000000"/>
@@ -427,20 +523,19 @@
           </w:tcPr>
           <w:p>
             <w:pPr>
-              <w:spacing w:before="57" w:after="57"/>
               <w:ind w:left="-62"/>
               <w:rPr>
-                <w:rFonts w:ascii="Helvetica Neue" w:eastAsia="Times New Roman" w:hAnsi="Helvetica Neue" w:cs="Arial"/>
-                <w:color w:val="000000"/>
-                <w:kern w:val="0"/>
-                <w:sz w:val="18"/>
-                <w:szCs w:val="18"/>
-                <w14:ligatures w14:val="none"/>
-              </w:rPr>
-            </w:pPr>
-            <w:r>
-              <w:rPr>
-                <w:rFonts w:ascii="Helvetica Neue" w:eastAsia="Times New Roman" w:hAnsi="Helvetica Neue" w:cs="Arial"/>
+                <w:rFonts w:ascii="Arial" w:eastAsia="Times New Roman" w:hAnsi="Arial" w:cs="Arial"/>
+                <w:color w:val="000000"/>
+                <w:kern w:val="0"/>
+                <w:sz w:val="18"/>
+                <w:szCs w:val="18"/>
+                <w14:ligatures w14:val="none"/>
+              </w:rPr>
+            </w:pPr>
+            <w:r>
+              <w:rPr>
+                <w:rFonts w:ascii="Arial" w:eastAsia="Times New Roman" w:hAnsi="Arial" w:cs="Arial"/>
                 <w:color w:val="000000"/>
                 <w:kern w:val="0"/>
                 <w:sz w:val="18"/>
@@ -449,186 +544,46 @@
               </w:rPr>
               <w:t>[[</w:t>
             </w:r>
-            <w:r>
-              <w:rPr>
-                <w:rFonts w:ascii="Helvetica Neue" w:eastAsia="Times New Roman" w:hAnsi="Helvetica Neue" w:cs="Arial"/>
-                <w:color w:val="000000"/>
-                <w:kern w:val="0"/>
-                <w:sz w:val="18"/>
-                <w:szCs w:val="18"/>
-                <w14:ligatures w14:val="none"/>
-              </w:rPr>
-              <w:t xml:space="preserve">rtf </w:t>
-            </w:r>
-            <w:r>
-              <w:rPr>
-                <w:rFonts w:ascii="Helvetica Neue" w:eastAsia="Times New Roman" w:hAnsi="Helvetica Neue" w:cs="Arial"/>
-                <w:color w:val="000000"/>
-                <w:kern w:val="0"/>
-                <w:sz w:val="18"/>
-                <w:szCs w:val="18"/>
-                <w14:ligatures w14:val="none"/>
-              </w:rPr>
-              <w:t>.qt.contact_display]]</w:t>
-            </w:r>
-          </w:p>
-          <w:p>
-            <w:pPr>
-              <w:spacing w:before="57" w:after="57"/>
-              <w:ind w:left="-62"/>
-              <w:rPr>
-                <w:rFonts w:ascii="Helvetica Neue" w:eastAsia="Times New Roman" w:hAnsi="Helvetica Neue" w:cs="Arial"/>
-                <w:color w:val="000000"/>
-                <w:kern w:val="0"/>
-                <w:sz w:val="18"/>
-                <w:szCs w:val="18"/>
-                <w14:ligatures w14:val="none"/>
-              </w:rPr>
-            </w:pPr>
-            <w:r>
-              <w:rPr>
-                <w:rFonts w:ascii="Helvetica Neue" w:eastAsia="Times New Roman" w:hAnsi="Helvetica Neue" w:cs="Arial"/>
-                <w:color w:val="000000"/>
-                <w:kern w:val="0"/>
-                <w:sz w:val="18"/>
-                <w:szCs w:val="18"/>
-                <w14:ligatures w14:val="none"/>
-              </w:rPr>
-              <w:t xml:space="preserve">[[if </w:t>
-            </w:r>
-            <w:r>
-              <w:rPr>
-                <w:rFonts w:ascii="Helvetica Neue" w:eastAsia="Times New Roman" w:hAnsi="Helvetica Neue" w:cs="Arial"/>
-                <w:color w:val="000000"/>
-                <w:kern w:val="0"/>
-                <w:sz w:val="18"/>
-                <w:szCs w:val="18"/>
-                <w14:ligatures w14:val="none"/>
-              </w:rPr>
-              <w:t>.qt.contact_mobil</w:t>
-            </w:r>
-            <w:r>
-              <w:rPr>
-                <w:rFonts w:ascii="Helvetica Neue" w:eastAsia="Times New Roman" w:hAnsi="Helvetica Neue" w:cs="Arial"/>
-                <w:color w:val="000000"/>
-                <w:kern w:val="0"/>
-                <w:sz w:val="18"/>
-                <w:szCs w:val="18"/>
-                <w14:ligatures w14:val="none"/>
-              </w:rPr>
-              <w:t>e]]</w:t>
-            </w:r>
-          </w:p>
-          <w:p>
-            <w:pPr>
-              <w:spacing w:before="57" w:after="57"/>
-              <w:ind w:left="-62"/>
-              <w:rPr>
-                <w:rFonts w:ascii="Helvetica Neue" w:eastAsia="Times New Roman" w:hAnsi="Helvetica Neue" w:cs="Arial"/>
-                <w:color w:val="000000"/>
-                <w:kern w:val="0"/>
-                <w:sz w:val="18"/>
-                <w:szCs w:val="18"/>
-                <w14:ligatures w14:val="none"/>
-              </w:rPr>
-            </w:pPr>
-            <w:r>
-              <w:rPr>
-                <w:rFonts w:ascii="Helvetica Neue" w:eastAsia="Times New Roman" w:hAnsi="Helvetica Neue" w:cs="Arial"/>
-                <w:color w:val="000000"/>
-                <w:kern w:val="0"/>
-                <w:sz w:val="18"/>
-                <w:szCs w:val="18"/>
-                <w14:ligatures w14:val="none"/>
-              </w:rPr>
-              <w:t>[[</w:t>
-            </w:r>
-            <w:r>
-              <w:rPr>
-                <w:rFonts w:ascii="Helvetica Neue" w:eastAsia="Times New Roman" w:hAnsi="Helvetica Neue" w:cs="Arial"/>
-                <w:color w:val="000000"/>
-                <w:kern w:val="0"/>
-                <w:sz w:val="18"/>
-                <w:szCs w:val="18"/>
-                <w14:ligatures w14:val="none"/>
-              </w:rPr>
-              <w:t>.qt.contact_mobil</w:t>
-            </w:r>
-            <w:r>
-              <w:rPr>
-                <w:rFonts w:ascii="Helvetica Neue" w:eastAsia="Times New Roman" w:hAnsi="Helvetica Neue" w:cs="Arial"/>
-                <w:color w:val="000000"/>
-                <w:kern w:val="0"/>
-                <w:sz w:val="18"/>
-                <w:szCs w:val="18"/>
-                <w14:ligatures w14:val="none"/>
-              </w:rPr>
-              <w:t>e]]</w:t>
-            </w:r>
-          </w:p>
-          <w:p>
-            <w:pPr>
-              <w:spacing w:before="57"/>
-              <w:ind w:left="-48" w:hanging="14"/>
-              <w:rPr>
-                <w:rFonts w:ascii="Helvetica Neue" w:eastAsia="Times New Roman" w:hAnsi="Helvetica Neue" w:cs="Arial"/>
-                <w:color w:val="000000"/>
-                <w:kern w:val="0"/>
-                <w:sz w:val="18"/>
-                <w:szCs w:val="18"/>
-                <w14:ligatures w14:val="none"/>
-              </w:rPr>
-            </w:pPr>
-            <w:r>
-              <w:rPr>
-                <w:rFonts w:ascii="Helvetica Neue" w:eastAsia="Times New Roman" w:hAnsi="Helvetica Neue" w:cs="Arial"/>
-                <w:color w:val="000000"/>
-                <w:kern w:val="0"/>
-                <w:sz w:val="18"/>
-                <w:szCs w:val="18"/>
-                <w14:ligatures w14:val="none"/>
-              </w:rPr>
-              <w:t>[[end]]</w:t>
-            </w:r>
-          </w:p>
-          <w:p>
-            <w:pPr>
-              <w:spacing w:before="57" w:after="57"/>
-              <w:ind w:left="-62"/>
-              <w:rPr>
-                <w:rFonts w:ascii="Helvetica Neue" w:eastAsia="Times New Roman" w:hAnsi="Helvetica Neue" w:cs="Arial"/>
-                <w:color w:val="000000"/>
-                <w:kern w:val="0"/>
-                <w:sz w:val="18"/>
-                <w:szCs w:val="18"/>
-                <w14:ligatures w14:val="none"/>
-              </w:rPr>
-            </w:pPr>
-            <w:r>
-              <w:rPr>
-                <w:rFonts w:ascii="Helvetica Neue" w:eastAsia="Times New Roman" w:hAnsi="Helvetica Neue" w:cs="Arial"/>
-                <w:color w:val="000000"/>
-                <w:kern w:val="0"/>
-                <w:sz w:val="18"/>
-                <w:szCs w:val="18"/>
-                <w14:ligatures w14:val="none"/>
-              </w:rPr>
-              <w:t xml:space="preserve">[[if </w:t>
-            </w:r>
-            <w:r>
-              <w:rPr>
-                <w:rFonts w:ascii="Helvetica Neue" w:eastAsia="Times New Roman" w:hAnsi="Helvetica Neue" w:cs="Arial"/>
-                <w:color w:val="000000"/>
-                <w:kern w:val="0"/>
-                <w:sz w:val="18"/>
-                <w:szCs w:val="18"/>
-                <w14:ligatures w14:val="none"/>
-              </w:rPr>
-              <w:t>.qt.contact_email</w:t>
-            </w:r>
-            <w:r>
-              <w:rPr>
-                <w:rFonts w:ascii="Helvetica Neue" w:eastAsia="Times New Roman" w:hAnsi="Helvetica Neue" w:cs="Arial"/>
+            <w:proofErr w:type="gramStart"/>
+            <w:r>
+              <w:rPr>
+                <w:rFonts w:ascii="Arial" w:eastAsia="Times New Roman" w:hAnsi="Arial" w:cs="Arial"/>
+                <w:color w:val="000000"/>
+                <w:kern w:val="0"/>
+                <w:sz w:val="18"/>
+                <w:szCs w:val="18"/>
+                <w14:ligatures w14:val="none"/>
+              </w:rPr>
+              <w:t>rtf .</w:t>
+            </w:r>
+            <w:proofErr w:type="spellStart"/>
+            <w:r>
+              <w:rPr>
+                <w:rFonts w:ascii="Arial" w:eastAsia="Times New Roman" w:hAnsi="Arial" w:cs="Arial"/>
+                <w:color w:val="000000"/>
+                <w:kern w:val="0"/>
+                <w:sz w:val="18"/>
+                <w:szCs w:val="18"/>
+                <w14:ligatures w14:val="none"/>
+              </w:rPr>
+              <w:t>qt</w:t>
+            </w:r>
+            <w:proofErr w:type="gramEnd"/>
+            <w:r>
+              <w:rPr>
+                <w:rFonts w:ascii="Arial" w:eastAsia="Times New Roman" w:hAnsi="Arial" w:cs="Arial"/>
+                <w:color w:val="000000"/>
+                <w:kern w:val="0"/>
+                <w:sz w:val="18"/>
+                <w:szCs w:val="18"/>
+                <w14:ligatures w14:val="none"/>
+              </w:rPr>
+              <w:t>.contact_display</w:t>
+            </w:r>
+            <w:proofErr w:type="spellEnd"/>
+            <w:r>
+              <w:rPr>
+                <w:rFonts w:ascii="Arial" w:eastAsia="Times New Roman" w:hAnsi="Arial" w:cs="Arial"/>
                 <w:color w:val="000000"/>
                 <w:kern w:val="0"/>
                 <w:sz w:val="18"/>
@@ -638,54 +593,113 @@
               <w:t>]]</w:t>
             </w:r>
           </w:p>
-          <w:p>
-            <w:pPr>
-              <w:spacing w:before="57"/>
-              <w:ind w:left="-48" w:hanging="14"/>
-              <w:rPr>
-                <w:rFonts w:ascii="Helvetica Neue" w:eastAsia="Times New Roman" w:hAnsi="Helvetica Neue" w:cs="Arial"/>
-                <w:color w:val="000000"/>
-                <w:kern w:val="0"/>
-                <w:sz w:val="18"/>
-                <w:szCs w:val="18"/>
-                <w14:ligatures w14:val="none"/>
-              </w:rPr>
-            </w:pPr>
-            <w:r>
-              <w:rPr>
-                <w:rFonts w:ascii="Helvetica Neue" w:eastAsia="Times New Roman" w:hAnsi="Helvetica Neue" w:cs="Arial"/>
-                <w:color w:val="000000"/>
-                <w:kern w:val="0"/>
-                <w:sz w:val="18"/>
-                <w:szCs w:val="18"/>
-                <w14:ligatures w14:val="none"/>
-              </w:rPr>
-              <w:t>[[.qt.contact_email]]</w:t>
-            </w:r>
-          </w:p>
-          <w:p>
-            <w:pPr>
-              <w:spacing w:before="57"/>
-              <w:ind w:left="-48" w:hanging="14"/>
-              <w:rPr>
-                <w:rFonts w:ascii="Helvetica Neue" w:eastAsia="Times New Roman" w:hAnsi="Helvetica Neue" w:cs="Arial"/>
-                <w:color w:val="000000"/>
-                <w:kern w:val="0"/>
-                <w:sz w:val="18"/>
-                <w:szCs w:val="18"/>
-                <w14:ligatures w14:val="none"/>
-              </w:rPr>
-            </w:pPr>
-            <w:r>
-              <w:rPr>
-                <w:rFonts w:ascii="Helvetica Neue" w:eastAsia="Times New Roman" w:hAnsi="Helvetica Neue" w:cs="Arial"/>
-                <w:color w:val="000000"/>
-                <w:kern w:val="0"/>
-                <w:sz w:val="18"/>
-                <w:szCs w:val="18"/>
-                <w14:ligatures w14:val="none"/>
-              </w:rPr>
-              <w:t>[[end]]</w:t>
+        </w:tc>
+      </w:tr>
+      <w:tr>
+        <w:trPr>
+          <w:trHeight w:val="342"/>
+        </w:trPr>
+        <w:tc>
+          <w:tcPr>
+            <w:tcW w:w="928" w:type="dxa"/>
+            <w:vAlign w:val="center"/>
+          </w:tcPr>
+          <w:p>
+            <w:pPr>
+              <w:ind w:left="-107"/>
+              <w:rPr>
+                <w:rFonts w:ascii="Arial" w:eastAsia="Times New Roman" w:hAnsi="Arial" w:cs="Arial"/>
+                <w:b/>
+                <w:bCs/>
+                <w:color w:val="000000"/>
+                <w:kern w:val="0"/>
+                <w:sz w:val="18"/>
+                <w:szCs w:val="18"/>
+                <w:u w:val="single"/>
+                <w:lang w:val="en-US"/>
+                <w14:ligatures w14:val="none"/>
+              </w:rPr>
+            </w:pPr>
+            <w:r>
+              <w:rPr>
+                <w:rFonts w:ascii="Arial" w:eastAsia="Times New Roman" w:hAnsi="Arial" w:cs="Arial"/>
+                <w:b/>
+                <w:bCs/>
+                <w:color w:val="000000"/>
+                <w:kern w:val="0"/>
+                <w:sz w:val="18"/>
+                <w:szCs w:val="18"/>
+                <w14:ligatures w14:val="none"/>
+              </w:rPr>
+              <w:t>Subject</w:t>
+            </w:r>
+          </w:p>
+        </w:tc>
+        <w:tc>
+          <w:tcPr>
+            <w:tcW w:w="9947" w:type="dxa"/>
+            <w:gridSpan w:val="3"/>
+            <w:vAlign w:val="center"/>
+          </w:tcPr>
+          <w:p>
+            <w:pPr>
+              <w:spacing w:line="276" w:lineRule="auto"/>
+              <w:ind w:left="-48" w:firstLine="48"/>
+              <w:rPr>
+                <w:rFonts w:ascii="Arial" w:eastAsia="Times New Roman" w:hAnsi="Arial" w:cs="Arial"/>
+                <w:b/>
+                <w:bCs/>
+                <w:color w:val="000000"/>
+                <w:kern w:val="0"/>
+                <w:sz w:val="18"/>
+                <w:szCs w:val="18"/>
+                <w:u w:val="single"/>
+                <w:lang w:val="en-US"/>
+                <w14:ligatures w14:val="none"/>
+              </w:rPr>
+            </w:pPr>
+            <w:r>
+              <w:rPr>
+                <w:rFonts w:ascii="Arial" w:eastAsia="Times New Roman" w:hAnsi="Arial" w:cs="Arial"/>
+                <w:b/>
+                <w:bCs/>
+                <w:color w:val="000000"/>
+                <w:kern w:val="0"/>
+                <w:sz w:val="18"/>
+                <w:szCs w:val="18"/>
+                <w14:ligatures w14:val="none"/>
+              </w:rPr>
+              <w:t>[[.</w:t>
+            </w:r>
+            <w:proofErr w:type="spellStart"/>
+            <w:proofErr w:type="gramStart"/>
+            <w:r>
+              <w:rPr>
+                <w:rFonts w:ascii="Arial" w:eastAsia="Times New Roman" w:hAnsi="Arial" w:cs="Arial"/>
+                <w:b/>
+                <w:bCs/>
+                <w:color w:val="000000"/>
+                <w:kern w:val="0"/>
+                <w:sz w:val="18"/>
+                <w:szCs w:val="18"/>
+                <w14:ligatures w14:val="none"/>
+              </w:rPr>
+              <w:t>qt.subject</w:t>
+            </w:r>
+            <w:proofErr w:type="spellEnd"/>
+            <w:proofErr w:type="gramEnd"/>
+            <w:r>
+              <w:rPr>
+                <w:rFonts w:ascii="Arial" w:eastAsia="Times New Roman" w:hAnsi="Arial" w:cs="Arial"/>
+                <w:b/>
+                <w:bCs/>
+                <w:color w:val="000000"/>
+                <w:kern w:val="0"/>
+                <w:sz w:val="18"/>
+                <w:szCs w:val="18"/>
+                <w14:ligatures w14:val="none"/>
+              </w:rPr>
+              <w:t>]]</w:t>
             </w:r>
           </w:p>
         </w:tc>
@@ -694,12 +708,13 @@
         <w:tc>
           <w:tcPr>
             <w:tcW w:w="928" w:type="dxa"/>
+            <w:vAlign w:val="center"/>
           </w:tcPr>
           <w:p>
             <w:pPr>
               <w:ind w:left="-107"/>
               <w:rPr>
-                <w:rFonts w:ascii="Helvetica Neue" w:eastAsia="Times New Roman" w:hAnsi="Helvetica Neue" w:cs="Arial"/>
+                <w:rFonts w:ascii="Arial" w:eastAsia="Times New Roman" w:hAnsi="Arial" w:cs="Arial"/>
                 <w:b/>
                 <w:bCs/>
                 <w:color w:val="000000"/>
@@ -713,16 +728,16 @@
             </w:pPr>
             <w:r>
               <w:rPr>
-                <w:rFonts w:ascii="Helvetica Neue" w:eastAsia="Times New Roman" w:hAnsi="Helvetica Neue" w:cs="Arial"/>
-                <w:b/>
-                <w:bCs/>
-                <w:color w:val="000000"/>
-                <w:kern w:val="0"/>
-                <w:sz w:val="18"/>
-                <w:szCs w:val="18"/>
-                <w14:ligatures w14:val="none"/>
-              </w:rPr>
-              <w:t>Subject</w:t>
+                <w:rFonts w:ascii="Arial" w:eastAsia="Times New Roman" w:hAnsi="Arial" w:cs="Arial"/>
+                <w:b/>
+                <w:bCs/>
+                <w:color w:val="000000"/>
+                <w:kern w:val="0"/>
+                <w:sz w:val="18"/>
+                <w:szCs w:val="18"/>
+                <w14:ligatures w14:val="none"/>
+              </w:rPr>
+              <w:t>Project</w:t>
             </w:r>
           </w:p>
         </w:tc>
@@ -730,13 +745,14 @@
           <w:tcPr>
             <w:tcW w:w="9947" w:type="dxa"/>
             <w:gridSpan w:val="3"/>
+            <w:vAlign w:val="center"/>
           </w:tcPr>
           <w:p>
             <w:pPr>
               <w:spacing w:line="276" w:lineRule="auto"/>
-              <w:ind w:left="-48" w:hanging="14"/>
-              <w:rPr>
-                <w:rFonts w:ascii="Helvetica Neue" w:eastAsia="Times New Roman" w:hAnsi="Helvetica Neue" w:cs="Arial"/>
+              <w:ind w:left="-48" w:firstLine="48"/>
+              <w:rPr>
+                <w:rFonts w:ascii="Arial" w:eastAsia="Times New Roman" w:hAnsi="Arial" w:cs="Arial"/>
                 <w:b/>
                 <w:bCs/>
                 <w:color w:val="000000"/>
@@ -750,88 +766,40 @@
             </w:pPr>
             <w:r>
               <w:rPr>
-                <w:rFonts w:ascii="Helvetica Neue" w:eastAsia="Times New Roman" w:hAnsi="Helvetica Neue" w:cs="Arial"/>
-                <w:b/>
-                <w:bCs/>
-                <w:color w:val="000000"/>
-                <w:kern w:val="0"/>
-                <w:sz w:val="18"/>
-                <w:szCs w:val="18"/>
-                <w14:ligatures w14:val="none"/>
-              </w:rPr>
-              <w:t>[[.qt.subject]]</w:t>
-            </w:r>
-          </w:p>
-        </w:tc>
-      </w:tr>
-      <w:tr>
-        <w:tc>
-          <w:tcPr>
-            <w:tcW w:w="928" w:type="dxa"/>
-          </w:tcPr>
-          <w:p>
-            <w:pPr>
-              <w:ind w:left="-107"/>
-              <w:rPr>
-                <w:rFonts w:ascii="Helvetica Neue" w:eastAsia="Times New Roman" w:hAnsi="Helvetica Neue" w:cs="Arial"/>
-                <w:b/>
-                <w:bCs/>
-                <w:color w:val="000000"/>
-                <w:kern w:val="0"/>
-                <w:sz w:val="18"/>
-                <w:szCs w:val="18"/>
-                <w:u w:val="single"/>
-                <w:lang w:val="en-US"/>
-                <w14:ligatures w14:val="none"/>
-              </w:rPr>
-            </w:pPr>
-            <w:r>
-              <w:rPr>
-                <w:rFonts w:ascii="Helvetica Neue" w:eastAsia="Times New Roman" w:hAnsi="Helvetica Neue" w:cs="Arial"/>
-                <w:b/>
-                <w:bCs/>
-                <w:color w:val="000000"/>
-                <w:kern w:val="0"/>
-                <w:sz w:val="18"/>
-                <w:szCs w:val="18"/>
-                <w14:ligatures w14:val="none"/>
-              </w:rPr>
-              <w:t>Project</w:t>
-            </w:r>
-          </w:p>
-        </w:tc>
-        <w:tc>
-          <w:tcPr>
-            <w:tcW w:w="9947" w:type="dxa"/>
-            <w:gridSpan w:val="3"/>
-          </w:tcPr>
-          <w:p>
-            <w:pPr>
-              <w:spacing w:line="276" w:lineRule="auto"/>
-              <w:ind w:left="-48" w:hanging="14"/>
-              <w:rPr>
-                <w:rFonts w:ascii="Helvetica Neue" w:eastAsia="Times New Roman" w:hAnsi="Helvetica Neue" w:cs="Arial"/>
-                <w:b/>
-                <w:bCs/>
-                <w:color w:val="000000"/>
-                <w:kern w:val="0"/>
-                <w:sz w:val="18"/>
-                <w:szCs w:val="18"/>
-                <w:u w:val="single"/>
-                <w:lang w:val="en-US"/>
-                <w14:ligatures w14:val="none"/>
-              </w:rPr>
-            </w:pPr>
-            <w:r>
-              <w:rPr>
-                <w:rFonts w:ascii="Helvetica Neue" w:eastAsia="Times New Roman" w:hAnsi="Helvetica Neue" w:cs="Arial"/>
-                <w:color w:val="000000"/>
-                <w:kern w:val="0"/>
-                <w:sz w:val="18"/>
-                <w:szCs w:val="18"/>
-                <w14:ligatures w14:val="none"/>
-              </w:rPr>
-              <w:t>[[.qt.project]]</w:t>
+                <w:rFonts w:ascii="Arial" w:eastAsia="Times New Roman" w:hAnsi="Arial" w:cs="Arial"/>
+                <w:color w:val="000000"/>
+                <w:kern w:val="0"/>
+                <w:sz w:val="18"/>
+                <w:szCs w:val="18"/>
+                <w14:ligatures w14:val="none"/>
+              </w:rPr>
+              <w:t>[[.</w:t>
+            </w:r>
+            <w:proofErr w:type="spellStart"/>
+            <w:proofErr w:type="gramStart"/>
+            <w:r>
+              <w:rPr>
+                <w:rFonts w:ascii="Arial" w:eastAsia="Times New Roman" w:hAnsi="Arial" w:cs="Arial"/>
+                <w:color w:val="000000"/>
+                <w:kern w:val="0"/>
+                <w:sz w:val="18"/>
+                <w:szCs w:val="18"/>
+                <w14:ligatures w14:val="none"/>
+              </w:rPr>
+              <w:t>qt.project</w:t>
+            </w:r>
+            <w:proofErr w:type="spellEnd"/>
+            <w:proofErr w:type="gramEnd"/>
+            <w:r>
+              <w:rPr>
+                <w:rFonts w:ascii="Arial" w:eastAsia="Times New Roman" w:hAnsi="Arial" w:cs="Arial"/>
+                <w:color w:val="000000"/>
+                <w:kern w:val="0"/>
+                <w:sz w:val="18"/>
+                <w:szCs w:val="18"/>
+                <w14:ligatures w14:val="none"/>
+              </w:rPr>
+              <w:t>]]</w:t>
             </w:r>
           </w:p>
         </w:tc>
@@ -841,7 +809,7 @@
       <w:pPr>
         <w:spacing w:after="0" w:line="240" w:lineRule="auto"/>
         <w:rPr>
-          <w:rFonts w:ascii="Helvetica Neue" w:hAnsi="Helvetica Neue" w:cs="Arial"/>
+          <w:rFonts w:ascii="Arial" w:hAnsi="Arial" w:cs="Arial"/>
           <w:sz w:val="18"/>
           <w:szCs w:val="18"/>
           <w:lang w:val="en-US"/>
@@ -852,7 +820,7 @@
       <w:pPr>
         <w:spacing w:after="0" w:line="240" w:lineRule="auto"/>
         <w:rPr>
-          <w:rFonts w:ascii="Helvetica Neue" w:hAnsi="Helvetica Neue" w:cs="Arial"/>
+          <w:rFonts w:ascii="Arial" w:hAnsi="Arial" w:cs="Arial"/>
           <w:sz w:val="18"/>
           <w:szCs w:val="18"/>
           <w:lang w:val="en-US"/>
@@ -860,43 +828,98 @@
       </w:pPr>
       <w:r>
         <w:rPr>
-          <w:rFonts w:ascii="Helvetica Neue" w:hAnsi="Helvetica Neue" w:cs="Arial"/>
+          <w:rFonts w:ascii="Arial" w:hAnsi="Arial" w:cs="Arial"/>
           <w:sz w:val="18"/>
           <w:szCs w:val="18"/>
           <w:lang w:val="en-US"/>
         </w:rPr>
-        <w:t>[[rtf .qt.terms]]</w:t>
+        <w:t>[[</w:t>
       </w:r>
+      <w:proofErr w:type="gramStart"/>
       <w:r>
         <w:rPr>
-          <w:rFonts w:ascii="Helvetica Neue" w:hAnsi="Helvetica Neue" w:cs="Arial"/>
+          <w:rFonts w:ascii="Arial" w:hAnsi="Arial" w:cs="Arial"/>
           <w:sz w:val="18"/>
           <w:szCs w:val="18"/>
           <w:lang w:val="en-US"/>
         </w:rPr>
-        <w:t xml:space="preserve"> </w:t>
+        <w:t>rtf .</w:t>
       </w:r>
+      <w:proofErr w:type="spellStart"/>
       <w:r>
         <w:rPr>
-          <w:rFonts w:ascii="Helvetica Neue" w:hAnsi="Helvetica Neue" w:cs="Arial"/>
+          <w:rFonts w:ascii="Arial" w:hAnsi="Arial" w:cs="Arial"/>
           <w:sz w:val="18"/>
           <w:szCs w:val="18"/>
           <w:lang w:val="en-US"/>
         </w:rPr>
-        <w:t>[[wmtext .qt.</w:t>
+        <w:t>qt</w:t>
       </w:r>
+      <w:proofErr w:type="gramEnd"/>
       <w:r>
         <w:rPr>
-          <w:rFonts w:ascii="Helvetica Neue" w:hAnsi="Helvetica Neue" w:cs="Arial"/>
+          <w:rFonts w:ascii="Arial" w:hAnsi="Arial" w:cs="Arial"/>
           <w:sz w:val="18"/>
           <w:szCs w:val="18"/>
           <w:lang w:val="en-US"/>
         </w:rPr>
-        <w:t>water_mark</w:t>
+        <w:t>.terms</w:t>
       </w:r>
+      <w:proofErr w:type="spellEnd"/>
       <w:r>
         <w:rPr>
-          <w:rFonts w:ascii="Helvetica Neue" w:hAnsi="Helvetica Neue" w:cs="Arial"/>
+          <w:rFonts w:ascii="Arial" w:hAnsi="Arial" w:cs="Arial"/>
+          <w:sz w:val="18"/>
+          <w:szCs w:val="18"/>
+          <w:lang w:val="en-US"/>
+        </w:rPr>
+        <w:t>]] [[</w:t>
+      </w:r>
+      <w:proofErr w:type="spellStart"/>
+      <w:proofErr w:type="gramStart"/>
+      <w:r>
+        <w:rPr>
+          <w:rFonts w:ascii="Arial" w:hAnsi="Arial" w:cs="Arial"/>
+          <w:sz w:val="18"/>
+          <w:szCs w:val="18"/>
+          <w:lang w:val="en-US"/>
+        </w:rPr>
+        <w:t>wmtext</w:t>
+      </w:r>
+      <w:proofErr w:type="spellEnd"/>
+      <w:r>
+        <w:rPr>
+          <w:rFonts w:ascii="Arial" w:hAnsi="Arial" w:cs="Arial"/>
+          <w:sz w:val="18"/>
+          <w:szCs w:val="18"/>
+          <w:lang w:val="en-US"/>
+        </w:rPr>
+        <w:t xml:space="preserve"> .</w:t>
+      </w:r>
+      <w:proofErr w:type="spellStart"/>
+      <w:r>
+        <w:rPr>
+          <w:rFonts w:ascii="Arial" w:hAnsi="Arial" w:cs="Arial"/>
+          <w:sz w:val="18"/>
+          <w:szCs w:val="18"/>
+          <w:lang w:val="en-US"/>
+        </w:rPr>
+        <w:t>qt</w:t>
+      </w:r>
+      <w:proofErr w:type="gramEnd"/>
+      <w:r>
+        <w:rPr>
+          <w:rFonts w:ascii="Arial" w:hAnsi="Arial" w:cs="Arial"/>
+          <w:sz w:val="18"/>
+          <w:szCs w:val="18"/>
+          <w:lang w:val="en-US"/>
+        </w:rPr>
+        <w:t>.water_mark</w:t>
+      </w:r>
+      <w:proofErr w:type="spellEnd"/>
+      <w:r>
+        <w:rPr>
+          <w:rFonts w:ascii="Arial" w:hAnsi="Arial" w:cs="Arial"/>
           <w:sz w:val="18"/>
           <w:szCs w:val="18"/>
           <w:lang w:val="en-US"/>
@@ -907,7 +930,7 @@
     <w:p>
       <w:pPr>
         <w:rPr>
-          <w:rFonts w:ascii="Helvetica Neue" w:hAnsi="Helvetica Neue" w:cs="Arial"/>
+          <w:rFonts w:ascii="Arial" w:hAnsi="Arial" w:cs="Arial"/>
           <w:sz w:val="18"/>
           <w:szCs w:val="18"/>
           <w:lang w:val="en-US"/>
@@ -915,7 +938,7 @@
       </w:pPr>
       <w:r>
         <w:rPr>
-          <w:rFonts w:ascii="Helvetica Neue" w:hAnsi="Helvetica Neue" w:cs="Arial"/>
+          <w:rFonts w:ascii="Arial" w:hAnsi="Arial" w:cs="Arial"/>
           <w:sz w:val="18"/>
           <w:szCs w:val="18"/>
           <w:lang w:val="en-US"/>
@@ -927,7 +950,7 @@
       <w:pPr>
         <w:spacing w:after="0" w:line="240" w:lineRule="auto"/>
         <w:rPr>
-          <w:rFonts w:ascii="Helvetica Neue" w:eastAsia="Times New Roman" w:hAnsi="Helvetica Neue" w:cs="Arial"/>
+          <w:rFonts w:ascii="Arial" w:eastAsia="Times New Roman" w:hAnsi="Arial" w:cs="Arial"/>
           <w:b/>
           <w:bCs/>
           <w:color w:val="000000"/>
@@ -951,7 +974,7 @@
         <w:ind w:left="284" w:hanging="284"/>
         <w:outlineLvl w:val="1"/>
         <w:rPr>
-          <w:rFonts w:ascii="Helvetica Neue" w:eastAsia="Times New Roman" w:hAnsi="Helvetica Neue" w:cs="Arial"/>
+          <w:rFonts w:ascii="Arial" w:eastAsia="Times New Roman" w:hAnsi="Arial" w:cs="Arial"/>
           <w:color w:val="000000"/>
           <w:kern w:val="0"/>
           <w:sz w:val="10"/>
@@ -962,7 +985,7 @@
       </w:pPr>
       <w:r>
         <w:rPr>
-          <w:rFonts w:ascii="Helvetica Neue" w:eastAsia="Times New Roman" w:hAnsi="Helvetica Neue" w:cs="Arial"/>
+          <w:rFonts w:ascii="Arial" w:eastAsia="Times New Roman" w:hAnsi="Arial" w:cs="Arial"/>
           <w:b/>
           <w:bCs/>
           <w:color w:val="000000"/>
@@ -973,26 +996,11 @@
           <w:lang w:val="en-US"/>
           <w14:ligatures w14:val="none"/>
         </w:rPr>
-        <w:t>SUMMARY TABLE</w:t>
+        <w:t xml:space="preserve">SUMMARY TABLE </w:t>
       </w:r>
       <w:r>
         <w:rPr>
-          <w:rFonts w:ascii="Helvetica Neue" w:eastAsia="Times New Roman" w:hAnsi="Helvetica Neue" w:cs="Arial"/>
-          <w:b/>
-          <w:bCs/>
-          <w:color w:val="000000"/>
-          <w:kern w:val="0"/>
-          <w:sz w:val="18"/>
-          <w:szCs w:val="18"/>
-          <w:u w:val="single"/>
-          <w:lang w:val="en-US"/>
-          <w14:ligatures w14:val="none"/>
-        </w:rPr>
-        <w:t xml:space="preserve"> </w:t>
-      </w:r>
-      <w:r>
-        <w:rPr>
-          <w:rFonts w:ascii="Helvetica Neue" w:eastAsia="Times New Roman" w:hAnsi="Helvetica Neue" w:cs="Arial"/>
+          <w:rFonts w:ascii="Arial" w:eastAsia="Times New Roman" w:hAnsi="Arial" w:cs="Arial"/>
           <w:color w:val="000000"/>
           <w:kern w:val="0"/>
           <w:sz w:val="18"/>
@@ -1000,11 +1008,12 @@
           <w:lang w:val="en-US"/>
           <w14:ligatures w14:val="none"/>
         </w:rPr>
-        <w:t>[[$cur := .ci.companyinfo.currency]]</w:t>
+        <w:t>[[$</w:t>
       </w:r>
+      <w:proofErr w:type="gramStart"/>
       <w:r>
         <w:rPr>
-          <w:rFonts w:ascii="Helvetica Neue" w:eastAsia="Times New Roman" w:hAnsi="Helvetica Neue" w:cs="Arial"/>
+          <w:rFonts w:ascii="Arial" w:eastAsia="Times New Roman" w:hAnsi="Arial" w:cs="Arial"/>
           <w:color w:val="000000"/>
           <w:kern w:val="0"/>
           <w:sz w:val="18"/>
@@ -1012,11 +1021,12 @@
           <w:lang w:val="en-US"/>
           <w14:ligatures w14:val="none"/>
         </w:rPr>
-        <w:t xml:space="preserve"> [[$No := 1]]</w:t>
+        <w:t>cur :</w:t>
       </w:r>
+      <w:proofErr w:type="gramEnd"/>
       <w:r>
         <w:rPr>
-          <w:rFonts w:ascii="Helvetica Neue" w:eastAsia="Times New Roman" w:hAnsi="Helvetica Neue" w:cs="Arial"/>
+          <w:rFonts w:ascii="Arial" w:eastAsia="Times New Roman" w:hAnsi="Arial" w:cs="Arial"/>
           <w:color w:val="000000"/>
           <w:kern w:val="0"/>
           <w:sz w:val="18"/>
@@ -1024,7 +1034,99 @@
           <w:lang w:val="en-US"/>
           <w14:ligatures w14:val="none"/>
         </w:rPr>
-        <w:t xml:space="preserve"> [[$comp := “0.00”]]</w:t>
+        <w:t>= .</w:t>
+      </w:r>
+      <w:proofErr w:type="spellStart"/>
+      <w:proofErr w:type="gramStart"/>
+      <w:r>
+        <w:rPr>
+          <w:rFonts w:ascii="Arial" w:eastAsia="Times New Roman" w:hAnsi="Arial" w:cs="Arial"/>
+          <w:color w:val="000000"/>
+          <w:kern w:val="0"/>
+          <w:sz w:val="18"/>
+          <w:szCs w:val="18"/>
+          <w:lang w:val="en-US"/>
+          <w14:ligatures w14:val="none"/>
+        </w:rPr>
+        <w:t>ci.companyinfo</w:t>
+      </w:r>
+      <w:proofErr w:type="gramEnd"/>
+      <w:r>
+        <w:rPr>
+          <w:rFonts w:ascii="Arial" w:eastAsia="Times New Roman" w:hAnsi="Arial" w:cs="Arial"/>
+          <w:color w:val="000000"/>
+          <w:kern w:val="0"/>
+          <w:sz w:val="18"/>
+          <w:szCs w:val="18"/>
+          <w:lang w:val="en-US"/>
+          <w14:ligatures w14:val="none"/>
+        </w:rPr>
+        <w:t>.currency</w:t>
+      </w:r>
+      <w:proofErr w:type="spellEnd"/>
+      <w:r>
+        <w:rPr>
+          <w:rFonts w:ascii="Arial" w:eastAsia="Times New Roman" w:hAnsi="Arial" w:cs="Arial"/>
+          <w:color w:val="000000"/>
+          <w:kern w:val="0"/>
+          <w:sz w:val="18"/>
+          <w:szCs w:val="18"/>
+          <w:lang w:val="en-US"/>
+          <w14:ligatures w14:val="none"/>
+        </w:rPr>
+        <w:t>]] [[$</w:t>
+      </w:r>
+      <w:proofErr w:type="gramStart"/>
+      <w:r>
+        <w:rPr>
+          <w:rFonts w:ascii="Arial" w:eastAsia="Times New Roman" w:hAnsi="Arial" w:cs="Arial"/>
+          <w:color w:val="000000"/>
+          <w:kern w:val="0"/>
+          <w:sz w:val="18"/>
+          <w:szCs w:val="18"/>
+          <w:lang w:val="en-US"/>
+          <w14:ligatures w14:val="none"/>
+        </w:rPr>
+        <w:t>No :</w:t>
+      </w:r>
+      <w:proofErr w:type="gramEnd"/>
+      <w:r>
+        <w:rPr>
+          <w:rFonts w:ascii="Arial" w:eastAsia="Times New Roman" w:hAnsi="Arial" w:cs="Arial"/>
+          <w:color w:val="000000"/>
+          <w:kern w:val="0"/>
+          <w:sz w:val="18"/>
+          <w:szCs w:val="18"/>
+          <w:lang w:val="en-US"/>
+          <w14:ligatures w14:val="none"/>
+        </w:rPr>
+        <w:t>= 1]] [[$</w:t>
+      </w:r>
+      <w:proofErr w:type="gramStart"/>
+      <w:r>
+        <w:rPr>
+          <w:rFonts w:ascii="Arial" w:eastAsia="Times New Roman" w:hAnsi="Arial" w:cs="Arial"/>
+          <w:color w:val="000000"/>
+          <w:kern w:val="0"/>
+          <w:sz w:val="18"/>
+          <w:szCs w:val="18"/>
+          <w:lang w:val="en-US"/>
+          <w14:ligatures w14:val="none"/>
+        </w:rPr>
+        <w:t>comp :</w:t>
+      </w:r>
+      <w:proofErr w:type="gramEnd"/>
+      <w:r>
+        <w:rPr>
+          <w:rFonts w:ascii="Arial" w:eastAsia="Times New Roman" w:hAnsi="Arial" w:cs="Arial"/>
+          <w:color w:val="000000"/>
+          <w:kern w:val="0"/>
+          <w:sz w:val="18"/>
+          <w:szCs w:val="18"/>
+          <w:lang w:val="en-US"/>
+          <w14:ligatures w14:val="none"/>
+        </w:rPr>
+        <w:t>= “0.00”]]</w:t>
       </w:r>
     </w:p>
     <w:p>
@@ -1034,7 +1136,7 @@
         <w:ind w:left="284"/>
         <w:outlineLvl w:val="1"/>
         <w:rPr>
-          <w:rFonts w:ascii="Helvetica Neue" w:eastAsia="Times New Roman" w:hAnsi="Helvetica Neue" w:cs="Arial"/>
+          <w:rFonts w:ascii="Arial" w:eastAsia="Times New Roman" w:hAnsi="Arial" w:cs="Arial"/>
           <w:b/>
           <w:bCs/>
           <w:color w:val="000000"/>
@@ -1062,7 +1164,7 @@
       </w:tblGrid>
       <w:tr>
         <w:trPr>
-          <w:trHeight w:val="324"/>
+          <w:trHeight w:val="323"/>
         </w:trPr>
         <w:tc>
           <w:tcPr>
@@ -1076,7 +1178,7 @@
               <w:ind w:left="0"/>
               <w:outlineLvl w:val="1"/>
               <w:rPr>
-                <w:rFonts w:ascii="Helvetica Neue" w:eastAsia="Times New Roman" w:hAnsi="Helvetica Neue" w:cs="Arial"/>
+                <w:rFonts w:ascii="Arial" w:eastAsia="Times New Roman" w:hAnsi="Arial" w:cs="Arial"/>
                 <w:b/>
                 <w:bCs/>
                 <w:color w:val="000000"/>
@@ -1089,7 +1191,7 @@
             </w:pPr>
             <w:r>
               <w:rPr>
-                <w:rFonts w:ascii="Helvetica Neue" w:eastAsia="Times New Roman" w:hAnsi="Helvetica Neue" w:cs="Arial"/>
+                <w:rFonts w:ascii="Arial" w:eastAsia="Times New Roman" w:hAnsi="Arial" w:cs="Arial"/>
                 <w:b/>
                 <w:bCs/>
                 <w:color w:val="000000"/>
@@ -1115,7 +1217,7 @@
               <w:ind w:left="0"/>
               <w:outlineLvl w:val="1"/>
               <w:rPr>
-                <w:rFonts w:ascii="Helvetica Neue" w:eastAsia="Times New Roman" w:hAnsi="Helvetica Neue" w:cs="Arial"/>
+                <w:rFonts w:ascii="Arial" w:eastAsia="Times New Roman" w:hAnsi="Arial" w:cs="Arial"/>
                 <w:b/>
                 <w:bCs/>
                 <w:color w:val="000000"/>
@@ -1128,7 +1230,7 @@
             </w:pPr>
             <w:r>
               <w:rPr>
-                <w:rFonts w:ascii="Helvetica Neue" w:eastAsia="Times New Roman" w:hAnsi="Helvetica Neue" w:cs="Arial"/>
+                <w:rFonts w:ascii="Arial" w:eastAsia="Times New Roman" w:hAnsi="Arial" w:cs="Arial"/>
                 <w:b/>
                 <w:bCs/>
                 <w:color w:val="000000"/>
@@ -1154,7 +1256,7 @@
               <w:jc w:val="center"/>
               <w:outlineLvl w:val="1"/>
               <w:rPr>
-                <w:rFonts w:ascii="Helvetica Neue" w:eastAsia="Times New Roman" w:hAnsi="Helvetica Neue" w:cs="Arial"/>
+                <w:rFonts w:ascii="Arial" w:eastAsia="Times New Roman" w:hAnsi="Arial" w:cs="Arial"/>
                 <w:b/>
                 <w:bCs/>
                 <w:color w:val="000000"/>
@@ -1167,7 +1269,7 @@
             </w:pPr>
             <w:r>
               <w:rPr>
-                <w:rFonts w:ascii="Helvetica Neue" w:eastAsia="Times New Roman" w:hAnsi="Helvetica Neue" w:cs="Arial"/>
+                <w:rFonts w:ascii="Arial" w:eastAsia="Times New Roman" w:hAnsi="Arial" w:cs="Arial"/>
                 <w:b/>
                 <w:bCs/>
                 <w:color w:val="000000"/>
@@ -1193,7 +1295,7 @@
               <w:jc w:val="center"/>
               <w:outlineLvl w:val="1"/>
               <w:rPr>
-                <w:rFonts w:ascii="Helvetica Neue" w:eastAsia="Times New Roman" w:hAnsi="Helvetica Neue" w:cs="Arial"/>
+                <w:rFonts w:ascii="Arial" w:eastAsia="Times New Roman" w:hAnsi="Arial" w:cs="Arial"/>
                 <w:b/>
                 <w:bCs/>
                 <w:color w:val="000000"/>
@@ -1206,7 +1308,7 @@
             </w:pPr>
             <w:r>
               <w:rPr>
-                <w:rFonts w:ascii="Helvetica Neue" w:eastAsia="Times New Roman" w:hAnsi="Helvetica Neue" w:cs="Arial"/>
+                <w:rFonts w:ascii="Arial" w:eastAsia="Times New Roman" w:hAnsi="Arial" w:cs="Arial"/>
                 <w:b/>
                 <w:bCs/>
                 <w:color w:val="000000"/>
@@ -1222,7 +1324,7 @@
       </w:tr>
       <w:tr>
         <w:trPr>
-          <w:trHeight w:val="324"/>
+          <w:trHeight w:val="323"/>
         </w:trPr>
         <w:tc>
           <w:tcPr>
@@ -1236,7 +1338,7 @@
               <w:ind w:left="0"/>
               <w:outlineLvl w:val="1"/>
               <w:rPr>
-                <w:rFonts w:ascii="Helvetica Neue" w:eastAsia="Times New Roman" w:hAnsi="Helvetica Neue" w:cs="Arial"/>
+                <w:rFonts w:ascii="Arial" w:eastAsia="Times New Roman" w:hAnsi="Arial" w:cs="Arial"/>
                 <w:color w:val="000000"/>
                 <w:kern w:val="0"/>
                 <w:sz w:val="18"/>
@@ -1247,21 +1349,132 @@
             </w:pPr>
             <w:r>
               <w:rPr>
-                <w:rFonts w:ascii="Helvetica Neue" w:eastAsia="Times New Roman" w:hAnsi="Helvetica Neue" w:cs="Arial"/>
-                <w:color w:val="000000"/>
-                <w:kern w:val="0"/>
-                <w:sz w:val="18"/>
-                <w:szCs w:val="18"/>
-                <w14:ligatures w14:val="none"/>
-              </w:rPr>
-              <w:t>[[tableStart($prodKey, $pv as .ci.cartItem)]]</w:t>
+                <w:rFonts w:ascii="Arial" w:eastAsia="Times New Roman" w:hAnsi="Arial" w:cs="Arial"/>
+                <w:color w:val="000000"/>
+                <w:kern w:val="0"/>
+                <w:sz w:val="18"/>
+                <w:szCs w:val="18"/>
+                <w14:ligatures w14:val="none"/>
+              </w:rPr>
+              <w:t>[[</w:t>
+            </w:r>
+            <w:proofErr w:type="spellStart"/>
+            <w:proofErr w:type="gramStart"/>
+            <w:r>
+              <w:rPr>
+                <w:rFonts w:ascii="Arial" w:eastAsia="Times New Roman" w:hAnsi="Arial" w:cs="Arial"/>
+                <w:color w:val="000000"/>
+                <w:kern w:val="0"/>
+                <w:sz w:val="18"/>
+                <w:szCs w:val="18"/>
+                <w14:ligatures w14:val="none"/>
+              </w:rPr>
+              <w:t>tableStart</w:t>
+            </w:r>
+            <w:proofErr w:type="spellEnd"/>
+            <w:r>
+              <w:rPr>
+                <w:rFonts w:ascii="Arial" w:eastAsia="Times New Roman" w:hAnsi="Arial" w:cs="Arial"/>
+                <w:color w:val="000000"/>
+                <w:kern w:val="0"/>
+                <w:sz w:val="18"/>
+                <w:szCs w:val="18"/>
+                <w14:ligatures w14:val="none"/>
+              </w:rPr>
+              <w:t>(</w:t>
+            </w:r>
+            <w:proofErr w:type="gramEnd"/>
+            <w:r>
+              <w:rPr>
+                <w:rFonts w:ascii="Arial" w:eastAsia="Times New Roman" w:hAnsi="Arial" w:cs="Arial"/>
+                <w:color w:val="000000"/>
+                <w:kern w:val="0"/>
+                <w:sz w:val="18"/>
+                <w:szCs w:val="18"/>
+                <w14:ligatures w14:val="none"/>
+              </w:rPr>
+              <w:t>$</w:t>
+            </w:r>
+            <w:proofErr w:type="spellStart"/>
+            <w:r>
+              <w:rPr>
+                <w:rFonts w:ascii="Arial" w:eastAsia="Times New Roman" w:hAnsi="Arial" w:cs="Arial"/>
+                <w:color w:val="000000"/>
+                <w:kern w:val="0"/>
+                <w:sz w:val="18"/>
+                <w:szCs w:val="18"/>
+                <w14:ligatures w14:val="none"/>
+              </w:rPr>
+              <w:t>prodKey</w:t>
+            </w:r>
+            <w:proofErr w:type="spellEnd"/>
+            <w:r>
+              <w:rPr>
+                <w:rFonts w:ascii="Arial" w:eastAsia="Times New Roman" w:hAnsi="Arial" w:cs="Arial"/>
+                <w:color w:val="000000"/>
+                <w:kern w:val="0"/>
+                <w:sz w:val="18"/>
+                <w:szCs w:val="18"/>
+                <w14:ligatures w14:val="none"/>
+              </w:rPr>
+              <w:t>, $</w:t>
+            </w:r>
+            <w:proofErr w:type="spellStart"/>
+            <w:r>
+              <w:rPr>
+                <w:rFonts w:ascii="Arial" w:eastAsia="Times New Roman" w:hAnsi="Arial" w:cs="Arial"/>
+                <w:color w:val="000000"/>
+                <w:kern w:val="0"/>
+                <w:sz w:val="18"/>
+                <w:szCs w:val="18"/>
+                <w14:ligatures w14:val="none"/>
+              </w:rPr>
+              <w:t>pv</w:t>
+            </w:r>
+            <w:proofErr w:type="spellEnd"/>
+            <w:r>
+              <w:rPr>
+                <w:rFonts w:ascii="Arial" w:eastAsia="Times New Roman" w:hAnsi="Arial" w:cs="Arial"/>
+                <w:color w:val="000000"/>
+                <w:kern w:val="0"/>
+                <w:sz w:val="18"/>
+                <w:szCs w:val="18"/>
+                <w14:ligatures w14:val="none"/>
+              </w:rPr>
+              <w:t xml:space="preserve"> as .</w:t>
+            </w:r>
+            <w:proofErr w:type="spellStart"/>
+            <w:proofErr w:type="gramStart"/>
+            <w:r>
+              <w:rPr>
+                <w:rFonts w:ascii="Arial" w:eastAsia="Times New Roman" w:hAnsi="Arial" w:cs="Arial"/>
+                <w:color w:val="000000"/>
+                <w:kern w:val="0"/>
+                <w:sz w:val="18"/>
+                <w:szCs w:val="18"/>
+                <w14:ligatures w14:val="none"/>
+              </w:rPr>
+              <w:t>ci.cartItem</w:t>
+            </w:r>
+            <w:proofErr w:type="spellEnd"/>
+            <w:proofErr w:type="gramEnd"/>
+            <w:r>
+              <w:rPr>
+                <w:rFonts w:ascii="Arial" w:eastAsia="Times New Roman" w:hAnsi="Arial" w:cs="Arial"/>
+                <w:color w:val="000000"/>
+                <w:kern w:val="0"/>
+                <w:sz w:val="18"/>
+                <w:szCs w:val="18"/>
+                <w14:ligatures w14:val="none"/>
+              </w:rPr>
+              <w:t>)]]</w:t>
             </w:r>
           </w:p>
         </w:tc>
       </w:tr>
       <w:tr>
         <w:trPr>
-          <w:trHeight w:val="324"/>
+          <w:trHeight w:val="323"/>
         </w:trPr>
         <w:tc>
           <w:tcPr>
@@ -1275,7 +1488,7 @@
               <w:jc w:val="center"/>
               <w:outlineLvl w:val="1"/>
               <w:rPr>
-                <w:rFonts w:ascii="Helvetica Neue" w:eastAsia="Times New Roman" w:hAnsi="Helvetica Neue" w:cs="Arial"/>
+                <w:rFonts w:ascii="Arial" w:eastAsia="Times New Roman" w:hAnsi="Arial" w:cs="Arial"/>
                 <w:color w:val="000000"/>
                 <w:kern w:val="0"/>
                 <w:sz w:val="18"/>
@@ -1286,7 +1499,7 @@
             </w:pPr>
             <w:r>
               <w:rPr>
-                <w:rFonts w:ascii="Helvetica Neue" w:eastAsia="Times New Roman" w:hAnsi="Helvetica Neue" w:cs="Arial"/>
+                <w:rFonts w:ascii="Arial" w:eastAsia="Times New Roman" w:hAnsi="Arial" w:cs="Arial"/>
                 <w:color w:val="000000"/>
                 <w:kern w:val="0"/>
                 <w:sz w:val="18"/>
@@ -1309,7 +1522,7 @@
               <w:ind w:left="0"/>
               <w:outlineLvl w:val="1"/>
               <w:rPr>
-                <w:rFonts w:ascii="Helvetica Neue" w:eastAsia="Times New Roman" w:hAnsi="Helvetica Neue" w:cs="Arial"/>
+                <w:rFonts w:ascii="Arial" w:eastAsia="Times New Roman" w:hAnsi="Arial" w:cs="Arial"/>
                 <w:color w:val="000000"/>
                 <w:kern w:val="0"/>
                 <w:sz w:val="18"/>
@@ -1320,14 +1533,40 @@
             </w:pPr>
             <w:r>
               <w:rPr>
-                <w:rFonts w:ascii="Helvetica Neue" w:eastAsia="Times New Roman" w:hAnsi="Helvetica Neue" w:cs="Arial"/>
-                <w:color w:val="000000"/>
-                <w:kern w:val="0"/>
-                <w:sz w:val="18"/>
-                <w:szCs w:val="18"/>
-                <w14:ligatures w14:val="none"/>
-              </w:rPr>
-              <w:t>[[$pv.productName]]</w:t>
+                <w:rFonts w:ascii="Arial" w:eastAsia="Times New Roman" w:hAnsi="Arial" w:cs="Arial"/>
+                <w:color w:val="000000"/>
+                <w:kern w:val="0"/>
+                <w:sz w:val="18"/>
+                <w:szCs w:val="18"/>
+                <w14:ligatures w14:val="none"/>
+              </w:rPr>
+              <w:t>[[$</w:t>
+            </w:r>
+            <w:proofErr w:type="spellStart"/>
+            <w:proofErr w:type="gramStart"/>
+            <w:r>
+              <w:rPr>
+                <w:rFonts w:ascii="Arial" w:eastAsia="Times New Roman" w:hAnsi="Arial" w:cs="Arial"/>
+                <w:color w:val="000000"/>
+                <w:kern w:val="0"/>
+                <w:sz w:val="18"/>
+                <w:szCs w:val="18"/>
+                <w14:ligatures w14:val="none"/>
+              </w:rPr>
+              <w:t>pv.productName</w:t>
+            </w:r>
+            <w:proofErr w:type="spellEnd"/>
+            <w:proofErr w:type="gramEnd"/>
+            <w:r>
+              <w:rPr>
+                <w:rFonts w:ascii="Arial" w:eastAsia="Times New Roman" w:hAnsi="Arial" w:cs="Arial"/>
+                <w:color w:val="000000"/>
+                <w:kern w:val="0"/>
+                <w:sz w:val="18"/>
+                <w:szCs w:val="18"/>
+                <w14:ligatures w14:val="none"/>
+              </w:rPr>
+              <w:t>]]</w:t>
             </w:r>
           </w:p>
         </w:tc>
@@ -1343,7 +1582,7 @@
               <w:jc w:val="right"/>
               <w:outlineLvl w:val="1"/>
               <w:rPr>
-                <w:rFonts w:ascii="Helvetica Neue" w:eastAsia="Times New Roman" w:hAnsi="Helvetica Neue" w:cs="Arial"/>
+                <w:rFonts w:ascii="Arial" w:eastAsia="Times New Roman" w:hAnsi="Arial" w:cs="Arial"/>
                 <w:color w:val="000000"/>
                 <w:kern w:val="0"/>
                 <w:sz w:val="18"/>
@@ -1354,14 +1593,40 @@
             </w:pPr>
             <w:r>
               <w:rPr>
-                <w:rFonts w:ascii="Helvetica Neue" w:eastAsia="Times New Roman" w:hAnsi="Helvetica Neue" w:cs="Arial"/>
-                <w:color w:val="000000"/>
-                <w:kern w:val="0"/>
-                <w:sz w:val="18"/>
-                <w:szCs w:val="18"/>
-                <w14:ligatures w14:val="none"/>
-              </w:rPr>
-              <w:t>[[$pv.totalqty]]</w:t>
+                <w:rFonts w:ascii="Arial" w:eastAsia="Times New Roman" w:hAnsi="Arial" w:cs="Arial"/>
+                <w:color w:val="000000"/>
+                <w:kern w:val="0"/>
+                <w:sz w:val="18"/>
+                <w:szCs w:val="18"/>
+                <w14:ligatures w14:val="none"/>
+              </w:rPr>
+              <w:t>[[$</w:t>
+            </w:r>
+            <w:proofErr w:type="spellStart"/>
+            <w:proofErr w:type="gramStart"/>
+            <w:r>
+              <w:rPr>
+                <w:rFonts w:ascii="Arial" w:eastAsia="Times New Roman" w:hAnsi="Arial" w:cs="Arial"/>
+                <w:color w:val="000000"/>
+                <w:kern w:val="0"/>
+                <w:sz w:val="18"/>
+                <w:szCs w:val="18"/>
+                <w14:ligatures w14:val="none"/>
+              </w:rPr>
+              <w:t>pv.totalqty</w:t>
+            </w:r>
+            <w:proofErr w:type="spellEnd"/>
+            <w:proofErr w:type="gramEnd"/>
+            <w:r>
+              <w:rPr>
+                <w:rFonts w:ascii="Arial" w:eastAsia="Times New Roman" w:hAnsi="Arial" w:cs="Arial"/>
+                <w:color w:val="000000"/>
+                <w:kern w:val="0"/>
+                <w:sz w:val="18"/>
+                <w:szCs w:val="18"/>
+                <w14:ligatures w14:val="none"/>
+              </w:rPr>
+              <w:t>]]</w:t>
             </w:r>
           </w:p>
         </w:tc>
@@ -1377,7 +1642,7 @@
               <w:jc w:val="right"/>
               <w:outlineLvl w:val="1"/>
               <w:rPr>
-                <w:rFonts w:ascii="Helvetica Neue" w:eastAsia="Times New Roman" w:hAnsi="Helvetica Neue" w:cs="Arial"/>
+                <w:rFonts w:ascii="Arial" w:eastAsia="Times New Roman" w:hAnsi="Arial" w:cs="Arial"/>
                 <w:color w:val="000000"/>
                 <w:kern w:val="0"/>
                 <w:sz w:val="18"/>
@@ -1388,21 +1653,47 @@
             </w:pPr>
             <w:r>
               <w:rPr>
-                <w:rFonts w:ascii="Helvetica Neue" w:eastAsia="Times New Roman" w:hAnsi="Helvetica Neue" w:cs="Arial"/>
-                <w:color w:val="000000"/>
-                <w:kern w:val="0"/>
-                <w:sz w:val="18"/>
-                <w:szCs w:val="18"/>
-                <w14:ligatures w14:val="none"/>
-              </w:rPr>
-              <w:t>[[$pv.productTotal]]</w:t>
+                <w:rFonts w:ascii="Arial" w:eastAsia="Times New Roman" w:hAnsi="Arial" w:cs="Arial"/>
+                <w:color w:val="000000"/>
+                <w:kern w:val="0"/>
+                <w:sz w:val="18"/>
+                <w:szCs w:val="18"/>
+                <w14:ligatures w14:val="none"/>
+              </w:rPr>
+              <w:t>[[$</w:t>
+            </w:r>
+            <w:proofErr w:type="spellStart"/>
+            <w:proofErr w:type="gramStart"/>
+            <w:r>
+              <w:rPr>
+                <w:rFonts w:ascii="Arial" w:eastAsia="Times New Roman" w:hAnsi="Arial" w:cs="Arial"/>
+                <w:color w:val="000000"/>
+                <w:kern w:val="0"/>
+                <w:sz w:val="18"/>
+                <w:szCs w:val="18"/>
+                <w14:ligatures w14:val="none"/>
+              </w:rPr>
+              <w:t>pv.productTotal</w:t>
+            </w:r>
+            <w:proofErr w:type="spellEnd"/>
+            <w:proofErr w:type="gramEnd"/>
+            <w:r>
+              <w:rPr>
+                <w:rFonts w:ascii="Arial" w:eastAsia="Times New Roman" w:hAnsi="Arial" w:cs="Arial"/>
+                <w:color w:val="000000"/>
+                <w:kern w:val="0"/>
+                <w:sz w:val="18"/>
+                <w:szCs w:val="18"/>
+                <w14:ligatures w14:val="none"/>
+              </w:rPr>
+              <w:t>]]</w:t>
             </w:r>
           </w:p>
         </w:tc>
       </w:tr>
       <w:tr>
         <w:trPr>
-          <w:trHeight w:val="324"/>
+          <w:trHeight w:val="323"/>
         </w:trPr>
         <w:tc>
           <w:tcPr>
@@ -1414,7 +1705,7 @@
             <w:pPr>
               <w:outlineLvl w:val="1"/>
               <w:rPr>
-                <w:rFonts w:ascii="Helvetica Neue" w:eastAsia="Times New Roman" w:hAnsi="Helvetica Neue" w:cs="Arial"/>
+                <w:rFonts w:ascii="Arial" w:eastAsia="Times New Roman" w:hAnsi="Arial" w:cs="Arial"/>
                 <w:b/>
                 <w:bCs/>
                 <w:color w:val="000000"/>
@@ -1427,7 +1718,7 @@
             </w:pPr>
             <w:r>
               <w:rPr>
-                <w:rFonts w:ascii="Helvetica Neue" w:eastAsia="Times New Roman" w:hAnsi="Helvetica Neue" w:cs="Arial"/>
+                <w:rFonts w:ascii="Arial" w:eastAsia="Times New Roman" w:hAnsi="Arial" w:cs="Arial"/>
                 <w:color w:val="000000"/>
                 <w:kern w:val="0"/>
                 <w:sz w:val="18"/>
@@ -1438,7 +1729,7 @@
             </w:r>
             <w:r>
               <w:rPr>
-                <w:rFonts w:ascii="Helvetica Neue" w:eastAsia="Times New Roman" w:hAnsi="Helvetica Neue" w:cs="Arial"/>
+                <w:rFonts w:ascii="Arial" w:eastAsia="Times New Roman" w:hAnsi="Arial" w:cs="Arial"/>
                 <w:color w:val="000000"/>
                 <w:kern w:val="0"/>
                 <w:sz w:val="18"/>
@@ -1450,7 +1741,7 @@
             </w:r>
             <w:r>
               <w:rPr>
-                <w:rFonts w:ascii="Helvetica Neue" w:eastAsia="Times New Roman" w:hAnsi="Helvetica Neue" w:cs="Arial"/>
+                <w:rFonts w:ascii="Arial" w:eastAsia="Times New Roman" w:hAnsi="Arial" w:cs="Arial"/>
                 <w:color w:val="000000"/>
                 <w:kern w:val="0"/>
                 <w:sz w:val="18"/>
@@ -1461,7 +1752,7 @@
             </w:r>
             <w:r>
               <w:rPr>
-                <w:rFonts w:ascii="Helvetica Neue" w:eastAsia="Times New Roman" w:hAnsi="Helvetica Neue" w:cs="Arial"/>
+                <w:rFonts w:ascii="Arial" w:eastAsia="Times New Roman" w:hAnsi="Arial" w:cs="Arial"/>
                 <w:color w:val="000000"/>
                 <w:kern w:val="0"/>
                 <w:sz w:val="18"/>
@@ -1473,7 +1764,7 @@
             </w:r>
             <w:r>
               <w:rPr>
-                <w:rFonts w:ascii="Helvetica Neue" w:eastAsia="Times New Roman" w:hAnsi="Helvetica Neue" w:cs="Arial"/>
+                <w:rFonts w:ascii="Arial" w:eastAsia="Times New Roman" w:hAnsi="Arial" w:cs="Arial"/>
                 <w:color w:val="000000"/>
                 <w:kern w:val="0"/>
                 <w:sz w:val="18"/>
@@ -1489,7 +1780,7 @@
               <w:ind w:left="0"/>
               <w:outlineLvl w:val="1"/>
               <w:rPr>
-                <w:rFonts w:ascii="Helvetica Neue" w:eastAsia="Times New Roman" w:hAnsi="Helvetica Neue" w:cs="Arial"/>
+                <w:rFonts w:ascii="Arial" w:eastAsia="Times New Roman" w:hAnsi="Arial" w:cs="Arial"/>
                 <w:color w:val="000000"/>
                 <w:kern w:val="0"/>
                 <w:sz w:val="18"/>
@@ -1500,21 +1791,45 @@
             </w:pPr>
             <w:r>
               <w:rPr>
-                <w:rFonts w:ascii="Helvetica Neue" w:eastAsia="Times New Roman" w:hAnsi="Helvetica Neue" w:cs="Arial"/>
-                <w:color w:val="000000"/>
-                <w:kern w:val="0"/>
-                <w:sz w:val="18"/>
-                <w:szCs w:val="18"/>
-                <w14:ligatures w14:val="none"/>
-              </w:rPr>
-              <w:t>[[tableEnd]]</w:t>
+                <w:rFonts w:ascii="Arial" w:eastAsia="Times New Roman" w:hAnsi="Arial" w:cs="Arial"/>
+                <w:color w:val="000000"/>
+                <w:kern w:val="0"/>
+                <w:sz w:val="18"/>
+                <w:szCs w:val="18"/>
+                <w14:ligatures w14:val="none"/>
+              </w:rPr>
+              <w:t>[[</w:t>
+            </w:r>
+            <w:proofErr w:type="spellStart"/>
+            <w:r>
+              <w:rPr>
+                <w:rFonts w:ascii="Arial" w:eastAsia="Times New Roman" w:hAnsi="Arial" w:cs="Arial"/>
+                <w:color w:val="000000"/>
+                <w:kern w:val="0"/>
+                <w:sz w:val="18"/>
+                <w:szCs w:val="18"/>
+                <w14:ligatures w14:val="none"/>
+              </w:rPr>
+              <w:t>tableEnd</w:t>
+            </w:r>
+            <w:proofErr w:type="spellEnd"/>
+            <w:r>
+              <w:rPr>
+                <w:rFonts w:ascii="Arial" w:eastAsia="Times New Roman" w:hAnsi="Arial" w:cs="Arial"/>
+                <w:color w:val="000000"/>
+                <w:kern w:val="0"/>
+                <w:sz w:val="18"/>
+                <w:szCs w:val="18"/>
+                <w14:ligatures w14:val="none"/>
+              </w:rPr>
+              <w:t>]]</w:t>
             </w:r>
           </w:p>
         </w:tc>
       </w:tr>
       <w:tr>
         <w:trPr>
-          <w:trHeight w:val="324"/>
+          <w:trHeight w:val="323"/>
         </w:trPr>
         <w:tc>
           <w:tcPr>
@@ -1529,41 +1844,67 @@
               <w:jc w:val="right"/>
               <w:outlineLvl w:val="1"/>
               <w:rPr>
-                <w:rFonts w:ascii="Helvetica Neue" w:eastAsia="Times New Roman" w:hAnsi="Helvetica Neue" w:cs="Arial"/>
-                <w:b/>
-                <w:bCs/>
-                <w:color w:val="000000"/>
-                <w:kern w:val="0"/>
-                <w:sz w:val="18"/>
-                <w:szCs w:val="18"/>
-                <w14:ligatures w14:val="none"/>
-              </w:rPr>
-            </w:pPr>
-            <w:r>
-              <w:rPr>
-                <w:rFonts w:ascii="Helvetica Neue" w:eastAsia="Times New Roman" w:hAnsi="Helvetica Neue" w:cs="Arial"/>
-                <w:color w:val="000000"/>
-                <w:kern w:val="0"/>
-                <w:sz w:val="18"/>
-                <w:szCs w:val="18"/>
-                <w14:ligatures w14:val="none"/>
-              </w:rPr>
-              <w:t>[[if .qt.</w:t>
-            </w:r>
-            <w:r>
-              <w:rPr>
-                <w:rFonts w:ascii="Helvetica Neue" w:eastAsia="Times New Roman" w:hAnsi="Helvetica Neue" w:cs="Arial"/>
-                <w:color w:val="000000"/>
-                <w:kern w:val="0"/>
-                <w:sz w:val="18"/>
-                <w:szCs w:val="18"/>
-                <w14:ligatures w14:val="none"/>
-              </w:rPr>
-              <w:t>displayTotal</w:t>
-            </w:r>
-            <w:r>
-              <w:rPr>
-                <w:rFonts w:ascii="Helvetica Neue" w:eastAsia="Times New Roman" w:hAnsi="Helvetica Neue" w:cs="Arial"/>
+                <w:rFonts w:ascii="Arial" w:eastAsia="Times New Roman" w:hAnsi="Arial" w:cs="Arial"/>
+                <w:b/>
+                <w:bCs/>
+                <w:color w:val="000000"/>
+                <w:kern w:val="0"/>
+                <w:sz w:val="18"/>
+                <w:szCs w:val="18"/>
+                <w14:ligatures w14:val="none"/>
+              </w:rPr>
+            </w:pPr>
+            <w:r>
+              <w:rPr>
+                <w:rFonts w:ascii="Arial" w:eastAsia="Times New Roman" w:hAnsi="Arial" w:cs="Arial"/>
+                <w:color w:val="000000"/>
+                <w:kern w:val="0"/>
+                <w:sz w:val="18"/>
+                <w:szCs w:val="18"/>
+                <w14:ligatures w14:val="none"/>
+              </w:rPr>
+              <w:t>[[</w:t>
+            </w:r>
+            <w:proofErr w:type="gramStart"/>
+            <w:r>
+              <w:rPr>
+                <w:rFonts w:ascii="Arial" w:eastAsia="Times New Roman" w:hAnsi="Arial" w:cs="Arial"/>
+                <w:color w:val="000000"/>
+                <w:kern w:val="0"/>
+                <w:sz w:val="18"/>
+                <w:szCs w:val="18"/>
+                <w14:ligatures w14:val="none"/>
+              </w:rPr>
+              <w:t>if .</w:t>
+            </w:r>
+            <w:proofErr w:type="spellStart"/>
+            <w:r>
+              <w:rPr>
+                <w:rFonts w:ascii="Arial" w:eastAsia="Times New Roman" w:hAnsi="Arial" w:cs="Arial"/>
+                <w:color w:val="000000"/>
+                <w:kern w:val="0"/>
+                <w:sz w:val="18"/>
+                <w:szCs w:val="18"/>
+                <w14:ligatures w14:val="none"/>
+              </w:rPr>
+              <w:t>qt</w:t>
+            </w:r>
+            <w:proofErr w:type="gramEnd"/>
+            <w:r>
+              <w:rPr>
+                <w:rFonts w:ascii="Arial" w:eastAsia="Times New Roman" w:hAnsi="Arial" w:cs="Arial"/>
+                <w:color w:val="000000"/>
+                <w:kern w:val="0"/>
+                <w:sz w:val="18"/>
+                <w:szCs w:val="18"/>
+                <w14:ligatures w14:val="none"/>
+              </w:rPr>
+              <w:t>.displayTotal</w:t>
+            </w:r>
+            <w:proofErr w:type="spellEnd"/>
+            <w:r>
+              <w:rPr>
+                <w:rFonts w:ascii="Arial" w:eastAsia="Times New Roman" w:hAnsi="Arial" w:cs="Arial"/>
                 <w:color w:val="000000"/>
                 <w:kern w:val="0"/>
                 <w:sz w:val="18"/>
@@ -1577,7 +1918,7 @@
       </w:tr>
       <w:tr>
         <w:trPr>
-          <w:trHeight w:val="324"/>
+          <w:trHeight w:val="323"/>
         </w:trPr>
         <w:tc>
           <w:tcPr>
@@ -1592,7 +1933,7 @@
               <w:jc w:val="right"/>
               <w:outlineLvl w:val="1"/>
               <w:rPr>
-                <w:rFonts w:ascii="Helvetica Neue" w:eastAsia="Times New Roman" w:hAnsi="Helvetica Neue" w:cs="Arial"/>
+                <w:rFonts w:ascii="Arial" w:eastAsia="Times New Roman" w:hAnsi="Arial" w:cs="Arial"/>
                 <w:color w:val="000000"/>
                 <w:kern w:val="0"/>
                 <w:sz w:val="18"/>
@@ -1603,7 +1944,7 @@
             </w:pPr>
             <w:r>
               <w:rPr>
-                <w:rFonts w:ascii="Helvetica Neue" w:eastAsia="Times New Roman" w:hAnsi="Helvetica Neue" w:cs="Arial"/>
+                <w:rFonts w:ascii="Arial" w:eastAsia="Times New Roman" w:hAnsi="Arial" w:cs="Arial"/>
                 <w:b/>
                 <w:bCs/>
                 <w:color w:val="000000"/>
@@ -1628,7 +1969,7 @@
               <w:jc w:val="right"/>
               <w:outlineLvl w:val="1"/>
               <w:rPr>
-                <w:rFonts w:ascii="Helvetica Neue" w:eastAsia="Times New Roman" w:hAnsi="Helvetica Neue" w:cs="Arial"/>
+                <w:rFonts w:ascii="Arial" w:eastAsia="Times New Roman" w:hAnsi="Arial" w:cs="Arial"/>
                 <w:color w:val="000000"/>
                 <w:kern w:val="0"/>
                 <w:sz w:val="18"/>
@@ -1639,23 +1980,53 @@
             </w:pPr>
             <w:r>
               <w:rPr>
-                <w:rFonts w:ascii="Helvetica Neue" w:eastAsia="Times New Roman" w:hAnsi="Helvetica Neue" w:cs="Arial"/>
-                <w:b/>
-                <w:bCs/>
-                <w:color w:val="000000"/>
-                <w:kern w:val="0"/>
-                <w:sz w:val="18"/>
-                <w:szCs w:val="18"/>
-                <w14:ligatures w14:val="none"/>
-              </w:rPr>
-              <w:t>[[.qt.total]]</w:t>
+                <w:rFonts w:ascii="Arial" w:eastAsia="Times New Roman" w:hAnsi="Arial" w:cs="Arial"/>
+                <w:b/>
+                <w:bCs/>
+                <w:color w:val="000000"/>
+                <w:kern w:val="0"/>
+                <w:sz w:val="18"/>
+                <w:szCs w:val="18"/>
+                <w14:ligatures w14:val="none"/>
+              </w:rPr>
+              <w:t>[[.</w:t>
+            </w:r>
+            <w:proofErr w:type="spellStart"/>
+            <w:proofErr w:type="gramStart"/>
+            <w:r>
+              <w:rPr>
+                <w:rFonts w:ascii="Arial" w:eastAsia="Times New Roman" w:hAnsi="Arial" w:cs="Arial"/>
+                <w:b/>
+                <w:bCs/>
+                <w:color w:val="000000"/>
+                <w:kern w:val="0"/>
+                <w:sz w:val="18"/>
+                <w:szCs w:val="18"/>
+                <w14:ligatures w14:val="none"/>
+              </w:rPr>
+              <w:t>qt.total</w:t>
+            </w:r>
+            <w:proofErr w:type="spellEnd"/>
+            <w:proofErr w:type="gramEnd"/>
+            <w:r>
+              <w:rPr>
+                <w:rFonts w:ascii="Arial" w:eastAsia="Times New Roman" w:hAnsi="Arial" w:cs="Arial"/>
+                <w:b/>
+                <w:bCs/>
+                <w:color w:val="000000"/>
+                <w:kern w:val="0"/>
+                <w:sz w:val="18"/>
+                <w:szCs w:val="18"/>
+                <w14:ligatures w14:val="none"/>
+              </w:rPr>
+              <w:t>]]</w:t>
             </w:r>
           </w:p>
         </w:tc>
       </w:tr>
       <w:tr>
         <w:trPr>
-          <w:trHeight w:val="324"/>
+          <w:trHeight w:val="323"/>
         </w:trPr>
         <w:tc>
           <w:tcPr>
@@ -1670,19 +2041,19 @@
               <w:jc w:val="right"/>
               <w:outlineLvl w:val="1"/>
               <w:rPr>
-                <w:rFonts w:ascii="Helvetica Neue" w:eastAsia="Times New Roman" w:hAnsi="Helvetica Neue" w:cs="Arial"/>
-                <w:b/>
-                <w:bCs/>
-                <w:color w:val="000000"/>
-                <w:kern w:val="0"/>
-                <w:sz w:val="18"/>
-                <w:szCs w:val="18"/>
-                <w14:ligatures w14:val="none"/>
-              </w:rPr>
-            </w:pPr>
-            <w:r>
-              <w:rPr>
-                <w:rFonts w:ascii="Helvetica Neue" w:eastAsia="Times New Roman" w:hAnsi="Helvetica Neue" w:cs="Arial"/>
+                <w:rFonts w:ascii="Arial" w:eastAsia="Times New Roman" w:hAnsi="Arial" w:cs="Arial"/>
+                <w:b/>
+                <w:bCs/>
+                <w:color w:val="000000"/>
+                <w:kern w:val="0"/>
+                <w:sz w:val="18"/>
+                <w:szCs w:val="18"/>
+                <w14:ligatures w14:val="none"/>
+              </w:rPr>
+            </w:pPr>
+            <w:r>
+              <w:rPr>
+                <w:rFonts w:ascii="Arial" w:eastAsia="Times New Roman" w:hAnsi="Arial" w:cs="Arial"/>
                 <w:b/>
                 <w:bCs/>
                 <w:color w:val="000000"/>
@@ -1698,7 +2069,7 @@
       </w:tr>
       <w:tr>
         <w:trPr>
-          <w:trHeight w:val="324"/>
+          <w:trHeight w:val="323"/>
         </w:trPr>
         <w:tc>
           <w:tcPr>
@@ -1713,64 +2084,79 @@
               <w:jc w:val="right"/>
               <w:outlineLvl w:val="1"/>
               <w:rPr>
-                <w:rFonts w:ascii="Helvetica Neue" w:eastAsia="Times New Roman" w:hAnsi="Helvetica Neue" w:cs="Arial"/>
-                <w:color w:val="000000"/>
-                <w:kern w:val="0"/>
-                <w:sz w:val="18"/>
-                <w:szCs w:val="18"/>
-                <w14:ligatures w14:val="none"/>
-              </w:rPr>
-            </w:pPr>
-            <w:r>
-              <w:rPr>
-                <w:rFonts w:ascii="Helvetica Neue" w:eastAsia="Times New Roman" w:hAnsi="Helvetica Neue" w:cs="Arial"/>
-                <w:color w:val="000000"/>
-                <w:kern w:val="0"/>
-                <w:sz w:val="18"/>
-                <w:szCs w:val="18"/>
-                <w14:ligatures w14:val="none"/>
-              </w:rPr>
-              <w:t xml:space="preserve">[[if ne </w:t>
-            </w:r>
-            <w:r>
-              <w:rPr>
-                <w:rFonts w:ascii="Helvetica Neue" w:eastAsia="Times New Roman" w:hAnsi="Helvetica Neue" w:cs="Arial"/>
-                <w:color w:val="000000"/>
-                <w:kern w:val="0"/>
-                <w:sz w:val="18"/>
-                <w:szCs w:val="18"/>
-                <w14:ligatures w14:val="none"/>
-              </w:rPr>
-              <w:t>.qt.discount_amount</w:t>
-            </w:r>
-            <w:r>
-              <w:rPr>
-                <w:rFonts w:ascii="Helvetica Neue" w:eastAsia="Times New Roman" w:hAnsi="Helvetica Neue" w:cs="Arial"/>
-                <w:color w:val="000000"/>
-                <w:kern w:val="0"/>
-                <w:sz w:val="18"/>
-                <w:szCs w:val="18"/>
-                <w14:ligatures w14:val="none"/>
-              </w:rPr>
-              <w:t xml:space="preserve"> $comp</w:t>
-            </w:r>
-            <w:r>
-              <w:rPr>
-                <w:rFonts w:ascii="Helvetica Neue" w:eastAsia="Times New Roman" w:hAnsi="Helvetica Neue" w:cs="Arial"/>
-                <w:color w:val="000000"/>
-                <w:kern w:val="0"/>
-                <w:sz w:val="18"/>
-                <w:szCs w:val="18"/>
-                <w14:ligatures w14:val="none"/>
-              </w:rPr>
-              <w:t>]]</w:t>
+                <w:rFonts w:ascii="Arial" w:eastAsia="Times New Roman" w:hAnsi="Arial" w:cs="Arial"/>
+                <w:color w:val="000000"/>
+                <w:kern w:val="0"/>
+                <w:sz w:val="18"/>
+                <w:szCs w:val="18"/>
+                <w14:ligatures w14:val="none"/>
+              </w:rPr>
+            </w:pPr>
+            <w:r>
+              <w:rPr>
+                <w:rFonts w:ascii="Arial" w:eastAsia="Times New Roman" w:hAnsi="Arial" w:cs="Arial"/>
+                <w:color w:val="000000"/>
+                <w:kern w:val="0"/>
+                <w:sz w:val="18"/>
+                <w:szCs w:val="18"/>
+                <w14:ligatures w14:val="none"/>
+              </w:rPr>
+              <w:t xml:space="preserve">[[if </w:t>
+            </w:r>
+            <w:proofErr w:type="gramStart"/>
+            <w:r>
+              <w:rPr>
+                <w:rFonts w:ascii="Arial" w:eastAsia="Times New Roman" w:hAnsi="Arial" w:cs="Arial"/>
+                <w:color w:val="000000"/>
+                <w:kern w:val="0"/>
+                <w:sz w:val="18"/>
+                <w:szCs w:val="18"/>
+                <w14:ligatures w14:val="none"/>
+              </w:rPr>
+              <w:t>ne .</w:t>
+            </w:r>
+            <w:proofErr w:type="spellStart"/>
+            <w:r>
+              <w:rPr>
+                <w:rFonts w:ascii="Arial" w:eastAsia="Times New Roman" w:hAnsi="Arial" w:cs="Arial"/>
+                <w:color w:val="000000"/>
+                <w:kern w:val="0"/>
+                <w:sz w:val="18"/>
+                <w:szCs w:val="18"/>
+                <w14:ligatures w14:val="none"/>
+              </w:rPr>
+              <w:t>qt</w:t>
+            </w:r>
+            <w:proofErr w:type="gramEnd"/>
+            <w:r>
+              <w:rPr>
+                <w:rFonts w:ascii="Arial" w:eastAsia="Times New Roman" w:hAnsi="Arial" w:cs="Arial"/>
+                <w:color w:val="000000"/>
+                <w:kern w:val="0"/>
+                <w:sz w:val="18"/>
+                <w:szCs w:val="18"/>
+                <w14:ligatures w14:val="none"/>
+              </w:rPr>
+              <w:t>.discount_amount</w:t>
+            </w:r>
+            <w:proofErr w:type="spellEnd"/>
+            <w:r>
+              <w:rPr>
+                <w:rFonts w:ascii="Arial" w:eastAsia="Times New Roman" w:hAnsi="Arial" w:cs="Arial"/>
+                <w:color w:val="000000"/>
+                <w:kern w:val="0"/>
+                <w:sz w:val="18"/>
+                <w:szCs w:val="18"/>
+                <w14:ligatures w14:val="none"/>
+              </w:rPr>
+              <w:t xml:space="preserve"> $comp]]</w:t>
             </w:r>
           </w:p>
         </w:tc>
       </w:tr>
       <w:tr>
         <w:trPr>
-          <w:trHeight w:val="324"/>
+          <w:trHeight w:val="323"/>
         </w:trPr>
         <w:tc>
           <w:tcPr>
@@ -1785,7 +2171,7 @@
               <w:jc w:val="right"/>
               <w:outlineLvl w:val="1"/>
               <w:rPr>
-                <w:rFonts w:ascii="Helvetica Neue" w:eastAsia="Times New Roman" w:hAnsi="Helvetica Neue" w:cs="Arial"/>
+                <w:rFonts w:ascii="Arial" w:eastAsia="Times New Roman" w:hAnsi="Arial" w:cs="Arial"/>
                 <w:color w:val="000000"/>
                 <w:kern w:val="0"/>
                 <w:sz w:val="18"/>
@@ -1796,16 +2182,74 @@
             </w:pPr>
             <w:r>
               <w:rPr>
-                <w:rFonts w:ascii="Helvetica Neue" w:eastAsia="Times New Roman" w:hAnsi="Helvetica Neue" w:cs="Arial"/>
-                <w:b/>
-                <w:bCs/>
-                <w:color w:val="000000"/>
-                <w:kern w:val="0"/>
-                <w:sz w:val="18"/>
-                <w:szCs w:val="18"/>
-                <w14:ligatures w14:val="none"/>
-              </w:rPr>
-              <w:t>Discount ([[.qt.additional_discount_percentage]]%)</w:t>
+                <w:rFonts w:ascii="Arial" w:eastAsia="Times New Roman" w:hAnsi="Arial" w:cs="Arial"/>
+                <w:b/>
+                <w:bCs/>
+                <w:color w:val="000000"/>
+                <w:kern w:val="0"/>
+                <w:sz w:val="18"/>
+                <w:szCs w:val="18"/>
+                <w14:ligatures w14:val="none"/>
+              </w:rPr>
+              <w:t>Discount ([[.</w:t>
+            </w:r>
+            <w:proofErr w:type="spellStart"/>
+            <w:proofErr w:type="gramStart"/>
+            <w:r>
+              <w:rPr>
+                <w:rFonts w:ascii="Arial" w:eastAsia="Times New Roman" w:hAnsi="Arial" w:cs="Arial"/>
+                <w:b/>
+                <w:bCs/>
+                <w:color w:val="000000"/>
+                <w:kern w:val="0"/>
+                <w:sz w:val="18"/>
+                <w:szCs w:val="18"/>
+                <w14:ligatures w14:val="none"/>
+              </w:rPr>
+              <w:t>qt.additional</w:t>
+            </w:r>
+            <w:proofErr w:type="gramEnd"/>
+            <w:r>
+              <w:rPr>
+                <w:rFonts w:ascii="Arial" w:eastAsia="Times New Roman" w:hAnsi="Arial" w:cs="Arial"/>
+                <w:b/>
+                <w:bCs/>
+                <w:color w:val="000000"/>
+                <w:kern w:val="0"/>
+                <w:sz w:val="18"/>
+                <w:szCs w:val="18"/>
+                <w14:ligatures w14:val="none"/>
+              </w:rPr>
+              <w:t>_discount_percentage</w:t>
+            </w:r>
+            <w:proofErr w:type="spellEnd"/>
+            <w:proofErr w:type="gramStart"/>
+            <w:r>
+              <w:rPr>
+                <w:rFonts w:ascii="Arial" w:eastAsia="Times New Roman" w:hAnsi="Arial" w:cs="Arial"/>
+                <w:b/>
+                <w:bCs/>
+                <w:color w:val="000000"/>
+                <w:kern w:val="0"/>
+                <w:sz w:val="18"/>
+                <w:szCs w:val="18"/>
+                <w14:ligatures w14:val="none"/>
+              </w:rPr>
+              <w:t>]]%</w:t>
+            </w:r>
+            <w:proofErr w:type="gramEnd"/>
+            <w:r>
+              <w:rPr>
+                <w:rFonts w:ascii="Arial" w:eastAsia="Times New Roman" w:hAnsi="Arial" w:cs="Arial"/>
+                <w:b/>
+                <w:bCs/>
+                <w:color w:val="000000"/>
+                <w:kern w:val="0"/>
+                <w:sz w:val="18"/>
+                <w:szCs w:val="18"/>
+                <w14:ligatures w14:val="none"/>
+              </w:rPr>
+              <w:t>)</w:t>
             </w:r>
           </w:p>
         </w:tc>
@@ -1821,7 +2265,7 @@
               <w:jc w:val="right"/>
               <w:outlineLvl w:val="1"/>
               <w:rPr>
-                <w:rFonts w:ascii="Helvetica Neue" w:eastAsia="Times New Roman" w:hAnsi="Helvetica Neue" w:cs="Arial"/>
+                <w:rFonts w:ascii="Arial" w:eastAsia="Times New Roman" w:hAnsi="Arial" w:cs="Arial"/>
                 <w:color w:val="000000"/>
                 <w:kern w:val="0"/>
                 <w:sz w:val="18"/>
@@ -1832,21 +2276,58 @@
             </w:pPr>
             <w:r>
               <w:rPr>
-                <w:rFonts w:ascii="Helvetica Neue" w:eastAsia="Times New Roman" w:hAnsi="Helvetica Neue" w:cs="Arial"/>
-                <w:color w:val="000000"/>
-                <w:kern w:val="0"/>
-                <w:sz w:val="18"/>
-                <w:szCs w:val="18"/>
-                <w14:ligatures w14:val="none"/>
-              </w:rPr>
-              <w:t>[[.qt.discount_amount]]</w:t>
+                <w:rFonts w:ascii="Arial" w:eastAsia="Times New Roman" w:hAnsi="Arial" w:cs="Arial"/>
+                <w:color w:val="000000"/>
+                <w:kern w:val="0"/>
+                <w:sz w:val="18"/>
+                <w:szCs w:val="18"/>
+                <w14:ligatures w14:val="none"/>
+              </w:rPr>
+              <w:t>[[.</w:t>
+            </w:r>
+            <w:proofErr w:type="spellStart"/>
+            <w:proofErr w:type="gramStart"/>
+            <w:r>
+              <w:rPr>
+                <w:rFonts w:ascii="Arial" w:eastAsia="Times New Roman" w:hAnsi="Arial" w:cs="Arial"/>
+                <w:color w:val="000000"/>
+                <w:kern w:val="0"/>
+                <w:sz w:val="18"/>
+                <w:szCs w:val="18"/>
+                <w14:ligatures w14:val="none"/>
+              </w:rPr>
+              <w:t>qt.discount</w:t>
+            </w:r>
+            <w:proofErr w:type="gramEnd"/>
+            <w:r>
+              <w:rPr>
+                <w:rFonts w:ascii="Arial" w:eastAsia="Times New Roman" w:hAnsi="Arial" w:cs="Arial"/>
+                <w:color w:val="000000"/>
+                <w:kern w:val="0"/>
+                <w:sz w:val="18"/>
+                <w:szCs w:val="18"/>
+                <w14:ligatures w14:val="none"/>
+              </w:rPr>
+              <w:t>_amount</w:t>
+            </w:r>
+            <w:proofErr w:type="spellEnd"/>
+            <w:r>
+              <w:rPr>
+                <w:rFonts w:ascii="Arial" w:eastAsia="Times New Roman" w:hAnsi="Arial" w:cs="Arial"/>
+                <w:color w:val="000000"/>
+                <w:kern w:val="0"/>
+                <w:sz w:val="18"/>
+                <w:szCs w:val="18"/>
+                <w14:ligatures w14:val="none"/>
+              </w:rPr>
+              <w:t>]]</w:t>
             </w:r>
           </w:p>
         </w:tc>
       </w:tr>
       <w:tr>
         <w:trPr>
-          <w:trHeight w:val="324"/>
+          <w:trHeight w:val="323"/>
         </w:trPr>
         <w:tc>
           <w:tcPr>
@@ -1861,7 +2342,7 @@
               <w:jc w:val="right"/>
               <w:outlineLvl w:val="1"/>
               <w:rPr>
-                <w:rFonts w:ascii="Helvetica Neue" w:eastAsia="Times New Roman" w:hAnsi="Helvetica Neue" w:cs="Arial"/>
+                <w:rFonts w:ascii="Arial" w:eastAsia="Times New Roman" w:hAnsi="Arial" w:cs="Arial"/>
                 <w:color w:val="000000"/>
                 <w:kern w:val="0"/>
                 <w:sz w:val="18"/>
@@ -1872,7 +2353,7 @@
             </w:pPr>
             <w:r>
               <w:rPr>
-                <w:rFonts w:ascii="Helvetica Neue" w:eastAsia="Times New Roman" w:hAnsi="Helvetica Neue" w:cs="Arial"/>
+                <w:rFonts w:ascii="Arial" w:eastAsia="Times New Roman" w:hAnsi="Arial" w:cs="Arial"/>
                 <w:b/>
                 <w:bCs/>
                 <w:color w:val="000000"/>
@@ -1897,7 +2378,7 @@
               <w:jc w:val="right"/>
               <w:outlineLvl w:val="1"/>
               <w:rPr>
-                <w:rFonts w:ascii="Helvetica Neue" w:eastAsia="Times New Roman" w:hAnsi="Helvetica Neue" w:cs="Arial"/>
+                <w:rFonts w:ascii="Arial" w:eastAsia="Times New Roman" w:hAnsi="Arial" w:cs="Arial"/>
                 <w:color w:val="000000"/>
                 <w:kern w:val="0"/>
                 <w:sz w:val="18"/>
@@ -1908,23 +2389,79 @@
             </w:pPr>
             <w:r>
               <w:rPr>
-                <w:rFonts w:ascii="Helvetica Neue" w:eastAsia="Times New Roman" w:hAnsi="Helvetica Neue" w:cs="Arial"/>
-                <w:b/>
-                <w:bCs/>
-                <w:color w:val="000000"/>
-                <w:kern w:val="0"/>
-                <w:sz w:val="18"/>
-                <w:szCs w:val="18"/>
-                <w14:ligatures w14:val="none"/>
-              </w:rPr>
-              <w:t>[[.qt.net_total]]</w:t>
+                <w:rFonts w:ascii="Arial" w:eastAsia="Times New Roman" w:hAnsi="Arial" w:cs="Arial"/>
+                <w:b/>
+                <w:bCs/>
+                <w:color w:val="000000"/>
+                <w:kern w:val="0"/>
+                <w:sz w:val="18"/>
+                <w:szCs w:val="18"/>
+                <w14:ligatures w14:val="none"/>
+              </w:rPr>
+              <w:t>[</w:t>
+            </w:r>
+            <w:proofErr w:type="gramStart"/>
+            <w:r>
+              <w:rPr>
+                <w:rFonts w:ascii="Arial" w:eastAsia="Times New Roman" w:hAnsi="Arial" w:cs="Arial"/>
+                <w:b/>
+                <w:bCs/>
+                <w:color w:val="000000"/>
+                <w:kern w:val="0"/>
+                <w:sz w:val="18"/>
+                <w:szCs w:val="18"/>
+                <w14:ligatures w14:val="none"/>
+              </w:rPr>
+              <w:t>[.</w:t>
+            </w:r>
+            <w:proofErr w:type="spellStart"/>
+            <w:r>
+              <w:rPr>
+                <w:rFonts w:ascii="Arial" w:eastAsia="Times New Roman" w:hAnsi="Arial" w:cs="Arial"/>
+                <w:b/>
+                <w:bCs/>
+                <w:color w:val="000000"/>
+                <w:kern w:val="0"/>
+                <w:sz w:val="18"/>
+                <w:szCs w:val="18"/>
+                <w14:ligatures w14:val="none"/>
+              </w:rPr>
+              <w:t>qt.net</w:t>
+            </w:r>
+            <w:proofErr w:type="gramEnd"/>
+            <w:r>
+              <w:rPr>
+                <w:rFonts w:ascii="Arial" w:eastAsia="Times New Roman" w:hAnsi="Arial" w:cs="Arial"/>
+                <w:b/>
+                <w:bCs/>
+                <w:color w:val="000000"/>
+                <w:kern w:val="0"/>
+                <w:sz w:val="18"/>
+                <w:szCs w:val="18"/>
+                <w14:ligatures w14:val="none"/>
+              </w:rPr>
+              <w:t>_total</w:t>
+            </w:r>
+            <w:proofErr w:type="spellEnd"/>
+            <w:r>
+              <w:rPr>
+                <w:rFonts w:ascii="Arial" w:eastAsia="Times New Roman" w:hAnsi="Arial" w:cs="Arial"/>
+                <w:b/>
+                <w:bCs/>
+                <w:color w:val="000000"/>
+                <w:kern w:val="0"/>
+                <w:sz w:val="18"/>
+                <w:szCs w:val="18"/>
+                <w14:ligatures w14:val="none"/>
+              </w:rPr>
+              <w:t>]]</w:t>
             </w:r>
           </w:p>
         </w:tc>
       </w:tr>
       <w:tr>
         <w:trPr>
-          <w:trHeight w:val="324"/>
+          <w:trHeight w:val="323"/>
         </w:trPr>
         <w:tc>
           <w:tcPr>
@@ -1939,19 +2476,19 @@
               <w:jc w:val="right"/>
               <w:outlineLvl w:val="1"/>
               <w:rPr>
-                <w:rFonts w:ascii="Helvetica Neue" w:eastAsia="Times New Roman" w:hAnsi="Helvetica Neue" w:cs="Arial"/>
-                <w:b/>
-                <w:bCs/>
-                <w:color w:val="000000"/>
-                <w:kern w:val="0"/>
-                <w:sz w:val="18"/>
-                <w:szCs w:val="18"/>
-                <w14:ligatures w14:val="none"/>
-              </w:rPr>
-            </w:pPr>
-            <w:r>
-              <w:rPr>
-                <w:rFonts w:ascii="Helvetica Neue" w:eastAsia="Times New Roman" w:hAnsi="Helvetica Neue" w:cs="Arial"/>
+                <w:rFonts w:ascii="Arial" w:eastAsia="Times New Roman" w:hAnsi="Arial" w:cs="Arial"/>
+                <w:b/>
+                <w:bCs/>
+                <w:color w:val="000000"/>
+                <w:kern w:val="0"/>
+                <w:sz w:val="18"/>
+                <w:szCs w:val="18"/>
+                <w14:ligatures w14:val="none"/>
+              </w:rPr>
+            </w:pPr>
+            <w:r>
+              <w:rPr>
+                <w:rFonts w:ascii="Arial" w:eastAsia="Times New Roman" w:hAnsi="Arial" w:cs="Arial"/>
                 <w:color w:val="000000"/>
                 <w:kern w:val="0"/>
                 <w:sz w:val="18"/>
@@ -1965,7 +2502,7 @@
       </w:tr>
       <w:tr>
         <w:trPr>
-          <w:trHeight w:val="324"/>
+          <w:trHeight w:val="323"/>
         </w:trPr>
         <w:tc>
           <w:tcPr>
@@ -1980,64 +2517,79 @@
               <w:jc w:val="right"/>
               <w:outlineLvl w:val="1"/>
               <w:rPr>
-                <w:rFonts w:ascii="Helvetica Neue" w:eastAsia="Times New Roman" w:hAnsi="Helvetica Neue" w:cs="Arial"/>
-                <w:color w:val="000000"/>
-                <w:kern w:val="0"/>
-                <w:sz w:val="18"/>
-                <w:szCs w:val="18"/>
-                <w14:ligatures w14:val="none"/>
-              </w:rPr>
-            </w:pPr>
-            <w:r>
-              <w:rPr>
-                <w:rFonts w:ascii="Helvetica Neue" w:eastAsia="Times New Roman" w:hAnsi="Helvetica Neue" w:cs="Arial"/>
-                <w:color w:val="000000"/>
-                <w:kern w:val="0"/>
-                <w:sz w:val="18"/>
-                <w:szCs w:val="18"/>
-                <w14:ligatures w14:val="none"/>
-              </w:rPr>
-              <w:t xml:space="preserve">[[if ne </w:t>
-            </w:r>
-            <w:r>
-              <w:rPr>
-                <w:rFonts w:ascii="Helvetica Neue" w:eastAsia="Times New Roman" w:hAnsi="Helvetica Neue" w:cs="Arial"/>
-                <w:color w:val="000000"/>
-                <w:kern w:val="0"/>
-                <w:sz w:val="18"/>
-                <w:szCs w:val="18"/>
-                <w14:ligatures w14:val="none"/>
-              </w:rPr>
-              <w:t>.qt.total_taxes_and_charges</w:t>
-            </w:r>
-            <w:r>
-              <w:rPr>
-                <w:rFonts w:ascii="Helvetica Neue" w:eastAsia="Times New Roman" w:hAnsi="Helvetica Neue" w:cs="Arial"/>
-                <w:color w:val="000000"/>
-                <w:kern w:val="0"/>
-                <w:sz w:val="18"/>
-                <w:szCs w:val="18"/>
-                <w14:ligatures w14:val="none"/>
-              </w:rPr>
-              <w:t xml:space="preserve"> $comp</w:t>
-            </w:r>
-            <w:r>
-              <w:rPr>
-                <w:rFonts w:ascii="Helvetica Neue" w:eastAsia="Times New Roman" w:hAnsi="Helvetica Neue" w:cs="Arial"/>
-                <w:color w:val="000000"/>
-                <w:kern w:val="0"/>
-                <w:sz w:val="18"/>
-                <w:szCs w:val="18"/>
-                <w14:ligatures w14:val="none"/>
-              </w:rPr>
-              <w:t>]]</w:t>
+                <w:rFonts w:ascii="Arial" w:eastAsia="Times New Roman" w:hAnsi="Arial" w:cs="Arial"/>
+                <w:color w:val="000000"/>
+                <w:kern w:val="0"/>
+                <w:sz w:val="18"/>
+                <w:szCs w:val="18"/>
+                <w14:ligatures w14:val="none"/>
+              </w:rPr>
+            </w:pPr>
+            <w:r>
+              <w:rPr>
+                <w:rFonts w:ascii="Arial" w:eastAsia="Times New Roman" w:hAnsi="Arial" w:cs="Arial"/>
+                <w:color w:val="000000"/>
+                <w:kern w:val="0"/>
+                <w:sz w:val="18"/>
+                <w:szCs w:val="18"/>
+                <w14:ligatures w14:val="none"/>
+              </w:rPr>
+              <w:t xml:space="preserve">[[if </w:t>
+            </w:r>
+            <w:proofErr w:type="gramStart"/>
+            <w:r>
+              <w:rPr>
+                <w:rFonts w:ascii="Arial" w:eastAsia="Times New Roman" w:hAnsi="Arial" w:cs="Arial"/>
+                <w:color w:val="000000"/>
+                <w:kern w:val="0"/>
+                <w:sz w:val="18"/>
+                <w:szCs w:val="18"/>
+                <w14:ligatures w14:val="none"/>
+              </w:rPr>
+              <w:t>ne .</w:t>
+            </w:r>
+            <w:proofErr w:type="spellStart"/>
+            <w:r>
+              <w:rPr>
+                <w:rFonts w:ascii="Arial" w:eastAsia="Times New Roman" w:hAnsi="Arial" w:cs="Arial"/>
+                <w:color w:val="000000"/>
+                <w:kern w:val="0"/>
+                <w:sz w:val="18"/>
+                <w:szCs w:val="18"/>
+                <w14:ligatures w14:val="none"/>
+              </w:rPr>
+              <w:t>qt</w:t>
+            </w:r>
+            <w:proofErr w:type="gramEnd"/>
+            <w:r>
+              <w:rPr>
+                <w:rFonts w:ascii="Arial" w:eastAsia="Times New Roman" w:hAnsi="Arial" w:cs="Arial"/>
+                <w:color w:val="000000"/>
+                <w:kern w:val="0"/>
+                <w:sz w:val="18"/>
+                <w:szCs w:val="18"/>
+                <w14:ligatures w14:val="none"/>
+              </w:rPr>
+              <w:t>.total_taxes_and_charges</w:t>
+            </w:r>
+            <w:proofErr w:type="spellEnd"/>
+            <w:r>
+              <w:rPr>
+                <w:rFonts w:ascii="Arial" w:eastAsia="Times New Roman" w:hAnsi="Arial" w:cs="Arial"/>
+                <w:color w:val="000000"/>
+                <w:kern w:val="0"/>
+                <w:sz w:val="18"/>
+                <w:szCs w:val="18"/>
+                <w14:ligatures w14:val="none"/>
+              </w:rPr>
+              <w:t xml:space="preserve"> $comp]]</w:t>
             </w:r>
           </w:p>
         </w:tc>
       </w:tr>
       <w:tr>
         <w:trPr>
-          <w:trHeight w:val="324"/>
+          <w:trHeight w:val="323"/>
         </w:trPr>
         <w:tc>
           <w:tcPr>
@@ -2052,7 +2604,7 @@
               <w:jc w:val="right"/>
               <w:outlineLvl w:val="1"/>
               <w:rPr>
-                <w:rFonts w:ascii="Helvetica Neue" w:eastAsia="Times New Roman" w:hAnsi="Helvetica Neue" w:cs="Arial"/>
+                <w:rFonts w:ascii="Arial" w:eastAsia="Times New Roman" w:hAnsi="Arial" w:cs="Arial"/>
                 <w:color w:val="000000"/>
                 <w:kern w:val="0"/>
                 <w:sz w:val="18"/>
@@ -2063,7 +2615,7 @@
             </w:pPr>
             <w:r>
               <w:rPr>
-                <w:rFonts w:ascii="Helvetica Neue" w:eastAsia="Times New Roman" w:hAnsi="Helvetica Neue" w:cs="Arial"/>
+                <w:rFonts w:ascii="Arial" w:eastAsia="Times New Roman" w:hAnsi="Arial" w:cs="Arial"/>
                 <w:b/>
                 <w:bCs/>
                 <w:color w:val="000000"/>
@@ -2088,7 +2640,7 @@
               <w:jc w:val="right"/>
               <w:outlineLvl w:val="1"/>
               <w:rPr>
-                <w:rFonts w:ascii="Helvetica Neue" w:eastAsia="Times New Roman" w:hAnsi="Helvetica Neue" w:cs="Arial"/>
+                <w:rFonts w:ascii="Arial" w:eastAsia="Times New Roman" w:hAnsi="Arial" w:cs="Arial"/>
                 <w:color w:val="000000"/>
                 <w:kern w:val="0"/>
                 <w:sz w:val="18"/>
@@ -2099,21 +2651,58 @@
             </w:pPr>
             <w:r>
               <w:rPr>
-                <w:rFonts w:ascii="Helvetica Neue" w:eastAsia="Times New Roman" w:hAnsi="Helvetica Neue" w:cs="Arial"/>
-                <w:color w:val="000000"/>
-                <w:kern w:val="0"/>
-                <w:sz w:val="18"/>
-                <w:szCs w:val="18"/>
-                <w14:ligatures w14:val="none"/>
-              </w:rPr>
-              <w:t>[[.qt.total_taxes_and_charges]]</w:t>
+                <w:rFonts w:ascii="Arial" w:eastAsia="Times New Roman" w:hAnsi="Arial" w:cs="Arial"/>
+                <w:color w:val="000000"/>
+                <w:kern w:val="0"/>
+                <w:sz w:val="18"/>
+                <w:szCs w:val="18"/>
+                <w14:ligatures w14:val="none"/>
+              </w:rPr>
+              <w:t>[[.</w:t>
+            </w:r>
+            <w:proofErr w:type="spellStart"/>
+            <w:proofErr w:type="gramStart"/>
+            <w:r>
+              <w:rPr>
+                <w:rFonts w:ascii="Arial" w:eastAsia="Times New Roman" w:hAnsi="Arial" w:cs="Arial"/>
+                <w:color w:val="000000"/>
+                <w:kern w:val="0"/>
+                <w:sz w:val="18"/>
+                <w:szCs w:val="18"/>
+                <w14:ligatures w14:val="none"/>
+              </w:rPr>
+              <w:t>qt.total</w:t>
+            </w:r>
+            <w:proofErr w:type="gramEnd"/>
+            <w:r>
+              <w:rPr>
+                <w:rFonts w:ascii="Arial" w:eastAsia="Times New Roman" w:hAnsi="Arial" w:cs="Arial"/>
+                <w:color w:val="000000"/>
+                <w:kern w:val="0"/>
+                <w:sz w:val="18"/>
+                <w:szCs w:val="18"/>
+                <w14:ligatures w14:val="none"/>
+              </w:rPr>
+              <w:t>_taxes_and_charges</w:t>
+            </w:r>
+            <w:proofErr w:type="spellEnd"/>
+            <w:r>
+              <w:rPr>
+                <w:rFonts w:ascii="Arial" w:eastAsia="Times New Roman" w:hAnsi="Arial" w:cs="Arial"/>
+                <w:color w:val="000000"/>
+                <w:kern w:val="0"/>
+                <w:sz w:val="18"/>
+                <w:szCs w:val="18"/>
+                <w14:ligatures w14:val="none"/>
+              </w:rPr>
+              <w:t>]]</w:t>
             </w:r>
           </w:p>
         </w:tc>
       </w:tr>
       <w:tr>
         <w:trPr>
-          <w:trHeight w:val="324"/>
+          <w:trHeight w:val="323"/>
         </w:trPr>
         <w:tc>
           <w:tcPr>
@@ -2128,17 +2717,17 @@
               <w:jc w:val="right"/>
               <w:outlineLvl w:val="1"/>
               <w:rPr>
-                <w:rFonts w:ascii="Helvetica Neue" w:eastAsia="Times New Roman" w:hAnsi="Helvetica Neue" w:cs="Arial"/>
-                <w:color w:val="000000"/>
-                <w:kern w:val="0"/>
-                <w:sz w:val="18"/>
-                <w:szCs w:val="18"/>
-                <w14:ligatures w14:val="none"/>
-              </w:rPr>
-            </w:pPr>
-            <w:r>
-              <w:rPr>
-                <w:rFonts w:ascii="Helvetica Neue" w:eastAsia="Times New Roman" w:hAnsi="Helvetica Neue" w:cs="Arial"/>
+                <w:rFonts w:ascii="Arial" w:eastAsia="Times New Roman" w:hAnsi="Arial" w:cs="Arial"/>
+                <w:color w:val="000000"/>
+                <w:kern w:val="0"/>
+                <w:sz w:val="18"/>
+                <w:szCs w:val="18"/>
+                <w14:ligatures w14:val="none"/>
+              </w:rPr>
+            </w:pPr>
+            <w:r>
+              <w:rPr>
+                <w:rFonts w:ascii="Arial" w:eastAsia="Times New Roman" w:hAnsi="Arial" w:cs="Arial"/>
                 <w:color w:val="000000"/>
                 <w:kern w:val="0"/>
                 <w:sz w:val="18"/>
@@ -2152,7 +2741,7 @@
       </w:tr>
       <w:tr>
         <w:trPr>
-          <w:trHeight w:val="324"/>
+          <w:trHeight w:val="323"/>
         </w:trPr>
         <w:tc>
           <w:tcPr>
@@ -2167,7 +2756,7 @@
               <w:jc w:val="right"/>
               <w:outlineLvl w:val="1"/>
               <w:rPr>
-                <w:rFonts w:ascii="Helvetica Neue" w:eastAsia="Times New Roman" w:hAnsi="Helvetica Neue" w:cs="Arial"/>
+                <w:rFonts w:ascii="Arial" w:eastAsia="Times New Roman" w:hAnsi="Arial" w:cs="Arial"/>
                 <w:color w:val="000000"/>
                 <w:kern w:val="0"/>
                 <w:sz w:val="18"/>
@@ -2178,7 +2767,7 @@
             </w:pPr>
             <w:r>
               <w:rPr>
-                <w:rFonts w:ascii="Helvetica Neue" w:eastAsia="Times New Roman" w:hAnsi="Helvetica Neue" w:cs="Arial"/>
+                <w:rFonts w:ascii="Arial" w:eastAsia="Times New Roman" w:hAnsi="Arial" w:cs="Arial"/>
                 <w:b/>
                 <w:bCs/>
                 <w:color w:val="000000"/>
@@ -2203,7 +2792,7 @@
               <w:jc w:val="right"/>
               <w:outlineLvl w:val="1"/>
               <w:rPr>
-                <w:rFonts w:ascii="Helvetica Neue" w:eastAsia="Times New Roman" w:hAnsi="Helvetica Neue" w:cs="Arial"/>
+                <w:rFonts w:ascii="Arial" w:eastAsia="Times New Roman" w:hAnsi="Arial" w:cs="Arial"/>
                 <w:color w:val="000000"/>
                 <w:kern w:val="0"/>
                 <w:sz w:val="18"/>
@@ -2214,23 +2803,66 @@
             </w:pPr>
             <w:r>
               <w:rPr>
-                <w:rFonts w:ascii="Helvetica Neue" w:eastAsia="Times New Roman" w:hAnsi="Helvetica Neue" w:cs="Arial"/>
-                <w:b/>
-                <w:bCs/>
-                <w:color w:val="000000"/>
-                <w:kern w:val="0"/>
-                <w:sz w:val="18"/>
-                <w:szCs w:val="18"/>
-                <w14:ligatures w14:val="none"/>
-              </w:rPr>
-              <w:t>[[.qt.grand_total]]</w:t>
+                <w:rFonts w:ascii="Arial" w:eastAsia="Times New Roman" w:hAnsi="Arial" w:cs="Arial"/>
+                <w:b/>
+                <w:bCs/>
+                <w:color w:val="000000"/>
+                <w:kern w:val="0"/>
+                <w:sz w:val="18"/>
+                <w:szCs w:val="18"/>
+                <w14:ligatures w14:val="none"/>
+              </w:rPr>
+              <w:t>[[.</w:t>
+            </w:r>
+            <w:proofErr w:type="spellStart"/>
+            <w:proofErr w:type="gramStart"/>
+            <w:r>
+              <w:rPr>
+                <w:rFonts w:ascii="Arial" w:eastAsia="Times New Roman" w:hAnsi="Arial" w:cs="Arial"/>
+                <w:b/>
+                <w:bCs/>
+                <w:color w:val="000000"/>
+                <w:kern w:val="0"/>
+                <w:sz w:val="18"/>
+                <w:szCs w:val="18"/>
+                <w14:ligatures w14:val="none"/>
+              </w:rPr>
+              <w:t>qt.grand</w:t>
+            </w:r>
+            <w:proofErr w:type="gramEnd"/>
+            <w:r>
+              <w:rPr>
+                <w:rFonts w:ascii="Arial" w:eastAsia="Times New Roman" w:hAnsi="Arial" w:cs="Arial"/>
+                <w:b/>
+                <w:bCs/>
+                <w:color w:val="000000"/>
+                <w:kern w:val="0"/>
+                <w:sz w:val="18"/>
+                <w:szCs w:val="18"/>
+                <w14:ligatures w14:val="none"/>
+              </w:rPr>
+              <w:t>_total</w:t>
+            </w:r>
+            <w:proofErr w:type="spellEnd"/>
+            <w:r>
+              <w:rPr>
+                <w:rFonts w:ascii="Arial" w:eastAsia="Times New Roman" w:hAnsi="Arial" w:cs="Arial"/>
+                <w:b/>
+                <w:bCs/>
+                <w:color w:val="000000"/>
+                <w:kern w:val="0"/>
+                <w:sz w:val="18"/>
+                <w:szCs w:val="18"/>
+                <w14:ligatures w14:val="none"/>
+              </w:rPr>
+              <w:t>]]</w:t>
             </w:r>
           </w:p>
         </w:tc>
       </w:tr>
       <w:tr>
         <w:trPr>
-          <w:trHeight w:val="324"/>
+          <w:trHeight w:val="323"/>
         </w:trPr>
         <w:tc>
           <w:tcPr>
@@ -2241,52 +2873,97 @@
           <w:p>
             <w:pPr>
               <w:rPr>
-                <w:rFonts w:ascii="Helvetica Neue" w:hAnsi="Helvetica Neue" w:cs="Arial"/>
+                <w:rFonts w:ascii="Arial" w:hAnsi="Arial" w:cs="Arial"/>
                 <w:lang w:val="en-US"/>
               </w:rPr>
             </w:pPr>
             <w:r>
               <w:rPr>
-                <w:rFonts w:ascii="Helvetica Neue" w:eastAsia="Times New Roman" w:hAnsi="Helvetica Neue" w:cs="Arial"/>
-                <w:b/>
-                <w:bCs/>
-                <w:color w:val="000000"/>
-                <w:kern w:val="0"/>
-                <w:sz w:val="18"/>
-                <w:szCs w:val="18"/>
-                <w14:ligatures w14:val="none"/>
-              </w:rPr>
-              <w:t xml:space="preserve">Amount in Words : </w:t>
-            </w:r>
-            <w:r>
-              <w:rPr>
-                <w:rFonts w:ascii="Helvetica Neue" w:eastAsia="Times New Roman" w:hAnsi="Helvetica Neue" w:cs="Arial"/>
-                <w:b/>
-                <w:bCs/>
-                <w:color w:val="000000"/>
-                <w:kern w:val="0"/>
-                <w:sz w:val="18"/>
-                <w:szCs w:val="18"/>
-                <w14:ligatures w14:val="none"/>
-              </w:rPr>
-              <w:t>[[.qt.</w:t>
-            </w:r>
-            <w:r>
-              <w:rPr>
-                <w:rFonts w:ascii="Helvetica Neue" w:eastAsia="Times New Roman" w:hAnsi="Helvetica Neue" w:cs="Arial"/>
-                <w:b/>
-                <w:bCs/>
-                <w:color w:val="000000"/>
-                <w:kern w:val="0"/>
-                <w:sz w:val="18"/>
-                <w:szCs w:val="18"/>
-                <w14:ligatures w14:val="none"/>
-              </w:rPr>
-              <w:t>in_words</w:t>
-            </w:r>
-            <w:r>
-              <w:rPr>
-                <w:rFonts w:ascii="Helvetica Neue" w:eastAsia="Times New Roman" w:hAnsi="Helvetica Neue" w:cs="Arial"/>
+                <w:rFonts w:ascii="Arial" w:eastAsia="Times New Roman" w:hAnsi="Arial" w:cs="Arial"/>
+                <w:b/>
+                <w:bCs/>
+                <w:color w:val="000000"/>
+                <w:kern w:val="0"/>
+                <w:sz w:val="18"/>
+                <w:szCs w:val="18"/>
+                <w14:ligatures w14:val="none"/>
+              </w:rPr>
+              <w:t xml:space="preserve">Amount in </w:t>
+            </w:r>
+            <w:proofErr w:type="gramStart"/>
+            <w:r>
+              <w:rPr>
+                <w:rFonts w:ascii="Arial" w:eastAsia="Times New Roman" w:hAnsi="Arial" w:cs="Arial"/>
+                <w:b/>
+                <w:bCs/>
+                <w:color w:val="000000"/>
+                <w:kern w:val="0"/>
+                <w:sz w:val="18"/>
+                <w:szCs w:val="18"/>
+                <w14:ligatures w14:val="none"/>
+              </w:rPr>
+              <w:t>Words :</w:t>
+            </w:r>
+            <w:proofErr w:type="gramEnd"/>
+            <w:r>
+              <w:rPr>
+                <w:rFonts w:ascii="Arial" w:eastAsia="Times New Roman" w:hAnsi="Arial" w:cs="Arial"/>
+                <w:b/>
+                <w:bCs/>
+                <w:color w:val="000000"/>
+                <w:kern w:val="0"/>
+                <w:sz w:val="18"/>
+                <w:szCs w:val="18"/>
+                <w14:ligatures w14:val="none"/>
+              </w:rPr>
+              <w:t xml:space="preserve"> [</w:t>
+            </w:r>
+            <w:proofErr w:type="gramStart"/>
+            <w:r>
+              <w:rPr>
+                <w:rFonts w:ascii="Arial" w:eastAsia="Times New Roman" w:hAnsi="Arial" w:cs="Arial"/>
+                <w:b/>
+                <w:bCs/>
+                <w:color w:val="000000"/>
+                <w:kern w:val="0"/>
+                <w:sz w:val="18"/>
+                <w:szCs w:val="18"/>
+                <w14:ligatures w14:val="none"/>
+              </w:rPr>
+              <w:t>[.</w:t>
+            </w:r>
+            <w:proofErr w:type="spellStart"/>
+            <w:r>
+              <w:rPr>
+                <w:rFonts w:ascii="Arial" w:eastAsia="Times New Roman" w:hAnsi="Arial" w:cs="Arial"/>
+                <w:b/>
+                <w:bCs/>
+                <w:color w:val="000000"/>
+                <w:kern w:val="0"/>
+                <w:sz w:val="18"/>
+                <w:szCs w:val="18"/>
+                <w14:ligatures w14:val="none"/>
+              </w:rPr>
+              <w:t>qt.in</w:t>
+            </w:r>
+            <w:proofErr w:type="gramEnd"/>
+            <w:r>
+              <w:rPr>
+                <w:rFonts w:ascii="Arial" w:eastAsia="Times New Roman" w:hAnsi="Arial" w:cs="Arial"/>
+                <w:b/>
+                <w:bCs/>
+                <w:color w:val="000000"/>
+                <w:kern w:val="0"/>
+                <w:sz w:val="18"/>
+                <w:szCs w:val="18"/>
+                <w14:ligatures w14:val="none"/>
+              </w:rPr>
+              <w:t>_words</w:t>
+            </w:r>
+            <w:proofErr w:type="spellEnd"/>
+            <w:r>
+              <w:rPr>
+                <w:rFonts w:ascii="Arial" w:eastAsia="Times New Roman" w:hAnsi="Arial" w:cs="Arial"/>
                 <w:b/>
                 <w:bCs/>
                 <w:color w:val="000000"/>
@@ -2305,7 +2982,7 @@
       <w:pPr>
         <w:spacing w:after="0"/>
         <w:rPr>
-          <w:rFonts w:ascii="Helvetica Neue" w:eastAsia="Times New Roman" w:hAnsi="Helvetica Neue" w:cs="Arial"/>
+          <w:rFonts w:ascii="Arial" w:eastAsia="Times New Roman" w:hAnsi="Arial" w:cs="Arial"/>
           <w:b/>
           <w:bCs/>
           <w:color w:val="000000"/>
@@ -2320,152 +2997,173 @@
       <w:pPr>
         <w:spacing w:after="0"/>
         <w:rPr>
-          <w:rFonts w:ascii="Helvetica Neue" w:hAnsi="Helvetica Neue" w:cs="Arial"/>
-          <w:lang w:val="en-US"/>
+          <w:rFonts w:ascii="Arial" w:hAnsi="Arial" w:cs="Arial"/>
         </w:rPr>
       </w:pPr>
       <w:r>
         <w:rPr>
-          <w:rFonts w:ascii="Helvetica Neue" w:hAnsi="Helvetica Neue" w:cs="Arial"/>
-          <w:lang w:val="en-US"/>
-        </w:rPr>
-        <w:t>[[rtf .qt.</w:t>
+          <w:rFonts w:ascii="Arial" w:hAnsi="Arial" w:cs="Arial"/>
+        </w:rPr>
+        <w:t>[[</w:t>
+      </w:r>
+      <w:proofErr w:type="gramStart"/>
+      <w:r>
+        <w:rPr>
+          <w:rFonts w:ascii="Arial" w:hAnsi="Arial" w:cs="Arial"/>
+        </w:rPr>
+        <w:t>if .</w:t>
       </w:r>
       <w:r>
         <w:rPr>
-          <w:rFonts w:ascii="Helvetica Neue" w:hAnsi="Helvetica Neue" w:cs="Arial"/>
+          <w:rFonts w:ascii="Arial" w:hAnsi="Arial" w:cs="Arial"/>
+        </w:rPr>
+        <w:t>qt</w:t>
+      </w:r>
+      <w:proofErr w:type="gramEnd"/>
+      <w:r>
+        <w:rPr>
+          <w:rFonts w:ascii="Arial" w:hAnsi="Arial" w:cs="Arial"/>
+        </w:rPr>
+        <w:t>.</w:t>
+      </w:r>
+      <w:proofErr w:type="spellStart"/>
+      <w:r>
+        <w:rPr>
+          <w:rFonts w:ascii="Arial" w:hAnsi="Arial" w:cs="Arial"/>
           <w:lang w:val="en-US"/>
         </w:rPr>
         <w:t>quotation_term_details</w:t>
       </w:r>
+      <w:proofErr w:type="spellEnd"/>
       <w:r>
         <w:rPr>
-          <w:rFonts w:ascii="Helvetica Neue" w:hAnsi="Helvetica Neue" w:cs="Arial"/>
-          <w:lang w:val="en-US"/>
+          <w:rFonts w:ascii="Arial" w:hAnsi="Arial" w:cs="Arial"/>
         </w:rPr>
         <w:t>]]</w:t>
       </w:r>
     </w:p>
     <w:p>
       <w:pPr>
-        <w:rPr>
-          <w:rFonts w:ascii="Helvetica Neue" w:eastAsia="Times New Roman" w:hAnsi="Helvetica Neue" w:cs="Arial"/>
-          <w:color w:val="000000"/>
-          <w:kern w:val="0"/>
-          <w:sz w:val="18"/>
-          <w:szCs w:val="18"/>
-          <w:lang w:val="en-US"/>
-          <w14:ligatures w14:val="none"/>
+        <w:spacing w:after="0"/>
+        <w:rPr>
+          <w:rFonts w:ascii="Arial" w:hAnsi="Arial" w:cs="Arial"/>
         </w:rPr>
       </w:pPr>
       <w:r>
         <w:rPr>
-          <w:rFonts w:ascii="Helvetica Neue" w:eastAsia="Times New Roman" w:hAnsi="Helvetica Neue" w:cs="Arial"/>
-          <w:color w:val="000000"/>
-          <w:kern w:val="0"/>
-          <w:sz w:val="18"/>
-          <w:szCs w:val="18"/>
+          <w:rFonts w:ascii="Arial" w:hAnsi="Arial" w:cs="Arial"/>
+        </w:rPr>
+        <w:t>[[</w:t>
+      </w:r>
+      <w:proofErr w:type="gramStart"/>
+      <w:r>
+        <w:rPr>
+          <w:rFonts w:ascii="Arial" w:hAnsi="Arial" w:cs="Arial"/>
+        </w:rPr>
+        <w:t>rtf .</w:t>
+      </w:r>
+      <w:r>
+        <w:rPr>
+          <w:rFonts w:ascii="Arial" w:hAnsi="Arial" w:cs="Arial"/>
+        </w:rPr>
+        <w:t>qt</w:t>
+      </w:r>
+      <w:proofErr w:type="gramEnd"/>
+      <w:r>
+        <w:rPr>
+          <w:rFonts w:ascii="Arial" w:hAnsi="Arial" w:cs="Arial"/>
+        </w:rPr>
+        <w:t>.</w:t>
+      </w:r>
+      <w:proofErr w:type="spellStart"/>
+      <w:r>
+        <w:rPr>
+          <w:rFonts w:ascii="Arial" w:hAnsi="Arial" w:cs="Arial"/>
           <w:lang w:val="en-US"/>
-          <w14:ligatures w14:val="none"/>
-        </w:rPr>
-        <w:br w:type="page"/>
+        </w:rPr>
+        <w:t>quotation_term_details</w:t>
+      </w:r>
+      <w:proofErr w:type="spellEnd"/>
+      <w:r>
+        <w:rPr>
+          <w:rFonts w:ascii="Arial" w:hAnsi="Arial" w:cs="Arial"/>
+        </w:rPr>
+        <w:t xml:space="preserve">]] </w:t>
       </w:r>
     </w:p>
     <w:p>
       <w:pPr>
-        <w:rPr>
-          <w:rFonts w:ascii="Helvetica Neue" w:eastAsia="Times New Roman" w:hAnsi="Helvetica Neue" w:cs="Arial"/>
-          <w:color w:val="000000"/>
-          <w:kern w:val="0"/>
-          <w:sz w:val="18"/>
-          <w:szCs w:val="18"/>
-          <w:lang w:val="en-US"/>
-          <w14:ligatures w14:val="none"/>
+        <w:spacing w:after="0"/>
+        <w:rPr>
+          <w:rFonts w:ascii="Arial" w:hAnsi="Arial" w:cs="Arial"/>
         </w:rPr>
       </w:pPr>
       <w:r>
         <w:rPr>
-          <w:rFonts w:ascii="Helvetica Neue" w:hAnsi="Helvetica Neue" w:cs="Arial"/>
-          <w:lang w:val="en-US"/>
-        </w:rPr>
-        <w:lastRenderedPageBreak/>
-        <w:t>[[rtf .qt.letter_details]]</w:t>
+          <w:rFonts w:ascii="Arial" w:hAnsi="Arial" w:cs="Arial"/>
+        </w:rPr>
+        <w:t>[[end]]</w:t>
       </w:r>
     </w:p>
     <w:p>
       <w:pPr>
-        <w:rPr>
-          <w:rFonts w:ascii="Helvetica Neue" w:eastAsia="Times New Roman" w:hAnsi="Helvetica Neue" w:cs="Arial"/>
-          <w:color w:val="000000"/>
-          <w:kern w:val="0"/>
-          <w:sz w:val="18"/>
-          <w:szCs w:val="18"/>
-          <w:lang w:val="en-US"/>
-          <w14:ligatures w14:val="none"/>
+        <w:spacing w:after="0"/>
+        <w:rPr>
+          <w:rFonts w:ascii="Arial" w:hAnsi="Arial" w:cs="Arial"/>
         </w:rPr>
       </w:pPr>
       <w:r>
         <w:rPr>
-          <w:rFonts w:ascii="Helvetica Neue" w:eastAsia="Times New Roman" w:hAnsi="Helvetica Neue" w:cs="Arial"/>
-          <w:color w:val="000000"/>
-          <w:kern w:val="0"/>
-          <w:sz w:val="18"/>
-          <w:szCs w:val="18"/>
-          <w:lang w:val="en-US"/>
-          <w14:ligatures w14:val="none"/>
-        </w:rPr>
-        <w:br w:type="page"/>
+          <w:rFonts w:ascii="Arial" w:hAnsi="Arial" w:cs="Arial"/>
+        </w:rPr>
+        <w:t>[[</w:t>
       </w:r>
-    </w:p>
-    <w:p>
-      <w:pPr>
-        <w:rPr>
-          <w:rFonts w:ascii="Helvetica Neue" w:eastAsia="Times New Roman" w:hAnsi="Helvetica Neue" w:cs="Arial"/>
-          <w:color w:val="000000"/>
-          <w:kern w:val="0"/>
-          <w:sz w:val="18"/>
-          <w:szCs w:val="18"/>
-          <w:lang w:val="en-US"/>
-          <w14:ligatures w14:val="none"/>
-        </w:rPr>
-      </w:pPr>
+      <w:proofErr w:type="gramStart"/>
       <w:r>
         <w:rPr>
-          <w:rFonts w:ascii="Helvetica Neue" w:hAnsi="Helvetica Neue" w:cs="Arial"/>
-          <w:lang w:val="en-US"/>
-        </w:rPr>
-        <w:lastRenderedPageBreak/>
-        <w:t>[[rtf .qt.standard_tc_details</w:t>
+          <w:rFonts w:ascii="Arial" w:hAnsi="Arial" w:cs="Arial"/>
+        </w:rPr>
+        <w:t>if .</w:t>
       </w:r>
       <w:r>
         <w:rPr>
-          <w:rFonts w:ascii="Helvetica Neue" w:hAnsi="Helvetica Neue" w:cs="Arial"/>
+          <w:rFonts w:ascii="Arial" w:hAnsi="Arial" w:cs="Arial"/>
+        </w:rPr>
+        <w:t>qt</w:t>
+      </w:r>
+      <w:proofErr w:type="gramEnd"/>
+      <w:r>
+        <w:rPr>
+          <w:rFonts w:ascii="Arial" w:hAnsi="Arial" w:cs="Arial"/>
+        </w:rPr>
+        <w:t>.</w:t>
+      </w:r>
+      <w:proofErr w:type="spellStart"/>
+      <w:r>
+        <w:rPr>
+          <w:rFonts w:ascii="Arial" w:hAnsi="Arial" w:cs="Arial"/>
           <w:lang w:val="en-US"/>
+        </w:rPr>
+        <w:t>letter_details</w:t>
+      </w:r>
+      <w:proofErr w:type="spellEnd"/>
+      <w:r>
+        <w:rPr>
+          <w:rFonts w:ascii="Arial" w:hAnsi="Arial" w:cs="Arial"/>
         </w:rPr>
         <w:t>]]</w:t>
       </w:r>
     </w:p>
     <w:p>
       <w:pPr>
-        <w:rPr>
-          <w:rFonts w:ascii="Helvetica Neue" w:eastAsia="Times New Roman" w:hAnsi="Helvetica Neue" w:cs="Arial"/>
-          <w:color w:val="000000"/>
-          <w:kern w:val="0"/>
-          <w:sz w:val="18"/>
-          <w:szCs w:val="18"/>
-          <w:lang w:val="en-US"/>
-          <w14:ligatures w14:val="none"/>
+        <w:spacing w:after="0"/>
+        <w:rPr>
+          <w:rFonts w:ascii="Arial" w:hAnsi="Arial" w:cs="Arial"/>
         </w:rPr>
       </w:pPr>
       <w:r>
         <w:rPr>
-          <w:rFonts w:ascii="Helvetica Neue" w:eastAsia="Times New Roman" w:hAnsi="Helvetica Neue" w:cs="Arial"/>
-          <w:color w:val="000000"/>
-          <w:kern w:val="0"/>
-          <w:sz w:val="18"/>
-          <w:szCs w:val="18"/>
-          <w:lang w:val="en-US"/>
-          <w14:ligatures w14:val="none"/>
+          <w:rFonts w:ascii="Arial" w:hAnsi="Arial" w:cs="Arial"/>
         </w:rPr>
         <w:br w:type="page"/>
       </w:r>
@@ -2473,9 +3171,229 @@
     <w:p>
       <w:pPr>
         <w:spacing w:after="0"/>
+        <w:rPr>
+          <w:rFonts w:ascii="Arial" w:hAnsi="Arial" w:cs="Arial"/>
+        </w:rPr>
+      </w:pPr>
+      <w:r>
+        <w:rPr>
+          <w:rFonts w:ascii="Arial" w:hAnsi="Arial" w:cs="Arial"/>
+        </w:rPr>
+        <w:lastRenderedPageBreak/>
+        <w:t>[[</w:t>
+      </w:r>
+      <w:proofErr w:type="gramStart"/>
+      <w:r>
+        <w:rPr>
+          <w:rFonts w:ascii="Arial" w:hAnsi="Arial" w:cs="Arial"/>
+        </w:rPr>
+        <w:t>rtf .</w:t>
+      </w:r>
+      <w:r>
+        <w:rPr>
+          <w:rFonts w:ascii="Arial" w:hAnsi="Arial" w:cs="Arial"/>
+        </w:rPr>
+        <w:t>qt</w:t>
+      </w:r>
+      <w:proofErr w:type="gramEnd"/>
+      <w:r>
+        <w:rPr>
+          <w:rFonts w:ascii="Arial" w:hAnsi="Arial" w:cs="Arial"/>
+        </w:rPr>
+        <w:t>.</w:t>
+      </w:r>
+      <w:proofErr w:type="spellStart"/>
+      <w:r>
+        <w:rPr>
+          <w:rFonts w:ascii="Arial" w:hAnsi="Arial" w:cs="Arial"/>
+          <w:lang w:val="en-US"/>
+        </w:rPr>
+        <w:t>letter_details</w:t>
+      </w:r>
+      <w:proofErr w:type="spellEnd"/>
+      <w:r>
+        <w:rPr>
+          <w:rFonts w:ascii="Arial" w:hAnsi="Arial" w:cs="Arial"/>
+        </w:rPr>
+        <w:t>]]</w:t>
+      </w:r>
+      <w:r>
+        <w:rPr>
+          <w:rFonts w:ascii="Arial" w:hAnsi="Arial" w:cs="Arial"/>
+        </w:rPr>
+        <w:t xml:space="preserve"> </w:t>
+      </w:r>
+    </w:p>
+    <w:p>
+      <w:pPr>
+        <w:spacing w:after="0"/>
+        <w:rPr>
+          <w:rFonts w:ascii="Arial" w:hAnsi="Arial" w:cs="Arial"/>
+        </w:rPr>
+      </w:pPr>
+      <w:r>
+        <w:rPr>
+          <w:rFonts w:ascii="Arial" w:hAnsi="Arial" w:cs="Arial"/>
+        </w:rPr>
+        <w:t>[[end]]</w:t>
+      </w:r>
+    </w:p>
+    <w:p>
+      <w:pPr>
+        <w:spacing w:after="0"/>
+        <w:rPr>
+          <w:rFonts w:ascii="Arial" w:hAnsi="Arial" w:cs="Arial"/>
+        </w:rPr>
+      </w:pPr>
+      <w:r>
+        <w:rPr>
+          <w:rFonts w:ascii="Arial" w:hAnsi="Arial" w:cs="Arial"/>
+        </w:rPr>
+        <w:t>[[</w:t>
+      </w:r>
+      <w:proofErr w:type="gramStart"/>
+      <w:r>
+        <w:rPr>
+          <w:rFonts w:ascii="Arial" w:hAnsi="Arial" w:cs="Arial"/>
+        </w:rPr>
+        <w:t>if .</w:t>
+      </w:r>
+      <w:r>
+        <w:rPr>
+          <w:rFonts w:ascii="Arial" w:hAnsi="Arial" w:cs="Arial"/>
+        </w:rPr>
+        <w:t>qt</w:t>
+      </w:r>
+      <w:proofErr w:type="gramEnd"/>
+      <w:r>
+        <w:rPr>
+          <w:rFonts w:ascii="Arial" w:hAnsi="Arial" w:cs="Arial"/>
+        </w:rPr>
+        <w:t>.</w:t>
+      </w:r>
+      <w:proofErr w:type="spellStart"/>
+      <w:r>
+        <w:rPr>
+          <w:rFonts w:ascii="Arial" w:hAnsi="Arial" w:cs="Arial"/>
+          <w:lang w:val="en-US"/>
+        </w:rPr>
+        <w:t>standard_tc_details</w:t>
+      </w:r>
+      <w:proofErr w:type="spellEnd"/>
+      <w:r>
+        <w:rPr>
+          <w:rFonts w:ascii="Arial" w:hAnsi="Arial" w:cs="Arial"/>
+        </w:rPr>
+        <w:t>]]</w:t>
+      </w:r>
+    </w:p>
+    <w:p>
+      <w:pPr>
+        <w:spacing w:after="0"/>
+        <w:rPr>
+          <w:rFonts w:ascii="Arial" w:hAnsi="Arial" w:cs="Arial"/>
+        </w:rPr>
+      </w:pPr>
+      <w:r>
+        <w:rPr>
+          <w:rFonts w:ascii="Arial" w:hAnsi="Arial" w:cs="Arial"/>
+        </w:rPr>
+        <w:br w:type="page"/>
+      </w:r>
+    </w:p>
+    <w:p>
+      <w:pPr>
+        <w:spacing w:after="0"/>
+        <w:rPr>
+          <w:rFonts w:ascii="Arial" w:hAnsi="Arial" w:cs="Arial"/>
+        </w:rPr>
+      </w:pPr>
+      <w:r>
+        <w:rPr>
+          <w:rFonts w:ascii="Arial" w:hAnsi="Arial" w:cs="Arial"/>
+        </w:rPr>
+        <w:lastRenderedPageBreak/>
+        <w:t>[[</w:t>
+      </w:r>
+      <w:proofErr w:type="gramStart"/>
+      <w:r>
+        <w:rPr>
+          <w:rFonts w:ascii="Arial" w:hAnsi="Arial" w:cs="Arial"/>
+        </w:rPr>
+        <w:t>rtf .</w:t>
+      </w:r>
+      <w:r>
+        <w:rPr>
+          <w:rFonts w:ascii="Arial" w:hAnsi="Arial" w:cs="Arial"/>
+        </w:rPr>
+        <w:t>qt</w:t>
+      </w:r>
+      <w:proofErr w:type="gramEnd"/>
+      <w:r>
+        <w:rPr>
+          <w:rFonts w:ascii="Arial" w:hAnsi="Arial" w:cs="Arial"/>
+        </w:rPr>
+        <w:t>.</w:t>
+      </w:r>
+      <w:proofErr w:type="spellStart"/>
+      <w:r>
+        <w:rPr>
+          <w:rFonts w:ascii="Arial" w:hAnsi="Arial" w:cs="Arial"/>
+          <w:lang w:val="en-US"/>
+        </w:rPr>
+        <w:t>standard_tc_details</w:t>
+      </w:r>
+      <w:proofErr w:type="spellEnd"/>
+      <w:r>
+        <w:rPr>
+          <w:rFonts w:ascii="Arial" w:hAnsi="Arial" w:cs="Arial"/>
+        </w:rPr>
+        <w:t>]]</w:t>
+      </w:r>
+      <w:r>
+        <w:rPr>
+          <w:rFonts w:ascii="Arial" w:hAnsi="Arial" w:cs="Arial"/>
+        </w:rPr>
+        <w:t xml:space="preserve"> </w:t>
+      </w:r>
+    </w:p>
+    <w:p>
+      <w:pPr>
+        <w:spacing w:after="0"/>
+        <w:rPr>
+          <w:rFonts w:ascii="Arial" w:hAnsi="Arial" w:cs="Arial"/>
+        </w:rPr>
+      </w:pPr>
+      <w:r>
+        <w:rPr>
+          <w:rFonts w:ascii="Arial" w:hAnsi="Arial" w:cs="Arial"/>
+        </w:rPr>
+        <w:t>[[end]]</w:t>
+      </w:r>
+    </w:p>
+    <w:p>
+      <w:pPr>
+        <w:rPr>
+          <w:rFonts w:ascii="Arial" w:hAnsi="Arial" w:cs="Arial"/>
+        </w:rPr>
+      </w:pPr>
+      <w:r>
+        <w:rPr>
+          <w:rFonts w:ascii="Arial" w:hAnsi="Arial" w:cs="Arial"/>
+        </w:rPr>
+        <w:br w:type="page"/>
+      </w:r>
+    </w:p>
+    <w:p>
+      <w:pPr>
         <w:jc w:val="center"/>
         <w:rPr>
-          <w:rFonts w:ascii="Helvetica Neue" w:eastAsia="Times New Roman" w:hAnsi="Helvetica Neue" w:cs="Arial"/>
+          <w:rFonts w:ascii="Arial" w:hAnsi="Arial" w:cs="Arial"/>
+        </w:rPr>
+      </w:pPr>
+      <w:r>
+        <w:rPr>
+          <w:rFonts w:ascii="Arial" w:eastAsia="Times New Roman" w:hAnsi="Arial" w:cs="Arial"/>
           <w:b/>
           <w:bCs/>
           <w:color w:val="000000"/>
@@ -2483,41 +3401,52 @@
           <w:lang w:val="en-US"/>
           <w14:ligatures w14:val="none"/>
         </w:rPr>
-      </w:pPr>
+        <w:lastRenderedPageBreak/>
+        <w:t xml:space="preserve">APPENDIX I – DETAILED PRICE SCHEDULE </w:t>
+      </w:r>
       <w:r>
         <w:rPr>
-          <w:rFonts w:ascii="Helvetica Neue" w:eastAsia="Times New Roman" w:hAnsi="Helvetica Neue" w:cs="Arial"/>
-          <w:b/>
-          <w:bCs/>
+          <w:rFonts w:ascii="Arial" w:eastAsia="Times New Roman" w:hAnsi="Arial" w:cs="Arial"/>
           <w:color w:val="000000"/>
           <w:kern w:val="0"/>
           <w:lang w:val="en-US"/>
           <w14:ligatures w14:val="none"/>
         </w:rPr>
-        <w:lastRenderedPageBreak/>
-        <w:t>APPENDIX I – DETAILED PRICE SCHEDULE</w:t>
+        <w:t>[[$</w:t>
       </w:r>
+      <w:proofErr w:type="spellStart"/>
+      <w:proofErr w:type="gramStart"/>
       <w:r>
         <w:rPr>
-          <w:rFonts w:ascii="Helvetica Neue" w:eastAsia="Times New Roman" w:hAnsi="Helvetica Neue" w:cs="Arial"/>
-          <w:b/>
-          <w:bCs/>
+          <w:rFonts w:ascii="Arial" w:eastAsia="Times New Roman" w:hAnsi="Arial" w:cs="Arial"/>
           <w:color w:val="000000"/>
           <w:kern w:val="0"/>
           <w:lang w:val="en-US"/>
           <w14:ligatures w14:val="none"/>
         </w:rPr>
-        <w:t xml:space="preserve"> </w:t>
+        <w:t>prdSNo</w:t>
       </w:r>
+      <w:proofErr w:type="spellEnd"/>
       <w:r>
         <w:rPr>
-          <w:rFonts w:ascii="Helvetica Neue" w:eastAsia="Times New Roman" w:hAnsi="Helvetica Neue" w:cs="Arial"/>
+          <w:rFonts w:ascii="Arial" w:eastAsia="Times New Roman" w:hAnsi="Arial" w:cs="Arial"/>
           <w:color w:val="000000"/>
           <w:kern w:val="0"/>
           <w:lang w:val="en-US"/>
           <w14:ligatures w14:val="none"/>
         </w:rPr>
-        <w:t>[[$prdSNo := 1]]</w:t>
+        <w:t xml:space="preserve"> :</w:t>
+      </w:r>
+      <w:proofErr w:type="gramEnd"/>
+      <w:r>
+        <w:rPr>
+          <w:rFonts w:ascii="Arial" w:eastAsia="Times New Roman" w:hAnsi="Arial" w:cs="Arial"/>
+          <w:color w:val="000000"/>
+          <w:kern w:val="0"/>
+          <w:lang w:val="en-US"/>
+          <w14:ligatures w14:val="none"/>
+        </w:rPr>
+        <w:t>= 1]]</w:t>
       </w:r>
     </w:p>
     <w:tbl>
@@ -2554,7 +3483,7 @@
           <w:p>
             <w:pPr>
               <w:rPr>
-                <w:rFonts w:ascii="Helvetica Neue" w:eastAsia="Times New Roman" w:hAnsi="Helvetica Neue" w:cs="Arial"/>
+                <w:rFonts w:ascii="Arial" w:eastAsia="Times New Roman" w:hAnsi="Arial" w:cs="Arial"/>
                 <w:color w:val="000000"/>
                 <w:kern w:val="0"/>
                 <w:sz w:val="18"/>
@@ -2565,14 +3494,125 @@
             </w:pPr>
             <w:r>
               <w:rPr>
-                <w:rFonts w:ascii="Helvetica Neue" w:eastAsia="Times New Roman" w:hAnsi="Helvetica Neue" w:cs="Arial"/>
-                <w:color w:val="000000"/>
-                <w:kern w:val="0"/>
-                <w:sz w:val="18"/>
-                <w:szCs w:val="18"/>
-                <w14:ligatures w14:val="none"/>
-              </w:rPr>
-              <w:t>[[tableStart($prodKey, $pv as .ci.cartItem)]]</w:t>
+                <w:rFonts w:ascii="Arial" w:eastAsia="Times New Roman" w:hAnsi="Arial" w:cs="Arial"/>
+                <w:color w:val="000000"/>
+                <w:kern w:val="0"/>
+                <w:sz w:val="18"/>
+                <w:szCs w:val="18"/>
+                <w14:ligatures w14:val="none"/>
+              </w:rPr>
+              <w:t>[[</w:t>
+            </w:r>
+            <w:proofErr w:type="spellStart"/>
+            <w:proofErr w:type="gramStart"/>
+            <w:r>
+              <w:rPr>
+                <w:rFonts w:ascii="Arial" w:eastAsia="Times New Roman" w:hAnsi="Arial" w:cs="Arial"/>
+                <w:color w:val="000000"/>
+                <w:kern w:val="0"/>
+                <w:sz w:val="18"/>
+                <w:szCs w:val="18"/>
+                <w14:ligatures w14:val="none"/>
+              </w:rPr>
+              <w:t>tableStart</w:t>
+            </w:r>
+            <w:proofErr w:type="spellEnd"/>
+            <w:r>
+              <w:rPr>
+                <w:rFonts w:ascii="Arial" w:eastAsia="Times New Roman" w:hAnsi="Arial" w:cs="Arial"/>
+                <w:color w:val="000000"/>
+                <w:kern w:val="0"/>
+                <w:sz w:val="18"/>
+                <w:szCs w:val="18"/>
+                <w14:ligatures w14:val="none"/>
+              </w:rPr>
+              <w:t>(</w:t>
+            </w:r>
+            <w:proofErr w:type="gramEnd"/>
+            <w:r>
+              <w:rPr>
+                <w:rFonts w:ascii="Arial" w:eastAsia="Times New Roman" w:hAnsi="Arial" w:cs="Arial"/>
+                <w:color w:val="000000"/>
+                <w:kern w:val="0"/>
+                <w:sz w:val="18"/>
+                <w:szCs w:val="18"/>
+                <w14:ligatures w14:val="none"/>
+              </w:rPr>
+              <w:t>$</w:t>
+            </w:r>
+            <w:proofErr w:type="spellStart"/>
+            <w:r>
+              <w:rPr>
+                <w:rFonts w:ascii="Arial" w:eastAsia="Times New Roman" w:hAnsi="Arial" w:cs="Arial"/>
+                <w:color w:val="000000"/>
+                <w:kern w:val="0"/>
+                <w:sz w:val="18"/>
+                <w:szCs w:val="18"/>
+                <w14:ligatures w14:val="none"/>
+              </w:rPr>
+              <w:t>prodKey</w:t>
+            </w:r>
+            <w:proofErr w:type="spellEnd"/>
+            <w:r>
+              <w:rPr>
+                <w:rFonts w:ascii="Arial" w:eastAsia="Times New Roman" w:hAnsi="Arial" w:cs="Arial"/>
+                <w:color w:val="000000"/>
+                <w:kern w:val="0"/>
+                <w:sz w:val="18"/>
+                <w:szCs w:val="18"/>
+                <w14:ligatures w14:val="none"/>
+              </w:rPr>
+              <w:t>, $</w:t>
+            </w:r>
+            <w:proofErr w:type="spellStart"/>
+            <w:r>
+              <w:rPr>
+                <w:rFonts w:ascii="Arial" w:eastAsia="Times New Roman" w:hAnsi="Arial" w:cs="Arial"/>
+                <w:color w:val="000000"/>
+                <w:kern w:val="0"/>
+                <w:sz w:val="18"/>
+                <w:szCs w:val="18"/>
+                <w14:ligatures w14:val="none"/>
+              </w:rPr>
+              <w:t>pv</w:t>
+            </w:r>
+            <w:proofErr w:type="spellEnd"/>
+            <w:r>
+              <w:rPr>
+                <w:rFonts w:ascii="Arial" w:eastAsia="Times New Roman" w:hAnsi="Arial" w:cs="Arial"/>
+                <w:color w:val="000000"/>
+                <w:kern w:val="0"/>
+                <w:sz w:val="18"/>
+                <w:szCs w:val="18"/>
+                <w14:ligatures w14:val="none"/>
+              </w:rPr>
+              <w:t xml:space="preserve"> as .</w:t>
+            </w:r>
+            <w:proofErr w:type="spellStart"/>
+            <w:proofErr w:type="gramStart"/>
+            <w:r>
+              <w:rPr>
+                <w:rFonts w:ascii="Arial" w:eastAsia="Times New Roman" w:hAnsi="Arial" w:cs="Arial"/>
+                <w:color w:val="000000"/>
+                <w:kern w:val="0"/>
+                <w:sz w:val="18"/>
+                <w:szCs w:val="18"/>
+                <w14:ligatures w14:val="none"/>
+              </w:rPr>
+              <w:t>ci.cartItem</w:t>
+            </w:r>
+            <w:proofErr w:type="spellEnd"/>
+            <w:proofErr w:type="gramEnd"/>
+            <w:r>
+              <w:rPr>
+                <w:rFonts w:ascii="Arial" w:eastAsia="Times New Roman" w:hAnsi="Arial" w:cs="Arial"/>
+                <w:color w:val="000000"/>
+                <w:kern w:val="0"/>
+                <w:sz w:val="18"/>
+                <w:szCs w:val="18"/>
+                <w14:ligatures w14:val="none"/>
+              </w:rPr>
+              <w:t>)]]</w:t>
             </w:r>
           </w:p>
         </w:tc>
@@ -2597,7 +3637,7 @@
               <w:spacing w:before="240" w:line="360" w:lineRule="auto"/>
               <w:ind w:hanging="107"/>
               <w:rPr>
-                <w:rFonts w:ascii="Helvetica Neue" w:eastAsia="Times New Roman" w:hAnsi="Helvetica Neue" w:cs="Arial"/>
+                <w:rFonts w:ascii="Arial" w:eastAsia="Times New Roman" w:hAnsi="Arial" w:cs="Arial"/>
                 <w:b/>
                 <w:bCs/>
                 <w:color w:val="000000"/>
@@ -2608,7 +3648,7 @@
             </w:pPr>
             <w:r>
               <w:rPr>
-                <w:rFonts w:ascii="Helvetica Neue" w:eastAsia="Times New Roman" w:hAnsi="Helvetica Neue" w:cs="Arial"/>
+                <w:rFonts w:ascii="Arial" w:eastAsia="Times New Roman" w:hAnsi="Arial" w:cs="Arial"/>
                 <w:b/>
                 <w:bCs/>
                 <w:color w:val="000000"/>
@@ -2616,11 +3656,12 @@
                 <w:u w:val="single"/>
                 <w14:ligatures w14:val="none"/>
               </w:rPr>
-              <w:t>[[$prdSNo]] - [[$pv.productName]]</w:t>
-            </w:r>
-            <w:r>
-              <w:rPr>
-                <w:rFonts w:ascii="Helvetica Neue" w:eastAsia="Times New Roman" w:hAnsi="Helvetica Neue" w:cs="Arial"/>
+              <w:t>[[$</w:t>
+            </w:r>
+            <w:proofErr w:type="spellStart"/>
+            <w:r>
+              <w:rPr>
+                <w:rFonts w:ascii="Arial" w:eastAsia="Times New Roman" w:hAnsi="Arial" w:cs="Arial"/>
                 <w:b/>
                 <w:bCs/>
                 <w:color w:val="000000"/>
@@ -2628,11 +3669,12 @@
                 <w:u w:val="single"/>
                 <w14:ligatures w14:val="none"/>
               </w:rPr>
-              <w:t xml:space="preserve"> -</w:t>
-            </w:r>
-            <w:r>
-              <w:rPr>
-                <w:rFonts w:ascii="Helvetica Neue" w:eastAsia="Times New Roman" w:hAnsi="Helvetica Neue" w:cs="Arial"/>
+              <w:t>prdSNo</w:t>
+            </w:r>
+            <w:proofErr w:type="spellEnd"/>
+            <w:r>
+              <w:rPr>
+                <w:rFonts w:ascii="Arial" w:eastAsia="Times New Roman" w:hAnsi="Arial" w:cs="Arial"/>
                 <w:b/>
                 <w:bCs/>
                 <w:color w:val="000000"/>
@@ -2640,45 +3682,71 @@
                 <w:u w:val="single"/>
                 <w14:ligatures w14:val="none"/>
               </w:rPr>
-              <w:t xml:space="preserve"> [[$cur]] [[$pv.productTotal]]</w:t>
-            </w:r>
-            <w:r>
-              <w:rPr>
-                <w:rFonts w:ascii="Helvetica Neue" w:eastAsia="Times New Roman" w:hAnsi="Helvetica Neue" w:cs="Arial"/>
-                <w:b/>
-                <w:bCs/>
-                <w:color w:val="000000"/>
-                <w:kern w:val="0"/>
-                <w14:ligatures w14:val="none"/>
-              </w:rPr>
-              <w:t xml:space="preserve"> [[$na := “</w:t>
-            </w:r>
-            <w:r>
-              <w:rPr>
-                <w:rFonts w:ascii="Helvetica Neue" w:eastAsia="Times New Roman" w:hAnsi="Helvetica Neue" w:cs="Arial"/>
-                <w:b/>
-                <w:bCs/>
-                <w:color w:val="000000"/>
-                <w:kern w:val="0"/>
-                <w14:ligatures w14:val="none"/>
-              </w:rPr>
-              <w:t>N/A - N/A</w:t>
-            </w:r>
-            <w:r>
-              <w:rPr>
-                <w:rFonts w:ascii="Helvetica Neue" w:eastAsia="Times New Roman" w:hAnsi="Helvetica Neue" w:cs="Arial"/>
-                <w:b/>
-                <w:bCs/>
-                <w:color w:val="000000"/>
-                <w:kern w:val="0"/>
-                <w14:ligatures w14:val="none"/>
-              </w:rPr>
-              <w:t>”]]</w:t>
+              <w:t>]] - [[$</w:t>
+            </w:r>
+            <w:proofErr w:type="spellStart"/>
+            <w:proofErr w:type="gramStart"/>
+            <w:r>
+              <w:rPr>
+                <w:rFonts w:ascii="Arial" w:eastAsia="Times New Roman" w:hAnsi="Arial" w:cs="Arial"/>
+                <w:b/>
+                <w:bCs/>
+                <w:color w:val="000000"/>
+                <w:kern w:val="0"/>
+                <w:u w:val="single"/>
+                <w14:ligatures w14:val="none"/>
+              </w:rPr>
+              <w:t>pv.productName</w:t>
+            </w:r>
+            <w:proofErr w:type="spellEnd"/>
+            <w:proofErr w:type="gramEnd"/>
+            <w:r>
+              <w:rPr>
+                <w:rFonts w:ascii="Arial" w:eastAsia="Times New Roman" w:hAnsi="Arial" w:cs="Arial"/>
+                <w:b/>
+                <w:bCs/>
+                <w:color w:val="000000"/>
+                <w:kern w:val="0"/>
+                <w:u w:val="single"/>
+                <w14:ligatures w14:val="none"/>
+              </w:rPr>
+              <w:t>]] - [[$cur]] [[$</w:t>
+            </w:r>
+            <w:proofErr w:type="spellStart"/>
+            <w:proofErr w:type="gramStart"/>
+            <w:r>
+              <w:rPr>
+                <w:rFonts w:ascii="Arial" w:eastAsia="Times New Roman" w:hAnsi="Arial" w:cs="Arial"/>
+                <w:b/>
+                <w:bCs/>
+                <w:color w:val="000000"/>
+                <w:kern w:val="0"/>
+                <w:u w:val="single"/>
+                <w14:ligatures w14:val="none"/>
+              </w:rPr>
+              <w:t>pv.productTotal</w:t>
+            </w:r>
+            <w:proofErr w:type="spellEnd"/>
+            <w:proofErr w:type="gramEnd"/>
+            <w:r>
+              <w:rPr>
+                <w:rFonts w:ascii="Arial" w:eastAsia="Times New Roman" w:hAnsi="Arial" w:cs="Arial"/>
+                <w:b/>
+                <w:bCs/>
+                <w:color w:val="000000"/>
+                <w:kern w:val="0"/>
+                <w:u w:val="single"/>
+                <w14:ligatures w14:val="none"/>
+              </w:rPr>
+              <w:t>]]</w:t>
             </w:r>
           </w:p>
         </w:tc>
       </w:tr>
       <w:tr>
+        <w:trPr>
+          <w:trHeight w:val="339"/>
+        </w:trPr>
         <w:tc>
           <w:tcPr>
             <w:tcW w:w="11057" w:type="dxa"/>
@@ -2693,7 +3761,7 @@
           <w:p>
             <w:pPr>
               <w:rPr>
-                <w:rFonts w:ascii="Helvetica Neue" w:eastAsia="Times New Roman" w:hAnsi="Helvetica Neue" w:cs="Arial"/>
+                <w:rFonts w:ascii="Arial" w:eastAsia="Times New Roman" w:hAnsi="Arial" w:cs="Arial"/>
                 <w:color w:val="000000"/>
                 <w:kern w:val="0"/>
                 <w:sz w:val="18"/>
@@ -2704,19 +3772,85 @@
             </w:pPr>
             <w:r>
               <w:rPr>
-                <w:rFonts w:ascii="Helvetica Neue" w:eastAsia="Times New Roman" w:hAnsi="Helvetica Neue" w:cs="Arial"/>
-                <w:color w:val="000000"/>
-                <w:kern w:val="0"/>
-                <w:sz w:val="18"/>
-                <w:szCs w:val="18"/>
-                <w14:ligatures w14:val="none"/>
-              </w:rPr>
-              <w:t>[[tableStart($k, $item as $pv.items)]]</w:t>
+                <w:rFonts w:ascii="Arial" w:eastAsia="Times New Roman" w:hAnsi="Arial" w:cs="Arial"/>
+                <w:color w:val="000000"/>
+                <w:kern w:val="0"/>
+                <w:sz w:val="18"/>
+                <w:szCs w:val="18"/>
+                <w14:ligatures w14:val="none"/>
+              </w:rPr>
+              <w:t>[[</w:t>
+            </w:r>
+            <w:proofErr w:type="spellStart"/>
+            <w:proofErr w:type="gramStart"/>
+            <w:r>
+              <w:rPr>
+                <w:rFonts w:ascii="Arial" w:eastAsia="Times New Roman" w:hAnsi="Arial" w:cs="Arial"/>
+                <w:color w:val="000000"/>
+                <w:kern w:val="0"/>
+                <w:sz w:val="18"/>
+                <w:szCs w:val="18"/>
+                <w14:ligatures w14:val="none"/>
+              </w:rPr>
+              <w:t>tableStart</w:t>
+            </w:r>
+            <w:proofErr w:type="spellEnd"/>
+            <w:r>
+              <w:rPr>
+                <w:rFonts w:ascii="Arial" w:eastAsia="Times New Roman" w:hAnsi="Arial" w:cs="Arial"/>
+                <w:color w:val="000000"/>
+                <w:kern w:val="0"/>
+                <w:sz w:val="18"/>
+                <w:szCs w:val="18"/>
+                <w14:ligatures w14:val="none"/>
+              </w:rPr>
+              <w:t>(</w:t>
+            </w:r>
+            <w:proofErr w:type="gramEnd"/>
+            <w:r>
+              <w:rPr>
+                <w:rFonts w:ascii="Arial" w:eastAsia="Times New Roman" w:hAnsi="Arial" w:cs="Arial"/>
+                <w:color w:val="000000"/>
+                <w:kern w:val="0"/>
+                <w:sz w:val="18"/>
+                <w:szCs w:val="18"/>
+                <w14:ligatures w14:val="none"/>
+              </w:rPr>
+              <w:t>$k, $item as $</w:t>
+            </w:r>
+            <w:proofErr w:type="spellStart"/>
+            <w:proofErr w:type="gramStart"/>
+            <w:r>
+              <w:rPr>
+                <w:rFonts w:ascii="Arial" w:eastAsia="Times New Roman" w:hAnsi="Arial" w:cs="Arial"/>
+                <w:color w:val="000000"/>
+                <w:kern w:val="0"/>
+                <w:sz w:val="18"/>
+                <w:szCs w:val="18"/>
+                <w14:ligatures w14:val="none"/>
+              </w:rPr>
+              <w:t>pv.items</w:t>
+            </w:r>
+            <w:proofErr w:type="spellEnd"/>
+            <w:proofErr w:type="gramEnd"/>
+            <w:r>
+              <w:rPr>
+                <w:rFonts w:ascii="Arial" w:eastAsia="Times New Roman" w:hAnsi="Arial" w:cs="Arial"/>
+                <w:color w:val="000000"/>
+                <w:kern w:val="0"/>
+                <w:sz w:val="18"/>
+                <w:szCs w:val="18"/>
+                <w14:ligatures w14:val="none"/>
+              </w:rPr>
+              <w:t>)]]</w:t>
             </w:r>
           </w:p>
         </w:tc>
       </w:tr>
       <w:tr>
+        <w:trPr>
+          <w:trHeight w:val="266"/>
+        </w:trPr>
         <w:tc>
           <w:tcPr>
             <w:tcW w:w="11057" w:type="dxa"/>
@@ -2735,19 +3869,19 @@
               <w:jc w:val="center"/>
               <w:outlineLvl w:val="1"/>
               <w:rPr>
-                <w:rFonts w:ascii="Helvetica Neue" w:eastAsia="Times New Roman" w:hAnsi="Helvetica Neue" w:cs="Arial"/>
-                <w:b/>
-                <w:bCs/>
-                <w:color w:val="000000"/>
-                <w:kern w:val="0"/>
-                <w:sz w:val="18"/>
-                <w:szCs w:val="18"/>
-                <w14:ligatures w14:val="none"/>
-              </w:rPr>
-            </w:pPr>
-            <w:r>
-              <w:rPr>
-                <w:rFonts w:ascii="Helvetica Neue" w:eastAsia="Times New Roman" w:hAnsi="Helvetica Neue" w:cs="Arial"/>
+                <w:rFonts w:ascii="Arial" w:eastAsia="Times New Roman" w:hAnsi="Arial" w:cs="Arial"/>
+                <w:b/>
+                <w:bCs/>
+                <w:color w:val="000000"/>
+                <w:kern w:val="0"/>
+                <w:sz w:val="18"/>
+                <w:szCs w:val="18"/>
+                <w14:ligatures w14:val="none"/>
+              </w:rPr>
+            </w:pPr>
+            <w:r>
+              <w:rPr>
+                <w:rFonts w:ascii="Arial" w:eastAsia="Times New Roman" w:hAnsi="Arial" w:cs="Arial"/>
                 <w:color w:val="000000"/>
                 <w:kern w:val="0"/>
                 <w:sz w:val="10"/>
@@ -2755,85 +3889,13 @@
                 <w:lang w:val="en-US"/>
                 <w14:ligatures w14:val="none"/>
               </w:rPr>
-              <w:t>[[if ne $pv.productCode “SIL”]]</w:t>
-            </w:r>
-          </w:p>
-          <w:p>
-            <w:pPr>
-              <w:jc w:val="center"/>
-              <w:outlineLvl w:val="1"/>
-              <w:rPr>
-                <w:rFonts w:ascii="Helvetica Neue" w:eastAsia="Times New Roman" w:hAnsi="Helvetica Neue" w:cs="Arial"/>
-                <w:b/>
-                <w:bCs/>
-                <w:color w:val="000000"/>
-                <w:kern w:val="0"/>
-                <w:sz w:val="18"/>
-                <w:szCs w:val="18"/>
-                <w14:ligatures w14:val="none"/>
-              </w:rPr>
-            </w:pPr>
-            <w:r>
-              <w:rPr>
-                <w:rFonts w:ascii="Helvetica Neue" w:eastAsia="Times New Roman" w:hAnsi="Helvetica Neue" w:cs="Arial"/>
-                <w:b/>
-                <w:bCs/>
-                <w:color w:val="000000"/>
-                <w:kern w:val="0"/>
-                <w:sz w:val="18"/>
-                <w:szCs w:val="18"/>
-                <w14:ligatures w14:val="none"/>
-              </w:rPr>
-              <w:t>[[$Item.modelName]]</w:t>
-            </w:r>
-          </w:p>
-          <w:p>
-            <w:pPr>
-              <w:jc w:val="center"/>
-              <w:outlineLvl w:val="1"/>
-              <w:rPr>
-                <w:rFonts w:ascii="Helvetica Neue" w:eastAsia="Times New Roman" w:hAnsi="Helvetica Neue" w:cs="Arial"/>
-                <w:b/>
-                <w:bCs/>
-                <w:color w:val="000000"/>
-                <w:kern w:val="0"/>
-                <w:sz w:val="10"/>
-                <w:szCs w:val="10"/>
-                <w14:ligatures w14:val="none"/>
-              </w:rPr>
-            </w:pPr>
-            <w:r>
-              <w:rPr>
-                <w:rFonts w:ascii="Helvetica Neue" w:eastAsia="Times New Roman" w:hAnsi="Helvetica Neue" w:cs="Arial"/>
-                <w:b/>
-                <w:bCs/>
-                <w:color w:val="000000"/>
-                <w:kern w:val="0"/>
-                <w:sz w:val="10"/>
-                <w:szCs w:val="10"/>
-                <w14:ligatures w14:val="none"/>
-              </w:rPr>
-              <w:t>[[end]]</w:t>
-            </w:r>
-          </w:p>
-          <w:p>
-            <w:pPr>
-              <w:jc w:val="center"/>
-              <w:outlineLvl w:val="1"/>
-              <w:rPr>
-                <w:rFonts w:ascii="Helvetica Neue" w:eastAsia="Times New Roman" w:hAnsi="Helvetica Neue" w:cs="Arial"/>
-                <w:b/>
-                <w:bCs/>
-                <w:color w:val="000000"/>
-                <w:kern w:val="0"/>
-                <w:sz w:val="18"/>
-                <w:szCs w:val="18"/>
-                <w14:ligatures w14:val="none"/>
-              </w:rPr>
-            </w:pPr>
-            <w:r>
-              <w:rPr>
-                <w:rFonts w:ascii="Helvetica Neue" w:eastAsia="Times New Roman" w:hAnsi="Helvetica Neue" w:cs="Arial"/>
+              <w:t>[[if ne $</w:t>
+            </w:r>
+            <w:proofErr w:type="spellStart"/>
+            <w:proofErr w:type="gramStart"/>
+            <w:r>
+              <w:rPr>
+                <w:rFonts w:ascii="Arial" w:eastAsia="Times New Roman" w:hAnsi="Arial" w:cs="Arial"/>
                 <w:color w:val="000000"/>
                 <w:kern w:val="0"/>
                 <w:sz w:val="10"/>
@@ -2841,7 +3903,21 @@
                 <w:lang w:val="en-US"/>
                 <w14:ligatures w14:val="none"/>
               </w:rPr>
-              <w:t>[[if eq $pv.productCode “SIL”]]</w:t>
+              <w:t>pv.productCode</w:t>
+            </w:r>
+            <w:proofErr w:type="spellEnd"/>
+            <w:proofErr w:type="gramEnd"/>
+            <w:r>
+              <w:rPr>
+                <w:rFonts w:ascii="Arial" w:eastAsia="Times New Roman" w:hAnsi="Arial" w:cs="Arial"/>
+                <w:color w:val="000000"/>
+                <w:kern w:val="0"/>
+                <w:sz w:val="10"/>
+                <w:szCs w:val="10"/>
+                <w:lang w:val="en-US"/>
+                <w14:ligatures w14:val="none"/>
+              </w:rPr>
+              <w:t xml:space="preserve"> “SIL”]]</w:t>
             </w:r>
           </w:p>
           <w:p>
@@ -2849,46 +3925,216 @@
               <w:jc w:val="center"/>
               <w:outlineLvl w:val="1"/>
               <w:rPr>
-                <w:rFonts w:ascii="Helvetica Neue" w:eastAsia="Times New Roman" w:hAnsi="Helvetica Neue" w:cs="Arial"/>
-                <w:b/>
-                <w:bCs/>
-                <w:color w:val="000000"/>
-                <w:kern w:val="0"/>
-                <w:sz w:val="18"/>
-                <w:szCs w:val="18"/>
-                <w14:ligatures w14:val="none"/>
-              </w:rPr>
-            </w:pPr>
-            <w:r>
-              <w:rPr>
-                <w:rFonts w:ascii="Helvetica Neue" w:eastAsia="Times New Roman" w:hAnsi="Helvetica Neue" w:cs="Arial"/>
-                <w:b/>
-                <w:bCs/>
-                <w:color w:val="000000"/>
-                <w:kern w:val="0"/>
-                <w:sz w:val="18"/>
-                <w:szCs w:val="18"/>
-                <w14:ligatures w14:val="none"/>
-              </w:rPr>
-              <w:t>[[$Item.subcategory]]</w:t>
+                <w:rFonts w:ascii="Arial" w:eastAsia="Times New Roman" w:hAnsi="Arial" w:cs="Arial"/>
+                <w:b/>
+                <w:bCs/>
+                <w:color w:val="000000"/>
+                <w:kern w:val="0"/>
+                <w:sz w:val="18"/>
+                <w:szCs w:val="18"/>
+                <w14:ligatures w14:val="none"/>
+              </w:rPr>
+            </w:pPr>
+            <w:r>
+              <w:rPr>
+                <w:rFonts w:ascii="Arial" w:eastAsia="Times New Roman" w:hAnsi="Arial" w:cs="Arial"/>
+                <w:b/>
+                <w:bCs/>
+                <w:color w:val="000000"/>
+                <w:kern w:val="0"/>
+                <w:sz w:val="18"/>
+                <w:szCs w:val="18"/>
+                <w14:ligatures w14:val="none"/>
+              </w:rPr>
+              <w:t>[[$</w:t>
+            </w:r>
+            <w:proofErr w:type="spellStart"/>
+            <w:r>
+              <w:rPr>
+                <w:rFonts w:ascii="Arial" w:eastAsia="Times New Roman" w:hAnsi="Arial" w:cs="Arial"/>
+                <w:b/>
+                <w:bCs/>
+                <w:color w:val="000000"/>
+                <w:kern w:val="0"/>
+                <w:sz w:val="18"/>
+                <w:szCs w:val="18"/>
+                <w14:ligatures w14:val="none"/>
+              </w:rPr>
+              <w:t>Item.modelName</w:t>
+            </w:r>
+            <w:proofErr w:type="spellEnd"/>
+            <w:r>
+              <w:rPr>
+                <w:rFonts w:ascii="Arial" w:eastAsia="Times New Roman" w:hAnsi="Arial" w:cs="Arial"/>
+                <w:b/>
+                <w:bCs/>
+                <w:color w:val="000000"/>
+                <w:kern w:val="0"/>
+                <w:sz w:val="18"/>
+                <w:szCs w:val="18"/>
+                <w14:ligatures w14:val="none"/>
+              </w:rPr>
+              <w:t>]]</w:t>
             </w:r>
           </w:p>
           <w:p>
             <w:pPr>
               <w:jc w:val="center"/>
-              <w:rPr>
-                <w:rFonts w:ascii="Helvetica Neue" w:eastAsia="Times New Roman" w:hAnsi="Helvetica Neue" w:cs="Arial"/>
-                <w:color w:val="000000"/>
-                <w:kern w:val="0"/>
-                <w:sz w:val="18"/>
-                <w:szCs w:val="18"/>
+              <w:outlineLvl w:val="1"/>
+              <w:rPr>
+                <w:rFonts w:ascii="Arial" w:eastAsia="Times New Roman" w:hAnsi="Arial" w:cs="Arial"/>
+                <w:b/>
+                <w:bCs/>
+                <w:color w:val="000000"/>
+                <w:kern w:val="0"/>
+                <w:sz w:val="10"/>
+                <w:szCs w:val="10"/>
+                <w14:ligatures w14:val="none"/>
+              </w:rPr>
+            </w:pPr>
+            <w:r>
+              <w:rPr>
+                <w:rFonts w:ascii="Arial" w:eastAsia="Times New Roman" w:hAnsi="Arial" w:cs="Arial"/>
+                <w:b/>
+                <w:bCs/>
+                <w:color w:val="000000"/>
+                <w:kern w:val="0"/>
+                <w:sz w:val="10"/>
+                <w:szCs w:val="10"/>
+                <w14:ligatures w14:val="none"/>
+              </w:rPr>
+              <w:t>[[end]]</w:t>
+            </w:r>
+          </w:p>
+          <w:p>
+            <w:pPr>
+              <w:jc w:val="center"/>
+              <w:outlineLvl w:val="1"/>
+              <w:rPr>
+                <w:rFonts w:ascii="Arial" w:eastAsia="Times New Roman" w:hAnsi="Arial" w:cs="Arial"/>
+                <w:b/>
+                <w:bCs/>
+                <w:color w:val="000000"/>
+                <w:kern w:val="0"/>
+                <w:sz w:val="18"/>
+                <w:szCs w:val="18"/>
+                <w14:ligatures w14:val="none"/>
+              </w:rPr>
+            </w:pPr>
+            <w:r>
+              <w:rPr>
+                <w:rFonts w:ascii="Arial" w:eastAsia="Times New Roman" w:hAnsi="Arial" w:cs="Arial"/>
+                <w:color w:val="000000"/>
+                <w:kern w:val="0"/>
+                <w:sz w:val="10"/>
+                <w:szCs w:val="10"/>
                 <w:lang w:val="en-US"/>
                 <w14:ligatures w14:val="none"/>
               </w:rPr>
-            </w:pPr>
-            <w:r>
-              <w:rPr>
-                <w:rFonts w:ascii="Helvetica Neue" w:eastAsia="Times New Roman" w:hAnsi="Helvetica Neue" w:cs="Arial"/>
+              <w:t>[[if eq $</w:t>
+            </w:r>
+            <w:proofErr w:type="spellStart"/>
+            <w:proofErr w:type="gramStart"/>
+            <w:r>
+              <w:rPr>
+                <w:rFonts w:ascii="Arial" w:eastAsia="Times New Roman" w:hAnsi="Arial" w:cs="Arial"/>
+                <w:color w:val="000000"/>
+                <w:kern w:val="0"/>
+                <w:sz w:val="10"/>
+                <w:szCs w:val="10"/>
+                <w:lang w:val="en-US"/>
+                <w14:ligatures w14:val="none"/>
+              </w:rPr>
+              <w:t>pv.productCode</w:t>
+            </w:r>
+            <w:proofErr w:type="spellEnd"/>
+            <w:proofErr w:type="gramEnd"/>
+            <w:r>
+              <w:rPr>
+                <w:rFonts w:ascii="Arial" w:eastAsia="Times New Roman" w:hAnsi="Arial" w:cs="Arial"/>
+                <w:color w:val="000000"/>
+                <w:kern w:val="0"/>
+                <w:sz w:val="10"/>
+                <w:szCs w:val="10"/>
+                <w:lang w:val="en-US"/>
+                <w14:ligatures w14:val="none"/>
+              </w:rPr>
+              <w:t xml:space="preserve"> “SIL”]]</w:t>
+            </w:r>
+          </w:p>
+          <w:p>
+            <w:pPr>
+              <w:jc w:val="center"/>
+              <w:outlineLvl w:val="1"/>
+              <w:rPr>
+                <w:rFonts w:ascii="Arial" w:eastAsia="Times New Roman" w:hAnsi="Arial" w:cs="Arial"/>
+                <w:b/>
+                <w:bCs/>
+                <w:color w:val="000000"/>
+                <w:kern w:val="0"/>
+                <w:sz w:val="18"/>
+                <w:szCs w:val="18"/>
+                <w14:ligatures w14:val="none"/>
+              </w:rPr>
+            </w:pPr>
+            <w:r>
+              <w:rPr>
+                <w:rFonts w:ascii="Arial" w:eastAsia="Times New Roman" w:hAnsi="Arial" w:cs="Arial"/>
+                <w:b/>
+                <w:bCs/>
+                <w:color w:val="000000"/>
+                <w:kern w:val="0"/>
+                <w:sz w:val="18"/>
+                <w:szCs w:val="18"/>
+                <w14:ligatures w14:val="none"/>
+              </w:rPr>
+              <w:t>[[$</w:t>
+            </w:r>
+            <w:proofErr w:type="spellStart"/>
+            <w:r>
+              <w:rPr>
+                <w:rFonts w:ascii="Arial" w:eastAsia="Times New Roman" w:hAnsi="Arial" w:cs="Arial"/>
+                <w:b/>
+                <w:bCs/>
+                <w:color w:val="000000"/>
+                <w:kern w:val="0"/>
+                <w:sz w:val="18"/>
+                <w:szCs w:val="18"/>
+                <w14:ligatures w14:val="none"/>
+              </w:rPr>
+              <w:t>Item.subcategory</w:t>
+            </w:r>
+            <w:proofErr w:type="spellEnd"/>
+            <w:r>
+              <w:rPr>
+                <w:rFonts w:ascii="Arial" w:eastAsia="Times New Roman" w:hAnsi="Arial" w:cs="Arial"/>
+                <w:b/>
+                <w:bCs/>
+                <w:color w:val="000000"/>
+                <w:kern w:val="0"/>
+                <w:sz w:val="18"/>
+                <w:szCs w:val="18"/>
+                <w14:ligatures w14:val="none"/>
+              </w:rPr>
+              <w:t>]]</w:t>
+            </w:r>
+          </w:p>
+          <w:p>
+            <w:pPr>
+              <w:jc w:val="center"/>
+              <w:rPr>
+                <w:rFonts w:ascii="Arial" w:eastAsia="Times New Roman" w:hAnsi="Arial" w:cs="Arial"/>
+                <w:color w:val="000000"/>
+                <w:kern w:val="0"/>
+                <w:sz w:val="18"/>
+                <w:szCs w:val="18"/>
+                <w:lang w:val="en-US"/>
+                <w14:ligatures w14:val="none"/>
+              </w:rPr>
+            </w:pPr>
+            <w:r>
+              <w:rPr>
+                <w:rFonts w:ascii="Arial" w:eastAsia="Times New Roman" w:hAnsi="Arial" w:cs="Arial"/>
                 <w:b/>
                 <w:bCs/>
                 <w:color w:val="000000"/>
@@ -2903,6 +4149,9 @@
         </w:tc>
       </w:tr>
       <w:tr>
+        <w:trPr>
+          <w:trHeight w:val="266"/>
+        </w:trPr>
         <w:tc>
           <w:tcPr>
             <w:tcW w:w="11057" w:type="dxa"/>
@@ -2914,7 +4163,7 @@
           <w:p>
             <w:pPr>
               <w:rPr>
-                <w:rFonts w:ascii="Helvetica Neue" w:eastAsia="Times New Roman" w:hAnsi="Helvetica Neue" w:cs="Arial"/>
+                <w:rFonts w:ascii="Arial" w:eastAsia="Times New Roman" w:hAnsi="Arial" w:cs="Arial"/>
                 <w:color w:val="000000"/>
                 <w:kern w:val="0"/>
                 <w:sz w:val="18"/>
@@ -2925,19 +4174,109 @@
             </w:pPr>
             <w:r>
               <w:rPr>
-                <w:rFonts w:ascii="Helvetica Neue" w:eastAsia="Times New Roman" w:hAnsi="Helvetica Neue" w:cs="Arial"/>
-                <w:color w:val="000000"/>
-                <w:kern w:val="0"/>
-                <w:sz w:val="18"/>
-                <w:szCs w:val="18"/>
-                <w14:ligatures w14:val="none"/>
-              </w:rPr>
-              <w:t>[[tableStart($k, $h as $item.headersDisplay)]]</w:t>
+                <w:rFonts w:ascii="Arial" w:eastAsia="Times New Roman" w:hAnsi="Arial" w:cs="Arial"/>
+                <w:color w:val="000000"/>
+                <w:kern w:val="0"/>
+                <w:sz w:val="18"/>
+                <w:szCs w:val="18"/>
+                <w14:ligatures w14:val="none"/>
+              </w:rPr>
+              <w:t>[[</w:t>
+            </w:r>
+            <w:proofErr w:type="spellStart"/>
+            <w:proofErr w:type="gramStart"/>
+            <w:r>
+              <w:rPr>
+                <w:rFonts w:ascii="Arial" w:eastAsia="Times New Roman" w:hAnsi="Arial" w:cs="Arial"/>
+                <w:color w:val="000000"/>
+                <w:kern w:val="0"/>
+                <w:sz w:val="18"/>
+                <w:szCs w:val="18"/>
+                <w14:ligatures w14:val="none"/>
+              </w:rPr>
+              <w:t>tableStart</w:t>
+            </w:r>
+            <w:proofErr w:type="spellEnd"/>
+            <w:r>
+              <w:rPr>
+                <w:rFonts w:ascii="Arial" w:eastAsia="Times New Roman" w:hAnsi="Arial" w:cs="Arial"/>
+                <w:color w:val="000000"/>
+                <w:kern w:val="0"/>
+                <w:sz w:val="18"/>
+                <w:szCs w:val="18"/>
+                <w14:ligatures w14:val="none"/>
+              </w:rPr>
+              <w:t>(</w:t>
+            </w:r>
+            <w:proofErr w:type="gramEnd"/>
+            <w:r>
+              <w:rPr>
+                <w:rFonts w:ascii="Arial" w:eastAsia="Times New Roman" w:hAnsi="Arial" w:cs="Arial"/>
+                <w:color w:val="000000"/>
+                <w:kern w:val="0"/>
+                <w:sz w:val="18"/>
+                <w:szCs w:val="18"/>
+                <w14:ligatures w14:val="none"/>
+              </w:rPr>
+              <w:t>$k, $</w:t>
+            </w:r>
+            <w:proofErr w:type="spellStart"/>
+            <w:r>
+              <w:rPr>
+                <w:rFonts w:ascii="Arial" w:eastAsia="Times New Roman" w:hAnsi="Arial" w:cs="Arial"/>
+                <w:color w:val="000000"/>
+                <w:kern w:val="0"/>
+                <w:sz w:val="18"/>
+                <w:szCs w:val="18"/>
+                <w14:ligatures w14:val="none"/>
+              </w:rPr>
+              <w:t>h as</w:t>
+            </w:r>
+            <w:proofErr w:type="spellEnd"/>
+            <w:r>
+              <w:rPr>
+                <w:rFonts w:ascii="Arial" w:eastAsia="Times New Roman" w:hAnsi="Arial" w:cs="Arial"/>
+                <w:color w:val="000000"/>
+                <w:kern w:val="0"/>
+                <w:sz w:val="18"/>
+                <w:szCs w:val="18"/>
+                <w14:ligatures w14:val="none"/>
+              </w:rPr>
+              <w:t xml:space="preserve"> $</w:t>
+            </w:r>
+            <w:proofErr w:type="spellStart"/>
+            <w:proofErr w:type="gramStart"/>
+            <w:r>
+              <w:rPr>
+                <w:rFonts w:ascii="Arial" w:eastAsia="Times New Roman" w:hAnsi="Arial" w:cs="Arial"/>
+                <w:color w:val="000000"/>
+                <w:kern w:val="0"/>
+                <w:sz w:val="18"/>
+                <w:szCs w:val="18"/>
+                <w14:ligatures w14:val="none"/>
+              </w:rPr>
+              <w:t>item.headersDisplay</w:t>
+            </w:r>
+            <w:proofErr w:type="spellEnd"/>
+            <w:proofErr w:type="gramEnd"/>
+            <w:r>
+              <w:rPr>
+                <w:rFonts w:ascii="Arial" w:eastAsia="Times New Roman" w:hAnsi="Arial" w:cs="Arial"/>
+                <w:color w:val="000000"/>
+                <w:kern w:val="0"/>
+                <w:sz w:val="18"/>
+                <w:szCs w:val="18"/>
+                <w14:ligatures w14:val="none"/>
+              </w:rPr>
+              <w:t>)]]</w:t>
             </w:r>
           </w:p>
         </w:tc>
       </w:tr>
       <w:tr>
+        <w:trPr>
+          <w:trHeight w:val="266"/>
+        </w:trPr>
         <w:tc>
           <w:tcPr>
             <w:tcW w:w="2091" w:type="dxa"/>
@@ -2947,7 +4286,7 @@
           <w:p>
             <w:pPr>
               <w:rPr>
-                <w:rFonts w:ascii="Helvetica Neue" w:eastAsia="Times New Roman" w:hAnsi="Helvetica Neue" w:cs="Arial"/>
+                <w:rFonts w:ascii="Arial" w:eastAsia="Times New Roman" w:hAnsi="Arial" w:cs="Arial"/>
                 <w:color w:val="000000"/>
                 <w:kern w:val="0"/>
                 <w:sz w:val="18"/>
@@ -2958,16 +4297,46 @@
             </w:pPr>
             <w:r>
               <w:rPr>
-                <w:rFonts w:ascii="Helvetica Neue" w:eastAsia="Times New Roman" w:hAnsi="Helvetica Neue" w:cs="Arial"/>
-                <w:b/>
-                <w:bCs/>
-                <w:color w:val="000000"/>
-                <w:kern w:val="0"/>
-                <w:sz w:val="18"/>
-                <w:szCs w:val="18"/>
-                <w14:ligatures w14:val="none"/>
-              </w:rPr>
-              <w:t>[[$h.leftLabel]]</w:t>
+                <w:rFonts w:ascii="Arial" w:eastAsia="Times New Roman" w:hAnsi="Arial" w:cs="Arial"/>
+                <w:b/>
+                <w:bCs/>
+                <w:color w:val="000000"/>
+                <w:kern w:val="0"/>
+                <w:sz w:val="18"/>
+                <w:szCs w:val="18"/>
+                <w14:ligatures w14:val="none"/>
+              </w:rPr>
+              <w:t>[[$</w:t>
+            </w:r>
+            <w:proofErr w:type="spellStart"/>
+            <w:proofErr w:type="gramStart"/>
+            <w:r>
+              <w:rPr>
+                <w:rFonts w:ascii="Arial" w:eastAsia="Times New Roman" w:hAnsi="Arial" w:cs="Arial"/>
+                <w:b/>
+                <w:bCs/>
+                <w:color w:val="000000"/>
+                <w:kern w:val="0"/>
+                <w:sz w:val="18"/>
+                <w:szCs w:val="18"/>
+                <w14:ligatures w14:val="none"/>
+              </w:rPr>
+              <w:t>h.leftLabel</w:t>
+            </w:r>
+            <w:proofErr w:type="spellEnd"/>
+            <w:proofErr w:type="gramEnd"/>
+            <w:r>
+              <w:rPr>
+                <w:rFonts w:ascii="Arial" w:eastAsia="Times New Roman" w:hAnsi="Arial" w:cs="Arial"/>
+                <w:b/>
+                <w:bCs/>
+                <w:color w:val="000000"/>
+                <w:kern w:val="0"/>
+                <w:sz w:val="18"/>
+                <w:szCs w:val="18"/>
+                <w14:ligatures w14:val="none"/>
+              </w:rPr>
+              <w:t>]]</w:t>
             </w:r>
           </w:p>
         </w:tc>
@@ -2979,46 +4348,61 @@
           <w:p>
             <w:pPr>
               <w:rPr>
-                <w:rFonts w:ascii="Helvetica Neue" w:eastAsia="Times New Roman" w:hAnsi="Helvetica Neue" w:cs="Arial"/>
-                <w:color w:val="000000"/>
-                <w:kern w:val="0"/>
-                <w:sz w:val="18"/>
-                <w:szCs w:val="18"/>
-                <w14:ligatures w14:val="none"/>
-              </w:rPr>
-            </w:pPr>
-            <w:r>
-              <w:rPr>
-                <w:rFonts w:ascii="Helvetica Neue" w:eastAsia="Times New Roman" w:hAnsi="Helvetica Neue" w:cs="Arial"/>
-                <w:color w:val="000000"/>
-                <w:kern w:val="0"/>
-                <w:sz w:val="18"/>
-                <w:szCs w:val="18"/>
-                <w14:ligatures w14:val="none"/>
-              </w:rPr>
-              <w:t>[[if ne $h.leftValue $na]]</w:t>
-            </w:r>
-            <w:r>
-              <w:rPr>
-                <w:rFonts w:ascii="Helvetica Neue" w:eastAsia="Times New Roman" w:hAnsi="Helvetica Neue" w:cs="Arial"/>
-                <w:color w:val="000000"/>
-                <w:kern w:val="0"/>
-                <w:sz w:val="18"/>
-                <w:szCs w:val="18"/>
-                <w14:ligatures w14:val="none"/>
-              </w:rPr>
-              <w:t>[[$h.leftValue]]</w:t>
-            </w:r>
-            <w:r>
-              <w:rPr>
-                <w:rFonts w:ascii="Helvetica Neue" w:eastAsia="Times New Roman" w:hAnsi="Helvetica Neue" w:cs="Arial"/>
-                <w:color w:val="000000"/>
-                <w:kern w:val="0"/>
-                <w:sz w:val="18"/>
-                <w:szCs w:val="18"/>
-                <w14:ligatures w14:val="none"/>
-              </w:rPr>
-              <w:t>[[end]][[if eq $h.leftValue $na]]N/A[[end]]</w:t>
+                <w:rFonts w:ascii="Arial" w:eastAsia="Times New Roman" w:hAnsi="Arial" w:cs="Arial"/>
+                <w:color w:val="000000"/>
+                <w:kern w:val="0"/>
+                <w:sz w:val="18"/>
+                <w:szCs w:val="18"/>
+                <w14:ligatures w14:val="none"/>
+              </w:rPr>
+            </w:pPr>
+            <w:r>
+              <w:rPr>
+                <w:rFonts w:ascii="Arial" w:eastAsia="Times New Roman" w:hAnsi="Arial" w:cs="Arial"/>
+                <w:color w:val="000000"/>
+                <w:kern w:val="0"/>
+                <w:sz w:val="18"/>
+                <w:szCs w:val="18"/>
+                <w14:ligatures w14:val="none"/>
+              </w:rPr>
+              <w:t>[[$</w:t>
+            </w:r>
+            <w:proofErr w:type="spellStart"/>
+            <w:proofErr w:type="gramStart"/>
+            <w:r>
+              <w:rPr>
+                <w:rFonts w:ascii="Arial" w:eastAsia="Times New Roman" w:hAnsi="Arial" w:cs="Arial"/>
+                <w:color w:val="000000"/>
+                <w:kern w:val="0"/>
+                <w:sz w:val="18"/>
+                <w:szCs w:val="18"/>
+                <w14:ligatures w14:val="none"/>
+              </w:rPr>
+              <w:t>h.leftValue</w:t>
+            </w:r>
+            <w:proofErr w:type="spellEnd"/>
+            <w:proofErr w:type="gramEnd"/>
+            <w:r>
+              <w:rPr>
+                <w:rFonts w:ascii="Arial" w:eastAsia="Times New Roman" w:hAnsi="Arial" w:cs="Arial"/>
+                <w:color w:val="000000"/>
+                <w:kern w:val="0"/>
+                <w:sz w:val="18"/>
+                <w:szCs w:val="18"/>
+                <w14:ligatures w14:val="none"/>
+              </w:rPr>
+              <w:t>]</w:t>
+            </w:r>
+            <w:r>
+              <w:rPr>
+                <w:rFonts w:ascii="Arial" w:eastAsia="Times New Roman" w:hAnsi="Arial" w:cs="Arial"/>
+                <w:color w:val="000000"/>
+                <w:kern w:val="0"/>
+                <w:sz w:val="18"/>
+                <w:szCs w:val="18"/>
+                <w14:ligatures w14:val="none"/>
+              </w:rPr>
+              <w:t>]</w:t>
             </w:r>
           </w:p>
         </w:tc>
@@ -3031,7 +4415,7 @@
           <w:p>
             <w:pPr>
               <w:rPr>
-                <w:rFonts w:ascii="Helvetica Neue" w:eastAsia="Times New Roman" w:hAnsi="Helvetica Neue" w:cs="Arial"/>
+                <w:rFonts w:ascii="Arial" w:eastAsia="Times New Roman" w:hAnsi="Arial" w:cs="Arial"/>
                 <w:color w:val="000000"/>
                 <w:kern w:val="0"/>
                 <w:sz w:val="18"/>
@@ -3042,16 +4426,46 @@
             </w:pPr>
             <w:r>
               <w:rPr>
-                <w:rFonts w:ascii="Helvetica Neue" w:eastAsia="Times New Roman" w:hAnsi="Helvetica Neue" w:cs="Arial"/>
-                <w:b/>
-                <w:bCs/>
-                <w:color w:val="000000"/>
-                <w:kern w:val="0"/>
-                <w:sz w:val="18"/>
-                <w:szCs w:val="18"/>
-                <w14:ligatures w14:val="none"/>
-              </w:rPr>
-              <w:t>[[$h.rightLabel]]</w:t>
+                <w:rFonts w:ascii="Arial" w:eastAsia="Times New Roman" w:hAnsi="Arial" w:cs="Arial"/>
+                <w:b/>
+                <w:bCs/>
+                <w:color w:val="000000"/>
+                <w:kern w:val="0"/>
+                <w:sz w:val="18"/>
+                <w:szCs w:val="18"/>
+                <w14:ligatures w14:val="none"/>
+              </w:rPr>
+              <w:t>[[$</w:t>
+            </w:r>
+            <w:proofErr w:type="spellStart"/>
+            <w:proofErr w:type="gramStart"/>
+            <w:r>
+              <w:rPr>
+                <w:rFonts w:ascii="Arial" w:eastAsia="Times New Roman" w:hAnsi="Arial" w:cs="Arial"/>
+                <w:b/>
+                <w:bCs/>
+                <w:color w:val="000000"/>
+                <w:kern w:val="0"/>
+                <w:sz w:val="18"/>
+                <w:szCs w:val="18"/>
+                <w14:ligatures w14:val="none"/>
+              </w:rPr>
+              <w:t>h.rightLabel</w:t>
+            </w:r>
+            <w:proofErr w:type="spellEnd"/>
+            <w:proofErr w:type="gramEnd"/>
+            <w:r>
+              <w:rPr>
+                <w:rFonts w:ascii="Arial" w:eastAsia="Times New Roman" w:hAnsi="Arial" w:cs="Arial"/>
+                <w:b/>
+                <w:bCs/>
+                <w:color w:val="000000"/>
+                <w:kern w:val="0"/>
+                <w:sz w:val="18"/>
+                <w:szCs w:val="18"/>
+                <w14:ligatures w14:val="none"/>
+              </w:rPr>
+              <w:t>]]</w:t>
             </w:r>
           </w:p>
         </w:tc>
@@ -3064,7 +4478,7 @@
           <w:p>
             <w:pPr>
               <w:rPr>
-                <w:rFonts w:ascii="Helvetica Neue" w:eastAsia="Times New Roman" w:hAnsi="Helvetica Neue" w:cs="Arial"/>
+                <w:rFonts w:ascii="Arial" w:eastAsia="Times New Roman" w:hAnsi="Arial" w:cs="Arial"/>
                 <w:color w:val="000000"/>
                 <w:kern w:val="0"/>
                 <w:sz w:val="18"/>
@@ -3075,85 +4489,48 @@
             </w:pPr>
             <w:r>
               <w:rPr>
-                <w:rFonts w:ascii="Helvetica Neue" w:eastAsia="Times New Roman" w:hAnsi="Helvetica Neue" w:cs="Arial"/>
-                <w:color w:val="000000"/>
-                <w:kern w:val="0"/>
-                <w:sz w:val="18"/>
-                <w:szCs w:val="18"/>
-                <w14:ligatures w14:val="none"/>
-              </w:rPr>
-              <w:t>[[if ne $h.</w:t>
-            </w:r>
-            <w:r>
-              <w:rPr>
-                <w:rFonts w:ascii="Helvetica Neue" w:eastAsia="Times New Roman" w:hAnsi="Helvetica Neue" w:cs="Arial"/>
-                <w:color w:val="000000"/>
-                <w:kern w:val="0"/>
-                <w:sz w:val="18"/>
-                <w:szCs w:val="18"/>
-                <w14:ligatures w14:val="none"/>
-              </w:rPr>
-              <w:t>rightValue</w:t>
-            </w:r>
-            <w:r>
-              <w:rPr>
-                <w:rFonts w:ascii="Helvetica Neue" w:eastAsia="Times New Roman" w:hAnsi="Helvetica Neue" w:cs="Arial"/>
-                <w:color w:val="000000"/>
-                <w:kern w:val="0"/>
-                <w:sz w:val="18"/>
-                <w:szCs w:val="18"/>
-                <w14:ligatures w14:val="none"/>
-              </w:rPr>
-              <w:t xml:space="preserve"> $na]]</w:t>
-            </w:r>
-            <w:r>
-              <w:rPr>
-                <w:rFonts w:ascii="Helvetica Neue" w:eastAsia="Times New Roman" w:hAnsi="Helvetica Neue" w:cs="Arial"/>
-                <w:color w:val="000000"/>
-                <w:kern w:val="0"/>
-                <w:sz w:val="18"/>
-                <w:szCs w:val="18"/>
-                <w14:ligatures w14:val="none"/>
-              </w:rPr>
-              <w:t>[[$h.rightValue]]</w:t>
-            </w:r>
-            <w:r>
-              <w:rPr>
-                <w:rFonts w:ascii="Helvetica Neue" w:eastAsia="Times New Roman" w:hAnsi="Helvetica Neue" w:cs="Arial"/>
-                <w:color w:val="000000"/>
-                <w:kern w:val="0"/>
-                <w:sz w:val="18"/>
-                <w:szCs w:val="18"/>
-                <w14:ligatures w14:val="none"/>
-              </w:rPr>
-              <w:t>[[end]][[if eq $h.</w:t>
-            </w:r>
-            <w:r>
-              <w:rPr>
-                <w:rFonts w:ascii="Helvetica Neue" w:eastAsia="Times New Roman" w:hAnsi="Helvetica Neue" w:cs="Arial"/>
-                <w:color w:val="000000"/>
-                <w:kern w:val="0"/>
-                <w:sz w:val="18"/>
-                <w:szCs w:val="18"/>
-                <w14:ligatures w14:val="none"/>
-              </w:rPr>
-              <w:t>rightValue</w:t>
-            </w:r>
-            <w:r>
-              <w:rPr>
-                <w:rFonts w:ascii="Helvetica Neue" w:eastAsia="Times New Roman" w:hAnsi="Helvetica Neue" w:cs="Arial"/>
-                <w:color w:val="000000"/>
-                <w:kern w:val="0"/>
-                <w:sz w:val="18"/>
-                <w:szCs w:val="18"/>
-                <w14:ligatures w14:val="none"/>
-              </w:rPr>
-              <w:t xml:space="preserve"> $na]]N/A[[end]]</w:t>
+                <w:rFonts w:ascii="Arial" w:eastAsia="Times New Roman" w:hAnsi="Arial" w:cs="Arial"/>
+                <w:color w:val="000000"/>
+                <w:kern w:val="0"/>
+                <w:sz w:val="18"/>
+                <w:szCs w:val="18"/>
+                <w14:ligatures w14:val="none"/>
+              </w:rPr>
+              <w:t>[[$</w:t>
+            </w:r>
+            <w:proofErr w:type="spellStart"/>
+            <w:proofErr w:type="gramStart"/>
+            <w:r>
+              <w:rPr>
+                <w:rFonts w:ascii="Arial" w:eastAsia="Times New Roman" w:hAnsi="Arial" w:cs="Arial"/>
+                <w:color w:val="000000"/>
+                <w:kern w:val="0"/>
+                <w:sz w:val="18"/>
+                <w:szCs w:val="18"/>
+                <w14:ligatures w14:val="none"/>
+              </w:rPr>
+              <w:t>h.rightValue</w:t>
+            </w:r>
+            <w:proofErr w:type="spellEnd"/>
+            <w:proofErr w:type="gramEnd"/>
+            <w:r>
+              <w:rPr>
+                <w:rFonts w:ascii="Arial" w:eastAsia="Times New Roman" w:hAnsi="Arial" w:cs="Arial"/>
+                <w:color w:val="000000"/>
+                <w:kern w:val="0"/>
+                <w:sz w:val="18"/>
+                <w:szCs w:val="18"/>
+                <w14:ligatures w14:val="none"/>
+              </w:rPr>
+              <w:t>]]</w:t>
             </w:r>
           </w:p>
         </w:tc>
       </w:tr>
       <w:tr>
+        <w:trPr>
+          <w:trHeight w:val="266"/>
+        </w:trPr>
         <w:tc>
           <w:tcPr>
             <w:tcW w:w="11057" w:type="dxa"/>
@@ -3163,7 +4540,7 @@
             <w:pPr>
               <w:outlineLvl w:val="1"/>
               <w:rPr>
-                <w:rFonts w:ascii="Helvetica Neue" w:eastAsia="Times New Roman" w:hAnsi="Helvetica Neue" w:cs="Arial"/>
+                <w:rFonts w:ascii="Arial" w:eastAsia="Times New Roman" w:hAnsi="Arial" w:cs="Arial"/>
                 <w:b/>
                 <w:bCs/>
                 <w:color w:val="000000"/>
@@ -3176,19 +4553,46 @@
             </w:pPr>
             <w:r>
               <w:rPr>
-                <w:rFonts w:ascii="Helvetica Neue" w:eastAsia="Times New Roman" w:hAnsi="Helvetica Neue" w:cs="Arial"/>
-                <w:color w:val="000000"/>
-                <w:kern w:val="0"/>
-                <w:sz w:val="18"/>
-                <w:szCs w:val="18"/>
-                <w14:ligatures w14:val="none"/>
-              </w:rPr>
-              <w:t>[[tableEnd]]</w:t>
+                <w:rFonts w:ascii="Arial" w:eastAsia="Times New Roman" w:hAnsi="Arial" w:cs="Arial"/>
+                <w:color w:val="000000"/>
+                <w:kern w:val="0"/>
+                <w:sz w:val="18"/>
+                <w:szCs w:val="18"/>
+                <w14:ligatures w14:val="none"/>
+              </w:rPr>
+              <w:t>[[</w:t>
+            </w:r>
+            <w:proofErr w:type="spellStart"/>
+            <w:r>
+              <w:rPr>
+                <w:rFonts w:ascii="Arial" w:eastAsia="Times New Roman" w:hAnsi="Arial" w:cs="Arial"/>
+                <w:color w:val="000000"/>
+                <w:kern w:val="0"/>
+                <w:sz w:val="18"/>
+                <w:szCs w:val="18"/>
+                <w14:ligatures w14:val="none"/>
+              </w:rPr>
+              <w:t>tableEnd</w:t>
+            </w:r>
+            <w:proofErr w:type="spellEnd"/>
+            <w:r>
+              <w:rPr>
+                <w:rFonts w:ascii="Arial" w:eastAsia="Times New Roman" w:hAnsi="Arial" w:cs="Arial"/>
+                <w:color w:val="000000"/>
+                <w:kern w:val="0"/>
+                <w:sz w:val="18"/>
+                <w:szCs w:val="18"/>
+                <w14:ligatures w14:val="none"/>
+              </w:rPr>
+              <w:t>]]</w:t>
             </w:r>
           </w:p>
         </w:tc>
       </w:tr>
       <w:tr>
+        <w:trPr>
+          <w:trHeight w:val="266"/>
+        </w:trPr>
         <w:tc>
           <w:tcPr>
             <w:tcW w:w="567" w:type="dxa"/>
@@ -3198,7 +4602,7 @@
             <w:pPr>
               <w:jc w:val="center"/>
               <w:rPr>
-                <w:rFonts w:ascii="Helvetica Neue" w:eastAsia="Times New Roman" w:hAnsi="Helvetica Neue" w:cs="Arial"/>
+                <w:rFonts w:ascii="Arial" w:eastAsia="Times New Roman" w:hAnsi="Arial" w:cs="Arial"/>
                 <w:color w:val="000000"/>
                 <w:kern w:val="0"/>
                 <w:sz w:val="18"/>
@@ -3209,7 +4613,7 @@
             </w:pPr>
             <w:r>
               <w:rPr>
-                <w:rFonts w:ascii="Helvetica Neue" w:eastAsia="Times New Roman" w:hAnsi="Helvetica Neue" w:cs="Arial"/>
+                <w:rFonts w:ascii="Arial" w:eastAsia="Times New Roman" w:hAnsi="Arial" w:cs="Arial"/>
                 <w:b/>
                 <w:bCs/>
                 <w:color w:val="000000"/>
@@ -3232,7 +4636,7 @@
             <w:pPr>
               <w:jc w:val="center"/>
               <w:rPr>
-                <w:rFonts w:ascii="Helvetica Neue" w:eastAsia="Times New Roman" w:hAnsi="Helvetica Neue" w:cs="Arial"/>
+                <w:rFonts w:ascii="Arial" w:eastAsia="Times New Roman" w:hAnsi="Arial" w:cs="Arial"/>
                 <w:color w:val="000000"/>
                 <w:kern w:val="0"/>
                 <w:sz w:val="18"/>
@@ -3243,7 +4647,7 @@
             </w:pPr>
             <w:r>
               <w:rPr>
-                <w:rFonts w:ascii="Helvetica Neue" w:eastAsia="Times New Roman" w:hAnsi="Helvetica Neue" w:cs="Arial"/>
+                <w:rFonts w:ascii="Arial" w:eastAsia="Times New Roman" w:hAnsi="Arial" w:cs="Arial"/>
                 <w:b/>
                 <w:bCs/>
                 <w:color w:val="000000"/>
@@ -3266,7 +4670,7 @@
             <w:pPr>
               <w:jc w:val="center"/>
               <w:rPr>
-                <w:rFonts w:ascii="Helvetica Neue" w:eastAsia="Times New Roman" w:hAnsi="Helvetica Neue" w:cs="Arial"/>
+                <w:rFonts w:ascii="Arial" w:eastAsia="Times New Roman" w:hAnsi="Arial" w:cs="Arial"/>
                 <w:color w:val="000000"/>
                 <w:kern w:val="0"/>
                 <w:sz w:val="18"/>
@@ -3277,7 +4681,7 @@
             </w:pPr>
             <w:r>
               <w:rPr>
-                <w:rFonts w:ascii="Helvetica Neue" w:eastAsia="Times New Roman" w:hAnsi="Helvetica Neue" w:cs="Arial"/>
+                <w:rFonts w:ascii="Arial" w:eastAsia="Times New Roman" w:hAnsi="Arial" w:cs="Arial"/>
                 <w:b/>
                 <w:bCs/>
                 <w:color w:val="000000"/>
@@ -3299,7 +4703,7 @@
             <w:pPr>
               <w:jc w:val="center"/>
               <w:rPr>
-                <w:rFonts w:ascii="Helvetica Neue" w:eastAsia="Times New Roman" w:hAnsi="Helvetica Neue" w:cs="Arial"/>
+                <w:rFonts w:ascii="Arial" w:eastAsia="Times New Roman" w:hAnsi="Arial" w:cs="Arial"/>
                 <w:color w:val="000000"/>
                 <w:kern w:val="0"/>
                 <w:sz w:val="18"/>
@@ -3310,7 +4714,7 @@
             </w:pPr>
             <w:r>
               <w:rPr>
-                <w:rFonts w:ascii="Helvetica Neue" w:eastAsia="Times New Roman" w:hAnsi="Helvetica Neue" w:cs="Arial"/>
+                <w:rFonts w:ascii="Arial" w:eastAsia="Times New Roman" w:hAnsi="Arial" w:cs="Arial"/>
                 <w:b/>
                 <w:bCs/>
                 <w:color w:val="000000"/>
@@ -3333,7 +4737,7 @@
             <w:pPr>
               <w:jc w:val="center"/>
               <w:rPr>
-                <w:rFonts w:ascii="Helvetica Neue" w:eastAsia="Times New Roman" w:hAnsi="Helvetica Neue" w:cs="Arial"/>
+                <w:rFonts w:ascii="Arial" w:eastAsia="Times New Roman" w:hAnsi="Arial" w:cs="Arial"/>
                 <w:color w:val="000000"/>
                 <w:kern w:val="0"/>
                 <w:sz w:val="18"/>
@@ -3344,7 +4748,7 @@
             </w:pPr>
             <w:r>
               <w:rPr>
-                <w:rFonts w:ascii="Helvetica Neue" w:eastAsia="Times New Roman" w:hAnsi="Helvetica Neue" w:cs="Arial"/>
+                <w:rFonts w:ascii="Arial" w:eastAsia="Times New Roman" w:hAnsi="Arial" w:cs="Arial"/>
                 <w:b/>
                 <w:bCs/>
                 <w:color w:val="000000"/>
@@ -3366,7 +4770,7 @@
             <w:pPr>
               <w:jc w:val="center"/>
               <w:rPr>
-                <w:rFonts w:ascii="Helvetica Neue" w:eastAsia="Times New Roman" w:hAnsi="Helvetica Neue" w:cs="Arial"/>
+                <w:rFonts w:ascii="Arial" w:eastAsia="Times New Roman" w:hAnsi="Arial" w:cs="Arial"/>
                 <w:color w:val="000000"/>
                 <w:kern w:val="0"/>
                 <w:sz w:val="18"/>
@@ -3377,7 +4781,7 @@
             </w:pPr>
             <w:r>
               <w:rPr>
-                <w:rFonts w:ascii="Helvetica Neue" w:eastAsia="Times New Roman" w:hAnsi="Helvetica Neue" w:cs="Arial"/>
+                <w:rFonts w:ascii="Arial" w:eastAsia="Times New Roman" w:hAnsi="Arial" w:cs="Arial"/>
                 <w:b/>
                 <w:bCs/>
                 <w:color w:val="000000"/>
@@ -3399,7 +4803,7 @@
             <w:pPr>
               <w:jc w:val="center"/>
               <w:rPr>
-                <w:rFonts w:ascii="Helvetica Neue" w:eastAsia="Times New Roman" w:hAnsi="Helvetica Neue" w:cs="Arial"/>
+                <w:rFonts w:ascii="Arial" w:eastAsia="Times New Roman" w:hAnsi="Arial" w:cs="Arial"/>
                 <w:color w:val="000000"/>
                 <w:kern w:val="0"/>
                 <w:sz w:val="18"/>
@@ -3410,7 +4814,7 @@
             </w:pPr>
             <w:r>
               <w:rPr>
-                <w:rFonts w:ascii="Helvetica Neue" w:eastAsia="Times New Roman" w:hAnsi="Helvetica Neue" w:cs="Arial"/>
+                <w:rFonts w:ascii="Arial" w:eastAsia="Times New Roman" w:hAnsi="Arial" w:cs="Arial"/>
                 <w:b/>
                 <w:bCs/>
                 <w:color w:val="000000"/>
@@ -3425,6 +4829,9 @@
         </w:tc>
       </w:tr>
       <w:tr>
+        <w:trPr>
+          <w:trHeight w:val="266"/>
+        </w:trPr>
         <w:tc>
           <w:tcPr>
             <w:tcW w:w="11057" w:type="dxa"/>
@@ -3434,31 +4841,68 @@
             <w:pPr>
               <w:outlineLvl w:val="1"/>
               <w:rPr>
-                <w:rFonts w:ascii="Helvetica Neue" w:eastAsia="Times New Roman" w:hAnsi="Helvetica Neue" w:cs="Arial"/>
-                <w:color w:val="000000"/>
-                <w:kern w:val="0"/>
-                <w:sz w:val="18"/>
-                <w:szCs w:val="18"/>
-                <w14:ligatures w14:val="none"/>
-              </w:rPr>
-            </w:pPr>
-            <w:r>
-              <w:rPr>
-                <w:rFonts w:ascii="Helvetica Neue" w:eastAsia="Times New Roman" w:hAnsi="Helvetica Neue" w:cs="Arial"/>
-                <w:color w:val="000000"/>
-                <w:kern w:val="0"/>
-                <w:sz w:val="18"/>
-                <w:szCs w:val="18"/>
-                <w14:ligatures w14:val="none"/>
-              </w:rPr>
-              <w:t>[[$sNo := 1]]</w:t>
+                <w:rFonts w:ascii="Arial" w:eastAsia="Times New Roman" w:hAnsi="Arial" w:cs="Arial"/>
+                <w:color w:val="000000"/>
+                <w:kern w:val="0"/>
+                <w:sz w:val="18"/>
+                <w:szCs w:val="18"/>
+                <w14:ligatures w14:val="none"/>
+              </w:rPr>
+            </w:pPr>
+            <w:r>
+              <w:rPr>
+                <w:rFonts w:ascii="Arial" w:eastAsia="Times New Roman" w:hAnsi="Arial" w:cs="Arial"/>
+                <w:color w:val="000000"/>
+                <w:kern w:val="0"/>
+                <w:sz w:val="18"/>
+                <w:szCs w:val="18"/>
+                <w14:ligatures w14:val="none"/>
+              </w:rPr>
+              <w:t>[[$</w:t>
+            </w:r>
+            <w:proofErr w:type="spellStart"/>
+            <w:proofErr w:type="gramStart"/>
+            <w:r>
+              <w:rPr>
+                <w:rFonts w:ascii="Arial" w:eastAsia="Times New Roman" w:hAnsi="Arial" w:cs="Arial"/>
+                <w:color w:val="000000"/>
+                <w:kern w:val="0"/>
+                <w:sz w:val="18"/>
+                <w:szCs w:val="18"/>
+                <w14:ligatures w14:val="none"/>
+              </w:rPr>
+              <w:t>sNo</w:t>
+            </w:r>
+            <w:proofErr w:type="spellEnd"/>
+            <w:r>
+              <w:rPr>
+                <w:rFonts w:ascii="Arial" w:eastAsia="Times New Roman" w:hAnsi="Arial" w:cs="Arial"/>
+                <w:color w:val="000000"/>
+                <w:kern w:val="0"/>
+                <w:sz w:val="18"/>
+                <w:szCs w:val="18"/>
+                <w14:ligatures w14:val="none"/>
+              </w:rPr>
+              <w:t xml:space="preserve"> :</w:t>
+            </w:r>
+            <w:proofErr w:type="gramEnd"/>
+            <w:r>
+              <w:rPr>
+                <w:rFonts w:ascii="Arial" w:eastAsia="Times New Roman" w:hAnsi="Arial" w:cs="Arial"/>
+                <w:color w:val="000000"/>
+                <w:kern w:val="0"/>
+                <w:sz w:val="18"/>
+                <w:szCs w:val="18"/>
+                <w14:ligatures w14:val="none"/>
+              </w:rPr>
+              <w:t>= 1]]</w:t>
             </w:r>
           </w:p>
           <w:p>
             <w:pPr>
               <w:outlineLvl w:val="1"/>
               <w:rPr>
-                <w:rFonts w:ascii="Helvetica Neue" w:eastAsia="Times New Roman" w:hAnsi="Helvetica Neue" w:cs="Arial"/>
+                <w:rFonts w:ascii="Arial" w:eastAsia="Times New Roman" w:hAnsi="Arial" w:cs="Arial"/>
                 <w:b/>
                 <w:bCs/>
                 <w:color w:val="000000"/>
@@ -3471,20 +4915,57 @@
             </w:pPr>
             <w:r>
               <w:rPr>
-                <w:rFonts w:ascii="Helvetica Neue" w:eastAsia="Times New Roman" w:hAnsi="Helvetica Neue" w:cs="Arial"/>
-                <w:color w:val="000000"/>
-                <w:kern w:val="0"/>
-                <w:sz w:val="18"/>
-                <w:szCs w:val="18"/>
-                <w14:ligatures w14:val="none"/>
-              </w:rPr>
-              <w:t>[[$cVal :=0]]</w:t>
-            </w:r>
-          </w:p>
-          <w:p>
-            <w:pPr>
-              <w:rPr>
-                <w:rFonts w:ascii="Helvetica Neue" w:eastAsia="Times New Roman" w:hAnsi="Helvetica Neue" w:cs="Arial"/>
+                <w:rFonts w:ascii="Arial" w:eastAsia="Times New Roman" w:hAnsi="Arial" w:cs="Arial"/>
+                <w:color w:val="000000"/>
+                <w:kern w:val="0"/>
+                <w:sz w:val="18"/>
+                <w:szCs w:val="18"/>
+                <w14:ligatures w14:val="none"/>
+              </w:rPr>
+              <w:t>[[$</w:t>
+            </w:r>
+            <w:proofErr w:type="spellStart"/>
+            <w:proofErr w:type="gramStart"/>
+            <w:r>
+              <w:rPr>
+                <w:rFonts w:ascii="Arial" w:eastAsia="Times New Roman" w:hAnsi="Arial" w:cs="Arial"/>
+                <w:color w:val="000000"/>
+                <w:kern w:val="0"/>
+                <w:sz w:val="18"/>
+                <w:szCs w:val="18"/>
+                <w14:ligatures w14:val="none"/>
+              </w:rPr>
+              <w:t>cVal</w:t>
+            </w:r>
+            <w:proofErr w:type="spellEnd"/>
+            <w:r>
+              <w:rPr>
+                <w:rFonts w:ascii="Arial" w:eastAsia="Times New Roman" w:hAnsi="Arial" w:cs="Arial"/>
+                <w:color w:val="000000"/>
+                <w:kern w:val="0"/>
+                <w:sz w:val="18"/>
+                <w:szCs w:val="18"/>
+                <w14:ligatures w14:val="none"/>
+              </w:rPr>
+              <w:t xml:space="preserve"> :</w:t>
+            </w:r>
+            <w:proofErr w:type="gramEnd"/>
+            <w:r>
+              <w:rPr>
+                <w:rFonts w:ascii="Arial" w:eastAsia="Times New Roman" w:hAnsi="Arial" w:cs="Arial"/>
+                <w:color w:val="000000"/>
+                <w:kern w:val="0"/>
+                <w:sz w:val="18"/>
+                <w:szCs w:val="18"/>
+                <w14:ligatures w14:val="none"/>
+              </w:rPr>
+              <w:t>=0]]</w:t>
+            </w:r>
+          </w:p>
+          <w:p>
+            <w:pPr>
+              <w:rPr>
+                <w:rFonts w:ascii="Arial" w:eastAsia="Times New Roman" w:hAnsi="Arial" w:cs="Arial"/>
                 <w:color w:val="000000"/>
                 <w:kern w:val="0"/>
                 <w:sz w:val="18"/>
@@ -3495,19 +4976,85 @@
             </w:pPr>
             <w:r>
               <w:rPr>
-                <w:rFonts w:ascii="Helvetica Neue" w:eastAsia="Times New Roman" w:hAnsi="Helvetica Neue" w:cs="Arial"/>
-                <w:color w:val="000000"/>
-                <w:kern w:val="0"/>
-                <w:sz w:val="18"/>
-                <w:szCs w:val="18"/>
-                <w14:ligatures w14:val="none"/>
-              </w:rPr>
-              <w:t>[[tableStart($k, $s as $item.details)]]</w:t>
+                <w:rFonts w:ascii="Arial" w:eastAsia="Times New Roman" w:hAnsi="Arial" w:cs="Arial"/>
+                <w:color w:val="000000"/>
+                <w:kern w:val="0"/>
+                <w:sz w:val="18"/>
+                <w:szCs w:val="18"/>
+                <w14:ligatures w14:val="none"/>
+              </w:rPr>
+              <w:t>[[</w:t>
+            </w:r>
+            <w:proofErr w:type="spellStart"/>
+            <w:proofErr w:type="gramStart"/>
+            <w:r>
+              <w:rPr>
+                <w:rFonts w:ascii="Arial" w:eastAsia="Times New Roman" w:hAnsi="Arial" w:cs="Arial"/>
+                <w:color w:val="000000"/>
+                <w:kern w:val="0"/>
+                <w:sz w:val="18"/>
+                <w:szCs w:val="18"/>
+                <w14:ligatures w14:val="none"/>
+              </w:rPr>
+              <w:t>tableStart</w:t>
+            </w:r>
+            <w:proofErr w:type="spellEnd"/>
+            <w:r>
+              <w:rPr>
+                <w:rFonts w:ascii="Arial" w:eastAsia="Times New Roman" w:hAnsi="Arial" w:cs="Arial"/>
+                <w:color w:val="000000"/>
+                <w:kern w:val="0"/>
+                <w:sz w:val="18"/>
+                <w:szCs w:val="18"/>
+                <w14:ligatures w14:val="none"/>
+              </w:rPr>
+              <w:t>(</w:t>
+            </w:r>
+            <w:proofErr w:type="gramEnd"/>
+            <w:r>
+              <w:rPr>
+                <w:rFonts w:ascii="Arial" w:eastAsia="Times New Roman" w:hAnsi="Arial" w:cs="Arial"/>
+                <w:color w:val="000000"/>
+                <w:kern w:val="0"/>
+                <w:sz w:val="18"/>
+                <w:szCs w:val="18"/>
+                <w14:ligatures w14:val="none"/>
+              </w:rPr>
+              <w:t>$k, $s as $</w:t>
+            </w:r>
+            <w:proofErr w:type="spellStart"/>
+            <w:proofErr w:type="gramStart"/>
+            <w:r>
+              <w:rPr>
+                <w:rFonts w:ascii="Arial" w:eastAsia="Times New Roman" w:hAnsi="Arial" w:cs="Arial"/>
+                <w:color w:val="000000"/>
+                <w:kern w:val="0"/>
+                <w:sz w:val="18"/>
+                <w:szCs w:val="18"/>
+                <w14:ligatures w14:val="none"/>
+              </w:rPr>
+              <w:t>item.details</w:t>
+            </w:r>
+            <w:proofErr w:type="spellEnd"/>
+            <w:proofErr w:type="gramEnd"/>
+            <w:r>
+              <w:rPr>
+                <w:rFonts w:ascii="Arial" w:eastAsia="Times New Roman" w:hAnsi="Arial" w:cs="Arial"/>
+                <w:color w:val="000000"/>
+                <w:kern w:val="0"/>
+                <w:sz w:val="18"/>
+                <w:szCs w:val="18"/>
+                <w14:ligatures w14:val="none"/>
+              </w:rPr>
+              <w:t>)]]</w:t>
             </w:r>
           </w:p>
         </w:tc>
       </w:tr>
       <w:tr>
+        <w:trPr>
+          <w:trHeight w:val="266"/>
+        </w:trPr>
         <w:tc>
           <w:tcPr>
             <w:tcW w:w="567" w:type="dxa"/>
@@ -3515,9 +5062,8 @@
           </w:tcPr>
           <w:p>
             <w:pPr>
-              <w:jc w:val="center"/>
-              <w:rPr>
-                <w:rFonts w:ascii="Helvetica Neue" w:eastAsia="Times New Roman" w:hAnsi="Helvetica Neue" w:cs="Arial"/>
+              <w:rPr>
+                <w:rFonts w:ascii="Arial" w:eastAsia="Times New Roman" w:hAnsi="Arial" w:cs="Arial"/>
                 <w:color w:val="000000"/>
                 <w:kern w:val="0"/>
                 <w:sz w:val="18"/>
@@ -3528,14 +5074,38 @@
             </w:pPr>
             <w:r>
               <w:rPr>
-                <w:rFonts w:ascii="Helvetica Neue" w:eastAsia="Times New Roman" w:hAnsi="Helvetica Neue" w:cs="Arial"/>
-                <w:color w:val="000000"/>
-                <w:kern w:val="0"/>
-                <w:sz w:val="18"/>
-                <w:szCs w:val="18"/>
-                <w14:ligatures w14:val="none"/>
-              </w:rPr>
-              <w:t>[[$sNo]]</w:t>
+                <w:rFonts w:ascii="Arial" w:eastAsia="Times New Roman" w:hAnsi="Arial" w:cs="Arial"/>
+                <w:color w:val="000000"/>
+                <w:kern w:val="0"/>
+                <w:sz w:val="18"/>
+                <w:szCs w:val="18"/>
+                <w14:ligatures w14:val="none"/>
+              </w:rPr>
+              <w:t>[[$</w:t>
+            </w:r>
+            <w:proofErr w:type="spellStart"/>
+            <w:r>
+              <w:rPr>
+                <w:rFonts w:ascii="Arial" w:eastAsia="Times New Roman" w:hAnsi="Arial" w:cs="Arial"/>
+                <w:color w:val="000000"/>
+                <w:kern w:val="0"/>
+                <w:sz w:val="18"/>
+                <w:szCs w:val="18"/>
+                <w14:ligatures w14:val="none"/>
+              </w:rPr>
+              <w:t>sNo</w:t>
+            </w:r>
+            <w:proofErr w:type="spellEnd"/>
+            <w:r>
+              <w:rPr>
+                <w:rFonts w:ascii="Arial" w:eastAsia="Times New Roman" w:hAnsi="Arial" w:cs="Arial"/>
+                <w:color w:val="000000"/>
+                <w:kern w:val="0"/>
+                <w:sz w:val="18"/>
+                <w:szCs w:val="18"/>
+                <w14:ligatures w14:val="none"/>
+              </w:rPr>
+              <w:t>]]</w:t>
             </w:r>
           </w:p>
         </w:tc>
@@ -3547,7 +5117,7 @@
           <w:p>
             <w:pPr>
               <w:rPr>
-                <w:rFonts w:ascii="Helvetica Neue" w:eastAsia="Times New Roman" w:hAnsi="Helvetica Neue" w:cs="Arial"/>
+                <w:rFonts w:ascii="Arial" w:eastAsia="Times New Roman" w:hAnsi="Arial" w:cs="Arial"/>
                 <w:color w:val="000000"/>
                 <w:kern w:val="0"/>
                 <w:sz w:val="18"/>
@@ -3558,29 +5128,33 @@
             </w:pPr>
             <w:r>
               <w:rPr>
-                <w:rFonts w:ascii="Helvetica Neue" w:eastAsia="Times New Roman" w:hAnsi="Helvetica Neue" w:cs="Arial"/>
-                <w:color w:val="000000"/>
-                <w:kern w:val="0"/>
-                <w:sz w:val="18"/>
-                <w:szCs w:val="18"/>
-                <w14:ligatures w14:val="none"/>
-              </w:rPr>
-              <w:t>[[$s.ta</w:t>
-            </w:r>
-            <w:r>
-              <w:rPr>
-                <w:rFonts w:ascii="Helvetica Neue" w:eastAsia="Times New Roman" w:hAnsi="Helvetica Neue" w:cs="Arial"/>
-                <w:color w:val="000000"/>
-                <w:kern w:val="0"/>
-                <w:sz w:val="18"/>
-                <w:szCs w:val="18"/>
-                <w14:ligatures w14:val="none"/>
-              </w:rPr>
-              <w:t>gRef</w:t>
-            </w:r>
-            <w:r>
-              <w:rPr>
-                <w:rFonts w:ascii="Helvetica Neue" w:eastAsia="Times New Roman" w:hAnsi="Helvetica Neue" w:cs="Arial"/>
+                <w:rFonts w:ascii="Arial" w:eastAsia="Times New Roman" w:hAnsi="Arial" w:cs="Arial"/>
+                <w:color w:val="000000"/>
+                <w:kern w:val="0"/>
+                <w:sz w:val="18"/>
+                <w:szCs w:val="18"/>
+                <w14:ligatures w14:val="none"/>
+              </w:rPr>
+              <w:t>[[$</w:t>
+            </w:r>
+            <w:proofErr w:type="spellStart"/>
+            <w:proofErr w:type="gramStart"/>
+            <w:r>
+              <w:rPr>
+                <w:rFonts w:ascii="Arial" w:eastAsia="Times New Roman" w:hAnsi="Arial" w:cs="Arial"/>
+                <w:color w:val="000000"/>
+                <w:kern w:val="0"/>
+                <w:sz w:val="18"/>
+                <w:szCs w:val="18"/>
+                <w14:ligatures w14:val="none"/>
+              </w:rPr>
+              <w:t>s.tagRef</w:t>
+            </w:r>
+            <w:proofErr w:type="spellEnd"/>
+            <w:proofErr w:type="gramEnd"/>
+            <w:r>
+              <w:rPr>
+                <w:rFonts w:ascii="Arial" w:eastAsia="Times New Roman" w:hAnsi="Arial" w:cs="Arial"/>
                 <w:color w:val="000000"/>
                 <w:kern w:val="0"/>
                 <w:sz w:val="18"/>
@@ -3601,7 +5175,7 @@
             <w:pPr>
               <w:outlineLvl w:val="1"/>
               <w:rPr>
-                <w:rFonts w:ascii="Helvetica Neue" w:eastAsia="Times New Roman" w:hAnsi="Helvetica Neue" w:cs="Arial"/>
+                <w:rFonts w:ascii="Arial" w:eastAsia="Times New Roman" w:hAnsi="Arial" w:cs="Arial"/>
                 <w:b/>
                 <w:bCs/>
                 <w:color w:val="000000"/>
@@ -3614,14 +5188,40 @@
             </w:pPr>
             <w:r>
               <w:rPr>
-                <w:rFonts w:ascii="Helvetica Neue" w:eastAsia="Times New Roman" w:hAnsi="Helvetica Neue" w:cs="Arial"/>
-                <w:color w:val="000000"/>
-                <w:kern w:val="0"/>
-                <w:sz w:val="18"/>
-                <w:szCs w:val="18"/>
-                <w14:ligatures w14:val="none"/>
-              </w:rPr>
-              <w:t>[[$s.cartTitle]]</w:t>
+                <w:rFonts w:ascii="Arial" w:eastAsia="Times New Roman" w:hAnsi="Arial" w:cs="Arial"/>
+                <w:color w:val="000000"/>
+                <w:kern w:val="0"/>
+                <w:sz w:val="18"/>
+                <w:szCs w:val="18"/>
+                <w14:ligatures w14:val="none"/>
+              </w:rPr>
+              <w:t>[[$</w:t>
+            </w:r>
+            <w:proofErr w:type="spellStart"/>
+            <w:proofErr w:type="gramStart"/>
+            <w:r>
+              <w:rPr>
+                <w:rFonts w:ascii="Arial" w:eastAsia="Times New Roman" w:hAnsi="Arial" w:cs="Arial"/>
+                <w:color w:val="000000"/>
+                <w:kern w:val="0"/>
+                <w:sz w:val="18"/>
+                <w:szCs w:val="18"/>
+                <w14:ligatures w14:val="none"/>
+              </w:rPr>
+              <w:t>s.cartTitle</w:t>
+            </w:r>
+            <w:proofErr w:type="spellEnd"/>
+            <w:proofErr w:type="gramEnd"/>
+            <w:r>
+              <w:rPr>
+                <w:rFonts w:ascii="Arial" w:eastAsia="Times New Roman" w:hAnsi="Arial" w:cs="Arial"/>
+                <w:color w:val="000000"/>
+                <w:kern w:val="0"/>
+                <w:sz w:val="18"/>
+                <w:szCs w:val="18"/>
+                <w14:ligatures w14:val="none"/>
+              </w:rPr>
+              <w:t>]]</w:t>
             </w:r>
           </w:p>
         </w:tc>
@@ -3634,7 +5234,7 @@
             <w:pPr>
               <w:jc w:val="right"/>
               <w:rPr>
-                <w:rFonts w:ascii="Helvetica Neue" w:eastAsia="Times New Roman" w:hAnsi="Helvetica Neue" w:cs="Arial"/>
+                <w:rFonts w:ascii="Arial" w:eastAsia="Times New Roman" w:hAnsi="Arial" w:cs="Arial"/>
                 <w:color w:val="000000"/>
                 <w:kern w:val="0"/>
                 <w:sz w:val="18"/>
@@ -3645,14 +5245,38 @@
             </w:pPr>
             <w:r>
               <w:rPr>
-                <w:rFonts w:ascii="Helvetica Neue" w:eastAsia="Times New Roman" w:hAnsi="Helvetica Neue" w:cs="Arial"/>
-                <w:color w:val="000000"/>
-                <w:kern w:val="0"/>
-                <w:sz w:val="18"/>
-                <w:szCs w:val="18"/>
-                <w14:ligatures w14:val="none"/>
-              </w:rPr>
-              <w:t>[[$s.qty]]</w:t>
+                <w:rFonts w:ascii="Arial" w:eastAsia="Times New Roman" w:hAnsi="Arial" w:cs="Arial"/>
+                <w:color w:val="000000"/>
+                <w:kern w:val="0"/>
+                <w:sz w:val="18"/>
+                <w:szCs w:val="18"/>
+                <w14:ligatures w14:val="none"/>
+              </w:rPr>
+              <w:t>[[$</w:t>
+            </w:r>
+            <w:proofErr w:type="spellStart"/>
+            <w:r>
+              <w:rPr>
+                <w:rFonts w:ascii="Arial" w:eastAsia="Times New Roman" w:hAnsi="Arial" w:cs="Arial"/>
+                <w:color w:val="000000"/>
+                <w:kern w:val="0"/>
+                <w:sz w:val="18"/>
+                <w:szCs w:val="18"/>
+                <w14:ligatures w14:val="none"/>
+              </w:rPr>
+              <w:t>s.qty</w:t>
+            </w:r>
+            <w:proofErr w:type="spellEnd"/>
+            <w:r>
+              <w:rPr>
+                <w:rFonts w:ascii="Arial" w:eastAsia="Times New Roman" w:hAnsi="Arial" w:cs="Arial"/>
+                <w:color w:val="000000"/>
+                <w:kern w:val="0"/>
+                <w:sz w:val="18"/>
+                <w:szCs w:val="18"/>
+                <w14:ligatures w14:val="none"/>
+              </w:rPr>
+              <w:t>]]</w:t>
             </w:r>
           </w:p>
         </w:tc>
@@ -3666,7 +5290,7 @@
             <w:pPr>
               <w:jc w:val="right"/>
               <w:rPr>
-                <w:rFonts w:ascii="Helvetica Neue" w:eastAsia="Times New Roman" w:hAnsi="Helvetica Neue" w:cs="Arial"/>
+                <w:rFonts w:ascii="Arial" w:eastAsia="Times New Roman" w:hAnsi="Arial" w:cs="Arial"/>
                 <w:color w:val="000000"/>
                 <w:kern w:val="0"/>
                 <w:sz w:val="18"/>
@@ -3677,14 +5301,40 @@
             </w:pPr>
             <w:r>
               <w:rPr>
-                <w:rFonts w:ascii="Helvetica Neue" w:eastAsia="Times New Roman" w:hAnsi="Helvetica Neue" w:cs="Arial"/>
-                <w:color w:val="000000"/>
-                <w:kern w:val="0"/>
-                <w:sz w:val="18"/>
-                <w:szCs w:val="18"/>
-                <w14:ligatures w14:val="none"/>
-              </w:rPr>
-              <w:t>[[$s.rate]]</w:t>
+                <w:rFonts w:ascii="Arial" w:eastAsia="Times New Roman" w:hAnsi="Arial" w:cs="Arial"/>
+                <w:color w:val="000000"/>
+                <w:kern w:val="0"/>
+                <w:sz w:val="18"/>
+                <w:szCs w:val="18"/>
+                <w14:ligatures w14:val="none"/>
+              </w:rPr>
+              <w:t>[[$</w:t>
+            </w:r>
+            <w:proofErr w:type="spellStart"/>
+            <w:proofErr w:type="gramStart"/>
+            <w:r>
+              <w:rPr>
+                <w:rFonts w:ascii="Arial" w:eastAsia="Times New Roman" w:hAnsi="Arial" w:cs="Arial"/>
+                <w:color w:val="000000"/>
+                <w:kern w:val="0"/>
+                <w:sz w:val="18"/>
+                <w:szCs w:val="18"/>
+                <w14:ligatures w14:val="none"/>
+              </w:rPr>
+              <w:t>s.rate</w:t>
+            </w:r>
+            <w:proofErr w:type="spellEnd"/>
+            <w:proofErr w:type="gramEnd"/>
+            <w:r>
+              <w:rPr>
+                <w:rFonts w:ascii="Arial" w:eastAsia="Times New Roman" w:hAnsi="Arial" w:cs="Arial"/>
+                <w:color w:val="000000"/>
+                <w:kern w:val="0"/>
+                <w:sz w:val="18"/>
+                <w:szCs w:val="18"/>
+                <w14:ligatures w14:val="none"/>
+              </w:rPr>
+              <w:t>]]</w:t>
             </w:r>
           </w:p>
         </w:tc>
@@ -3697,7 +5347,7 @@
             <w:pPr>
               <w:jc w:val="right"/>
               <w:rPr>
-                <w:rFonts w:ascii="Helvetica Neue" w:eastAsia="Times New Roman" w:hAnsi="Helvetica Neue" w:cs="Arial"/>
+                <w:rFonts w:ascii="Arial" w:eastAsia="Times New Roman" w:hAnsi="Arial" w:cs="Arial"/>
                 <w:color w:val="000000"/>
                 <w:kern w:val="0"/>
                 <w:sz w:val="18"/>
@@ -3708,14 +5358,40 @@
             </w:pPr>
             <w:r>
               <w:rPr>
-                <w:rFonts w:ascii="Helvetica Neue" w:eastAsia="Times New Roman" w:hAnsi="Helvetica Neue" w:cs="Arial"/>
-                <w:color w:val="000000"/>
-                <w:kern w:val="0"/>
-                <w:sz w:val="18"/>
-                <w:szCs w:val="18"/>
-                <w14:ligatures w14:val="none"/>
-              </w:rPr>
-              <w:t>[[$s.amount]]</w:t>
+                <w:rFonts w:ascii="Arial" w:eastAsia="Times New Roman" w:hAnsi="Arial" w:cs="Arial"/>
+                <w:color w:val="000000"/>
+                <w:kern w:val="0"/>
+                <w:sz w:val="18"/>
+                <w:szCs w:val="18"/>
+                <w14:ligatures w14:val="none"/>
+              </w:rPr>
+              <w:t>[[$</w:t>
+            </w:r>
+            <w:proofErr w:type="spellStart"/>
+            <w:proofErr w:type="gramStart"/>
+            <w:r>
+              <w:rPr>
+                <w:rFonts w:ascii="Arial" w:eastAsia="Times New Roman" w:hAnsi="Arial" w:cs="Arial"/>
+                <w:color w:val="000000"/>
+                <w:kern w:val="0"/>
+                <w:sz w:val="18"/>
+                <w:szCs w:val="18"/>
+                <w14:ligatures w14:val="none"/>
+              </w:rPr>
+              <w:t>s.amount</w:t>
+            </w:r>
+            <w:proofErr w:type="spellEnd"/>
+            <w:proofErr w:type="gramEnd"/>
+            <w:r>
+              <w:rPr>
+                <w:rFonts w:ascii="Arial" w:eastAsia="Times New Roman" w:hAnsi="Arial" w:cs="Arial"/>
+                <w:color w:val="000000"/>
+                <w:kern w:val="0"/>
+                <w:sz w:val="18"/>
+                <w:szCs w:val="18"/>
+                <w14:ligatures w14:val="none"/>
+              </w:rPr>
+              <w:t>]]</w:t>
             </w:r>
           </w:p>
         </w:tc>
@@ -3726,9 +5402,9 @@
           </w:tcPr>
           <w:p>
             <w:pPr>
-              <w:jc w:val="center"/>
-              <w:rPr>
-                <w:rFonts w:ascii="Helvetica Neue" w:eastAsia="Times New Roman" w:hAnsi="Helvetica Neue" w:cs="Arial"/>
+              <w:jc w:val="right"/>
+              <w:rPr>
+                <w:rFonts w:ascii="Arial" w:eastAsia="Times New Roman" w:hAnsi="Arial" w:cs="Arial"/>
                 <w:color w:val="000000"/>
                 <w:kern w:val="0"/>
                 <w:sz w:val="18"/>
@@ -3739,7 +5415,7 @@
             </w:pPr>
             <w:r>
               <w:rPr>
-                <w:rFonts w:ascii="Helvetica Neue" w:eastAsia="Times New Roman" w:hAnsi="Helvetica Neue" w:cs="Arial"/>
+                <w:rFonts w:ascii="Arial" w:eastAsia="Times New Roman" w:hAnsi="Arial" w:cs="Arial"/>
                 <w:color w:val="000000"/>
                 <w:kern w:val="0"/>
                 <w:sz w:val="18"/>
@@ -3747,12 +5423,43 @@
                 <w:lang w:val="en-US"/>
                 <w14:ligatures w14:val="none"/>
               </w:rPr>
-              <w:t>[[$s.notes]]</w:t>
+              <w:t>[[$</w:t>
+            </w:r>
+            <w:proofErr w:type="spellStart"/>
+            <w:proofErr w:type="gramStart"/>
+            <w:r>
+              <w:rPr>
+                <w:rFonts w:ascii="Arial" w:eastAsia="Times New Roman" w:hAnsi="Arial" w:cs="Arial"/>
+                <w:color w:val="000000"/>
+                <w:kern w:val="0"/>
+                <w:sz w:val="18"/>
+                <w:szCs w:val="18"/>
+                <w:lang w:val="en-US"/>
+                <w14:ligatures w14:val="none"/>
+              </w:rPr>
+              <w:t>s.notes</w:t>
+            </w:r>
+            <w:proofErr w:type="spellEnd"/>
+            <w:proofErr w:type="gramEnd"/>
+            <w:r>
+              <w:rPr>
+                <w:rFonts w:ascii="Arial" w:eastAsia="Times New Roman" w:hAnsi="Arial" w:cs="Arial"/>
+                <w:color w:val="000000"/>
+                <w:kern w:val="0"/>
+                <w:sz w:val="18"/>
+                <w:szCs w:val="18"/>
+                <w:lang w:val="en-US"/>
+                <w14:ligatures w14:val="none"/>
+              </w:rPr>
+              <w:t>]]</w:t>
             </w:r>
           </w:p>
         </w:tc>
       </w:tr>
       <w:tr>
+        <w:trPr>
+          <w:trHeight w:val="266"/>
+        </w:trPr>
         <w:tc>
           <w:tcPr>
             <w:tcW w:w="11057" w:type="dxa"/>
@@ -3762,7 +5469,7 @@
             <w:pPr>
               <w:outlineLvl w:val="1"/>
               <w:rPr>
-                <w:rFonts w:ascii="Helvetica Neue" w:eastAsia="Times New Roman" w:hAnsi="Helvetica Neue" w:cs="Arial"/>
+                <w:rFonts w:ascii="Arial" w:eastAsia="Times New Roman" w:hAnsi="Arial" w:cs="Arial"/>
                 <w:b/>
                 <w:bCs/>
                 <w:color w:val="000000"/>
@@ -3775,20 +5482,68 @@
             </w:pPr>
             <w:r>
               <w:rPr>
-                <w:rFonts w:ascii="Helvetica Neue" w:eastAsia="Times New Roman" w:hAnsi="Helvetica Neue" w:cs="Arial"/>
-                <w:color w:val="000000"/>
-                <w:kern w:val="0"/>
-                <w:sz w:val="18"/>
-                <w:szCs w:val="18"/>
-                <w14:ligatures w14:val="none"/>
-              </w:rPr>
-              <w:t>[[$sNo = add $sNo 1]]</w:t>
-            </w:r>
-          </w:p>
-          <w:p>
-            <w:pPr>
-              <w:rPr>
-                <w:rFonts w:ascii="Helvetica Neue" w:eastAsia="Times New Roman" w:hAnsi="Helvetica Neue" w:cs="Arial"/>
+                <w:rFonts w:ascii="Arial" w:eastAsia="Times New Roman" w:hAnsi="Arial" w:cs="Arial"/>
+                <w:color w:val="000000"/>
+                <w:kern w:val="0"/>
+                <w:sz w:val="18"/>
+                <w:szCs w:val="18"/>
+                <w14:ligatures w14:val="none"/>
+              </w:rPr>
+              <w:t>[[$</w:t>
+            </w:r>
+            <w:proofErr w:type="spellStart"/>
+            <w:r>
+              <w:rPr>
+                <w:rFonts w:ascii="Arial" w:eastAsia="Times New Roman" w:hAnsi="Arial" w:cs="Arial"/>
+                <w:color w:val="000000"/>
+                <w:kern w:val="0"/>
+                <w:sz w:val="18"/>
+                <w:szCs w:val="18"/>
+                <w14:ligatures w14:val="none"/>
+              </w:rPr>
+              <w:t>sNo</w:t>
+            </w:r>
+            <w:proofErr w:type="spellEnd"/>
+            <w:r>
+              <w:rPr>
+                <w:rFonts w:ascii="Arial" w:eastAsia="Times New Roman" w:hAnsi="Arial" w:cs="Arial"/>
+                <w:color w:val="000000"/>
+                <w:kern w:val="0"/>
+                <w:sz w:val="18"/>
+                <w:szCs w:val="18"/>
+                <w14:ligatures w14:val="none"/>
+              </w:rPr>
+              <w:t xml:space="preserve"> = add $</w:t>
+            </w:r>
+            <w:proofErr w:type="spellStart"/>
+            <w:r>
+              <w:rPr>
+                <w:rFonts w:ascii="Arial" w:eastAsia="Times New Roman" w:hAnsi="Arial" w:cs="Arial"/>
+                <w:color w:val="000000"/>
+                <w:kern w:val="0"/>
+                <w:sz w:val="18"/>
+                <w:szCs w:val="18"/>
+                <w14:ligatures w14:val="none"/>
+              </w:rPr>
+              <w:t>sNo</w:t>
+            </w:r>
+            <w:proofErr w:type="spellEnd"/>
+            <w:r>
+              <w:rPr>
+                <w:rFonts w:ascii="Arial" w:eastAsia="Times New Roman" w:hAnsi="Arial" w:cs="Arial"/>
+                <w:color w:val="000000"/>
+                <w:kern w:val="0"/>
+                <w:sz w:val="18"/>
+                <w:szCs w:val="18"/>
+                <w14:ligatures w14:val="none"/>
+              </w:rPr>
+              <w:t xml:space="preserve"> 1]]</w:t>
+            </w:r>
+          </w:p>
+          <w:p>
+            <w:pPr>
+              <w:rPr>
+                <w:rFonts w:ascii="Arial" w:eastAsia="Times New Roman" w:hAnsi="Arial" w:cs="Arial"/>
                 <w:color w:val="000000"/>
                 <w:kern w:val="0"/>
                 <w:sz w:val="18"/>
@@ -3799,19 +5554,46 @@
             </w:pPr>
             <w:r>
               <w:rPr>
-                <w:rFonts w:ascii="Helvetica Neue" w:eastAsia="Times New Roman" w:hAnsi="Helvetica Neue" w:cs="Arial"/>
-                <w:color w:val="000000"/>
-                <w:kern w:val="0"/>
-                <w:sz w:val="18"/>
-                <w:szCs w:val="18"/>
-                <w14:ligatures w14:val="none"/>
-              </w:rPr>
-              <w:t>[[tableEnd]]</w:t>
+                <w:rFonts w:ascii="Arial" w:eastAsia="Times New Roman" w:hAnsi="Arial" w:cs="Arial"/>
+                <w:color w:val="000000"/>
+                <w:kern w:val="0"/>
+                <w:sz w:val="18"/>
+                <w:szCs w:val="18"/>
+                <w14:ligatures w14:val="none"/>
+              </w:rPr>
+              <w:t>[[</w:t>
+            </w:r>
+            <w:proofErr w:type="spellStart"/>
+            <w:r>
+              <w:rPr>
+                <w:rFonts w:ascii="Arial" w:eastAsia="Times New Roman" w:hAnsi="Arial" w:cs="Arial"/>
+                <w:color w:val="000000"/>
+                <w:kern w:val="0"/>
+                <w:sz w:val="18"/>
+                <w:szCs w:val="18"/>
+                <w14:ligatures w14:val="none"/>
+              </w:rPr>
+              <w:t>tableEnd</w:t>
+            </w:r>
+            <w:proofErr w:type="spellEnd"/>
+            <w:r>
+              <w:rPr>
+                <w:rFonts w:ascii="Arial" w:eastAsia="Times New Roman" w:hAnsi="Arial" w:cs="Arial"/>
+                <w:color w:val="000000"/>
+                <w:kern w:val="0"/>
+                <w:sz w:val="18"/>
+                <w:szCs w:val="18"/>
+                <w14:ligatures w14:val="none"/>
+              </w:rPr>
+              <w:t>]]</w:t>
             </w:r>
           </w:p>
         </w:tc>
       </w:tr>
       <w:tr>
+        <w:trPr>
+          <w:trHeight w:val="266"/>
+        </w:trPr>
         <w:tc>
           <w:tcPr>
             <w:tcW w:w="6096" w:type="dxa"/>
@@ -3821,7 +5603,7 @@
           <w:p>
             <w:pPr>
               <w:rPr>
-                <w:rFonts w:ascii="Helvetica Neue" w:eastAsia="Times New Roman" w:hAnsi="Helvetica Neue" w:cs="Arial"/>
+                <w:rFonts w:ascii="Arial" w:eastAsia="Times New Roman" w:hAnsi="Arial" w:cs="Arial"/>
                 <w:color w:val="000000"/>
                 <w:kern w:val="0"/>
                 <w:sz w:val="18"/>
@@ -3832,7 +5614,7 @@
             </w:pPr>
             <w:r>
               <w:rPr>
-                <w:rFonts w:ascii="Helvetica Neue" w:eastAsia="Times New Roman" w:hAnsi="Helvetica Neue" w:cs="Arial"/>
+                <w:rFonts w:ascii="Arial" w:eastAsia="Times New Roman" w:hAnsi="Arial" w:cs="Arial"/>
                 <w:b/>
                 <w:bCs/>
                 <w:color w:val="000000"/>
@@ -3854,7 +5636,7 @@
             <w:pPr>
               <w:jc w:val="right"/>
               <w:rPr>
-                <w:rFonts w:ascii="Helvetica Neue" w:eastAsia="Times New Roman" w:hAnsi="Helvetica Neue" w:cs="Arial"/>
+                <w:rFonts w:ascii="Arial" w:eastAsia="Times New Roman" w:hAnsi="Arial" w:cs="Arial"/>
                 <w:color w:val="000000"/>
                 <w:kern w:val="0"/>
                 <w:sz w:val="18"/>
@@ -3865,7 +5647,7 @@
             </w:pPr>
             <w:r>
               <w:rPr>
-                <w:rFonts w:ascii="Helvetica Neue" w:eastAsia="Times New Roman" w:hAnsi="Helvetica Neue" w:cs="Arial"/>
+                <w:rFonts w:ascii="Arial" w:eastAsia="Times New Roman" w:hAnsi="Arial" w:cs="Arial"/>
                 <w:b/>
                 <w:bCs/>
                 <w:color w:val="000000"/>
@@ -3875,11 +5657,13 @@
                 <w:lang w:val="en-US"/>
                 <w14:ligatures w14:val="none"/>
               </w:rPr>
-              <w:t>[[$item.summary</w:t>
-            </w:r>
-            <w:r>
-              <w:rPr>
-                <w:rFonts w:ascii="Helvetica Neue" w:eastAsia="Times New Roman" w:hAnsi="Helvetica Neue" w:cs="Arial"/>
+              <w:t>[[$</w:t>
+            </w:r>
+            <w:proofErr w:type="spellStart"/>
+            <w:proofErr w:type="gramStart"/>
+            <w:r>
+              <w:rPr>
+                <w:rFonts w:ascii="Arial" w:eastAsia="Times New Roman" w:hAnsi="Arial" w:cs="Arial"/>
                 <w:b/>
                 <w:bCs/>
                 <w:color w:val="000000"/>
@@ -3889,11 +5673,12 @@
                 <w:lang w:val="en-US"/>
                 <w14:ligatures w14:val="none"/>
               </w:rPr>
-              <w:t>.</w:t>
-            </w:r>
-            <w:r>
-              <w:rPr>
-                <w:rFonts w:ascii="Helvetica Neue" w:eastAsia="Times New Roman" w:hAnsi="Helvetica Neue" w:cs="Arial"/>
+              <w:t>item.summary</w:t>
+            </w:r>
+            <w:proofErr w:type="gramEnd"/>
+            <w:r>
+              <w:rPr>
+                <w:rFonts w:ascii="Arial" w:eastAsia="Times New Roman" w:hAnsi="Arial" w:cs="Arial"/>
                 <w:b/>
                 <w:bCs/>
                 <w:color w:val="000000"/>
@@ -3903,25 +5688,12 @@
                 <w:lang w:val="en-US"/>
                 <w14:ligatures w14:val="none"/>
               </w:rPr>
-              <w:t>cartQt</w:t>
-            </w:r>
-            <w:r>
-              <w:rPr>
-                <w:rFonts w:ascii="Helvetica Neue" w:eastAsia="Times New Roman" w:hAnsi="Helvetica Neue" w:cs="Arial"/>
-                <w:b/>
-                <w:bCs/>
-                <w:color w:val="000000"/>
-                <w:kern w:val="0"/>
-                <w:sz w:val="18"/>
-                <w:szCs w:val="18"/>
-                <w:lang w:val="en-US"/>
-                <w14:ligatures w14:val="none"/>
-              </w:rPr>
-              <w:t>y</w:t>
-            </w:r>
-            <w:r>
-              <w:rPr>
-                <w:rFonts w:ascii="Helvetica Neue" w:eastAsia="Times New Roman" w:hAnsi="Helvetica Neue" w:cs="Arial"/>
+              <w:t>.cartQty</w:t>
+            </w:r>
+            <w:proofErr w:type="spellEnd"/>
+            <w:r>
+              <w:rPr>
+                <w:rFonts w:ascii="Arial" w:eastAsia="Times New Roman" w:hAnsi="Arial" w:cs="Arial"/>
                 <w:b/>
                 <w:bCs/>
                 <w:color w:val="000000"/>
@@ -3943,7 +5715,7 @@
           <w:p>
             <w:pPr>
               <w:rPr>
-                <w:rFonts w:ascii="Helvetica Neue" w:eastAsia="Times New Roman" w:hAnsi="Helvetica Neue" w:cs="Arial"/>
+                <w:rFonts w:ascii="Arial" w:eastAsia="Times New Roman" w:hAnsi="Arial" w:cs="Arial"/>
                 <w:color w:val="000000"/>
                 <w:kern w:val="0"/>
                 <w:sz w:val="18"/>
@@ -3963,7 +5735,7 @@
             <w:pPr>
               <w:jc w:val="right"/>
               <w:rPr>
-                <w:rFonts w:ascii="Helvetica Neue" w:eastAsia="Times New Roman" w:hAnsi="Helvetica Neue" w:cs="Arial"/>
+                <w:rFonts w:ascii="Arial" w:eastAsia="Times New Roman" w:hAnsi="Arial" w:cs="Arial"/>
                 <w:color w:val="000000"/>
                 <w:kern w:val="0"/>
                 <w:sz w:val="18"/>
@@ -3974,7 +5746,7 @@
             </w:pPr>
             <w:r>
               <w:rPr>
-                <w:rFonts w:ascii="Helvetica Neue" w:eastAsia="Times New Roman" w:hAnsi="Helvetica Neue" w:cs="Arial"/>
+                <w:rFonts w:ascii="Arial" w:eastAsia="Times New Roman" w:hAnsi="Arial" w:cs="Arial"/>
                 <w:b/>
                 <w:bCs/>
                 <w:color w:val="000000"/>
@@ -3984,7 +5756,53 @@
                 <w:lang w:val="en-US"/>
                 <w14:ligatures w14:val="none"/>
               </w:rPr>
-              <w:t>[[$item.summary.cartAmount]]</w:t>
+              <w:t>[[$</w:t>
+            </w:r>
+            <w:proofErr w:type="spellStart"/>
+            <w:proofErr w:type="gramStart"/>
+            <w:r>
+              <w:rPr>
+                <w:rFonts w:ascii="Arial" w:eastAsia="Times New Roman" w:hAnsi="Arial" w:cs="Arial"/>
+                <w:b/>
+                <w:bCs/>
+                <w:color w:val="000000"/>
+                <w:kern w:val="0"/>
+                <w:sz w:val="18"/>
+                <w:szCs w:val="18"/>
+                <w:lang w:val="en-US"/>
+                <w14:ligatures w14:val="none"/>
+              </w:rPr>
+              <w:t>item.summary</w:t>
+            </w:r>
+            <w:proofErr w:type="gramEnd"/>
+            <w:r>
+              <w:rPr>
+                <w:rFonts w:ascii="Arial" w:eastAsia="Times New Roman" w:hAnsi="Arial" w:cs="Arial"/>
+                <w:b/>
+                <w:bCs/>
+                <w:color w:val="000000"/>
+                <w:kern w:val="0"/>
+                <w:sz w:val="18"/>
+                <w:szCs w:val="18"/>
+                <w:lang w:val="en-US"/>
+                <w14:ligatures w14:val="none"/>
+              </w:rPr>
+              <w:t>.cartAmount</w:t>
+            </w:r>
+            <w:proofErr w:type="spellEnd"/>
+            <w:r>
+              <w:rPr>
+                <w:rFonts w:ascii="Arial" w:eastAsia="Times New Roman" w:hAnsi="Arial" w:cs="Arial"/>
+                <w:b/>
+                <w:bCs/>
+                <w:color w:val="000000"/>
+                <w:kern w:val="0"/>
+                <w:sz w:val="18"/>
+                <w:szCs w:val="18"/>
+                <w:lang w:val="en-US"/>
+                <w14:ligatures w14:val="none"/>
+              </w:rPr>
+              <w:t>]]</w:t>
             </w:r>
           </w:p>
         </w:tc>
@@ -3995,7 +5813,7 @@
           <w:p>
             <w:pPr>
               <w:rPr>
-                <w:rFonts w:ascii="Helvetica Neue" w:eastAsia="Times New Roman" w:hAnsi="Helvetica Neue" w:cs="Arial"/>
+                <w:rFonts w:ascii="Arial" w:eastAsia="Times New Roman" w:hAnsi="Arial" w:cs="Arial"/>
                 <w:color w:val="000000"/>
                 <w:kern w:val="0"/>
                 <w:sz w:val="18"/>
@@ -4008,6 +5826,9 @@
         </w:tc>
       </w:tr>
       <w:tr>
+        <w:trPr>
+          <w:trHeight w:val="266"/>
+        </w:trPr>
         <w:tc>
           <w:tcPr>
             <w:tcW w:w="11057" w:type="dxa"/>
@@ -4017,7 +5838,7 @@
             <w:pPr>
               <w:outlineLvl w:val="1"/>
               <w:rPr>
-                <w:rFonts w:ascii="Helvetica Neue" w:eastAsia="Times New Roman" w:hAnsi="Helvetica Neue" w:cs="Arial"/>
+                <w:rFonts w:ascii="Arial" w:eastAsia="Times New Roman" w:hAnsi="Arial" w:cs="Arial"/>
                 <w:b/>
                 <w:bCs/>
                 <w:color w:val="000000"/>
@@ -4030,21 +5851,45 @@
             </w:pPr>
             <w:r>
               <w:rPr>
-                <w:rFonts w:ascii="Helvetica Neue" w:eastAsia="Times New Roman" w:hAnsi="Helvetica Neue" w:cs="Arial"/>
-                <w:color w:val="000000"/>
-                <w:kern w:val="0"/>
-                <w:sz w:val="18"/>
-                <w:szCs w:val="18"/>
-                <w14:ligatures w14:val="none"/>
-              </w:rPr>
-              <w:t>[[tableEnd]]</w:t>
+                <w:rFonts w:ascii="Arial" w:eastAsia="Times New Roman" w:hAnsi="Arial" w:cs="Arial"/>
+                <w:color w:val="000000"/>
+                <w:kern w:val="0"/>
+                <w:sz w:val="18"/>
+                <w:szCs w:val="18"/>
+                <w14:ligatures w14:val="none"/>
+              </w:rPr>
+              <w:t>[[</w:t>
+            </w:r>
+            <w:proofErr w:type="spellStart"/>
+            <w:r>
+              <w:rPr>
+                <w:rFonts w:ascii="Arial" w:eastAsia="Times New Roman" w:hAnsi="Arial" w:cs="Arial"/>
+                <w:color w:val="000000"/>
+                <w:kern w:val="0"/>
+                <w:sz w:val="18"/>
+                <w:szCs w:val="18"/>
+                <w14:ligatures w14:val="none"/>
+              </w:rPr>
+              <w:t>tableEnd</w:t>
+            </w:r>
+            <w:proofErr w:type="spellEnd"/>
+            <w:r>
+              <w:rPr>
+                <w:rFonts w:ascii="Arial" w:eastAsia="Times New Roman" w:hAnsi="Arial" w:cs="Arial"/>
+                <w:color w:val="000000"/>
+                <w:kern w:val="0"/>
+                <w:sz w:val="18"/>
+                <w:szCs w:val="18"/>
+                <w14:ligatures w14:val="none"/>
+              </w:rPr>
+              <w:t>]]</w:t>
             </w:r>
           </w:p>
           <w:p>
             <w:pPr>
               <w:outlineLvl w:val="1"/>
               <w:rPr>
-                <w:rFonts w:ascii="Helvetica Neue" w:eastAsia="Times New Roman" w:hAnsi="Helvetica Neue" w:cs="Arial"/>
+                <w:rFonts w:ascii="Arial" w:eastAsia="Times New Roman" w:hAnsi="Arial" w:cs="Arial"/>
                 <w:b/>
                 <w:bCs/>
                 <w:color w:val="000000"/>
@@ -4057,20 +5902,68 @@
             </w:pPr>
             <w:r>
               <w:rPr>
-                <w:rFonts w:ascii="Helvetica Neue" w:eastAsia="Times New Roman" w:hAnsi="Helvetica Neue" w:cs="Arial"/>
-                <w:color w:val="000000"/>
-                <w:kern w:val="0"/>
-                <w:sz w:val="18"/>
-                <w:szCs w:val="18"/>
-                <w14:ligatures w14:val="none"/>
-              </w:rPr>
-              <w:t>[[$prdSNo = add $prdSNo 1]]</w:t>
-            </w:r>
-          </w:p>
-          <w:p>
-            <w:pPr>
-              <w:rPr>
-                <w:rFonts w:ascii="Helvetica Neue" w:eastAsia="Times New Roman" w:hAnsi="Helvetica Neue" w:cs="Arial"/>
+                <w:rFonts w:ascii="Arial" w:eastAsia="Times New Roman" w:hAnsi="Arial" w:cs="Arial"/>
+                <w:color w:val="000000"/>
+                <w:kern w:val="0"/>
+                <w:sz w:val="18"/>
+                <w:szCs w:val="18"/>
+                <w14:ligatures w14:val="none"/>
+              </w:rPr>
+              <w:t>[[$</w:t>
+            </w:r>
+            <w:proofErr w:type="spellStart"/>
+            <w:r>
+              <w:rPr>
+                <w:rFonts w:ascii="Arial" w:eastAsia="Times New Roman" w:hAnsi="Arial" w:cs="Arial"/>
+                <w:color w:val="000000"/>
+                <w:kern w:val="0"/>
+                <w:sz w:val="18"/>
+                <w:szCs w:val="18"/>
+                <w14:ligatures w14:val="none"/>
+              </w:rPr>
+              <w:t>prdSNo</w:t>
+            </w:r>
+            <w:proofErr w:type="spellEnd"/>
+            <w:r>
+              <w:rPr>
+                <w:rFonts w:ascii="Arial" w:eastAsia="Times New Roman" w:hAnsi="Arial" w:cs="Arial"/>
+                <w:color w:val="000000"/>
+                <w:kern w:val="0"/>
+                <w:sz w:val="18"/>
+                <w:szCs w:val="18"/>
+                <w14:ligatures w14:val="none"/>
+              </w:rPr>
+              <w:t xml:space="preserve"> = add $</w:t>
+            </w:r>
+            <w:proofErr w:type="spellStart"/>
+            <w:r>
+              <w:rPr>
+                <w:rFonts w:ascii="Arial" w:eastAsia="Times New Roman" w:hAnsi="Arial" w:cs="Arial"/>
+                <w:color w:val="000000"/>
+                <w:kern w:val="0"/>
+                <w:sz w:val="18"/>
+                <w:szCs w:val="18"/>
+                <w14:ligatures w14:val="none"/>
+              </w:rPr>
+              <w:t>prdSNo</w:t>
+            </w:r>
+            <w:proofErr w:type="spellEnd"/>
+            <w:r>
+              <w:rPr>
+                <w:rFonts w:ascii="Arial" w:eastAsia="Times New Roman" w:hAnsi="Arial" w:cs="Arial"/>
+                <w:color w:val="000000"/>
+                <w:kern w:val="0"/>
+                <w:sz w:val="18"/>
+                <w:szCs w:val="18"/>
+                <w14:ligatures w14:val="none"/>
+              </w:rPr>
+              <w:t xml:space="preserve"> 1]]</w:t>
+            </w:r>
+          </w:p>
+          <w:p>
+            <w:pPr>
+              <w:rPr>
+                <w:rFonts w:ascii="Arial" w:eastAsia="Times New Roman" w:hAnsi="Arial" w:cs="Arial"/>
                 <w:color w:val="000000"/>
                 <w:kern w:val="0"/>
                 <w:sz w:val="18"/>
@@ -4081,14 +5974,38 @@
             </w:pPr>
             <w:r>
               <w:rPr>
-                <w:rFonts w:ascii="Helvetica Neue" w:eastAsia="Times New Roman" w:hAnsi="Helvetica Neue" w:cs="Arial"/>
-                <w:color w:val="000000"/>
-                <w:kern w:val="0"/>
-                <w:sz w:val="18"/>
-                <w:szCs w:val="18"/>
-                <w14:ligatures w14:val="none"/>
-              </w:rPr>
-              <w:t>[[tableEnd]]</w:t>
+                <w:rFonts w:ascii="Arial" w:eastAsia="Times New Roman" w:hAnsi="Arial" w:cs="Arial"/>
+                <w:color w:val="000000"/>
+                <w:kern w:val="0"/>
+                <w:sz w:val="18"/>
+                <w:szCs w:val="18"/>
+                <w14:ligatures w14:val="none"/>
+              </w:rPr>
+              <w:t>[[</w:t>
+            </w:r>
+            <w:proofErr w:type="spellStart"/>
+            <w:r>
+              <w:rPr>
+                <w:rFonts w:ascii="Arial" w:eastAsia="Times New Roman" w:hAnsi="Arial" w:cs="Arial"/>
+                <w:color w:val="000000"/>
+                <w:kern w:val="0"/>
+                <w:sz w:val="18"/>
+                <w:szCs w:val="18"/>
+                <w14:ligatures w14:val="none"/>
+              </w:rPr>
+              <w:t>tableEnd</w:t>
+            </w:r>
+            <w:proofErr w:type="spellEnd"/>
+            <w:r>
+              <w:rPr>
+                <w:rFonts w:ascii="Arial" w:eastAsia="Times New Roman" w:hAnsi="Arial" w:cs="Arial"/>
+                <w:color w:val="000000"/>
+                <w:kern w:val="0"/>
+                <w:sz w:val="18"/>
+                <w:szCs w:val="18"/>
+                <w14:ligatures w14:val="none"/>
+              </w:rPr>
+              <w:t>]]</w:t>
             </w:r>
           </w:p>
         </w:tc>
@@ -4096,69 +6013,18 @@
     </w:tbl>
     <w:p>
       <w:pPr>
-        <w:rPr>
-          <w:rFonts w:ascii="Helvetica Neue" w:hAnsi="Helvetica Neue" w:cs="Arial"/>
+        <w:spacing w:after="0"/>
+        <w:rPr>
+          <w:rFonts w:ascii="Arial" w:hAnsi="Arial" w:cs="Arial"/>
         </w:rPr>
       </w:pPr>
-      <w:r>
-        <w:rPr>
-          <w:rFonts w:ascii="Helvetica Neue" w:hAnsi="Helvetica Neue" w:cs="Arial"/>
-        </w:rPr>
-        <w:t xml:space="preserve">[[if </w:t>
-      </w:r>
-      <w:r>
-        <w:rPr>
-          <w:rFonts w:ascii="Helvetica Neue" w:hAnsi="Helvetica Neue" w:cs="Arial"/>
-        </w:rPr>
-        <w:t>.ci.companyinfo.TermsandConditions__c</w:t>
-      </w:r>
-      <w:r>
-        <w:rPr>
-          <w:rFonts w:ascii="Helvetica Neue" w:hAnsi="Helvetica Neue" w:cs="Arial"/>
-        </w:rPr>
-        <w:t>]]</w:t>
-      </w:r>
     </w:p>
-    <w:p>
-      <w:pPr>
-        <w:rPr>
-          <w:rFonts w:ascii="Helvetica Neue" w:hAnsi="Helvetica Neue" w:cs="Arial"/>
-        </w:rPr>
-      </w:pPr>
-      <w:r>
-        <w:rPr>
-          <w:rFonts w:ascii="Helvetica Neue" w:hAnsi="Helvetica Neue" w:cs="Arial"/>
-        </w:rPr>
-        <w:br w:type="page"/>
-      </w:r>
-    </w:p>
-    <w:p>
-      <w:pPr>
-        <w:rPr>
-          <w:rFonts w:ascii="Helvetica Neue" w:hAnsi="Helvetica Neue" w:cs="Arial"/>
-        </w:rPr>
-      </w:pPr>
-      <w:r>
-        <w:rPr>
-          <w:rFonts w:ascii="Helvetica Neue" w:hAnsi="Helvetica Neue" w:cs="Arial"/>
-        </w:rPr>
-        <w:lastRenderedPageBreak/>
-        <w:t>[[rtf .ci.companyinfo.TermsandConditions__c]]</w:t>
-      </w:r>
-      <w:r>
-        <w:rPr>
-          <w:rFonts w:ascii="Helvetica Neue" w:hAnsi="Helvetica Neue" w:cs="Arial"/>
-        </w:rPr>
-        <w:t xml:space="preserve"> [[end]]</w:t>
-      </w:r>
-    </w:p>
+    <w:p/>
     <w:sectPr>
       <w:headerReference w:type="even" r:id="rId8"/>
       <w:headerReference w:type="default" r:id="rId9"/>
-      <w:footerReference w:type="even" r:id="rId10"/>
-      <w:footerReference w:type="default" r:id="rId11"/>
-      <w:headerReference w:type="first" r:id="rId12"/>
-      <w:footerReference w:type="first" r:id="rId13"/>
+      <w:footerReference w:type="default" r:id="rId10"/>
+      <w:headerReference w:type="first" r:id="rId11"/>
       <w:pgSz w:w="12240" w:h="15840"/>
       <w:pgMar w:top="1279" w:right="594" w:bottom="1440" w:left="589" w:header="0" w:footer="232" w:gutter="0"/>
       <w:cols w:space="708"/>
@@ -4194,16 +6060,6 @@
 </file>
 
 <file path=word/footer1.xml><?xml version="1.0" encoding="utf-8"?>
-<w:ftr xmlns:wpc="http://schemas.microsoft.com/office/word/2010/wordprocessingCanvas" xmlns:cx="http://schemas.microsoft.com/office/drawing/2014/chartex" xmlns:cx1="http://schemas.microsoft.com/office/drawing/2015/9/8/chartex" xmlns:cx2="http://schemas.microsoft.com/office/drawing/2015/10/21/chartex" xmlns:cx3="http://schemas.microsoft.com/office/drawing/2016/5/9/chartex" xmlns:cx4="http://schemas.microsoft.com/office/drawing/2016/5/10/chartex" xmlns:cx5="http://schemas.microsoft.com/office/drawing/2016/5/11/chartex" xmlns:cx6="http://schemas.microsoft.com/office/drawing/2016/5/12/chartex" xmlns:cx7="http://schemas.microsoft.com/office/drawing/2016/5/13/chartex" xmlns:cx8="http://schemas.microsoft.com/office/drawing/2016/5/14/chartex" xmlns:mc="http://schemas.openxmlformats.org/markup-compatibility/2006" xmlns:aink="http://schemas.microsoft.com/office/drawing/2016/ink" xmlns:am3d="http://schemas.microsoft.com/office/drawing/2017/model3d" xmlns:o="urn:schemas-microsoft-com:office:office" xmlns:oel="http://schemas.microsoft.com/office/2019/extlst" xmlns:r="http://schemas.openxmlformats.org/officeDocument/2006/relationships" xmlns:m="http://schemas.openxmlformats.org/officeDocument/2006/math" xmlns:v="urn:schemas-microsoft-com:vml" xmlns:wp14="http://schemas.microsoft.com/office/word/2010/wordprocessingDrawing" xmlns:wp="http://schemas.openxmlformats.org/drawingml/2006/wordprocessingDrawing" xmlns:w10="urn:schemas-microsoft-com:office:word" xmlns:w="http://schemas.openxmlformats.org/wordprocessingml/2006/main" xmlns:w14="http://schemas.microsoft.com/office/word/2010/wordml" xmlns:w15="http://schemas.microsoft.com/office/word/2012/wordml" xmlns:w16cex="http://schemas.microsoft.com/office/word/2018/wordml/cex" xmlns:w16cid="http://schemas.microsoft.com/office/word/2016/wordml/cid" xmlns:w16="http://schemas.microsoft.com/office/word/2018/wordml" xmlns:w16du="http://schemas.microsoft.com/office/word/2023/wordml/word16du" xmlns:w16sdtdh="http://schemas.microsoft.com/office/word/2020/wordml/sdtdatahash" xmlns:w16sdtfl="http://schemas.microsoft.com/office/word/2024/wordml/sdtformatlock" xmlns:w16se="http://schemas.microsoft.com/office/word/2015/wordml/symex" xmlns:wpg="http://schemas.microsoft.com/office/word/2010/wordprocessingGroup" xmlns:wpi="http://schemas.microsoft.com/office/word/2010/wordprocessingInk" xmlns:wne="http://schemas.microsoft.com/office/word/2006/wordml" xmlns:wps="http://schemas.microsoft.com/office/word/2010/wordprocessingShape" mc:Ignorable="w14 w15 w16se w16cid w16 w16cex w16sdtdh w16sdtfl w16du wp14">
-  <w:p>
-    <w:pPr>
-      <w:pStyle w:val="Footer"/>
-    </w:pPr>
-  </w:p>
-</w:ftr>
-</file>
-
-<file path=word/footer2.xml><?xml version="1.0" encoding="utf-8"?>
 <w:ftr xmlns:wpc="http://schemas.microsoft.com/office/word/2010/wordprocessingCanvas" xmlns:cx="http://schemas.microsoft.com/office/drawing/2014/chartex" xmlns:cx1="http://schemas.microsoft.com/office/drawing/2015/9/8/chartex" xmlns:cx2="http://schemas.microsoft.com/office/drawing/2015/10/21/chartex" xmlns:cx3="http://schemas.microsoft.com/office/drawing/2016/5/9/chartex" xmlns:cx4="http://schemas.microsoft.com/office/drawing/2016/5/10/chartex" xmlns:cx5="http://schemas.microsoft.com/office/drawing/2016/5/11/chartex" xmlns:cx6="http://schemas.microsoft.com/office/drawing/2016/5/12/chartex" xmlns:cx7="http://schemas.microsoft.com/office/drawing/2016/5/13/chartex" xmlns:cx8="http://schemas.microsoft.com/office/drawing/2016/5/14/chartex" xmlns:mc="http://schemas.openxmlformats.org/markup-compatibility/2006" xmlns:aink="http://schemas.microsoft.com/office/drawing/2016/ink" xmlns:am3d="http://schemas.microsoft.com/office/drawing/2017/model3d" xmlns:o="urn:schemas-microsoft-com:office:office" xmlns:oel="http://schemas.microsoft.com/office/2019/extlst" xmlns:r="http://schemas.openxmlformats.org/officeDocument/2006/relationships" xmlns:m="http://schemas.openxmlformats.org/officeDocument/2006/math" xmlns:v="urn:schemas-microsoft-com:vml" xmlns:wp14="http://schemas.microsoft.com/office/word/2010/wordprocessingDrawing" xmlns:wp="http://schemas.openxmlformats.org/drawingml/2006/wordprocessingDrawing" xmlns:w10="urn:schemas-microsoft-com:office:word" xmlns:w="http://schemas.openxmlformats.org/wordprocessingml/2006/main" xmlns:w14="http://schemas.microsoft.com/office/word/2010/wordml" xmlns:w15="http://schemas.microsoft.com/office/word/2012/wordml" xmlns:w16cex="http://schemas.microsoft.com/office/word/2018/wordml/cex" xmlns:w16cid="http://schemas.microsoft.com/office/word/2016/wordml/cid" xmlns:w16="http://schemas.microsoft.com/office/word/2018/wordml" xmlns:w16du="http://schemas.microsoft.com/office/word/2023/wordml/word16du" xmlns:w16sdtdh="http://schemas.microsoft.com/office/word/2020/wordml/sdtdatahash" xmlns:w16sdtfl="http://schemas.microsoft.com/office/word/2024/wordml/sdtformatlock" xmlns:w16se="http://schemas.microsoft.com/office/word/2015/wordml/symex" xmlns:wpg="http://schemas.microsoft.com/office/word/2010/wordprocessingGroup" xmlns:wpi="http://schemas.microsoft.com/office/word/2010/wordprocessingInk" xmlns:wne="http://schemas.microsoft.com/office/word/2006/wordml" xmlns:wps="http://schemas.microsoft.com/office/word/2010/wordprocessingShape" mc:Ignorable="w14 w15 w16se w16cid w16 w16cex w16sdtdh w16sdtfl w16du wp14">
   <w:p>
     <w:pPr>
@@ -4364,7 +6220,7 @@
         <w:szCs w:val="18"/>
         <w:lang w:val="en-US"/>
       </w:rPr>
-      <w:t>8-Sep-25</w:t>
+      <w:t>18-Sep-25</w:t>
     </w:r>
     <w:r>
       <w:rPr>
@@ -4383,7 +6239,18 @@
         <w:szCs w:val="18"/>
         <w:lang w:val="en-US"/>
       </w:rPr>
-      <w:t>, By [[.qt.user</w:t>
+      <w:t>, By [[.</w:t>
+    </w:r>
+    <w:proofErr w:type="spellStart"/>
+    <w:r>
+      <w:rPr>
+        <w:rFonts w:ascii="Arial" w:hAnsi="Arial" w:cs="Arial"/>
+        <w:color w:val="auto"/>
+        <w:sz w:val="18"/>
+        <w:szCs w:val="18"/>
+        <w:lang w:val="en-US"/>
+      </w:rPr>
+      <w:t>qt.user</w:t>
     </w:r>
     <w:r>
       <w:rPr>
@@ -4395,6 +6262,7 @@
       </w:rPr>
       <w:t>Name</w:t>
     </w:r>
+    <w:proofErr w:type="spellEnd"/>
     <w:r>
       <w:rPr>
         <w:rFonts w:ascii="Arial" w:hAnsi="Arial" w:cs="Arial"/>
@@ -4405,19 +6273,15 @@
       </w:rPr>
       <w:t>]]</w:t>
     </w:r>
-  </w:p>
-  <w:p>
-    <w:pPr>
-      <w:pStyle w:val="NormalWeb"/>
-      <w:spacing w:before="0" w:beforeAutospacing="0"/>
-      <w:jc w:val="center"/>
+    <w:r>
       <w:rPr>
         <w:rFonts w:ascii="Arial" w:hAnsi="Arial" w:cs="Arial"/>
+        <w:color w:val="auto"/>
         <w:sz w:val="18"/>
         <w:szCs w:val="18"/>
-        <w:lang w:val="en-US"/>
       </w:rPr>
-    </w:pPr>
+      <w:t xml:space="preserve"> | </w:t>
+    </w:r>
     <w:r>
       <w:rPr>
         <w:rFonts w:ascii="Arial" w:hAnsi="Arial" w:cs="Arial"/>
@@ -4552,16 +6416,6 @@
 </w:ftr>
 </file>
 
-<file path=word/footer3.xml><?xml version="1.0" encoding="utf-8"?>
-<w:ftr xmlns:wpc="http://schemas.microsoft.com/office/word/2010/wordprocessingCanvas" xmlns:cx="http://schemas.microsoft.com/office/drawing/2014/chartex" xmlns:cx1="http://schemas.microsoft.com/office/drawing/2015/9/8/chartex" xmlns:cx2="http://schemas.microsoft.com/office/drawing/2015/10/21/chartex" xmlns:cx3="http://schemas.microsoft.com/office/drawing/2016/5/9/chartex" xmlns:cx4="http://schemas.microsoft.com/office/drawing/2016/5/10/chartex" xmlns:cx5="http://schemas.microsoft.com/office/drawing/2016/5/11/chartex" xmlns:cx6="http://schemas.microsoft.com/office/drawing/2016/5/12/chartex" xmlns:cx7="http://schemas.microsoft.com/office/drawing/2016/5/13/chartex" xmlns:cx8="http://schemas.microsoft.com/office/drawing/2016/5/14/chartex" xmlns:mc="http://schemas.openxmlformats.org/markup-compatibility/2006" xmlns:aink="http://schemas.microsoft.com/office/drawing/2016/ink" xmlns:am3d="http://schemas.microsoft.com/office/drawing/2017/model3d" xmlns:o="urn:schemas-microsoft-com:office:office" xmlns:oel="http://schemas.microsoft.com/office/2019/extlst" xmlns:r="http://schemas.openxmlformats.org/officeDocument/2006/relationships" xmlns:m="http://schemas.openxmlformats.org/officeDocument/2006/math" xmlns:v="urn:schemas-microsoft-com:vml" xmlns:wp14="http://schemas.microsoft.com/office/word/2010/wordprocessingDrawing" xmlns:wp="http://schemas.openxmlformats.org/drawingml/2006/wordprocessingDrawing" xmlns:w10="urn:schemas-microsoft-com:office:word" xmlns:w="http://schemas.openxmlformats.org/wordprocessingml/2006/main" xmlns:w14="http://schemas.microsoft.com/office/word/2010/wordml" xmlns:w15="http://schemas.microsoft.com/office/word/2012/wordml" xmlns:w16cex="http://schemas.microsoft.com/office/word/2018/wordml/cex" xmlns:w16cid="http://schemas.microsoft.com/office/word/2016/wordml/cid" xmlns:w16="http://schemas.microsoft.com/office/word/2018/wordml" xmlns:w16du="http://schemas.microsoft.com/office/word/2023/wordml/word16du" xmlns:w16sdtdh="http://schemas.microsoft.com/office/word/2020/wordml/sdtdatahash" xmlns:w16sdtfl="http://schemas.microsoft.com/office/word/2024/wordml/sdtformatlock" xmlns:w16se="http://schemas.microsoft.com/office/word/2015/wordml/symex" xmlns:wpg="http://schemas.microsoft.com/office/word/2010/wordprocessingGroup" xmlns:wpi="http://schemas.microsoft.com/office/word/2010/wordprocessingInk" xmlns:wne="http://schemas.microsoft.com/office/word/2006/wordml" xmlns:wps="http://schemas.microsoft.com/office/word/2010/wordprocessingShape" mc:Ignorable="w14 w15 w16se w16cid w16 w16cex w16sdtdh w16sdtfl w16du wp14">
-  <w:p>
-    <w:pPr>
-      <w:pStyle w:val="Footer"/>
-    </w:pPr>
-  </w:p>
-</w:ftr>
-</file>
-
 <file path=word/footnotes.xml><?xml version="1.0" encoding="utf-8"?>
 <w:footnotes xmlns:wpc="http://schemas.microsoft.com/office/word/2010/wordprocessingCanvas" xmlns:cx="http://schemas.microsoft.com/office/drawing/2014/chartex" xmlns:cx1="http://schemas.microsoft.com/office/drawing/2015/9/8/chartex" xmlns:cx2="http://schemas.microsoft.com/office/drawing/2015/10/21/chartex" xmlns:cx3="http://schemas.microsoft.com/office/drawing/2016/5/9/chartex" xmlns:cx4="http://schemas.microsoft.com/office/drawing/2016/5/10/chartex" xmlns:cx5="http://schemas.microsoft.com/office/drawing/2016/5/11/chartex" xmlns:cx6="http://schemas.microsoft.com/office/drawing/2016/5/12/chartex" xmlns:cx7="http://schemas.microsoft.com/office/drawing/2016/5/13/chartex" xmlns:cx8="http://schemas.microsoft.com/office/drawing/2016/5/14/chartex" xmlns:mc="http://schemas.openxmlformats.org/markup-compatibility/2006" xmlns:aink="http://schemas.microsoft.com/office/drawing/2016/ink" xmlns:am3d="http://schemas.microsoft.com/office/drawing/2017/model3d" xmlns:o="urn:schemas-microsoft-com:office:office" xmlns:oel="http://schemas.microsoft.com/office/2019/extlst" xmlns:r="http://schemas.openxmlformats.org/officeDocument/2006/relationships" xmlns:m="http://schemas.openxmlformats.org/officeDocument/2006/math" xmlns:v="urn:schemas-microsoft-com:vml" xmlns:wp14="http://schemas.microsoft.com/office/word/2010/wordprocessingDrawing" xmlns:wp="http://schemas.openxmlformats.org/drawingml/2006/wordprocessingDrawing" xmlns:w10="urn:schemas-microsoft-com:office:word" xmlns:w="http://schemas.openxmlformats.org/wordprocessingml/2006/main" xmlns:w14="http://schemas.microsoft.com/office/word/2010/wordml" xmlns:w15="http://schemas.microsoft.com/office/word/2012/wordml" xmlns:w16cex="http://schemas.microsoft.com/office/word/2018/wordml/cex" xmlns:w16cid="http://schemas.microsoft.com/office/word/2016/wordml/cid" xmlns:w16="http://schemas.microsoft.com/office/word/2018/wordml" xmlns:w16du="http://schemas.microsoft.com/office/word/2023/wordml/word16du" xmlns:w16sdtdh="http://schemas.microsoft.com/office/word/2020/wordml/sdtdatahash" xmlns:w16sdtfl="http://schemas.microsoft.com/office/word/2024/wordml/sdtformatlock" xmlns:w16se="http://schemas.microsoft.com/office/word/2015/wordml/symex" xmlns:wpg="http://schemas.microsoft.com/office/word/2010/wordprocessingGroup" xmlns:wpi="http://schemas.microsoft.com/office/word/2010/wordprocessingInk" xmlns:wne="http://schemas.microsoft.com/office/word/2006/wordml" xmlns:wps="http://schemas.microsoft.com/office/word/2010/wordprocessingShape" mc:Ignorable="w14 w15 w16se w16cid w16 w16cex w16sdtdh w16sdtfl w16du wp14">
   <w:footnote w:type="separator" w:id="-1">
@@ -4597,7 +6451,12 @@
       <w:rPr>
         <w:noProof/>
       </w:rPr>
-      <w:pict w14:anchorId="25D02471">
+    </w:r>
+    <w:r>
+      <w:rPr>
+        <w:noProof/>
+      </w:rPr>
+      <w:pict w14:anchorId="1BBB9399">
         <v:shapetype id="_x0000_t136" coordsize="21600,21600" o:spt="136" adj="10800" path="m@7,l@8,m@5,21600l@6,21600e">
           <v:formulas>
             <v:f eqn="sum #0 0 10800"/>
@@ -4622,8 +6481,8 @@
           </v:handles>
           <o:lock v:ext="edit" text="t" shapetype="t"/>
         </v:shapetype>
-        <v:shape id="PowerPlusWaterMarkObject135485003" o:spid="_x0000_s1027" type="#_x0000_t136" alt="" style="position:absolute;margin-left:0;margin-top:0;width:552.8pt;height:207.3pt;z-index:-251642880;mso-wrap-edited:f;mso-width-percent:0;mso-height-percent:0;mso-position-horizontal:center;mso-position-horizontal-relative:margin;mso-position-vertical:center;mso-position-vertical-relative:margin;mso-width-percent:0;mso-height-percent:0" o:allowincell="f" fillcolor="silver" stroked="f">
-          <v:textpath style="font-family:&quot;Helvetica Neue&quot;;font-size:1pt;font-weight:bold;font-style:italic" string="DRAFT"/>
+        <v:shape id="PowerPlusWaterMarkObject101634240" o:spid="_x0000_s1027" type="#_x0000_t136" alt="" style="position:absolute;margin-left:0;margin-top:0;width:580.95pt;height:198.35pt;rotation:315;z-index:-251630592;mso-wrap-edited:f;mso-width-percent:0;mso-height-percent:0;mso-position-horizontal:center;mso-position-horizontal-relative:margin;mso-position-vertical:center;mso-position-vertical-relative:margin;mso-width-percent:0;mso-height-percent:0" o:allowincell="f" fillcolor="#e8e8e8 [3214]" stroked="f">
+          <v:textpath style="font-family:&quot;Arial&quot;;font-size:1pt;font-weight:bold;font-style:italic" string="DRAFT"/>
           <w10:wrap anchorx="margin" anchory="margin"/>
         </v:shape>
       </w:pict>
@@ -4640,6 +6499,7 @@
       <w:tabs>
         <w:tab w:val="left" w:pos="142"/>
       </w:tabs>
+      <w:spacing w:before="240" w:after="240"/>
       <w:rPr>
         <w:noProof/>
       </w:rPr>
@@ -4648,7 +6508,12 @@
       <w:rPr>
         <w:noProof/>
       </w:rPr>
-      <w:pict w14:anchorId="1409CA27">
+    </w:r>
+    <w:r>
+      <w:rPr>
+        <w:noProof/>
+      </w:rPr>
+      <w:pict w14:anchorId="5282A8FD">
         <v:shapetype id="_x0000_t136" coordsize="21600,21600" o:spt="136" adj="10800" path="m@7,l@8,m@5,21600l@6,21600e">
           <v:formulas>
             <v:f eqn="sum #0 0 10800"/>
@@ -4673,8 +6538,8 @@
           </v:handles>
           <o:lock v:ext="edit" text="t" shapetype="t"/>
         </v:shapetype>
-        <v:shape id="PowerPlusWaterMarkObject135485004" o:spid="_x0000_s1026" type="#_x0000_t136" alt="" style="position:absolute;margin-left:0;margin-top:0;width:552.8pt;height:207.3pt;z-index:-251640832;mso-wrap-edited:f;mso-width-percent:0;mso-height-percent:0;mso-position-horizontal:center;mso-position-horizontal-relative:margin;mso-position-vertical:center;mso-position-vertical-relative:margin;mso-width-percent:0;mso-height-percent:0" o:allowincell="f" fillcolor="silver" stroked="f">
-          <v:textpath style="font-family:&quot;Helvetica Neue&quot;;font-size:1pt;font-weight:bold;font-style:italic" string="DRAFT"/>
+        <v:shape id="PowerPlusWaterMarkObject101634241" o:spid="_x0000_s1026" type="#_x0000_t136" alt="" style="position:absolute;margin-left:0;margin-top:0;width:580.95pt;height:198.35pt;rotation:315;z-index:-251628544;mso-wrap-edited:f;mso-width-percent:0;mso-height-percent:0;mso-position-horizontal:center;mso-position-horizontal-relative:margin;mso-position-vertical:center;mso-position-vertical-relative:margin;mso-width-percent:0;mso-height-percent:0" o:allowincell="f" fillcolor="#e8e8e8 [3214]" stroked="f">
+          <v:textpath style="font-family:&quot;Arial&quot;;font-size:1pt;font-weight:bold;font-style:italic" string="DRAFT"/>
           <w10:wrap anchorx="margin" anchory="margin"/>
         </v:shape>
       </w:pict>
@@ -4748,7 +6613,12 @@
       <w:rPr>
         <w:noProof/>
       </w:rPr>
-      <w:pict w14:anchorId="2881B4FE">
+    </w:r>
+    <w:r>
+      <w:rPr>
+        <w:noProof/>
+      </w:rPr>
+      <w:pict w14:anchorId="213B06FD">
         <v:shapetype id="_x0000_t136" coordsize="21600,21600" o:spt="136" adj="10800" path="m@7,l@8,m@5,21600l@6,21600e">
           <v:formulas>
             <v:f eqn="sum #0 0 10800"/>
@@ -4773,8 +6643,8 @@
           </v:handles>
           <o:lock v:ext="edit" text="t" shapetype="t"/>
         </v:shapetype>
-        <v:shape id="PowerPlusWaterMarkObject135485002" o:spid="_x0000_s1025" type="#_x0000_t136" alt="" style="position:absolute;margin-left:0;margin-top:0;width:552.8pt;height:207.3pt;z-index:-251644928;mso-wrap-edited:f;mso-width-percent:0;mso-height-percent:0;mso-position-horizontal:center;mso-position-horizontal-relative:margin;mso-position-vertical:center;mso-position-vertical-relative:margin;mso-width-percent:0;mso-height-percent:0" o:allowincell="f" fillcolor="silver" stroked="f">
-          <v:textpath style="font-family:&quot;Helvetica Neue&quot;;font-size:1pt;font-weight:bold;font-style:italic" string="DRAFT"/>
+        <v:shape id="PowerPlusWaterMarkObject101634239" o:spid="_x0000_s1025" type="#_x0000_t136" alt="" style="position:absolute;margin-left:0;margin-top:0;width:580.95pt;height:198.35pt;rotation:315;z-index:-251632640;mso-wrap-edited:f;mso-width-percent:0;mso-height-percent:0;mso-position-horizontal:center;mso-position-horizontal-relative:margin;mso-position-vertical:center;mso-position-vertical-relative:margin;mso-width-percent:0;mso-height-percent:0" o:allowincell="f" fillcolor="#e8e8e8 [3214]" stroked="f">
+          <v:textpath style="font-family:&quot;Arial&quot;;font-size:1pt;font-weight:bold;font-style:italic" string="DRAFT"/>
           <w10:wrap anchorx="margin" anchory="margin"/>
         </v:shape>
       </w:pict>
@@ -5403,6 +7273,7 @@
   <w:style w:type="paragraph" w:default="1" w:styleId="Normal">
     <w:name w:val="Normal"/>
     <w:qFormat/>
+    <w:rsid w:val="00F51DA3"/>
   </w:style>
   <w:style w:type="paragraph" w:styleId="Heading1">
     <w:name w:val="heading 1"/>

--- a/btb_cvs_support/document/templates/quotation_format_eg.docx
+++ b/btb_cvs_support/document/templates/quotation_format_eg.docx
@@ -120,50 +120,7 @@
                 <w:szCs w:val="18"/>
                 <w14:ligatures w14:val="none"/>
               </w:rPr>
-              <w:t>[[.</w:t>
-            </w:r>
-            <w:proofErr w:type="spellStart"/>
-            <w:proofErr w:type="gramStart"/>
-            <w:r>
-              <w:rPr>
-                <w:rFonts w:ascii="Arial" w:eastAsia="Times New Roman" w:hAnsi="Arial" w:cs="Arial"/>
-                <w:b/>
-                <w:bCs/>
-                <w:color w:val="000000"/>
-                <w:kern w:val="0"/>
-                <w:sz w:val="18"/>
-                <w:szCs w:val="18"/>
-                <w14:ligatures w14:val="none"/>
-              </w:rPr>
-              <w:t>qt.customer</w:t>
-            </w:r>
-            <w:proofErr w:type="gramEnd"/>
-            <w:r>
-              <w:rPr>
-                <w:rFonts w:ascii="Arial" w:eastAsia="Times New Roman" w:hAnsi="Arial" w:cs="Arial"/>
-                <w:b/>
-                <w:bCs/>
-                <w:color w:val="000000"/>
-                <w:kern w:val="0"/>
-                <w:sz w:val="18"/>
-                <w:szCs w:val="18"/>
-                <w14:ligatures w14:val="none"/>
-              </w:rPr>
-              <w:t>_name</w:t>
-            </w:r>
-            <w:proofErr w:type="spellEnd"/>
-            <w:r>
-              <w:rPr>
-                <w:rFonts w:ascii="Arial" w:eastAsia="Times New Roman" w:hAnsi="Arial" w:cs="Arial"/>
-                <w:b/>
-                <w:bCs/>
-                <w:color w:val="000000"/>
-                <w:kern w:val="0"/>
-                <w:sz w:val="18"/>
-                <w:szCs w:val="18"/>
-                <w14:ligatures w14:val="none"/>
-              </w:rPr>
-              <w:t>]]</w:t>
+              <w:t>[[.qt.customer_name]]</w:t>
             </w:r>
           </w:p>
         </w:tc>
@@ -331,55 +288,7 @@
                 <w:szCs w:val="18"/>
                 <w14:ligatures w14:val="none"/>
               </w:rPr>
-              <w:t>[[</w:t>
-            </w:r>
-            <w:proofErr w:type="gramStart"/>
-            <w:r>
-              <w:rPr>
-                <w:rFonts w:ascii="Arial" w:eastAsia="Times New Roman" w:hAnsi="Arial" w:cs="Arial"/>
-                <w:color w:val="000000"/>
-                <w:kern w:val="0"/>
-                <w:sz w:val="18"/>
-                <w:szCs w:val="18"/>
-                <w14:ligatures w14:val="none"/>
-              </w:rPr>
-              <w:t>rtf .</w:t>
-            </w:r>
-            <w:proofErr w:type="spellStart"/>
-            <w:r>
-              <w:rPr>
-                <w:rFonts w:ascii="Arial" w:eastAsia="Times New Roman" w:hAnsi="Arial" w:cs="Arial"/>
-                <w:color w:val="000000"/>
-                <w:kern w:val="0"/>
-                <w:sz w:val="18"/>
-                <w:szCs w:val="18"/>
-                <w14:ligatures w14:val="none"/>
-              </w:rPr>
-              <w:t>qt</w:t>
-            </w:r>
-            <w:proofErr w:type="gramEnd"/>
-            <w:r>
-              <w:rPr>
-                <w:rFonts w:ascii="Arial" w:eastAsia="Times New Roman" w:hAnsi="Arial" w:cs="Arial"/>
-                <w:color w:val="000000"/>
-                <w:kern w:val="0"/>
-                <w:sz w:val="18"/>
-                <w:szCs w:val="18"/>
-                <w14:ligatures w14:val="none"/>
-              </w:rPr>
-              <w:t>.address_display</w:t>
-            </w:r>
-            <w:proofErr w:type="spellEnd"/>
-            <w:r>
-              <w:rPr>
-                <w:rFonts w:ascii="Arial" w:eastAsia="Times New Roman" w:hAnsi="Arial" w:cs="Arial"/>
-                <w:color w:val="000000"/>
-                <w:kern w:val="0"/>
-                <w:sz w:val="18"/>
-                <w:szCs w:val="18"/>
-                <w14:ligatures w14:val="none"/>
-              </w:rPr>
-              <w:t>]]</w:t>
+              <w:t>[[rtf .qt.address_display]]</w:t>
             </w:r>
           </w:p>
         </w:tc>
@@ -446,31 +355,7 @@
                 <w:szCs w:val="18"/>
                 <w14:ligatures w14:val="none"/>
               </w:rPr>
-              <w:t>[</w:t>
-            </w:r>
-            <w:proofErr w:type="gramStart"/>
-            <w:r>
-              <w:rPr>
-                <w:rFonts w:ascii="Arial" w:eastAsia="Times New Roman" w:hAnsi="Arial" w:cs="Arial"/>
-                <w:color w:val="000000"/>
-                <w:kern w:val="0"/>
-                <w:sz w:val="18"/>
-                <w:szCs w:val="18"/>
-                <w14:ligatures w14:val="none"/>
-              </w:rPr>
-              <w:t>[.qt.name</w:t>
-            </w:r>
-            <w:proofErr w:type="gramEnd"/>
-            <w:r>
-              <w:rPr>
-                <w:rFonts w:ascii="Arial" w:eastAsia="Times New Roman" w:hAnsi="Arial" w:cs="Arial"/>
-                <w:color w:val="000000"/>
-                <w:kern w:val="0"/>
-                <w:sz w:val="18"/>
-                <w:szCs w:val="18"/>
-                <w14:ligatures w14:val="none"/>
-              </w:rPr>
-              <w:t>]]</w:t>
+              <w:t>[[.qt.name]]</w:t>
             </w:r>
           </w:p>
         </w:tc>
@@ -542,55 +427,7 @@
                 <w:szCs w:val="18"/>
                 <w14:ligatures w14:val="none"/>
               </w:rPr>
-              <w:t>[[</w:t>
-            </w:r>
-            <w:proofErr w:type="gramStart"/>
-            <w:r>
-              <w:rPr>
-                <w:rFonts w:ascii="Arial" w:eastAsia="Times New Roman" w:hAnsi="Arial" w:cs="Arial"/>
-                <w:color w:val="000000"/>
-                <w:kern w:val="0"/>
-                <w:sz w:val="18"/>
-                <w:szCs w:val="18"/>
-                <w14:ligatures w14:val="none"/>
-              </w:rPr>
-              <w:t>rtf .</w:t>
-            </w:r>
-            <w:proofErr w:type="spellStart"/>
-            <w:r>
-              <w:rPr>
-                <w:rFonts w:ascii="Arial" w:eastAsia="Times New Roman" w:hAnsi="Arial" w:cs="Arial"/>
-                <w:color w:val="000000"/>
-                <w:kern w:val="0"/>
-                <w:sz w:val="18"/>
-                <w:szCs w:val="18"/>
-                <w14:ligatures w14:val="none"/>
-              </w:rPr>
-              <w:t>qt</w:t>
-            </w:r>
-            <w:proofErr w:type="gramEnd"/>
-            <w:r>
-              <w:rPr>
-                <w:rFonts w:ascii="Arial" w:eastAsia="Times New Roman" w:hAnsi="Arial" w:cs="Arial"/>
-                <w:color w:val="000000"/>
-                <w:kern w:val="0"/>
-                <w:sz w:val="18"/>
-                <w:szCs w:val="18"/>
-                <w14:ligatures w14:val="none"/>
-              </w:rPr>
-              <w:t>.contact_display</w:t>
-            </w:r>
-            <w:proofErr w:type="spellEnd"/>
-            <w:r>
-              <w:rPr>
-                <w:rFonts w:ascii="Arial" w:eastAsia="Times New Roman" w:hAnsi="Arial" w:cs="Arial"/>
-                <w:color w:val="000000"/>
-                <w:kern w:val="0"/>
-                <w:sz w:val="18"/>
-                <w:szCs w:val="18"/>
-                <w14:ligatures w14:val="none"/>
-              </w:rPr>
-              <w:t>]]</w:t>
+              <w:t>[[rtf .qt.contact_display]]</w:t>
             </w:r>
           </w:p>
         </w:tc>
@@ -669,37 +506,7 @@
                 <w:szCs w:val="18"/>
                 <w14:ligatures w14:val="none"/>
               </w:rPr>
-              <w:t>[[.</w:t>
-            </w:r>
-            <w:proofErr w:type="spellStart"/>
-            <w:proofErr w:type="gramStart"/>
-            <w:r>
-              <w:rPr>
-                <w:rFonts w:ascii="Arial" w:eastAsia="Times New Roman" w:hAnsi="Arial" w:cs="Arial"/>
-                <w:b/>
-                <w:bCs/>
-                <w:color w:val="000000"/>
-                <w:kern w:val="0"/>
-                <w:sz w:val="18"/>
-                <w:szCs w:val="18"/>
-                <w14:ligatures w14:val="none"/>
-              </w:rPr>
-              <w:t>qt.subject</w:t>
-            </w:r>
-            <w:proofErr w:type="spellEnd"/>
-            <w:proofErr w:type="gramEnd"/>
-            <w:r>
-              <w:rPr>
-                <w:rFonts w:ascii="Arial" w:eastAsia="Times New Roman" w:hAnsi="Arial" w:cs="Arial"/>
-                <w:b/>
-                <w:bCs/>
-                <w:color w:val="000000"/>
-                <w:kern w:val="0"/>
-                <w:sz w:val="18"/>
-                <w:szCs w:val="18"/>
-                <w14:ligatures w14:val="none"/>
-              </w:rPr>
-              <w:t>]]</w:t>
+              <w:t>[[.qt.subject]]</w:t>
             </w:r>
           </w:p>
         </w:tc>
@@ -773,33 +580,7 @@
                 <w:szCs w:val="18"/>
                 <w14:ligatures w14:val="none"/>
               </w:rPr>
-              <w:t>[[.</w:t>
-            </w:r>
-            <w:proofErr w:type="spellStart"/>
-            <w:proofErr w:type="gramStart"/>
-            <w:r>
-              <w:rPr>
-                <w:rFonts w:ascii="Arial" w:eastAsia="Times New Roman" w:hAnsi="Arial" w:cs="Arial"/>
-                <w:color w:val="000000"/>
-                <w:kern w:val="0"/>
-                <w:sz w:val="18"/>
-                <w:szCs w:val="18"/>
-                <w14:ligatures w14:val="none"/>
-              </w:rPr>
-              <w:t>qt.project</w:t>
-            </w:r>
-            <w:proofErr w:type="spellEnd"/>
-            <w:proofErr w:type="gramEnd"/>
-            <w:r>
-              <w:rPr>
-                <w:rFonts w:ascii="Arial" w:eastAsia="Times New Roman" w:hAnsi="Arial" w:cs="Arial"/>
-                <w:color w:val="000000"/>
-                <w:kern w:val="0"/>
-                <w:sz w:val="18"/>
-                <w:szCs w:val="18"/>
-                <w14:ligatures w14:val="none"/>
-              </w:rPr>
-              <w:t>]]</w:t>
+              <w:t>[[.qt.project]]</w:t>
             </w:r>
           </w:p>
         </w:tc>
@@ -833,98 +614,7 @@
           <w:szCs w:val="18"/>
           <w:lang w:val="en-US"/>
         </w:rPr>
-        <w:t>[[</w:t>
-      </w:r>
-      <w:proofErr w:type="gramStart"/>
-      <w:r>
-        <w:rPr>
-          <w:rFonts w:ascii="Arial" w:hAnsi="Arial" w:cs="Arial"/>
-          <w:sz w:val="18"/>
-          <w:szCs w:val="18"/>
-          <w:lang w:val="en-US"/>
-        </w:rPr>
-        <w:t>rtf .</w:t>
-      </w:r>
-      <w:proofErr w:type="spellStart"/>
-      <w:r>
-        <w:rPr>
-          <w:rFonts w:ascii="Arial" w:hAnsi="Arial" w:cs="Arial"/>
-          <w:sz w:val="18"/>
-          <w:szCs w:val="18"/>
-          <w:lang w:val="en-US"/>
-        </w:rPr>
-        <w:t>qt</w:t>
-      </w:r>
-      <w:proofErr w:type="gramEnd"/>
-      <w:r>
-        <w:rPr>
-          <w:rFonts w:ascii="Arial" w:hAnsi="Arial" w:cs="Arial"/>
-          <w:sz w:val="18"/>
-          <w:szCs w:val="18"/>
-          <w:lang w:val="en-US"/>
-        </w:rPr>
-        <w:t>.terms</w:t>
-      </w:r>
-      <w:proofErr w:type="spellEnd"/>
-      <w:r>
-        <w:rPr>
-          <w:rFonts w:ascii="Arial" w:hAnsi="Arial" w:cs="Arial"/>
-          <w:sz w:val="18"/>
-          <w:szCs w:val="18"/>
-          <w:lang w:val="en-US"/>
-        </w:rPr>
-        <w:t>]] [[</w:t>
-      </w:r>
-      <w:proofErr w:type="spellStart"/>
-      <w:proofErr w:type="gramStart"/>
-      <w:r>
-        <w:rPr>
-          <w:rFonts w:ascii="Arial" w:hAnsi="Arial" w:cs="Arial"/>
-          <w:sz w:val="18"/>
-          <w:szCs w:val="18"/>
-          <w:lang w:val="en-US"/>
-        </w:rPr>
-        <w:t>wmtext</w:t>
-      </w:r>
-      <w:proofErr w:type="spellEnd"/>
-      <w:r>
-        <w:rPr>
-          <w:rFonts w:ascii="Arial" w:hAnsi="Arial" w:cs="Arial"/>
-          <w:sz w:val="18"/>
-          <w:szCs w:val="18"/>
-          <w:lang w:val="en-US"/>
-        </w:rPr>
-        <w:t xml:space="preserve"> .</w:t>
-      </w:r>
-      <w:proofErr w:type="spellStart"/>
-      <w:r>
-        <w:rPr>
-          <w:rFonts w:ascii="Arial" w:hAnsi="Arial" w:cs="Arial"/>
-          <w:sz w:val="18"/>
-          <w:szCs w:val="18"/>
-          <w:lang w:val="en-US"/>
-        </w:rPr>
-        <w:t>qt</w:t>
-      </w:r>
-      <w:proofErr w:type="gramEnd"/>
-      <w:r>
-        <w:rPr>
-          <w:rFonts w:ascii="Arial" w:hAnsi="Arial" w:cs="Arial"/>
-          <w:sz w:val="18"/>
-          <w:szCs w:val="18"/>
-          <w:lang w:val="en-US"/>
-        </w:rPr>
-        <w:t>.water_mark</w:t>
-      </w:r>
-      <w:proofErr w:type="spellEnd"/>
-      <w:r>
-        <w:rPr>
-          <w:rFonts w:ascii="Arial" w:hAnsi="Arial" w:cs="Arial"/>
-          <w:sz w:val="18"/>
-          <w:szCs w:val="18"/>
-          <w:lang w:val="en-US"/>
-        </w:rPr>
-        <w:t>]]</w:t>
+        <w:t>[[rtf .qt.terms]] [[wmtext .qt.water_mark]]</w:t>
       </w:r>
     </w:p>
     <w:p>
@@ -1008,125 +698,7 @@
           <w:lang w:val="en-US"/>
           <w14:ligatures w14:val="none"/>
         </w:rPr>
-        <w:t>[[$</w:t>
-      </w:r>
-      <w:proofErr w:type="gramStart"/>
-      <w:r>
-        <w:rPr>
-          <w:rFonts w:ascii="Arial" w:eastAsia="Times New Roman" w:hAnsi="Arial" w:cs="Arial"/>
-          <w:color w:val="000000"/>
-          <w:kern w:val="0"/>
-          <w:sz w:val="18"/>
-          <w:szCs w:val="18"/>
-          <w:lang w:val="en-US"/>
-          <w14:ligatures w14:val="none"/>
-        </w:rPr>
-        <w:t>cur :</w:t>
-      </w:r>
-      <w:proofErr w:type="gramEnd"/>
-      <w:r>
-        <w:rPr>
-          <w:rFonts w:ascii="Arial" w:eastAsia="Times New Roman" w:hAnsi="Arial" w:cs="Arial"/>
-          <w:color w:val="000000"/>
-          <w:kern w:val="0"/>
-          <w:sz w:val="18"/>
-          <w:szCs w:val="18"/>
-          <w:lang w:val="en-US"/>
-          <w14:ligatures w14:val="none"/>
-        </w:rPr>
-        <w:t>= .</w:t>
-      </w:r>
-      <w:proofErr w:type="spellStart"/>
-      <w:proofErr w:type="gramStart"/>
-      <w:r>
-        <w:rPr>
-          <w:rFonts w:ascii="Arial" w:eastAsia="Times New Roman" w:hAnsi="Arial" w:cs="Arial"/>
-          <w:color w:val="000000"/>
-          <w:kern w:val="0"/>
-          <w:sz w:val="18"/>
-          <w:szCs w:val="18"/>
-          <w:lang w:val="en-US"/>
-          <w14:ligatures w14:val="none"/>
-        </w:rPr>
-        <w:t>ci.companyinfo</w:t>
-      </w:r>
-      <w:proofErr w:type="gramEnd"/>
-      <w:r>
-        <w:rPr>
-          <w:rFonts w:ascii="Arial" w:eastAsia="Times New Roman" w:hAnsi="Arial" w:cs="Arial"/>
-          <w:color w:val="000000"/>
-          <w:kern w:val="0"/>
-          <w:sz w:val="18"/>
-          <w:szCs w:val="18"/>
-          <w:lang w:val="en-US"/>
-          <w14:ligatures w14:val="none"/>
-        </w:rPr>
-        <w:t>.currency</w:t>
-      </w:r>
-      <w:proofErr w:type="spellEnd"/>
-      <w:r>
-        <w:rPr>
-          <w:rFonts w:ascii="Arial" w:eastAsia="Times New Roman" w:hAnsi="Arial" w:cs="Arial"/>
-          <w:color w:val="000000"/>
-          <w:kern w:val="0"/>
-          <w:sz w:val="18"/>
-          <w:szCs w:val="18"/>
-          <w:lang w:val="en-US"/>
-          <w14:ligatures w14:val="none"/>
-        </w:rPr>
-        <w:t>]] [[$</w:t>
-      </w:r>
-      <w:proofErr w:type="gramStart"/>
-      <w:r>
-        <w:rPr>
-          <w:rFonts w:ascii="Arial" w:eastAsia="Times New Roman" w:hAnsi="Arial" w:cs="Arial"/>
-          <w:color w:val="000000"/>
-          <w:kern w:val="0"/>
-          <w:sz w:val="18"/>
-          <w:szCs w:val="18"/>
-          <w:lang w:val="en-US"/>
-          <w14:ligatures w14:val="none"/>
-        </w:rPr>
-        <w:t>No :</w:t>
-      </w:r>
-      <w:proofErr w:type="gramEnd"/>
-      <w:r>
-        <w:rPr>
-          <w:rFonts w:ascii="Arial" w:eastAsia="Times New Roman" w:hAnsi="Arial" w:cs="Arial"/>
-          <w:color w:val="000000"/>
-          <w:kern w:val="0"/>
-          <w:sz w:val="18"/>
-          <w:szCs w:val="18"/>
-          <w:lang w:val="en-US"/>
-          <w14:ligatures w14:val="none"/>
-        </w:rPr>
-        <w:t>= 1]] [[$</w:t>
-      </w:r>
-      <w:proofErr w:type="gramStart"/>
-      <w:r>
-        <w:rPr>
-          <w:rFonts w:ascii="Arial" w:eastAsia="Times New Roman" w:hAnsi="Arial" w:cs="Arial"/>
-          <w:color w:val="000000"/>
-          <w:kern w:val="0"/>
-          <w:sz w:val="18"/>
-          <w:szCs w:val="18"/>
-          <w:lang w:val="en-US"/>
-          <w14:ligatures w14:val="none"/>
-        </w:rPr>
-        <w:t>comp :</w:t>
-      </w:r>
-      <w:proofErr w:type="gramEnd"/>
-      <w:r>
-        <w:rPr>
-          <w:rFonts w:ascii="Arial" w:eastAsia="Times New Roman" w:hAnsi="Arial" w:cs="Arial"/>
-          <w:color w:val="000000"/>
-          <w:kern w:val="0"/>
-          <w:sz w:val="18"/>
-          <w:szCs w:val="18"/>
-          <w:lang w:val="en-US"/>
-          <w14:ligatures w14:val="none"/>
-        </w:rPr>
-        <w:t>= “0.00”]]</w:t>
+        <w:t>[[$cur := .ci.companyinfo.currency]] [[$No := 1]] [[$comp := “0.00”]]</w:t>
       </w:r>
     </w:p>
     <w:p>
@@ -1356,118 +928,7 @@
                 <w:szCs w:val="18"/>
                 <w14:ligatures w14:val="none"/>
               </w:rPr>
-              <w:t>[[</w:t>
-            </w:r>
-            <w:proofErr w:type="spellStart"/>
-            <w:proofErr w:type="gramStart"/>
-            <w:r>
-              <w:rPr>
-                <w:rFonts w:ascii="Arial" w:eastAsia="Times New Roman" w:hAnsi="Arial" w:cs="Arial"/>
-                <w:color w:val="000000"/>
-                <w:kern w:val="0"/>
-                <w:sz w:val="18"/>
-                <w:szCs w:val="18"/>
-                <w14:ligatures w14:val="none"/>
-              </w:rPr>
-              <w:t>tableStart</w:t>
-            </w:r>
-            <w:proofErr w:type="spellEnd"/>
-            <w:r>
-              <w:rPr>
-                <w:rFonts w:ascii="Arial" w:eastAsia="Times New Roman" w:hAnsi="Arial" w:cs="Arial"/>
-                <w:color w:val="000000"/>
-                <w:kern w:val="0"/>
-                <w:sz w:val="18"/>
-                <w:szCs w:val="18"/>
-                <w14:ligatures w14:val="none"/>
-              </w:rPr>
-              <w:t>(</w:t>
-            </w:r>
-            <w:proofErr w:type="gramEnd"/>
-            <w:r>
-              <w:rPr>
-                <w:rFonts w:ascii="Arial" w:eastAsia="Times New Roman" w:hAnsi="Arial" w:cs="Arial"/>
-                <w:color w:val="000000"/>
-                <w:kern w:val="0"/>
-                <w:sz w:val="18"/>
-                <w:szCs w:val="18"/>
-                <w14:ligatures w14:val="none"/>
-              </w:rPr>
-              <w:t>$</w:t>
-            </w:r>
-            <w:proofErr w:type="spellStart"/>
-            <w:r>
-              <w:rPr>
-                <w:rFonts w:ascii="Arial" w:eastAsia="Times New Roman" w:hAnsi="Arial" w:cs="Arial"/>
-                <w:color w:val="000000"/>
-                <w:kern w:val="0"/>
-                <w:sz w:val="18"/>
-                <w:szCs w:val="18"/>
-                <w14:ligatures w14:val="none"/>
-              </w:rPr>
-              <w:t>prodKey</w:t>
-            </w:r>
-            <w:proofErr w:type="spellEnd"/>
-            <w:r>
-              <w:rPr>
-                <w:rFonts w:ascii="Arial" w:eastAsia="Times New Roman" w:hAnsi="Arial" w:cs="Arial"/>
-                <w:color w:val="000000"/>
-                <w:kern w:val="0"/>
-                <w:sz w:val="18"/>
-                <w:szCs w:val="18"/>
-                <w14:ligatures w14:val="none"/>
-              </w:rPr>
-              <w:t>, $</w:t>
-            </w:r>
-            <w:proofErr w:type="spellStart"/>
-            <w:r>
-              <w:rPr>
-                <w:rFonts w:ascii="Arial" w:eastAsia="Times New Roman" w:hAnsi="Arial" w:cs="Arial"/>
-                <w:color w:val="000000"/>
-                <w:kern w:val="0"/>
-                <w:sz w:val="18"/>
-                <w:szCs w:val="18"/>
-                <w14:ligatures w14:val="none"/>
-              </w:rPr>
-              <w:t>pv</w:t>
-            </w:r>
-            <w:proofErr w:type="spellEnd"/>
-            <w:r>
-              <w:rPr>
-                <w:rFonts w:ascii="Arial" w:eastAsia="Times New Roman" w:hAnsi="Arial" w:cs="Arial"/>
-                <w:color w:val="000000"/>
-                <w:kern w:val="0"/>
-                <w:sz w:val="18"/>
-                <w:szCs w:val="18"/>
-                <w14:ligatures w14:val="none"/>
-              </w:rPr>
-              <w:t xml:space="preserve"> as .</w:t>
-            </w:r>
-            <w:proofErr w:type="spellStart"/>
-            <w:proofErr w:type="gramStart"/>
-            <w:r>
-              <w:rPr>
-                <w:rFonts w:ascii="Arial" w:eastAsia="Times New Roman" w:hAnsi="Arial" w:cs="Arial"/>
-                <w:color w:val="000000"/>
-                <w:kern w:val="0"/>
-                <w:sz w:val="18"/>
-                <w:szCs w:val="18"/>
-                <w14:ligatures w14:val="none"/>
-              </w:rPr>
-              <w:t>ci.cartItem</w:t>
-            </w:r>
-            <w:proofErr w:type="spellEnd"/>
-            <w:proofErr w:type="gramEnd"/>
-            <w:r>
-              <w:rPr>
-                <w:rFonts w:ascii="Arial" w:eastAsia="Times New Roman" w:hAnsi="Arial" w:cs="Arial"/>
-                <w:color w:val="000000"/>
-                <w:kern w:val="0"/>
-                <w:sz w:val="18"/>
-                <w:szCs w:val="18"/>
-                <w14:ligatures w14:val="none"/>
-              </w:rPr>
-              <w:t>)]]</w:t>
+              <w:t>[[tableStart($prodKey, $pv as .ci.cartItem)]]</w:t>
             </w:r>
           </w:p>
         </w:tc>
@@ -1540,33 +1001,7 @@
                 <w:szCs w:val="18"/>
                 <w14:ligatures w14:val="none"/>
               </w:rPr>
-              <w:t>[[$</w:t>
-            </w:r>
-            <w:proofErr w:type="spellStart"/>
-            <w:proofErr w:type="gramStart"/>
-            <w:r>
-              <w:rPr>
-                <w:rFonts w:ascii="Arial" w:eastAsia="Times New Roman" w:hAnsi="Arial" w:cs="Arial"/>
-                <w:color w:val="000000"/>
-                <w:kern w:val="0"/>
-                <w:sz w:val="18"/>
-                <w:szCs w:val="18"/>
-                <w14:ligatures w14:val="none"/>
-              </w:rPr>
-              <w:t>pv.productName</w:t>
-            </w:r>
-            <w:proofErr w:type="spellEnd"/>
-            <w:proofErr w:type="gramEnd"/>
-            <w:r>
-              <w:rPr>
-                <w:rFonts w:ascii="Arial" w:eastAsia="Times New Roman" w:hAnsi="Arial" w:cs="Arial"/>
-                <w:color w:val="000000"/>
-                <w:kern w:val="0"/>
-                <w:sz w:val="18"/>
-                <w:szCs w:val="18"/>
-                <w14:ligatures w14:val="none"/>
-              </w:rPr>
-              <w:t>]]</w:t>
+              <w:t>[[$pv.productName]]</w:t>
             </w:r>
           </w:p>
         </w:tc>
@@ -1600,33 +1035,7 @@
                 <w:szCs w:val="18"/>
                 <w14:ligatures w14:val="none"/>
               </w:rPr>
-              <w:t>[[$</w:t>
-            </w:r>
-            <w:proofErr w:type="spellStart"/>
-            <w:proofErr w:type="gramStart"/>
-            <w:r>
-              <w:rPr>
-                <w:rFonts w:ascii="Arial" w:eastAsia="Times New Roman" w:hAnsi="Arial" w:cs="Arial"/>
-                <w:color w:val="000000"/>
-                <w:kern w:val="0"/>
-                <w:sz w:val="18"/>
-                <w:szCs w:val="18"/>
-                <w14:ligatures w14:val="none"/>
-              </w:rPr>
-              <w:t>pv.totalqty</w:t>
-            </w:r>
-            <w:proofErr w:type="spellEnd"/>
-            <w:proofErr w:type="gramEnd"/>
-            <w:r>
-              <w:rPr>
-                <w:rFonts w:ascii="Arial" w:eastAsia="Times New Roman" w:hAnsi="Arial" w:cs="Arial"/>
-                <w:color w:val="000000"/>
-                <w:kern w:val="0"/>
-                <w:sz w:val="18"/>
-                <w:szCs w:val="18"/>
-                <w14:ligatures w14:val="none"/>
-              </w:rPr>
-              <w:t>]]</w:t>
+              <w:t>[[$pv.totalqty]]</w:t>
             </w:r>
           </w:p>
         </w:tc>
@@ -1660,33 +1069,7 @@
                 <w:szCs w:val="18"/>
                 <w14:ligatures w14:val="none"/>
               </w:rPr>
-              <w:t>[[$</w:t>
-            </w:r>
-            <w:proofErr w:type="spellStart"/>
-            <w:proofErr w:type="gramStart"/>
-            <w:r>
-              <w:rPr>
-                <w:rFonts w:ascii="Arial" w:eastAsia="Times New Roman" w:hAnsi="Arial" w:cs="Arial"/>
-                <w:color w:val="000000"/>
-                <w:kern w:val="0"/>
-                <w:sz w:val="18"/>
-                <w:szCs w:val="18"/>
-                <w14:ligatures w14:val="none"/>
-              </w:rPr>
-              <w:t>pv.productTotal</w:t>
-            </w:r>
-            <w:proofErr w:type="spellEnd"/>
-            <w:proofErr w:type="gramEnd"/>
-            <w:r>
-              <w:rPr>
-                <w:rFonts w:ascii="Arial" w:eastAsia="Times New Roman" w:hAnsi="Arial" w:cs="Arial"/>
-                <w:color w:val="000000"/>
-                <w:kern w:val="0"/>
-                <w:sz w:val="18"/>
-                <w:szCs w:val="18"/>
-                <w14:ligatures w14:val="none"/>
-              </w:rPr>
-              <w:t>]]</w:t>
+              <w:t>[[$pv.productTotal]]</w:t>
             </w:r>
           </w:p>
         </w:tc>
@@ -1798,31 +1181,7 @@
                 <w:szCs w:val="18"/>
                 <w14:ligatures w14:val="none"/>
               </w:rPr>
-              <w:t>[[</w:t>
-            </w:r>
-            <w:proofErr w:type="spellStart"/>
-            <w:r>
-              <w:rPr>
-                <w:rFonts w:ascii="Arial" w:eastAsia="Times New Roman" w:hAnsi="Arial" w:cs="Arial"/>
-                <w:color w:val="000000"/>
-                <w:kern w:val="0"/>
-                <w:sz w:val="18"/>
-                <w:szCs w:val="18"/>
-                <w14:ligatures w14:val="none"/>
-              </w:rPr>
-              <w:t>tableEnd</w:t>
-            </w:r>
-            <w:proofErr w:type="spellEnd"/>
-            <w:r>
-              <w:rPr>
-                <w:rFonts w:ascii="Arial" w:eastAsia="Times New Roman" w:hAnsi="Arial" w:cs="Arial"/>
-                <w:color w:val="000000"/>
-                <w:kern w:val="0"/>
-                <w:sz w:val="18"/>
-                <w:szCs w:val="18"/>
-                <w14:ligatures w14:val="none"/>
-              </w:rPr>
-              <w:t>]]</w:t>
+              <w:t>[[tableEnd]]</w:t>
             </w:r>
           </w:p>
         </w:tc>
@@ -1863,55 +1222,7 @@
                 <w:szCs w:val="18"/>
                 <w14:ligatures w14:val="none"/>
               </w:rPr>
-              <w:t>[[</w:t>
-            </w:r>
-            <w:proofErr w:type="gramStart"/>
-            <w:r>
-              <w:rPr>
-                <w:rFonts w:ascii="Arial" w:eastAsia="Times New Roman" w:hAnsi="Arial" w:cs="Arial"/>
-                <w:color w:val="000000"/>
-                <w:kern w:val="0"/>
-                <w:sz w:val="18"/>
-                <w:szCs w:val="18"/>
-                <w14:ligatures w14:val="none"/>
-              </w:rPr>
-              <w:t>if .</w:t>
-            </w:r>
-            <w:proofErr w:type="spellStart"/>
-            <w:r>
-              <w:rPr>
-                <w:rFonts w:ascii="Arial" w:eastAsia="Times New Roman" w:hAnsi="Arial" w:cs="Arial"/>
-                <w:color w:val="000000"/>
-                <w:kern w:val="0"/>
-                <w:sz w:val="18"/>
-                <w:szCs w:val="18"/>
-                <w14:ligatures w14:val="none"/>
-              </w:rPr>
-              <w:t>qt</w:t>
-            </w:r>
-            <w:proofErr w:type="gramEnd"/>
-            <w:r>
-              <w:rPr>
-                <w:rFonts w:ascii="Arial" w:eastAsia="Times New Roman" w:hAnsi="Arial" w:cs="Arial"/>
-                <w:color w:val="000000"/>
-                <w:kern w:val="0"/>
-                <w:sz w:val="18"/>
-                <w:szCs w:val="18"/>
-                <w14:ligatures w14:val="none"/>
-              </w:rPr>
-              <w:t>.displayTotal</w:t>
-            </w:r>
-            <w:proofErr w:type="spellEnd"/>
-            <w:r>
-              <w:rPr>
-                <w:rFonts w:ascii="Arial" w:eastAsia="Times New Roman" w:hAnsi="Arial" w:cs="Arial"/>
-                <w:color w:val="000000"/>
-                <w:kern w:val="0"/>
-                <w:sz w:val="18"/>
-                <w:szCs w:val="18"/>
-                <w14:ligatures w14:val="none"/>
-              </w:rPr>
-              <w:t>]]</w:t>
+              <w:t>[[if .qt.displayTotal]]</w:t>
             </w:r>
           </w:p>
         </w:tc>
@@ -1989,37 +1300,7 @@
                 <w:szCs w:val="18"/>
                 <w14:ligatures w14:val="none"/>
               </w:rPr>
-              <w:t>[[.</w:t>
-            </w:r>
-            <w:proofErr w:type="spellStart"/>
-            <w:proofErr w:type="gramStart"/>
-            <w:r>
-              <w:rPr>
-                <w:rFonts w:ascii="Arial" w:eastAsia="Times New Roman" w:hAnsi="Arial" w:cs="Arial"/>
-                <w:b/>
-                <w:bCs/>
-                <w:color w:val="000000"/>
-                <w:kern w:val="0"/>
-                <w:sz w:val="18"/>
-                <w:szCs w:val="18"/>
-                <w14:ligatures w14:val="none"/>
-              </w:rPr>
-              <w:t>qt.total</w:t>
-            </w:r>
-            <w:proofErr w:type="spellEnd"/>
-            <w:proofErr w:type="gramEnd"/>
-            <w:r>
-              <w:rPr>
-                <w:rFonts w:ascii="Arial" w:eastAsia="Times New Roman" w:hAnsi="Arial" w:cs="Arial"/>
-                <w:b/>
-                <w:bCs/>
-                <w:color w:val="000000"/>
-                <w:kern w:val="0"/>
-                <w:sz w:val="18"/>
-                <w:szCs w:val="18"/>
-                <w14:ligatures w14:val="none"/>
-              </w:rPr>
-              <w:t>]]</w:t>
+              <w:t>[[.qt.total]]</w:t>
             </w:r>
           </w:p>
         </w:tc>
@@ -2101,55 +1382,7 @@
                 <w:szCs w:val="18"/>
                 <w14:ligatures w14:val="none"/>
               </w:rPr>
-              <w:t xml:space="preserve">[[if </w:t>
-            </w:r>
-            <w:proofErr w:type="gramStart"/>
-            <w:r>
-              <w:rPr>
-                <w:rFonts w:ascii="Arial" w:eastAsia="Times New Roman" w:hAnsi="Arial" w:cs="Arial"/>
-                <w:color w:val="000000"/>
-                <w:kern w:val="0"/>
-                <w:sz w:val="18"/>
-                <w:szCs w:val="18"/>
-                <w14:ligatures w14:val="none"/>
-              </w:rPr>
-              <w:t>ne .</w:t>
-            </w:r>
-            <w:proofErr w:type="spellStart"/>
-            <w:r>
-              <w:rPr>
-                <w:rFonts w:ascii="Arial" w:eastAsia="Times New Roman" w:hAnsi="Arial" w:cs="Arial"/>
-                <w:color w:val="000000"/>
-                <w:kern w:val="0"/>
-                <w:sz w:val="18"/>
-                <w:szCs w:val="18"/>
-                <w14:ligatures w14:val="none"/>
-              </w:rPr>
-              <w:t>qt</w:t>
-            </w:r>
-            <w:proofErr w:type="gramEnd"/>
-            <w:r>
-              <w:rPr>
-                <w:rFonts w:ascii="Arial" w:eastAsia="Times New Roman" w:hAnsi="Arial" w:cs="Arial"/>
-                <w:color w:val="000000"/>
-                <w:kern w:val="0"/>
-                <w:sz w:val="18"/>
-                <w:szCs w:val="18"/>
-                <w14:ligatures w14:val="none"/>
-              </w:rPr>
-              <w:t>.discount_amount</w:t>
-            </w:r>
-            <w:proofErr w:type="spellEnd"/>
-            <w:r>
-              <w:rPr>
-                <w:rFonts w:ascii="Arial" w:eastAsia="Times New Roman" w:hAnsi="Arial" w:cs="Arial"/>
-                <w:color w:val="000000"/>
-                <w:kern w:val="0"/>
-                <w:sz w:val="18"/>
-                <w:szCs w:val="18"/>
-                <w14:ligatures w14:val="none"/>
-              </w:rPr>
-              <w:t xml:space="preserve"> $comp]]</w:t>
+              <w:t>[[if ne .qt.discount_amount $comp]]</w:t>
             </w:r>
           </w:p>
         </w:tc>
@@ -2191,65 +1424,7 @@
                 <w:szCs w:val="18"/>
                 <w14:ligatures w14:val="none"/>
               </w:rPr>
-              <w:t>Discount ([[.</w:t>
-            </w:r>
-            <w:proofErr w:type="spellStart"/>
-            <w:proofErr w:type="gramStart"/>
-            <w:r>
-              <w:rPr>
-                <w:rFonts w:ascii="Arial" w:eastAsia="Times New Roman" w:hAnsi="Arial" w:cs="Arial"/>
-                <w:b/>
-                <w:bCs/>
-                <w:color w:val="000000"/>
-                <w:kern w:val="0"/>
-                <w:sz w:val="18"/>
-                <w:szCs w:val="18"/>
-                <w14:ligatures w14:val="none"/>
-              </w:rPr>
-              <w:t>qt.additional</w:t>
-            </w:r>
-            <w:proofErr w:type="gramEnd"/>
-            <w:r>
-              <w:rPr>
-                <w:rFonts w:ascii="Arial" w:eastAsia="Times New Roman" w:hAnsi="Arial" w:cs="Arial"/>
-                <w:b/>
-                <w:bCs/>
-                <w:color w:val="000000"/>
-                <w:kern w:val="0"/>
-                <w:sz w:val="18"/>
-                <w:szCs w:val="18"/>
-                <w14:ligatures w14:val="none"/>
-              </w:rPr>
-              <w:t>_discount_percentage</w:t>
-            </w:r>
-            <w:proofErr w:type="spellEnd"/>
-            <w:proofErr w:type="gramStart"/>
-            <w:r>
-              <w:rPr>
-                <w:rFonts w:ascii="Arial" w:eastAsia="Times New Roman" w:hAnsi="Arial" w:cs="Arial"/>
-                <w:b/>
-                <w:bCs/>
-                <w:color w:val="000000"/>
-                <w:kern w:val="0"/>
-                <w:sz w:val="18"/>
-                <w:szCs w:val="18"/>
-                <w14:ligatures w14:val="none"/>
-              </w:rPr>
-              <w:t>]]%</w:t>
-            </w:r>
-            <w:proofErr w:type="gramEnd"/>
-            <w:r>
-              <w:rPr>
-                <w:rFonts w:ascii="Arial" w:eastAsia="Times New Roman" w:hAnsi="Arial" w:cs="Arial"/>
-                <w:b/>
-                <w:bCs/>
-                <w:color w:val="000000"/>
-                <w:kern w:val="0"/>
-                <w:sz w:val="18"/>
-                <w:szCs w:val="18"/>
-                <w14:ligatures w14:val="none"/>
-              </w:rPr>
-              <w:t>)</w:t>
+              <w:t>Discount ([[.qt.additional_discount_percentage]]%)</w:t>
             </w:r>
           </w:p>
         </w:tc>
@@ -2283,44 +1458,7 @@
                 <w:szCs w:val="18"/>
                 <w14:ligatures w14:val="none"/>
               </w:rPr>
-              <w:t>[[.</w:t>
-            </w:r>
-            <w:proofErr w:type="spellStart"/>
-            <w:proofErr w:type="gramStart"/>
-            <w:r>
-              <w:rPr>
-                <w:rFonts w:ascii="Arial" w:eastAsia="Times New Roman" w:hAnsi="Arial" w:cs="Arial"/>
-                <w:color w:val="000000"/>
-                <w:kern w:val="0"/>
-                <w:sz w:val="18"/>
-                <w:szCs w:val="18"/>
-                <w14:ligatures w14:val="none"/>
-              </w:rPr>
-              <w:t>qt.discount</w:t>
-            </w:r>
-            <w:proofErr w:type="gramEnd"/>
-            <w:r>
-              <w:rPr>
-                <w:rFonts w:ascii="Arial" w:eastAsia="Times New Roman" w:hAnsi="Arial" w:cs="Arial"/>
-                <w:color w:val="000000"/>
-                <w:kern w:val="0"/>
-                <w:sz w:val="18"/>
-                <w:szCs w:val="18"/>
-                <w14:ligatures w14:val="none"/>
-              </w:rPr>
-              <w:t>_amount</w:t>
-            </w:r>
-            <w:proofErr w:type="spellEnd"/>
-            <w:r>
-              <w:rPr>
-                <w:rFonts w:ascii="Arial" w:eastAsia="Times New Roman" w:hAnsi="Arial" w:cs="Arial"/>
-                <w:color w:val="000000"/>
-                <w:kern w:val="0"/>
-                <w:sz w:val="18"/>
-                <w:szCs w:val="18"/>
-                <w14:ligatures w14:val="none"/>
-              </w:rPr>
-              <w:t>]]</w:t>
+              <w:t>[[.qt.discount_amount]]</w:t>
             </w:r>
           </w:p>
         </w:tc>
@@ -2398,63 +1536,7 @@
                 <w:szCs w:val="18"/>
                 <w14:ligatures w14:val="none"/>
               </w:rPr>
-              <w:t>[</w:t>
-            </w:r>
-            <w:proofErr w:type="gramStart"/>
-            <w:r>
-              <w:rPr>
-                <w:rFonts w:ascii="Arial" w:eastAsia="Times New Roman" w:hAnsi="Arial" w:cs="Arial"/>
-                <w:b/>
-                <w:bCs/>
-                <w:color w:val="000000"/>
-                <w:kern w:val="0"/>
-                <w:sz w:val="18"/>
-                <w:szCs w:val="18"/>
-                <w14:ligatures w14:val="none"/>
-              </w:rPr>
-              <w:t>[.</w:t>
-            </w:r>
-            <w:proofErr w:type="spellStart"/>
-            <w:r>
-              <w:rPr>
-                <w:rFonts w:ascii="Arial" w:eastAsia="Times New Roman" w:hAnsi="Arial" w:cs="Arial"/>
-                <w:b/>
-                <w:bCs/>
-                <w:color w:val="000000"/>
-                <w:kern w:val="0"/>
-                <w:sz w:val="18"/>
-                <w:szCs w:val="18"/>
-                <w14:ligatures w14:val="none"/>
-              </w:rPr>
-              <w:t>qt.net</w:t>
-            </w:r>
-            <w:proofErr w:type="gramEnd"/>
-            <w:r>
-              <w:rPr>
-                <w:rFonts w:ascii="Arial" w:eastAsia="Times New Roman" w:hAnsi="Arial" w:cs="Arial"/>
-                <w:b/>
-                <w:bCs/>
-                <w:color w:val="000000"/>
-                <w:kern w:val="0"/>
-                <w:sz w:val="18"/>
-                <w:szCs w:val="18"/>
-                <w14:ligatures w14:val="none"/>
-              </w:rPr>
-              <w:t>_total</w:t>
-            </w:r>
-            <w:proofErr w:type="spellEnd"/>
-            <w:r>
-              <w:rPr>
-                <w:rFonts w:ascii="Arial" w:eastAsia="Times New Roman" w:hAnsi="Arial" w:cs="Arial"/>
-                <w:b/>
-                <w:bCs/>
-                <w:color w:val="000000"/>
-                <w:kern w:val="0"/>
-                <w:sz w:val="18"/>
-                <w:szCs w:val="18"/>
-                <w14:ligatures w14:val="none"/>
-              </w:rPr>
-              <w:t>]]</w:t>
+              <w:t>[[.qt.net_total]]</w:t>
             </w:r>
           </w:p>
         </w:tc>
@@ -2534,55 +1616,7 @@
                 <w:szCs w:val="18"/>
                 <w14:ligatures w14:val="none"/>
               </w:rPr>
-              <w:t xml:space="preserve">[[if </w:t>
-            </w:r>
-            <w:proofErr w:type="gramStart"/>
-            <w:r>
-              <w:rPr>
-                <w:rFonts w:ascii="Arial" w:eastAsia="Times New Roman" w:hAnsi="Arial" w:cs="Arial"/>
-                <w:color w:val="000000"/>
-                <w:kern w:val="0"/>
-                <w:sz w:val="18"/>
-                <w:szCs w:val="18"/>
-                <w14:ligatures w14:val="none"/>
-              </w:rPr>
-              <w:t>ne .</w:t>
-            </w:r>
-            <w:proofErr w:type="spellStart"/>
-            <w:r>
-              <w:rPr>
-                <w:rFonts w:ascii="Arial" w:eastAsia="Times New Roman" w:hAnsi="Arial" w:cs="Arial"/>
-                <w:color w:val="000000"/>
-                <w:kern w:val="0"/>
-                <w:sz w:val="18"/>
-                <w:szCs w:val="18"/>
-                <w14:ligatures w14:val="none"/>
-              </w:rPr>
-              <w:t>qt</w:t>
-            </w:r>
-            <w:proofErr w:type="gramEnd"/>
-            <w:r>
-              <w:rPr>
-                <w:rFonts w:ascii="Arial" w:eastAsia="Times New Roman" w:hAnsi="Arial" w:cs="Arial"/>
-                <w:color w:val="000000"/>
-                <w:kern w:val="0"/>
-                <w:sz w:val="18"/>
-                <w:szCs w:val="18"/>
-                <w14:ligatures w14:val="none"/>
-              </w:rPr>
-              <w:t>.total_taxes_and_charges</w:t>
-            </w:r>
-            <w:proofErr w:type="spellEnd"/>
-            <w:r>
-              <w:rPr>
-                <w:rFonts w:ascii="Arial" w:eastAsia="Times New Roman" w:hAnsi="Arial" w:cs="Arial"/>
-                <w:color w:val="000000"/>
-                <w:kern w:val="0"/>
-                <w:sz w:val="18"/>
-                <w:szCs w:val="18"/>
-                <w14:ligatures w14:val="none"/>
-              </w:rPr>
-              <w:t xml:space="preserve"> $comp]]</w:t>
+              <w:t>[[if ne .qt.total_taxes_and_charges $comp]]</w:t>
             </w:r>
           </w:p>
         </w:tc>
@@ -2658,44 +1692,7 @@
                 <w:szCs w:val="18"/>
                 <w14:ligatures w14:val="none"/>
               </w:rPr>
-              <w:t>[[.</w:t>
-            </w:r>
-            <w:proofErr w:type="spellStart"/>
-            <w:proofErr w:type="gramStart"/>
-            <w:r>
-              <w:rPr>
-                <w:rFonts w:ascii="Arial" w:eastAsia="Times New Roman" w:hAnsi="Arial" w:cs="Arial"/>
-                <w:color w:val="000000"/>
-                <w:kern w:val="0"/>
-                <w:sz w:val="18"/>
-                <w:szCs w:val="18"/>
-                <w14:ligatures w14:val="none"/>
-              </w:rPr>
-              <w:t>qt.total</w:t>
-            </w:r>
-            <w:proofErr w:type="gramEnd"/>
-            <w:r>
-              <w:rPr>
-                <w:rFonts w:ascii="Arial" w:eastAsia="Times New Roman" w:hAnsi="Arial" w:cs="Arial"/>
-                <w:color w:val="000000"/>
-                <w:kern w:val="0"/>
-                <w:sz w:val="18"/>
-                <w:szCs w:val="18"/>
-                <w14:ligatures w14:val="none"/>
-              </w:rPr>
-              <w:t>_taxes_and_charges</w:t>
-            </w:r>
-            <w:proofErr w:type="spellEnd"/>
-            <w:r>
-              <w:rPr>
-                <w:rFonts w:ascii="Arial" w:eastAsia="Times New Roman" w:hAnsi="Arial" w:cs="Arial"/>
-                <w:color w:val="000000"/>
-                <w:kern w:val="0"/>
-                <w:sz w:val="18"/>
-                <w:szCs w:val="18"/>
-                <w14:ligatures w14:val="none"/>
-              </w:rPr>
-              <w:t>]]</w:t>
+              <w:t>[[.qt.total_taxes_and_charges]]</w:t>
             </w:r>
           </w:p>
         </w:tc>
@@ -2812,50 +1809,7 @@
                 <w:szCs w:val="18"/>
                 <w14:ligatures w14:val="none"/>
               </w:rPr>
-              <w:t>[[.</w:t>
-            </w:r>
-            <w:proofErr w:type="spellStart"/>
-            <w:proofErr w:type="gramStart"/>
-            <w:r>
-              <w:rPr>
-                <w:rFonts w:ascii="Arial" w:eastAsia="Times New Roman" w:hAnsi="Arial" w:cs="Arial"/>
-                <w:b/>
-                <w:bCs/>
-                <w:color w:val="000000"/>
-                <w:kern w:val="0"/>
-                <w:sz w:val="18"/>
-                <w:szCs w:val="18"/>
-                <w14:ligatures w14:val="none"/>
-              </w:rPr>
-              <w:t>qt.grand</w:t>
-            </w:r>
-            <w:proofErr w:type="gramEnd"/>
-            <w:r>
-              <w:rPr>
-                <w:rFonts w:ascii="Arial" w:eastAsia="Times New Roman" w:hAnsi="Arial" w:cs="Arial"/>
-                <w:b/>
-                <w:bCs/>
-                <w:color w:val="000000"/>
-                <w:kern w:val="0"/>
-                <w:sz w:val="18"/>
-                <w:szCs w:val="18"/>
-                <w14:ligatures w14:val="none"/>
-              </w:rPr>
-              <w:t>_total</w:t>
-            </w:r>
-            <w:proofErr w:type="spellEnd"/>
-            <w:r>
-              <w:rPr>
-                <w:rFonts w:ascii="Arial" w:eastAsia="Times New Roman" w:hAnsi="Arial" w:cs="Arial"/>
-                <w:b/>
-                <w:bCs/>
-                <w:color w:val="000000"/>
-                <w:kern w:val="0"/>
-                <w:sz w:val="18"/>
-                <w:szCs w:val="18"/>
-                <w14:ligatures w14:val="none"/>
-              </w:rPr>
-              <w:t>]]</w:t>
+              <w:t>[[.qt.grand_total]]</w:t>
             </w:r>
           </w:p>
         </w:tc>
@@ -2888,91 +1842,7 @@
                 <w:szCs w:val="18"/>
                 <w14:ligatures w14:val="none"/>
               </w:rPr>
-              <w:t xml:space="preserve">Amount in </w:t>
-            </w:r>
-            <w:proofErr w:type="gramStart"/>
-            <w:r>
-              <w:rPr>
-                <w:rFonts w:ascii="Arial" w:eastAsia="Times New Roman" w:hAnsi="Arial" w:cs="Arial"/>
-                <w:b/>
-                <w:bCs/>
-                <w:color w:val="000000"/>
-                <w:kern w:val="0"/>
-                <w:sz w:val="18"/>
-                <w:szCs w:val="18"/>
-                <w14:ligatures w14:val="none"/>
-              </w:rPr>
-              <w:t>Words :</w:t>
-            </w:r>
-            <w:proofErr w:type="gramEnd"/>
-            <w:r>
-              <w:rPr>
-                <w:rFonts w:ascii="Arial" w:eastAsia="Times New Roman" w:hAnsi="Arial" w:cs="Arial"/>
-                <w:b/>
-                <w:bCs/>
-                <w:color w:val="000000"/>
-                <w:kern w:val="0"/>
-                <w:sz w:val="18"/>
-                <w:szCs w:val="18"/>
-                <w14:ligatures w14:val="none"/>
-              </w:rPr>
-              <w:t xml:space="preserve"> [</w:t>
-            </w:r>
-            <w:proofErr w:type="gramStart"/>
-            <w:r>
-              <w:rPr>
-                <w:rFonts w:ascii="Arial" w:eastAsia="Times New Roman" w:hAnsi="Arial" w:cs="Arial"/>
-                <w:b/>
-                <w:bCs/>
-                <w:color w:val="000000"/>
-                <w:kern w:val="0"/>
-                <w:sz w:val="18"/>
-                <w:szCs w:val="18"/>
-                <w14:ligatures w14:val="none"/>
-              </w:rPr>
-              <w:t>[.</w:t>
-            </w:r>
-            <w:proofErr w:type="spellStart"/>
-            <w:r>
-              <w:rPr>
-                <w:rFonts w:ascii="Arial" w:eastAsia="Times New Roman" w:hAnsi="Arial" w:cs="Arial"/>
-                <w:b/>
-                <w:bCs/>
-                <w:color w:val="000000"/>
-                <w:kern w:val="0"/>
-                <w:sz w:val="18"/>
-                <w:szCs w:val="18"/>
-                <w14:ligatures w14:val="none"/>
-              </w:rPr>
-              <w:t>qt.in</w:t>
-            </w:r>
-            <w:proofErr w:type="gramEnd"/>
-            <w:r>
-              <w:rPr>
-                <w:rFonts w:ascii="Arial" w:eastAsia="Times New Roman" w:hAnsi="Arial" w:cs="Arial"/>
-                <w:b/>
-                <w:bCs/>
-                <w:color w:val="000000"/>
-                <w:kern w:val="0"/>
-                <w:sz w:val="18"/>
-                <w:szCs w:val="18"/>
-                <w14:ligatures w14:val="none"/>
-              </w:rPr>
-              <w:t>_words</w:t>
-            </w:r>
-            <w:proofErr w:type="spellEnd"/>
-            <w:r>
-              <w:rPr>
-                <w:rFonts w:ascii="Arial" w:eastAsia="Times New Roman" w:hAnsi="Arial" w:cs="Arial"/>
-                <w:b/>
-                <w:bCs/>
-                <w:color w:val="000000"/>
-                <w:kern w:val="0"/>
-                <w:sz w:val="18"/>
-                <w:szCs w:val="18"/>
-                <w14:ligatures w14:val="none"/>
-              </w:rPr>
-              <w:t>]]</w:t>
+              <w:t>Amount in Words : [[.qt.in_words]]</w:t>
             </w:r>
           </w:p>
         </w:tc>
@@ -3004,14 +1874,7 @@
         <w:rPr>
           <w:rFonts w:ascii="Arial" w:hAnsi="Arial" w:cs="Arial"/>
         </w:rPr>
-        <w:t>[[</w:t>
-      </w:r>
-      <w:proofErr w:type="gramStart"/>
-      <w:r>
-        <w:rPr>
-          <w:rFonts w:ascii="Arial" w:hAnsi="Arial" w:cs="Arial"/>
-        </w:rPr>
-        <w:t>if .</w:t>
+        <w:t>[[if .</w:t>
       </w:r>
       <w:r>
         <w:rPr>
@@ -3019,14 +1882,12 @@
         </w:rPr>
         <w:t>qt</w:t>
       </w:r>
-      <w:proofErr w:type="gramEnd"/>
       <w:r>
         <w:rPr>
           <w:rFonts w:ascii="Arial" w:hAnsi="Arial" w:cs="Arial"/>
         </w:rPr>
         <w:t>.</w:t>
       </w:r>
-      <w:proofErr w:type="spellStart"/>
       <w:r>
         <w:rPr>
           <w:rFonts w:ascii="Arial" w:hAnsi="Arial" w:cs="Arial"/>
@@ -3034,7 +1895,6 @@
         </w:rPr>
         <w:t>quotation_term_details</w:t>
       </w:r>
-      <w:proofErr w:type="spellEnd"/>
       <w:r>
         <w:rPr>
           <w:rFonts w:ascii="Arial" w:hAnsi="Arial" w:cs="Arial"/>
@@ -3053,29 +1913,14 @@
         <w:rPr>
           <w:rFonts w:ascii="Arial" w:hAnsi="Arial" w:cs="Arial"/>
         </w:rPr>
-        <w:t>[[</w:t>
-      </w:r>
-      <w:proofErr w:type="gramStart"/>
-      <w:r>
-        <w:rPr>
-          <w:rFonts w:ascii="Arial" w:hAnsi="Arial" w:cs="Arial"/>
-        </w:rPr>
-        <w:t>rtf .</w:t>
+        <w:t>[[rtf .</w:t>
       </w:r>
       <w:r>
         <w:rPr>
           <w:rFonts w:ascii="Arial" w:hAnsi="Arial" w:cs="Arial"/>
         </w:rPr>
-        <w:t>qt</w:t>
+        <w:t>qt.</w:t>
       </w:r>
-      <w:proofErr w:type="gramEnd"/>
-      <w:r>
-        <w:rPr>
-          <w:rFonts w:ascii="Arial" w:hAnsi="Arial" w:cs="Arial"/>
-        </w:rPr>
-        <w:t>.</w:t>
-      </w:r>
-      <w:proofErr w:type="spellStart"/>
       <w:r>
         <w:rPr>
           <w:rFonts w:ascii="Arial" w:hAnsi="Arial" w:cs="Arial"/>
@@ -3083,7 +1928,6 @@
         </w:rPr>
         <w:t>quotation_term_details</w:t>
       </w:r>
-      <w:proofErr w:type="spellEnd"/>
       <w:r>
         <w:rPr>
           <w:rFonts w:ascii="Arial" w:hAnsi="Arial" w:cs="Arial"/>
@@ -3116,14 +1960,7 @@
         <w:rPr>
           <w:rFonts w:ascii="Arial" w:hAnsi="Arial" w:cs="Arial"/>
         </w:rPr>
-        <w:t>[[</w:t>
-      </w:r>
-      <w:proofErr w:type="gramStart"/>
-      <w:r>
-        <w:rPr>
-          <w:rFonts w:ascii="Arial" w:hAnsi="Arial" w:cs="Arial"/>
-        </w:rPr>
-        <w:t>if .</w:t>
+        <w:t>[[if .</w:t>
       </w:r>
       <w:r>
         <w:rPr>
@@ -3131,14 +1968,12 @@
         </w:rPr>
         <w:t>qt</w:t>
       </w:r>
-      <w:proofErr w:type="gramEnd"/>
       <w:r>
         <w:rPr>
           <w:rFonts w:ascii="Arial" w:hAnsi="Arial" w:cs="Arial"/>
         </w:rPr>
         <w:t>.</w:t>
       </w:r>
-      <w:proofErr w:type="spellStart"/>
       <w:r>
         <w:rPr>
           <w:rFonts w:ascii="Arial" w:hAnsi="Arial" w:cs="Arial"/>
@@ -3146,7 +1981,6 @@
         </w:rPr>
         <w:t>letter_details</w:t>
       </w:r>
-      <w:proofErr w:type="spellEnd"/>
       <w:r>
         <w:rPr>
           <w:rFonts w:ascii="Arial" w:hAnsi="Arial" w:cs="Arial"/>
@@ -3180,14 +2014,7 @@
           <w:rFonts w:ascii="Arial" w:hAnsi="Arial" w:cs="Arial"/>
         </w:rPr>
         <w:lastRenderedPageBreak/>
-        <w:t>[[</w:t>
-      </w:r>
-      <w:proofErr w:type="gramStart"/>
-      <w:r>
-        <w:rPr>
-          <w:rFonts w:ascii="Arial" w:hAnsi="Arial" w:cs="Arial"/>
-        </w:rPr>
-        <w:t>rtf .</w:t>
+        <w:t>[[rtf .</w:t>
       </w:r>
       <w:r>
         <w:rPr>
@@ -3195,14 +2022,12 @@
         </w:rPr>
         <w:t>qt</w:t>
       </w:r>
-      <w:proofErr w:type="gramEnd"/>
       <w:r>
         <w:rPr>
           <w:rFonts w:ascii="Arial" w:hAnsi="Arial" w:cs="Arial"/>
         </w:rPr>
         <w:t>.</w:t>
       </w:r>
-      <w:proofErr w:type="spellStart"/>
       <w:r>
         <w:rPr>
           <w:rFonts w:ascii="Arial" w:hAnsi="Arial" w:cs="Arial"/>
@@ -3210,7 +2035,6 @@
         </w:rPr>
         <w:t>letter_details</w:t>
       </w:r>
-      <w:proofErr w:type="spellEnd"/>
       <w:r>
         <w:rPr>
           <w:rFonts w:ascii="Arial" w:hAnsi="Arial" w:cs="Arial"/>
@@ -3249,14 +2073,7 @@
         <w:rPr>
           <w:rFonts w:ascii="Arial" w:hAnsi="Arial" w:cs="Arial"/>
         </w:rPr>
-        <w:t>[[</w:t>
-      </w:r>
-      <w:proofErr w:type="gramStart"/>
-      <w:r>
-        <w:rPr>
-          <w:rFonts w:ascii="Arial" w:hAnsi="Arial" w:cs="Arial"/>
-        </w:rPr>
-        <w:t>if .</w:t>
+        <w:t>[[if .</w:t>
       </w:r>
       <w:r>
         <w:rPr>
@@ -3264,14 +2081,12 @@
         </w:rPr>
         <w:t>qt</w:t>
       </w:r>
-      <w:proofErr w:type="gramEnd"/>
       <w:r>
         <w:rPr>
           <w:rFonts w:ascii="Arial" w:hAnsi="Arial" w:cs="Arial"/>
         </w:rPr>
         <w:t>.</w:t>
       </w:r>
-      <w:proofErr w:type="spellStart"/>
       <w:r>
         <w:rPr>
           <w:rFonts w:ascii="Arial" w:hAnsi="Arial" w:cs="Arial"/>
@@ -3279,7 +2094,6 @@
         </w:rPr>
         <w:t>standard_tc_details</w:t>
       </w:r>
-      <w:proofErr w:type="spellEnd"/>
       <w:r>
         <w:rPr>
           <w:rFonts w:ascii="Arial" w:hAnsi="Arial" w:cs="Arial"/>
@@ -3313,14 +2127,7 @@
           <w:rFonts w:ascii="Arial" w:hAnsi="Arial" w:cs="Arial"/>
         </w:rPr>
         <w:lastRenderedPageBreak/>
-        <w:t>[[</w:t>
-      </w:r>
-      <w:proofErr w:type="gramStart"/>
-      <w:r>
-        <w:rPr>
-          <w:rFonts w:ascii="Arial" w:hAnsi="Arial" w:cs="Arial"/>
-        </w:rPr>
-        <w:t>rtf .</w:t>
+        <w:t>[[rtf .</w:t>
       </w:r>
       <w:r>
         <w:rPr>
@@ -3328,14 +2135,12 @@
         </w:rPr>
         <w:t>qt</w:t>
       </w:r>
-      <w:proofErr w:type="gramEnd"/>
       <w:r>
         <w:rPr>
           <w:rFonts w:ascii="Arial" w:hAnsi="Arial" w:cs="Arial"/>
         </w:rPr>
         <w:t>.</w:t>
       </w:r>
-      <w:proofErr w:type="spellStart"/>
       <w:r>
         <w:rPr>
           <w:rFonts w:ascii="Arial" w:hAnsi="Arial" w:cs="Arial"/>
@@ -3343,7 +2148,6 @@
         </w:rPr>
         <w:t>standard_tc_details</w:t>
       </w:r>
-      <w:proofErr w:type="spellEnd"/>
       <w:r>
         <w:rPr>
           <w:rFonts w:ascii="Arial" w:hAnsi="Arial" w:cs="Arial"/>
@@ -3412,41 +2216,7 @@
           <w:lang w:val="en-US"/>
           <w14:ligatures w14:val="none"/>
         </w:rPr>
-        <w:t>[[$</w:t>
-      </w:r>
-      <w:proofErr w:type="spellStart"/>
-      <w:proofErr w:type="gramStart"/>
-      <w:r>
-        <w:rPr>
-          <w:rFonts w:ascii="Arial" w:eastAsia="Times New Roman" w:hAnsi="Arial" w:cs="Arial"/>
-          <w:color w:val="000000"/>
-          <w:kern w:val="0"/>
-          <w:lang w:val="en-US"/>
-          <w14:ligatures w14:val="none"/>
-        </w:rPr>
-        <w:t>prdSNo</w:t>
-      </w:r>
-      <w:proofErr w:type="spellEnd"/>
-      <w:r>
-        <w:rPr>
-          <w:rFonts w:ascii="Arial" w:eastAsia="Times New Roman" w:hAnsi="Arial" w:cs="Arial"/>
-          <w:color w:val="000000"/>
-          <w:kern w:val="0"/>
-          <w:lang w:val="en-US"/>
-          <w14:ligatures w14:val="none"/>
-        </w:rPr>
-        <w:t xml:space="preserve"> :</w:t>
-      </w:r>
-      <w:proofErr w:type="gramEnd"/>
-      <w:r>
-        <w:rPr>
-          <w:rFonts w:ascii="Arial" w:eastAsia="Times New Roman" w:hAnsi="Arial" w:cs="Arial"/>
-          <w:color w:val="000000"/>
-          <w:kern w:val="0"/>
-          <w:lang w:val="en-US"/>
-          <w14:ligatures w14:val="none"/>
-        </w:rPr>
-        <w:t>= 1]]</w:t>
+        <w:t>[[$prdSNo := 1]]</w:t>
       </w:r>
     </w:p>
     <w:tbl>
@@ -3501,118 +2271,7 @@
                 <w:szCs w:val="18"/>
                 <w14:ligatures w14:val="none"/>
               </w:rPr>
-              <w:t>[[</w:t>
-            </w:r>
-            <w:proofErr w:type="spellStart"/>
-            <w:proofErr w:type="gramStart"/>
-            <w:r>
-              <w:rPr>
-                <w:rFonts w:ascii="Arial" w:eastAsia="Times New Roman" w:hAnsi="Arial" w:cs="Arial"/>
-                <w:color w:val="000000"/>
-                <w:kern w:val="0"/>
-                <w:sz w:val="18"/>
-                <w:szCs w:val="18"/>
-                <w14:ligatures w14:val="none"/>
-              </w:rPr>
-              <w:t>tableStart</w:t>
-            </w:r>
-            <w:proofErr w:type="spellEnd"/>
-            <w:r>
-              <w:rPr>
-                <w:rFonts w:ascii="Arial" w:eastAsia="Times New Roman" w:hAnsi="Arial" w:cs="Arial"/>
-                <w:color w:val="000000"/>
-                <w:kern w:val="0"/>
-                <w:sz w:val="18"/>
-                <w:szCs w:val="18"/>
-                <w14:ligatures w14:val="none"/>
-              </w:rPr>
-              <w:t>(</w:t>
-            </w:r>
-            <w:proofErr w:type="gramEnd"/>
-            <w:r>
-              <w:rPr>
-                <w:rFonts w:ascii="Arial" w:eastAsia="Times New Roman" w:hAnsi="Arial" w:cs="Arial"/>
-                <w:color w:val="000000"/>
-                <w:kern w:val="0"/>
-                <w:sz w:val="18"/>
-                <w:szCs w:val="18"/>
-                <w14:ligatures w14:val="none"/>
-              </w:rPr>
-              <w:t>$</w:t>
-            </w:r>
-            <w:proofErr w:type="spellStart"/>
-            <w:r>
-              <w:rPr>
-                <w:rFonts w:ascii="Arial" w:eastAsia="Times New Roman" w:hAnsi="Arial" w:cs="Arial"/>
-                <w:color w:val="000000"/>
-                <w:kern w:val="0"/>
-                <w:sz w:val="18"/>
-                <w:szCs w:val="18"/>
-                <w14:ligatures w14:val="none"/>
-              </w:rPr>
-              <w:t>prodKey</w:t>
-            </w:r>
-            <w:proofErr w:type="spellEnd"/>
-            <w:r>
-              <w:rPr>
-                <w:rFonts w:ascii="Arial" w:eastAsia="Times New Roman" w:hAnsi="Arial" w:cs="Arial"/>
-                <w:color w:val="000000"/>
-                <w:kern w:val="0"/>
-                <w:sz w:val="18"/>
-                <w:szCs w:val="18"/>
-                <w14:ligatures w14:val="none"/>
-              </w:rPr>
-              <w:t>, $</w:t>
-            </w:r>
-            <w:proofErr w:type="spellStart"/>
-            <w:r>
-              <w:rPr>
-                <w:rFonts w:ascii="Arial" w:eastAsia="Times New Roman" w:hAnsi="Arial" w:cs="Arial"/>
-                <w:color w:val="000000"/>
-                <w:kern w:val="0"/>
-                <w:sz w:val="18"/>
-                <w:szCs w:val="18"/>
-                <w14:ligatures w14:val="none"/>
-              </w:rPr>
-              <w:t>pv</w:t>
-            </w:r>
-            <w:proofErr w:type="spellEnd"/>
-            <w:r>
-              <w:rPr>
-                <w:rFonts w:ascii="Arial" w:eastAsia="Times New Roman" w:hAnsi="Arial" w:cs="Arial"/>
-                <w:color w:val="000000"/>
-                <w:kern w:val="0"/>
-                <w:sz w:val="18"/>
-                <w:szCs w:val="18"/>
-                <w14:ligatures w14:val="none"/>
-              </w:rPr>
-              <w:t xml:space="preserve"> as .</w:t>
-            </w:r>
-            <w:proofErr w:type="spellStart"/>
-            <w:proofErr w:type="gramStart"/>
-            <w:r>
-              <w:rPr>
-                <w:rFonts w:ascii="Arial" w:eastAsia="Times New Roman" w:hAnsi="Arial" w:cs="Arial"/>
-                <w:color w:val="000000"/>
-                <w:kern w:val="0"/>
-                <w:sz w:val="18"/>
-                <w:szCs w:val="18"/>
-                <w14:ligatures w14:val="none"/>
-              </w:rPr>
-              <w:t>ci.cartItem</w:t>
-            </w:r>
-            <w:proofErr w:type="spellEnd"/>
-            <w:proofErr w:type="gramEnd"/>
-            <w:r>
-              <w:rPr>
-                <w:rFonts w:ascii="Arial" w:eastAsia="Times New Roman" w:hAnsi="Arial" w:cs="Arial"/>
-                <w:color w:val="000000"/>
-                <w:kern w:val="0"/>
-                <w:sz w:val="18"/>
-                <w:szCs w:val="18"/>
-                <w14:ligatures w14:val="none"/>
-              </w:rPr>
-              <w:t>)]]</w:t>
+              <w:t>[[tableStart($prodKey, $pv as .ci.cartItem)]]</w:t>
             </w:r>
           </w:p>
         </w:tc>
@@ -3656,89 +2315,7 @@
                 <w:u w:val="single"/>
                 <w14:ligatures w14:val="none"/>
               </w:rPr>
-              <w:t>[[$</w:t>
-            </w:r>
-            <w:proofErr w:type="spellStart"/>
-            <w:r>
-              <w:rPr>
-                <w:rFonts w:ascii="Arial" w:eastAsia="Times New Roman" w:hAnsi="Arial" w:cs="Arial"/>
-                <w:b/>
-                <w:bCs/>
-                <w:color w:val="000000"/>
-                <w:kern w:val="0"/>
-                <w:u w:val="single"/>
-                <w14:ligatures w14:val="none"/>
-              </w:rPr>
-              <w:t>prdSNo</w:t>
-            </w:r>
-            <w:proofErr w:type="spellEnd"/>
-            <w:r>
-              <w:rPr>
-                <w:rFonts w:ascii="Arial" w:eastAsia="Times New Roman" w:hAnsi="Arial" w:cs="Arial"/>
-                <w:b/>
-                <w:bCs/>
-                <w:color w:val="000000"/>
-                <w:kern w:val="0"/>
-                <w:u w:val="single"/>
-                <w14:ligatures w14:val="none"/>
-              </w:rPr>
-              <w:t>]] - [[$</w:t>
-            </w:r>
-            <w:proofErr w:type="spellStart"/>
-            <w:proofErr w:type="gramStart"/>
-            <w:r>
-              <w:rPr>
-                <w:rFonts w:ascii="Arial" w:eastAsia="Times New Roman" w:hAnsi="Arial" w:cs="Arial"/>
-                <w:b/>
-                <w:bCs/>
-                <w:color w:val="000000"/>
-                <w:kern w:val="0"/>
-                <w:u w:val="single"/>
-                <w14:ligatures w14:val="none"/>
-              </w:rPr>
-              <w:t>pv.productName</w:t>
-            </w:r>
-            <w:proofErr w:type="spellEnd"/>
-            <w:proofErr w:type="gramEnd"/>
-            <w:r>
-              <w:rPr>
-                <w:rFonts w:ascii="Arial" w:eastAsia="Times New Roman" w:hAnsi="Arial" w:cs="Arial"/>
-                <w:b/>
-                <w:bCs/>
-                <w:color w:val="000000"/>
-                <w:kern w:val="0"/>
-                <w:u w:val="single"/>
-                <w14:ligatures w14:val="none"/>
-              </w:rPr>
-              <w:t>]] - [[$cur]] [[$</w:t>
-            </w:r>
-            <w:proofErr w:type="spellStart"/>
-            <w:proofErr w:type="gramStart"/>
-            <w:r>
-              <w:rPr>
-                <w:rFonts w:ascii="Arial" w:eastAsia="Times New Roman" w:hAnsi="Arial" w:cs="Arial"/>
-                <w:b/>
-                <w:bCs/>
-                <w:color w:val="000000"/>
-                <w:kern w:val="0"/>
-                <w:u w:val="single"/>
-                <w14:ligatures w14:val="none"/>
-              </w:rPr>
-              <w:t>pv.productTotal</w:t>
-            </w:r>
-            <w:proofErr w:type="spellEnd"/>
-            <w:proofErr w:type="gramEnd"/>
-            <w:r>
-              <w:rPr>
-                <w:rFonts w:ascii="Arial" w:eastAsia="Times New Roman" w:hAnsi="Arial" w:cs="Arial"/>
-                <w:b/>
-                <w:bCs/>
-                <w:color w:val="000000"/>
-                <w:kern w:val="0"/>
-                <w:u w:val="single"/>
-                <w14:ligatures w14:val="none"/>
-              </w:rPr>
-              <w:t>]]</w:t>
+              <w:t>[[$prdSNo]] - [[$pv.productName]] - [[$cur]] [[$pv.productTotal]]</w:t>
             </w:r>
           </w:p>
         </w:tc>
@@ -3779,70 +2356,7 @@
                 <w:szCs w:val="18"/>
                 <w14:ligatures w14:val="none"/>
               </w:rPr>
-              <w:t>[[</w:t>
-            </w:r>
-            <w:proofErr w:type="spellStart"/>
-            <w:proofErr w:type="gramStart"/>
-            <w:r>
-              <w:rPr>
-                <w:rFonts w:ascii="Arial" w:eastAsia="Times New Roman" w:hAnsi="Arial" w:cs="Arial"/>
-                <w:color w:val="000000"/>
-                <w:kern w:val="0"/>
-                <w:sz w:val="18"/>
-                <w:szCs w:val="18"/>
-                <w14:ligatures w14:val="none"/>
-              </w:rPr>
-              <w:t>tableStart</w:t>
-            </w:r>
-            <w:proofErr w:type="spellEnd"/>
-            <w:r>
-              <w:rPr>
-                <w:rFonts w:ascii="Arial" w:eastAsia="Times New Roman" w:hAnsi="Arial" w:cs="Arial"/>
-                <w:color w:val="000000"/>
-                <w:kern w:val="0"/>
-                <w:sz w:val="18"/>
-                <w:szCs w:val="18"/>
-                <w14:ligatures w14:val="none"/>
-              </w:rPr>
-              <w:t>(</w:t>
-            </w:r>
-            <w:proofErr w:type="gramEnd"/>
-            <w:r>
-              <w:rPr>
-                <w:rFonts w:ascii="Arial" w:eastAsia="Times New Roman" w:hAnsi="Arial" w:cs="Arial"/>
-                <w:color w:val="000000"/>
-                <w:kern w:val="0"/>
-                <w:sz w:val="18"/>
-                <w:szCs w:val="18"/>
-                <w14:ligatures w14:val="none"/>
-              </w:rPr>
-              <w:t>$k, $item as $</w:t>
-            </w:r>
-            <w:proofErr w:type="spellStart"/>
-            <w:proofErr w:type="gramStart"/>
-            <w:r>
-              <w:rPr>
-                <w:rFonts w:ascii="Arial" w:eastAsia="Times New Roman" w:hAnsi="Arial" w:cs="Arial"/>
-                <w:color w:val="000000"/>
-                <w:kern w:val="0"/>
-                <w:sz w:val="18"/>
-                <w:szCs w:val="18"/>
-                <w14:ligatures w14:val="none"/>
-              </w:rPr>
-              <w:t>pv.items</w:t>
-            </w:r>
-            <w:proofErr w:type="spellEnd"/>
-            <w:proofErr w:type="gramEnd"/>
-            <w:r>
-              <w:rPr>
-                <w:rFonts w:ascii="Arial" w:eastAsia="Times New Roman" w:hAnsi="Arial" w:cs="Arial"/>
-                <w:color w:val="000000"/>
-                <w:kern w:val="0"/>
-                <w:sz w:val="18"/>
-                <w:szCs w:val="18"/>
-                <w14:ligatures w14:val="none"/>
-              </w:rPr>
-              <w:t>)]]</w:t>
+              <w:t>[[tableStart($k, $item as $pv.items)]]</w:t>
             </w:r>
           </w:p>
         </w:tc>
@@ -3889,35 +2403,65 @@
                 <w:lang w:val="en-US"/>
                 <w14:ligatures w14:val="none"/>
               </w:rPr>
-              <w:t>[[if ne $</w:t>
-            </w:r>
-            <w:proofErr w:type="spellStart"/>
-            <w:proofErr w:type="gramStart"/>
-            <w:r>
-              <w:rPr>
-                <w:rFonts w:ascii="Arial" w:eastAsia="Times New Roman" w:hAnsi="Arial" w:cs="Arial"/>
+              <w:t>[[if ne $pv.productCode “SIL”]]</w:t>
+            </w:r>
+          </w:p>
+          <w:p>
+            <w:pPr>
+              <w:jc w:val="center"/>
+              <w:outlineLvl w:val="1"/>
+              <w:rPr>
+                <w:rFonts w:ascii="Arial" w:eastAsia="Times New Roman" w:hAnsi="Arial" w:cs="Arial"/>
+                <w:b/>
+                <w:bCs/>
+                <w:color w:val="000000"/>
+                <w:kern w:val="0"/>
+                <w:sz w:val="18"/>
+                <w:szCs w:val="18"/>
+                <w14:ligatures w14:val="none"/>
+              </w:rPr>
+            </w:pPr>
+            <w:r>
+              <w:rPr>
+                <w:rFonts w:ascii="Arial" w:eastAsia="Times New Roman" w:hAnsi="Arial" w:cs="Arial"/>
+                <w:b/>
+                <w:bCs/>
+                <w:color w:val="000000"/>
+                <w:kern w:val="0"/>
+                <w:sz w:val="18"/>
+                <w:szCs w:val="18"/>
+                <w14:ligatures w14:val="none"/>
+              </w:rPr>
+              <w:t>[[$Item.modelName]]</w:t>
+            </w:r>
+          </w:p>
+          <w:p>
+            <w:pPr>
+              <w:jc w:val="center"/>
+              <w:outlineLvl w:val="1"/>
+              <w:rPr>
+                <w:rFonts w:ascii="Arial" w:eastAsia="Times New Roman" w:hAnsi="Arial" w:cs="Arial"/>
+                <w:b/>
+                <w:bCs/>
                 <w:color w:val="000000"/>
                 <w:kern w:val="0"/>
                 <w:sz w:val="10"/>
                 <w:szCs w:val="10"/>
-                <w:lang w:val="en-US"/>
-                <w14:ligatures w14:val="none"/>
-              </w:rPr>
-              <w:t>pv.productCode</w:t>
-            </w:r>
-            <w:proofErr w:type="spellEnd"/>
-            <w:proofErr w:type="gramEnd"/>
-            <w:r>
-              <w:rPr>
-                <w:rFonts w:ascii="Arial" w:eastAsia="Times New Roman" w:hAnsi="Arial" w:cs="Arial"/>
+                <w14:ligatures w14:val="none"/>
+              </w:rPr>
+            </w:pPr>
+            <w:r>
+              <w:rPr>
+                <w:rFonts w:ascii="Arial" w:eastAsia="Times New Roman" w:hAnsi="Arial" w:cs="Arial"/>
+                <w:b/>
+                <w:bCs/>
                 <w:color w:val="000000"/>
                 <w:kern w:val="0"/>
                 <w:sz w:val="10"/>
                 <w:szCs w:val="10"/>
-                <w:lang w:val="en-US"/>
-                <w14:ligatures w14:val="none"/>
-              </w:rPr>
-              <w:t xml:space="preserve"> “SIL”]]</w:t>
+                <w14:ligatures w14:val="none"/>
+              </w:rPr>
+              <w:t>[[end]]</w:t>
             </w:r>
           </w:p>
           <w:p>
@@ -3938,43 +2482,14 @@
             <w:r>
               <w:rPr>
                 <w:rFonts w:ascii="Arial" w:eastAsia="Times New Roman" w:hAnsi="Arial" w:cs="Arial"/>
-                <w:b/>
-                <w:bCs/>
-                <w:color w:val="000000"/>
-                <w:kern w:val="0"/>
-                <w:sz w:val="18"/>
-                <w:szCs w:val="18"/>
-                <w14:ligatures w14:val="none"/>
-              </w:rPr>
-              <w:t>[[$</w:t>
-            </w:r>
-            <w:proofErr w:type="spellStart"/>
-            <w:r>
-              <w:rPr>
-                <w:rFonts w:ascii="Arial" w:eastAsia="Times New Roman" w:hAnsi="Arial" w:cs="Arial"/>
-                <w:b/>
-                <w:bCs/>
-                <w:color w:val="000000"/>
-                <w:kern w:val="0"/>
-                <w:sz w:val="18"/>
-                <w:szCs w:val="18"/>
-                <w14:ligatures w14:val="none"/>
-              </w:rPr>
-              <w:t>Item.modelName</w:t>
-            </w:r>
-            <w:proofErr w:type="spellEnd"/>
-            <w:r>
-              <w:rPr>
-                <w:rFonts w:ascii="Arial" w:eastAsia="Times New Roman" w:hAnsi="Arial" w:cs="Arial"/>
-                <w:b/>
-                <w:bCs/>
-                <w:color w:val="000000"/>
-                <w:kern w:val="0"/>
-                <w:sz w:val="18"/>
-                <w:szCs w:val="18"/>
-                <w14:ligatures w14:val="none"/>
-              </w:rPr>
-              <w:t>]]</w:t>
+                <w:color w:val="000000"/>
+                <w:kern w:val="0"/>
+                <w:sz w:val="10"/>
+                <w:szCs w:val="10"/>
+                <w:lang w:val="en-US"/>
+                <w14:ligatures w14:val="none"/>
+              </w:rPr>
+              <w:t>[[if eq $pv.productCode “SIL”]]</w:t>
             </w:r>
           </w:p>
           <w:p>
@@ -3987,136 +2502,23 @@
                 <w:bCs/>
                 <w:color w:val="000000"/>
                 <w:kern w:val="0"/>
-                <w:sz w:val="10"/>
-                <w:szCs w:val="10"/>
-                <w14:ligatures w14:val="none"/>
-              </w:rPr>
-            </w:pPr>
-            <w:r>
-              <w:rPr>
-                <w:rFonts w:ascii="Arial" w:eastAsia="Times New Roman" w:hAnsi="Arial" w:cs="Arial"/>
-                <w:b/>
-                <w:bCs/>
-                <w:color w:val="000000"/>
-                <w:kern w:val="0"/>
-                <w:sz w:val="10"/>
-                <w:szCs w:val="10"/>
-                <w14:ligatures w14:val="none"/>
-              </w:rPr>
-              <w:t>[[end]]</w:t>
-            </w:r>
-          </w:p>
-          <w:p>
-            <w:pPr>
-              <w:jc w:val="center"/>
-              <w:outlineLvl w:val="1"/>
-              <w:rPr>
-                <w:rFonts w:ascii="Arial" w:eastAsia="Times New Roman" w:hAnsi="Arial" w:cs="Arial"/>
-                <w:b/>
-                <w:bCs/>
-                <w:color w:val="000000"/>
-                <w:kern w:val="0"/>
-                <w:sz w:val="18"/>
-                <w:szCs w:val="18"/>
-                <w14:ligatures w14:val="none"/>
-              </w:rPr>
-            </w:pPr>
-            <w:r>
-              <w:rPr>
-                <w:rFonts w:ascii="Arial" w:eastAsia="Times New Roman" w:hAnsi="Arial" w:cs="Arial"/>
-                <w:color w:val="000000"/>
-                <w:kern w:val="0"/>
-                <w:sz w:val="10"/>
-                <w:szCs w:val="10"/>
-                <w:lang w:val="en-US"/>
-                <w14:ligatures w14:val="none"/>
-              </w:rPr>
-              <w:t>[[if eq $</w:t>
-            </w:r>
-            <w:proofErr w:type="spellStart"/>
-            <w:proofErr w:type="gramStart"/>
-            <w:r>
-              <w:rPr>
-                <w:rFonts w:ascii="Arial" w:eastAsia="Times New Roman" w:hAnsi="Arial" w:cs="Arial"/>
-                <w:color w:val="000000"/>
-                <w:kern w:val="0"/>
-                <w:sz w:val="10"/>
-                <w:szCs w:val="10"/>
-                <w:lang w:val="en-US"/>
-                <w14:ligatures w14:val="none"/>
-              </w:rPr>
-              <w:t>pv.productCode</w:t>
-            </w:r>
-            <w:proofErr w:type="spellEnd"/>
-            <w:proofErr w:type="gramEnd"/>
-            <w:r>
-              <w:rPr>
-                <w:rFonts w:ascii="Arial" w:eastAsia="Times New Roman" w:hAnsi="Arial" w:cs="Arial"/>
-                <w:color w:val="000000"/>
-                <w:kern w:val="0"/>
-                <w:sz w:val="10"/>
-                <w:szCs w:val="10"/>
-                <w:lang w:val="en-US"/>
-                <w14:ligatures w14:val="none"/>
-              </w:rPr>
-              <w:t xml:space="preserve"> “SIL”]]</w:t>
-            </w:r>
-          </w:p>
-          <w:p>
-            <w:pPr>
-              <w:jc w:val="center"/>
-              <w:outlineLvl w:val="1"/>
-              <w:rPr>
-                <w:rFonts w:ascii="Arial" w:eastAsia="Times New Roman" w:hAnsi="Arial" w:cs="Arial"/>
-                <w:b/>
-                <w:bCs/>
-                <w:color w:val="000000"/>
-                <w:kern w:val="0"/>
-                <w:sz w:val="18"/>
-                <w:szCs w:val="18"/>
-                <w14:ligatures w14:val="none"/>
-              </w:rPr>
-            </w:pPr>
-            <w:r>
-              <w:rPr>
-                <w:rFonts w:ascii="Arial" w:eastAsia="Times New Roman" w:hAnsi="Arial" w:cs="Arial"/>
-                <w:b/>
-                <w:bCs/>
-                <w:color w:val="000000"/>
-                <w:kern w:val="0"/>
-                <w:sz w:val="18"/>
-                <w:szCs w:val="18"/>
-                <w14:ligatures w14:val="none"/>
-              </w:rPr>
-              <w:t>[[$</w:t>
-            </w:r>
-            <w:proofErr w:type="spellStart"/>
-            <w:r>
-              <w:rPr>
-                <w:rFonts w:ascii="Arial" w:eastAsia="Times New Roman" w:hAnsi="Arial" w:cs="Arial"/>
-                <w:b/>
-                <w:bCs/>
-                <w:color w:val="000000"/>
-                <w:kern w:val="0"/>
-                <w:sz w:val="18"/>
-                <w:szCs w:val="18"/>
-                <w14:ligatures w14:val="none"/>
-              </w:rPr>
-              <w:t>Item.subcategory</w:t>
-            </w:r>
-            <w:proofErr w:type="spellEnd"/>
-            <w:r>
-              <w:rPr>
-                <w:rFonts w:ascii="Arial" w:eastAsia="Times New Roman" w:hAnsi="Arial" w:cs="Arial"/>
-                <w:b/>
-                <w:bCs/>
-                <w:color w:val="000000"/>
-                <w:kern w:val="0"/>
-                <w:sz w:val="18"/>
-                <w:szCs w:val="18"/>
-                <w14:ligatures w14:val="none"/>
-              </w:rPr>
-              <w:t>]]</w:t>
+                <w:sz w:val="18"/>
+                <w:szCs w:val="18"/>
+                <w14:ligatures w14:val="none"/>
+              </w:rPr>
+            </w:pPr>
+            <w:r>
+              <w:rPr>
+                <w:rFonts w:ascii="Arial" w:eastAsia="Times New Roman" w:hAnsi="Arial" w:cs="Arial"/>
+                <w:b/>
+                <w:bCs/>
+                <w:color w:val="000000"/>
+                <w:kern w:val="0"/>
+                <w:sz w:val="18"/>
+                <w:szCs w:val="18"/>
+                <w14:ligatures w14:val="none"/>
+              </w:rPr>
+              <w:t>[[$Item.subcategory]]</w:t>
             </w:r>
           </w:p>
           <w:p>
@@ -4181,94 +2583,7 @@
                 <w:szCs w:val="18"/>
                 <w14:ligatures w14:val="none"/>
               </w:rPr>
-              <w:t>[[</w:t>
-            </w:r>
-            <w:proofErr w:type="spellStart"/>
-            <w:proofErr w:type="gramStart"/>
-            <w:r>
-              <w:rPr>
-                <w:rFonts w:ascii="Arial" w:eastAsia="Times New Roman" w:hAnsi="Arial" w:cs="Arial"/>
-                <w:color w:val="000000"/>
-                <w:kern w:val="0"/>
-                <w:sz w:val="18"/>
-                <w:szCs w:val="18"/>
-                <w14:ligatures w14:val="none"/>
-              </w:rPr>
-              <w:t>tableStart</w:t>
-            </w:r>
-            <w:proofErr w:type="spellEnd"/>
-            <w:r>
-              <w:rPr>
-                <w:rFonts w:ascii="Arial" w:eastAsia="Times New Roman" w:hAnsi="Arial" w:cs="Arial"/>
-                <w:color w:val="000000"/>
-                <w:kern w:val="0"/>
-                <w:sz w:val="18"/>
-                <w:szCs w:val="18"/>
-                <w14:ligatures w14:val="none"/>
-              </w:rPr>
-              <w:t>(</w:t>
-            </w:r>
-            <w:proofErr w:type="gramEnd"/>
-            <w:r>
-              <w:rPr>
-                <w:rFonts w:ascii="Arial" w:eastAsia="Times New Roman" w:hAnsi="Arial" w:cs="Arial"/>
-                <w:color w:val="000000"/>
-                <w:kern w:val="0"/>
-                <w:sz w:val="18"/>
-                <w:szCs w:val="18"/>
-                <w14:ligatures w14:val="none"/>
-              </w:rPr>
-              <w:t>$k, $</w:t>
-            </w:r>
-            <w:proofErr w:type="spellStart"/>
-            <w:r>
-              <w:rPr>
-                <w:rFonts w:ascii="Arial" w:eastAsia="Times New Roman" w:hAnsi="Arial" w:cs="Arial"/>
-                <w:color w:val="000000"/>
-                <w:kern w:val="0"/>
-                <w:sz w:val="18"/>
-                <w:szCs w:val="18"/>
-                <w14:ligatures w14:val="none"/>
-              </w:rPr>
-              <w:t>h as</w:t>
-            </w:r>
-            <w:proofErr w:type="spellEnd"/>
-            <w:r>
-              <w:rPr>
-                <w:rFonts w:ascii="Arial" w:eastAsia="Times New Roman" w:hAnsi="Arial" w:cs="Arial"/>
-                <w:color w:val="000000"/>
-                <w:kern w:val="0"/>
-                <w:sz w:val="18"/>
-                <w:szCs w:val="18"/>
-                <w14:ligatures w14:val="none"/>
-              </w:rPr>
-              <w:t xml:space="preserve"> $</w:t>
-            </w:r>
-            <w:proofErr w:type="spellStart"/>
-            <w:proofErr w:type="gramStart"/>
-            <w:r>
-              <w:rPr>
-                <w:rFonts w:ascii="Arial" w:eastAsia="Times New Roman" w:hAnsi="Arial" w:cs="Arial"/>
-                <w:color w:val="000000"/>
-                <w:kern w:val="0"/>
-                <w:sz w:val="18"/>
-                <w:szCs w:val="18"/>
-                <w14:ligatures w14:val="none"/>
-              </w:rPr>
-              <w:t>item.headersDisplay</w:t>
-            </w:r>
-            <w:proofErr w:type="spellEnd"/>
-            <w:proofErr w:type="gramEnd"/>
-            <w:r>
-              <w:rPr>
-                <w:rFonts w:ascii="Arial" w:eastAsia="Times New Roman" w:hAnsi="Arial" w:cs="Arial"/>
-                <w:color w:val="000000"/>
-                <w:kern w:val="0"/>
-                <w:sz w:val="18"/>
-                <w:szCs w:val="18"/>
-                <w14:ligatures w14:val="none"/>
-              </w:rPr>
-              <w:t>)]]</w:t>
+              <w:t>[[tableStart($k, $h as $item.headersDisplay)]]</w:t>
             </w:r>
           </w:p>
         </w:tc>
@@ -4306,37 +2621,7 @@
                 <w:szCs w:val="18"/>
                 <w14:ligatures w14:val="none"/>
               </w:rPr>
-              <w:t>[[$</w:t>
-            </w:r>
-            <w:proofErr w:type="spellStart"/>
-            <w:proofErr w:type="gramStart"/>
-            <w:r>
-              <w:rPr>
-                <w:rFonts w:ascii="Arial" w:eastAsia="Times New Roman" w:hAnsi="Arial" w:cs="Arial"/>
-                <w:b/>
-                <w:bCs/>
-                <w:color w:val="000000"/>
-                <w:kern w:val="0"/>
-                <w:sz w:val="18"/>
-                <w:szCs w:val="18"/>
-                <w14:ligatures w14:val="none"/>
-              </w:rPr>
-              <w:t>h.leftLabel</w:t>
-            </w:r>
-            <w:proofErr w:type="spellEnd"/>
-            <w:proofErr w:type="gramEnd"/>
-            <w:r>
-              <w:rPr>
-                <w:rFonts w:ascii="Arial" w:eastAsia="Times New Roman" w:hAnsi="Arial" w:cs="Arial"/>
-                <w:b/>
-                <w:bCs/>
-                <w:color w:val="000000"/>
-                <w:kern w:val="0"/>
-                <w:sz w:val="18"/>
-                <w:szCs w:val="18"/>
-                <w14:ligatures w14:val="none"/>
-              </w:rPr>
-              <w:t>]]</w:t>
+              <w:t>[[$h.leftLabel]]</w:t>
             </w:r>
           </w:p>
         </w:tc>
@@ -4365,33 +2650,7 @@
                 <w:szCs w:val="18"/>
                 <w14:ligatures w14:val="none"/>
               </w:rPr>
-              <w:t>[[$</w:t>
-            </w:r>
-            <w:proofErr w:type="spellStart"/>
-            <w:proofErr w:type="gramStart"/>
-            <w:r>
-              <w:rPr>
-                <w:rFonts w:ascii="Arial" w:eastAsia="Times New Roman" w:hAnsi="Arial" w:cs="Arial"/>
-                <w:color w:val="000000"/>
-                <w:kern w:val="0"/>
-                <w:sz w:val="18"/>
-                <w:szCs w:val="18"/>
-                <w14:ligatures w14:val="none"/>
-              </w:rPr>
-              <w:t>h.leftValue</w:t>
-            </w:r>
-            <w:proofErr w:type="spellEnd"/>
-            <w:proofErr w:type="gramEnd"/>
-            <w:r>
-              <w:rPr>
-                <w:rFonts w:ascii="Arial" w:eastAsia="Times New Roman" w:hAnsi="Arial" w:cs="Arial"/>
-                <w:color w:val="000000"/>
-                <w:kern w:val="0"/>
-                <w:sz w:val="18"/>
-                <w:szCs w:val="18"/>
-                <w14:ligatures w14:val="none"/>
-              </w:rPr>
-              <w:t>]</w:t>
+              <w:t>[[$h.leftValue]</w:t>
             </w:r>
             <w:r>
               <w:rPr>
@@ -4435,37 +2694,7 @@
                 <w:szCs w:val="18"/>
                 <w14:ligatures w14:val="none"/>
               </w:rPr>
-              <w:t>[[$</w:t>
-            </w:r>
-            <w:proofErr w:type="spellStart"/>
-            <w:proofErr w:type="gramStart"/>
-            <w:r>
-              <w:rPr>
-                <w:rFonts w:ascii="Arial" w:eastAsia="Times New Roman" w:hAnsi="Arial" w:cs="Arial"/>
-                <w:b/>
-                <w:bCs/>
-                <w:color w:val="000000"/>
-                <w:kern w:val="0"/>
-                <w:sz w:val="18"/>
-                <w:szCs w:val="18"/>
-                <w14:ligatures w14:val="none"/>
-              </w:rPr>
-              <w:t>h.rightLabel</w:t>
-            </w:r>
-            <w:proofErr w:type="spellEnd"/>
-            <w:proofErr w:type="gramEnd"/>
-            <w:r>
-              <w:rPr>
-                <w:rFonts w:ascii="Arial" w:eastAsia="Times New Roman" w:hAnsi="Arial" w:cs="Arial"/>
-                <w:b/>
-                <w:bCs/>
-                <w:color w:val="000000"/>
-                <w:kern w:val="0"/>
-                <w:sz w:val="18"/>
-                <w:szCs w:val="18"/>
-                <w14:ligatures w14:val="none"/>
-              </w:rPr>
-              <w:t>]]</w:t>
+              <w:t>[[$h.rightLabel]]</w:t>
             </w:r>
           </w:p>
         </w:tc>
@@ -4496,33 +2725,7 @@
                 <w:szCs w:val="18"/>
                 <w14:ligatures w14:val="none"/>
               </w:rPr>
-              <w:t>[[$</w:t>
-            </w:r>
-            <w:proofErr w:type="spellStart"/>
-            <w:proofErr w:type="gramStart"/>
-            <w:r>
-              <w:rPr>
-                <w:rFonts w:ascii="Arial" w:eastAsia="Times New Roman" w:hAnsi="Arial" w:cs="Arial"/>
-                <w:color w:val="000000"/>
-                <w:kern w:val="0"/>
-                <w:sz w:val="18"/>
-                <w:szCs w:val="18"/>
-                <w14:ligatures w14:val="none"/>
-              </w:rPr>
-              <w:t>h.rightValue</w:t>
-            </w:r>
-            <w:proofErr w:type="spellEnd"/>
-            <w:proofErr w:type="gramEnd"/>
-            <w:r>
-              <w:rPr>
-                <w:rFonts w:ascii="Arial" w:eastAsia="Times New Roman" w:hAnsi="Arial" w:cs="Arial"/>
-                <w:color w:val="000000"/>
-                <w:kern w:val="0"/>
-                <w:sz w:val="18"/>
-                <w:szCs w:val="18"/>
-                <w14:ligatures w14:val="none"/>
-              </w:rPr>
-              <w:t>]]</w:t>
+              <w:t>[[$h.rightValue]]</w:t>
             </w:r>
           </w:p>
         </w:tc>
@@ -4560,31 +2763,7 @@
                 <w:szCs w:val="18"/>
                 <w14:ligatures w14:val="none"/>
               </w:rPr>
-              <w:t>[[</w:t>
-            </w:r>
-            <w:proofErr w:type="spellStart"/>
-            <w:r>
-              <w:rPr>
-                <w:rFonts w:ascii="Arial" w:eastAsia="Times New Roman" w:hAnsi="Arial" w:cs="Arial"/>
-                <w:color w:val="000000"/>
-                <w:kern w:val="0"/>
-                <w:sz w:val="18"/>
-                <w:szCs w:val="18"/>
-                <w14:ligatures w14:val="none"/>
-              </w:rPr>
-              <w:t>tableEnd</w:t>
-            </w:r>
-            <w:proofErr w:type="spellEnd"/>
-            <w:r>
-              <w:rPr>
-                <w:rFonts w:ascii="Arial" w:eastAsia="Times New Roman" w:hAnsi="Arial" w:cs="Arial"/>
-                <w:color w:val="000000"/>
-                <w:kern w:val="0"/>
-                <w:sz w:val="18"/>
-                <w:szCs w:val="18"/>
-                <w14:ligatures w14:val="none"/>
-              </w:rPr>
-              <w:t>]]</w:t>
+              <w:t>[[tableEnd]]</w:t>
             </w:r>
           </w:p>
         </w:tc>
@@ -4858,44 +3037,7 @@
                 <w:szCs w:val="18"/>
                 <w14:ligatures w14:val="none"/>
               </w:rPr>
-              <w:t>[[$</w:t>
-            </w:r>
-            <w:proofErr w:type="spellStart"/>
-            <w:proofErr w:type="gramStart"/>
-            <w:r>
-              <w:rPr>
-                <w:rFonts w:ascii="Arial" w:eastAsia="Times New Roman" w:hAnsi="Arial" w:cs="Arial"/>
-                <w:color w:val="000000"/>
-                <w:kern w:val="0"/>
-                <w:sz w:val="18"/>
-                <w:szCs w:val="18"/>
-                <w14:ligatures w14:val="none"/>
-              </w:rPr>
-              <w:t>sNo</w:t>
-            </w:r>
-            <w:proofErr w:type="spellEnd"/>
-            <w:r>
-              <w:rPr>
-                <w:rFonts w:ascii="Arial" w:eastAsia="Times New Roman" w:hAnsi="Arial" w:cs="Arial"/>
-                <w:color w:val="000000"/>
-                <w:kern w:val="0"/>
-                <w:sz w:val="18"/>
-                <w:szCs w:val="18"/>
-                <w14:ligatures w14:val="none"/>
-              </w:rPr>
-              <w:t xml:space="preserve"> :</w:t>
-            </w:r>
-            <w:proofErr w:type="gramEnd"/>
-            <w:r>
-              <w:rPr>
-                <w:rFonts w:ascii="Arial" w:eastAsia="Times New Roman" w:hAnsi="Arial" w:cs="Arial"/>
-                <w:color w:val="000000"/>
-                <w:kern w:val="0"/>
-                <w:sz w:val="18"/>
-                <w:szCs w:val="18"/>
-                <w14:ligatures w14:val="none"/>
-              </w:rPr>
-              <w:t>= 1]]</w:t>
+              <w:t>[[$sNo := 1]]</w:t>
             </w:r>
           </w:p>
           <w:p>
@@ -4922,131 +3064,31 @@
                 <w:szCs w:val="18"/>
                 <w14:ligatures w14:val="none"/>
               </w:rPr>
-              <w:t>[[$</w:t>
-            </w:r>
-            <w:proofErr w:type="spellStart"/>
-            <w:proofErr w:type="gramStart"/>
-            <w:r>
-              <w:rPr>
-                <w:rFonts w:ascii="Arial" w:eastAsia="Times New Roman" w:hAnsi="Arial" w:cs="Arial"/>
-                <w:color w:val="000000"/>
-                <w:kern w:val="0"/>
-                <w:sz w:val="18"/>
-                <w:szCs w:val="18"/>
-                <w14:ligatures w14:val="none"/>
-              </w:rPr>
-              <w:t>cVal</w:t>
-            </w:r>
-            <w:proofErr w:type="spellEnd"/>
-            <w:r>
-              <w:rPr>
-                <w:rFonts w:ascii="Arial" w:eastAsia="Times New Roman" w:hAnsi="Arial" w:cs="Arial"/>
-                <w:color w:val="000000"/>
-                <w:kern w:val="0"/>
-                <w:sz w:val="18"/>
-                <w:szCs w:val="18"/>
-                <w14:ligatures w14:val="none"/>
-              </w:rPr>
-              <w:t xml:space="preserve"> :</w:t>
-            </w:r>
-            <w:proofErr w:type="gramEnd"/>
-            <w:r>
-              <w:rPr>
-                <w:rFonts w:ascii="Arial" w:eastAsia="Times New Roman" w:hAnsi="Arial" w:cs="Arial"/>
-                <w:color w:val="000000"/>
-                <w:kern w:val="0"/>
-                <w:sz w:val="18"/>
-                <w:szCs w:val="18"/>
-                <w14:ligatures w14:val="none"/>
-              </w:rPr>
-              <w:t>=0]]</w:t>
-            </w:r>
-          </w:p>
-          <w:p>
-            <w:pPr>
-              <w:rPr>
-                <w:rFonts w:ascii="Arial" w:eastAsia="Times New Roman" w:hAnsi="Arial" w:cs="Arial"/>
-                <w:color w:val="000000"/>
-                <w:kern w:val="0"/>
-                <w:sz w:val="18"/>
-                <w:szCs w:val="18"/>
-                <w:lang w:val="en-US"/>
-                <w14:ligatures w14:val="none"/>
-              </w:rPr>
-            </w:pPr>
-            <w:r>
-              <w:rPr>
-                <w:rFonts w:ascii="Arial" w:eastAsia="Times New Roman" w:hAnsi="Arial" w:cs="Arial"/>
-                <w:color w:val="000000"/>
-                <w:kern w:val="0"/>
-                <w:sz w:val="18"/>
-                <w:szCs w:val="18"/>
-                <w14:ligatures w14:val="none"/>
-              </w:rPr>
-              <w:t>[[</w:t>
-            </w:r>
-            <w:proofErr w:type="spellStart"/>
-            <w:proofErr w:type="gramStart"/>
-            <w:r>
-              <w:rPr>
-                <w:rFonts w:ascii="Arial" w:eastAsia="Times New Roman" w:hAnsi="Arial" w:cs="Arial"/>
-                <w:color w:val="000000"/>
-                <w:kern w:val="0"/>
-                <w:sz w:val="18"/>
-                <w:szCs w:val="18"/>
-                <w14:ligatures w14:val="none"/>
-              </w:rPr>
-              <w:t>tableStart</w:t>
-            </w:r>
-            <w:proofErr w:type="spellEnd"/>
-            <w:r>
-              <w:rPr>
-                <w:rFonts w:ascii="Arial" w:eastAsia="Times New Roman" w:hAnsi="Arial" w:cs="Arial"/>
-                <w:color w:val="000000"/>
-                <w:kern w:val="0"/>
-                <w:sz w:val="18"/>
-                <w:szCs w:val="18"/>
-                <w14:ligatures w14:val="none"/>
-              </w:rPr>
-              <w:t>(</w:t>
-            </w:r>
-            <w:proofErr w:type="gramEnd"/>
-            <w:r>
-              <w:rPr>
-                <w:rFonts w:ascii="Arial" w:eastAsia="Times New Roman" w:hAnsi="Arial" w:cs="Arial"/>
-                <w:color w:val="000000"/>
-                <w:kern w:val="0"/>
-                <w:sz w:val="18"/>
-                <w:szCs w:val="18"/>
-                <w14:ligatures w14:val="none"/>
-              </w:rPr>
-              <w:t>$k, $s as $</w:t>
-            </w:r>
-            <w:proofErr w:type="spellStart"/>
-            <w:proofErr w:type="gramStart"/>
-            <w:r>
-              <w:rPr>
-                <w:rFonts w:ascii="Arial" w:eastAsia="Times New Roman" w:hAnsi="Arial" w:cs="Arial"/>
-                <w:color w:val="000000"/>
-                <w:kern w:val="0"/>
-                <w:sz w:val="18"/>
-                <w:szCs w:val="18"/>
-                <w14:ligatures w14:val="none"/>
-              </w:rPr>
-              <w:t>item.details</w:t>
-            </w:r>
-            <w:proofErr w:type="spellEnd"/>
-            <w:proofErr w:type="gramEnd"/>
-            <w:r>
-              <w:rPr>
-                <w:rFonts w:ascii="Arial" w:eastAsia="Times New Roman" w:hAnsi="Arial" w:cs="Arial"/>
-                <w:color w:val="000000"/>
-                <w:kern w:val="0"/>
-                <w:sz w:val="18"/>
-                <w:szCs w:val="18"/>
-                <w14:ligatures w14:val="none"/>
-              </w:rPr>
-              <w:t>)]]</w:t>
+              <w:t>[[$cVal :=0]]</w:t>
+            </w:r>
+          </w:p>
+          <w:p>
+            <w:pPr>
+              <w:rPr>
+                <w:rFonts w:ascii="Arial" w:eastAsia="Times New Roman" w:hAnsi="Arial" w:cs="Arial"/>
+                <w:color w:val="000000"/>
+                <w:kern w:val="0"/>
+                <w:sz w:val="18"/>
+                <w:szCs w:val="18"/>
+                <w:lang w:val="en-US"/>
+                <w14:ligatures w14:val="none"/>
+              </w:rPr>
+            </w:pPr>
+            <w:r>
+              <w:rPr>
+                <w:rFonts w:ascii="Arial" w:eastAsia="Times New Roman" w:hAnsi="Arial" w:cs="Arial"/>
+                <w:color w:val="000000"/>
+                <w:kern w:val="0"/>
+                <w:sz w:val="18"/>
+                <w:szCs w:val="18"/>
+                <w14:ligatures w14:val="none"/>
+              </w:rPr>
+              <w:t>[[tableStart($k, $s as $item.details)]]</w:t>
             </w:r>
           </w:p>
         </w:tc>
@@ -5081,31 +3123,7 @@
                 <w:szCs w:val="18"/>
                 <w14:ligatures w14:val="none"/>
               </w:rPr>
-              <w:t>[[$</w:t>
-            </w:r>
-            <w:proofErr w:type="spellStart"/>
-            <w:r>
-              <w:rPr>
-                <w:rFonts w:ascii="Arial" w:eastAsia="Times New Roman" w:hAnsi="Arial" w:cs="Arial"/>
-                <w:color w:val="000000"/>
-                <w:kern w:val="0"/>
-                <w:sz w:val="18"/>
-                <w:szCs w:val="18"/>
-                <w14:ligatures w14:val="none"/>
-              </w:rPr>
-              <w:t>sNo</w:t>
-            </w:r>
-            <w:proofErr w:type="spellEnd"/>
-            <w:r>
-              <w:rPr>
-                <w:rFonts w:ascii="Arial" w:eastAsia="Times New Roman" w:hAnsi="Arial" w:cs="Arial"/>
-                <w:color w:val="000000"/>
-                <w:kern w:val="0"/>
-                <w:sz w:val="18"/>
-                <w:szCs w:val="18"/>
-                <w14:ligatures w14:val="none"/>
-              </w:rPr>
-              <w:t>]]</w:t>
+              <w:t>[[$sNo]]</w:t>
             </w:r>
           </w:p>
         </w:tc>
@@ -5135,33 +3153,7 @@
                 <w:szCs w:val="18"/>
                 <w14:ligatures w14:val="none"/>
               </w:rPr>
-              <w:t>[[$</w:t>
-            </w:r>
-            <w:proofErr w:type="spellStart"/>
-            <w:proofErr w:type="gramStart"/>
-            <w:r>
-              <w:rPr>
-                <w:rFonts w:ascii="Arial" w:eastAsia="Times New Roman" w:hAnsi="Arial" w:cs="Arial"/>
-                <w:color w:val="000000"/>
-                <w:kern w:val="0"/>
-                <w:sz w:val="18"/>
-                <w:szCs w:val="18"/>
-                <w14:ligatures w14:val="none"/>
-              </w:rPr>
-              <w:t>s.tagRef</w:t>
-            </w:r>
-            <w:proofErr w:type="spellEnd"/>
-            <w:proofErr w:type="gramEnd"/>
-            <w:r>
-              <w:rPr>
-                <w:rFonts w:ascii="Arial" w:eastAsia="Times New Roman" w:hAnsi="Arial" w:cs="Arial"/>
-                <w:color w:val="000000"/>
-                <w:kern w:val="0"/>
-                <w:sz w:val="18"/>
-                <w:szCs w:val="18"/>
-                <w14:ligatures w14:val="none"/>
-              </w:rPr>
-              <w:t>]]</w:t>
+              <w:t>[[$s.tagRef]]</w:t>
             </w:r>
           </w:p>
         </w:tc>
@@ -5195,33 +3187,7 @@
                 <w:szCs w:val="18"/>
                 <w14:ligatures w14:val="none"/>
               </w:rPr>
-              <w:t>[[$</w:t>
-            </w:r>
-            <w:proofErr w:type="spellStart"/>
-            <w:proofErr w:type="gramStart"/>
-            <w:r>
-              <w:rPr>
-                <w:rFonts w:ascii="Arial" w:eastAsia="Times New Roman" w:hAnsi="Arial" w:cs="Arial"/>
-                <w:color w:val="000000"/>
-                <w:kern w:val="0"/>
-                <w:sz w:val="18"/>
-                <w:szCs w:val="18"/>
-                <w14:ligatures w14:val="none"/>
-              </w:rPr>
-              <w:t>s.cartTitle</w:t>
-            </w:r>
-            <w:proofErr w:type="spellEnd"/>
-            <w:proofErr w:type="gramEnd"/>
-            <w:r>
-              <w:rPr>
-                <w:rFonts w:ascii="Arial" w:eastAsia="Times New Roman" w:hAnsi="Arial" w:cs="Arial"/>
-                <w:color w:val="000000"/>
-                <w:kern w:val="0"/>
-                <w:sz w:val="18"/>
-                <w:szCs w:val="18"/>
-                <w14:ligatures w14:val="none"/>
-              </w:rPr>
-              <w:t>]]</w:t>
+              <w:t>[[$s.cartTitle]]</w:t>
             </w:r>
           </w:p>
         </w:tc>
@@ -5252,31 +3218,7 @@
                 <w:szCs w:val="18"/>
                 <w14:ligatures w14:val="none"/>
               </w:rPr>
-              <w:t>[[$</w:t>
-            </w:r>
-            <w:proofErr w:type="spellStart"/>
-            <w:r>
-              <w:rPr>
-                <w:rFonts w:ascii="Arial" w:eastAsia="Times New Roman" w:hAnsi="Arial" w:cs="Arial"/>
-                <w:color w:val="000000"/>
-                <w:kern w:val="0"/>
-                <w:sz w:val="18"/>
-                <w:szCs w:val="18"/>
-                <w14:ligatures w14:val="none"/>
-              </w:rPr>
-              <w:t>s.qty</w:t>
-            </w:r>
-            <w:proofErr w:type="spellEnd"/>
-            <w:r>
-              <w:rPr>
-                <w:rFonts w:ascii="Arial" w:eastAsia="Times New Roman" w:hAnsi="Arial" w:cs="Arial"/>
-                <w:color w:val="000000"/>
-                <w:kern w:val="0"/>
-                <w:sz w:val="18"/>
-                <w:szCs w:val="18"/>
-                <w14:ligatures w14:val="none"/>
-              </w:rPr>
-              <w:t>]]</w:t>
+              <w:t>[[$s.qty]]</w:t>
             </w:r>
           </w:p>
         </w:tc>
@@ -5308,33 +3250,7 @@
                 <w:szCs w:val="18"/>
                 <w14:ligatures w14:val="none"/>
               </w:rPr>
-              <w:t>[[$</w:t>
-            </w:r>
-            <w:proofErr w:type="spellStart"/>
-            <w:proofErr w:type="gramStart"/>
-            <w:r>
-              <w:rPr>
-                <w:rFonts w:ascii="Arial" w:eastAsia="Times New Roman" w:hAnsi="Arial" w:cs="Arial"/>
-                <w:color w:val="000000"/>
-                <w:kern w:val="0"/>
-                <w:sz w:val="18"/>
-                <w:szCs w:val="18"/>
-                <w14:ligatures w14:val="none"/>
-              </w:rPr>
-              <w:t>s.rate</w:t>
-            </w:r>
-            <w:proofErr w:type="spellEnd"/>
-            <w:proofErr w:type="gramEnd"/>
-            <w:r>
-              <w:rPr>
-                <w:rFonts w:ascii="Arial" w:eastAsia="Times New Roman" w:hAnsi="Arial" w:cs="Arial"/>
-                <w:color w:val="000000"/>
-                <w:kern w:val="0"/>
-                <w:sz w:val="18"/>
-                <w:szCs w:val="18"/>
-                <w14:ligatures w14:val="none"/>
-              </w:rPr>
-              <w:t>]]</w:t>
+              <w:t>[[$s.rate]]</w:t>
             </w:r>
           </w:p>
         </w:tc>
@@ -5365,33 +3281,7 @@
                 <w:szCs w:val="18"/>
                 <w14:ligatures w14:val="none"/>
               </w:rPr>
-              <w:t>[[$</w:t>
-            </w:r>
-            <w:proofErr w:type="spellStart"/>
-            <w:proofErr w:type="gramStart"/>
-            <w:r>
-              <w:rPr>
-                <w:rFonts w:ascii="Arial" w:eastAsia="Times New Roman" w:hAnsi="Arial" w:cs="Arial"/>
-                <w:color w:val="000000"/>
-                <w:kern w:val="0"/>
-                <w:sz w:val="18"/>
-                <w:szCs w:val="18"/>
-                <w14:ligatures w14:val="none"/>
-              </w:rPr>
-              <w:t>s.amount</w:t>
-            </w:r>
-            <w:proofErr w:type="spellEnd"/>
-            <w:proofErr w:type="gramEnd"/>
-            <w:r>
-              <w:rPr>
-                <w:rFonts w:ascii="Arial" w:eastAsia="Times New Roman" w:hAnsi="Arial" w:cs="Arial"/>
-                <w:color w:val="000000"/>
-                <w:kern w:val="0"/>
-                <w:sz w:val="18"/>
-                <w:szCs w:val="18"/>
-                <w14:ligatures w14:val="none"/>
-              </w:rPr>
-              <w:t>]]</w:t>
+              <w:t>[[$s.amount]]</w:t>
             </w:r>
           </w:p>
         </w:tc>
@@ -5402,56 +3292,27 @@
           </w:tcPr>
           <w:p>
             <w:pPr>
-              <w:jc w:val="right"/>
-              <w:rPr>
-                <w:rFonts w:ascii="Arial" w:eastAsia="Times New Roman" w:hAnsi="Arial" w:cs="Arial"/>
-                <w:color w:val="000000"/>
-                <w:kern w:val="0"/>
-                <w:sz w:val="18"/>
-                <w:szCs w:val="18"/>
-                <w:lang w:val="en-US"/>
-                <w14:ligatures w14:val="none"/>
-              </w:rPr>
-            </w:pPr>
-            <w:r>
-              <w:rPr>
-                <w:rFonts w:ascii="Arial" w:eastAsia="Times New Roman" w:hAnsi="Arial" w:cs="Arial"/>
-                <w:color w:val="000000"/>
-                <w:kern w:val="0"/>
-                <w:sz w:val="18"/>
-                <w:szCs w:val="18"/>
-                <w:lang w:val="en-US"/>
-                <w14:ligatures w14:val="none"/>
-              </w:rPr>
-              <w:t>[[$</w:t>
-            </w:r>
-            <w:proofErr w:type="spellStart"/>
-            <w:proofErr w:type="gramStart"/>
-            <w:r>
-              <w:rPr>
-                <w:rFonts w:ascii="Arial" w:eastAsia="Times New Roman" w:hAnsi="Arial" w:cs="Arial"/>
-                <w:color w:val="000000"/>
-                <w:kern w:val="0"/>
-                <w:sz w:val="18"/>
-                <w:szCs w:val="18"/>
-                <w:lang w:val="en-US"/>
-                <w14:ligatures w14:val="none"/>
-              </w:rPr>
-              <w:t>s.notes</w:t>
-            </w:r>
-            <w:proofErr w:type="spellEnd"/>
-            <w:proofErr w:type="gramEnd"/>
-            <w:r>
-              <w:rPr>
-                <w:rFonts w:ascii="Arial" w:eastAsia="Times New Roman" w:hAnsi="Arial" w:cs="Arial"/>
-                <w:color w:val="000000"/>
-                <w:kern w:val="0"/>
-                <w:sz w:val="18"/>
-                <w:szCs w:val="18"/>
-                <w:lang w:val="en-US"/>
-                <w14:ligatures w14:val="none"/>
-              </w:rPr>
-              <w:t>]]</w:t>
+              <w:rPr>
+                <w:rFonts w:ascii="Arial" w:eastAsia="Times New Roman" w:hAnsi="Arial" w:cs="Arial"/>
+                <w:color w:val="000000"/>
+                <w:kern w:val="0"/>
+                <w:sz w:val="18"/>
+                <w:szCs w:val="18"/>
+                <w:lang w:val="en-US"/>
+                <w14:ligatures w14:val="none"/>
+              </w:rPr>
+            </w:pPr>
+            <w:r>
+              <w:rPr>
+                <w:rFonts w:ascii="Arial" w:eastAsia="Times New Roman" w:hAnsi="Arial" w:cs="Arial"/>
+                <w:color w:val="000000"/>
+                <w:kern w:val="0"/>
+                <w:sz w:val="18"/>
+                <w:szCs w:val="18"/>
+                <w:lang w:val="en-US"/>
+                <w14:ligatures w14:val="none"/>
+              </w:rPr>
+              <w:t>[[$s.notes]]</w:t>
             </w:r>
           </w:p>
         </w:tc>
@@ -5489,103 +3350,31 @@
                 <w:szCs w:val="18"/>
                 <w14:ligatures w14:val="none"/>
               </w:rPr>
-              <w:t>[[$</w:t>
-            </w:r>
-            <w:proofErr w:type="spellStart"/>
-            <w:r>
-              <w:rPr>
-                <w:rFonts w:ascii="Arial" w:eastAsia="Times New Roman" w:hAnsi="Arial" w:cs="Arial"/>
-                <w:color w:val="000000"/>
-                <w:kern w:val="0"/>
-                <w:sz w:val="18"/>
-                <w:szCs w:val="18"/>
-                <w14:ligatures w14:val="none"/>
-              </w:rPr>
-              <w:t>sNo</w:t>
-            </w:r>
-            <w:proofErr w:type="spellEnd"/>
-            <w:r>
-              <w:rPr>
-                <w:rFonts w:ascii="Arial" w:eastAsia="Times New Roman" w:hAnsi="Arial" w:cs="Arial"/>
-                <w:color w:val="000000"/>
-                <w:kern w:val="0"/>
-                <w:sz w:val="18"/>
-                <w:szCs w:val="18"/>
-                <w14:ligatures w14:val="none"/>
-              </w:rPr>
-              <w:t xml:space="preserve"> = add $</w:t>
-            </w:r>
-            <w:proofErr w:type="spellStart"/>
-            <w:r>
-              <w:rPr>
-                <w:rFonts w:ascii="Arial" w:eastAsia="Times New Roman" w:hAnsi="Arial" w:cs="Arial"/>
-                <w:color w:val="000000"/>
-                <w:kern w:val="0"/>
-                <w:sz w:val="18"/>
-                <w:szCs w:val="18"/>
-                <w14:ligatures w14:val="none"/>
-              </w:rPr>
-              <w:t>sNo</w:t>
-            </w:r>
-            <w:proofErr w:type="spellEnd"/>
-            <w:r>
-              <w:rPr>
-                <w:rFonts w:ascii="Arial" w:eastAsia="Times New Roman" w:hAnsi="Arial" w:cs="Arial"/>
-                <w:color w:val="000000"/>
-                <w:kern w:val="0"/>
-                <w:sz w:val="18"/>
-                <w:szCs w:val="18"/>
-                <w14:ligatures w14:val="none"/>
-              </w:rPr>
-              <w:t xml:space="preserve"> 1]]</w:t>
-            </w:r>
-          </w:p>
-          <w:p>
-            <w:pPr>
-              <w:rPr>
-                <w:rFonts w:ascii="Arial" w:eastAsia="Times New Roman" w:hAnsi="Arial" w:cs="Arial"/>
-                <w:color w:val="000000"/>
-                <w:kern w:val="0"/>
-                <w:sz w:val="18"/>
-                <w:szCs w:val="18"/>
-                <w:lang w:val="en-US"/>
-                <w14:ligatures w14:val="none"/>
-              </w:rPr>
-            </w:pPr>
-            <w:r>
-              <w:rPr>
-                <w:rFonts w:ascii="Arial" w:eastAsia="Times New Roman" w:hAnsi="Arial" w:cs="Arial"/>
-                <w:color w:val="000000"/>
-                <w:kern w:val="0"/>
-                <w:sz w:val="18"/>
-                <w:szCs w:val="18"/>
-                <w14:ligatures w14:val="none"/>
-              </w:rPr>
-              <w:t>[[</w:t>
-            </w:r>
-            <w:proofErr w:type="spellStart"/>
-            <w:r>
-              <w:rPr>
-                <w:rFonts w:ascii="Arial" w:eastAsia="Times New Roman" w:hAnsi="Arial" w:cs="Arial"/>
-                <w:color w:val="000000"/>
-                <w:kern w:val="0"/>
-                <w:sz w:val="18"/>
-                <w:szCs w:val="18"/>
-                <w14:ligatures w14:val="none"/>
-              </w:rPr>
-              <w:t>tableEnd</w:t>
-            </w:r>
-            <w:proofErr w:type="spellEnd"/>
-            <w:r>
-              <w:rPr>
-                <w:rFonts w:ascii="Arial" w:eastAsia="Times New Roman" w:hAnsi="Arial" w:cs="Arial"/>
-                <w:color w:val="000000"/>
-                <w:kern w:val="0"/>
-                <w:sz w:val="18"/>
-                <w:szCs w:val="18"/>
-                <w14:ligatures w14:val="none"/>
-              </w:rPr>
-              <w:t>]]</w:t>
+              <w:t>[[$sNo = add $sNo 1]]</w:t>
+            </w:r>
+          </w:p>
+          <w:p>
+            <w:pPr>
+              <w:rPr>
+                <w:rFonts w:ascii="Arial" w:eastAsia="Times New Roman" w:hAnsi="Arial" w:cs="Arial"/>
+                <w:color w:val="000000"/>
+                <w:kern w:val="0"/>
+                <w:sz w:val="18"/>
+                <w:szCs w:val="18"/>
+                <w:lang w:val="en-US"/>
+                <w14:ligatures w14:val="none"/>
+              </w:rPr>
+            </w:pPr>
+            <w:r>
+              <w:rPr>
+                <w:rFonts w:ascii="Arial" w:eastAsia="Times New Roman" w:hAnsi="Arial" w:cs="Arial"/>
+                <w:color w:val="000000"/>
+                <w:kern w:val="0"/>
+                <w:sz w:val="18"/>
+                <w:szCs w:val="18"/>
+                <w14:ligatures w14:val="none"/>
+              </w:rPr>
+              <w:t>[[tableEnd]]</w:t>
             </w:r>
           </w:p>
         </w:tc>
@@ -5657,53 +3446,7 @@
                 <w:lang w:val="en-US"/>
                 <w14:ligatures w14:val="none"/>
               </w:rPr>
-              <w:t>[[$</w:t>
-            </w:r>
-            <w:proofErr w:type="spellStart"/>
-            <w:proofErr w:type="gramStart"/>
-            <w:r>
-              <w:rPr>
-                <w:rFonts w:ascii="Arial" w:eastAsia="Times New Roman" w:hAnsi="Arial" w:cs="Arial"/>
-                <w:b/>
-                <w:bCs/>
-                <w:color w:val="000000"/>
-                <w:kern w:val="0"/>
-                <w:sz w:val="18"/>
-                <w:szCs w:val="18"/>
-                <w:lang w:val="en-US"/>
-                <w14:ligatures w14:val="none"/>
-              </w:rPr>
-              <w:t>item.summary</w:t>
-            </w:r>
-            <w:proofErr w:type="gramEnd"/>
-            <w:r>
-              <w:rPr>
-                <w:rFonts w:ascii="Arial" w:eastAsia="Times New Roman" w:hAnsi="Arial" w:cs="Arial"/>
-                <w:b/>
-                <w:bCs/>
-                <w:color w:val="000000"/>
-                <w:kern w:val="0"/>
-                <w:sz w:val="18"/>
-                <w:szCs w:val="18"/>
-                <w:lang w:val="en-US"/>
-                <w14:ligatures w14:val="none"/>
-              </w:rPr>
-              <w:t>.cartQty</w:t>
-            </w:r>
-            <w:proofErr w:type="spellEnd"/>
-            <w:r>
-              <w:rPr>
-                <w:rFonts w:ascii="Arial" w:eastAsia="Times New Roman" w:hAnsi="Arial" w:cs="Arial"/>
-                <w:b/>
-                <w:bCs/>
-                <w:color w:val="000000"/>
-                <w:kern w:val="0"/>
-                <w:sz w:val="18"/>
-                <w:szCs w:val="18"/>
-                <w:lang w:val="en-US"/>
-                <w14:ligatures w14:val="none"/>
-              </w:rPr>
-              <w:t>]]</w:t>
+              <w:t>[[$item.summary.cartQty]]</w:t>
             </w:r>
           </w:p>
         </w:tc>
@@ -5756,53 +3499,7 @@
                 <w:lang w:val="en-US"/>
                 <w14:ligatures w14:val="none"/>
               </w:rPr>
-              <w:t>[[$</w:t>
-            </w:r>
-            <w:proofErr w:type="spellStart"/>
-            <w:proofErr w:type="gramStart"/>
-            <w:r>
-              <w:rPr>
-                <w:rFonts w:ascii="Arial" w:eastAsia="Times New Roman" w:hAnsi="Arial" w:cs="Arial"/>
-                <w:b/>
-                <w:bCs/>
-                <w:color w:val="000000"/>
-                <w:kern w:val="0"/>
-                <w:sz w:val="18"/>
-                <w:szCs w:val="18"/>
-                <w:lang w:val="en-US"/>
-                <w14:ligatures w14:val="none"/>
-              </w:rPr>
-              <w:t>item.summary</w:t>
-            </w:r>
-            <w:proofErr w:type="gramEnd"/>
-            <w:r>
-              <w:rPr>
-                <w:rFonts w:ascii="Arial" w:eastAsia="Times New Roman" w:hAnsi="Arial" w:cs="Arial"/>
-                <w:b/>
-                <w:bCs/>
-                <w:color w:val="000000"/>
-                <w:kern w:val="0"/>
-                <w:sz w:val="18"/>
-                <w:szCs w:val="18"/>
-                <w:lang w:val="en-US"/>
-                <w14:ligatures w14:val="none"/>
-              </w:rPr>
-              <w:t>.cartAmount</w:t>
-            </w:r>
-            <w:proofErr w:type="spellEnd"/>
-            <w:r>
-              <w:rPr>
-                <w:rFonts w:ascii="Arial" w:eastAsia="Times New Roman" w:hAnsi="Arial" w:cs="Arial"/>
-                <w:b/>
-                <w:bCs/>
-                <w:color w:val="000000"/>
-                <w:kern w:val="0"/>
-                <w:sz w:val="18"/>
-                <w:szCs w:val="18"/>
-                <w:lang w:val="en-US"/>
-                <w14:ligatures w14:val="none"/>
-              </w:rPr>
-              <w:t>]]</w:t>
+              <w:t>[[$item.summary.cartAmount]]</w:t>
             </w:r>
           </w:p>
         </w:tc>
@@ -5858,31 +3555,7 @@
                 <w:szCs w:val="18"/>
                 <w14:ligatures w14:val="none"/>
               </w:rPr>
-              <w:t>[[</w:t>
-            </w:r>
-            <w:proofErr w:type="spellStart"/>
-            <w:r>
-              <w:rPr>
-                <w:rFonts w:ascii="Arial" w:eastAsia="Times New Roman" w:hAnsi="Arial" w:cs="Arial"/>
-                <w:color w:val="000000"/>
-                <w:kern w:val="0"/>
-                <w:sz w:val="18"/>
-                <w:szCs w:val="18"/>
-                <w14:ligatures w14:val="none"/>
-              </w:rPr>
-              <w:t>tableEnd</w:t>
-            </w:r>
-            <w:proofErr w:type="spellEnd"/>
-            <w:r>
-              <w:rPr>
-                <w:rFonts w:ascii="Arial" w:eastAsia="Times New Roman" w:hAnsi="Arial" w:cs="Arial"/>
-                <w:color w:val="000000"/>
-                <w:kern w:val="0"/>
-                <w:sz w:val="18"/>
-                <w:szCs w:val="18"/>
-                <w14:ligatures w14:val="none"/>
-              </w:rPr>
-              <w:t>]]</w:t>
+              <w:t>[[tableEnd]]</w:t>
             </w:r>
           </w:p>
           <w:p>
@@ -5909,103 +3582,31 @@
                 <w:szCs w:val="18"/>
                 <w14:ligatures w14:val="none"/>
               </w:rPr>
-              <w:t>[[$</w:t>
-            </w:r>
-            <w:proofErr w:type="spellStart"/>
-            <w:r>
-              <w:rPr>
-                <w:rFonts w:ascii="Arial" w:eastAsia="Times New Roman" w:hAnsi="Arial" w:cs="Arial"/>
-                <w:color w:val="000000"/>
-                <w:kern w:val="0"/>
-                <w:sz w:val="18"/>
-                <w:szCs w:val="18"/>
-                <w14:ligatures w14:val="none"/>
-              </w:rPr>
-              <w:t>prdSNo</w:t>
-            </w:r>
-            <w:proofErr w:type="spellEnd"/>
-            <w:r>
-              <w:rPr>
-                <w:rFonts w:ascii="Arial" w:eastAsia="Times New Roman" w:hAnsi="Arial" w:cs="Arial"/>
-                <w:color w:val="000000"/>
-                <w:kern w:val="0"/>
-                <w:sz w:val="18"/>
-                <w:szCs w:val="18"/>
-                <w14:ligatures w14:val="none"/>
-              </w:rPr>
-              <w:t xml:space="preserve"> = add $</w:t>
-            </w:r>
-            <w:proofErr w:type="spellStart"/>
-            <w:r>
-              <w:rPr>
-                <w:rFonts w:ascii="Arial" w:eastAsia="Times New Roman" w:hAnsi="Arial" w:cs="Arial"/>
-                <w:color w:val="000000"/>
-                <w:kern w:val="0"/>
-                <w:sz w:val="18"/>
-                <w:szCs w:val="18"/>
-                <w14:ligatures w14:val="none"/>
-              </w:rPr>
-              <w:t>prdSNo</w:t>
-            </w:r>
-            <w:proofErr w:type="spellEnd"/>
-            <w:r>
-              <w:rPr>
-                <w:rFonts w:ascii="Arial" w:eastAsia="Times New Roman" w:hAnsi="Arial" w:cs="Arial"/>
-                <w:color w:val="000000"/>
-                <w:kern w:val="0"/>
-                <w:sz w:val="18"/>
-                <w:szCs w:val="18"/>
-                <w14:ligatures w14:val="none"/>
-              </w:rPr>
-              <w:t xml:space="preserve"> 1]]</w:t>
-            </w:r>
-          </w:p>
-          <w:p>
-            <w:pPr>
-              <w:rPr>
-                <w:rFonts w:ascii="Arial" w:eastAsia="Times New Roman" w:hAnsi="Arial" w:cs="Arial"/>
-                <w:color w:val="000000"/>
-                <w:kern w:val="0"/>
-                <w:sz w:val="18"/>
-                <w:szCs w:val="18"/>
-                <w:lang w:val="en-US"/>
-                <w14:ligatures w14:val="none"/>
-              </w:rPr>
-            </w:pPr>
-            <w:r>
-              <w:rPr>
-                <w:rFonts w:ascii="Arial" w:eastAsia="Times New Roman" w:hAnsi="Arial" w:cs="Arial"/>
-                <w:color w:val="000000"/>
-                <w:kern w:val="0"/>
-                <w:sz w:val="18"/>
-                <w:szCs w:val="18"/>
-                <w14:ligatures w14:val="none"/>
-              </w:rPr>
-              <w:t>[[</w:t>
-            </w:r>
-            <w:proofErr w:type="spellStart"/>
-            <w:r>
-              <w:rPr>
-                <w:rFonts w:ascii="Arial" w:eastAsia="Times New Roman" w:hAnsi="Arial" w:cs="Arial"/>
-                <w:color w:val="000000"/>
-                <w:kern w:val="0"/>
-                <w:sz w:val="18"/>
-                <w:szCs w:val="18"/>
-                <w14:ligatures w14:val="none"/>
-              </w:rPr>
-              <w:t>tableEnd</w:t>
-            </w:r>
-            <w:proofErr w:type="spellEnd"/>
-            <w:r>
-              <w:rPr>
-                <w:rFonts w:ascii="Arial" w:eastAsia="Times New Roman" w:hAnsi="Arial" w:cs="Arial"/>
-                <w:color w:val="000000"/>
-                <w:kern w:val="0"/>
-                <w:sz w:val="18"/>
-                <w:szCs w:val="18"/>
-                <w14:ligatures w14:val="none"/>
-              </w:rPr>
-              <w:t>]]</w:t>
+              <w:t>[[$prdSNo = add $prdSNo 1]]</w:t>
+            </w:r>
+          </w:p>
+          <w:p>
+            <w:pPr>
+              <w:rPr>
+                <w:rFonts w:ascii="Arial" w:eastAsia="Times New Roman" w:hAnsi="Arial" w:cs="Arial"/>
+                <w:color w:val="000000"/>
+                <w:kern w:val="0"/>
+                <w:sz w:val="18"/>
+                <w:szCs w:val="18"/>
+                <w:lang w:val="en-US"/>
+                <w14:ligatures w14:val="none"/>
+              </w:rPr>
+            </w:pPr>
+            <w:r>
+              <w:rPr>
+                <w:rFonts w:ascii="Arial" w:eastAsia="Times New Roman" w:hAnsi="Arial" w:cs="Arial"/>
+                <w:color w:val="000000"/>
+                <w:kern w:val="0"/>
+                <w:sz w:val="18"/>
+                <w:szCs w:val="18"/>
+                <w14:ligatures w14:val="none"/>
+              </w:rPr>
+              <w:t>[[tableEnd]]</w:t>
             </w:r>
           </w:p>
         </w:tc>
@@ -6239,18 +3840,7 @@
         <w:szCs w:val="18"/>
         <w:lang w:val="en-US"/>
       </w:rPr>
-      <w:t>, By [[.</w:t>
-    </w:r>
-    <w:proofErr w:type="spellStart"/>
-    <w:r>
-      <w:rPr>
-        <w:rFonts w:ascii="Arial" w:hAnsi="Arial" w:cs="Arial"/>
-        <w:color w:val="auto"/>
-        <w:sz w:val="18"/>
-        <w:szCs w:val="18"/>
-        <w:lang w:val="en-US"/>
-      </w:rPr>
-      <w:t>qt.user</w:t>
+      <w:t>, By [[.qt.user</w:t>
     </w:r>
     <w:r>
       <w:rPr>
@@ -6262,7 +3852,6 @@
       </w:rPr>
       <w:t>Name</w:t>
     </w:r>
-    <w:proofErr w:type="spellEnd"/>
     <w:r>
       <w:rPr>
         <w:rFonts w:ascii="Arial" w:hAnsi="Arial" w:cs="Arial"/>

--- a/btb_cvs_support/document/templates/quotation_format_eg.docx
+++ b/btb_cvs_support/document/templates/quotation_format_eg.docx
@@ -217,7 +217,7 @@
                 <w:lang w:val="en-US"/>
                 <w14:ligatures w14:val="none"/>
               </w:rPr>
-              <w:t>18-Sep-25</w:t>
+              <w:t>26-Sep-25</w:t>
             </w:r>
             <w:r>
               <w:rPr>
@@ -1469,8 +1469,8 @@
         </w:trPr>
         <w:tc>
           <w:tcPr>
-            <w:tcW w:w="8642" w:type="dxa"/>
-            <w:gridSpan w:val="3"/>
+            <w:tcW w:w="11077" w:type="dxa"/>
+            <w:gridSpan w:val="4"/>
             <w:vAlign w:val="center"/>
           </w:tcPr>
           <w:p>
@@ -1481,32 +1481,37 @@
               <w:outlineLvl w:val="1"/>
               <w:rPr>
                 <w:rFonts w:ascii="Arial" w:eastAsia="Times New Roman" w:hAnsi="Arial" w:cs="Arial"/>
-                <w:color w:val="000000"/>
-                <w:kern w:val="0"/>
-                <w:sz w:val="18"/>
-                <w:szCs w:val="18"/>
-                <w:lang w:val="en-US"/>
-                <w14:ligatures w14:val="none"/>
-              </w:rPr>
-            </w:pPr>
-            <w:r>
-              <w:rPr>
-                <w:rFonts w:ascii="Arial" w:eastAsia="Times New Roman" w:hAnsi="Arial" w:cs="Arial"/>
-                <w:b/>
-                <w:bCs/>
-                <w:color w:val="000000"/>
-                <w:kern w:val="0"/>
-                <w:sz w:val="18"/>
-                <w:szCs w:val="18"/>
-                <w14:ligatures w14:val="none"/>
-              </w:rPr>
-              <w:t>Total Amount after Discount</w:t>
-            </w:r>
-          </w:p>
-        </w:tc>
-        <w:tc>
-          <w:tcPr>
-            <w:tcW w:w="2435" w:type="dxa"/>
+                <w:b/>
+                <w:bCs/>
+                <w:color w:val="000000"/>
+                <w:kern w:val="0"/>
+                <w:sz w:val="18"/>
+                <w:szCs w:val="18"/>
+                <w14:ligatures w14:val="none"/>
+              </w:rPr>
+            </w:pPr>
+            <w:r>
+              <w:rPr>
+                <w:rFonts w:ascii="Arial" w:eastAsia="Times New Roman" w:hAnsi="Arial" w:cs="Arial"/>
+                <w:color w:val="000000"/>
+                <w:kern w:val="0"/>
+                <w:sz w:val="18"/>
+                <w:szCs w:val="18"/>
+                <w14:ligatures w14:val="none"/>
+              </w:rPr>
+              <w:t>[[if ne .qt.total_taxes_and_charges $comp]]</w:t>
+            </w:r>
+          </w:p>
+        </w:tc>
+      </w:tr>
+      <w:tr>
+        <w:trPr>
+          <w:trHeight w:val="323"/>
+        </w:trPr>
+        <w:tc>
+          <w:tcPr>
+            <w:tcW w:w="8642" w:type="dxa"/>
+            <w:gridSpan w:val="3"/>
             <w:vAlign w:val="center"/>
           </w:tcPr>
           <w:p>
@@ -1536,7 +1541,86 @@
                 <w:szCs w:val="18"/>
                 <w14:ligatures w14:val="none"/>
               </w:rPr>
+              <w:t>Total Amount after Discount</w:t>
+            </w:r>
+          </w:p>
+        </w:tc>
+        <w:tc>
+          <w:tcPr>
+            <w:tcW w:w="2435" w:type="dxa"/>
+            <w:vAlign w:val="center"/>
+          </w:tcPr>
+          <w:p>
+            <w:pPr>
+              <w:pStyle w:val="ListParagraph"/>
+              <w:ind w:left="0"/>
+              <w:jc w:val="right"/>
+              <w:outlineLvl w:val="1"/>
+              <w:rPr>
+                <w:rFonts w:ascii="Arial" w:eastAsia="Times New Roman" w:hAnsi="Arial" w:cs="Arial"/>
+                <w:color w:val="000000"/>
+                <w:kern w:val="0"/>
+                <w:sz w:val="18"/>
+                <w:szCs w:val="18"/>
+                <w:lang w:val="en-US"/>
+                <w14:ligatures w14:val="none"/>
+              </w:rPr>
+            </w:pPr>
+            <w:r>
+              <w:rPr>
+                <w:rFonts w:ascii="Arial" w:eastAsia="Times New Roman" w:hAnsi="Arial" w:cs="Arial"/>
+                <w:b/>
+                <w:bCs/>
+                <w:color w:val="000000"/>
+                <w:kern w:val="0"/>
+                <w:sz w:val="18"/>
+                <w:szCs w:val="18"/>
+                <w14:ligatures w14:val="none"/>
+              </w:rPr>
               <w:t>[[.qt.net_total]]</w:t>
+            </w:r>
+          </w:p>
+        </w:tc>
+      </w:tr>
+      <w:tr>
+        <w:trPr>
+          <w:trHeight w:val="323"/>
+        </w:trPr>
+        <w:tc>
+          <w:tcPr>
+            <w:tcW w:w="11077" w:type="dxa"/>
+            <w:gridSpan w:val="4"/>
+            <w:vAlign w:val="center"/>
+          </w:tcPr>
+          <w:p>
+            <w:pPr>
+              <w:pStyle w:val="ListParagraph"/>
+              <w:ind w:left="0"/>
+              <w:jc w:val="right"/>
+              <w:outlineLvl w:val="1"/>
+              <w:rPr>
+                <w:rFonts w:ascii="Arial" w:eastAsia="Times New Roman" w:hAnsi="Arial" w:cs="Arial"/>
+                <w:b/>
+                <w:bCs/>
+                <w:color w:val="000000"/>
+                <w:kern w:val="0"/>
+                <w:sz w:val="18"/>
+                <w:szCs w:val="18"/>
+                <w14:ligatures w14:val="none"/>
+              </w:rPr>
+            </w:pPr>
+            <w:r>
+              <w:rPr>
+                <w:rFonts w:ascii="Arial" w:eastAsia="Times New Roman" w:hAnsi="Arial" w:cs="Arial"/>
+                <w:b/>
+                <w:bCs/>
+                <w:color w:val="000000"/>
+                <w:kern w:val="0"/>
+                <w:sz w:val="18"/>
+                <w:szCs w:val="18"/>
+                <w14:ligatures w14:val="none"/>
+              </w:rPr>
+              <w:t>[end]]</w:t>
             </w:r>
           </w:p>
         </w:tc>
@@ -3821,7 +3905,7 @@
         <w:szCs w:val="18"/>
         <w:lang w:val="en-US"/>
       </w:rPr>
-      <w:t>18-Sep-25</w:t>
+      <w:t>26-Sep-25</w:t>
     </w:r>
     <w:r>
       <w:rPr>

--- a/btb_cvs_support/document/templates/quotation_format_eg.docx
+++ b/btb_cvs_support/document/templates/quotation_format_eg.docx
@@ -120,7 +120,50 @@
                 <w:szCs w:val="18"/>
                 <w14:ligatures w14:val="none"/>
               </w:rPr>
-              <w:t>[[.qt.customer_name]]</w:t>
+              <w:t>[[.</w:t>
+            </w:r>
+            <w:proofErr w:type="spellStart"/>
+            <w:proofErr w:type="gramStart"/>
+            <w:r>
+              <w:rPr>
+                <w:rFonts w:ascii="Arial" w:eastAsia="Times New Roman" w:hAnsi="Arial" w:cs="Arial"/>
+                <w:b/>
+                <w:bCs/>
+                <w:color w:val="000000"/>
+                <w:kern w:val="0"/>
+                <w:sz w:val="18"/>
+                <w:szCs w:val="18"/>
+                <w14:ligatures w14:val="none"/>
+              </w:rPr>
+              <w:t>qt.customer</w:t>
+            </w:r>
+            <w:proofErr w:type="gramEnd"/>
+            <w:r>
+              <w:rPr>
+                <w:rFonts w:ascii="Arial" w:eastAsia="Times New Roman" w:hAnsi="Arial" w:cs="Arial"/>
+                <w:b/>
+                <w:bCs/>
+                <w:color w:val="000000"/>
+                <w:kern w:val="0"/>
+                <w:sz w:val="18"/>
+                <w:szCs w:val="18"/>
+                <w14:ligatures w14:val="none"/>
+              </w:rPr>
+              <w:t>_name</w:t>
+            </w:r>
+            <w:proofErr w:type="spellEnd"/>
+            <w:r>
+              <w:rPr>
+                <w:rFonts w:ascii="Arial" w:eastAsia="Times New Roman" w:hAnsi="Arial" w:cs="Arial"/>
+                <w:b/>
+                <w:bCs/>
+                <w:color w:val="000000"/>
+                <w:kern w:val="0"/>
+                <w:sz w:val="18"/>
+                <w:szCs w:val="18"/>
+                <w14:ligatures w14:val="none"/>
+              </w:rPr>
+              <w:t>]]</w:t>
             </w:r>
           </w:p>
         </w:tc>
@@ -288,7 +331,55 @@
                 <w:szCs w:val="18"/>
                 <w14:ligatures w14:val="none"/>
               </w:rPr>
-              <w:t>[[rtf .qt.address_display]]</w:t>
+              <w:t>[[</w:t>
+            </w:r>
+            <w:proofErr w:type="gramStart"/>
+            <w:r>
+              <w:rPr>
+                <w:rFonts w:ascii="Arial" w:eastAsia="Times New Roman" w:hAnsi="Arial" w:cs="Arial"/>
+                <w:color w:val="000000"/>
+                <w:kern w:val="0"/>
+                <w:sz w:val="18"/>
+                <w:szCs w:val="18"/>
+                <w14:ligatures w14:val="none"/>
+              </w:rPr>
+              <w:t>rtf .</w:t>
+            </w:r>
+            <w:proofErr w:type="spellStart"/>
+            <w:r>
+              <w:rPr>
+                <w:rFonts w:ascii="Arial" w:eastAsia="Times New Roman" w:hAnsi="Arial" w:cs="Arial"/>
+                <w:color w:val="000000"/>
+                <w:kern w:val="0"/>
+                <w:sz w:val="18"/>
+                <w:szCs w:val="18"/>
+                <w14:ligatures w14:val="none"/>
+              </w:rPr>
+              <w:t>qt</w:t>
+            </w:r>
+            <w:proofErr w:type="gramEnd"/>
+            <w:r>
+              <w:rPr>
+                <w:rFonts w:ascii="Arial" w:eastAsia="Times New Roman" w:hAnsi="Arial" w:cs="Arial"/>
+                <w:color w:val="000000"/>
+                <w:kern w:val="0"/>
+                <w:sz w:val="18"/>
+                <w:szCs w:val="18"/>
+                <w14:ligatures w14:val="none"/>
+              </w:rPr>
+              <w:t>.address_display</w:t>
+            </w:r>
+            <w:proofErr w:type="spellEnd"/>
+            <w:r>
+              <w:rPr>
+                <w:rFonts w:ascii="Arial" w:eastAsia="Times New Roman" w:hAnsi="Arial" w:cs="Arial"/>
+                <w:color w:val="000000"/>
+                <w:kern w:val="0"/>
+                <w:sz w:val="18"/>
+                <w:szCs w:val="18"/>
+                <w14:ligatures w14:val="none"/>
+              </w:rPr>
+              <w:t>]]</w:t>
             </w:r>
           </w:p>
         </w:tc>
@@ -355,7 +446,31 @@
                 <w:szCs w:val="18"/>
                 <w14:ligatures w14:val="none"/>
               </w:rPr>
-              <w:t>[[.qt.name]]</w:t>
+              <w:t>[</w:t>
+            </w:r>
+            <w:proofErr w:type="gramStart"/>
+            <w:r>
+              <w:rPr>
+                <w:rFonts w:ascii="Arial" w:eastAsia="Times New Roman" w:hAnsi="Arial" w:cs="Arial"/>
+                <w:color w:val="000000"/>
+                <w:kern w:val="0"/>
+                <w:sz w:val="18"/>
+                <w:szCs w:val="18"/>
+                <w14:ligatures w14:val="none"/>
+              </w:rPr>
+              <w:t>[.qt.name</w:t>
+            </w:r>
+            <w:proofErr w:type="gramEnd"/>
+            <w:r>
+              <w:rPr>
+                <w:rFonts w:ascii="Arial" w:eastAsia="Times New Roman" w:hAnsi="Arial" w:cs="Arial"/>
+                <w:color w:val="000000"/>
+                <w:kern w:val="0"/>
+                <w:sz w:val="18"/>
+                <w:szCs w:val="18"/>
+                <w14:ligatures w14:val="none"/>
+              </w:rPr>
+              <w:t>]]</w:t>
             </w:r>
           </w:p>
         </w:tc>
@@ -427,7 +542,55 @@
                 <w:szCs w:val="18"/>
                 <w14:ligatures w14:val="none"/>
               </w:rPr>
-              <w:t>[[rtf .qt.contact_display]]</w:t>
+              <w:t>[[</w:t>
+            </w:r>
+            <w:proofErr w:type="gramStart"/>
+            <w:r>
+              <w:rPr>
+                <w:rFonts w:ascii="Arial" w:eastAsia="Times New Roman" w:hAnsi="Arial" w:cs="Arial"/>
+                <w:color w:val="000000"/>
+                <w:kern w:val="0"/>
+                <w:sz w:val="18"/>
+                <w:szCs w:val="18"/>
+                <w14:ligatures w14:val="none"/>
+              </w:rPr>
+              <w:t>rtf .</w:t>
+            </w:r>
+            <w:proofErr w:type="spellStart"/>
+            <w:r>
+              <w:rPr>
+                <w:rFonts w:ascii="Arial" w:eastAsia="Times New Roman" w:hAnsi="Arial" w:cs="Arial"/>
+                <w:color w:val="000000"/>
+                <w:kern w:val="0"/>
+                <w:sz w:val="18"/>
+                <w:szCs w:val="18"/>
+                <w14:ligatures w14:val="none"/>
+              </w:rPr>
+              <w:t>qt</w:t>
+            </w:r>
+            <w:proofErr w:type="gramEnd"/>
+            <w:r>
+              <w:rPr>
+                <w:rFonts w:ascii="Arial" w:eastAsia="Times New Roman" w:hAnsi="Arial" w:cs="Arial"/>
+                <w:color w:val="000000"/>
+                <w:kern w:val="0"/>
+                <w:sz w:val="18"/>
+                <w:szCs w:val="18"/>
+                <w14:ligatures w14:val="none"/>
+              </w:rPr>
+              <w:t>.contact_display</w:t>
+            </w:r>
+            <w:proofErr w:type="spellEnd"/>
+            <w:r>
+              <w:rPr>
+                <w:rFonts w:ascii="Arial" w:eastAsia="Times New Roman" w:hAnsi="Arial" w:cs="Arial"/>
+                <w:color w:val="000000"/>
+                <w:kern w:val="0"/>
+                <w:sz w:val="18"/>
+                <w:szCs w:val="18"/>
+                <w14:ligatures w14:val="none"/>
+              </w:rPr>
+              <w:t>]]</w:t>
             </w:r>
           </w:p>
         </w:tc>
@@ -506,7 +669,37 @@
                 <w:szCs w:val="18"/>
                 <w14:ligatures w14:val="none"/>
               </w:rPr>
-              <w:t>[[.qt.subject]]</w:t>
+              <w:t>[[.</w:t>
+            </w:r>
+            <w:proofErr w:type="spellStart"/>
+            <w:proofErr w:type="gramStart"/>
+            <w:r>
+              <w:rPr>
+                <w:rFonts w:ascii="Arial" w:eastAsia="Times New Roman" w:hAnsi="Arial" w:cs="Arial"/>
+                <w:b/>
+                <w:bCs/>
+                <w:color w:val="000000"/>
+                <w:kern w:val="0"/>
+                <w:sz w:val="18"/>
+                <w:szCs w:val="18"/>
+                <w14:ligatures w14:val="none"/>
+              </w:rPr>
+              <w:t>qt.subject</w:t>
+            </w:r>
+            <w:proofErr w:type="spellEnd"/>
+            <w:proofErr w:type="gramEnd"/>
+            <w:r>
+              <w:rPr>
+                <w:rFonts w:ascii="Arial" w:eastAsia="Times New Roman" w:hAnsi="Arial" w:cs="Arial"/>
+                <w:b/>
+                <w:bCs/>
+                <w:color w:val="000000"/>
+                <w:kern w:val="0"/>
+                <w:sz w:val="18"/>
+                <w:szCs w:val="18"/>
+                <w14:ligatures w14:val="none"/>
+              </w:rPr>
+              <w:t>]]</w:t>
             </w:r>
           </w:p>
         </w:tc>
@@ -580,7 +773,33 @@
                 <w:szCs w:val="18"/>
                 <w14:ligatures w14:val="none"/>
               </w:rPr>
-              <w:t>[[.qt.project]]</w:t>
+              <w:t>[[.</w:t>
+            </w:r>
+            <w:proofErr w:type="spellStart"/>
+            <w:proofErr w:type="gramStart"/>
+            <w:r>
+              <w:rPr>
+                <w:rFonts w:ascii="Arial" w:eastAsia="Times New Roman" w:hAnsi="Arial" w:cs="Arial"/>
+                <w:color w:val="000000"/>
+                <w:kern w:val="0"/>
+                <w:sz w:val="18"/>
+                <w:szCs w:val="18"/>
+                <w14:ligatures w14:val="none"/>
+              </w:rPr>
+              <w:t>qt.project</w:t>
+            </w:r>
+            <w:proofErr w:type="spellEnd"/>
+            <w:proofErr w:type="gramEnd"/>
+            <w:r>
+              <w:rPr>
+                <w:rFonts w:ascii="Arial" w:eastAsia="Times New Roman" w:hAnsi="Arial" w:cs="Arial"/>
+                <w:color w:val="000000"/>
+                <w:kern w:val="0"/>
+                <w:sz w:val="18"/>
+                <w:szCs w:val="18"/>
+                <w14:ligatures w14:val="none"/>
+              </w:rPr>
+              <w:t>]]</w:t>
             </w:r>
           </w:p>
         </w:tc>
@@ -614,7 +833,98 @@
           <w:szCs w:val="18"/>
           <w:lang w:val="en-US"/>
         </w:rPr>
-        <w:t>[[rtf .qt.terms]] [[wmtext .qt.water_mark]]</w:t>
+        <w:t>[[</w:t>
+      </w:r>
+      <w:proofErr w:type="gramStart"/>
+      <w:r>
+        <w:rPr>
+          <w:rFonts w:ascii="Arial" w:hAnsi="Arial" w:cs="Arial"/>
+          <w:sz w:val="18"/>
+          <w:szCs w:val="18"/>
+          <w:lang w:val="en-US"/>
+        </w:rPr>
+        <w:t>rtf .</w:t>
+      </w:r>
+      <w:proofErr w:type="spellStart"/>
+      <w:r>
+        <w:rPr>
+          <w:rFonts w:ascii="Arial" w:hAnsi="Arial" w:cs="Arial"/>
+          <w:sz w:val="18"/>
+          <w:szCs w:val="18"/>
+          <w:lang w:val="en-US"/>
+        </w:rPr>
+        <w:t>qt</w:t>
+      </w:r>
+      <w:proofErr w:type="gramEnd"/>
+      <w:r>
+        <w:rPr>
+          <w:rFonts w:ascii="Arial" w:hAnsi="Arial" w:cs="Arial"/>
+          <w:sz w:val="18"/>
+          <w:szCs w:val="18"/>
+          <w:lang w:val="en-US"/>
+        </w:rPr>
+        <w:t>.terms</w:t>
+      </w:r>
+      <w:proofErr w:type="spellEnd"/>
+      <w:r>
+        <w:rPr>
+          <w:rFonts w:ascii="Arial" w:hAnsi="Arial" w:cs="Arial"/>
+          <w:sz w:val="18"/>
+          <w:szCs w:val="18"/>
+          <w:lang w:val="en-US"/>
+        </w:rPr>
+        <w:t>]] [[</w:t>
+      </w:r>
+      <w:proofErr w:type="spellStart"/>
+      <w:proofErr w:type="gramStart"/>
+      <w:r>
+        <w:rPr>
+          <w:rFonts w:ascii="Arial" w:hAnsi="Arial" w:cs="Arial"/>
+          <w:sz w:val="18"/>
+          <w:szCs w:val="18"/>
+          <w:lang w:val="en-US"/>
+        </w:rPr>
+        <w:t>wmtext</w:t>
+      </w:r>
+      <w:proofErr w:type="spellEnd"/>
+      <w:r>
+        <w:rPr>
+          <w:rFonts w:ascii="Arial" w:hAnsi="Arial" w:cs="Arial"/>
+          <w:sz w:val="18"/>
+          <w:szCs w:val="18"/>
+          <w:lang w:val="en-US"/>
+        </w:rPr>
+        <w:t xml:space="preserve"> .</w:t>
+      </w:r>
+      <w:proofErr w:type="spellStart"/>
+      <w:r>
+        <w:rPr>
+          <w:rFonts w:ascii="Arial" w:hAnsi="Arial" w:cs="Arial"/>
+          <w:sz w:val="18"/>
+          <w:szCs w:val="18"/>
+          <w:lang w:val="en-US"/>
+        </w:rPr>
+        <w:t>qt</w:t>
+      </w:r>
+      <w:proofErr w:type="gramEnd"/>
+      <w:r>
+        <w:rPr>
+          <w:rFonts w:ascii="Arial" w:hAnsi="Arial" w:cs="Arial"/>
+          <w:sz w:val="18"/>
+          <w:szCs w:val="18"/>
+          <w:lang w:val="en-US"/>
+        </w:rPr>
+        <w:t>.water_mark</w:t>
+      </w:r>
+      <w:proofErr w:type="spellEnd"/>
+      <w:r>
+        <w:rPr>
+          <w:rFonts w:ascii="Arial" w:hAnsi="Arial" w:cs="Arial"/>
+          <w:sz w:val="18"/>
+          <w:szCs w:val="18"/>
+          <w:lang w:val="en-US"/>
+        </w:rPr>
+        <w:t>]]</w:t>
       </w:r>
     </w:p>
     <w:p>
@@ -698,7 +1008,125 @@
           <w:lang w:val="en-US"/>
           <w14:ligatures w14:val="none"/>
         </w:rPr>
-        <w:t>[[$cur := .ci.companyinfo.currency]] [[$No := 1]] [[$comp := “0.00”]]</w:t>
+        <w:t>[[$</w:t>
+      </w:r>
+      <w:proofErr w:type="gramStart"/>
+      <w:r>
+        <w:rPr>
+          <w:rFonts w:ascii="Arial" w:eastAsia="Times New Roman" w:hAnsi="Arial" w:cs="Arial"/>
+          <w:color w:val="000000"/>
+          <w:kern w:val="0"/>
+          <w:sz w:val="18"/>
+          <w:szCs w:val="18"/>
+          <w:lang w:val="en-US"/>
+          <w14:ligatures w14:val="none"/>
+        </w:rPr>
+        <w:t>cur :</w:t>
+      </w:r>
+      <w:proofErr w:type="gramEnd"/>
+      <w:r>
+        <w:rPr>
+          <w:rFonts w:ascii="Arial" w:eastAsia="Times New Roman" w:hAnsi="Arial" w:cs="Arial"/>
+          <w:color w:val="000000"/>
+          <w:kern w:val="0"/>
+          <w:sz w:val="18"/>
+          <w:szCs w:val="18"/>
+          <w:lang w:val="en-US"/>
+          <w14:ligatures w14:val="none"/>
+        </w:rPr>
+        <w:t>= .</w:t>
+      </w:r>
+      <w:proofErr w:type="spellStart"/>
+      <w:proofErr w:type="gramStart"/>
+      <w:r>
+        <w:rPr>
+          <w:rFonts w:ascii="Arial" w:eastAsia="Times New Roman" w:hAnsi="Arial" w:cs="Arial"/>
+          <w:color w:val="000000"/>
+          <w:kern w:val="0"/>
+          <w:sz w:val="18"/>
+          <w:szCs w:val="18"/>
+          <w:lang w:val="en-US"/>
+          <w14:ligatures w14:val="none"/>
+        </w:rPr>
+        <w:t>ci.companyinfo</w:t>
+      </w:r>
+      <w:proofErr w:type="gramEnd"/>
+      <w:r>
+        <w:rPr>
+          <w:rFonts w:ascii="Arial" w:eastAsia="Times New Roman" w:hAnsi="Arial" w:cs="Arial"/>
+          <w:color w:val="000000"/>
+          <w:kern w:val="0"/>
+          <w:sz w:val="18"/>
+          <w:szCs w:val="18"/>
+          <w:lang w:val="en-US"/>
+          <w14:ligatures w14:val="none"/>
+        </w:rPr>
+        <w:t>.currency</w:t>
+      </w:r>
+      <w:proofErr w:type="spellEnd"/>
+      <w:r>
+        <w:rPr>
+          <w:rFonts w:ascii="Arial" w:eastAsia="Times New Roman" w:hAnsi="Arial" w:cs="Arial"/>
+          <w:color w:val="000000"/>
+          <w:kern w:val="0"/>
+          <w:sz w:val="18"/>
+          <w:szCs w:val="18"/>
+          <w:lang w:val="en-US"/>
+          <w14:ligatures w14:val="none"/>
+        </w:rPr>
+        <w:t>]] [[$</w:t>
+      </w:r>
+      <w:proofErr w:type="gramStart"/>
+      <w:r>
+        <w:rPr>
+          <w:rFonts w:ascii="Arial" w:eastAsia="Times New Roman" w:hAnsi="Arial" w:cs="Arial"/>
+          <w:color w:val="000000"/>
+          <w:kern w:val="0"/>
+          <w:sz w:val="18"/>
+          <w:szCs w:val="18"/>
+          <w:lang w:val="en-US"/>
+          <w14:ligatures w14:val="none"/>
+        </w:rPr>
+        <w:t>No :</w:t>
+      </w:r>
+      <w:proofErr w:type="gramEnd"/>
+      <w:r>
+        <w:rPr>
+          <w:rFonts w:ascii="Arial" w:eastAsia="Times New Roman" w:hAnsi="Arial" w:cs="Arial"/>
+          <w:color w:val="000000"/>
+          <w:kern w:val="0"/>
+          <w:sz w:val="18"/>
+          <w:szCs w:val="18"/>
+          <w:lang w:val="en-US"/>
+          <w14:ligatures w14:val="none"/>
+        </w:rPr>
+        <w:t>= 1]] [[$</w:t>
+      </w:r>
+      <w:proofErr w:type="gramStart"/>
+      <w:r>
+        <w:rPr>
+          <w:rFonts w:ascii="Arial" w:eastAsia="Times New Roman" w:hAnsi="Arial" w:cs="Arial"/>
+          <w:color w:val="000000"/>
+          <w:kern w:val="0"/>
+          <w:sz w:val="18"/>
+          <w:szCs w:val="18"/>
+          <w:lang w:val="en-US"/>
+          <w14:ligatures w14:val="none"/>
+        </w:rPr>
+        <w:t>comp :</w:t>
+      </w:r>
+      <w:proofErr w:type="gramEnd"/>
+      <w:r>
+        <w:rPr>
+          <w:rFonts w:ascii="Arial" w:eastAsia="Times New Roman" w:hAnsi="Arial" w:cs="Arial"/>
+          <w:color w:val="000000"/>
+          <w:kern w:val="0"/>
+          <w:sz w:val="18"/>
+          <w:szCs w:val="18"/>
+          <w:lang w:val="en-US"/>
+          <w14:ligatures w14:val="none"/>
+        </w:rPr>
+        <w:t>= “0.00”]]</w:t>
       </w:r>
     </w:p>
     <w:p>
@@ -928,7 +1356,118 @@
                 <w:szCs w:val="18"/>
                 <w14:ligatures w14:val="none"/>
               </w:rPr>
-              <w:t>[[tableStart($prodKey, $pv as .ci.cartItem)]]</w:t>
+              <w:t>[[</w:t>
+            </w:r>
+            <w:proofErr w:type="spellStart"/>
+            <w:proofErr w:type="gramStart"/>
+            <w:r>
+              <w:rPr>
+                <w:rFonts w:ascii="Arial" w:eastAsia="Times New Roman" w:hAnsi="Arial" w:cs="Arial"/>
+                <w:color w:val="000000"/>
+                <w:kern w:val="0"/>
+                <w:sz w:val="18"/>
+                <w:szCs w:val="18"/>
+                <w14:ligatures w14:val="none"/>
+              </w:rPr>
+              <w:t>tableStart</w:t>
+            </w:r>
+            <w:proofErr w:type="spellEnd"/>
+            <w:r>
+              <w:rPr>
+                <w:rFonts w:ascii="Arial" w:eastAsia="Times New Roman" w:hAnsi="Arial" w:cs="Arial"/>
+                <w:color w:val="000000"/>
+                <w:kern w:val="0"/>
+                <w:sz w:val="18"/>
+                <w:szCs w:val="18"/>
+                <w14:ligatures w14:val="none"/>
+              </w:rPr>
+              <w:t>(</w:t>
+            </w:r>
+            <w:proofErr w:type="gramEnd"/>
+            <w:r>
+              <w:rPr>
+                <w:rFonts w:ascii="Arial" w:eastAsia="Times New Roman" w:hAnsi="Arial" w:cs="Arial"/>
+                <w:color w:val="000000"/>
+                <w:kern w:val="0"/>
+                <w:sz w:val="18"/>
+                <w:szCs w:val="18"/>
+                <w14:ligatures w14:val="none"/>
+              </w:rPr>
+              <w:t>$</w:t>
+            </w:r>
+            <w:proofErr w:type="spellStart"/>
+            <w:r>
+              <w:rPr>
+                <w:rFonts w:ascii="Arial" w:eastAsia="Times New Roman" w:hAnsi="Arial" w:cs="Arial"/>
+                <w:color w:val="000000"/>
+                <w:kern w:val="0"/>
+                <w:sz w:val="18"/>
+                <w:szCs w:val="18"/>
+                <w14:ligatures w14:val="none"/>
+              </w:rPr>
+              <w:t>prodKey</w:t>
+            </w:r>
+            <w:proofErr w:type="spellEnd"/>
+            <w:r>
+              <w:rPr>
+                <w:rFonts w:ascii="Arial" w:eastAsia="Times New Roman" w:hAnsi="Arial" w:cs="Arial"/>
+                <w:color w:val="000000"/>
+                <w:kern w:val="0"/>
+                <w:sz w:val="18"/>
+                <w:szCs w:val="18"/>
+                <w14:ligatures w14:val="none"/>
+              </w:rPr>
+              <w:t>, $</w:t>
+            </w:r>
+            <w:proofErr w:type="spellStart"/>
+            <w:r>
+              <w:rPr>
+                <w:rFonts w:ascii="Arial" w:eastAsia="Times New Roman" w:hAnsi="Arial" w:cs="Arial"/>
+                <w:color w:val="000000"/>
+                <w:kern w:val="0"/>
+                <w:sz w:val="18"/>
+                <w:szCs w:val="18"/>
+                <w14:ligatures w14:val="none"/>
+              </w:rPr>
+              <w:t>pv</w:t>
+            </w:r>
+            <w:proofErr w:type="spellEnd"/>
+            <w:r>
+              <w:rPr>
+                <w:rFonts w:ascii="Arial" w:eastAsia="Times New Roman" w:hAnsi="Arial" w:cs="Arial"/>
+                <w:color w:val="000000"/>
+                <w:kern w:val="0"/>
+                <w:sz w:val="18"/>
+                <w:szCs w:val="18"/>
+                <w14:ligatures w14:val="none"/>
+              </w:rPr>
+              <w:t xml:space="preserve"> as .</w:t>
+            </w:r>
+            <w:proofErr w:type="spellStart"/>
+            <w:proofErr w:type="gramStart"/>
+            <w:r>
+              <w:rPr>
+                <w:rFonts w:ascii="Arial" w:eastAsia="Times New Roman" w:hAnsi="Arial" w:cs="Arial"/>
+                <w:color w:val="000000"/>
+                <w:kern w:val="0"/>
+                <w:sz w:val="18"/>
+                <w:szCs w:val="18"/>
+                <w14:ligatures w14:val="none"/>
+              </w:rPr>
+              <w:t>ci.cartItem</w:t>
+            </w:r>
+            <w:proofErr w:type="spellEnd"/>
+            <w:proofErr w:type="gramEnd"/>
+            <w:r>
+              <w:rPr>
+                <w:rFonts w:ascii="Arial" w:eastAsia="Times New Roman" w:hAnsi="Arial" w:cs="Arial"/>
+                <w:color w:val="000000"/>
+                <w:kern w:val="0"/>
+                <w:sz w:val="18"/>
+                <w:szCs w:val="18"/>
+                <w14:ligatures w14:val="none"/>
+              </w:rPr>
+              <w:t>)]]</w:t>
             </w:r>
           </w:p>
         </w:tc>
@@ -1001,7 +1540,33 @@
                 <w:szCs w:val="18"/>
                 <w14:ligatures w14:val="none"/>
               </w:rPr>
-              <w:t>[[$pv.productName]]</w:t>
+              <w:t>[[$</w:t>
+            </w:r>
+            <w:proofErr w:type="spellStart"/>
+            <w:proofErr w:type="gramStart"/>
+            <w:r>
+              <w:rPr>
+                <w:rFonts w:ascii="Arial" w:eastAsia="Times New Roman" w:hAnsi="Arial" w:cs="Arial"/>
+                <w:color w:val="000000"/>
+                <w:kern w:val="0"/>
+                <w:sz w:val="18"/>
+                <w:szCs w:val="18"/>
+                <w14:ligatures w14:val="none"/>
+              </w:rPr>
+              <w:t>pv.productName</w:t>
+            </w:r>
+            <w:proofErr w:type="spellEnd"/>
+            <w:proofErr w:type="gramEnd"/>
+            <w:r>
+              <w:rPr>
+                <w:rFonts w:ascii="Arial" w:eastAsia="Times New Roman" w:hAnsi="Arial" w:cs="Arial"/>
+                <w:color w:val="000000"/>
+                <w:kern w:val="0"/>
+                <w:sz w:val="18"/>
+                <w:szCs w:val="18"/>
+                <w14:ligatures w14:val="none"/>
+              </w:rPr>
+              <w:t>]]</w:t>
             </w:r>
           </w:p>
         </w:tc>
@@ -1035,7 +1600,33 @@
                 <w:szCs w:val="18"/>
                 <w14:ligatures w14:val="none"/>
               </w:rPr>
-              <w:t>[[$pv.totalqty]]</w:t>
+              <w:t>[[$</w:t>
+            </w:r>
+            <w:proofErr w:type="spellStart"/>
+            <w:proofErr w:type="gramStart"/>
+            <w:r>
+              <w:rPr>
+                <w:rFonts w:ascii="Arial" w:eastAsia="Times New Roman" w:hAnsi="Arial" w:cs="Arial"/>
+                <w:color w:val="000000"/>
+                <w:kern w:val="0"/>
+                <w:sz w:val="18"/>
+                <w:szCs w:val="18"/>
+                <w14:ligatures w14:val="none"/>
+              </w:rPr>
+              <w:t>pv.totalqty</w:t>
+            </w:r>
+            <w:proofErr w:type="spellEnd"/>
+            <w:proofErr w:type="gramEnd"/>
+            <w:r>
+              <w:rPr>
+                <w:rFonts w:ascii="Arial" w:eastAsia="Times New Roman" w:hAnsi="Arial" w:cs="Arial"/>
+                <w:color w:val="000000"/>
+                <w:kern w:val="0"/>
+                <w:sz w:val="18"/>
+                <w:szCs w:val="18"/>
+                <w14:ligatures w14:val="none"/>
+              </w:rPr>
+              <w:t>]]</w:t>
             </w:r>
           </w:p>
         </w:tc>
@@ -1069,7 +1660,33 @@
                 <w:szCs w:val="18"/>
                 <w14:ligatures w14:val="none"/>
               </w:rPr>
-              <w:t>[[$pv.productTotal]]</w:t>
+              <w:t>[[$</w:t>
+            </w:r>
+            <w:proofErr w:type="spellStart"/>
+            <w:proofErr w:type="gramStart"/>
+            <w:r>
+              <w:rPr>
+                <w:rFonts w:ascii="Arial" w:eastAsia="Times New Roman" w:hAnsi="Arial" w:cs="Arial"/>
+                <w:color w:val="000000"/>
+                <w:kern w:val="0"/>
+                <w:sz w:val="18"/>
+                <w:szCs w:val="18"/>
+                <w14:ligatures w14:val="none"/>
+              </w:rPr>
+              <w:t>pv.productTotal</w:t>
+            </w:r>
+            <w:proofErr w:type="spellEnd"/>
+            <w:proofErr w:type="gramEnd"/>
+            <w:r>
+              <w:rPr>
+                <w:rFonts w:ascii="Arial" w:eastAsia="Times New Roman" w:hAnsi="Arial" w:cs="Arial"/>
+                <w:color w:val="000000"/>
+                <w:kern w:val="0"/>
+                <w:sz w:val="18"/>
+                <w:szCs w:val="18"/>
+                <w14:ligatures w14:val="none"/>
+              </w:rPr>
+              <w:t>]]</w:t>
             </w:r>
           </w:p>
         </w:tc>
@@ -1181,7 +1798,31 @@
                 <w:szCs w:val="18"/>
                 <w14:ligatures w14:val="none"/>
               </w:rPr>
-              <w:t>[[tableEnd]]</w:t>
+              <w:t>[[</w:t>
+            </w:r>
+            <w:proofErr w:type="spellStart"/>
+            <w:r>
+              <w:rPr>
+                <w:rFonts w:ascii="Arial" w:eastAsia="Times New Roman" w:hAnsi="Arial" w:cs="Arial"/>
+                <w:color w:val="000000"/>
+                <w:kern w:val="0"/>
+                <w:sz w:val="18"/>
+                <w:szCs w:val="18"/>
+                <w14:ligatures w14:val="none"/>
+              </w:rPr>
+              <w:t>tableEnd</w:t>
+            </w:r>
+            <w:proofErr w:type="spellEnd"/>
+            <w:r>
+              <w:rPr>
+                <w:rFonts w:ascii="Arial" w:eastAsia="Times New Roman" w:hAnsi="Arial" w:cs="Arial"/>
+                <w:color w:val="000000"/>
+                <w:kern w:val="0"/>
+                <w:sz w:val="18"/>
+                <w:szCs w:val="18"/>
+                <w14:ligatures w14:val="none"/>
+              </w:rPr>
+              <w:t>]]</w:t>
             </w:r>
           </w:p>
         </w:tc>
@@ -1222,7 +1863,55 @@
                 <w:szCs w:val="18"/>
                 <w14:ligatures w14:val="none"/>
               </w:rPr>
-              <w:t>[[if .qt.displayTotal]]</w:t>
+              <w:t>[[</w:t>
+            </w:r>
+            <w:proofErr w:type="gramStart"/>
+            <w:r>
+              <w:rPr>
+                <w:rFonts w:ascii="Arial" w:eastAsia="Times New Roman" w:hAnsi="Arial" w:cs="Arial"/>
+                <w:color w:val="000000"/>
+                <w:kern w:val="0"/>
+                <w:sz w:val="18"/>
+                <w:szCs w:val="18"/>
+                <w14:ligatures w14:val="none"/>
+              </w:rPr>
+              <w:t>if .</w:t>
+            </w:r>
+            <w:proofErr w:type="spellStart"/>
+            <w:r>
+              <w:rPr>
+                <w:rFonts w:ascii="Arial" w:eastAsia="Times New Roman" w:hAnsi="Arial" w:cs="Arial"/>
+                <w:color w:val="000000"/>
+                <w:kern w:val="0"/>
+                <w:sz w:val="18"/>
+                <w:szCs w:val="18"/>
+                <w14:ligatures w14:val="none"/>
+              </w:rPr>
+              <w:t>qt</w:t>
+            </w:r>
+            <w:proofErr w:type="gramEnd"/>
+            <w:r>
+              <w:rPr>
+                <w:rFonts w:ascii="Arial" w:eastAsia="Times New Roman" w:hAnsi="Arial" w:cs="Arial"/>
+                <w:color w:val="000000"/>
+                <w:kern w:val="0"/>
+                <w:sz w:val="18"/>
+                <w:szCs w:val="18"/>
+                <w14:ligatures w14:val="none"/>
+              </w:rPr>
+              <w:t>.displayTotal</w:t>
+            </w:r>
+            <w:proofErr w:type="spellEnd"/>
+            <w:r>
+              <w:rPr>
+                <w:rFonts w:ascii="Arial" w:eastAsia="Times New Roman" w:hAnsi="Arial" w:cs="Arial"/>
+                <w:color w:val="000000"/>
+                <w:kern w:val="0"/>
+                <w:sz w:val="18"/>
+                <w:szCs w:val="18"/>
+                <w14:ligatures w14:val="none"/>
+              </w:rPr>
+              <w:t>]]</w:t>
             </w:r>
           </w:p>
         </w:tc>
@@ -1300,7 +1989,37 @@
                 <w:szCs w:val="18"/>
                 <w14:ligatures w14:val="none"/>
               </w:rPr>
-              <w:t>[[.qt.total]]</w:t>
+              <w:t>[[.</w:t>
+            </w:r>
+            <w:proofErr w:type="spellStart"/>
+            <w:proofErr w:type="gramStart"/>
+            <w:r>
+              <w:rPr>
+                <w:rFonts w:ascii="Arial" w:eastAsia="Times New Roman" w:hAnsi="Arial" w:cs="Arial"/>
+                <w:b/>
+                <w:bCs/>
+                <w:color w:val="000000"/>
+                <w:kern w:val="0"/>
+                <w:sz w:val="18"/>
+                <w:szCs w:val="18"/>
+                <w14:ligatures w14:val="none"/>
+              </w:rPr>
+              <w:t>qt.total</w:t>
+            </w:r>
+            <w:proofErr w:type="spellEnd"/>
+            <w:proofErr w:type="gramEnd"/>
+            <w:r>
+              <w:rPr>
+                <w:rFonts w:ascii="Arial" w:eastAsia="Times New Roman" w:hAnsi="Arial" w:cs="Arial"/>
+                <w:b/>
+                <w:bCs/>
+                <w:color w:val="000000"/>
+                <w:kern w:val="0"/>
+                <w:sz w:val="18"/>
+                <w:szCs w:val="18"/>
+                <w14:ligatures w14:val="none"/>
+              </w:rPr>
+              <w:t>]]</w:t>
             </w:r>
           </w:p>
         </w:tc>
@@ -1382,7 +2101,55 @@
                 <w:szCs w:val="18"/>
                 <w14:ligatures w14:val="none"/>
               </w:rPr>
-              <w:t>[[if ne .qt.discount_amount $comp]]</w:t>
+              <w:t xml:space="preserve">[[if </w:t>
+            </w:r>
+            <w:proofErr w:type="gramStart"/>
+            <w:r>
+              <w:rPr>
+                <w:rFonts w:ascii="Arial" w:eastAsia="Times New Roman" w:hAnsi="Arial" w:cs="Arial"/>
+                <w:color w:val="000000"/>
+                <w:kern w:val="0"/>
+                <w:sz w:val="18"/>
+                <w:szCs w:val="18"/>
+                <w14:ligatures w14:val="none"/>
+              </w:rPr>
+              <w:t>ne .</w:t>
+            </w:r>
+            <w:proofErr w:type="spellStart"/>
+            <w:r>
+              <w:rPr>
+                <w:rFonts w:ascii="Arial" w:eastAsia="Times New Roman" w:hAnsi="Arial" w:cs="Arial"/>
+                <w:color w:val="000000"/>
+                <w:kern w:val="0"/>
+                <w:sz w:val="18"/>
+                <w:szCs w:val="18"/>
+                <w14:ligatures w14:val="none"/>
+              </w:rPr>
+              <w:t>qt</w:t>
+            </w:r>
+            <w:proofErr w:type="gramEnd"/>
+            <w:r>
+              <w:rPr>
+                <w:rFonts w:ascii="Arial" w:eastAsia="Times New Roman" w:hAnsi="Arial" w:cs="Arial"/>
+                <w:color w:val="000000"/>
+                <w:kern w:val="0"/>
+                <w:sz w:val="18"/>
+                <w:szCs w:val="18"/>
+                <w14:ligatures w14:val="none"/>
+              </w:rPr>
+              <w:t>.discount_amount</w:t>
+            </w:r>
+            <w:proofErr w:type="spellEnd"/>
+            <w:r>
+              <w:rPr>
+                <w:rFonts w:ascii="Arial" w:eastAsia="Times New Roman" w:hAnsi="Arial" w:cs="Arial"/>
+                <w:color w:val="000000"/>
+                <w:kern w:val="0"/>
+                <w:sz w:val="18"/>
+                <w:szCs w:val="18"/>
+                <w14:ligatures w14:val="none"/>
+              </w:rPr>
+              <w:t xml:space="preserve"> $comp]]</w:t>
             </w:r>
           </w:p>
         </w:tc>
@@ -1424,7 +2191,65 @@
                 <w:szCs w:val="18"/>
                 <w14:ligatures w14:val="none"/>
               </w:rPr>
-              <w:t>Discount ([[.qt.additional_discount_percentage]]%)</w:t>
+              <w:t>Discount ([[.</w:t>
+            </w:r>
+            <w:proofErr w:type="spellStart"/>
+            <w:proofErr w:type="gramStart"/>
+            <w:r>
+              <w:rPr>
+                <w:rFonts w:ascii="Arial" w:eastAsia="Times New Roman" w:hAnsi="Arial" w:cs="Arial"/>
+                <w:b/>
+                <w:bCs/>
+                <w:color w:val="000000"/>
+                <w:kern w:val="0"/>
+                <w:sz w:val="18"/>
+                <w:szCs w:val="18"/>
+                <w14:ligatures w14:val="none"/>
+              </w:rPr>
+              <w:t>qt.additional</w:t>
+            </w:r>
+            <w:proofErr w:type="gramEnd"/>
+            <w:r>
+              <w:rPr>
+                <w:rFonts w:ascii="Arial" w:eastAsia="Times New Roman" w:hAnsi="Arial" w:cs="Arial"/>
+                <w:b/>
+                <w:bCs/>
+                <w:color w:val="000000"/>
+                <w:kern w:val="0"/>
+                <w:sz w:val="18"/>
+                <w:szCs w:val="18"/>
+                <w14:ligatures w14:val="none"/>
+              </w:rPr>
+              <w:t>_discount_percentage</w:t>
+            </w:r>
+            <w:proofErr w:type="spellEnd"/>
+            <w:proofErr w:type="gramStart"/>
+            <w:r>
+              <w:rPr>
+                <w:rFonts w:ascii="Arial" w:eastAsia="Times New Roman" w:hAnsi="Arial" w:cs="Arial"/>
+                <w:b/>
+                <w:bCs/>
+                <w:color w:val="000000"/>
+                <w:kern w:val="0"/>
+                <w:sz w:val="18"/>
+                <w:szCs w:val="18"/>
+                <w14:ligatures w14:val="none"/>
+              </w:rPr>
+              <w:t>]]%</w:t>
+            </w:r>
+            <w:proofErr w:type="gramEnd"/>
+            <w:r>
+              <w:rPr>
+                <w:rFonts w:ascii="Arial" w:eastAsia="Times New Roman" w:hAnsi="Arial" w:cs="Arial"/>
+                <w:b/>
+                <w:bCs/>
+                <w:color w:val="000000"/>
+                <w:kern w:val="0"/>
+                <w:sz w:val="18"/>
+                <w:szCs w:val="18"/>
+                <w14:ligatures w14:val="none"/>
+              </w:rPr>
+              <w:t>)</w:t>
             </w:r>
           </w:p>
         </w:tc>
@@ -1458,7 +2283,44 @@
                 <w:szCs w:val="18"/>
                 <w14:ligatures w14:val="none"/>
               </w:rPr>
-              <w:t>[[.qt.discount_amount]]</w:t>
+              <w:t>[[.</w:t>
+            </w:r>
+            <w:proofErr w:type="spellStart"/>
+            <w:proofErr w:type="gramStart"/>
+            <w:r>
+              <w:rPr>
+                <w:rFonts w:ascii="Arial" w:eastAsia="Times New Roman" w:hAnsi="Arial" w:cs="Arial"/>
+                <w:color w:val="000000"/>
+                <w:kern w:val="0"/>
+                <w:sz w:val="18"/>
+                <w:szCs w:val="18"/>
+                <w14:ligatures w14:val="none"/>
+              </w:rPr>
+              <w:t>qt.discount</w:t>
+            </w:r>
+            <w:proofErr w:type="gramEnd"/>
+            <w:r>
+              <w:rPr>
+                <w:rFonts w:ascii="Arial" w:eastAsia="Times New Roman" w:hAnsi="Arial" w:cs="Arial"/>
+                <w:color w:val="000000"/>
+                <w:kern w:val="0"/>
+                <w:sz w:val="18"/>
+                <w:szCs w:val="18"/>
+                <w14:ligatures w14:val="none"/>
+              </w:rPr>
+              <w:t>_amount</w:t>
+            </w:r>
+            <w:proofErr w:type="spellEnd"/>
+            <w:r>
+              <w:rPr>
+                <w:rFonts w:ascii="Arial" w:eastAsia="Times New Roman" w:hAnsi="Arial" w:cs="Arial"/>
+                <w:color w:val="000000"/>
+                <w:kern w:val="0"/>
+                <w:sz w:val="18"/>
+                <w:szCs w:val="18"/>
+                <w14:ligatures w14:val="none"/>
+              </w:rPr>
+              <w:t>]]</w:t>
             </w:r>
           </w:p>
         </w:tc>
@@ -1499,7 +2361,55 @@
                 <w:szCs w:val="18"/>
                 <w14:ligatures w14:val="none"/>
               </w:rPr>
-              <w:t>[[if ne .qt.total_taxes_and_charges $comp]]</w:t>
+              <w:t xml:space="preserve">[[if </w:t>
+            </w:r>
+            <w:proofErr w:type="gramStart"/>
+            <w:r>
+              <w:rPr>
+                <w:rFonts w:ascii="Arial" w:eastAsia="Times New Roman" w:hAnsi="Arial" w:cs="Arial"/>
+                <w:color w:val="000000"/>
+                <w:kern w:val="0"/>
+                <w:sz w:val="18"/>
+                <w:szCs w:val="18"/>
+                <w14:ligatures w14:val="none"/>
+              </w:rPr>
+              <w:t>ne .</w:t>
+            </w:r>
+            <w:proofErr w:type="spellStart"/>
+            <w:r>
+              <w:rPr>
+                <w:rFonts w:ascii="Arial" w:eastAsia="Times New Roman" w:hAnsi="Arial" w:cs="Arial"/>
+                <w:color w:val="000000"/>
+                <w:kern w:val="0"/>
+                <w:sz w:val="18"/>
+                <w:szCs w:val="18"/>
+                <w14:ligatures w14:val="none"/>
+              </w:rPr>
+              <w:t>qt</w:t>
+            </w:r>
+            <w:proofErr w:type="gramEnd"/>
+            <w:r>
+              <w:rPr>
+                <w:rFonts w:ascii="Arial" w:eastAsia="Times New Roman" w:hAnsi="Arial" w:cs="Arial"/>
+                <w:color w:val="000000"/>
+                <w:kern w:val="0"/>
+                <w:sz w:val="18"/>
+                <w:szCs w:val="18"/>
+                <w14:ligatures w14:val="none"/>
+              </w:rPr>
+              <w:t>.total_taxes_and_charges</w:t>
+            </w:r>
+            <w:proofErr w:type="spellEnd"/>
+            <w:r>
+              <w:rPr>
+                <w:rFonts w:ascii="Arial" w:eastAsia="Times New Roman" w:hAnsi="Arial" w:cs="Arial"/>
+                <w:color w:val="000000"/>
+                <w:kern w:val="0"/>
+                <w:sz w:val="18"/>
+                <w:szCs w:val="18"/>
+                <w14:ligatures w14:val="none"/>
+              </w:rPr>
+              <w:t xml:space="preserve"> $comp]]</w:t>
             </w:r>
           </w:p>
         </w:tc>
@@ -1577,7 +2487,63 @@
                 <w:szCs w:val="18"/>
                 <w14:ligatures w14:val="none"/>
               </w:rPr>
-              <w:t>[[.qt.net_total]]</w:t>
+              <w:t>[</w:t>
+            </w:r>
+            <w:proofErr w:type="gramStart"/>
+            <w:r>
+              <w:rPr>
+                <w:rFonts w:ascii="Arial" w:eastAsia="Times New Roman" w:hAnsi="Arial" w:cs="Arial"/>
+                <w:b/>
+                <w:bCs/>
+                <w:color w:val="000000"/>
+                <w:kern w:val="0"/>
+                <w:sz w:val="18"/>
+                <w:szCs w:val="18"/>
+                <w14:ligatures w14:val="none"/>
+              </w:rPr>
+              <w:t>[.</w:t>
+            </w:r>
+            <w:proofErr w:type="spellStart"/>
+            <w:r>
+              <w:rPr>
+                <w:rFonts w:ascii="Arial" w:eastAsia="Times New Roman" w:hAnsi="Arial" w:cs="Arial"/>
+                <w:b/>
+                <w:bCs/>
+                <w:color w:val="000000"/>
+                <w:kern w:val="0"/>
+                <w:sz w:val="18"/>
+                <w:szCs w:val="18"/>
+                <w14:ligatures w14:val="none"/>
+              </w:rPr>
+              <w:t>qt.net</w:t>
+            </w:r>
+            <w:proofErr w:type="gramEnd"/>
+            <w:r>
+              <w:rPr>
+                <w:rFonts w:ascii="Arial" w:eastAsia="Times New Roman" w:hAnsi="Arial" w:cs="Arial"/>
+                <w:b/>
+                <w:bCs/>
+                <w:color w:val="000000"/>
+                <w:kern w:val="0"/>
+                <w:sz w:val="18"/>
+                <w:szCs w:val="18"/>
+                <w14:ligatures w14:val="none"/>
+              </w:rPr>
+              <w:t>_total</w:t>
+            </w:r>
+            <w:proofErr w:type="spellEnd"/>
+            <w:r>
+              <w:rPr>
+                <w:rFonts w:ascii="Arial" w:eastAsia="Times New Roman" w:hAnsi="Arial" w:cs="Arial"/>
+                <w:b/>
+                <w:bCs/>
+                <w:color w:val="000000"/>
+                <w:kern w:val="0"/>
+                <w:sz w:val="18"/>
+                <w:szCs w:val="18"/>
+                <w14:ligatures w14:val="none"/>
+              </w:rPr>
+              <w:t>]]</w:t>
             </w:r>
           </w:p>
         </w:tc>
@@ -1620,6 +2586,19 @@
                 <w:szCs w:val="18"/>
                 <w14:ligatures w14:val="none"/>
               </w:rPr>
+              <w:t>[</w:t>
+            </w:r>
+            <w:r>
+              <w:rPr>
+                <w:rFonts w:ascii="Arial" w:eastAsia="Times New Roman" w:hAnsi="Arial" w:cs="Arial"/>
+                <w:b/>
+                <w:bCs/>
+                <w:color w:val="000000"/>
+                <w:kern w:val="0"/>
+                <w:sz w:val="18"/>
+                <w:szCs w:val="18"/>
+                <w14:ligatures w14:val="none"/>
+              </w:rPr>
               <w:t>[end]]</w:t>
             </w:r>
           </w:p>
@@ -1700,7 +2679,55 @@
                 <w:szCs w:val="18"/>
                 <w14:ligatures w14:val="none"/>
               </w:rPr>
-              <w:t>[[if ne .qt.total_taxes_and_charges $comp]]</w:t>
+              <w:t xml:space="preserve">[[if </w:t>
+            </w:r>
+            <w:proofErr w:type="gramStart"/>
+            <w:r>
+              <w:rPr>
+                <w:rFonts w:ascii="Arial" w:eastAsia="Times New Roman" w:hAnsi="Arial" w:cs="Arial"/>
+                <w:color w:val="000000"/>
+                <w:kern w:val="0"/>
+                <w:sz w:val="18"/>
+                <w:szCs w:val="18"/>
+                <w14:ligatures w14:val="none"/>
+              </w:rPr>
+              <w:t>ne .</w:t>
+            </w:r>
+            <w:proofErr w:type="spellStart"/>
+            <w:r>
+              <w:rPr>
+                <w:rFonts w:ascii="Arial" w:eastAsia="Times New Roman" w:hAnsi="Arial" w:cs="Arial"/>
+                <w:color w:val="000000"/>
+                <w:kern w:val="0"/>
+                <w:sz w:val="18"/>
+                <w:szCs w:val="18"/>
+                <w14:ligatures w14:val="none"/>
+              </w:rPr>
+              <w:t>qt</w:t>
+            </w:r>
+            <w:proofErr w:type="gramEnd"/>
+            <w:r>
+              <w:rPr>
+                <w:rFonts w:ascii="Arial" w:eastAsia="Times New Roman" w:hAnsi="Arial" w:cs="Arial"/>
+                <w:color w:val="000000"/>
+                <w:kern w:val="0"/>
+                <w:sz w:val="18"/>
+                <w:szCs w:val="18"/>
+                <w14:ligatures w14:val="none"/>
+              </w:rPr>
+              <w:t>.total_taxes_and_charges</w:t>
+            </w:r>
+            <w:proofErr w:type="spellEnd"/>
+            <w:r>
+              <w:rPr>
+                <w:rFonts w:ascii="Arial" w:eastAsia="Times New Roman" w:hAnsi="Arial" w:cs="Arial"/>
+                <w:color w:val="000000"/>
+                <w:kern w:val="0"/>
+                <w:sz w:val="18"/>
+                <w:szCs w:val="18"/>
+                <w14:ligatures w14:val="none"/>
+              </w:rPr>
+              <w:t xml:space="preserve"> $comp]]</w:t>
             </w:r>
           </w:p>
         </w:tc>
@@ -1776,7 +2803,44 @@
                 <w:szCs w:val="18"/>
                 <w14:ligatures w14:val="none"/>
               </w:rPr>
-              <w:t>[[.qt.total_taxes_and_charges]]</w:t>
+              <w:t>[[.</w:t>
+            </w:r>
+            <w:proofErr w:type="spellStart"/>
+            <w:proofErr w:type="gramStart"/>
+            <w:r>
+              <w:rPr>
+                <w:rFonts w:ascii="Arial" w:eastAsia="Times New Roman" w:hAnsi="Arial" w:cs="Arial"/>
+                <w:color w:val="000000"/>
+                <w:kern w:val="0"/>
+                <w:sz w:val="18"/>
+                <w:szCs w:val="18"/>
+                <w14:ligatures w14:val="none"/>
+              </w:rPr>
+              <w:t>qt.total</w:t>
+            </w:r>
+            <w:proofErr w:type="gramEnd"/>
+            <w:r>
+              <w:rPr>
+                <w:rFonts w:ascii="Arial" w:eastAsia="Times New Roman" w:hAnsi="Arial" w:cs="Arial"/>
+                <w:color w:val="000000"/>
+                <w:kern w:val="0"/>
+                <w:sz w:val="18"/>
+                <w:szCs w:val="18"/>
+                <w14:ligatures w14:val="none"/>
+              </w:rPr>
+              <w:t>_taxes_and_charges</w:t>
+            </w:r>
+            <w:proofErr w:type="spellEnd"/>
+            <w:r>
+              <w:rPr>
+                <w:rFonts w:ascii="Arial" w:eastAsia="Times New Roman" w:hAnsi="Arial" w:cs="Arial"/>
+                <w:color w:val="000000"/>
+                <w:kern w:val="0"/>
+                <w:sz w:val="18"/>
+                <w:szCs w:val="18"/>
+                <w14:ligatures w14:val="none"/>
+              </w:rPr>
+              <w:t>]]</w:t>
             </w:r>
           </w:p>
         </w:tc>
@@ -1893,7 +2957,50 @@
                 <w:szCs w:val="18"/>
                 <w14:ligatures w14:val="none"/>
               </w:rPr>
-              <w:t>[[.qt.grand_total]]</w:t>
+              <w:t>[[.</w:t>
+            </w:r>
+            <w:proofErr w:type="spellStart"/>
+            <w:proofErr w:type="gramStart"/>
+            <w:r>
+              <w:rPr>
+                <w:rFonts w:ascii="Arial" w:eastAsia="Times New Roman" w:hAnsi="Arial" w:cs="Arial"/>
+                <w:b/>
+                <w:bCs/>
+                <w:color w:val="000000"/>
+                <w:kern w:val="0"/>
+                <w:sz w:val="18"/>
+                <w:szCs w:val="18"/>
+                <w14:ligatures w14:val="none"/>
+              </w:rPr>
+              <w:t>qt.grand</w:t>
+            </w:r>
+            <w:proofErr w:type="gramEnd"/>
+            <w:r>
+              <w:rPr>
+                <w:rFonts w:ascii="Arial" w:eastAsia="Times New Roman" w:hAnsi="Arial" w:cs="Arial"/>
+                <w:b/>
+                <w:bCs/>
+                <w:color w:val="000000"/>
+                <w:kern w:val="0"/>
+                <w:sz w:val="18"/>
+                <w:szCs w:val="18"/>
+                <w14:ligatures w14:val="none"/>
+              </w:rPr>
+              <w:t>_total</w:t>
+            </w:r>
+            <w:proofErr w:type="spellEnd"/>
+            <w:r>
+              <w:rPr>
+                <w:rFonts w:ascii="Arial" w:eastAsia="Times New Roman" w:hAnsi="Arial" w:cs="Arial"/>
+                <w:b/>
+                <w:bCs/>
+                <w:color w:val="000000"/>
+                <w:kern w:val="0"/>
+                <w:sz w:val="18"/>
+                <w:szCs w:val="18"/>
+                <w14:ligatures w14:val="none"/>
+              </w:rPr>
+              <w:t>]]</w:t>
             </w:r>
           </w:p>
         </w:tc>
@@ -1926,7 +3033,91 @@
                 <w:szCs w:val="18"/>
                 <w14:ligatures w14:val="none"/>
               </w:rPr>
-              <w:t>Amount in Words : [[.qt.in_words]]</w:t>
+              <w:t xml:space="preserve">Amount in </w:t>
+            </w:r>
+            <w:proofErr w:type="gramStart"/>
+            <w:r>
+              <w:rPr>
+                <w:rFonts w:ascii="Arial" w:eastAsia="Times New Roman" w:hAnsi="Arial" w:cs="Arial"/>
+                <w:b/>
+                <w:bCs/>
+                <w:color w:val="000000"/>
+                <w:kern w:val="0"/>
+                <w:sz w:val="18"/>
+                <w:szCs w:val="18"/>
+                <w14:ligatures w14:val="none"/>
+              </w:rPr>
+              <w:t>Words :</w:t>
+            </w:r>
+            <w:proofErr w:type="gramEnd"/>
+            <w:r>
+              <w:rPr>
+                <w:rFonts w:ascii="Arial" w:eastAsia="Times New Roman" w:hAnsi="Arial" w:cs="Arial"/>
+                <w:b/>
+                <w:bCs/>
+                <w:color w:val="000000"/>
+                <w:kern w:val="0"/>
+                <w:sz w:val="18"/>
+                <w:szCs w:val="18"/>
+                <w14:ligatures w14:val="none"/>
+              </w:rPr>
+              <w:t xml:space="preserve"> [</w:t>
+            </w:r>
+            <w:proofErr w:type="gramStart"/>
+            <w:r>
+              <w:rPr>
+                <w:rFonts w:ascii="Arial" w:eastAsia="Times New Roman" w:hAnsi="Arial" w:cs="Arial"/>
+                <w:b/>
+                <w:bCs/>
+                <w:color w:val="000000"/>
+                <w:kern w:val="0"/>
+                <w:sz w:val="18"/>
+                <w:szCs w:val="18"/>
+                <w14:ligatures w14:val="none"/>
+              </w:rPr>
+              <w:t>[.</w:t>
+            </w:r>
+            <w:proofErr w:type="spellStart"/>
+            <w:r>
+              <w:rPr>
+                <w:rFonts w:ascii="Arial" w:eastAsia="Times New Roman" w:hAnsi="Arial" w:cs="Arial"/>
+                <w:b/>
+                <w:bCs/>
+                <w:color w:val="000000"/>
+                <w:kern w:val="0"/>
+                <w:sz w:val="18"/>
+                <w:szCs w:val="18"/>
+                <w14:ligatures w14:val="none"/>
+              </w:rPr>
+              <w:t>qt.in</w:t>
+            </w:r>
+            <w:proofErr w:type="gramEnd"/>
+            <w:r>
+              <w:rPr>
+                <w:rFonts w:ascii="Arial" w:eastAsia="Times New Roman" w:hAnsi="Arial" w:cs="Arial"/>
+                <w:b/>
+                <w:bCs/>
+                <w:color w:val="000000"/>
+                <w:kern w:val="0"/>
+                <w:sz w:val="18"/>
+                <w:szCs w:val="18"/>
+                <w14:ligatures w14:val="none"/>
+              </w:rPr>
+              <w:t>_words</w:t>
+            </w:r>
+            <w:proofErr w:type="spellEnd"/>
+            <w:r>
+              <w:rPr>
+                <w:rFonts w:ascii="Arial" w:eastAsia="Times New Roman" w:hAnsi="Arial" w:cs="Arial"/>
+                <w:b/>
+                <w:bCs/>
+                <w:color w:val="000000"/>
+                <w:kern w:val="0"/>
+                <w:sz w:val="18"/>
+                <w:szCs w:val="18"/>
+                <w14:ligatures w14:val="none"/>
+              </w:rPr>
+              <w:t>]]</w:t>
             </w:r>
           </w:p>
         </w:tc>
@@ -1958,7 +3149,14 @@
         <w:rPr>
           <w:rFonts w:ascii="Arial" w:hAnsi="Arial" w:cs="Arial"/>
         </w:rPr>
-        <w:t>[[if .</w:t>
+        <w:t>[[</w:t>
+      </w:r>
+      <w:proofErr w:type="gramStart"/>
+      <w:r>
+        <w:rPr>
+          <w:rFonts w:ascii="Arial" w:hAnsi="Arial" w:cs="Arial"/>
+        </w:rPr>
+        <w:t>if .</w:t>
       </w:r>
       <w:r>
         <w:rPr>
@@ -1966,12 +3164,14 @@
         </w:rPr>
         <w:t>qt</w:t>
       </w:r>
+      <w:proofErr w:type="gramEnd"/>
       <w:r>
         <w:rPr>
           <w:rFonts w:ascii="Arial" w:hAnsi="Arial" w:cs="Arial"/>
         </w:rPr>
         <w:t>.</w:t>
       </w:r>
+      <w:proofErr w:type="spellStart"/>
       <w:r>
         <w:rPr>
           <w:rFonts w:ascii="Arial" w:hAnsi="Arial" w:cs="Arial"/>
@@ -1979,6 +3179,7 @@
         </w:rPr>
         <w:t>quotation_term_details</w:t>
       </w:r>
+      <w:proofErr w:type="spellEnd"/>
       <w:r>
         <w:rPr>
           <w:rFonts w:ascii="Arial" w:hAnsi="Arial" w:cs="Arial"/>
@@ -1997,14 +3198,29 @@
         <w:rPr>
           <w:rFonts w:ascii="Arial" w:hAnsi="Arial" w:cs="Arial"/>
         </w:rPr>
-        <w:t>[[rtf .</w:t>
+        <w:t>[[</w:t>
+      </w:r>
+      <w:proofErr w:type="gramStart"/>
+      <w:r>
+        <w:rPr>
+          <w:rFonts w:ascii="Arial" w:hAnsi="Arial" w:cs="Arial"/>
+        </w:rPr>
+        <w:t>rtf .</w:t>
       </w:r>
       <w:r>
         <w:rPr>
           <w:rFonts w:ascii="Arial" w:hAnsi="Arial" w:cs="Arial"/>
         </w:rPr>
-        <w:t>qt.</w:t>
+        <w:t>qt</w:t>
       </w:r>
+      <w:proofErr w:type="gramEnd"/>
+      <w:r>
+        <w:rPr>
+          <w:rFonts w:ascii="Arial" w:hAnsi="Arial" w:cs="Arial"/>
+        </w:rPr>
+        <w:t>.</w:t>
+      </w:r>
+      <w:proofErr w:type="spellStart"/>
       <w:r>
         <w:rPr>
           <w:rFonts w:ascii="Arial" w:hAnsi="Arial" w:cs="Arial"/>
@@ -2012,6 +3228,7 @@
         </w:rPr>
         <w:t>quotation_term_details</w:t>
       </w:r>
+      <w:proofErr w:type="spellEnd"/>
       <w:r>
         <w:rPr>
           <w:rFonts w:ascii="Arial" w:hAnsi="Arial" w:cs="Arial"/>
@@ -2044,7 +3261,14 @@
         <w:rPr>
           <w:rFonts w:ascii="Arial" w:hAnsi="Arial" w:cs="Arial"/>
         </w:rPr>
-        <w:t>[[if .</w:t>
+        <w:t>[[</w:t>
+      </w:r>
+      <w:proofErr w:type="gramStart"/>
+      <w:r>
+        <w:rPr>
+          <w:rFonts w:ascii="Arial" w:hAnsi="Arial" w:cs="Arial"/>
+        </w:rPr>
+        <w:t>if .</w:t>
       </w:r>
       <w:r>
         <w:rPr>
@@ -2052,12 +3276,14 @@
         </w:rPr>
         <w:t>qt</w:t>
       </w:r>
+      <w:proofErr w:type="gramEnd"/>
       <w:r>
         <w:rPr>
           <w:rFonts w:ascii="Arial" w:hAnsi="Arial" w:cs="Arial"/>
         </w:rPr>
         <w:t>.</w:t>
       </w:r>
+      <w:proofErr w:type="spellStart"/>
       <w:r>
         <w:rPr>
           <w:rFonts w:ascii="Arial" w:hAnsi="Arial" w:cs="Arial"/>
@@ -2065,6 +3291,7 @@
         </w:rPr>
         <w:t>letter_details</w:t>
       </w:r>
+      <w:proofErr w:type="spellEnd"/>
       <w:r>
         <w:rPr>
           <w:rFonts w:ascii="Arial" w:hAnsi="Arial" w:cs="Arial"/>
@@ -2098,7 +3325,14 @@
           <w:rFonts w:ascii="Arial" w:hAnsi="Arial" w:cs="Arial"/>
         </w:rPr>
         <w:lastRenderedPageBreak/>
-        <w:t>[[rtf .</w:t>
+        <w:t>[[</w:t>
+      </w:r>
+      <w:proofErr w:type="gramStart"/>
+      <w:r>
+        <w:rPr>
+          <w:rFonts w:ascii="Arial" w:hAnsi="Arial" w:cs="Arial"/>
+        </w:rPr>
+        <w:t>rtf .</w:t>
       </w:r>
       <w:r>
         <w:rPr>
@@ -2106,12 +3340,14 @@
         </w:rPr>
         <w:t>qt</w:t>
       </w:r>
+      <w:proofErr w:type="gramEnd"/>
       <w:r>
         <w:rPr>
           <w:rFonts w:ascii="Arial" w:hAnsi="Arial" w:cs="Arial"/>
         </w:rPr>
         <w:t>.</w:t>
       </w:r>
+      <w:proofErr w:type="spellStart"/>
       <w:r>
         <w:rPr>
           <w:rFonts w:ascii="Arial" w:hAnsi="Arial" w:cs="Arial"/>
@@ -2119,6 +3355,7 @@
         </w:rPr>
         <w:t>letter_details</w:t>
       </w:r>
+      <w:proofErr w:type="spellEnd"/>
       <w:r>
         <w:rPr>
           <w:rFonts w:ascii="Arial" w:hAnsi="Arial" w:cs="Arial"/>
@@ -2157,7 +3394,14 @@
         <w:rPr>
           <w:rFonts w:ascii="Arial" w:hAnsi="Arial" w:cs="Arial"/>
         </w:rPr>
-        <w:t>[[if .</w:t>
+        <w:t>[[</w:t>
+      </w:r>
+      <w:proofErr w:type="gramStart"/>
+      <w:r>
+        <w:rPr>
+          <w:rFonts w:ascii="Arial" w:hAnsi="Arial" w:cs="Arial"/>
+        </w:rPr>
+        <w:t>if .</w:t>
       </w:r>
       <w:r>
         <w:rPr>
@@ -2165,12 +3409,14 @@
         </w:rPr>
         <w:t>qt</w:t>
       </w:r>
+      <w:proofErr w:type="gramEnd"/>
       <w:r>
         <w:rPr>
           <w:rFonts w:ascii="Arial" w:hAnsi="Arial" w:cs="Arial"/>
         </w:rPr>
         <w:t>.</w:t>
       </w:r>
+      <w:proofErr w:type="spellStart"/>
       <w:r>
         <w:rPr>
           <w:rFonts w:ascii="Arial" w:hAnsi="Arial" w:cs="Arial"/>
@@ -2178,6 +3424,7 @@
         </w:rPr>
         <w:t>standard_tc_details</w:t>
       </w:r>
+      <w:proofErr w:type="spellEnd"/>
       <w:r>
         <w:rPr>
           <w:rFonts w:ascii="Arial" w:hAnsi="Arial" w:cs="Arial"/>
@@ -2211,7 +3458,14 @@
           <w:rFonts w:ascii="Arial" w:hAnsi="Arial" w:cs="Arial"/>
         </w:rPr>
         <w:lastRenderedPageBreak/>
-        <w:t>[[rtf .</w:t>
+        <w:t>[[</w:t>
+      </w:r>
+      <w:proofErr w:type="gramStart"/>
+      <w:r>
+        <w:rPr>
+          <w:rFonts w:ascii="Arial" w:hAnsi="Arial" w:cs="Arial"/>
+        </w:rPr>
+        <w:t>rtf .</w:t>
       </w:r>
       <w:r>
         <w:rPr>
@@ -2219,12 +3473,14 @@
         </w:rPr>
         <w:t>qt</w:t>
       </w:r>
+      <w:proofErr w:type="gramEnd"/>
       <w:r>
         <w:rPr>
           <w:rFonts w:ascii="Arial" w:hAnsi="Arial" w:cs="Arial"/>
         </w:rPr>
         <w:t>.</w:t>
       </w:r>
+      <w:proofErr w:type="spellStart"/>
       <w:r>
         <w:rPr>
           <w:rFonts w:ascii="Arial" w:hAnsi="Arial" w:cs="Arial"/>
@@ -2232,6 +3488,7 @@
         </w:rPr>
         <w:t>standard_tc_details</w:t>
       </w:r>
+      <w:proofErr w:type="spellEnd"/>
       <w:r>
         <w:rPr>
           <w:rFonts w:ascii="Arial" w:hAnsi="Arial" w:cs="Arial"/>
@@ -2300,7 +3557,41 @@
           <w:lang w:val="en-US"/>
           <w14:ligatures w14:val="none"/>
         </w:rPr>
-        <w:t>[[$prdSNo := 1]]</w:t>
+        <w:t>[[$</w:t>
+      </w:r>
+      <w:proofErr w:type="spellStart"/>
+      <w:proofErr w:type="gramStart"/>
+      <w:r>
+        <w:rPr>
+          <w:rFonts w:ascii="Arial" w:eastAsia="Times New Roman" w:hAnsi="Arial" w:cs="Arial"/>
+          <w:color w:val="000000"/>
+          <w:kern w:val="0"/>
+          <w:lang w:val="en-US"/>
+          <w14:ligatures w14:val="none"/>
+        </w:rPr>
+        <w:t>prdSNo</w:t>
+      </w:r>
+      <w:proofErr w:type="spellEnd"/>
+      <w:r>
+        <w:rPr>
+          <w:rFonts w:ascii="Arial" w:eastAsia="Times New Roman" w:hAnsi="Arial" w:cs="Arial"/>
+          <w:color w:val="000000"/>
+          <w:kern w:val="0"/>
+          <w:lang w:val="en-US"/>
+          <w14:ligatures w14:val="none"/>
+        </w:rPr>
+        <w:t xml:space="preserve"> :</w:t>
+      </w:r>
+      <w:proofErr w:type="gramEnd"/>
+      <w:r>
+        <w:rPr>
+          <w:rFonts w:ascii="Arial" w:eastAsia="Times New Roman" w:hAnsi="Arial" w:cs="Arial"/>
+          <w:color w:val="000000"/>
+          <w:kern w:val="0"/>
+          <w:lang w:val="en-US"/>
+          <w14:ligatures w14:val="none"/>
+        </w:rPr>
+        <w:t>= 1]]</w:t>
       </w:r>
     </w:p>
     <w:tbl>
@@ -2355,7 +3646,118 @@
                 <w:szCs w:val="18"/>
                 <w14:ligatures w14:val="none"/>
               </w:rPr>
-              <w:t>[[tableStart($prodKey, $pv as .ci.cartItem)]]</w:t>
+              <w:t>[[</w:t>
+            </w:r>
+            <w:proofErr w:type="spellStart"/>
+            <w:proofErr w:type="gramStart"/>
+            <w:r>
+              <w:rPr>
+                <w:rFonts w:ascii="Arial" w:eastAsia="Times New Roman" w:hAnsi="Arial" w:cs="Arial"/>
+                <w:color w:val="000000"/>
+                <w:kern w:val="0"/>
+                <w:sz w:val="18"/>
+                <w:szCs w:val="18"/>
+                <w14:ligatures w14:val="none"/>
+              </w:rPr>
+              <w:t>tableStart</w:t>
+            </w:r>
+            <w:proofErr w:type="spellEnd"/>
+            <w:r>
+              <w:rPr>
+                <w:rFonts w:ascii="Arial" w:eastAsia="Times New Roman" w:hAnsi="Arial" w:cs="Arial"/>
+                <w:color w:val="000000"/>
+                <w:kern w:val="0"/>
+                <w:sz w:val="18"/>
+                <w:szCs w:val="18"/>
+                <w14:ligatures w14:val="none"/>
+              </w:rPr>
+              <w:t>(</w:t>
+            </w:r>
+            <w:proofErr w:type="gramEnd"/>
+            <w:r>
+              <w:rPr>
+                <w:rFonts w:ascii="Arial" w:eastAsia="Times New Roman" w:hAnsi="Arial" w:cs="Arial"/>
+                <w:color w:val="000000"/>
+                <w:kern w:val="0"/>
+                <w:sz w:val="18"/>
+                <w:szCs w:val="18"/>
+                <w14:ligatures w14:val="none"/>
+              </w:rPr>
+              <w:t>$</w:t>
+            </w:r>
+            <w:proofErr w:type="spellStart"/>
+            <w:r>
+              <w:rPr>
+                <w:rFonts w:ascii="Arial" w:eastAsia="Times New Roman" w:hAnsi="Arial" w:cs="Arial"/>
+                <w:color w:val="000000"/>
+                <w:kern w:val="0"/>
+                <w:sz w:val="18"/>
+                <w:szCs w:val="18"/>
+                <w14:ligatures w14:val="none"/>
+              </w:rPr>
+              <w:t>prodKey</w:t>
+            </w:r>
+            <w:proofErr w:type="spellEnd"/>
+            <w:r>
+              <w:rPr>
+                <w:rFonts w:ascii="Arial" w:eastAsia="Times New Roman" w:hAnsi="Arial" w:cs="Arial"/>
+                <w:color w:val="000000"/>
+                <w:kern w:val="0"/>
+                <w:sz w:val="18"/>
+                <w:szCs w:val="18"/>
+                <w14:ligatures w14:val="none"/>
+              </w:rPr>
+              <w:t>, $</w:t>
+            </w:r>
+            <w:proofErr w:type="spellStart"/>
+            <w:r>
+              <w:rPr>
+                <w:rFonts w:ascii="Arial" w:eastAsia="Times New Roman" w:hAnsi="Arial" w:cs="Arial"/>
+                <w:color w:val="000000"/>
+                <w:kern w:val="0"/>
+                <w:sz w:val="18"/>
+                <w:szCs w:val="18"/>
+                <w14:ligatures w14:val="none"/>
+              </w:rPr>
+              <w:t>pv</w:t>
+            </w:r>
+            <w:proofErr w:type="spellEnd"/>
+            <w:r>
+              <w:rPr>
+                <w:rFonts w:ascii="Arial" w:eastAsia="Times New Roman" w:hAnsi="Arial" w:cs="Arial"/>
+                <w:color w:val="000000"/>
+                <w:kern w:val="0"/>
+                <w:sz w:val="18"/>
+                <w:szCs w:val="18"/>
+                <w14:ligatures w14:val="none"/>
+              </w:rPr>
+              <w:t xml:space="preserve"> as .</w:t>
+            </w:r>
+            <w:proofErr w:type="spellStart"/>
+            <w:proofErr w:type="gramStart"/>
+            <w:r>
+              <w:rPr>
+                <w:rFonts w:ascii="Arial" w:eastAsia="Times New Roman" w:hAnsi="Arial" w:cs="Arial"/>
+                <w:color w:val="000000"/>
+                <w:kern w:val="0"/>
+                <w:sz w:val="18"/>
+                <w:szCs w:val="18"/>
+                <w14:ligatures w14:val="none"/>
+              </w:rPr>
+              <w:t>ci.cartItem</w:t>
+            </w:r>
+            <w:proofErr w:type="spellEnd"/>
+            <w:proofErr w:type="gramEnd"/>
+            <w:r>
+              <w:rPr>
+                <w:rFonts w:ascii="Arial" w:eastAsia="Times New Roman" w:hAnsi="Arial" w:cs="Arial"/>
+                <w:color w:val="000000"/>
+                <w:kern w:val="0"/>
+                <w:sz w:val="18"/>
+                <w:szCs w:val="18"/>
+                <w14:ligatures w14:val="none"/>
+              </w:rPr>
+              <w:t>)]]</w:t>
             </w:r>
           </w:p>
         </w:tc>
@@ -2399,7 +3801,89 @@
                 <w:u w:val="single"/>
                 <w14:ligatures w14:val="none"/>
               </w:rPr>
-              <w:t>[[$prdSNo]] - [[$pv.productName]] - [[$cur]] [[$pv.productTotal]]</w:t>
+              <w:t>[[$</w:t>
+            </w:r>
+            <w:proofErr w:type="spellStart"/>
+            <w:r>
+              <w:rPr>
+                <w:rFonts w:ascii="Arial" w:eastAsia="Times New Roman" w:hAnsi="Arial" w:cs="Arial"/>
+                <w:b/>
+                <w:bCs/>
+                <w:color w:val="000000"/>
+                <w:kern w:val="0"/>
+                <w:u w:val="single"/>
+                <w14:ligatures w14:val="none"/>
+              </w:rPr>
+              <w:t>prdSNo</w:t>
+            </w:r>
+            <w:proofErr w:type="spellEnd"/>
+            <w:r>
+              <w:rPr>
+                <w:rFonts w:ascii="Arial" w:eastAsia="Times New Roman" w:hAnsi="Arial" w:cs="Arial"/>
+                <w:b/>
+                <w:bCs/>
+                <w:color w:val="000000"/>
+                <w:kern w:val="0"/>
+                <w:u w:val="single"/>
+                <w14:ligatures w14:val="none"/>
+              </w:rPr>
+              <w:t>]] - [[$</w:t>
+            </w:r>
+            <w:proofErr w:type="spellStart"/>
+            <w:proofErr w:type="gramStart"/>
+            <w:r>
+              <w:rPr>
+                <w:rFonts w:ascii="Arial" w:eastAsia="Times New Roman" w:hAnsi="Arial" w:cs="Arial"/>
+                <w:b/>
+                <w:bCs/>
+                <w:color w:val="000000"/>
+                <w:kern w:val="0"/>
+                <w:u w:val="single"/>
+                <w14:ligatures w14:val="none"/>
+              </w:rPr>
+              <w:t>pv.productName</w:t>
+            </w:r>
+            <w:proofErr w:type="spellEnd"/>
+            <w:proofErr w:type="gramEnd"/>
+            <w:r>
+              <w:rPr>
+                <w:rFonts w:ascii="Arial" w:eastAsia="Times New Roman" w:hAnsi="Arial" w:cs="Arial"/>
+                <w:b/>
+                <w:bCs/>
+                <w:color w:val="000000"/>
+                <w:kern w:val="0"/>
+                <w:u w:val="single"/>
+                <w14:ligatures w14:val="none"/>
+              </w:rPr>
+              <w:t>]] - [[$cur]] [[$</w:t>
+            </w:r>
+            <w:proofErr w:type="spellStart"/>
+            <w:proofErr w:type="gramStart"/>
+            <w:r>
+              <w:rPr>
+                <w:rFonts w:ascii="Arial" w:eastAsia="Times New Roman" w:hAnsi="Arial" w:cs="Arial"/>
+                <w:b/>
+                <w:bCs/>
+                <w:color w:val="000000"/>
+                <w:kern w:val="0"/>
+                <w:u w:val="single"/>
+                <w14:ligatures w14:val="none"/>
+              </w:rPr>
+              <w:t>pv.productTotal</w:t>
+            </w:r>
+            <w:proofErr w:type="spellEnd"/>
+            <w:proofErr w:type="gramEnd"/>
+            <w:r>
+              <w:rPr>
+                <w:rFonts w:ascii="Arial" w:eastAsia="Times New Roman" w:hAnsi="Arial" w:cs="Arial"/>
+                <w:b/>
+                <w:bCs/>
+                <w:color w:val="000000"/>
+                <w:kern w:val="0"/>
+                <w:u w:val="single"/>
+                <w14:ligatures w14:val="none"/>
+              </w:rPr>
+              <w:t>]]</w:t>
             </w:r>
           </w:p>
         </w:tc>
@@ -2440,7 +3924,70 @@
                 <w:szCs w:val="18"/>
                 <w14:ligatures w14:val="none"/>
               </w:rPr>
-              <w:t>[[tableStart($k, $item as $pv.items)]]</w:t>
+              <w:t>[[</w:t>
+            </w:r>
+            <w:proofErr w:type="spellStart"/>
+            <w:proofErr w:type="gramStart"/>
+            <w:r>
+              <w:rPr>
+                <w:rFonts w:ascii="Arial" w:eastAsia="Times New Roman" w:hAnsi="Arial" w:cs="Arial"/>
+                <w:color w:val="000000"/>
+                <w:kern w:val="0"/>
+                <w:sz w:val="18"/>
+                <w:szCs w:val="18"/>
+                <w14:ligatures w14:val="none"/>
+              </w:rPr>
+              <w:t>tableStart</w:t>
+            </w:r>
+            <w:proofErr w:type="spellEnd"/>
+            <w:r>
+              <w:rPr>
+                <w:rFonts w:ascii="Arial" w:eastAsia="Times New Roman" w:hAnsi="Arial" w:cs="Arial"/>
+                <w:color w:val="000000"/>
+                <w:kern w:val="0"/>
+                <w:sz w:val="18"/>
+                <w:szCs w:val="18"/>
+                <w14:ligatures w14:val="none"/>
+              </w:rPr>
+              <w:t>(</w:t>
+            </w:r>
+            <w:proofErr w:type="gramEnd"/>
+            <w:r>
+              <w:rPr>
+                <w:rFonts w:ascii="Arial" w:eastAsia="Times New Roman" w:hAnsi="Arial" w:cs="Arial"/>
+                <w:color w:val="000000"/>
+                <w:kern w:val="0"/>
+                <w:sz w:val="18"/>
+                <w:szCs w:val="18"/>
+                <w14:ligatures w14:val="none"/>
+              </w:rPr>
+              <w:t>$k, $item as $</w:t>
+            </w:r>
+            <w:proofErr w:type="spellStart"/>
+            <w:proofErr w:type="gramStart"/>
+            <w:r>
+              <w:rPr>
+                <w:rFonts w:ascii="Arial" w:eastAsia="Times New Roman" w:hAnsi="Arial" w:cs="Arial"/>
+                <w:color w:val="000000"/>
+                <w:kern w:val="0"/>
+                <w:sz w:val="18"/>
+                <w:szCs w:val="18"/>
+                <w14:ligatures w14:val="none"/>
+              </w:rPr>
+              <w:t>pv.items</w:t>
+            </w:r>
+            <w:proofErr w:type="spellEnd"/>
+            <w:proofErr w:type="gramEnd"/>
+            <w:r>
+              <w:rPr>
+                <w:rFonts w:ascii="Arial" w:eastAsia="Times New Roman" w:hAnsi="Arial" w:cs="Arial"/>
+                <w:color w:val="000000"/>
+                <w:kern w:val="0"/>
+                <w:sz w:val="18"/>
+                <w:szCs w:val="18"/>
+                <w14:ligatures w14:val="none"/>
+              </w:rPr>
+              <w:t>)]]</w:t>
             </w:r>
           </w:p>
         </w:tc>
@@ -2487,82 +4034,10 @@
                 <w:lang w:val="en-US"/>
                 <w14:ligatures w14:val="none"/>
               </w:rPr>
-              <w:t>[[if ne $pv.productCode “SIL”]]</w:t>
-            </w:r>
-          </w:p>
-          <w:p>
-            <w:pPr>
-              <w:jc w:val="center"/>
-              <w:outlineLvl w:val="1"/>
-              <w:rPr>
-                <w:rFonts w:ascii="Arial" w:eastAsia="Times New Roman" w:hAnsi="Arial" w:cs="Arial"/>
-                <w:b/>
-                <w:bCs/>
-                <w:color w:val="000000"/>
-                <w:kern w:val="0"/>
-                <w:sz w:val="18"/>
-                <w:szCs w:val="18"/>
-                <w14:ligatures w14:val="none"/>
-              </w:rPr>
-            </w:pPr>
-            <w:r>
-              <w:rPr>
-                <w:rFonts w:ascii="Arial" w:eastAsia="Times New Roman" w:hAnsi="Arial" w:cs="Arial"/>
-                <w:b/>
-                <w:bCs/>
-                <w:color w:val="000000"/>
-                <w:kern w:val="0"/>
-                <w:sz w:val="18"/>
-                <w:szCs w:val="18"/>
-                <w14:ligatures w14:val="none"/>
-              </w:rPr>
-              <w:t>[[$Item.modelName]]</w:t>
-            </w:r>
-          </w:p>
-          <w:p>
-            <w:pPr>
-              <w:jc w:val="center"/>
-              <w:outlineLvl w:val="1"/>
-              <w:rPr>
-                <w:rFonts w:ascii="Arial" w:eastAsia="Times New Roman" w:hAnsi="Arial" w:cs="Arial"/>
-                <w:b/>
-                <w:bCs/>
-                <w:color w:val="000000"/>
-                <w:kern w:val="0"/>
-                <w:sz w:val="10"/>
-                <w:szCs w:val="10"/>
-                <w14:ligatures w14:val="none"/>
-              </w:rPr>
-            </w:pPr>
-            <w:r>
-              <w:rPr>
-                <w:rFonts w:ascii="Arial" w:eastAsia="Times New Roman" w:hAnsi="Arial" w:cs="Arial"/>
-                <w:b/>
-                <w:bCs/>
-                <w:color w:val="000000"/>
-                <w:kern w:val="0"/>
-                <w:sz w:val="10"/>
-                <w:szCs w:val="10"/>
-                <w14:ligatures w14:val="none"/>
-              </w:rPr>
-              <w:t>[[end]]</w:t>
-            </w:r>
-          </w:p>
-          <w:p>
-            <w:pPr>
-              <w:jc w:val="center"/>
-              <w:outlineLvl w:val="1"/>
-              <w:rPr>
-                <w:rFonts w:ascii="Arial" w:eastAsia="Times New Roman" w:hAnsi="Arial" w:cs="Arial"/>
-                <w:b/>
-                <w:bCs/>
-                <w:color w:val="000000"/>
-                <w:kern w:val="0"/>
-                <w:sz w:val="18"/>
-                <w:szCs w:val="18"/>
-                <w14:ligatures w14:val="none"/>
-              </w:rPr>
-            </w:pPr>
+              <w:t>[[if ne $</w:t>
+            </w:r>
+            <w:proofErr w:type="spellStart"/>
+            <w:proofErr w:type="gramStart"/>
             <w:r>
               <w:rPr>
                 <w:rFonts w:ascii="Arial" w:eastAsia="Times New Roman" w:hAnsi="Arial" w:cs="Arial"/>
@@ -2573,7 +4048,21 @@
                 <w:lang w:val="en-US"/>
                 <w14:ligatures w14:val="none"/>
               </w:rPr>
-              <w:t>[[if eq $pv.productCode “SIL”]]</w:t>
+              <w:t>pv.productCode</w:t>
+            </w:r>
+            <w:proofErr w:type="spellEnd"/>
+            <w:proofErr w:type="gramEnd"/>
+            <w:r>
+              <w:rPr>
+                <w:rFonts w:ascii="Arial" w:eastAsia="Times New Roman" w:hAnsi="Arial" w:cs="Arial"/>
+                <w:color w:val="000000"/>
+                <w:kern w:val="0"/>
+                <w:sz w:val="10"/>
+                <w:szCs w:val="10"/>
+                <w:lang w:val="en-US"/>
+                <w14:ligatures w14:val="none"/>
+              </w:rPr>
+              <w:t xml:space="preserve"> “SIL”]]</w:t>
             </w:r>
           </w:p>
           <w:p>
@@ -2602,7 +4091,177 @@
                 <w:szCs w:val="18"/>
                 <w14:ligatures w14:val="none"/>
               </w:rPr>
-              <w:t>[[$Item.subcategory]]</w:t>
+              <w:t>[[$</w:t>
+            </w:r>
+            <w:proofErr w:type="spellStart"/>
+            <w:r>
+              <w:rPr>
+                <w:rFonts w:ascii="Arial" w:eastAsia="Times New Roman" w:hAnsi="Arial" w:cs="Arial"/>
+                <w:b/>
+                <w:bCs/>
+                <w:color w:val="000000"/>
+                <w:kern w:val="0"/>
+                <w:sz w:val="18"/>
+                <w:szCs w:val="18"/>
+                <w14:ligatures w14:val="none"/>
+              </w:rPr>
+              <w:t>Item.modelName</w:t>
+            </w:r>
+            <w:proofErr w:type="spellEnd"/>
+            <w:r>
+              <w:rPr>
+                <w:rFonts w:ascii="Arial" w:eastAsia="Times New Roman" w:hAnsi="Arial" w:cs="Arial"/>
+                <w:b/>
+                <w:bCs/>
+                <w:color w:val="000000"/>
+                <w:kern w:val="0"/>
+                <w:sz w:val="18"/>
+                <w:szCs w:val="18"/>
+                <w14:ligatures w14:val="none"/>
+              </w:rPr>
+              <w:t>]]</w:t>
+            </w:r>
+          </w:p>
+          <w:p>
+            <w:pPr>
+              <w:jc w:val="center"/>
+              <w:outlineLvl w:val="1"/>
+              <w:rPr>
+                <w:rFonts w:ascii="Arial" w:eastAsia="Times New Roman" w:hAnsi="Arial" w:cs="Arial"/>
+                <w:b/>
+                <w:bCs/>
+                <w:color w:val="000000"/>
+                <w:kern w:val="0"/>
+                <w:sz w:val="10"/>
+                <w:szCs w:val="10"/>
+                <w14:ligatures w14:val="none"/>
+              </w:rPr>
+            </w:pPr>
+            <w:r>
+              <w:rPr>
+                <w:rFonts w:ascii="Arial" w:eastAsia="Times New Roman" w:hAnsi="Arial" w:cs="Arial"/>
+                <w:b/>
+                <w:bCs/>
+                <w:color w:val="000000"/>
+                <w:kern w:val="0"/>
+                <w:sz w:val="10"/>
+                <w:szCs w:val="10"/>
+                <w14:ligatures w14:val="none"/>
+              </w:rPr>
+              <w:t>[[end]]</w:t>
+            </w:r>
+          </w:p>
+          <w:p>
+            <w:pPr>
+              <w:jc w:val="center"/>
+              <w:outlineLvl w:val="1"/>
+              <w:rPr>
+                <w:rFonts w:ascii="Arial" w:eastAsia="Times New Roman" w:hAnsi="Arial" w:cs="Arial"/>
+                <w:b/>
+                <w:bCs/>
+                <w:color w:val="000000"/>
+                <w:kern w:val="0"/>
+                <w:sz w:val="18"/>
+                <w:szCs w:val="18"/>
+                <w14:ligatures w14:val="none"/>
+              </w:rPr>
+            </w:pPr>
+            <w:r>
+              <w:rPr>
+                <w:rFonts w:ascii="Arial" w:eastAsia="Times New Roman" w:hAnsi="Arial" w:cs="Arial"/>
+                <w:color w:val="000000"/>
+                <w:kern w:val="0"/>
+                <w:sz w:val="10"/>
+                <w:szCs w:val="10"/>
+                <w:lang w:val="en-US"/>
+                <w14:ligatures w14:val="none"/>
+              </w:rPr>
+              <w:t>[[if eq $</w:t>
+            </w:r>
+            <w:proofErr w:type="spellStart"/>
+            <w:proofErr w:type="gramStart"/>
+            <w:r>
+              <w:rPr>
+                <w:rFonts w:ascii="Arial" w:eastAsia="Times New Roman" w:hAnsi="Arial" w:cs="Arial"/>
+                <w:color w:val="000000"/>
+                <w:kern w:val="0"/>
+                <w:sz w:val="10"/>
+                <w:szCs w:val="10"/>
+                <w:lang w:val="en-US"/>
+                <w14:ligatures w14:val="none"/>
+              </w:rPr>
+              <w:t>pv.productCode</w:t>
+            </w:r>
+            <w:proofErr w:type="spellEnd"/>
+            <w:proofErr w:type="gramEnd"/>
+            <w:r>
+              <w:rPr>
+                <w:rFonts w:ascii="Arial" w:eastAsia="Times New Roman" w:hAnsi="Arial" w:cs="Arial"/>
+                <w:color w:val="000000"/>
+                <w:kern w:val="0"/>
+                <w:sz w:val="10"/>
+                <w:szCs w:val="10"/>
+                <w:lang w:val="en-US"/>
+                <w14:ligatures w14:val="none"/>
+              </w:rPr>
+              <w:t xml:space="preserve"> “SIL”]]</w:t>
+            </w:r>
+          </w:p>
+          <w:p>
+            <w:pPr>
+              <w:jc w:val="center"/>
+              <w:outlineLvl w:val="1"/>
+              <w:rPr>
+                <w:rFonts w:ascii="Arial" w:eastAsia="Times New Roman" w:hAnsi="Arial" w:cs="Arial"/>
+                <w:b/>
+                <w:bCs/>
+                <w:color w:val="000000"/>
+                <w:kern w:val="0"/>
+                <w:sz w:val="18"/>
+                <w:szCs w:val="18"/>
+                <w14:ligatures w14:val="none"/>
+              </w:rPr>
+            </w:pPr>
+            <w:r>
+              <w:rPr>
+                <w:rFonts w:ascii="Arial" w:eastAsia="Times New Roman" w:hAnsi="Arial" w:cs="Arial"/>
+                <w:b/>
+                <w:bCs/>
+                <w:color w:val="000000"/>
+                <w:kern w:val="0"/>
+                <w:sz w:val="18"/>
+                <w:szCs w:val="18"/>
+                <w14:ligatures w14:val="none"/>
+              </w:rPr>
+              <w:t>[[$</w:t>
+            </w:r>
+            <w:proofErr w:type="spellStart"/>
+            <w:r>
+              <w:rPr>
+                <w:rFonts w:ascii="Arial" w:eastAsia="Times New Roman" w:hAnsi="Arial" w:cs="Arial"/>
+                <w:b/>
+                <w:bCs/>
+                <w:color w:val="000000"/>
+                <w:kern w:val="0"/>
+                <w:sz w:val="18"/>
+                <w:szCs w:val="18"/>
+                <w14:ligatures w14:val="none"/>
+              </w:rPr>
+              <w:t>Item.subcategory</w:t>
+            </w:r>
+            <w:proofErr w:type="spellEnd"/>
+            <w:r>
+              <w:rPr>
+                <w:rFonts w:ascii="Arial" w:eastAsia="Times New Roman" w:hAnsi="Arial" w:cs="Arial"/>
+                <w:b/>
+                <w:bCs/>
+                <w:color w:val="000000"/>
+                <w:kern w:val="0"/>
+                <w:sz w:val="18"/>
+                <w:szCs w:val="18"/>
+                <w14:ligatures w14:val="none"/>
+              </w:rPr>
+              <w:t>]]</w:t>
             </w:r>
           </w:p>
           <w:p>
@@ -2667,7 +4326,94 @@
                 <w:szCs w:val="18"/>
                 <w14:ligatures w14:val="none"/>
               </w:rPr>
-              <w:t>[[tableStart($k, $h as $item.headersDisplay)]]</w:t>
+              <w:t>[[</w:t>
+            </w:r>
+            <w:proofErr w:type="spellStart"/>
+            <w:proofErr w:type="gramStart"/>
+            <w:r>
+              <w:rPr>
+                <w:rFonts w:ascii="Arial" w:eastAsia="Times New Roman" w:hAnsi="Arial" w:cs="Arial"/>
+                <w:color w:val="000000"/>
+                <w:kern w:val="0"/>
+                <w:sz w:val="18"/>
+                <w:szCs w:val="18"/>
+                <w14:ligatures w14:val="none"/>
+              </w:rPr>
+              <w:t>tableStart</w:t>
+            </w:r>
+            <w:proofErr w:type="spellEnd"/>
+            <w:r>
+              <w:rPr>
+                <w:rFonts w:ascii="Arial" w:eastAsia="Times New Roman" w:hAnsi="Arial" w:cs="Arial"/>
+                <w:color w:val="000000"/>
+                <w:kern w:val="0"/>
+                <w:sz w:val="18"/>
+                <w:szCs w:val="18"/>
+                <w14:ligatures w14:val="none"/>
+              </w:rPr>
+              <w:t>(</w:t>
+            </w:r>
+            <w:proofErr w:type="gramEnd"/>
+            <w:r>
+              <w:rPr>
+                <w:rFonts w:ascii="Arial" w:eastAsia="Times New Roman" w:hAnsi="Arial" w:cs="Arial"/>
+                <w:color w:val="000000"/>
+                <w:kern w:val="0"/>
+                <w:sz w:val="18"/>
+                <w:szCs w:val="18"/>
+                <w14:ligatures w14:val="none"/>
+              </w:rPr>
+              <w:t>$k, $</w:t>
+            </w:r>
+            <w:proofErr w:type="spellStart"/>
+            <w:r>
+              <w:rPr>
+                <w:rFonts w:ascii="Arial" w:eastAsia="Times New Roman" w:hAnsi="Arial" w:cs="Arial"/>
+                <w:color w:val="000000"/>
+                <w:kern w:val="0"/>
+                <w:sz w:val="18"/>
+                <w:szCs w:val="18"/>
+                <w14:ligatures w14:val="none"/>
+              </w:rPr>
+              <w:t>h as</w:t>
+            </w:r>
+            <w:proofErr w:type="spellEnd"/>
+            <w:r>
+              <w:rPr>
+                <w:rFonts w:ascii="Arial" w:eastAsia="Times New Roman" w:hAnsi="Arial" w:cs="Arial"/>
+                <w:color w:val="000000"/>
+                <w:kern w:val="0"/>
+                <w:sz w:val="18"/>
+                <w:szCs w:val="18"/>
+                <w14:ligatures w14:val="none"/>
+              </w:rPr>
+              <w:t xml:space="preserve"> $</w:t>
+            </w:r>
+            <w:proofErr w:type="spellStart"/>
+            <w:proofErr w:type="gramStart"/>
+            <w:r>
+              <w:rPr>
+                <w:rFonts w:ascii="Arial" w:eastAsia="Times New Roman" w:hAnsi="Arial" w:cs="Arial"/>
+                <w:color w:val="000000"/>
+                <w:kern w:val="0"/>
+                <w:sz w:val="18"/>
+                <w:szCs w:val="18"/>
+                <w14:ligatures w14:val="none"/>
+              </w:rPr>
+              <w:t>item.headersDisplay</w:t>
+            </w:r>
+            <w:proofErr w:type="spellEnd"/>
+            <w:proofErr w:type="gramEnd"/>
+            <w:r>
+              <w:rPr>
+                <w:rFonts w:ascii="Arial" w:eastAsia="Times New Roman" w:hAnsi="Arial" w:cs="Arial"/>
+                <w:color w:val="000000"/>
+                <w:kern w:val="0"/>
+                <w:sz w:val="18"/>
+                <w:szCs w:val="18"/>
+                <w14:ligatures w14:val="none"/>
+              </w:rPr>
+              <w:t>)]]</w:t>
             </w:r>
           </w:p>
         </w:tc>
@@ -2705,7 +4451,37 @@
                 <w:szCs w:val="18"/>
                 <w14:ligatures w14:val="none"/>
               </w:rPr>
-              <w:t>[[$h.leftLabel]]</w:t>
+              <w:t>[[$</w:t>
+            </w:r>
+            <w:proofErr w:type="spellStart"/>
+            <w:proofErr w:type="gramStart"/>
+            <w:r>
+              <w:rPr>
+                <w:rFonts w:ascii="Arial" w:eastAsia="Times New Roman" w:hAnsi="Arial" w:cs="Arial"/>
+                <w:b/>
+                <w:bCs/>
+                <w:color w:val="000000"/>
+                <w:kern w:val="0"/>
+                <w:sz w:val="18"/>
+                <w:szCs w:val="18"/>
+                <w14:ligatures w14:val="none"/>
+              </w:rPr>
+              <w:t>h.leftLabel</w:t>
+            </w:r>
+            <w:proofErr w:type="spellEnd"/>
+            <w:proofErr w:type="gramEnd"/>
+            <w:r>
+              <w:rPr>
+                <w:rFonts w:ascii="Arial" w:eastAsia="Times New Roman" w:hAnsi="Arial" w:cs="Arial"/>
+                <w:b/>
+                <w:bCs/>
+                <w:color w:val="000000"/>
+                <w:kern w:val="0"/>
+                <w:sz w:val="18"/>
+                <w:szCs w:val="18"/>
+                <w14:ligatures w14:val="none"/>
+              </w:rPr>
+              <w:t>]]</w:t>
             </w:r>
           </w:p>
         </w:tc>
@@ -2734,7 +4510,33 @@
                 <w:szCs w:val="18"/>
                 <w14:ligatures w14:val="none"/>
               </w:rPr>
-              <w:t>[[$h.leftValue]</w:t>
+              <w:t>[[$</w:t>
+            </w:r>
+            <w:proofErr w:type="spellStart"/>
+            <w:proofErr w:type="gramStart"/>
+            <w:r>
+              <w:rPr>
+                <w:rFonts w:ascii="Arial" w:eastAsia="Times New Roman" w:hAnsi="Arial" w:cs="Arial"/>
+                <w:color w:val="000000"/>
+                <w:kern w:val="0"/>
+                <w:sz w:val="18"/>
+                <w:szCs w:val="18"/>
+                <w14:ligatures w14:val="none"/>
+              </w:rPr>
+              <w:t>h.leftValue</w:t>
+            </w:r>
+            <w:proofErr w:type="spellEnd"/>
+            <w:proofErr w:type="gramEnd"/>
+            <w:r>
+              <w:rPr>
+                <w:rFonts w:ascii="Arial" w:eastAsia="Times New Roman" w:hAnsi="Arial" w:cs="Arial"/>
+                <w:color w:val="000000"/>
+                <w:kern w:val="0"/>
+                <w:sz w:val="18"/>
+                <w:szCs w:val="18"/>
+                <w14:ligatures w14:val="none"/>
+              </w:rPr>
+              <w:t>]</w:t>
             </w:r>
             <w:r>
               <w:rPr>
@@ -2778,7 +4580,37 @@
                 <w:szCs w:val="18"/>
                 <w14:ligatures w14:val="none"/>
               </w:rPr>
-              <w:t>[[$h.rightLabel]]</w:t>
+              <w:t>[[$</w:t>
+            </w:r>
+            <w:proofErr w:type="spellStart"/>
+            <w:proofErr w:type="gramStart"/>
+            <w:r>
+              <w:rPr>
+                <w:rFonts w:ascii="Arial" w:eastAsia="Times New Roman" w:hAnsi="Arial" w:cs="Arial"/>
+                <w:b/>
+                <w:bCs/>
+                <w:color w:val="000000"/>
+                <w:kern w:val="0"/>
+                <w:sz w:val="18"/>
+                <w:szCs w:val="18"/>
+                <w14:ligatures w14:val="none"/>
+              </w:rPr>
+              <w:t>h.rightLabel</w:t>
+            </w:r>
+            <w:proofErr w:type="spellEnd"/>
+            <w:proofErr w:type="gramEnd"/>
+            <w:r>
+              <w:rPr>
+                <w:rFonts w:ascii="Arial" w:eastAsia="Times New Roman" w:hAnsi="Arial" w:cs="Arial"/>
+                <w:b/>
+                <w:bCs/>
+                <w:color w:val="000000"/>
+                <w:kern w:val="0"/>
+                <w:sz w:val="18"/>
+                <w:szCs w:val="18"/>
+                <w14:ligatures w14:val="none"/>
+              </w:rPr>
+              <w:t>]]</w:t>
             </w:r>
           </w:p>
         </w:tc>
@@ -2809,7 +4641,33 @@
                 <w:szCs w:val="18"/>
                 <w14:ligatures w14:val="none"/>
               </w:rPr>
-              <w:t>[[$h.rightValue]]</w:t>
+              <w:t>[[$</w:t>
+            </w:r>
+            <w:proofErr w:type="spellStart"/>
+            <w:proofErr w:type="gramStart"/>
+            <w:r>
+              <w:rPr>
+                <w:rFonts w:ascii="Arial" w:eastAsia="Times New Roman" w:hAnsi="Arial" w:cs="Arial"/>
+                <w:color w:val="000000"/>
+                <w:kern w:val="0"/>
+                <w:sz w:val="18"/>
+                <w:szCs w:val="18"/>
+                <w14:ligatures w14:val="none"/>
+              </w:rPr>
+              <w:t>h.rightValue</w:t>
+            </w:r>
+            <w:proofErr w:type="spellEnd"/>
+            <w:proofErr w:type="gramEnd"/>
+            <w:r>
+              <w:rPr>
+                <w:rFonts w:ascii="Arial" w:eastAsia="Times New Roman" w:hAnsi="Arial" w:cs="Arial"/>
+                <w:color w:val="000000"/>
+                <w:kern w:val="0"/>
+                <w:sz w:val="18"/>
+                <w:szCs w:val="18"/>
+                <w14:ligatures w14:val="none"/>
+              </w:rPr>
+              <w:t>]]</w:t>
             </w:r>
           </w:p>
         </w:tc>
@@ -2847,7 +4705,31 @@
                 <w:szCs w:val="18"/>
                 <w14:ligatures w14:val="none"/>
               </w:rPr>
-              <w:t>[[tableEnd]]</w:t>
+              <w:t>[[</w:t>
+            </w:r>
+            <w:proofErr w:type="spellStart"/>
+            <w:r>
+              <w:rPr>
+                <w:rFonts w:ascii="Arial" w:eastAsia="Times New Roman" w:hAnsi="Arial" w:cs="Arial"/>
+                <w:color w:val="000000"/>
+                <w:kern w:val="0"/>
+                <w:sz w:val="18"/>
+                <w:szCs w:val="18"/>
+                <w14:ligatures w14:val="none"/>
+              </w:rPr>
+              <w:t>tableEnd</w:t>
+            </w:r>
+            <w:proofErr w:type="spellEnd"/>
+            <w:r>
+              <w:rPr>
+                <w:rFonts w:ascii="Arial" w:eastAsia="Times New Roman" w:hAnsi="Arial" w:cs="Arial"/>
+                <w:color w:val="000000"/>
+                <w:kern w:val="0"/>
+                <w:sz w:val="18"/>
+                <w:szCs w:val="18"/>
+                <w14:ligatures w14:val="none"/>
+              </w:rPr>
+              <w:t>]]</w:t>
             </w:r>
           </w:p>
         </w:tc>
@@ -3121,7 +5003,44 @@
                 <w:szCs w:val="18"/>
                 <w14:ligatures w14:val="none"/>
               </w:rPr>
-              <w:t>[[$sNo := 1]]</w:t>
+              <w:t>[[$</w:t>
+            </w:r>
+            <w:proofErr w:type="spellStart"/>
+            <w:proofErr w:type="gramStart"/>
+            <w:r>
+              <w:rPr>
+                <w:rFonts w:ascii="Arial" w:eastAsia="Times New Roman" w:hAnsi="Arial" w:cs="Arial"/>
+                <w:color w:val="000000"/>
+                <w:kern w:val="0"/>
+                <w:sz w:val="18"/>
+                <w:szCs w:val="18"/>
+                <w14:ligatures w14:val="none"/>
+              </w:rPr>
+              <w:t>sNo</w:t>
+            </w:r>
+            <w:proofErr w:type="spellEnd"/>
+            <w:r>
+              <w:rPr>
+                <w:rFonts w:ascii="Arial" w:eastAsia="Times New Roman" w:hAnsi="Arial" w:cs="Arial"/>
+                <w:color w:val="000000"/>
+                <w:kern w:val="0"/>
+                <w:sz w:val="18"/>
+                <w:szCs w:val="18"/>
+                <w14:ligatures w14:val="none"/>
+              </w:rPr>
+              <w:t xml:space="preserve"> :</w:t>
+            </w:r>
+            <w:proofErr w:type="gramEnd"/>
+            <w:r>
+              <w:rPr>
+                <w:rFonts w:ascii="Arial" w:eastAsia="Times New Roman" w:hAnsi="Arial" w:cs="Arial"/>
+                <w:color w:val="000000"/>
+                <w:kern w:val="0"/>
+                <w:sz w:val="18"/>
+                <w:szCs w:val="18"/>
+                <w14:ligatures w14:val="none"/>
+              </w:rPr>
+              <w:t>= 1]]</w:t>
             </w:r>
           </w:p>
           <w:p>
@@ -3148,7 +5067,44 @@
                 <w:szCs w:val="18"/>
                 <w14:ligatures w14:val="none"/>
               </w:rPr>
-              <w:t>[[$cVal :=0]]</w:t>
+              <w:t>[[$</w:t>
+            </w:r>
+            <w:proofErr w:type="spellStart"/>
+            <w:proofErr w:type="gramStart"/>
+            <w:r>
+              <w:rPr>
+                <w:rFonts w:ascii="Arial" w:eastAsia="Times New Roman" w:hAnsi="Arial" w:cs="Arial"/>
+                <w:color w:val="000000"/>
+                <w:kern w:val="0"/>
+                <w:sz w:val="18"/>
+                <w:szCs w:val="18"/>
+                <w14:ligatures w14:val="none"/>
+              </w:rPr>
+              <w:t>cVal</w:t>
+            </w:r>
+            <w:proofErr w:type="spellEnd"/>
+            <w:r>
+              <w:rPr>
+                <w:rFonts w:ascii="Arial" w:eastAsia="Times New Roman" w:hAnsi="Arial" w:cs="Arial"/>
+                <w:color w:val="000000"/>
+                <w:kern w:val="0"/>
+                <w:sz w:val="18"/>
+                <w:szCs w:val="18"/>
+                <w14:ligatures w14:val="none"/>
+              </w:rPr>
+              <w:t xml:space="preserve"> :</w:t>
+            </w:r>
+            <w:proofErr w:type="gramEnd"/>
+            <w:r>
+              <w:rPr>
+                <w:rFonts w:ascii="Arial" w:eastAsia="Times New Roman" w:hAnsi="Arial" w:cs="Arial"/>
+                <w:color w:val="000000"/>
+                <w:kern w:val="0"/>
+                <w:sz w:val="18"/>
+                <w:szCs w:val="18"/>
+                <w14:ligatures w14:val="none"/>
+              </w:rPr>
+              <w:t>=0]]</w:t>
             </w:r>
           </w:p>
           <w:p>
@@ -3172,7 +5128,70 @@
                 <w:szCs w:val="18"/>
                 <w14:ligatures w14:val="none"/>
               </w:rPr>
-              <w:t>[[tableStart($k, $s as $item.details)]]</w:t>
+              <w:t>[[</w:t>
+            </w:r>
+            <w:proofErr w:type="spellStart"/>
+            <w:proofErr w:type="gramStart"/>
+            <w:r>
+              <w:rPr>
+                <w:rFonts w:ascii="Arial" w:eastAsia="Times New Roman" w:hAnsi="Arial" w:cs="Arial"/>
+                <w:color w:val="000000"/>
+                <w:kern w:val="0"/>
+                <w:sz w:val="18"/>
+                <w:szCs w:val="18"/>
+                <w14:ligatures w14:val="none"/>
+              </w:rPr>
+              <w:t>tableStart</w:t>
+            </w:r>
+            <w:proofErr w:type="spellEnd"/>
+            <w:r>
+              <w:rPr>
+                <w:rFonts w:ascii="Arial" w:eastAsia="Times New Roman" w:hAnsi="Arial" w:cs="Arial"/>
+                <w:color w:val="000000"/>
+                <w:kern w:val="0"/>
+                <w:sz w:val="18"/>
+                <w:szCs w:val="18"/>
+                <w14:ligatures w14:val="none"/>
+              </w:rPr>
+              <w:t>(</w:t>
+            </w:r>
+            <w:proofErr w:type="gramEnd"/>
+            <w:r>
+              <w:rPr>
+                <w:rFonts w:ascii="Arial" w:eastAsia="Times New Roman" w:hAnsi="Arial" w:cs="Arial"/>
+                <w:color w:val="000000"/>
+                <w:kern w:val="0"/>
+                <w:sz w:val="18"/>
+                <w:szCs w:val="18"/>
+                <w14:ligatures w14:val="none"/>
+              </w:rPr>
+              <w:t>$k, $s as $</w:t>
+            </w:r>
+            <w:proofErr w:type="spellStart"/>
+            <w:proofErr w:type="gramStart"/>
+            <w:r>
+              <w:rPr>
+                <w:rFonts w:ascii="Arial" w:eastAsia="Times New Roman" w:hAnsi="Arial" w:cs="Arial"/>
+                <w:color w:val="000000"/>
+                <w:kern w:val="0"/>
+                <w:sz w:val="18"/>
+                <w:szCs w:val="18"/>
+                <w14:ligatures w14:val="none"/>
+              </w:rPr>
+              <w:t>item.details</w:t>
+            </w:r>
+            <w:proofErr w:type="spellEnd"/>
+            <w:proofErr w:type="gramEnd"/>
+            <w:r>
+              <w:rPr>
+                <w:rFonts w:ascii="Arial" w:eastAsia="Times New Roman" w:hAnsi="Arial" w:cs="Arial"/>
+                <w:color w:val="000000"/>
+                <w:kern w:val="0"/>
+                <w:sz w:val="18"/>
+                <w:szCs w:val="18"/>
+                <w14:ligatures w14:val="none"/>
+              </w:rPr>
+              <w:t>)]]</w:t>
             </w:r>
           </w:p>
         </w:tc>
@@ -3207,7 +5226,31 @@
                 <w:szCs w:val="18"/>
                 <w14:ligatures w14:val="none"/>
               </w:rPr>
-              <w:t>[[$sNo]]</w:t>
+              <w:t>[[$</w:t>
+            </w:r>
+            <w:proofErr w:type="spellStart"/>
+            <w:r>
+              <w:rPr>
+                <w:rFonts w:ascii="Arial" w:eastAsia="Times New Roman" w:hAnsi="Arial" w:cs="Arial"/>
+                <w:color w:val="000000"/>
+                <w:kern w:val="0"/>
+                <w:sz w:val="18"/>
+                <w:szCs w:val="18"/>
+                <w14:ligatures w14:val="none"/>
+              </w:rPr>
+              <w:t>sNo</w:t>
+            </w:r>
+            <w:proofErr w:type="spellEnd"/>
+            <w:r>
+              <w:rPr>
+                <w:rFonts w:ascii="Arial" w:eastAsia="Times New Roman" w:hAnsi="Arial" w:cs="Arial"/>
+                <w:color w:val="000000"/>
+                <w:kern w:val="0"/>
+                <w:sz w:val="18"/>
+                <w:szCs w:val="18"/>
+                <w14:ligatures w14:val="none"/>
+              </w:rPr>
+              <w:t>]]</w:t>
             </w:r>
           </w:p>
         </w:tc>
@@ -3237,7 +5280,33 @@
                 <w:szCs w:val="18"/>
                 <w14:ligatures w14:val="none"/>
               </w:rPr>
-              <w:t>[[$s.tagRef]]</w:t>
+              <w:t>[[$</w:t>
+            </w:r>
+            <w:proofErr w:type="spellStart"/>
+            <w:proofErr w:type="gramStart"/>
+            <w:r>
+              <w:rPr>
+                <w:rFonts w:ascii="Arial" w:eastAsia="Times New Roman" w:hAnsi="Arial" w:cs="Arial"/>
+                <w:color w:val="000000"/>
+                <w:kern w:val="0"/>
+                <w:sz w:val="18"/>
+                <w:szCs w:val="18"/>
+                <w14:ligatures w14:val="none"/>
+              </w:rPr>
+              <w:t>s.tagRef</w:t>
+            </w:r>
+            <w:proofErr w:type="spellEnd"/>
+            <w:proofErr w:type="gramEnd"/>
+            <w:r>
+              <w:rPr>
+                <w:rFonts w:ascii="Arial" w:eastAsia="Times New Roman" w:hAnsi="Arial" w:cs="Arial"/>
+                <w:color w:val="000000"/>
+                <w:kern w:val="0"/>
+                <w:sz w:val="18"/>
+                <w:szCs w:val="18"/>
+                <w14:ligatures w14:val="none"/>
+              </w:rPr>
+              <w:t>]]</w:t>
             </w:r>
           </w:p>
         </w:tc>
@@ -3271,7 +5340,33 @@
                 <w:szCs w:val="18"/>
                 <w14:ligatures w14:val="none"/>
               </w:rPr>
-              <w:t>[[$s.cartTitle]]</w:t>
+              <w:t>[[$</w:t>
+            </w:r>
+            <w:proofErr w:type="spellStart"/>
+            <w:proofErr w:type="gramStart"/>
+            <w:r>
+              <w:rPr>
+                <w:rFonts w:ascii="Arial" w:eastAsia="Times New Roman" w:hAnsi="Arial" w:cs="Arial"/>
+                <w:color w:val="000000"/>
+                <w:kern w:val="0"/>
+                <w:sz w:val="18"/>
+                <w:szCs w:val="18"/>
+                <w14:ligatures w14:val="none"/>
+              </w:rPr>
+              <w:t>s.cartTitle</w:t>
+            </w:r>
+            <w:proofErr w:type="spellEnd"/>
+            <w:proofErr w:type="gramEnd"/>
+            <w:r>
+              <w:rPr>
+                <w:rFonts w:ascii="Arial" w:eastAsia="Times New Roman" w:hAnsi="Arial" w:cs="Arial"/>
+                <w:color w:val="000000"/>
+                <w:kern w:val="0"/>
+                <w:sz w:val="18"/>
+                <w:szCs w:val="18"/>
+                <w14:ligatures w14:val="none"/>
+              </w:rPr>
+              <w:t>]]</w:t>
             </w:r>
           </w:p>
         </w:tc>
@@ -3302,7 +5397,31 @@
                 <w:szCs w:val="18"/>
                 <w14:ligatures w14:val="none"/>
               </w:rPr>
-              <w:t>[[$s.qty]]</w:t>
+              <w:t>[[$</w:t>
+            </w:r>
+            <w:proofErr w:type="spellStart"/>
+            <w:r>
+              <w:rPr>
+                <w:rFonts w:ascii="Arial" w:eastAsia="Times New Roman" w:hAnsi="Arial" w:cs="Arial"/>
+                <w:color w:val="000000"/>
+                <w:kern w:val="0"/>
+                <w:sz w:val="18"/>
+                <w:szCs w:val="18"/>
+                <w14:ligatures w14:val="none"/>
+              </w:rPr>
+              <w:t>s.qty</w:t>
+            </w:r>
+            <w:proofErr w:type="spellEnd"/>
+            <w:r>
+              <w:rPr>
+                <w:rFonts w:ascii="Arial" w:eastAsia="Times New Roman" w:hAnsi="Arial" w:cs="Arial"/>
+                <w:color w:val="000000"/>
+                <w:kern w:val="0"/>
+                <w:sz w:val="18"/>
+                <w:szCs w:val="18"/>
+                <w14:ligatures w14:val="none"/>
+              </w:rPr>
+              <w:t>]]</w:t>
             </w:r>
           </w:p>
         </w:tc>
@@ -3334,7 +5453,33 @@
                 <w:szCs w:val="18"/>
                 <w14:ligatures w14:val="none"/>
               </w:rPr>
-              <w:t>[[$s.rate]]</w:t>
+              <w:t>[[$</w:t>
+            </w:r>
+            <w:proofErr w:type="spellStart"/>
+            <w:proofErr w:type="gramStart"/>
+            <w:r>
+              <w:rPr>
+                <w:rFonts w:ascii="Arial" w:eastAsia="Times New Roman" w:hAnsi="Arial" w:cs="Arial"/>
+                <w:color w:val="000000"/>
+                <w:kern w:val="0"/>
+                <w:sz w:val="18"/>
+                <w:szCs w:val="18"/>
+                <w14:ligatures w14:val="none"/>
+              </w:rPr>
+              <w:t>s.rate</w:t>
+            </w:r>
+            <w:proofErr w:type="spellEnd"/>
+            <w:proofErr w:type="gramEnd"/>
+            <w:r>
+              <w:rPr>
+                <w:rFonts w:ascii="Arial" w:eastAsia="Times New Roman" w:hAnsi="Arial" w:cs="Arial"/>
+                <w:color w:val="000000"/>
+                <w:kern w:val="0"/>
+                <w:sz w:val="18"/>
+                <w:szCs w:val="18"/>
+                <w14:ligatures w14:val="none"/>
+              </w:rPr>
+              <w:t>]]</w:t>
             </w:r>
           </w:p>
         </w:tc>
@@ -3365,7 +5510,33 @@
                 <w:szCs w:val="18"/>
                 <w14:ligatures w14:val="none"/>
               </w:rPr>
-              <w:t>[[$s.amount]]</w:t>
+              <w:t>[[$</w:t>
+            </w:r>
+            <w:proofErr w:type="spellStart"/>
+            <w:proofErr w:type="gramStart"/>
+            <w:r>
+              <w:rPr>
+                <w:rFonts w:ascii="Arial" w:eastAsia="Times New Roman" w:hAnsi="Arial" w:cs="Arial"/>
+                <w:color w:val="000000"/>
+                <w:kern w:val="0"/>
+                <w:sz w:val="18"/>
+                <w:szCs w:val="18"/>
+                <w14:ligatures w14:val="none"/>
+              </w:rPr>
+              <w:t>s.amount</w:t>
+            </w:r>
+            <w:proofErr w:type="spellEnd"/>
+            <w:proofErr w:type="gramEnd"/>
+            <w:r>
+              <w:rPr>
+                <w:rFonts w:ascii="Arial" w:eastAsia="Times New Roman" w:hAnsi="Arial" w:cs="Arial"/>
+                <w:color w:val="000000"/>
+                <w:kern w:val="0"/>
+                <w:sz w:val="18"/>
+                <w:szCs w:val="18"/>
+                <w14:ligatures w14:val="none"/>
+              </w:rPr>
+              <w:t>]]</w:t>
             </w:r>
           </w:p>
         </w:tc>
@@ -3396,7 +5567,35 @@
                 <w:lang w:val="en-US"/>
                 <w14:ligatures w14:val="none"/>
               </w:rPr>
-              <w:t>[[$s.notes]]</w:t>
+              <w:t>[[$</w:t>
+            </w:r>
+            <w:proofErr w:type="spellStart"/>
+            <w:proofErr w:type="gramStart"/>
+            <w:r>
+              <w:rPr>
+                <w:rFonts w:ascii="Arial" w:eastAsia="Times New Roman" w:hAnsi="Arial" w:cs="Arial"/>
+                <w:color w:val="000000"/>
+                <w:kern w:val="0"/>
+                <w:sz w:val="18"/>
+                <w:szCs w:val="18"/>
+                <w:lang w:val="en-US"/>
+                <w14:ligatures w14:val="none"/>
+              </w:rPr>
+              <w:t>s.notes</w:t>
+            </w:r>
+            <w:proofErr w:type="spellEnd"/>
+            <w:proofErr w:type="gramEnd"/>
+            <w:r>
+              <w:rPr>
+                <w:rFonts w:ascii="Arial" w:eastAsia="Times New Roman" w:hAnsi="Arial" w:cs="Arial"/>
+                <w:color w:val="000000"/>
+                <w:kern w:val="0"/>
+                <w:sz w:val="18"/>
+                <w:szCs w:val="18"/>
+                <w:lang w:val="en-US"/>
+                <w14:ligatures w14:val="none"/>
+              </w:rPr>
+              <w:t>]]</w:t>
             </w:r>
           </w:p>
         </w:tc>
@@ -3434,7 +5633,55 @@
                 <w:szCs w:val="18"/>
                 <w14:ligatures w14:val="none"/>
               </w:rPr>
-              <w:t>[[$sNo = add $sNo 1]]</w:t>
+              <w:t>[[$</w:t>
+            </w:r>
+            <w:proofErr w:type="spellStart"/>
+            <w:r>
+              <w:rPr>
+                <w:rFonts w:ascii="Arial" w:eastAsia="Times New Roman" w:hAnsi="Arial" w:cs="Arial"/>
+                <w:color w:val="000000"/>
+                <w:kern w:val="0"/>
+                <w:sz w:val="18"/>
+                <w:szCs w:val="18"/>
+                <w14:ligatures w14:val="none"/>
+              </w:rPr>
+              <w:t>sNo</w:t>
+            </w:r>
+            <w:proofErr w:type="spellEnd"/>
+            <w:r>
+              <w:rPr>
+                <w:rFonts w:ascii="Arial" w:eastAsia="Times New Roman" w:hAnsi="Arial" w:cs="Arial"/>
+                <w:color w:val="000000"/>
+                <w:kern w:val="0"/>
+                <w:sz w:val="18"/>
+                <w:szCs w:val="18"/>
+                <w14:ligatures w14:val="none"/>
+              </w:rPr>
+              <w:t xml:space="preserve"> = add $</w:t>
+            </w:r>
+            <w:proofErr w:type="spellStart"/>
+            <w:r>
+              <w:rPr>
+                <w:rFonts w:ascii="Arial" w:eastAsia="Times New Roman" w:hAnsi="Arial" w:cs="Arial"/>
+                <w:color w:val="000000"/>
+                <w:kern w:val="0"/>
+                <w:sz w:val="18"/>
+                <w:szCs w:val="18"/>
+                <w14:ligatures w14:val="none"/>
+              </w:rPr>
+              <w:t>sNo</w:t>
+            </w:r>
+            <w:proofErr w:type="spellEnd"/>
+            <w:r>
+              <w:rPr>
+                <w:rFonts w:ascii="Arial" w:eastAsia="Times New Roman" w:hAnsi="Arial" w:cs="Arial"/>
+                <w:color w:val="000000"/>
+                <w:kern w:val="0"/>
+                <w:sz w:val="18"/>
+                <w:szCs w:val="18"/>
+                <w14:ligatures w14:val="none"/>
+              </w:rPr>
+              <w:t xml:space="preserve"> 1]]</w:t>
             </w:r>
           </w:p>
           <w:p>
@@ -3458,7 +5705,31 @@
                 <w:szCs w:val="18"/>
                 <w14:ligatures w14:val="none"/>
               </w:rPr>
-              <w:t>[[tableEnd]]</w:t>
+              <w:t>[[</w:t>
+            </w:r>
+            <w:proofErr w:type="spellStart"/>
+            <w:r>
+              <w:rPr>
+                <w:rFonts w:ascii="Arial" w:eastAsia="Times New Roman" w:hAnsi="Arial" w:cs="Arial"/>
+                <w:color w:val="000000"/>
+                <w:kern w:val="0"/>
+                <w:sz w:val="18"/>
+                <w:szCs w:val="18"/>
+                <w14:ligatures w14:val="none"/>
+              </w:rPr>
+              <w:t>tableEnd</w:t>
+            </w:r>
+            <w:proofErr w:type="spellEnd"/>
+            <w:r>
+              <w:rPr>
+                <w:rFonts w:ascii="Arial" w:eastAsia="Times New Roman" w:hAnsi="Arial" w:cs="Arial"/>
+                <w:color w:val="000000"/>
+                <w:kern w:val="0"/>
+                <w:sz w:val="18"/>
+                <w:szCs w:val="18"/>
+                <w14:ligatures w14:val="none"/>
+              </w:rPr>
+              <w:t>]]</w:t>
             </w:r>
           </w:p>
         </w:tc>
@@ -3530,7 +5801,53 @@
                 <w:lang w:val="en-US"/>
                 <w14:ligatures w14:val="none"/>
               </w:rPr>
-              <w:t>[[$item.summary.cartQty]]</w:t>
+              <w:t>[[$</w:t>
+            </w:r>
+            <w:proofErr w:type="spellStart"/>
+            <w:proofErr w:type="gramStart"/>
+            <w:r>
+              <w:rPr>
+                <w:rFonts w:ascii="Arial" w:eastAsia="Times New Roman" w:hAnsi="Arial" w:cs="Arial"/>
+                <w:b/>
+                <w:bCs/>
+                <w:color w:val="000000"/>
+                <w:kern w:val="0"/>
+                <w:sz w:val="18"/>
+                <w:szCs w:val="18"/>
+                <w:lang w:val="en-US"/>
+                <w14:ligatures w14:val="none"/>
+              </w:rPr>
+              <w:t>item.summary</w:t>
+            </w:r>
+            <w:proofErr w:type="gramEnd"/>
+            <w:r>
+              <w:rPr>
+                <w:rFonts w:ascii="Arial" w:eastAsia="Times New Roman" w:hAnsi="Arial" w:cs="Arial"/>
+                <w:b/>
+                <w:bCs/>
+                <w:color w:val="000000"/>
+                <w:kern w:val="0"/>
+                <w:sz w:val="18"/>
+                <w:szCs w:val="18"/>
+                <w:lang w:val="en-US"/>
+                <w14:ligatures w14:val="none"/>
+              </w:rPr>
+              <w:t>.cartQty</w:t>
+            </w:r>
+            <w:proofErr w:type="spellEnd"/>
+            <w:r>
+              <w:rPr>
+                <w:rFonts w:ascii="Arial" w:eastAsia="Times New Roman" w:hAnsi="Arial" w:cs="Arial"/>
+                <w:b/>
+                <w:bCs/>
+                <w:color w:val="000000"/>
+                <w:kern w:val="0"/>
+                <w:sz w:val="18"/>
+                <w:szCs w:val="18"/>
+                <w:lang w:val="en-US"/>
+                <w14:ligatures w14:val="none"/>
+              </w:rPr>
+              <w:t>]]</w:t>
             </w:r>
           </w:p>
         </w:tc>
@@ -3583,7 +5900,53 @@
                 <w:lang w:val="en-US"/>
                 <w14:ligatures w14:val="none"/>
               </w:rPr>
-              <w:t>[[$item.summary.cartAmount]]</w:t>
+              <w:t>[[$</w:t>
+            </w:r>
+            <w:proofErr w:type="spellStart"/>
+            <w:proofErr w:type="gramStart"/>
+            <w:r>
+              <w:rPr>
+                <w:rFonts w:ascii="Arial" w:eastAsia="Times New Roman" w:hAnsi="Arial" w:cs="Arial"/>
+                <w:b/>
+                <w:bCs/>
+                <w:color w:val="000000"/>
+                <w:kern w:val="0"/>
+                <w:sz w:val="18"/>
+                <w:szCs w:val="18"/>
+                <w:lang w:val="en-US"/>
+                <w14:ligatures w14:val="none"/>
+              </w:rPr>
+              <w:t>item.summary</w:t>
+            </w:r>
+            <w:proofErr w:type="gramEnd"/>
+            <w:r>
+              <w:rPr>
+                <w:rFonts w:ascii="Arial" w:eastAsia="Times New Roman" w:hAnsi="Arial" w:cs="Arial"/>
+                <w:b/>
+                <w:bCs/>
+                <w:color w:val="000000"/>
+                <w:kern w:val="0"/>
+                <w:sz w:val="18"/>
+                <w:szCs w:val="18"/>
+                <w:lang w:val="en-US"/>
+                <w14:ligatures w14:val="none"/>
+              </w:rPr>
+              <w:t>.cartAmount</w:t>
+            </w:r>
+            <w:proofErr w:type="spellEnd"/>
+            <w:r>
+              <w:rPr>
+                <w:rFonts w:ascii="Arial" w:eastAsia="Times New Roman" w:hAnsi="Arial" w:cs="Arial"/>
+                <w:b/>
+                <w:bCs/>
+                <w:color w:val="000000"/>
+                <w:kern w:val="0"/>
+                <w:sz w:val="18"/>
+                <w:szCs w:val="18"/>
+                <w:lang w:val="en-US"/>
+                <w14:ligatures w14:val="none"/>
+              </w:rPr>
+              <w:t>]]</w:t>
             </w:r>
           </w:p>
         </w:tc>
@@ -3639,7 +6002,31 @@
                 <w:szCs w:val="18"/>
                 <w14:ligatures w14:val="none"/>
               </w:rPr>
-              <w:t>[[tableEnd]]</w:t>
+              <w:t>[[</w:t>
+            </w:r>
+            <w:proofErr w:type="spellStart"/>
+            <w:r>
+              <w:rPr>
+                <w:rFonts w:ascii="Arial" w:eastAsia="Times New Roman" w:hAnsi="Arial" w:cs="Arial"/>
+                <w:color w:val="000000"/>
+                <w:kern w:val="0"/>
+                <w:sz w:val="18"/>
+                <w:szCs w:val="18"/>
+                <w14:ligatures w14:val="none"/>
+              </w:rPr>
+              <w:t>tableEnd</w:t>
+            </w:r>
+            <w:proofErr w:type="spellEnd"/>
+            <w:r>
+              <w:rPr>
+                <w:rFonts w:ascii="Arial" w:eastAsia="Times New Roman" w:hAnsi="Arial" w:cs="Arial"/>
+                <w:color w:val="000000"/>
+                <w:kern w:val="0"/>
+                <w:sz w:val="18"/>
+                <w:szCs w:val="18"/>
+                <w14:ligatures w14:val="none"/>
+              </w:rPr>
+              <w:t>]]</w:t>
             </w:r>
           </w:p>
           <w:p>
@@ -3666,7 +6053,55 @@
                 <w:szCs w:val="18"/>
                 <w14:ligatures w14:val="none"/>
               </w:rPr>
-              <w:t>[[$prdSNo = add $prdSNo 1]]</w:t>
+              <w:t>[[$</w:t>
+            </w:r>
+            <w:proofErr w:type="spellStart"/>
+            <w:r>
+              <w:rPr>
+                <w:rFonts w:ascii="Arial" w:eastAsia="Times New Roman" w:hAnsi="Arial" w:cs="Arial"/>
+                <w:color w:val="000000"/>
+                <w:kern w:val="0"/>
+                <w:sz w:val="18"/>
+                <w:szCs w:val="18"/>
+                <w14:ligatures w14:val="none"/>
+              </w:rPr>
+              <w:t>prdSNo</w:t>
+            </w:r>
+            <w:proofErr w:type="spellEnd"/>
+            <w:r>
+              <w:rPr>
+                <w:rFonts w:ascii="Arial" w:eastAsia="Times New Roman" w:hAnsi="Arial" w:cs="Arial"/>
+                <w:color w:val="000000"/>
+                <w:kern w:val="0"/>
+                <w:sz w:val="18"/>
+                <w:szCs w:val="18"/>
+                <w14:ligatures w14:val="none"/>
+              </w:rPr>
+              <w:t xml:space="preserve"> = add $</w:t>
+            </w:r>
+            <w:proofErr w:type="spellStart"/>
+            <w:r>
+              <w:rPr>
+                <w:rFonts w:ascii="Arial" w:eastAsia="Times New Roman" w:hAnsi="Arial" w:cs="Arial"/>
+                <w:color w:val="000000"/>
+                <w:kern w:val="0"/>
+                <w:sz w:val="18"/>
+                <w:szCs w:val="18"/>
+                <w14:ligatures w14:val="none"/>
+              </w:rPr>
+              <w:t>prdSNo</w:t>
+            </w:r>
+            <w:proofErr w:type="spellEnd"/>
+            <w:r>
+              <w:rPr>
+                <w:rFonts w:ascii="Arial" w:eastAsia="Times New Roman" w:hAnsi="Arial" w:cs="Arial"/>
+                <w:color w:val="000000"/>
+                <w:kern w:val="0"/>
+                <w:sz w:val="18"/>
+                <w:szCs w:val="18"/>
+                <w14:ligatures w14:val="none"/>
+              </w:rPr>
+              <w:t xml:space="preserve"> 1]]</w:t>
             </w:r>
           </w:p>
           <w:p>
@@ -3690,7 +6125,31 @@
                 <w:szCs w:val="18"/>
                 <w14:ligatures w14:val="none"/>
               </w:rPr>
-              <w:t>[[tableEnd]]</w:t>
+              <w:t>[[</w:t>
+            </w:r>
+            <w:proofErr w:type="spellStart"/>
+            <w:r>
+              <w:rPr>
+                <w:rFonts w:ascii="Arial" w:eastAsia="Times New Roman" w:hAnsi="Arial" w:cs="Arial"/>
+                <w:color w:val="000000"/>
+                <w:kern w:val="0"/>
+                <w:sz w:val="18"/>
+                <w:szCs w:val="18"/>
+                <w14:ligatures w14:val="none"/>
+              </w:rPr>
+              <w:t>tableEnd</w:t>
+            </w:r>
+            <w:proofErr w:type="spellEnd"/>
+            <w:r>
+              <w:rPr>
+                <w:rFonts w:ascii="Arial" w:eastAsia="Times New Roman" w:hAnsi="Arial" w:cs="Arial"/>
+                <w:color w:val="000000"/>
+                <w:kern w:val="0"/>
+                <w:sz w:val="18"/>
+                <w:szCs w:val="18"/>
+                <w14:ligatures w14:val="none"/>
+              </w:rPr>
+              <w:t>]]</w:t>
             </w:r>
           </w:p>
         </w:tc>
@@ -3924,7 +6383,18 @@
         <w:szCs w:val="18"/>
         <w:lang w:val="en-US"/>
       </w:rPr>
-      <w:t>, By [[.qt.user</w:t>
+      <w:t>, By [[.</w:t>
+    </w:r>
+    <w:proofErr w:type="spellStart"/>
+    <w:r>
+      <w:rPr>
+        <w:rFonts w:ascii="Arial" w:hAnsi="Arial" w:cs="Arial"/>
+        <w:color w:val="auto"/>
+        <w:sz w:val="18"/>
+        <w:szCs w:val="18"/>
+        <w:lang w:val="en-US"/>
+      </w:rPr>
+      <w:t>qt.user</w:t>
     </w:r>
     <w:r>
       <w:rPr>
@@ -3936,6 +6406,7 @@
       </w:rPr>
       <w:t>Name</w:t>
     </w:r>
+    <w:proofErr w:type="spellEnd"/>
     <w:r>
       <w:rPr>
         <w:rFonts w:ascii="Arial" w:hAnsi="Arial" w:cs="Arial"/>

--- a/btb_cvs_support/document/templates/quotation_format_eg.docx
+++ b/btb_cvs_support/document/templates/quotation_format_eg.docx
@@ -120,50 +120,7 @@
                 <w:szCs w:val="18"/>
                 <w14:ligatures w14:val="none"/>
               </w:rPr>
-              <w:t>[[.</w:t>
-            </w:r>
-            <w:proofErr w:type="spellStart"/>
-            <w:proofErr w:type="gramStart"/>
-            <w:r>
-              <w:rPr>
-                <w:rFonts w:ascii="Arial" w:eastAsia="Times New Roman" w:hAnsi="Arial" w:cs="Arial"/>
-                <w:b/>
-                <w:bCs/>
-                <w:color w:val="000000"/>
-                <w:kern w:val="0"/>
-                <w:sz w:val="18"/>
-                <w:szCs w:val="18"/>
-                <w14:ligatures w14:val="none"/>
-              </w:rPr>
-              <w:t>qt.customer</w:t>
-            </w:r>
-            <w:proofErr w:type="gramEnd"/>
-            <w:r>
-              <w:rPr>
-                <w:rFonts w:ascii="Arial" w:eastAsia="Times New Roman" w:hAnsi="Arial" w:cs="Arial"/>
-                <w:b/>
-                <w:bCs/>
-                <w:color w:val="000000"/>
-                <w:kern w:val="0"/>
-                <w:sz w:val="18"/>
-                <w:szCs w:val="18"/>
-                <w14:ligatures w14:val="none"/>
-              </w:rPr>
-              <w:t>_name</w:t>
-            </w:r>
-            <w:proofErr w:type="spellEnd"/>
-            <w:r>
-              <w:rPr>
-                <w:rFonts w:ascii="Arial" w:eastAsia="Times New Roman" w:hAnsi="Arial" w:cs="Arial"/>
-                <w:b/>
-                <w:bCs/>
-                <w:color w:val="000000"/>
-                <w:kern w:val="0"/>
-                <w:sz w:val="18"/>
-                <w:szCs w:val="18"/>
-                <w14:ligatures w14:val="none"/>
-              </w:rPr>
-              <w:t>]]</w:t>
+              <w:t>[[.qt.customer_name]]</w:t>
             </w:r>
           </w:p>
         </w:tc>
@@ -260,7 +217,7 @@
                 <w:lang w:val="en-US"/>
                 <w14:ligatures w14:val="none"/>
               </w:rPr>
-              <w:t>26-Sep-25</w:t>
+              <w:t>24-Feb-26</w:t>
             </w:r>
             <w:r>
               <w:rPr>
@@ -331,55 +288,7 @@
                 <w:szCs w:val="18"/>
                 <w14:ligatures w14:val="none"/>
               </w:rPr>
-              <w:t>[[</w:t>
-            </w:r>
-            <w:proofErr w:type="gramStart"/>
-            <w:r>
-              <w:rPr>
-                <w:rFonts w:ascii="Arial" w:eastAsia="Times New Roman" w:hAnsi="Arial" w:cs="Arial"/>
-                <w:color w:val="000000"/>
-                <w:kern w:val="0"/>
-                <w:sz w:val="18"/>
-                <w:szCs w:val="18"/>
-                <w14:ligatures w14:val="none"/>
-              </w:rPr>
-              <w:t>rtf .</w:t>
-            </w:r>
-            <w:proofErr w:type="spellStart"/>
-            <w:r>
-              <w:rPr>
-                <w:rFonts w:ascii="Arial" w:eastAsia="Times New Roman" w:hAnsi="Arial" w:cs="Arial"/>
-                <w:color w:val="000000"/>
-                <w:kern w:val="0"/>
-                <w:sz w:val="18"/>
-                <w:szCs w:val="18"/>
-                <w14:ligatures w14:val="none"/>
-              </w:rPr>
-              <w:t>qt</w:t>
-            </w:r>
-            <w:proofErr w:type="gramEnd"/>
-            <w:r>
-              <w:rPr>
-                <w:rFonts w:ascii="Arial" w:eastAsia="Times New Roman" w:hAnsi="Arial" w:cs="Arial"/>
-                <w:color w:val="000000"/>
-                <w:kern w:val="0"/>
-                <w:sz w:val="18"/>
-                <w:szCs w:val="18"/>
-                <w14:ligatures w14:val="none"/>
-              </w:rPr>
-              <w:t>.address_display</w:t>
-            </w:r>
-            <w:proofErr w:type="spellEnd"/>
-            <w:r>
-              <w:rPr>
-                <w:rFonts w:ascii="Arial" w:eastAsia="Times New Roman" w:hAnsi="Arial" w:cs="Arial"/>
-                <w:color w:val="000000"/>
-                <w:kern w:val="0"/>
-                <w:sz w:val="18"/>
-                <w:szCs w:val="18"/>
-                <w14:ligatures w14:val="none"/>
-              </w:rPr>
-              <w:t>]]</w:t>
+              <w:t>[[rtf .qt.address_display]]</w:t>
             </w:r>
           </w:p>
         </w:tc>
@@ -446,31 +355,7 @@
                 <w:szCs w:val="18"/>
                 <w14:ligatures w14:val="none"/>
               </w:rPr>
-              <w:t>[</w:t>
-            </w:r>
-            <w:proofErr w:type="gramStart"/>
-            <w:r>
-              <w:rPr>
-                <w:rFonts w:ascii="Arial" w:eastAsia="Times New Roman" w:hAnsi="Arial" w:cs="Arial"/>
-                <w:color w:val="000000"/>
-                <w:kern w:val="0"/>
-                <w:sz w:val="18"/>
-                <w:szCs w:val="18"/>
-                <w14:ligatures w14:val="none"/>
-              </w:rPr>
-              <w:t>[.qt.name</w:t>
-            </w:r>
-            <w:proofErr w:type="gramEnd"/>
-            <w:r>
-              <w:rPr>
-                <w:rFonts w:ascii="Arial" w:eastAsia="Times New Roman" w:hAnsi="Arial" w:cs="Arial"/>
-                <w:color w:val="000000"/>
-                <w:kern w:val="0"/>
-                <w:sz w:val="18"/>
-                <w:szCs w:val="18"/>
-                <w14:ligatures w14:val="none"/>
-              </w:rPr>
-              <w:t>]]</w:t>
+              <w:t>[[.qt.name]]</w:t>
             </w:r>
           </w:p>
         </w:tc>
@@ -542,55 +427,7 @@
                 <w:szCs w:val="18"/>
                 <w14:ligatures w14:val="none"/>
               </w:rPr>
-              <w:t>[[</w:t>
-            </w:r>
-            <w:proofErr w:type="gramStart"/>
-            <w:r>
-              <w:rPr>
-                <w:rFonts w:ascii="Arial" w:eastAsia="Times New Roman" w:hAnsi="Arial" w:cs="Arial"/>
-                <w:color w:val="000000"/>
-                <w:kern w:val="0"/>
-                <w:sz w:val="18"/>
-                <w:szCs w:val="18"/>
-                <w14:ligatures w14:val="none"/>
-              </w:rPr>
-              <w:t>rtf .</w:t>
-            </w:r>
-            <w:proofErr w:type="spellStart"/>
-            <w:r>
-              <w:rPr>
-                <w:rFonts w:ascii="Arial" w:eastAsia="Times New Roman" w:hAnsi="Arial" w:cs="Arial"/>
-                <w:color w:val="000000"/>
-                <w:kern w:val="0"/>
-                <w:sz w:val="18"/>
-                <w:szCs w:val="18"/>
-                <w14:ligatures w14:val="none"/>
-              </w:rPr>
-              <w:t>qt</w:t>
-            </w:r>
-            <w:proofErr w:type="gramEnd"/>
-            <w:r>
-              <w:rPr>
-                <w:rFonts w:ascii="Arial" w:eastAsia="Times New Roman" w:hAnsi="Arial" w:cs="Arial"/>
-                <w:color w:val="000000"/>
-                <w:kern w:val="0"/>
-                <w:sz w:val="18"/>
-                <w:szCs w:val="18"/>
-                <w14:ligatures w14:val="none"/>
-              </w:rPr>
-              <w:t>.contact_display</w:t>
-            </w:r>
-            <w:proofErr w:type="spellEnd"/>
-            <w:r>
-              <w:rPr>
-                <w:rFonts w:ascii="Arial" w:eastAsia="Times New Roman" w:hAnsi="Arial" w:cs="Arial"/>
-                <w:color w:val="000000"/>
-                <w:kern w:val="0"/>
-                <w:sz w:val="18"/>
-                <w:szCs w:val="18"/>
-                <w14:ligatures w14:val="none"/>
-              </w:rPr>
-              <w:t>]]</w:t>
+              <w:t>[[rtf .qt.contact_display]]</w:t>
             </w:r>
           </w:p>
         </w:tc>
@@ -669,37 +506,7 @@
                 <w:szCs w:val="18"/>
                 <w14:ligatures w14:val="none"/>
               </w:rPr>
-              <w:t>[[.</w:t>
-            </w:r>
-            <w:proofErr w:type="spellStart"/>
-            <w:proofErr w:type="gramStart"/>
-            <w:r>
-              <w:rPr>
-                <w:rFonts w:ascii="Arial" w:eastAsia="Times New Roman" w:hAnsi="Arial" w:cs="Arial"/>
-                <w:b/>
-                <w:bCs/>
-                <w:color w:val="000000"/>
-                <w:kern w:val="0"/>
-                <w:sz w:val="18"/>
-                <w:szCs w:val="18"/>
-                <w14:ligatures w14:val="none"/>
-              </w:rPr>
-              <w:t>qt.subject</w:t>
-            </w:r>
-            <w:proofErr w:type="spellEnd"/>
-            <w:proofErr w:type="gramEnd"/>
-            <w:r>
-              <w:rPr>
-                <w:rFonts w:ascii="Arial" w:eastAsia="Times New Roman" w:hAnsi="Arial" w:cs="Arial"/>
-                <w:b/>
-                <w:bCs/>
-                <w:color w:val="000000"/>
-                <w:kern w:val="0"/>
-                <w:sz w:val="18"/>
-                <w:szCs w:val="18"/>
-                <w14:ligatures w14:val="none"/>
-              </w:rPr>
-              <w:t>]]</w:t>
+              <w:t>[[.qt.subject]]</w:t>
             </w:r>
           </w:p>
         </w:tc>
@@ -773,33 +580,7 @@
                 <w:szCs w:val="18"/>
                 <w14:ligatures w14:val="none"/>
               </w:rPr>
-              <w:t>[[.</w:t>
-            </w:r>
-            <w:proofErr w:type="spellStart"/>
-            <w:proofErr w:type="gramStart"/>
-            <w:r>
-              <w:rPr>
-                <w:rFonts w:ascii="Arial" w:eastAsia="Times New Roman" w:hAnsi="Arial" w:cs="Arial"/>
-                <w:color w:val="000000"/>
-                <w:kern w:val="0"/>
-                <w:sz w:val="18"/>
-                <w:szCs w:val="18"/>
-                <w14:ligatures w14:val="none"/>
-              </w:rPr>
-              <w:t>qt.project</w:t>
-            </w:r>
-            <w:proofErr w:type="spellEnd"/>
-            <w:proofErr w:type="gramEnd"/>
-            <w:r>
-              <w:rPr>
-                <w:rFonts w:ascii="Arial" w:eastAsia="Times New Roman" w:hAnsi="Arial" w:cs="Arial"/>
-                <w:color w:val="000000"/>
-                <w:kern w:val="0"/>
-                <w:sz w:val="18"/>
-                <w:szCs w:val="18"/>
-                <w14:ligatures w14:val="none"/>
-              </w:rPr>
-              <w:t>]]</w:t>
+              <w:t>[[.qt.project]]</w:t>
             </w:r>
           </w:p>
         </w:tc>
@@ -833,98 +614,7 @@
           <w:szCs w:val="18"/>
           <w:lang w:val="en-US"/>
         </w:rPr>
-        <w:t>[[</w:t>
-      </w:r>
-      <w:proofErr w:type="gramStart"/>
-      <w:r>
-        <w:rPr>
-          <w:rFonts w:ascii="Arial" w:hAnsi="Arial" w:cs="Arial"/>
-          <w:sz w:val="18"/>
-          <w:szCs w:val="18"/>
-          <w:lang w:val="en-US"/>
-        </w:rPr>
-        <w:t>rtf .</w:t>
-      </w:r>
-      <w:proofErr w:type="spellStart"/>
-      <w:r>
-        <w:rPr>
-          <w:rFonts w:ascii="Arial" w:hAnsi="Arial" w:cs="Arial"/>
-          <w:sz w:val="18"/>
-          <w:szCs w:val="18"/>
-          <w:lang w:val="en-US"/>
-        </w:rPr>
-        <w:t>qt</w:t>
-      </w:r>
-      <w:proofErr w:type="gramEnd"/>
-      <w:r>
-        <w:rPr>
-          <w:rFonts w:ascii="Arial" w:hAnsi="Arial" w:cs="Arial"/>
-          <w:sz w:val="18"/>
-          <w:szCs w:val="18"/>
-          <w:lang w:val="en-US"/>
-        </w:rPr>
-        <w:t>.terms</w:t>
-      </w:r>
-      <w:proofErr w:type="spellEnd"/>
-      <w:r>
-        <w:rPr>
-          <w:rFonts w:ascii="Arial" w:hAnsi="Arial" w:cs="Arial"/>
-          <w:sz w:val="18"/>
-          <w:szCs w:val="18"/>
-          <w:lang w:val="en-US"/>
-        </w:rPr>
-        <w:t>]] [[</w:t>
-      </w:r>
-      <w:proofErr w:type="spellStart"/>
-      <w:proofErr w:type="gramStart"/>
-      <w:r>
-        <w:rPr>
-          <w:rFonts w:ascii="Arial" w:hAnsi="Arial" w:cs="Arial"/>
-          <w:sz w:val="18"/>
-          <w:szCs w:val="18"/>
-          <w:lang w:val="en-US"/>
-        </w:rPr>
-        <w:t>wmtext</w:t>
-      </w:r>
-      <w:proofErr w:type="spellEnd"/>
-      <w:r>
-        <w:rPr>
-          <w:rFonts w:ascii="Arial" w:hAnsi="Arial" w:cs="Arial"/>
-          <w:sz w:val="18"/>
-          <w:szCs w:val="18"/>
-          <w:lang w:val="en-US"/>
-        </w:rPr>
-        <w:t xml:space="preserve"> .</w:t>
-      </w:r>
-      <w:proofErr w:type="spellStart"/>
-      <w:r>
-        <w:rPr>
-          <w:rFonts w:ascii="Arial" w:hAnsi="Arial" w:cs="Arial"/>
-          <w:sz w:val="18"/>
-          <w:szCs w:val="18"/>
-          <w:lang w:val="en-US"/>
-        </w:rPr>
-        <w:t>qt</w:t>
-      </w:r>
-      <w:proofErr w:type="gramEnd"/>
-      <w:r>
-        <w:rPr>
-          <w:rFonts w:ascii="Arial" w:hAnsi="Arial" w:cs="Arial"/>
-          <w:sz w:val="18"/>
-          <w:szCs w:val="18"/>
-          <w:lang w:val="en-US"/>
-        </w:rPr>
-        <w:t>.water_mark</w:t>
-      </w:r>
-      <w:proofErr w:type="spellEnd"/>
-      <w:r>
-        <w:rPr>
-          <w:rFonts w:ascii="Arial" w:hAnsi="Arial" w:cs="Arial"/>
-          <w:sz w:val="18"/>
-          <w:szCs w:val="18"/>
-          <w:lang w:val="en-US"/>
-        </w:rPr>
-        <w:t>]]</w:t>
+        <w:t>[[rtf .qt.terms]] [[wmtext .qt.water_mark]]</w:t>
       </w:r>
     </w:p>
     <w:p>
@@ -1008,9 +698,8 @@
           <w:lang w:val="en-US"/>
           <w14:ligatures w14:val="none"/>
         </w:rPr>
-        <w:t>[[$</w:t>
+        <w:t>[[$cur := .</w:t>
       </w:r>
-      <w:proofErr w:type="gramStart"/>
       <w:r>
         <w:rPr>
           <w:rFonts w:ascii="Arial" w:eastAsia="Times New Roman" w:hAnsi="Arial" w:cs="Arial"/>
@@ -1021,9 +710,8 @@
           <w:lang w:val="en-US"/>
           <w14:ligatures w14:val="none"/>
         </w:rPr>
-        <w:t>cur :</w:t>
+        <w:t>qt</w:t>
       </w:r>
-      <w:proofErr w:type="gramEnd"/>
       <w:r>
         <w:rPr>
           <w:rFonts w:ascii="Arial" w:eastAsia="Times New Roman" w:hAnsi="Arial" w:cs="Arial"/>
@@ -1034,99 +722,7 @@
           <w:lang w:val="en-US"/>
           <w14:ligatures w14:val="none"/>
         </w:rPr>
-        <w:t>= .</w:t>
-      </w:r>
-      <w:proofErr w:type="spellStart"/>
-      <w:proofErr w:type="gramStart"/>
-      <w:r>
-        <w:rPr>
-          <w:rFonts w:ascii="Arial" w:eastAsia="Times New Roman" w:hAnsi="Arial" w:cs="Arial"/>
-          <w:color w:val="000000"/>
-          <w:kern w:val="0"/>
-          <w:sz w:val="18"/>
-          <w:szCs w:val="18"/>
-          <w:lang w:val="en-US"/>
-          <w14:ligatures w14:val="none"/>
-        </w:rPr>
-        <w:t>ci.companyinfo</w:t>
-      </w:r>
-      <w:proofErr w:type="gramEnd"/>
-      <w:r>
-        <w:rPr>
-          <w:rFonts w:ascii="Arial" w:eastAsia="Times New Roman" w:hAnsi="Arial" w:cs="Arial"/>
-          <w:color w:val="000000"/>
-          <w:kern w:val="0"/>
-          <w:sz w:val="18"/>
-          <w:szCs w:val="18"/>
-          <w:lang w:val="en-US"/>
-          <w14:ligatures w14:val="none"/>
-        </w:rPr>
-        <w:t>.currency</w:t>
-      </w:r>
-      <w:proofErr w:type="spellEnd"/>
-      <w:r>
-        <w:rPr>
-          <w:rFonts w:ascii="Arial" w:eastAsia="Times New Roman" w:hAnsi="Arial" w:cs="Arial"/>
-          <w:color w:val="000000"/>
-          <w:kern w:val="0"/>
-          <w:sz w:val="18"/>
-          <w:szCs w:val="18"/>
-          <w:lang w:val="en-US"/>
-          <w14:ligatures w14:val="none"/>
-        </w:rPr>
-        <w:t>]] [[$</w:t>
-      </w:r>
-      <w:proofErr w:type="gramStart"/>
-      <w:r>
-        <w:rPr>
-          <w:rFonts w:ascii="Arial" w:eastAsia="Times New Roman" w:hAnsi="Arial" w:cs="Arial"/>
-          <w:color w:val="000000"/>
-          <w:kern w:val="0"/>
-          <w:sz w:val="18"/>
-          <w:szCs w:val="18"/>
-          <w:lang w:val="en-US"/>
-          <w14:ligatures w14:val="none"/>
-        </w:rPr>
-        <w:t>No :</w:t>
-      </w:r>
-      <w:proofErr w:type="gramEnd"/>
-      <w:r>
-        <w:rPr>
-          <w:rFonts w:ascii="Arial" w:eastAsia="Times New Roman" w:hAnsi="Arial" w:cs="Arial"/>
-          <w:color w:val="000000"/>
-          <w:kern w:val="0"/>
-          <w:sz w:val="18"/>
-          <w:szCs w:val="18"/>
-          <w:lang w:val="en-US"/>
-          <w14:ligatures w14:val="none"/>
-        </w:rPr>
-        <w:t>= 1]] [[$</w:t>
-      </w:r>
-      <w:proofErr w:type="gramStart"/>
-      <w:r>
-        <w:rPr>
-          <w:rFonts w:ascii="Arial" w:eastAsia="Times New Roman" w:hAnsi="Arial" w:cs="Arial"/>
-          <w:color w:val="000000"/>
-          <w:kern w:val="0"/>
-          <w:sz w:val="18"/>
-          <w:szCs w:val="18"/>
-          <w:lang w:val="en-US"/>
-          <w14:ligatures w14:val="none"/>
-        </w:rPr>
-        <w:t>comp :</w:t>
-      </w:r>
-      <w:proofErr w:type="gramEnd"/>
-      <w:r>
-        <w:rPr>
-          <w:rFonts w:ascii="Arial" w:eastAsia="Times New Roman" w:hAnsi="Arial" w:cs="Arial"/>
-          <w:color w:val="000000"/>
-          <w:kern w:val="0"/>
-          <w:sz w:val="18"/>
-          <w:szCs w:val="18"/>
-          <w:lang w:val="en-US"/>
-          <w14:ligatures w14:val="none"/>
-        </w:rPr>
-        <w:t>= “0.00”]]</w:t>
+        <w:t>.currency]] [[$No := 1]] [[$comp := “0.00”]]</w:t>
       </w:r>
     </w:p>
     <w:p>
@@ -1356,118 +952,7 @@
                 <w:szCs w:val="18"/>
                 <w14:ligatures w14:val="none"/>
               </w:rPr>
-              <w:t>[[</w:t>
-            </w:r>
-            <w:proofErr w:type="spellStart"/>
-            <w:proofErr w:type="gramStart"/>
-            <w:r>
-              <w:rPr>
-                <w:rFonts w:ascii="Arial" w:eastAsia="Times New Roman" w:hAnsi="Arial" w:cs="Arial"/>
-                <w:color w:val="000000"/>
-                <w:kern w:val="0"/>
-                <w:sz w:val="18"/>
-                <w:szCs w:val="18"/>
-                <w14:ligatures w14:val="none"/>
-              </w:rPr>
-              <w:t>tableStart</w:t>
-            </w:r>
-            <w:proofErr w:type="spellEnd"/>
-            <w:r>
-              <w:rPr>
-                <w:rFonts w:ascii="Arial" w:eastAsia="Times New Roman" w:hAnsi="Arial" w:cs="Arial"/>
-                <w:color w:val="000000"/>
-                <w:kern w:val="0"/>
-                <w:sz w:val="18"/>
-                <w:szCs w:val="18"/>
-                <w14:ligatures w14:val="none"/>
-              </w:rPr>
-              <w:t>(</w:t>
-            </w:r>
-            <w:proofErr w:type="gramEnd"/>
-            <w:r>
-              <w:rPr>
-                <w:rFonts w:ascii="Arial" w:eastAsia="Times New Roman" w:hAnsi="Arial" w:cs="Arial"/>
-                <w:color w:val="000000"/>
-                <w:kern w:val="0"/>
-                <w:sz w:val="18"/>
-                <w:szCs w:val="18"/>
-                <w14:ligatures w14:val="none"/>
-              </w:rPr>
-              <w:t>$</w:t>
-            </w:r>
-            <w:proofErr w:type="spellStart"/>
-            <w:r>
-              <w:rPr>
-                <w:rFonts w:ascii="Arial" w:eastAsia="Times New Roman" w:hAnsi="Arial" w:cs="Arial"/>
-                <w:color w:val="000000"/>
-                <w:kern w:val="0"/>
-                <w:sz w:val="18"/>
-                <w:szCs w:val="18"/>
-                <w14:ligatures w14:val="none"/>
-              </w:rPr>
-              <w:t>prodKey</w:t>
-            </w:r>
-            <w:proofErr w:type="spellEnd"/>
-            <w:r>
-              <w:rPr>
-                <w:rFonts w:ascii="Arial" w:eastAsia="Times New Roman" w:hAnsi="Arial" w:cs="Arial"/>
-                <w:color w:val="000000"/>
-                <w:kern w:val="0"/>
-                <w:sz w:val="18"/>
-                <w:szCs w:val="18"/>
-                <w14:ligatures w14:val="none"/>
-              </w:rPr>
-              <w:t>, $</w:t>
-            </w:r>
-            <w:proofErr w:type="spellStart"/>
-            <w:r>
-              <w:rPr>
-                <w:rFonts w:ascii="Arial" w:eastAsia="Times New Roman" w:hAnsi="Arial" w:cs="Arial"/>
-                <w:color w:val="000000"/>
-                <w:kern w:val="0"/>
-                <w:sz w:val="18"/>
-                <w:szCs w:val="18"/>
-                <w14:ligatures w14:val="none"/>
-              </w:rPr>
-              <w:t>pv</w:t>
-            </w:r>
-            <w:proofErr w:type="spellEnd"/>
-            <w:r>
-              <w:rPr>
-                <w:rFonts w:ascii="Arial" w:eastAsia="Times New Roman" w:hAnsi="Arial" w:cs="Arial"/>
-                <w:color w:val="000000"/>
-                <w:kern w:val="0"/>
-                <w:sz w:val="18"/>
-                <w:szCs w:val="18"/>
-                <w14:ligatures w14:val="none"/>
-              </w:rPr>
-              <w:t xml:space="preserve"> as .</w:t>
-            </w:r>
-            <w:proofErr w:type="spellStart"/>
-            <w:proofErr w:type="gramStart"/>
-            <w:r>
-              <w:rPr>
-                <w:rFonts w:ascii="Arial" w:eastAsia="Times New Roman" w:hAnsi="Arial" w:cs="Arial"/>
-                <w:color w:val="000000"/>
-                <w:kern w:val="0"/>
-                <w:sz w:val="18"/>
-                <w:szCs w:val="18"/>
-                <w14:ligatures w14:val="none"/>
-              </w:rPr>
-              <w:t>ci.cartItem</w:t>
-            </w:r>
-            <w:proofErr w:type="spellEnd"/>
-            <w:proofErr w:type="gramEnd"/>
-            <w:r>
-              <w:rPr>
-                <w:rFonts w:ascii="Arial" w:eastAsia="Times New Roman" w:hAnsi="Arial" w:cs="Arial"/>
-                <w:color w:val="000000"/>
-                <w:kern w:val="0"/>
-                <w:sz w:val="18"/>
-                <w:szCs w:val="18"/>
-                <w14:ligatures w14:val="none"/>
-              </w:rPr>
-              <w:t>)]]</w:t>
+              <w:t>[[tableStart($prodKey, $pv as .ci.cartItem)]]</w:t>
             </w:r>
           </w:p>
         </w:tc>
@@ -1540,33 +1025,7 @@
                 <w:szCs w:val="18"/>
                 <w14:ligatures w14:val="none"/>
               </w:rPr>
-              <w:t>[[$</w:t>
-            </w:r>
-            <w:proofErr w:type="spellStart"/>
-            <w:proofErr w:type="gramStart"/>
-            <w:r>
-              <w:rPr>
-                <w:rFonts w:ascii="Arial" w:eastAsia="Times New Roman" w:hAnsi="Arial" w:cs="Arial"/>
-                <w:color w:val="000000"/>
-                <w:kern w:val="0"/>
-                <w:sz w:val="18"/>
-                <w:szCs w:val="18"/>
-                <w14:ligatures w14:val="none"/>
-              </w:rPr>
-              <w:t>pv.productName</w:t>
-            </w:r>
-            <w:proofErr w:type="spellEnd"/>
-            <w:proofErr w:type="gramEnd"/>
-            <w:r>
-              <w:rPr>
-                <w:rFonts w:ascii="Arial" w:eastAsia="Times New Roman" w:hAnsi="Arial" w:cs="Arial"/>
-                <w:color w:val="000000"/>
-                <w:kern w:val="0"/>
-                <w:sz w:val="18"/>
-                <w:szCs w:val="18"/>
-                <w14:ligatures w14:val="none"/>
-              </w:rPr>
-              <w:t>]]</w:t>
+              <w:t>[[$pv.productName]]</w:t>
             </w:r>
           </w:p>
         </w:tc>
@@ -1600,33 +1059,7 @@
                 <w:szCs w:val="18"/>
                 <w14:ligatures w14:val="none"/>
               </w:rPr>
-              <w:t>[[$</w:t>
-            </w:r>
-            <w:proofErr w:type="spellStart"/>
-            <w:proofErr w:type="gramStart"/>
-            <w:r>
-              <w:rPr>
-                <w:rFonts w:ascii="Arial" w:eastAsia="Times New Roman" w:hAnsi="Arial" w:cs="Arial"/>
-                <w:color w:val="000000"/>
-                <w:kern w:val="0"/>
-                <w:sz w:val="18"/>
-                <w:szCs w:val="18"/>
-                <w14:ligatures w14:val="none"/>
-              </w:rPr>
-              <w:t>pv.totalqty</w:t>
-            </w:r>
-            <w:proofErr w:type="spellEnd"/>
-            <w:proofErr w:type="gramEnd"/>
-            <w:r>
-              <w:rPr>
-                <w:rFonts w:ascii="Arial" w:eastAsia="Times New Roman" w:hAnsi="Arial" w:cs="Arial"/>
-                <w:color w:val="000000"/>
-                <w:kern w:val="0"/>
-                <w:sz w:val="18"/>
-                <w:szCs w:val="18"/>
-                <w14:ligatures w14:val="none"/>
-              </w:rPr>
-              <w:t>]]</w:t>
+              <w:t>[[$pv.totalqty]]</w:t>
             </w:r>
           </w:p>
         </w:tc>
@@ -1660,33 +1093,7 @@
                 <w:szCs w:val="18"/>
                 <w14:ligatures w14:val="none"/>
               </w:rPr>
-              <w:t>[[$</w:t>
-            </w:r>
-            <w:proofErr w:type="spellStart"/>
-            <w:proofErr w:type="gramStart"/>
-            <w:r>
-              <w:rPr>
-                <w:rFonts w:ascii="Arial" w:eastAsia="Times New Roman" w:hAnsi="Arial" w:cs="Arial"/>
-                <w:color w:val="000000"/>
-                <w:kern w:val="0"/>
-                <w:sz w:val="18"/>
-                <w:szCs w:val="18"/>
-                <w14:ligatures w14:val="none"/>
-              </w:rPr>
-              <w:t>pv.productTotal</w:t>
-            </w:r>
-            <w:proofErr w:type="spellEnd"/>
-            <w:proofErr w:type="gramEnd"/>
-            <w:r>
-              <w:rPr>
-                <w:rFonts w:ascii="Arial" w:eastAsia="Times New Roman" w:hAnsi="Arial" w:cs="Arial"/>
-                <w:color w:val="000000"/>
-                <w:kern w:val="0"/>
-                <w:sz w:val="18"/>
-                <w:szCs w:val="18"/>
-                <w14:ligatures w14:val="none"/>
-              </w:rPr>
-              <w:t>]]</w:t>
+              <w:t>[[$pv.productTotal]]</w:t>
             </w:r>
           </w:p>
         </w:tc>
@@ -1798,31 +1205,7 @@
                 <w:szCs w:val="18"/>
                 <w14:ligatures w14:val="none"/>
               </w:rPr>
-              <w:t>[[</w:t>
-            </w:r>
-            <w:proofErr w:type="spellStart"/>
-            <w:r>
-              <w:rPr>
-                <w:rFonts w:ascii="Arial" w:eastAsia="Times New Roman" w:hAnsi="Arial" w:cs="Arial"/>
-                <w:color w:val="000000"/>
-                <w:kern w:val="0"/>
-                <w:sz w:val="18"/>
-                <w:szCs w:val="18"/>
-                <w14:ligatures w14:val="none"/>
-              </w:rPr>
-              <w:t>tableEnd</w:t>
-            </w:r>
-            <w:proofErr w:type="spellEnd"/>
-            <w:r>
-              <w:rPr>
-                <w:rFonts w:ascii="Arial" w:eastAsia="Times New Roman" w:hAnsi="Arial" w:cs="Arial"/>
-                <w:color w:val="000000"/>
-                <w:kern w:val="0"/>
-                <w:sz w:val="18"/>
-                <w:szCs w:val="18"/>
-                <w14:ligatures w14:val="none"/>
-              </w:rPr>
-              <w:t>]]</w:t>
+              <w:t>[[tableEnd]]</w:t>
             </w:r>
           </w:p>
         </w:tc>
@@ -1863,55 +1246,7 @@
                 <w:szCs w:val="18"/>
                 <w14:ligatures w14:val="none"/>
               </w:rPr>
-              <w:t>[[</w:t>
-            </w:r>
-            <w:proofErr w:type="gramStart"/>
-            <w:r>
-              <w:rPr>
-                <w:rFonts w:ascii="Arial" w:eastAsia="Times New Roman" w:hAnsi="Arial" w:cs="Arial"/>
-                <w:color w:val="000000"/>
-                <w:kern w:val="0"/>
-                <w:sz w:val="18"/>
-                <w:szCs w:val="18"/>
-                <w14:ligatures w14:val="none"/>
-              </w:rPr>
-              <w:t>if .</w:t>
-            </w:r>
-            <w:proofErr w:type="spellStart"/>
-            <w:r>
-              <w:rPr>
-                <w:rFonts w:ascii="Arial" w:eastAsia="Times New Roman" w:hAnsi="Arial" w:cs="Arial"/>
-                <w:color w:val="000000"/>
-                <w:kern w:val="0"/>
-                <w:sz w:val="18"/>
-                <w:szCs w:val="18"/>
-                <w14:ligatures w14:val="none"/>
-              </w:rPr>
-              <w:t>qt</w:t>
-            </w:r>
-            <w:proofErr w:type="gramEnd"/>
-            <w:r>
-              <w:rPr>
-                <w:rFonts w:ascii="Arial" w:eastAsia="Times New Roman" w:hAnsi="Arial" w:cs="Arial"/>
-                <w:color w:val="000000"/>
-                <w:kern w:val="0"/>
-                <w:sz w:val="18"/>
-                <w:szCs w:val="18"/>
-                <w14:ligatures w14:val="none"/>
-              </w:rPr>
-              <w:t>.displayTotal</w:t>
-            </w:r>
-            <w:proofErr w:type="spellEnd"/>
-            <w:r>
-              <w:rPr>
-                <w:rFonts w:ascii="Arial" w:eastAsia="Times New Roman" w:hAnsi="Arial" w:cs="Arial"/>
-                <w:color w:val="000000"/>
-                <w:kern w:val="0"/>
-                <w:sz w:val="18"/>
-                <w:szCs w:val="18"/>
-                <w14:ligatures w14:val="none"/>
-              </w:rPr>
-              <w:t>]]</w:t>
+              <w:t>[[if .qt.displayTotal]]</w:t>
             </w:r>
           </w:p>
         </w:tc>
@@ -1989,37 +1324,7 @@
                 <w:szCs w:val="18"/>
                 <w14:ligatures w14:val="none"/>
               </w:rPr>
-              <w:t>[[.</w:t>
-            </w:r>
-            <w:proofErr w:type="spellStart"/>
-            <w:proofErr w:type="gramStart"/>
-            <w:r>
-              <w:rPr>
-                <w:rFonts w:ascii="Arial" w:eastAsia="Times New Roman" w:hAnsi="Arial" w:cs="Arial"/>
-                <w:b/>
-                <w:bCs/>
-                <w:color w:val="000000"/>
-                <w:kern w:val="0"/>
-                <w:sz w:val="18"/>
-                <w:szCs w:val="18"/>
-                <w14:ligatures w14:val="none"/>
-              </w:rPr>
-              <w:t>qt.total</w:t>
-            </w:r>
-            <w:proofErr w:type="spellEnd"/>
-            <w:proofErr w:type="gramEnd"/>
-            <w:r>
-              <w:rPr>
-                <w:rFonts w:ascii="Arial" w:eastAsia="Times New Roman" w:hAnsi="Arial" w:cs="Arial"/>
-                <w:b/>
-                <w:bCs/>
-                <w:color w:val="000000"/>
-                <w:kern w:val="0"/>
-                <w:sz w:val="18"/>
-                <w:szCs w:val="18"/>
-                <w14:ligatures w14:val="none"/>
-              </w:rPr>
-              <w:t>]]</w:t>
+              <w:t>[[.qt.total]]</w:t>
             </w:r>
           </w:p>
         </w:tc>
@@ -2101,55 +1406,7 @@
                 <w:szCs w:val="18"/>
                 <w14:ligatures w14:val="none"/>
               </w:rPr>
-              <w:t xml:space="preserve">[[if </w:t>
-            </w:r>
-            <w:proofErr w:type="gramStart"/>
-            <w:r>
-              <w:rPr>
-                <w:rFonts w:ascii="Arial" w:eastAsia="Times New Roman" w:hAnsi="Arial" w:cs="Arial"/>
-                <w:color w:val="000000"/>
-                <w:kern w:val="0"/>
-                <w:sz w:val="18"/>
-                <w:szCs w:val="18"/>
-                <w14:ligatures w14:val="none"/>
-              </w:rPr>
-              <w:t>ne .</w:t>
-            </w:r>
-            <w:proofErr w:type="spellStart"/>
-            <w:r>
-              <w:rPr>
-                <w:rFonts w:ascii="Arial" w:eastAsia="Times New Roman" w:hAnsi="Arial" w:cs="Arial"/>
-                <w:color w:val="000000"/>
-                <w:kern w:val="0"/>
-                <w:sz w:val="18"/>
-                <w:szCs w:val="18"/>
-                <w14:ligatures w14:val="none"/>
-              </w:rPr>
-              <w:t>qt</w:t>
-            </w:r>
-            <w:proofErr w:type="gramEnd"/>
-            <w:r>
-              <w:rPr>
-                <w:rFonts w:ascii="Arial" w:eastAsia="Times New Roman" w:hAnsi="Arial" w:cs="Arial"/>
-                <w:color w:val="000000"/>
-                <w:kern w:val="0"/>
-                <w:sz w:val="18"/>
-                <w:szCs w:val="18"/>
-                <w14:ligatures w14:val="none"/>
-              </w:rPr>
-              <w:t>.discount_amount</w:t>
-            </w:r>
-            <w:proofErr w:type="spellEnd"/>
-            <w:r>
-              <w:rPr>
-                <w:rFonts w:ascii="Arial" w:eastAsia="Times New Roman" w:hAnsi="Arial" w:cs="Arial"/>
-                <w:color w:val="000000"/>
-                <w:kern w:val="0"/>
-                <w:sz w:val="18"/>
-                <w:szCs w:val="18"/>
-                <w14:ligatures w14:val="none"/>
-              </w:rPr>
-              <w:t xml:space="preserve"> $comp]]</w:t>
+              <w:t>[[if ne .qt.discount_amount $comp]]</w:t>
             </w:r>
           </w:p>
         </w:tc>
@@ -2191,65 +1448,7 @@
                 <w:szCs w:val="18"/>
                 <w14:ligatures w14:val="none"/>
               </w:rPr>
-              <w:t>Discount ([[.</w:t>
-            </w:r>
-            <w:proofErr w:type="spellStart"/>
-            <w:proofErr w:type="gramStart"/>
-            <w:r>
-              <w:rPr>
-                <w:rFonts w:ascii="Arial" w:eastAsia="Times New Roman" w:hAnsi="Arial" w:cs="Arial"/>
-                <w:b/>
-                <w:bCs/>
-                <w:color w:val="000000"/>
-                <w:kern w:val="0"/>
-                <w:sz w:val="18"/>
-                <w:szCs w:val="18"/>
-                <w14:ligatures w14:val="none"/>
-              </w:rPr>
-              <w:t>qt.additional</w:t>
-            </w:r>
-            <w:proofErr w:type="gramEnd"/>
-            <w:r>
-              <w:rPr>
-                <w:rFonts w:ascii="Arial" w:eastAsia="Times New Roman" w:hAnsi="Arial" w:cs="Arial"/>
-                <w:b/>
-                <w:bCs/>
-                <w:color w:val="000000"/>
-                <w:kern w:val="0"/>
-                <w:sz w:val="18"/>
-                <w:szCs w:val="18"/>
-                <w14:ligatures w14:val="none"/>
-              </w:rPr>
-              <w:t>_discount_percentage</w:t>
-            </w:r>
-            <w:proofErr w:type="spellEnd"/>
-            <w:proofErr w:type="gramStart"/>
-            <w:r>
-              <w:rPr>
-                <w:rFonts w:ascii="Arial" w:eastAsia="Times New Roman" w:hAnsi="Arial" w:cs="Arial"/>
-                <w:b/>
-                <w:bCs/>
-                <w:color w:val="000000"/>
-                <w:kern w:val="0"/>
-                <w:sz w:val="18"/>
-                <w:szCs w:val="18"/>
-                <w14:ligatures w14:val="none"/>
-              </w:rPr>
-              <w:t>]]%</w:t>
-            </w:r>
-            <w:proofErr w:type="gramEnd"/>
-            <w:r>
-              <w:rPr>
-                <w:rFonts w:ascii="Arial" w:eastAsia="Times New Roman" w:hAnsi="Arial" w:cs="Arial"/>
-                <w:b/>
-                <w:bCs/>
-                <w:color w:val="000000"/>
-                <w:kern w:val="0"/>
-                <w:sz w:val="18"/>
-                <w:szCs w:val="18"/>
-                <w14:ligatures w14:val="none"/>
-              </w:rPr>
-              <w:t>)</w:t>
+              <w:t>Discount ([[.qt.additional_discount_percentage]]%)</w:t>
             </w:r>
           </w:p>
         </w:tc>
@@ -2283,44 +1482,7 @@
                 <w:szCs w:val="18"/>
                 <w14:ligatures w14:val="none"/>
               </w:rPr>
-              <w:t>[[.</w:t>
-            </w:r>
-            <w:proofErr w:type="spellStart"/>
-            <w:proofErr w:type="gramStart"/>
-            <w:r>
-              <w:rPr>
-                <w:rFonts w:ascii="Arial" w:eastAsia="Times New Roman" w:hAnsi="Arial" w:cs="Arial"/>
-                <w:color w:val="000000"/>
-                <w:kern w:val="0"/>
-                <w:sz w:val="18"/>
-                <w:szCs w:val="18"/>
-                <w14:ligatures w14:val="none"/>
-              </w:rPr>
-              <w:t>qt.discount</w:t>
-            </w:r>
-            <w:proofErr w:type="gramEnd"/>
-            <w:r>
-              <w:rPr>
-                <w:rFonts w:ascii="Arial" w:eastAsia="Times New Roman" w:hAnsi="Arial" w:cs="Arial"/>
-                <w:color w:val="000000"/>
-                <w:kern w:val="0"/>
-                <w:sz w:val="18"/>
-                <w:szCs w:val="18"/>
-                <w14:ligatures w14:val="none"/>
-              </w:rPr>
-              <w:t>_amount</w:t>
-            </w:r>
-            <w:proofErr w:type="spellEnd"/>
-            <w:r>
-              <w:rPr>
-                <w:rFonts w:ascii="Arial" w:eastAsia="Times New Roman" w:hAnsi="Arial" w:cs="Arial"/>
-                <w:color w:val="000000"/>
-                <w:kern w:val="0"/>
-                <w:sz w:val="18"/>
-                <w:szCs w:val="18"/>
-                <w14:ligatures w14:val="none"/>
-              </w:rPr>
-              <w:t>]]</w:t>
+              <w:t>[[.qt.discount_amount]]</w:t>
             </w:r>
           </w:p>
         </w:tc>
@@ -2361,55 +1523,7 @@
                 <w:szCs w:val="18"/>
                 <w14:ligatures w14:val="none"/>
               </w:rPr>
-              <w:t xml:space="preserve">[[if </w:t>
-            </w:r>
-            <w:proofErr w:type="gramStart"/>
-            <w:r>
-              <w:rPr>
-                <w:rFonts w:ascii="Arial" w:eastAsia="Times New Roman" w:hAnsi="Arial" w:cs="Arial"/>
-                <w:color w:val="000000"/>
-                <w:kern w:val="0"/>
-                <w:sz w:val="18"/>
-                <w:szCs w:val="18"/>
-                <w14:ligatures w14:val="none"/>
-              </w:rPr>
-              <w:t>ne .</w:t>
-            </w:r>
-            <w:proofErr w:type="spellStart"/>
-            <w:r>
-              <w:rPr>
-                <w:rFonts w:ascii="Arial" w:eastAsia="Times New Roman" w:hAnsi="Arial" w:cs="Arial"/>
-                <w:color w:val="000000"/>
-                <w:kern w:val="0"/>
-                <w:sz w:val="18"/>
-                <w:szCs w:val="18"/>
-                <w14:ligatures w14:val="none"/>
-              </w:rPr>
-              <w:t>qt</w:t>
-            </w:r>
-            <w:proofErr w:type="gramEnd"/>
-            <w:r>
-              <w:rPr>
-                <w:rFonts w:ascii="Arial" w:eastAsia="Times New Roman" w:hAnsi="Arial" w:cs="Arial"/>
-                <w:color w:val="000000"/>
-                <w:kern w:val="0"/>
-                <w:sz w:val="18"/>
-                <w:szCs w:val="18"/>
-                <w14:ligatures w14:val="none"/>
-              </w:rPr>
-              <w:t>.total_taxes_and_charges</w:t>
-            </w:r>
-            <w:proofErr w:type="spellEnd"/>
-            <w:r>
-              <w:rPr>
-                <w:rFonts w:ascii="Arial" w:eastAsia="Times New Roman" w:hAnsi="Arial" w:cs="Arial"/>
-                <w:color w:val="000000"/>
-                <w:kern w:val="0"/>
-                <w:sz w:val="18"/>
-                <w:szCs w:val="18"/>
-                <w14:ligatures w14:val="none"/>
-              </w:rPr>
-              <w:t xml:space="preserve"> $comp]]</w:t>
+              <w:t>[[if ne .qt.total_taxes_and_charges $comp]]</w:t>
             </w:r>
           </w:p>
         </w:tc>
@@ -2487,63 +1601,7 @@
                 <w:szCs w:val="18"/>
                 <w14:ligatures w14:val="none"/>
               </w:rPr>
-              <w:t>[</w:t>
-            </w:r>
-            <w:proofErr w:type="gramStart"/>
-            <w:r>
-              <w:rPr>
-                <w:rFonts w:ascii="Arial" w:eastAsia="Times New Roman" w:hAnsi="Arial" w:cs="Arial"/>
-                <w:b/>
-                <w:bCs/>
-                <w:color w:val="000000"/>
-                <w:kern w:val="0"/>
-                <w:sz w:val="18"/>
-                <w:szCs w:val="18"/>
-                <w14:ligatures w14:val="none"/>
-              </w:rPr>
-              <w:t>[.</w:t>
-            </w:r>
-            <w:proofErr w:type="spellStart"/>
-            <w:r>
-              <w:rPr>
-                <w:rFonts w:ascii="Arial" w:eastAsia="Times New Roman" w:hAnsi="Arial" w:cs="Arial"/>
-                <w:b/>
-                <w:bCs/>
-                <w:color w:val="000000"/>
-                <w:kern w:val="0"/>
-                <w:sz w:val="18"/>
-                <w:szCs w:val="18"/>
-                <w14:ligatures w14:val="none"/>
-              </w:rPr>
-              <w:t>qt.net</w:t>
-            </w:r>
-            <w:proofErr w:type="gramEnd"/>
-            <w:r>
-              <w:rPr>
-                <w:rFonts w:ascii="Arial" w:eastAsia="Times New Roman" w:hAnsi="Arial" w:cs="Arial"/>
-                <w:b/>
-                <w:bCs/>
-                <w:color w:val="000000"/>
-                <w:kern w:val="0"/>
-                <w:sz w:val="18"/>
-                <w:szCs w:val="18"/>
-                <w14:ligatures w14:val="none"/>
-              </w:rPr>
-              <w:t>_total</w:t>
-            </w:r>
-            <w:proofErr w:type="spellEnd"/>
-            <w:r>
-              <w:rPr>
-                <w:rFonts w:ascii="Arial" w:eastAsia="Times New Roman" w:hAnsi="Arial" w:cs="Arial"/>
-                <w:b/>
-                <w:bCs/>
-                <w:color w:val="000000"/>
-                <w:kern w:val="0"/>
-                <w:sz w:val="18"/>
-                <w:szCs w:val="18"/>
-                <w14:ligatures w14:val="none"/>
-              </w:rPr>
-              <w:t>]]</w:t>
+              <w:t>[[.qt.net_total]]</w:t>
             </w:r>
           </w:p>
         </w:tc>
@@ -2679,55 +1737,7 @@
                 <w:szCs w:val="18"/>
                 <w14:ligatures w14:val="none"/>
               </w:rPr>
-              <w:t xml:space="preserve">[[if </w:t>
-            </w:r>
-            <w:proofErr w:type="gramStart"/>
-            <w:r>
-              <w:rPr>
-                <w:rFonts w:ascii="Arial" w:eastAsia="Times New Roman" w:hAnsi="Arial" w:cs="Arial"/>
-                <w:color w:val="000000"/>
-                <w:kern w:val="0"/>
-                <w:sz w:val="18"/>
-                <w:szCs w:val="18"/>
-                <w14:ligatures w14:val="none"/>
-              </w:rPr>
-              <w:t>ne .</w:t>
-            </w:r>
-            <w:proofErr w:type="spellStart"/>
-            <w:r>
-              <w:rPr>
-                <w:rFonts w:ascii="Arial" w:eastAsia="Times New Roman" w:hAnsi="Arial" w:cs="Arial"/>
-                <w:color w:val="000000"/>
-                <w:kern w:val="0"/>
-                <w:sz w:val="18"/>
-                <w:szCs w:val="18"/>
-                <w14:ligatures w14:val="none"/>
-              </w:rPr>
-              <w:t>qt</w:t>
-            </w:r>
-            <w:proofErr w:type="gramEnd"/>
-            <w:r>
-              <w:rPr>
-                <w:rFonts w:ascii="Arial" w:eastAsia="Times New Roman" w:hAnsi="Arial" w:cs="Arial"/>
-                <w:color w:val="000000"/>
-                <w:kern w:val="0"/>
-                <w:sz w:val="18"/>
-                <w:szCs w:val="18"/>
-                <w14:ligatures w14:val="none"/>
-              </w:rPr>
-              <w:t>.total_taxes_and_charges</w:t>
-            </w:r>
-            <w:proofErr w:type="spellEnd"/>
-            <w:r>
-              <w:rPr>
-                <w:rFonts w:ascii="Arial" w:eastAsia="Times New Roman" w:hAnsi="Arial" w:cs="Arial"/>
-                <w:color w:val="000000"/>
-                <w:kern w:val="0"/>
-                <w:sz w:val="18"/>
-                <w:szCs w:val="18"/>
-                <w14:ligatures w14:val="none"/>
-              </w:rPr>
-              <w:t xml:space="preserve"> $comp]]</w:t>
+              <w:t>[[if ne .qt.total_taxes_and_charges $comp]]</w:t>
             </w:r>
           </w:p>
         </w:tc>
@@ -2803,44 +1813,7 @@
                 <w:szCs w:val="18"/>
                 <w14:ligatures w14:val="none"/>
               </w:rPr>
-              <w:t>[[.</w:t>
-            </w:r>
-            <w:proofErr w:type="spellStart"/>
-            <w:proofErr w:type="gramStart"/>
-            <w:r>
-              <w:rPr>
-                <w:rFonts w:ascii="Arial" w:eastAsia="Times New Roman" w:hAnsi="Arial" w:cs="Arial"/>
-                <w:color w:val="000000"/>
-                <w:kern w:val="0"/>
-                <w:sz w:val="18"/>
-                <w:szCs w:val="18"/>
-                <w14:ligatures w14:val="none"/>
-              </w:rPr>
-              <w:t>qt.total</w:t>
-            </w:r>
-            <w:proofErr w:type="gramEnd"/>
-            <w:r>
-              <w:rPr>
-                <w:rFonts w:ascii="Arial" w:eastAsia="Times New Roman" w:hAnsi="Arial" w:cs="Arial"/>
-                <w:color w:val="000000"/>
-                <w:kern w:val="0"/>
-                <w:sz w:val="18"/>
-                <w:szCs w:val="18"/>
-                <w14:ligatures w14:val="none"/>
-              </w:rPr>
-              <w:t>_taxes_and_charges</w:t>
-            </w:r>
-            <w:proofErr w:type="spellEnd"/>
-            <w:r>
-              <w:rPr>
-                <w:rFonts w:ascii="Arial" w:eastAsia="Times New Roman" w:hAnsi="Arial" w:cs="Arial"/>
-                <w:color w:val="000000"/>
-                <w:kern w:val="0"/>
-                <w:sz w:val="18"/>
-                <w:szCs w:val="18"/>
-                <w14:ligatures w14:val="none"/>
-              </w:rPr>
-              <w:t>]]</w:t>
+              <w:t>[[.qt.total_taxes_and_charges]]</w:t>
             </w:r>
           </w:p>
         </w:tc>
@@ -2957,50 +1930,7 @@
                 <w:szCs w:val="18"/>
                 <w14:ligatures w14:val="none"/>
               </w:rPr>
-              <w:t>[[.</w:t>
-            </w:r>
-            <w:proofErr w:type="spellStart"/>
-            <w:proofErr w:type="gramStart"/>
-            <w:r>
-              <w:rPr>
-                <w:rFonts w:ascii="Arial" w:eastAsia="Times New Roman" w:hAnsi="Arial" w:cs="Arial"/>
-                <w:b/>
-                <w:bCs/>
-                <w:color w:val="000000"/>
-                <w:kern w:val="0"/>
-                <w:sz w:val="18"/>
-                <w:szCs w:val="18"/>
-                <w14:ligatures w14:val="none"/>
-              </w:rPr>
-              <w:t>qt.grand</w:t>
-            </w:r>
-            <w:proofErr w:type="gramEnd"/>
-            <w:r>
-              <w:rPr>
-                <w:rFonts w:ascii="Arial" w:eastAsia="Times New Roman" w:hAnsi="Arial" w:cs="Arial"/>
-                <w:b/>
-                <w:bCs/>
-                <w:color w:val="000000"/>
-                <w:kern w:val="0"/>
-                <w:sz w:val="18"/>
-                <w:szCs w:val="18"/>
-                <w14:ligatures w14:val="none"/>
-              </w:rPr>
-              <w:t>_total</w:t>
-            </w:r>
-            <w:proofErr w:type="spellEnd"/>
-            <w:r>
-              <w:rPr>
-                <w:rFonts w:ascii="Arial" w:eastAsia="Times New Roman" w:hAnsi="Arial" w:cs="Arial"/>
-                <w:b/>
-                <w:bCs/>
-                <w:color w:val="000000"/>
-                <w:kern w:val="0"/>
-                <w:sz w:val="18"/>
-                <w:szCs w:val="18"/>
-                <w14:ligatures w14:val="none"/>
-              </w:rPr>
-              <w:t>]]</w:t>
+              <w:t>[[.qt.grand_total]]</w:t>
             </w:r>
           </w:p>
         </w:tc>
@@ -3033,91 +1963,7 @@
                 <w:szCs w:val="18"/>
                 <w14:ligatures w14:val="none"/>
               </w:rPr>
-              <w:t xml:space="preserve">Amount in </w:t>
-            </w:r>
-            <w:proofErr w:type="gramStart"/>
-            <w:r>
-              <w:rPr>
-                <w:rFonts w:ascii="Arial" w:eastAsia="Times New Roman" w:hAnsi="Arial" w:cs="Arial"/>
-                <w:b/>
-                <w:bCs/>
-                <w:color w:val="000000"/>
-                <w:kern w:val="0"/>
-                <w:sz w:val="18"/>
-                <w:szCs w:val="18"/>
-                <w14:ligatures w14:val="none"/>
-              </w:rPr>
-              <w:t>Words :</w:t>
-            </w:r>
-            <w:proofErr w:type="gramEnd"/>
-            <w:r>
-              <w:rPr>
-                <w:rFonts w:ascii="Arial" w:eastAsia="Times New Roman" w:hAnsi="Arial" w:cs="Arial"/>
-                <w:b/>
-                <w:bCs/>
-                <w:color w:val="000000"/>
-                <w:kern w:val="0"/>
-                <w:sz w:val="18"/>
-                <w:szCs w:val="18"/>
-                <w14:ligatures w14:val="none"/>
-              </w:rPr>
-              <w:t xml:space="preserve"> [</w:t>
-            </w:r>
-            <w:proofErr w:type="gramStart"/>
-            <w:r>
-              <w:rPr>
-                <w:rFonts w:ascii="Arial" w:eastAsia="Times New Roman" w:hAnsi="Arial" w:cs="Arial"/>
-                <w:b/>
-                <w:bCs/>
-                <w:color w:val="000000"/>
-                <w:kern w:val="0"/>
-                <w:sz w:val="18"/>
-                <w:szCs w:val="18"/>
-                <w14:ligatures w14:val="none"/>
-              </w:rPr>
-              <w:t>[.</w:t>
-            </w:r>
-            <w:proofErr w:type="spellStart"/>
-            <w:r>
-              <w:rPr>
-                <w:rFonts w:ascii="Arial" w:eastAsia="Times New Roman" w:hAnsi="Arial" w:cs="Arial"/>
-                <w:b/>
-                <w:bCs/>
-                <w:color w:val="000000"/>
-                <w:kern w:val="0"/>
-                <w:sz w:val="18"/>
-                <w:szCs w:val="18"/>
-                <w14:ligatures w14:val="none"/>
-              </w:rPr>
-              <w:t>qt.in</w:t>
-            </w:r>
-            <w:proofErr w:type="gramEnd"/>
-            <w:r>
-              <w:rPr>
-                <w:rFonts w:ascii="Arial" w:eastAsia="Times New Roman" w:hAnsi="Arial" w:cs="Arial"/>
-                <w:b/>
-                <w:bCs/>
-                <w:color w:val="000000"/>
-                <w:kern w:val="0"/>
-                <w:sz w:val="18"/>
-                <w:szCs w:val="18"/>
-                <w14:ligatures w14:val="none"/>
-              </w:rPr>
-              <w:t>_words</w:t>
-            </w:r>
-            <w:proofErr w:type="spellEnd"/>
-            <w:r>
-              <w:rPr>
-                <w:rFonts w:ascii="Arial" w:eastAsia="Times New Roman" w:hAnsi="Arial" w:cs="Arial"/>
-                <w:b/>
-                <w:bCs/>
-                <w:color w:val="000000"/>
-                <w:kern w:val="0"/>
-                <w:sz w:val="18"/>
-                <w:szCs w:val="18"/>
-                <w14:ligatures w14:val="none"/>
-              </w:rPr>
-              <w:t>]]</w:t>
+              <w:t>Amount in Words : [[.qt.in_words]]</w:t>
             </w:r>
           </w:p>
         </w:tc>
@@ -3149,14 +1995,7 @@
         <w:rPr>
           <w:rFonts w:ascii="Arial" w:hAnsi="Arial" w:cs="Arial"/>
         </w:rPr>
-        <w:t>[[</w:t>
-      </w:r>
-      <w:proofErr w:type="gramStart"/>
-      <w:r>
-        <w:rPr>
-          <w:rFonts w:ascii="Arial" w:hAnsi="Arial" w:cs="Arial"/>
-        </w:rPr>
-        <w:t>if .</w:t>
+        <w:t>[[if .</w:t>
       </w:r>
       <w:r>
         <w:rPr>
@@ -3164,14 +2003,12 @@
         </w:rPr>
         <w:t>qt</w:t>
       </w:r>
-      <w:proofErr w:type="gramEnd"/>
       <w:r>
         <w:rPr>
           <w:rFonts w:ascii="Arial" w:hAnsi="Arial" w:cs="Arial"/>
         </w:rPr>
         <w:t>.</w:t>
       </w:r>
-      <w:proofErr w:type="spellStart"/>
       <w:r>
         <w:rPr>
           <w:rFonts w:ascii="Arial" w:hAnsi="Arial" w:cs="Arial"/>
@@ -3179,7 +2016,6 @@
         </w:rPr>
         <w:t>quotation_term_details</w:t>
       </w:r>
-      <w:proofErr w:type="spellEnd"/>
       <w:r>
         <w:rPr>
           <w:rFonts w:ascii="Arial" w:hAnsi="Arial" w:cs="Arial"/>
@@ -3198,29 +2034,14 @@
         <w:rPr>
           <w:rFonts w:ascii="Arial" w:hAnsi="Arial" w:cs="Arial"/>
         </w:rPr>
-        <w:t>[[</w:t>
-      </w:r>
-      <w:proofErr w:type="gramStart"/>
-      <w:r>
-        <w:rPr>
-          <w:rFonts w:ascii="Arial" w:hAnsi="Arial" w:cs="Arial"/>
-        </w:rPr>
-        <w:t>rtf .</w:t>
+        <w:t>[[rtf .</w:t>
       </w:r>
       <w:r>
         <w:rPr>
           <w:rFonts w:ascii="Arial" w:hAnsi="Arial" w:cs="Arial"/>
         </w:rPr>
-        <w:t>qt</w:t>
+        <w:t>qt.</w:t>
       </w:r>
-      <w:proofErr w:type="gramEnd"/>
-      <w:r>
-        <w:rPr>
-          <w:rFonts w:ascii="Arial" w:hAnsi="Arial" w:cs="Arial"/>
-        </w:rPr>
-        <w:t>.</w:t>
-      </w:r>
-      <w:proofErr w:type="spellStart"/>
       <w:r>
         <w:rPr>
           <w:rFonts w:ascii="Arial" w:hAnsi="Arial" w:cs="Arial"/>
@@ -3228,7 +2049,6 @@
         </w:rPr>
         <w:t>quotation_term_details</w:t>
       </w:r>
-      <w:proofErr w:type="spellEnd"/>
       <w:r>
         <w:rPr>
           <w:rFonts w:ascii="Arial" w:hAnsi="Arial" w:cs="Arial"/>
@@ -3261,14 +2081,7 @@
         <w:rPr>
           <w:rFonts w:ascii="Arial" w:hAnsi="Arial" w:cs="Arial"/>
         </w:rPr>
-        <w:t>[[</w:t>
-      </w:r>
-      <w:proofErr w:type="gramStart"/>
-      <w:r>
-        <w:rPr>
-          <w:rFonts w:ascii="Arial" w:hAnsi="Arial" w:cs="Arial"/>
-        </w:rPr>
-        <w:t>if .</w:t>
+        <w:t>[[if .</w:t>
       </w:r>
       <w:r>
         <w:rPr>
@@ -3276,14 +2089,12 @@
         </w:rPr>
         <w:t>qt</w:t>
       </w:r>
-      <w:proofErr w:type="gramEnd"/>
       <w:r>
         <w:rPr>
           <w:rFonts w:ascii="Arial" w:hAnsi="Arial" w:cs="Arial"/>
         </w:rPr>
         <w:t>.</w:t>
       </w:r>
-      <w:proofErr w:type="spellStart"/>
       <w:r>
         <w:rPr>
           <w:rFonts w:ascii="Arial" w:hAnsi="Arial" w:cs="Arial"/>
@@ -3291,7 +2102,6 @@
         </w:rPr>
         <w:t>letter_details</w:t>
       </w:r>
-      <w:proofErr w:type="spellEnd"/>
       <w:r>
         <w:rPr>
           <w:rFonts w:ascii="Arial" w:hAnsi="Arial" w:cs="Arial"/>
@@ -3325,14 +2135,7 @@
           <w:rFonts w:ascii="Arial" w:hAnsi="Arial" w:cs="Arial"/>
         </w:rPr>
         <w:lastRenderedPageBreak/>
-        <w:t>[[</w:t>
-      </w:r>
-      <w:proofErr w:type="gramStart"/>
-      <w:r>
-        <w:rPr>
-          <w:rFonts w:ascii="Arial" w:hAnsi="Arial" w:cs="Arial"/>
-        </w:rPr>
-        <w:t>rtf .</w:t>
+        <w:t>[[rtf .</w:t>
       </w:r>
       <w:r>
         <w:rPr>
@@ -3340,14 +2143,12 @@
         </w:rPr>
         <w:t>qt</w:t>
       </w:r>
-      <w:proofErr w:type="gramEnd"/>
       <w:r>
         <w:rPr>
           <w:rFonts w:ascii="Arial" w:hAnsi="Arial" w:cs="Arial"/>
         </w:rPr>
         <w:t>.</w:t>
       </w:r>
-      <w:proofErr w:type="spellStart"/>
       <w:r>
         <w:rPr>
           <w:rFonts w:ascii="Arial" w:hAnsi="Arial" w:cs="Arial"/>
@@ -3355,7 +2156,6 @@
         </w:rPr>
         <w:t>letter_details</w:t>
       </w:r>
-      <w:proofErr w:type="spellEnd"/>
       <w:r>
         <w:rPr>
           <w:rFonts w:ascii="Arial" w:hAnsi="Arial" w:cs="Arial"/>
@@ -3394,14 +2194,7 @@
         <w:rPr>
           <w:rFonts w:ascii="Arial" w:hAnsi="Arial" w:cs="Arial"/>
         </w:rPr>
-        <w:t>[[</w:t>
-      </w:r>
-      <w:proofErr w:type="gramStart"/>
-      <w:r>
-        <w:rPr>
-          <w:rFonts w:ascii="Arial" w:hAnsi="Arial" w:cs="Arial"/>
-        </w:rPr>
-        <w:t>if .</w:t>
+        <w:t>[[if .</w:t>
       </w:r>
       <w:r>
         <w:rPr>
@@ -3409,14 +2202,12 @@
         </w:rPr>
         <w:t>qt</w:t>
       </w:r>
-      <w:proofErr w:type="gramEnd"/>
       <w:r>
         <w:rPr>
           <w:rFonts w:ascii="Arial" w:hAnsi="Arial" w:cs="Arial"/>
         </w:rPr>
         <w:t>.</w:t>
       </w:r>
-      <w:proofErr w:type="spellStart"/>
       <w:r>
         <w:rPr>
           <w:rFonts w:ascii="Arial" w:hAnsi="Arial" w:cs="Arial"/>
@@ -3424,7 +2215,6 @@
         </w:rPr>
         <w:t>standard_tc_details</w:t>
       </w:r>
-      <w:proofErr w:type="spellEnd"/>
       <w:r>
         <w:rPr>
           <w:rFonts w:ascii="Arial" w:hAnsi="Arial" w:cs="Arial"/>
@@ -3458,14 +2248,7 @@
           <w:rFonts w:ascii="Arial" w:hAnsi="Arial" w:cs="Arial"/>
         </w:rPr>
         <w:lastRenderedPageBreak/>
-        <w:t>[[</w:t>
-      </w:r>
-      <w:proofErr w:type="gramStart"/>
-      <w:r>
-        <w:rPr>
-          <w:rFonts w:ascii="Arial" w:hAnsi="Arial" w:cs="Arial"/>
-        </w:rPr>
-        <w:t>rtf .</w:t>
+        <w:t>[[rtf .</w:t>
       </w:r>
       <w:r>
         <w:rPr>
@@ -3473,14 +2256,12 @@
         </w:rPr>
         <w:t>qt</w:t>
       </w:r>
-      <w:proofErr w:type="gramEnd"/>
       <w:r>
         <w:rPr>
           <w:rFonts w:ascii="Arial" w:hAnsi="Arial" w:cs="Arial"/>
         </w:rPr>
         <w:t>.</w:t>
       </w:r>
-      <w:proofErr w:type="spellStart"/>
       <w:r>
         <w:rPr>
           <w:rFonts w:ascii="Arial" w:hAnsi="Arial" w:cs="Arial"/>
@@ -3488,7 +2269,6 @@
         </w:rPr>
         <w:t>standard_tc_details</w:t>
       </w:r>
-      <w:proofErr w:type="spellEnd"/>
       <w:r>
         <w:rPr>
           <w:rFonts w:ascii="Arial" w:hAnsi="Arial" w:cs="Arial"/>
@@ -3557,41 +2337,7 @@
           <w:lang w:val="en-US"/>
           <w14:ligatures w14:val="none"/>
         </w:rPr>
-        <w:t>[[$</w:t>
-      </w:r>
-      <w:proofErr w:type="spellStart"/>
-      <w:proofErr w:type="gramStart"/>
-      <w:r>
-        <w:rPr>
-          <w:rFonts w:ascii="Arial" w:eastAsia="Times New Roman" w:hAnsi="Arial" w:cs="Arial"/>
-          <w:color w:val="000000"/>
-          <w:kern w:val="0"/>
-          <w:lang w:val="en-US"/>
-          <w14:ligatures w14:val="none"/>
-        </w:rPr>
-        <w:t>prdSNo</w:t>
-      </w:r>
-      <w:proofErr w:type="spellEnd"/>
-      <w:r>
-        <w:rPr>
-          <w:rFonts w:ascii="Arial" w:eastAsia="Times New Roman" w:hAnsi="Arial" w:cs="Arial"/>
-          <w:color w:val="000000"/>
-          <w:kern w:val="0"/>
-          <w:lang w:val="en-US"/>
-          <w14:ligatures w14:val="none"/>
-        </w:rPr>
-        <w:t xml:space="preserve"> :</w:t>
-      </w:r>
-      <w:proofErr w:type="gramEnd"/>
-      <w:r>
-        <w:rPr>
-          <w:rFonts w:ascii="Arial" w:eastAsia="Times New Roman" w:hAnsi="Arial" w:cs="Arial"/>
-          <w:color w:val="000000"/>
-          <w:kern w:val="0"/>
-          <w:lang w:val="en-US"/>
-          <w14:ligatures w14:val="none"/>
-        </w:rPr>
-        <w:t>= 1]]</w:t>
+        <w:t>[[$prdSNo := 1]]</w:t>
       </w:r>
     </w:p>
     <w:tbl>
@@ -3646,118 +2392,7 @@
                 <w:szCs w:val="18"/>
                 <w14:ligatures w14:val="none"/>
               </w:rPr>
-              <w:t>[[</w:t>
-            </w:r>
-            <w:proofErr w:type="spellStart"/>
-            <w:proofErr w:type="gramStart"/>
-            <w:r>
-              <w:rPr>
-                <w:rFonts w:ascii="Arial" w:eastAsia="Times New Roman" w:hAnsi="Arial" w:cs="Arial"/>
-                <w:color w:val="000000"/>
-                <w:kern w:val="0"/>
-                <w:sz w:val="18"/>
-                <w:szCs w:val="18"/>
-                <w14:ligatures w14:val="none"/>
-              </w:rPr>
-              <w:t>tableStart</w:t>
-            </w:r>
-            <w:proofErr w:type="spellEnd"/>
-            <w:r>
-              <w:rPr>
-                <w:rFonts w:ascii="Arial" w:eastAsia="Times New Roman" w:hAnsi="Arial" w:cs="Arial"/>
-                <w:color w:val="000000"/>
-                <w:kern w:val="0"/>
-                <w:sz w:val="18"/>
-                <w:szCs w:val="18"/>
-                <w14:ligatures w14:val="none"/>
-              </w:rPr>
-              <w:t>(</w:t>
-            </w:r>
-            <w:proofErr w:type="gramEnd"/>
-            <w:r>
-              <w:rPr>
-                <w:rFonts w:ascii="Arial" w:eastAsia="Times New Roman" w:hAnsi="Arial" w:cs="Arial"/>
-                <w:color w:val="000000"/>
-                <w:kern w:val="0"/>
-                <w:sz w:val="18"/>
-                <w:szCs w:val="18"/>
-                <w14:ligatures w14:val="none"/>
-              </w:rPr>
-              <w:t>$</w:t>
-            </w:r>
-            <w:proofErr w:type="spellStart"/>
-            <w:r>
-              <w:rPr>
-                <w:rFonts w:ascii="Arial" w:eastAsia="Times New Roman" w:hAnsi="Arial" w:cs="Arial"/>
-                <w:color w:val="000000"/>
-                <w:kern w:val="0"/>
-                <w:sz w:val="18"/>
-                <w:szCs w:val="18"/>
-                <w14:ligatures w14:val="none"/>
-              </w:rPr>
-              <w:t>prodKey</w:t>
-            </w:r>
-            <w:proofErr w:type="spellEnd"/>
-            <w:r>
-              <w:rPr>
-                <w:rFonts w:ascii="Arial" w:eastAsia="Times New Roman" w:hAnsi="Arial" w:cs="Arial"/>
-                <w:color w:val="000000"/>
-                <w:kern w:val="0"/>
-                <w:sz w:val="18"/>
-                <w:szCs w:val="18"/>
-                <w14:ligatures w14:val="none"/>
-              </w:rPr>
-              <w:t>, $</w:t>
-            </w:r>
-            <w:proofErr w:type="spellStart"/>
-            <w:r>
-              <w:rPr>
-                <w:rFonts w:ascii="Arial" w:eastAsia="Times New Roman" w:hAnsi="Arial" w:cs="Arial"/>
-                <w:color w:val="000000"/>
-                <w:kern w:val="0"/>
-                <w:sz w:val="18"/>
-                <w:szCs w:val="18"/>
-                <w14:ligatures w14:val="none"/>
-              </w:rPr>
-              <w:t>pv</w:t>
-            </w:r>
-            <w:proofErr w:type="spellEnd"/>
-            <w:r>
-              <w:rPr>
-                <w:rFonts w:ascii="Arial" w:eastAsia="Times New Roman" w:hAnsi="Arial" w:cs="Arial"/>
-                <w:color w:val="000000"/>
-                <w:kern w:val="0"/>
-                <w:sz w:val="18"/>
-                <w:szCs w:val="18"/>
-                <w14:ligatures w14:val="none"/>
-              </w:rPr>
-              <w:t xml:space="preserve"> as .</w:t>
-            </w:r>
-            <w:proofErr w:type="spellStart"/>
-            <w:proofErr w:type="gramStart"/>
-            <w:r>
-              <w:rPr>
-                <w:rFonts w:ascii="Arial" w:eastAsia="Times New Roman" w:hAnsi="Arial" w:cs="Arial"/>
-                <w:color w:val="000000"/>
-                <w:kern w:val="0"/>
-                <w:sz w:val="18"/>
-                <w:szCs w:val="18"/>
-                <w14:ligatures w14:val="none"/>
-              </w:rPr>
-              <w:t>ci.cartItem</w:t>
-            </w:r>
-            <w:proofErr w:type="spellEnd"/>
-            <w:proofErr w:type="gramEnd"/>
-            <w:r>
-              <w:rPr>
-                <w:rFonts w:ascii="Arial" w:eastAsia="Times New Roman" w:hAnsi="Arial" w:cs="Arial"/>
-                <w:color w:val="000000"/>
-                <w:kern w:val="0"/>
-                <w:sz w:val="18"/>
-                <w:szCs w:val="18"/>
-                <w14:ligatures w14:val="none"/>
-              </w:rPr>
-              <w:t>)]]</w:t>
+              <w:t>[[tableStart($prodKey, $pv as .ci.cartItem)]]</w:t>
             </w:r>
           </w:p>
         </w:tc>
@@ -3801,89 +2436,7 @@
                 <w:u w:val="single"/>
                 <w14:ligatures w14:val="none"/>
               </w:rPr>
-              <w:t>[[$</w:t>
-            </w:r>
-            <w:proofErr w:type="spellStart"/>
-            <w:r>
-              <w:rPr>
-                <w:rFonts w:ascii="Arial" w:eastAsia="Times New Roman" w:hAnsi="Arial" w:cs="Arial"/>
-                <w:b/>
-                <w:bCs/>
-                <w:color w:val="000000"/>
-                <w:kern w:val="0"/>
-                <w:u w:val="single"/>
-                <w14:ligatures w14:val="none"/>
-              </w:rPr>
-              <w:t>prdSNo</w:t>
-            </w:r>
-            <w:proofErr w:type="spellEnd"/>
-            <w:r>
-              <w:rPr>
-                <w:rFonts w:ascii="Arial" w:eastAsia="Times New Roman" w:hAnsi="Arial" w:cs="Arial"/>
-                <w:b/>
-                <w:bCs/>
-                <w:color w:val="000000"/>
-                <w:kern w:val="0"/>
-                <w:u w:val="single"/>
-                <w14:ligatures w14:val="none"/>
-              </w:rPr>
-              <w:t>]] - [[$</w:t>
-            </w:r>
-            <w:proofErr w:type="spellStart"/>
-            <w:proofErr w:type="gramStart"/>
-            <w:r>
-              <w:rPr>
-                <w:rFonts w:ascii="Arial" w:eastAsia="Times New Roman" w:hAnsi="Arial" w:cs="Arial"/>
-                <w:b/>
-                <w:bCs/>
-                <w:color w:val="000000"/>
-                <w:kern w:val="0"/>
-                <w:u w:val="single"/>
-                <w14:ligatures w14:val="none"/>
-              </w:rPr>
-              <w:t>pv.productName</w:t>
-            </w:r>
-            <w:proofErr w:type="spellEnd"/>
-            <w:proofErr w:type="gramEnd"/>
-            <w:r>
-              <w:rPr>
-                <w:rFonts w:ascii="Arial" w:eastAsia="Times New Roman" w:hAnsi="Arial" w:cs="Arial"/>
-                <w:b/>
-                <w:bCs/>
-                <w:color w:val="000000"/>
-                <w:kern w:val="0"/>
-                <w:u w:val="single"/>
-                <w14:ligatures w14:val="none"/>
-              </w:rPr>
-              <w:t>]] - [[$cur]] [[$</w:t>
-            </w:r>
-            <w:proofErr w:type="spellStart"/>
-            <w:proofErr w:type="gramStart"/>
-            <w:r>
-              <w:rPr>
-                <w:rFonts w:ascii="Arial" w:eastAsia="Times New Roman" w:hAnsi="Arial" w:cs="Arial"/>
-                <w:b/>
-                <w:bCs/>
-                <w:color w:val="000000"/>
-                <w:kern w:val="0"/>
-                <w:u w:val="single"/>
-                <w14:ligatures w14:val="none"/>
-              </w:rPr>
-              <w:t>pv.productTotal</w:t>
-            </w:r>
-            <w:proofErr w:type="spellEnd"/>
-            <w:proofErr w:type="gramEnd"/>
-            <w:r>
-              <w:rPr>
-                <w:rFonts w:ascii="Arial" w:eastAsia="Times New Roman" w:hAnsi="Arial" w:cs="Arial"/>
-                <w:b/>
-                <w:bCs/>
-                <w:color w:val="000000"/>
-                <w:kern w:val="0"/>
-                <w:u w:val="single"/>
-                <w14:ligatures w14:val="none"/>
-              </w:rPr>
-              <w:t>]]</w:t>
+              <w:t>[[$prdSNo]] - [[$pv.productName]] - [[$cur]] [[$pv.productTotal]]</w:t>
             </w:r>
           </w:p>
         </w:tc>
@@ -3924,70 +2477,7 @@
                 <w:szCs w:val="18"/>
                 <w14:ligatures w14:val="none"/>
               </w:rPr>
-              <w:t>[[</w:t>
-            </w:r>
-            <w:proofErr w:type="spellStart"/>
-            <w:proofErr w:type="gramStart"/>
-            <w:r>
-              <w:rPr>
-                <w:rFonts w:ascii="Arial" w:eastAsia="Times New Roman" w:hAnsi="Arial" w:cs="Arial"/>
-                <w:color w:val="000000"/>
-                <w:kern w:val="0"/>
-                <w:sz w:val="18"/>
-                <w:szCs w:val="18"/>
-                <w14:ligatures w14:val="none"/>
-              </w:rPr>
-              <w:t>tableStart</w:t>
-            </w:r>
-            <w:proofErr w:type="spellEnd"/>
-            <w:r>
-              <w:rPr>
-                <w:rFonts w:ascii="Arial" w:eastAsia="Times New Roman" w:hAnsi="Arial" w:cs="Arial"/>
-                <w:color w:val="000000"/>
-                <w:kern w:val="0"/>
-                <w:sz w:val="18"/>
-                <w:szCs w:val="18"/>
-                <w14:ligatures w14:val="none"/>
-              </w:rPr>
-              <w:t>(</w:t>
-            </w:r>
-            <w:proofErr w:type="gramEnd"/>
-            <w:r>
-              <w:rPr>
-                <w:rFonts w:ascii="Arial" w:eastAsia="Times New Roman" w:hAnsi="Arial" w:cs="Arial"/>
-                <w:color w:val="000000"/>
-                <w:kern w:val="0"/>
-                <w:sz w:val="18"/>
-                <w:szCs w:val="18"/>
-                <w14:ligatures w14:val="none"/>
-              </w:rPr>
-              <w:t>$k, $item as $</w:t>
-            </w:r>
-            <w:proofErr w:type="spellStart"/>
-            <w:proofErr w:type="gramStart"/>
-            <w:r>
-              <w:rPr>
-                <w:rFonts w:ascii="Arial" w:eastAsia="Times New Roman" w:hAnsi="Arial" w:cs="Arial"/>
-                <w:color w:val="000000"/>
-                <w:kern w:val="0"/>
-                <w:sz w:val="18"/>
-                <w:szCs w:val="18"/>
-                <w14:ligatures w14:val="none"/>
-              </w:rPr>
-              <w:t>pv.items</w:t>
-            </w:r>
-            <w:proofErr w:type="spellEnd"/>
-            <w:proofErr w:type="gramEnd"/>
-            <w:r>
-              <w:rPr>
-                <w:rFonts w:ascii="Arial" w:eastAsia="Times New Roman" w:hAnsi="Arial" w:cs="Arial"/>
-                <w:color w:val="000000"/>
-                <w:kern w:val="0"/>
-                <w:sz w:val="18"/>
-                <w:szCs w:val="18"/>
-                <w14:ligatures w14:val="none"/>
-              </w:rPr>
-              <w:t>)]]</w:t>
+              <w:t>[[tableStart($k, $item as $pv.items)]]</w:t>
             </w:r>
           </w:p>
         </w:tc>
@@ -4034,35 +2524,65 @@
                 <w:lang w:val="en-US"/>
                 <w14:ligatures w14:val="none"/>
               </w:rPr>
-              <w:t>[[if ne $</w:t>
-            </w:r>
-            <w:proofErr w:type="spellStart"/>
-            <w:proofErr w:type="gramStart"/>
-            <w:r>
-              <w:rPr>
-                <w:rFonts w:ascii="Arial" w:eastAsia="Times New Roman" w:hAnsi="Arial" w:cs="Arial"/>
+              <w:t>[[if ne $pv.productCode “SIL”]]</w:t>
+            </w:r>
+          </w:p>
+          <w:p>
+            <w:pPr>
+              <w:jc w:val="center"/>
+              <w:outlineLvl w:val="1"/>
+              <w:rPr>
+                <w:rFonts w:ascii="Arial" w:eastAsia="Times New Roman" w:hAnsi="Arial" w:cs="Arial"/>
+                <w:b/>
+                <w:bCs/>
+                <w:color w:val="000000"/>
+                <w:kern w:val="0"/>
+                <w:sz w:val="18"/>
+                <w:szCs w:val="18"/>
+                <w14:ligatures w14:val="none"/>
+              </w:rPr>
+            </w:pPr>
+            <w:r>
+              <w:rPr>
+                <w:rFonts w:ascii="Arial" w:eastAsia="Times New Roman" w:hAnsi="Arial" w:cs="Arial"/>
+                <w:b/>
+                <w:bCs/>
+                <w:color w:val="000000"/>
+                <w:kern w:val="0"/>
+                <w:sz w:val="18"/>
+                <w:szCs w:val="18"/>
+                <w14:ligatures w14:val="none"/>
+              </w:rPr>
+              <w:t>[[$Item.modelName]]</w:t>
+            </w:r>
+          </w:p>
+          <w:p>
+            <w:pPr>
+              <w:jc w:val="center"/>
+              <w:outlineLvl w:val="1"/>
+              <w:rPr>
+                <w:rFonts w:ascii="Arial" w:eastAsia="Times New Roman" w:hAnsi="Arial" w:cs="Arial"/>
+                <w:b/>
+                <w:bCs/>
                 <w:color w:val="000000"/>
                 <w:kern w:val="0"/>
                 <w:sz w:val="10"/>
                 <w:szCs w:val="10"/>
-                <w:lang w:val="en-US"/>
-                <w14:ligatures w14:val="none"/>
-              </w:rPr>
-              <w:t>pv.productCode</w:t>
-            </w:r>
-            <w:proofErr w:type="spellEnd"/>
-            <w:proofErr w:type="gramEnd"/>
-            <w:r>
-              <w:rPr>
-                <w:rFonts w:ascii="Arial" w:eastAsia="Times New Roman" w:hAnsi="Arial" w:cs="Arial"/>
+                <w14:ligatures w14:val="none"/>
+              </w:rPr>
+            </w:pPr>
+            <w:r>
+              <w:rPr>
+                <w:rFonts w:ascii="Arial" w:eastAsia="Times New Roman" w:hAnsi="Arial" w:cs="Arial"/>
+                <w:b/>
+                <w:bCs/>
                 <w:color w:val="000000"/>
                 <w:kern w:val="0"/>
                 <w:sz w:val="10"/>
                 <w:szCs w:val="10"/>
-                <w:lang w:val="en-US"/>
-                <w14:ligatures w14:val="none"/>
-              </w:rPr>
-              <w:t xml:space="preserve"> “SIL”]]</w:t>
+                <w14:ligatures w14:val="none"/>
+              </w:rPr>
+              <w:t>[[end]]</w:t>
             </w:r>
           </w:p>
           <w:p>
@@ -4083,43 +2603,14 @@
             <w:r>
               <w:rPr>
                 <w:rFonts w:ascii="Arial" w:eastAsia="Times New Roman" w:hAnsi="Arial" w:cs="Arial"/>
-                <w:b/>
-                <w:bCs/>
-                <w:color w:val="000000"/>
-                <w:kern w:val="0"/>
-                <w:sz w:val="18"/>
-                <w:szCs w:val="18"/>
-                <w14:ligatures w14:val="none"/>
-              </w:rPr>
-              <w:t>[[$</w:t>
-            </w:r>
-            <w:proofErr w:type="spellStart"/>
-            <w:r>
-              <w:rPr>
-                <w:rFonts w:ascii="Arial" w:eastAsia="Times New Roman" w:hAnsi="Arial" w:cs="Arial"/>
-                <w:b/>
-                <w:bCs/>
-                <w:color w:val="000000"/>
-                <w:kern w:val="0"/>
-                <w:sz w:val="18"/>
-                <w:szCs w:val="18"/>
-                <w14:ligatures w14:val="none"/>
-              </w:rPr>
-              <w:t>Item.modelName</w:t>
-            </w:r>
-            <w:proofErr w:type="spellEnd"/>
-            <w:r>
-              <w:rPr>
-                <w:rFonts w:ascii="Arial" w:eastAsia="Times New Roman" w:hAnsi="Arial" w:cs="Arial"/>
-                <w:b/>
-                <w:bCs/>
-                <w:color w:val="000000"/>
-                <w:kern w:val="0"/>
-                <w:sz w:val="18"/>
-                <w:szCs w:val="18"/>
-                <w14:ligatures w14:val="none"/>
-              </w:rPr>
-              <w:t>]]</w:t>
+                <w:color w:val="000000"/>
+                <w:kern w:val="0"/>
+                <w:sz w:val="10"/>
+                <w:szCs w:val="10"/>
+                <w:lang w:val="en-US"/>
+                <w14:ligatures w14:val="none"/>
+              </w:rPr>
+              <w:t>[[if eq $pv.productCode “SIL”]]</w:t>
             </w:r>
           </w:p>
           <w:p>
@@ -4132,136 +2623,23 @@
                 <w:bCs/>
                 <w:color w:val="000000"/>
                 <w:kern w:val="0"/>
-                <w:sz w:val="10"/>
-                <w:szCs w:val="10"/>
-                <w14:ligatures w14:val="none"/>
-              </w:rPr>
-            </w:pPr>
-            <w:r>
-              <w:rPr>
-                <w:rFonts w:ascii="Arial" w:eastAsia="Times New Roman" w:hAnsi="Arial" w:cs="Arial"/>
-                <w:b/>
-                <w:bCs/>
-                <w:color w:val="000000"/>
-                <w:kern w:val="0"/>
-                <w:sz w:val="10"/>
-                <w:szCs w:val="10"/>
-                <w14:ligatures w14:val="none"/>
-              </w:rPr>
-              <w:t>[[end]]</w:t>
-            </w:r>
-          </w:p>
-          <w:p>
-            <w:pPr>
-              <w:jc w:val="center"/>
-              <w:outlineLvl w:val="1"/>
-              <w:rPr>
-                <w:rFonts w:ascii="Arial" w:eastAsia="Times New Roman" w:hAnsi="Arial" w:cs="Arial"/>
-                <w:b/>
-                <w:bCs/>
-                <w:color w:val="000000"/>
-                <w:kern w:val="0"/>
-                <w:sz w:val="18"/>
-                <w:szCs w:val="18"/>
-                <w14:ligatures w14:val="none"/>
-              </w:rPr>
-            </w:pPr>
-            <w:r>
-              <w:rPr>
-                <w:rFonts w:ascii="Arial" w:eastAsia="Times New Roman" w:hAnsi="Arial" w:cs="Arial"/>
-                <w:color w:val="000000"/>
-                <w:kern w:val="0"/>
-                <w:sz w:val="10"/>
-                <w:szCs w:val="10"/>
-                <w:lang w:val="en-US"/>
-                <w14:ligatures w14:val="none"/>
-              </w:rPr>
-              <w:t>[[if eq $</w:t>
-            </w:r>
-            <w:proofErr w:type="spellStart"/>
-            <w:proofErr w:type="gramStart"/>
-            <w:r>
-              <w:rPr>
-                <w:rFonts w:ascii="Arial" w:eastAsia="Times New Roman" w:hAnsi="Arial" w:cs="Arial"/>
-                <w:color w:val="000000"/>
-                <w:kern w:val="0"/>
-                <w:sz w:val="10"/>
-                <w:szCs w:val="10"/>
-                <w:lang w:val="en-US"/>
-                <w14:ligatures w14:val="none"/>
-              </w:rPr>
-              <w:t>pv.productCode</w:t>
-            </w:r>
-            <w:proofErr w:type="spellEnd"/>
-            <w:proofErr w:type="gramEnd"/>
-            <w:r>
-              <w:rPr>
-                <w:rFonts w:ascii="Arial" w:eastAsia="Times New Roman" w:hAnsi="Arial" w:cs="Arial"/>
-                <w:color w:val="000000"/>
-                <w:kern w:val="0"/>
-                <w:sz w:val="10"/>
-                <w:szCs w:val="10"/>
-                <w:lang w:val="en-US"/>
-                <w14:ligatures w14:val="none"/>
-              </w:rPr>
-              <w:t xml:space="preserve"> “SIL”]]</w:t>
-            </w:r>
-          </w:p>
-          <w:p>
-            <w:pPr>
-              <w:jc w:val="center"/>
-              <w:outlineLvl w:val="1"/>
-              <w:rPr>
-                <w:rFonts w:ascii="Arial" w:eastAsia="Times New Roman" w:hAnsi="Arial" w:cs="Arial"/>
-                <w:b/>
-                <w:bCs/>
-                <w:color w:val="000000"/>
-                <w:kern w:val="0"/>
-                <w:sz w:val="18"/>
-                <w:szCs w:val="18"/>
-                <w14:ligatures w14:val="none"/>
-              </w:rPr>
-            </w:pPr>
-            <w:r>
-              <w:rPr>
-                <w:rFonts w:ascii="Arial" w:eastAsia="Times New Roman" w:hAnsi="Arial" w:cs="Arial"/>
-                <w:b/>
-                <w:bCs/>
-                <w:color w:val="000000"/>
-                <w:kern w:val="0"/>
-                <w:sz w:val="18"/>
-                <w:szCs w:val="18"/>
-                <w14:ligatures w14:val="none"/>
-              </w:rPr>
-              <w:t>[[$</w:t>
-            </w:r>
-            <w:proofErr w:type="spellStart"/>
-            <w:r>
-              <w:rPr>
-                <w:rFonts w:ascii="Arial" w:eastAsia="Times New Roman" w:hAnsi="Arial" w:cs="Arial"/>
-                <w:b/>
-                <w:bCs/>
-                <w:color w:val="000000"/>
-                <w:kern w:val="0"/>
-                <w:sz w:val="18"/>
-                <w:szCs w:val="18"/>
-                <w14:ligatures w14:val="none"/>
-              </w:rPr>
-              <w:t>Item.subcategory</w:t>
-            </w:r>
-            <w:proofErr w:type="spellEnd"/>
-            <w:r>
-              <w:rPr>
-                <w:rFonts w:ascii="Arial" w:eastAsia="Times New Roman" w:hAnsi="Arial" w:cs="Arial"/>
-                <w:b/>
-                <w:bCs/>
-                <w:color w:val="000000"/>
-                <w:kern w:val="0"/>
-                <w:sz w:val="18"/>
-                <w:szCs w:val="18"/>
-                <w14:ligatures w14:val="none"/>
-              </w:rPr>
-              <w:t>]]</w:t>
+                <w:sz w:val="18"/>
+                <w:szCs w:val="18"/>
+                <w14:ligatures w14:val="none"/>
+              </w:rPr>
+            </w:pPr>
+            <w:r>
+              <w:rPr>
+                <w:rFonts w:ascii="Arial" w:eastAsia="Times New Roman" w:hAnsi="Arial" w:cs="Arial"/>
+                <w:b/>
+                <w:bCs/>
+                <w:color w:val="000000"/>
+                <w:kern w:val="0"/>
+                <w:sz w:val="18"/>
+                <w:szCs w:val="18"/>
+                <w14:ligatures w14:val="none"/>
+              </w:rPr>
+              <w:t>[[$Item.subcategory]]</w:t>
             </w:r>
           </w:p>
           <w:p>
@@ -4326,94 +2704,7 @@
                 <w:szCs w:val="18"/>
                 <w14:ligatures w14:val="none"/>
               </w:rPr>
-              <w:t>[[</w:t>
-            </w:r>
-            <w:proofErr w:type="spellStart"/>
-            <w:proofErr w:type="gramStart"/>
-            <w:r>
-              <w:rPr>
-                <w:rFonts w:ascii="Arial" w:eastAsia="Times New Roman" w:hAnsi="Arial" w:cs="Arial"/>
-                <w:color w:val="000000"/>
-                <w:kern w:val="0"/>
-                <w:sz w:val="18"/>
-                <w:szCs w:val="18"/>
-                <w14:ligatures w14:val="none"/>
-              </w:rPr>
-              <w:t>tableStart</w:t>
-            </w:r>
-            <w:proofErr w:type="spellEnd"/>
-            <w:r>
-              <w:rPr>
-                <w:rFonts w:ascii="Arial" w:eastAsia="Times New Roman" w:hAnsi="Arial" w:cs="Arial"/>
-                <w:color w:val="000000"/>
-                <w:kern w:val="0"/>
-                <w:sz w:val="18"/>
-                <w:szCs w:val="18"/>
-                <w14:ligatures w14:val="none"/>
-              </w:rPr>
-              <w:t>(</w:t>
-            </w:r>
-            <w:proofErr w:type="gramEnd"/>
-            <w:r>
-              <w:rPr>
-                <w:rFonts w:ascii="Arial" w:eastAsia="Times New Roman" w:hAnsi="Arial" w:cs="Arial"/>
-                <w:color w:val="000000"/>
-                <w:kern w:val="0"/>
-                <w:sz w:val="18"/>
-                <w:szCs w:val="18"/>
-                <w14:ligatures w14:val="none"/>
-              </w:rPr>
-              <w:t>$k, $</w:t>
-            </w:r>
-            <w:proofErr w:type="spellStart"/>
-            <w:r>
-              <w:rPr>
-                <w:rFonts w:ascii="Arial" w:eastAsia="Times New Roman" w:hAnsi="Arial" w:cs="Arial"/>
-                <w:color w:val="000000"/>
-                <w:kern w:val="0"/>
-                <w:sz w:val="18"/>
-                <w:szCs w:val="18"/>
-                <w14:ligatures w14:val="none"/>
-              </w:rPr>
-              <w:t>h as</w:t>
-            </w:r>
-            <w:proofErr w:type="spellEnd"/>
-            <w:r>
-              <w:rPr>
-                <w:rFonts w:ascii="Arial" w:eastAsia="Times New Roman" w:hAnsi="Arial" w:cs="Arial"/>
-                <w:color w:val="000000"/>
-                <w:kern w:val="0"/>
-                <w:sz w:val="18"/>
-                <w:szCs w:val="18"/>
-                <w14:ligatures w14:val="none"/>
-              </w:rPr>
-              <w:t xml:space="preserve"> $</w:t>
-            </w:r>
-            <w:proofErr w:type="spellStart"/>
-            <w:proofErr w:type="gramStart"/>
-            <w:r>
-              <w:rPr>
-                <w:rFonts w:ascii="Arial" w:eastAsia="Times New Roman" w:hAnsi="Arial" w:cs="Arial"/>
-                <w:color w:val="000000"/>
-                <w:kern w:val="0"/>
-                <w:sz w:val="18"/>
-                <w:szCs w:val="18"/>
-                <w14:ligatures w14:val="none"/>
-              </w:rPr>
-              <w:t>item.headersDisplay</w:t>
-            </w:r>
-            <w:proofErr w:type="spellEnd"/>
-            <w:proofErr w:type="gramEnd"/>
-            <w:r>
-              <w:rPr>
-                <w:rFonts w:ascii="Arial" w:eastAsia="Times New Roman" w:hAnsi="Arial" w:cs="Arial"/>
-                <w:color w:val="000000"/>
-                <w:kern w:val="0"/>
-                <w:sz w:val="18"/>
-                <w:szCs w:val="18"/>
-                <w14:ligatures w14:val="none"/>
-              </w:rPr>
-              <w:t>)]]</w:t>
+              <w:t>[[tableStart($k, $h as $item.headersDisplay)]]</w:t>
             </w:r>
           </w:p>
         </w:tc>
@@ -4451,37 +2742,7 @@
                 <w:szCs w:val="18"/>
                 <w14:ligatures w14:val="none"/>
               </w:rPr>
-              <w:t>[[$</w:t>
-            </w:r>
-            <w:proofErr w:type="spellStart"/>
-            <w:proofErr w:type="gramStart"/>
-            <w:r>
-              <w:rPr>
-                <w:rFonts w:ascii="Arial" w:eastAsia="Times New Roman" w:hAnsi="Arial" w:cs="Arial"/>
-                <w:b/>
-                <w:bCs/>
-                <w:color w:val="000000"/>
-                <w:kern w:val="0"/>
-                <w:sz w:val="18"/>
-                <w:szCs w:val="18"/>
-                <w14:ligatures w14:val="none"/>
-              </w:rPr>
-              <w:t>h.leftLabel</w:t>
-            </w:r>
-            <w:proofErr w:type="spellEnd"/>
-            <w:proofErr w:type="gramEnd"/>
-            <w:r>
-              <w:rPr>
-                <w:rFonts w:ascii="Arial" w:eastAsia="Times New Roman" w:hAnsi="Arial" w:cs="Arial"/>
-                <w:b/>
-                <w:bCs/>
-                <w:color w:val="000000"/>
-                <w:kern w:val="0"/>
-                <w:sz w:val="18"/>
-                <w:szCs w:val="18"/>
-                <w14:ligatures w14:val="none"/>
-              </w:rPr>
-              <w:t>]]</w:t>
+              <w:t>[[$h.leftLabel]]</w:t>
             </w:r>
           </w:p>
         </w:tc>
@@ -4510,33 +2771,7 @@
                 <w:szCs w:val="18"/>
                 <w14:ligatures w14:val="none"/>
               </w:rPr>
-              <w:t>[[$</w:t>
-            </w:r>
-            <w:proofErr w:type="spellStart"/>
-            <w:proofErr w:type="gramStart"/>
-            <w:r>
-              <w:rPr>
-                <w:rFonts w:ascii="Arial" w:eastAsia="Times New Roman" w:hAnsi="Arial" w:cs="Arial"/>
-                <w:color w:val="000000"/>
-                <w:kern w:val="0"/>
-                <w:sz w:val="18"/>
-                <w:szCs w:val="18"/>
-                <w14:ligatures w14:val="none"/>
-              </w:rPr>
-              <w:t>h.leftValue</w:t>
-            </w:r>
-            <w:proofErr w:type="spellEnd"/>
-            <w:proofErr w:type="gramEnd"/>
-            <w:r>
-              <w:rPr>
-                <w:rFonts w:ascii="Arial" w:eastAsia="Times New Roman" w:hAnsi="Arial" w:cs="Arial"/>
-                <w:color w:val="000000"/>
-                <w:kern w:val="0"/>
-                <w:sz w:val="18"/>
-                <w:szCs w:val="18"/>
-                <w14:ligatures w14:val="none"/>
-              </w:rPr>
-              <w:t>]</w:t>
+              <w:t>[[$h.leftValue]</w:t>
             </w:r>
             <w:r>
               <w:rPr>
@@ -4580,37 +2815,7 @@
                 <w:szCs w:val="18"/>
                 <w14:ligatures w14:val="none"/>
               </w:rPr>
-              <w:t>[[$</w:t>
-            </w:r>
-            <w:proofErr w:type="spellStart"/>
-            <w:proofErr w:type="gramStart"/>
-            <w:r>
-              <w:rPr>
-                <w:rFonts w:ascii="Arial" w:eastAsia="Times New Roman" w:hAnsi="Arial" w:cs="Arial"/>
-                <w:b/>
-                <w:bCs/>
-                <w:color w:val="000000"/>
-                <w:kern w:val="0"/>
-                <w:sz w:val="18"/>
-                <w:szCs w:val="18"/>
-                <w14:ligatures w14:val="none"/>
-              </w:rPr>
-              <w:t>h.rightLabel</w:t>
-            </w:r>
-            <w:proofErr w:type="spellEnd"/>
-            <w:proofErr w:type="gramEnd"/>
-            <w:r>
-              <w:rPr>
-                <w:rFonts w:ascii="Arial" w:eastAsia="Times New Roman" w:hAnsi="Arial" w:cs="Arial"/>
-                <w:b/>
-                <w:bCs/>
-                <w:color w:val="000000"/>
-                <w:kern w:val="0"/>
-                <w:sz w:val="18"/>
-                <w:szCs w:val="18"/>
-                <w14:ligatures w14:val="none"/>
-              </w:rPr>
-              <w:t>]]</w:t>
+              <w:t>[[$h.rightLabel]]</w:t>
             </w:r>
           </w:p>
         </w:tc>
@@ -4641,33 +2846,7 @@
                 <w:szCs w:val="18"/>
                 <w14:ligatures w14:val="none"/>
               </w:rPr>
-              <w:t>[[$</w:t>
-            </w:r>
-            <w:proofErr w:type="spellStart"/>
-            <w:proofErr w:type="gramStart"/>
-            <w:r>
-              <w:rPr>
-                <w:rFonts w:ascii="Arial" w:eastAsia="Times New Roman" w:hAnsi="Arial" w:cs="Arial"/>
-                <w:color w:val="000000"/>
-                <w:kern w:val="0"/>
-                <w:sz w:val="18"/>
-                <w:szCs w:val="18"/>
-                <w14:ligatures w14:val="none"/>
-              </w:rPr>
-              <w:t>h.rightValue</w:t>
-            </w:r>
-            <w:proofErr w:type="spellEnd"/>
-            <w:proofErr w:type="gramEnd"/>
-            <w:r>
-              <w:rPr>
-                <w:rFonts w:ascii="Arial" w:eastAsia="Times New Roman" w:hAnsi="Arial" w:cs="Arial"/>
-                <w:color w:val="000000"/>
-                <w:kern w:val="0"/>
-                <w:sz w:val="18"/>
-                <w:szCs w:val="18"/>
-                <w14:ligatures w14:val="none"/>
-              </w:rPr>
-              <w:t>]]</w:t>
+              <w:t>[[$h.rightValue]]</w:t>
             </w:r>
           </w:p>
         </w:tc>
@@ -4705,31 +2884,7 @@
                 <w:szCs w:val="18"/>
                 <w14:ligatures w14:val="none"/>
               </w:rPr>
-              <w:t>[[</w:t>
-            </w:r>
-            <w:proofErr w:type="spellStart"/>
-            <w:r>
-              <w:rPr>
-                <w:rFonts w:ascii="Arial" w:eastAsia="Times New Roman" w:hAnsi="Arial" w:cs="Arial"/>
-                <w:color w:val="000000"/>
-                <w:kern w:val="0"/>
-                <w:sz w:val="18"/>
-                <w:szCs w:val="18"/>
-                <w14:ligatures w14:val="none"/>
-              </w:rPr>
-              <w:t>tableEnd</w:t>
-            </w:r>
-            <w:proofErr w:type="spellEnd"/>
-            <w:r>
-              <w:rPr>
-                <w:rFonts w:ascii="Arial" w:eastAsia="Times New Roman" w:hAnsi="Arial" w:cs="Arial"/>
-                <w:color w:val="000000"/>
-                <w:kern w:val="0"/>
-                <w:sz w:val="18"/>
-                <w:szCs w:val="18"/>
-                <w14:ligatures w14:val="none"/>
-              </w:rPr>
-              <w:t>]]</w:t>
+              <w:t>[[tableEnd]]</w:t>
             </w:r>
           </w:p>
         </w:tc>
@@ -5003,44 +3158,7 @@
                 <w:szCs w:val="18"/>
                 <w14:ligatures w14:val="none"/>
               </w:rPr>
-              <w:t>[[$</w:t>
-            </w:r>
-            <w:proofErr w:type="spellStart"/>
-            <w:proofErr w:type="gramStart"/>
-            <w:r>
-              <w:rPr>
-                <w:rFonts w:ascii="Arial" w:eastAsia="Times New Roman" w:hAnsi="Arial" w:cs="Arial"/>
-                <w:color w:val="000000"/>
-                <w:kern w:val="0"/>
-                <w:sz w:val="18"/>
-                <w:szCs w:val="18"/>
-                <w14:ligatures w14:val="none"/>
-              </w:rPr>
-              <w:t>sNo</w:t>
-            </w:r>
-            <w:proofErr w:type="spellEnd"/>
-            <w:r>
-              <w:rPr>
-                <w:rFonts w:ascii="Arial" w:eastAsia="Times New Roman" w:hAnsi="Arial" w:cs="Arial"/>
-                <w:color w:val="000000"/>
-                <w:kern w:val="0"/>
-                <w:sz w:val="18"/>
-                <w:szCs w:val="18"/>
-                <w14:ligatures w14:val="none"/>
-              </w:rPr>
-              <w:t xml:space="preserve"> :</w:t>
-            </w:r>
-            <w:proofErr w:type="gramEnd"/>
-            <w:r>
-              <w:rPr>
-                <w:rFonts w:ascii="Arial" w:eastAsia="Times New Roman" w:hAnsi="Arial" w:cs="Arial"/>
-                <w:color w:val="000000"/>
-                <w:kern w:val="0"/>
-                <w:sz w:val="18"/>
-                <w:szCs w:val="18"/>
-                <w14:ligatures w14:val="none"/>
-              </w:rPr>
-              <w:t>= 1]]</w:t>
+              <w:t>[[$sNo := 1]]</w:t>
             </w:r>
           </w:p>
           <w:p>
@@ -5067,131 +3185,31 @@
                 <w:szCs w:val="18"/>
                 <w14:ligatures w14:val="none"/>
               </w:rPr>
-              <w:t>[[$</w:t>
-            </w:r>
-            <w:proofErr w:type="spellStart"/>
-            <w:proofErr w:type="gramStart"/>
-            <w:r>
-              <w:rPr>
-                <w:rFonts w:ascii="Arial" w:eastAsia="Times New Roman" w:hAnsi="Arial" w:cs="Arial"/>
-                <w:color w:val="000000"/>
-                <w:kern w:val="0"/>
-                <w:sz w:val="18"/>
-                <w:szCs w:val="18"/>
-                <w14:ligatures w14:val="none"/>
-              </w:rPr>
-              <w:t>cVal</w:t>
-            </w:r>
-            <w:proofErr w:type="spellEnd"/>
-            <w:r>
-              <w:rPr>
-                <w:rFonts w:ascii="Arial" w:eastAsia="Times New Roman" w:hAnsi="Arial" w:cs="Arial"/>
-                <w:color w:val="000000"/>
-                <w:kern w:val="0"/>
-                <w:sz w:val="18"/>
-                <w:szCs w:val="18"/>
-                <w14:ligatures w14:val="none"/>
-              </w:rPr>
-              <w:t xml:space="preserve"> :</w:t>
-            </w:r>
-            <w:proofErr w:type="gramEnd"/>
-            <w:r>
-              <w:rPr>
-                <w:rFonts w:ascii="Arial" w:eastAsia="Times New Roman" w:hAnsi="Arial" w:cs="Arial"/>
-                <w:color w:val="000000"/>
-                <w:kern w:val="0"/>
-                <w:sz w:val="18"/>
-                <w:szCs w:val="18"/>
-                <w14:ligatures w14:val="none"/>
-              </w:rPr>
-              <w:t>=0]]</w:t>
-            </w:r>
-          </w:p>
-          <w:p>
-            <w:pPr>
-              <w:rPr>
-                <w:rFonts w:ascii="Arial" w:eastAsia="Times New Roman" w:hAnsi="Arial" w:cs="Arial"/>
-                <w:color w:val="000000"/>
-                <w:kern w:val="0"/>
-                <w:sz w:val="18"/>
-                <w:szCs w:val="18"/>
-                <w:lang w:val="en-US"/>
-                <w14:ligatures w14:val="none"/>
-              </w:rPr>
-            </w:pPr>
-            <w:r>
-              <w:rPr>
-                <w:rFonts w:ascii="Arial" w:eastAsia="Times New Roman" w:hAnsi="Arial" w:cs="Arial"/>
-                <w:color w:val="000000"/>
-                <w:kern w:val="0"/>
-                <w:sz w:val="18"/>
-                <w:szCs w:val="18"/>
-                <w14:ligatures w14:val="none"/>
-              </w:rPr>
-              <w:t>[[</w:t>
-            </w:r>
-            <w:proofErr w:type="spellStart"/>
-            <w:proofErr w:type="gramStart"/>
-            <w:r>
-              <w:rPr>
-                <w:rFonts w:ascii="Arial" w:eastAsia="Times New Roman" w:hAnsi="Arial" w:cs="Arial"/>
-                <w:color w:val="000000"/>
-                <w:kern w:val="0"/>
-                <w:sz w:val="18"/>
-                <w:szCs w:val="18"/>
-                <w14:ligatures w14:val="none"/>
-              </w:rPr>
-              <w:t>tableStart</w:t>
-            </w:r>
-            <w:proofErr w:type="spellEnd"/>
-            <w:r>
-              <w:rPr>
-                <w:rFonts w:ascii="Arial" w:eastAsia="Times New Roman" w:hAnsi="Arial" w:cs="Arial"/>
-                <w:color w:val="000000"/>
-                <w:kern w:val="0"/>
-                <w:sz w:val="18"/>
-                <w:szCs w:val="18"/>
-                <w14:ligatures w14:val="none"/>
-              </w:rPr>
-              <w:t>(</w:t>
-            </w:r>
-            <w:proofErr w:type="gramEnd"/>
-            <w:r>
-              <w:rPr>
-                <w:rFonts w:ascii="Arial" w:eastAsia="Times New Roman" w:hAnsi="Arial" w:cs="Arial"/>
-                <w:color w:val="000000"/>
-                <w:kern w:val="0"/>
-                <w:sz w:val="18"/>
-                <w:szCs w:val="18"/>
-                <w14:ligatures w14:val="none"/>
-              </w:rPr>
-              <w:t>$k, $s as $</w:t>
-            </w:r>
-            <w:proofErr w:type="spellStart"/>
-            <w:proofErr w:type="gramStart"/>
-            <w:r>
-              <w:rPr>
-                <w:rFonts w:ascii="Arial" w:eastAsia="Times New Roman" w:hAnsi="Arial" w:cs="Arial"/>
-                <w:color w:val="000000"/>
-                <w:kern w:val="0"/>
-                <w:sz w:val="18"/>
-                <w:szCs w:val="18"/>
-                <w14:ligatures w14:val="none"/>
-              </w:rPr>
-              <w:t>item.details</w:t>
-            </w:r>
-            <w:proofErr w:type="spellEnd"/>
-            <w:proofErr w:type="gramEnd"/>
-            <w:r>
-              <w:rPr>
-                <w:rFonts w:ascii="Arial" w:eastAsia="Times New Roman" w:hAnsi="Arial" w:cs="Arial"/>
-                <w:color w:val="000000"/>
-                <w:kern w:val="0"/>
-                <w:sz w:val="18"/>
-                <w:szCs w:val="18"/>
-                <w14:ligatures w14:val="none"/>
-              </w:rPr>
-              <w:t>)]]</w:t>
+              <w:t>[[$cVal :=0]]</w:t>
+            </w:r>
+          </w:p>
+          <w:p>
+            <w:pPr>
+              <w:rPr>
+                <w:rFonts w:ascii="Arial" w:eastAsia="Times New Roman" w:hAnsi="Arial" w:cs="Arial"/>
+                <w:color w:val="000000"/>
+                <w:kern w:val="0"/>
+                <w:sz w:val="18"/>
+                <w:szCs w:val="18"/>
+                <w:lang w:val="en-US"/>
+                <w14:ligatures w14:val="none"/>
+              </w:rPr>
+            </w:pPr>
+            <w:r>
+              <w:rPr>
+                <w:rFonts w:ascii="Arial" w:eastAsia="Times New Roman" w:hAnsi="Arial" w:cs="Arial"/>
+                <w:color w:val="000000"/>
+                <w:kern w:val="0"/>
+                <w:sz w:val="18"/>
+                <w:szCs w:val="18"/>
+                <w14:ligatures w14:val="none"/>
+              </w:rPr>
+              <w:t>[[tableStart($k, $s as $item.details)]]</w:t>
             </w:r>
           </w:p>
         </w:tc>
@@ -5226,31 +3244,7 @@
                 <w:szCs w:val="18"/>
                 <w14:ligatures w14:val="none"/>
               </w:rPr>
-              <w:t>[[$</w:t>
-            </w:r>
-            <w:proofErr w:type="spellStart"/>
-            <w:r>
-              <w:rPr>
-                <w:rFonts w:ascii="Arial" w:eastAsia="Times New Roman" w:hAnsi="Arial" w:cs="Arial"/>
-                <w:color w:val="000000"/>
-                <w:kern w:val="0"/>
-                <w:sz w:val="18"/>
-                <w:szCs w:val="18"/>
-                <w14:ligatures w14:val="none"/>
-              </w:rPr>
-              <w:t>sNo</w:t>
-            </w:r>
-            <w:proofErr w:type="spellEnd"/>
-            <w:r>
-              <w:rPr>
-                <w:rFonts w:ascii="Arial" w:eastAsia="Times New Roman" w:hAnsi="Arial" w:cs="Arial"/>
-                <w:color w:val="000000"/>
-                <w:kern w:val="0"/>
-                <w:sz w:val="18"/>
-                <w:szCs w:val="18"/>
-                <w14:ligatures w14:val="none"/>
-              </w:rPr>
-              <w:t>]]</w:t>
+              <w:t>[[$sNo]]</w:t>
             </w:r>
           </w:p>
         </w:tc>
@@ -5280,33 +3274,7 @@
                 <w:szCs w:val="18"/>
                 <w14:ligatures w14:val="none"/>
               </w:rPr>
-              <w:t>[[$</w:t>
-            </w:r>
-            <w:proofErr w:type="spellStart"/>
-            <w:proofErr w:type="gramStart"/>
-            <w:r>
-              <w:rPr>
-                <w:rFonts w:ascii="Arial" w:eastAsia="Times New Roman" w:hAnsi="Arial" w:cs="Arial"/>
-                <w:color w:val="000000"/>
-                <w:kern w:val="0"/>
-                <w:sz w:val="18"/>
-                <w:szCs w:val="18"/>
-                <w14:ligatures w14:val="none"/>
-              </w:rPr>
-              <w:t>s.tagRef</w:t>
-            </w:r>
-            <w:proofErr w:type="spellEnd"/>
-            <w:proofErr w:type="gramEnd"/>
-            <w:r>
-              <w:rPr>
-                <w:rFonts w:ascii="Arial" w:eastAsia="Times New Roman" w:hAnsi="Arial" w:cs="Arial"/>
-                <w:color w:val="000000"/>
-                <w:kern w:val="0"/>
-                <w:sz w:val="18"/>
-                <w:szCs w:val="18"/>
-                <w14:ligatures w14:val="none"/>
-              </w:rPr>
-              <w:t>]]</w:t>
+              <w:t>[[$s.tagRef]]</w:t>
             </w:r>
           </w:p>
         </w:tc>
@@ -5340,33 +3308,7 @@
                 <w:szCs w:val="18"/>
                 <w14:ligatures w14:val="none"/>
               </w:rPr>
-              <w:t>[[$</w:t>
-            </w:r>
-            <w:proofErr w:type="spellStart"/>
-            <w:proofErr w:type="gramStart"/>
-            <w:r>
-              <w:rPr>
-                <w:rFonts w:ascii="Arial" w:eastAsia="Times New Roman" w:hAnsi="Arial" w:cs="Arial"/>
-                <w:color w:val="000000"/>
-                <w:kern w:val="0"/>
-                <w:sz w:val="18"/>
-                <w:szCs w:val="18"/>
-                <w14:ligatures w14:val="none"/>
-              </w:rPr>
-              <w:t>s.cartTitle</w:t>
-            </w:r>
-            <w:proofErr w:type="spellEnd"/>
-            <w:proofErr w:type="gramEnd"/>
-            <w:r>
-              <w:rPr>
-                <w:rFonts w:ascii="Arial" w:eastAsia="Times New Roman" w:hAnsi="Arial" w:cs="Arial"/>
-                <w:color w:val="000000"/>
-                <w:kern w:val="0"/>
-                <w:sz w:val="18"/>
-                <w:szCs w:val="18"/>
-                <w14:ligatures w14:val="none"/>
-              </w:rPr>
-              <w:t>]]</w:t>
+              <w:t>[[$s.cartTitle]]</w:t>
             </w:r>
           </w:p>
         </w:tc>
@@ -5397,31 +3339,7 @@
                 <w:szCs w:val="18"/>
                 <w14:ligatures w14:val="none"/>
               </w:rPr>
-              <w:t>[[$</w:t>
-            </w:r>
-            <w:proofErr w:type="spellStart"/>
-            <w:r>
-              <w:rPr>
-                <w:rFonts w:ascii="Arial" w:eastAsia="Times New Roman" w:hAnsi="Arial" w:cs="Arial"/>
-                <w:color w:val="000000"/>
-                <w:kern w:val="0"/>
-                <w:sz w:val="18"/>
-                <w:szCs w:val="18"/>
-                <w14:ligatures w14:val="none"/>
-              </w:rPr>
-              <w:t>s.qty</w:t>
-            </w:r>
-            <w:proofErr w:type="spellEnd"/>
-            <w:r>
-              <w:rPr>
-                <w:rFonts w:ascii="Arial" w:eastAsia="Times New Roman" w:hAnsi="Arial" w:cs="Arial"/>
-                <w:color w:val="000000"/>
-                <w:kern w:val="0"/>
-                <w:sz w:val="18"/>
-                <w:szCs w:val="18"/>
-                <w14:ligatures w14:val="none"/>
-              </w:rPr>
-              <w:t>]]</w:t>
+              <w:t>[[$s.qty]]</w:t>
             </w:r>
           </w:p>
         </w:tc>
@@ -5453,33 +3371,7 @@
                 <w:szCs w:val="18"/>
                 <w14:ligatures w14:val="none"/>
               </w:rPr>
-              <w:t>[[$</w:t>
-            </w:r>
-            <w:proofErr w:type="spellStart"/>
-            <w:proofErr w:type="gramStart"/>
-            <w:r>
-              <w:rPr>
-                <w:rFonts w:ascii="Arial" w:eastAsia="Times New Roman" w:hAnsi="Arial" w:cs="Arial"/>
-                <w:color w:val="000000"/>
-                <w:kern w:val="0"/>
-                <w:sz w:val="18"/>
-                <w:szCs w:val="18"/>
-                <w14:ligatures w14:val="none"/>
-              </w:rPr>
-              <w:t>s.rate</w:t>
-            </w:r>
-            <w:proofErr w:type="spellEnd"/>
-            <w:proofErr w:type="gramEnd"/>
-            <w:r>
-              <w:rPr>
-                <w:rFonts w:ascii="Arial" w:eastAsia="Times New Roman" w:hAnsi="Arial" w:cs="Arial"/>
-                <w:color w:val="000000"/>
-                <w:kern w:val="0"/>
-                <w:sz w:val="18"/>
-                <w:szCs w:val="18"/>
-                <w14:ligatures w14:val="none"/>
-              </w:rPr>
-              <w:t>]]</w:t>
+              <w:t>[[$s.rate]]</w:t>
             </w:r>
           </w:p>
         </w:tc>
@@ -5510,33 +3402,7 @@
                 <w:szCs w:val="18"/>
                 <w14:ligatures w14:val="none"/>
               </w:rPr>
-              <w:t>[[$</w:t>
-            </w:r>
-            <w:proofErr w:type="spellStart"/>
-            <w:proofErr w:type="gramStart"/>
-            <w:r>
-              <w:rPr>
-                <w:rFonts w:ascii="Arial" w:eastAsia="Times New Roman" w:hAnsi="Arial" w:cs="Arial"/>
-                <w:color w:val="000000"/>
-                <w:kern w:val="0"/>
-                <w:sz w:val="18"/>
-                <w:szCs w:val="18"/>
-                <w14:ligatures w14:val="none"/>
-              </w:rPr>
-              <w:t>s.amount</w:t>
-            </w:r>
-            <w:proofErr w:type="spellEnd"/>
-            <w:proofErr w:type="gramEnd"/>
-            <w:r>
-              <w:rPr>
-                <w:rFonts w:ascii="Arial" w:eastAsia="Times New Roman" w:hAnsi="Arial" w:cs="Arial"/>
-                <w:color w:val="000000"/>
-                <w:kern w:val="0"/>
-                <w:sz w:val="18"/>
-                <w:szCs w:val="18"/>
-                <w14:ligatures w14:val="none"/>
-              </w:rPr>
-              <w:t>]]</w:t>
+              <w:t>[[$s.amount]]</w:t>
             </w:r>
           </w:p>
         </w:tc>
@@ -5567,35 +3433,7 @@
                 <w:lang w:val="en-US"/>
                 <w14:ligatures w14:val="none"/>
               </w:rPr>
-              <w:t>[[$</w:t>
-            </w:r>
-            <w:proofErr w:type="spellStart"/>
-            <w:proofErr w:type="gramStart"/>
-            <w:r>
-              <w:rPr>
-                <w:rFonts w:ascii="Arial" w:eastAsia="Times New Roman" w:hAnsi="Arial" w:cs="Arial"/>
-                <w:color w:val="000000"/>
-                <w:kern w:val="0"/>
-                <w:sz w:val="18"/>
-                <w:szCs w:val="18"/>
-                <w:lang w:val="en-US"/>
-                <w14:ligatures w14:val="none"/>
-              </w:rPr>
-              <w:t>s.notes</w:t>
-            </w:r>
-            <w:proofErr w:type="spellEnd"/>
-            <w:proofErr w:type="gramEnd"/>
-            <w:r>
-              <w:rPr>
-                <w:rFonts w:ascii="Arial" w:eastAsia="Times New Roman" w:hAnsi="Arial" w:cs="Arial"/>
-                <w:color w:val="000000"/>
-                <w:kern w:val="0"/>
-                <w:sz w:val="18"/>
-                <w:szCs w:val="18"/>
-                <w:lang w:val="en-US"/>
-                <w14:ligatures w14:val="none"/>
-              </w:rPr>
-              <w:t>]]</w:t>
+              <w:t>[[$s.notes]]</w:t>
             </w:r>
           </w:p>
         </w:tc>
@@ -5633,103 +3471,31 @@
                 <w:szCs w:val="18"/>
                 <w14:ligatures w14:val="none"/>
               </w:rPr>
-              <w:t>[[$</w:t>
-            </w:r>
-            <w:proofErr w:type="spellStart"/>
-            <w:r>
-              <w:rPr>
-                <w:rFonts w:ascii="Arial" w:eastAsia="Times New Roman" w:hAnsi="Arial" w:cs="Arial"/>
-                <w:color w:val="000000"/>
-                <w:kern w:val="0"/>
-                <w:sz w:val="18"/>
-                <w:szCs w:val="18"/>
-                <w14:ligatures w14:val="none"/>
-              </w:rPr>
-              <w:t>sNo</w:t>
-            </w:r>
-            <w:proofErr w:type="spellEnd"/>
-            <w:r>
-              <w:rPr>
-                <w:rFonts w:ascii="Arial" w:eastAsia="Times New Roman" w:hAnsi="Arial" w:cs="Arial"/>
-                <w:color w:val="000000"/>
-                <w:kern w:val="0"/>
-                <w:sz w:val="18"/>
-                <w:szCs w:val="18"/>
-                <w14:ligatures w14:val="none"/>
-              </w:rPr>
-              <w:t xml:space="preserve"> = add $</w:t>
-            </w:r>
-            <w:proofErr w:type="spellStart"/>
-            <w:r>
-              <w:rPr>
-                <w:rFonts w:ascii="Arial" w:eastAsia="Times New Roman" w:hAnsi="Arial" w:cs="Arial"/>
-                <w:color w:val="000000"/>
-                <w:kern w:val="0"/>
-                <w:sz w:val="18"/>
-                <w:szCs w:val="18"/>
-                <w14:ligatures w14:val="none"/>
-              </w:rPr>
-              <w:t>sNo</w:t>
-            </w:r>
-            <w:proofErr w:type="spellEnd"/>
-            <w:r>
-              <w:rPr>
-                <w:rFonts w:ascii="Arial" w:eastAsia="Times New Roman" w:hAnsi="Arial" w:cs="Arial"/>
-                <w:color w:val="000000"/>
-                <w:kern w:val="0"/>
-                <w:sz w:val="18"/>
-                <w:szCs w:val="18"/>
-                <w14:ligatures w14:val="none"/>
-              </w:rPr>
-              <w:t xml:space="preserve"> 1]]</w:t>
-            </w:r>
-          </w:p>
-          <w:p>
-            <w:pPr>
-              <w:rPr>
-                <w:rFonts w:ascii="Arial" w:eastAsia="Times New Roman" w:hAnsi="Arial" w:cs="Arial"/>
-                <w:color w:val="000000"/>
-                <w:kern w:val="0"/>
-                <w:sz w:val="18"/>
-                <w:szCs w:val="18"/>
-                <w:lang w:val="en-US"/>
-                <w14:ligatures w14:val="none"/>
-              </w:rPr>
-            </w:pPr>
-            <w:r>
-              <w:rPr>
-                <w:rFonts w:ascii="Arial" w:eastAsia="Times New Roman" w:hAnsi="Arial" w:cs="Arial"/>
-                <w:color w:val="000000"/>
-                <w:kern w:val="0"/>
-                <w:sz w:val="18"/>
-                <w:szCs w:val="18"/>
-                <w14:ligatures w14:val="none"/>
-              </w:rPr>
-              <w:t>[[</w:t>
-            </w:r>
-            <w:proofErr w:type="spellStart"/>
-            <w:r>
-              <w:rPr>
-                <w:rFonts w:ascii="Arial" w:eastAsia="Times New Roman" w:hAnsi="Arial" w:cs="Arial"/>
-                <w:color w:val="000000"/>
-                <w:kern w:val="0"/>
-                <w:sz w:val="18"/>
-                <w:szCs w:val="18"/>
-                <w14:ligatures w14:val="none"/>
-              </w:rPr>
-              <w:t>tableEnd</w:t>
-            </w:r>
-            <w:proofErr w:type="spellEnd"/>
-            <w:r>
-              <w:rPr>
-                <w:rFonts w:ascii="Arial" w:eastAsia="Times New Roman" w:hAnsi="Arial" w:cs="Arial"/>
-                <w:color w:val="000000"/>
-                <w:kern w:val="0"/>
-                <w:sz w:val="18"/>
-                <w:szCs w:val="18"/>
-                <w14:ligatures w14:val="none"/>
-              </w:rPr>
-              <w:t>]]</w:t>
+              <w:t>[[$sNo = add $sNo 1]]</w:t>
+            </w:r>
+          </w:p>
+          <w:p>
+            <w:pPr>
+              <w:rPr>
+                <w:rFonts w:ascii="Arial" w:eastAsia="Times New Roman" w:hAnsi="Arial" w:cs="Arial"/>
+                <w:color w:val="000000"/>
+                <w:kern w:val="0"/>
+                <w:sz w:val="18"/>
+                <w:szCs w:val="18"/>
+                <w:lang w:val="en-US"/>
+                <w14:ligatures w14:val="none"/>
+              </w:rPr>
+            </w:pPr>
+            <w:r>
+              <w:rPr>
+                <w:rFonts w:ascii="Arial" w:eastAsia="Times New Roman" w:hAnsi="Arial" w:cs="Arial"/>
+                <w:color w:val="000000"/>
+                <w:kern w:val="0"/>
+                <w:sz w:val="18"/>
+                <w:szCs w:val="18"/>
+                <w14:ligatures w14:val="none"/>
+              </w:rPr>
+              <w:t>[[tableEnd]]</w:t>
             </w:r>
           </w:p>
         </w:tc>
@@ -5801,53 +3567,7 @@
                 <w:lang w:val="en-US"/>
                 <w14:ligatures w14:val="none"/>
               </w:rPr>
-              <w:t>[[$</w:t>
-            </w:r>
-            <w:proofErr w:type="spellStart"/>
-            <w:proofErr w:type="gramStart"/>
-            <w:r>
-              <w:rPr>
-                <w:rFonts w:ascii="Arial" w:eastAsia="Times New Roman" w:hAnsi="Arial" w:cs="Arial"/>
-                <w:b/>
-                <w:bCs/>
-                <w:color w:val="000000"/>
-                <w:kern w:val="0"/>
-                <w:sz w:val="18"/>
-                <w:szCs w:val="18"/>
-                <w:lang w:val="en-US"/>
-                <w14:ligatures w14:val="none"/>
-              </w:rPr>
-              <w:t>item.summary</w:t>
-            </w:r>
-            <w:proofErr w:type="gramEnd"/>
-            <w:r>
-              <w:rPr>
-                <w:rFonts w:ascii="Arial" w:eastAsia="Times New Roman" w:hAnsi="Arial" w:cs="Arial"/>
-                <w:b/>
-                <w:bCs/>
-                <w:color w:val="000000"/>
-                <w:kern w:val="0"/>
-                <w:sz w:val="18"/>
-                <w:szCs w:val="18"/>
-                <w:lang w:val="en-US"/>
-                <w14:ligatures w14:val="none"/>
-              </w:rPr>
-              <w:t>.cartQty</w:t>
-            </w:r>
-            <w:proofErr w:type="spellEnd"/>
-            <w:r>
-              <w:rPr>
-                <w:rFonts w:ascii="Arial" w:eastAsia="Times New Roman" w:hAnsi="Arial" w:cs="Arial"/>
-                <w:b/>
-                <w:bCs/>
-                <w:color w:val="000000"/>
-                <w:kern w:val="0"/>
-                <w:sz w:val="18"/>
-                <w:szCs w:val="18"/>
-                <w:lang w:val="en-US"/>
-                <w14:ligatures w14:val="none"/>
-              </w:rPr>
-              <w:t>]]</w:t>
+              <w:t>[[$item.summary.cartQty]]</w:t>
             </w:r>
           </w:p>
         </w:tc>
@@ -5900,53 +3620,7 @@
                 <w:lang w:val="en-US"/>
                 <w14:ligatures w14:val="none"/>
               </w:rPr>
-              <w:t>[[$</w:t>
-            </w:r>
-            <w:proofErr w:type="spellStart"/>
-            <w:proofErr w:type="gramStart"/>
-            <w:r>
-              <w:rPr>
-                <w:rFonts w:ascii="Arial" w:eastAsia="Times New Roman" w:hAnsi="Arial" w:cs="Arial"/>
-                <w:b/>
-                <w:bCs/>
-                <w:color w:val="000000"/>
-                <w:kern w:val="0"/>
-                <w:sz w:val="18"/>
-                <w:szCs w:val="18"/>
-                <w:lang w:val="en-US"/>
-                <w14:ligatures w14:val="none"/>
-              </w:rPr>
-              <w:t>item.summary</w:t>
-            </w:r>
-            <w:proofErr w:type="gramEnd"/>
-            <w:r>
-              <w:rPr>
-                <w:rFonts w:ascii="Arial" w:eastAsia="Times New Roman" w:hAnsi="Arial" w:cs="Arial"/>
-                <w:b/>
-                <w:bCs/>
-                <w:color w:val="000000"/>
-                <w:kern w:val="0"/>
-                <w:sz w:val="18"/>
-                <w:szCs w:val="18"/>
-                <w:lang w:val="en-US"/>
-                <w14:ligatures w14:val="none"/>
-              </w:rPr>
-              <w:t>.cartAmount</w:t>
-            </w:r>
-            <w:proofErr w:type="spellEnd"/>
-            <w:r>
-              <w:rPr>
-                <w:rFonts w:ascii="Arial" w:eastAsia="Times New Roman" w:hAnsi="Arial" w:cs="Arial"/>
-                <w:b/>
-                <w:bCs/>
-                <w:color w:val="000000"/>
-                <w:kern w:val="0"/>
-                <w:sz w:val="18"/>
-                <w:szCs w:val="18"/>
-                <w:lang w:val="en-US"/>
-                <w14:ligatures w14:val="none"/>
-              </w:rPr>
-              <w:t>]]</w:t>
+              <w:t>[[$item.summary.cartAmount]]</w:t>
             </w:r>
           </w:p>
         </w:tc>
@@ -6002,31 +3676,7 @@
                 <w:szCs w:val="18"/>
                 <w14:ligatures w14:val="none"/>
               </w:rPr>
-              <w:t>[[</w:t>
-            </w:r>
-            <w:proofErr w:type="spellStart"/>
-            <w:r>
-              <w:rPr>
-                <w:rFonts w:ascii="Arial" w:eastAsia="Times New Roman" w:hAnsi="Arial" w:cs="Arial"/>
-                <w:color w:val="000000"/>
-                <w:kern w:val="0"/>
-                <w:sz w:val="18"/>
-                <w:szCs w:val="18"/>
-                <w14:ligatures w14:val="none"/>
-              </w:rPr>
-              <w:t>tableEnd</w:t>
-            </w:r>
-            <w:proofErr w:type="spellEnd"/>
-            <w:r>
-              <w:rPr>
-                <w:rFonts w:ascii="Arial" w:eastAsia="Times New Roman" w:hAnsi="Arial" w:cs="Arial"/>
-                <w:color w:val="000000"/>
-                <w:kern w:val="0"/>
-                <w:sz w:val="18"/>
-                <w:szCs w:val="18"/>
-                <w14:ligatures w14:val="none"/>
-              </w:rPr>
-              <w:t>]]</w:t>
+              <w:t>[[tableEnd]]</w:t>
             </w:r>
           </w:p>
           <w:p>
@@ -6053,103 +3703,31 @@
                 <w:szCs w:val="18"/>
                 <w14:ligatures w14:val="none"/>
               </w:rPr>
-              <w:t>[[$</w:t>
-            </w:r>
-            <w:proofErr w:type="spellStart"/>
-            <w:r>
-              <w:rPr>
-                <w:rFonts w:ascii="Arial" w:eastAsia="Times New Roman" w:hAnsi="Arial" w:cs="Arial"/>
-                <w:color w:val="000000"/>
-                <w:kern w:val="0"/>
-                <w:sz w:val="18"/>
-                <w:szCs w:val="18"/>
-                <w14:ligatures w14:val="none"/>
-              </w:rPr>
-              <w:t>prdSNo</w:t>
-            </w:r>
-            <w:proofErr w:type="spellEnd"/>
-            <w:r>
-              <w:rPr>
-                <w:rFonts w:ascii="Arial" w:eastAsia="Times New Roman" w:hAnsi="Arial" w:cs="Arial"/>
-                <w:color w:val="000000"/>
-                <w:kern w:val="0"/>
-                <w:sz w:val="18"/>
-                <w:szCs w:val="18"/>
-                <w14:ligatures w14:val="none"/>
-              </w:rPr>
-              <w:t xml:space="preserve"> = add $</w:t>
-            </w:r>
-            <w:proofErr w:type="spellStart"/>
-            <w:r>
-              <w:rPr>
-                <w:rFonts w:ascii="Arial" w:eastAsia="Times New Roman" w:hAnsi="Arial" w:cs="Arial"/>
-                <w:color w:val="000000"/>
-                <w:kern w:val="0"/>
-                <w:sz w:val="18"/>
-                <w:szCs w:val="18"/>
-                <w14:ligatures w14:val="none"/>
-              </w:rPr>
-              <w:t>prdSNo</w:t>
-            </w:r>
-            <w:proofErr w:type="spellEnd"/>
-            <w:r>
-              <w:rPr>
-                <w:rFonts w:ascii="Arial" w:eastAsia="Times New Roman" w:hAnsi="Arial" w:cs="Arial"/>
-                <w:color w:val="000000"/>
-                <w:kern w:val="0"/>
-                <w:sz w:val="18"/>
-                <w:szCs w:val="18"/>
-                <w14:ligatures w14:val="none"/>
-              </w:rPr>
-              <w:t xml:space="preserve"> 1]]</w:t>
-            </w:r>
-          </w:p>
-          <w:p>
-            <w:pPr>
-              <w:rPr>
-                <w:rFonts w:ascii="Arial" w:eastAsia="Times New Roman" w:hAnsi="Arial" w:cs="Arial"/>
-                <w:color w:val="000000"/>
-                <w:kern w:val="0"/>
-                <w:sz w:val="18"/>
-                <w:szCs w:val="18"/>
-                <w:lang w:val="en-US"/>
-                <w14:ligatures w14:val="none"/>
-              </w:rPr>
-            </w:pPr>
-            <w:r>
-              <w:rPr>
-                <w:rFonts w:ascii="Arial" w:eastAsia="Times New Roman" w:hAnsi="Arial" w:cs="Arial"/>
-                <w:color w:val="000000"/>
-                <w:kern w:val="0"/>
-                <w:sz w:val="18"/>
-                <w:szCs w:val="18"/>
-                <w14:ligatures w14:val="none"/>
-              </w:rPr>
-              <w:t>[[</w:t>
-            </w:r>
-            <w:proofErr w:type="spellStart"/>
-            <w:r>
-              <w:rPr>
-                <w:rFonts w:ascii="Arial" w:eastAsia="Times New Roman" w:hAnsi="Arial" w:cs="Arial"/>
-                <w:color w:val="000000"/>
-                <w:kern w:val="0"/>
-                <w:sz w:val="18"/>
-                <w:szCs w:val="18"/>
-                <w14:ligatures w14:val="none"/>
-              </w:rPr>
-              <w:t>tableEnd</w:t>
-            </w:r>
-            <w:proofErr w:type="spellEnd"/>
-            <w:r>
-              <w:rPr>
-                <w:rFonts w:ascii="Arial" w:eastAsia="Times New Roman" w:hAnsi="Arial" w:cs="Arial"/>
-                <w:color w:val="000000"/>
-                <w:kern w:val="0"/>
-                <w:sz w:val="18"/>
-                <w:szCs w:val="18"/>
-                <w14:ligatures w14:val="none"/>
-              </w:rPr>
-              <w:t>]]</w:t>
+              <w:t>[[$prdSNo = add $prdSNo 1]]</w:t>
+            </w:r>
+          </w:p>
+          <w:p>
+            <w:pPr>
+              <w:rPr>
+                <w:rFonts w:ascii="Arial" w:eastAsia="Times New Roman" w:hAnsi="Arial" w:cs="Arial"/>
+                <w:color w:val="000000"/>
+                <w:kern w:val="0"/>
+                <w:sz w:val="18"/>
+                <w:szCs w:val="18"/>
+                <w:lang w:val="en-US"/>
+                <w14:ligatures w14:val="none"/>
+              </w:rPr>
+            </w:pPr>
+            <w:r>
+              <w:rPr>
+                <w:rFonts w:ascii="Arial" w:eastAsia="Times New Roman" w:hAnsi="Arial" w:cs="Arial"/>
+                <w:color w:val="000000"/>
+                <w:kern w:val="0"/>
+                <w:sz w:val="18"/>
+                <w:szCs w:val="18"/>
+                <w14:ligatures w14:val="none"/>
+              </w:rPr>
+              <w:t>[[tableEnd]]</w:t>
             </w:r>
           </w:p>
         </w:tc>
@@ -6364,7 +3942,7 @@
         <w:szCs w:val="18"/>
         <w:lang w:val="en-US"/>
       </w:rPr>
-      <w:t>26-Sep-25</w:t>
+      <w:t>24-Feb-26</w:t>
     </w:r>
     <w:r>
       <w:rPr>
@@ -6383,18 +3961,7 @@
         <w:szCs w:val="18"/>
         <w:lang w:val="en-US"/>
       </w:rPr>
-      <w:t>, By [[.</w:t>
-    </w:r>
-    <w:proofErr w:type="spellStart"/>
-    <w:r>
-      <w:rPr>
-        <w:rFonts w:ascii="Arial" w:hAnsi="Arial" w:cs="Arial"/>
-        <w:color w:val="auto"/>
-        <w:sz w:val="18"/>
-        <w:szCs w:val="18"/>
-        <w:lang w:val="en-US"/>
-      </w:rPr>
-      <w:t>qt.user</w:t>
+      <w:t>, By [[.qt.user</w:t>
     </w:r>
     <w:r>
       <w:rPr>
@@ -6406,7 +3973,6 @@
       </w:rPr>
       <w:t>Name</w:t>
     </w:r>
-    <w:proofErr w:type="spellEnd"/>
     <w:r>
       <w:rPr>
         <w:rFonts w:ascii="Arial" w:hAnsi="Arial" w:cs="Arial"/>
@@ -6595,12 +4161,7 @@
       <w:rPr>
         <w:noProof/>
       </w:rPr>
-    </w:r>
-    <w:r>
-      <w:rPr>
-        <w:noProof/>
-      </w:rPr>
-      <w:pict w14:anchorId="1BBB9399">
+      <w:pict w14:anchorId="69FB8974">
         <v:shapetype id="_x0000_t136" coordsize="21600,21600" o:spt="136" adj="10800" path="m@7,l@8,m@5,21600l@6,21600e">
           <v:formulas>
             <v:f eqn="sum #0 0 10800"/>
@@ -6652,12 +4213,7 @@
       <w:rPr>
         <w:noProof/>
       </w:rPr>
-    </w:r>
-    <w:r>
-      <w:rPr>
-        <w:noProof/>
-      </w:rPr>
-      <w:pict w14:anchorId="5282A8FD">
+      <w:pict w14:anchorId="2C272911">
         <v:shapetype id="_x0000_t136" coordsize="21600,21600" o:spt="136" adj="10800" path="m@7,l@8,m@5,21600l@6,21600e">
           <v:formulas>
             <v:f eqn="sum #0 0 10800"/>
@@ -6757,12 +4313,7 @@
       <w:rPr>
         <w:noProof/>
       </w:rPr>
-    </w:r>
-    <w:r>
-      <w:rPr>
-        <w:noProof/>
-      </w:rPr>
-      <w:pict w14:anchorId="213B06FD">
+      <w:pict w14:anchorId="24DA9198">
         <v:shapetype id="_x0000_t136" coordsize="21600,21600" o:spt="136" adj="10800" path="m@7,l@8,m@5,21600l@6,21600e">
           <v:formulas>
             <v:f eqn="sum #0 0 10800"/>
